--- a/plantillas_maestras/10_seguro_sepelio/clausula_abusiva/2_o_mas_ddos_varios/varon/TPL_1989_2025_SEGURO_SEPELIO_CLAUSULA_ABUSIVA_ASEGURADORA_VARON_R2.docx
+++ b/plantillas_maestras/10_seguro_sepelio/clausula_abusiva/2_o_mas_ddos_varios/varon/TPL_1989_2025_SEGURO_SEPELIO_CLAUSULA_ABUSIVA_ASEGURADORA_VARON_R2.docx
@@ -332,7 +332,7 @@
           <w14:ligatures w14:val="none"/>
         </w:rPr>
         <w:tab/>
-        <w:t xml:space="preserve">:       </w:t>
+        <w:t xml:space="preserve">: </w:t>
       </w:r>
       <w:r>
         <w:rPr>
@@ -731,7 +731,7 @@
           <w:lang w:val="es-ES" w:eastAsia="es-ES"/>
           <w14:ligatures w14:val="none"/>
         </w:rPr>
-        <w:t>por presuntas infracciones a la Ley N°29571, Código de Protección y Defensa del Consumidor</w:t>
+        <w:t>por presuntas infracciones a la Ley 29571, Código de Protección y Defensa del Consumidor</w:t>
       </w:r>
       <w:r>
         <w:rPr>
@@ -992,7 +992,7 @@
           <w:lang w:eastAsia="es-ES"/>
           <w14:ligatures w14:val="none"/>
         </w:rPr>
-        <w:t>N°</w:t>
+        <w:t/>
       </w:r>
       <w:proofErr w:type="spellEnd"/>
       <w:r>
@@ -2049,7 +2049,7 @@
           <w:lang w:eastAsia="es-PE"/>
           <w14:ligatures w14:val="none"/>
         </w:rPr>
-        <w:t>La Secretaría Técnica de la Comisión de Protección al Consumidor N°1 (en adelante, la Secretaría Técnica), en ejercicio de sus facultades</w:t>
+        <w:t>La Secretaría Técnica de la Comisión de Protección al Consumidor 1 (en adelante, la Secretaría Técnica), en ejercicio de sus facultades</w:t>
       </w:r>
       <w:bookmarkEnd w:id="1"/>
       <w:bookmarkEnd w:id="2"/>
@@ -2137,7 +2137,7 @@
           <w:kern w:val="0"/>
           <w14:ligatures w14:val="none"/>
         </w:rPr>
-        <w:t>°</w:t>
+        <w:t/>
       </w:r>
       <w:r>
         <w:rPr>
@@ -2151,7 +2151,7 @@
           <w:kern w:val="0"/>
           <w14:ligatures w14:val="none"/>
         </w:rPr>
-        <w:t>° y</w:t>
+        <w:t> y</w:t>
       </w:r>
       <w:r>
         <w:rPr>
@@ -2180,7 +2180,7 @@
           <w:lang w:eastAsia="es-PE"/>
           <w14:ligatures w14:val="none"/>
         </w:rPr>
-        <w:t>°</w:t>
+        <w:t/>
       </w:r>
       <w:r>
         <w:rPr>
@@ -2287,7 +2287,7 @@
           <w:kern w:val="0"/>
           <w14:ligatures w14:val="none"/>
         </w:rPr>
-        <w:t>. Por consiguiente, corresponde calificar el hecho materia de denuncia como una presunta infracción al deber de entregar a los usuarios copia de los contratos y demás documentación relacionada con dichos actos jurídicos, tipificado en el literal e) del artículo 47° del Código</w:t>
+        <w:t>. Por consiguiente, corresponde calificar el hecho materia de denuncia como una presunta infracción al deber de entregar a los usuarios copia de los contratos y demás documentación relacionada con dichos actos jurídicos, tipificado en el literal e) del artículo 47 del Código</w:t>
       </w:r>
       <w:r>
         <w:rPr>
@@ -2548,7 +2548,7 @@
           <w:lang w:val="es-ES" w:eastAsia="es-ES"/>
           <w14:ligatures w14:val="none"/>
         </w:rPr>
-        <w:t>N°</w:t>
+        <w:t/>
       </w:r>
       <w:proofErr w:type="spellEnd"/>
       <w:r>
@@ -2695,7 +2695,7 @@
           <w:lang w:eastAsia="es-PE"/>
           <w14:ligatures w14:val="none"/>
         </w:rPr>
-        <w:t xml:space="preserve">RESOLUCIÓN DE LA SECRETARÍA TÉCNICA  </w:t>
+        <w:t xml:space="preserve">RESOLUCIÓN DE LA SECRETARÍA TÉCNICA </w:t>
       </w:r>
     </w:p>
     <w:p>
@@ -2888,7 +2888,7 @@
           <w:lang w:eastAsia="es-PE"/>
           <w14:ligatures w14:val="none"/>
         </w:rPr>
-        <w:t>°</w:t>
+        <w:t/>
       </w:r>
       <w:r>
         <w:rPr>
@@ -2919,7 +2919,7 @@
           <w:lang w:eastAsia="es-PE"/>
           <w14:ligatures w14:val="none"/>
         </w:rPr>
-        <w:t>°</w:t>
+        <w:t/>
       </w:r>
       <w:r>
         <w:rPr>
@@ -2980,7 +2980,7 @@
           <w:lang w:eastAsia="es-PE"/>
           <w14:ligatures w14:val="none"/>
         </w:rPr>
-        <w:t>°</w:t>
+        <w:t/>
       </w:r>
       <w:r>
         <w:rPr>
@@ -3011,7 +3011,7 @@
           <w:lang w:eastAsia="es-PE"/>
           <w14:ligatures w14:val="none"/>
         </w:rPr>
-        <w:t>N°</w:t>
+        <w:t/>
       </w:r>
       <w:proofErr w:type="spellEnd"/>
       <w:r>
@@ -3174,7 +3174,7 @@
           <w:lang w:eastAsia="es-PE"/>
           <w14:ligatures w14:val="none"/>
         </w:rPr>
-        <w:t>°</w:t>
+        <w:t/>
       </w:r>
       <w:r>
         <w:rPr>
@@ -3610,7 +3610,7 @@
           <w:lang w:eastAsia="es-PE"/>
           <w14:ligatures w14:val="none"/>
         </w:rPr>
-        <w:t>°</w:t>
+        <w:t/>
       </w:r>
       <w:r>
         <w:rPr>
@@ -3706,7 +3706,7 @@
           <w:lang w:eastAsia="es-PE"/>
           <w14:ligatures w14:val="none"/>
         </w:rPr>
-        <w:t>°</w:t>
+        <w:t/>
       </w:r>
       <w:r>
         <w:rPr>
@@ -3912,7 +3912,7 @@
           <w:lang w:eastAsia="es-PE"/>
           <w14:ligatures w14:val="none"/>
         </w:rPr>
-        <w:t>°</w:t>
+        <w:t/>
       </w:r>
       <w:r>
         <w:rPr>
@@ -4065,7 +4065,7 @@
           <w:lang w:val="es-ES" w:eastAsia="es-ES"/>
           <w14:ligatures w14:val="none"/>
         </w:rPr>
-        <w:t>N°</w:t>
+        <w:t/>
       </w:r>
       <w:proofErr w:type="spellEnd"/>
       <w:r>
@@ -4261,7 +4261,7 @@
           <w:lang w:eastAsia="es-PE"/>
           <w14:ligatures w14:val="none"/>
         </w:rPr>
-        <w:t>°</w:t>
+        <w:t/>
       </w:r>
       <w:r>
         <w:rPr>
@@ -4313,7 +4313,7 @@
           <w:lang w:eastAsia="es-PE"/>
           <w14:ligatures w14:val="none"/>
         </w:rPr>
-        <w:t>°</w:t>
+        <w:t/>
       </w:r>
       <w:r>
         <w:rPr>
@@ -4333,7 +4333,7 @@
           <w:lang w:eastAsia="es-PE"/>
           <w14:ligatures w14:val="none"/>
         </w:rPr>
-        <w:t>°</w:t>
+        <w:t/>
       </w:r>
       <w:r>
         <w:rPr>
@@ -4353,7 +4353,7 @@
           <w:lang w:eastAsia="es-PE"/>
           <w14:ligatures w14:val="none"/>
         </w:rPr>
-        <w:t>°</w:t>
+        <w:t/>
       </w:r>
       <w:r>
         <w:rPr>
@@ -4416,7 +4416,7 @@
           <w:lang w:eastAsia="es-PE"/>
           <w14:ligatures w14:val="none"/>
         </w:rPr>
-        <w:t>°</w:t>
+        <w:t/>
       </w:r>
       <w:r>
         <w:rPr>
@@ -4507,7 +4507,7 @@
           <w:lang w:eastAsia="es-PE"/>
           <w14:ligatures w14:val="none"/>
         </w:rPr>
-        <w:t>°</w:t>
+        <w:t/>
       </w:r>
       <w:r>
         <w:rPr>
@@ -4599,7 +4599,7 @@
           <w:lang w:eastAsia="es-PE"/>
           <w14:ligatures w14:val="none"/>
         </w:rPr>
-        <w:t>°</w:t>
+        <w:t/>
       </w:r>
       <w:r>
         <w:rPr>
@@ -4616,7 +4616,7 @@
           <w:kern w:val="0"/>
           <w14:ligatures w14:val="none"/>
         </w:rPr>
-        <w:t>N°</w:t>
+        <w:t/>
       </w:r>
       <w:proofErr w:type="spellEnd"/>
       <w:r>
@@ -4841,7 +4841,7 @@
           <w:lang w:eastAsia="es-PE"/>
           <w14:ligatures w14:val="none"/>
         </w:rPr>
-        <w:t>°</w:t>
+        <w:t/>
       </w:r>
       <w:r>
         <w:rPr>
@@ -4863,7 +4863,7 @@
           <w:rFonts w:ascii="Arial Narrow" w:hAnsi="Arial Narrow"/>
           <w:color w:val="000000"/>
         </w:rPr>
-        <w:t>N°</w:t>
+        <w:t/>
       </w:r>
       <w:proofErr w:type="spellEnd"/>
       <w:r>
@@ -4881,7 +4881,7 @@
           <w:lang w:eastAsia="es-PE"/>
           <w14:ligatures w14:val="none"/>
         </w:rPr>
-        <w:t>°</w:t>
+        <w:t/>
       </w:r>
       <w:r>
         <w:rPr>
@@ -5163,7 +5163,7 @@
           <w:kern w:val="0"/>
           <w14:ligatures w14:val="none"/>
         </w:rPr>
-        <w:t>N°</w:t>
+        <w:t/>
       </w:r>
       <w:proofErr w:type="spellEnd"/>
       <w:r>
@@ -5490,7 +5490,7 @@
           <w:sz w:val="16"/>
           <w:szCs w:val="16"/>
         </w:rPr>
-        <w:t xml:space="preserve">  </w:t>
+        <w:t xml:space="preserve"> </w:t>
       </w:r>
       <w:r>
         <w:rPr>
@@ -5519,7 +5519,7 @@
           <w:sz w:val="16"/>
           <w:szCs w:val="16"/>
         </w:rPr>
-        <w:t>N°</w:t>
+        <w:t/>
       </w:r>
       <w:proofErr w:type="spellEnd"/>
       <w:r>
@@ -5541,7 +5541,7 @@
           <w:sz w:val="16"/>
           <w:szCs w:val="16"/>
         </w:rPr>
-        <w:t>N°</w:t>
+        <w:t/>
       </w:r>
       <w:proofErr w:type="spellEnd"/>
       <w:r>
@@ -5613,7 +5613,7 @@
           <w:sz w:val="16"/>
           <w:szCs w:val="16"/>
         </w:rPr>
-        <w:t>N°</w:t>
+        <w:t/>
       </w:r>
       <w:proofErr w:type="spellEnd"/>
       <w:r>
@@ -5707,7 +5707,7 @@
           <w:sz w:val="16"/>
           <w:szCs w:val="16"/>
         </w:rPr>
-        <w:t>N°</w:t>
+        <w:t/>
       </w:r>
       <w:proofErr w:type="spellEnd"/>
       <w:r>
@@ -5875,7 +5875,7 @@
           <w:sz w:val="16"/>
           <w:szCs w:val="16"/>
         </w:rPr>
-        <w:t xml:space="preserve">           </w:t>
+        <w:t xml:space="preserve"> </w:t>
       </w:r>
       <w:r>
         <w:rPr>
@@ -5904,7 +5904,7 @@
           <w:sz w:val="16"/>
           <w:szCs w:val="16"/>
         </w:rPr>
-        <w:t>N°</w:t>
+        <w:t/>
       </w:r>
       <w:proofErr w:type="spellEnd"/>
       <w:r>
@@ -5936,7 +5936,7 @@
           <w:sz w:val="16"/>
           <w:szCs w:val="16"/>
         </w:rPr>
-        <w:t>N°</w:t>
+        <w:t/>
       </w:r>
       <w:proofErr w:type="spellEnd"/>
       <w:r>
@@ -5947,7 +5947,7 @@
           <w:sz w:val="16"/>
           <w:szCs w:val="16"/>
         </w:rPr>
-        <w:t xml:space="preserve"> 1308   </w:t>
+        <w:t xml:space="preserve"> 1308 </w:t>
       </w:r>
     </w:p>
     <w:p>
@@ -6142,7 +6142,7 @@
           <w:sz w:val="16"/>
           <w:szCs w:val="16"/>
         </w:rPr>
-        <w:t xml:space="preserve">           </w:t>
+        <w:t xml:space="preserve"> </w:t>
       </w:r>
       <w:r>
         <w:rPr>
@@ -6171,7 +6171,7 @@
           <w:sz w:val="16"/>
           <w:szCs w:val="16"/>
         </w:rPr>
-        <w:t>N°</w:t>
+        <w:t/>
       </w:r>
       <w:proofErr w:type="spellEnd"/>
       <w:r>
@@ -6193,7 +6193,7 @@
           <w:sz w:val="16"/>
           <w:szCs w:val="16"/>
         </w:rPr>
-        <w:t>N°</w:t>
+        <w:t/>
       </w:r>
       <w:proofErr w:type="spellEnd"/>
       <w:r>
@@ -6204,7 +6204,7 @@
           <w:sz w:val="16"/>
           <w:szCs w:val="16"/>
         </w:rPr>
-        <w:t xml:space="preserve"> 1308   </w:t>
+        <w:t xml:space="preserve"> 1308 </w:t>
       </w:r>
     </w:p>
     <w:p>
@@ -6343,7 +6343,7 @@
           <w:sz w:val="16"/>
           <w:szCs w:val="16"/>
         </w:rPr>
-        <w:t xml:space="preserve">  </w:t>
+        <w:t xml:space="preserve"> </w:t>
       </w:r>
       <w:r>
         <w:rPr>
@@ -6372,7 +6372,7 @@
           <w:sz w:val="16"/>
           <w:szCs w:val="16"/>
         </w:rPr>
-        <w:t>N°</w:t>
+        <w:t/>
       </w:r>
       <w:proofErr w:type="spellEnd"/>
       <w:r>
@@ -6568,7 +6568,7 @@
           <w:sz w:val="16"/>
           <w:szCs w:val="16"/>
         </w:rPr>
-        <w:t>Nº</w:t>
+        <w:t/>
       </w:r>
       <w:proofErr w:type="spellEnd"/>
       <w:r>
@@ -6684,7 +6684,7 @@
           <w:sz w:val="16"/>
           <w:szCs w:val="16"/>
         </w:rPr>
-        <w:t>N°</w:t>
+        <w:t/>
       </w:r>
       <w:proofErr w:type="spellEnd"/>
       <w:r>
@@ -6851,15 +6851,15 @@
           <w:szCs w:val="16"/>
           <w:vertAlign w:val="superscript"/>
         </w:rPr>
-        <w:t xml:space="preserve">  </w:t>
-      </w:r>
-      <w:r>
-        <w:rPr>
-          <w:rFonts w:ascii="Arial Narrow" w:hAnsi="Arial Narrow" w:cs="Arial"/>
-          <w:sz w:val="16"/>
-          <w:szCs w:val="16"/>
-        </w:rPr>
-        <w:t xml:space="preserve">     </w:t>
+        <w:t xml:space="preserve"> </w:t>
+      </w:r>
+      <w:r>
+        <w:rPr>
+          <w:rFonts w:ascii="Arial Narrow" w:hAnsi="Arial Narrow" w:cs="Arial"/>
+          <w:sz w:val="16"/>
+          <w:szCs w:val="16"/>
+        </w:rPr>
+        <w:t xml:space="preserve"> </w:t>
       </w:r>
       <w:r>
         <w:rPr>
@@ -6905,7 +6905,7 @@
           <w:sz w:val="16"/>
           <w:szCs w:val="16"/>
         </w:rPr>
-        <w:t>N°</w:t>
+        <w:t/>
       </w:r>
       <w:proofErr w:type="spellEnd"/>
       <w:r>
@@ -6958,7 +6958,7 @@
           <w:sz w:val="16"/>
           <w:szCs w:val="16"/>
         </w:rPr>
-        <w:t>El órgano resolutivo puede sancionar las infracciones administrativas a que se refiere el artículo 108º con amonestación y multas de hasta cuatrocientos cincuenta (450) Unidades Impositivas Tributarias (UIT), las cuales son calificadas de la siguiente manera:</w:t>
+        <w:t>El órgano resolutivo puede sancionar las infracciones administrativas a que se refiere el artículo 108 con amonestación y multas de hasta cuatrocientos cincuenta (450) Unidades Impositivas Tributarias (UIT), las cuales son calificadas de la siguiente manera:</w:t>
       </w:r>
     </w:p>
     <w:p>
@@ -7081,7 +7081,7 @@
           <w:sz w:val="16"/>
           <w:szCs w:val="16"/>
         </w:rPr>
-        <w:t xml:space="preserve">        </w:t>
+        <w:t xml:space="preserve"> </w:t>
       </w:r>
       <w:r>
         <w:rPr>
@@ -7898,7 +7898,7 @@
           <w:sz w:val="16"/>
           <w:szCs w:val="16"/>
         </w:rPr>
-        <w:t xml:space="preserve">         </w:t>
+        <w:t xml:space="preserve"> </w:t>
       </w:r>
       <w:r>
         <w:rPr>
@@ -7944,7 +7944,7 @@
           <w:sz w:val="16"/>
           <w:szCs w:val="16"/>
         </w:rPr>
-        <w:t>N°</w:t>
+        <w:t/>
       </w:r>
       <w:proofErr w:type="spellEnd"/>
       <w:r>
@@ -8162,7 +8162,7 @@
           <w:sz w:val="16"/>
           <w:szCs w:val="16"/>
         </w:rPr>
-        <w:t>Nº</w:t>
+        <w:t/>
       </w:r>
       <w:proofErr w:type="spellEnd"/>
       <w:r>
@@ -8325,7 +8325,7 @@
           <w:sz w:val="16"/>
           <w:szCs w:val="16"/>
         </w:rPr>
-        <w:t>N°</w:t>
+        <w:t/>
       </w:r>
       <w:proofErr w:type="spellEnd"/>
       <w:r>
@@ -8634,7 +8634,7 @@
               <w:sz w:val="16"/>
               <w:szCs w:val="16"/>
             </w:rPr>
-            <w:t xml:space="preserve">CNICA DE LA    </w:t>
+            <w:t xml:space="preserve">CNICA DE LA </w:t>
           </w:r>
         </w:p>
         <w:p>

--- a/plantillas_maestras/10_seguro_sepelio/clausula_abusiva/2_o_mas_ddos_varios/varon/TPL_1989_2025_SEGURO_SEPELIO_CLAUSULA_ABUSIVA_ASEGURADORA_VARON_R2.docx
+++ b/plantillas_maestras/10_seguro_sepelio/clausula_abusiva/2_o_mas_ddos_varios/varon/TPL_1989_2025_SEGURO_SEPELIO_CLAUSULA_ABUSIVA_ASEGURADORA_VARON_R2.docx
@@ -93,7 +93,7 @@
           <w:lang w:eastAsia="es-PE"/>
           <w14:ligatures w14:val="none"/>
         </w:rPr>
-        <w:t>DENUNCIANTE</w:t>
+        <w:t xml:space="preserve">DENUNCIANTE:[DENUNCIANTE] (SEÑOR [APELLIDO])</w:t>
       </w:r>
       <w:r>
         <w:rPr>
@@ -105,7 +105,7 @@
           <w14:ligatures w14:val="none"/>
         </w:rPr>
         <w:tab/>
-        <w:t>:</w:t>
+        <w:t/>
       </w:r>
       <w:r>
         <w:rPr>
@@ -127,62 +127,62 @@
           <w:lang w:eastAsia="es-PE"/>
           <w14:ligatures w14:val="none"/>
         </w:rPr>
-        <w:t xml:space="preserve">JOSÉ HILARIO OBANDO </w:t>
-      </w:r>
-      <w:r>
-        <w:rPr>
-          <w:rFonts w:ascii="Arial Narrow" w:eastAsia="Arial Narrow" w:hAnsi="Arial Narrow" w:cs="Arial Narrow"/>
-          <w:b/>
-          <w:color w:val="000000"/>
-          <w:kern w:val="0"/>
-          <w:lang w:eastAsia="es-PE"/>
-          <w14:ligatures w14:val="none"/>
-        </w:rPr>
-        <w:t>Á</w:t>
-      </w:r>
-      <w:r>
-        <w:rPr>
-          <w:rFonts w:ascii="Arial Narrow" w:eastAsia="Arial Narrow" w:hAnsi="Arial Narrow" w:cs="Arial Narrow"/>
-          <w:b/>
-          <w:color w:val="000000"/>
-          <w:kern w:val="0"/>
-          <w:lang w:eastAsia="es-PE"/>
-          <w14:ligatures w14:val="none"/>
-        </w:rPr>
-        <w:t xml:space="preserve">NGELES </w:t>
-      </w:r>
-      <w:r>
-        <w:rPr>
-          <w:rFonts w:ascii="Arial Narrow" w:eastAsia="Arial Narrow" w:hAnsi="Arial Narrow" w:cs="Arial Narrow"/>
-          <w:b/>
-          <w:color w:val="000000"/>
-          <w:kern w:val="0"/>
-          <w:lang w:eastAsia="es-PE"/>
-          <w14:ligatures w14:val="none"/>
-        </w:rPr>
-        <w:t xml:space="preserve">(SEÑOR </w:t>
-      </w:r>
-      <w:r>
-        <w:rPr>
-          <w:rFonts w:ascii="Arial Narrow" w:eastAsia="Arial Narrow" w:hAnsi="Arial Narrow" w:cs="Arial Narrow"/>
-          <w:b/>
-          <w:color w:val="000000"/>
-          <w:kern w:val="0"/>
-          <w:lang w:eastAsia="es-PE"/>
-          <w14:ligatures w14:val="none"/>
-        </w:rPr>
-        <w:t>OBANDO</w:t>
-      </w:r>
-      <w:r>
-        <w:rPr>
-          <w:rFonts w:ascii="Arial Narrow" w:eastAsia="Arial Narrow" w:hAnsi="Arial Narrow" w:cs="Arial Narrow"/>
-          <w:b/>
-          <w:color w:val="000000"/>
-          <w:kern w:val="0"/>
-          <w:lang w:eastAsia="es-PE"/>
-          <w14:ligatures w14:val="none"/>
-        </w:rPr>
-        <w:t>)</w:t>
+        <w:t xml:space="preserve"/>
+      </w:r>
+      <w:r>
+        <w:rPr>
+          <w:rFonts w:ascii="Arial Narrow" w:eastAsia="Arial Narrow" w:hAnsi="Arial Narrow" w:cs="Arial Narrow"/>
+          <w:b/>
+          <w:color w:val="000000"/>
+          <w:kern w:val="0"/>
+          <w:lang w:eastAsia="es-PE"/>
+          <w14:ligatures w14:val="none"/>
+        </w:rPr>
+        <w:t/>
+      </w:r>
+      <w:r>
+        <w:rPr>
+          <w:rFonts w:ascii="Arial Narrow" w:eastAsia="Arial Narrow" w:hAnsi="Arial Narrow" w:cs="Arial Narrow"/>
+          <w:b/>
+          <w:color w:val="000000"/>
+          <w:kern w:val="0"/>
+          <w:lang w:eastAsia="es-PE"/>
+          <w14:ligatures w14:val="none"/>
+        </w:rPr>
+        <w:t xml:space="preserve"/>
+      </w:r>
+      <w:r>
+        <w:rPr>
+          <w:rFonts w:ascii="Arial Narrow" w:eastAsia="Arial Narrow" w:hAnsi="Arial Narrow" w:cs="Arial Narrow"/>
+          <w:b/>
+          <w:color w:val="000000"/>
+          <w:kern w:val="0"/>
+          <w:lang w:eastAsia="es-PE"/>
+          <w14:ligatures w14:val="none"/>
+        </w:rPr>
+        <w:t xml:space="preserve"/>
+      </w:r>
+      <w:r>
+        <w:rPr>
+          <w:rFonts w:ascii="Arial Narrow" w:eastAsia="Arial Narrow" w:hAnsi="Arial Narrow" w:cs="Arial Narrow"/>
+          <w:b/>
+          <w:color w:val="000000"/>
+          <w:kern w:val="0"/>
+          <w:lang w:eastAsia="es-PE"/>
+          <w14:ligatures w14:val="none"/>
+        </w:rPr>
+        <w:t/>
+      </w:r>
+      <w:r>
+        <w:rPr>
+          <w:rFonts w:ascii="Arial Narrow" w:eastAsia="Arial Narrow" w:hAnsi="Arial Narrow" w:cs="Arial Narrow"/>
+          <w:b/>
+          <w:color w:val="000000"/>
+          <w:kern w:val="0"/>
+          <w:lang w:eastAsia="es-PE"/>
+          <w14:ligatures w14:val="none"/>
+        </w:rPr>
+        <w:t/>
       </w:r>
     </w:p>
     <w:p>
@@ -623,7 +623,7 @@
           <w:lang w:val="es-ES" w:eastAsia="es-ES"/>
           <w14:ligatures w14:val="none"/>
         </w:rPr>
-        <w:t xml:space="preserve">Mediante el escrito del </w:t>
+        <w:t xml:space="preserve">Mediante el escrito del 19 de agosto de 2025, subsanada mediante escrito del 12 de setiembre de 2025, el señor [APELLIDO] denunció a Mapfre por presuntas infracciones a la Ley 29571, Código de Protección y Defensa del Consumidor (en adelante, Código), señalando lo siguiente:</w:t>
       </w:r>
       <w:r>
         <w:rPr>
@@ -633,7 +633,7 @@
           <w:lang w:val="es-ES" w:eastAsia="es-ES"/>
           <w14:ligatures w14:val="none"/>
         </w:rPr>
-        <w:t>19 de agosto de 2025</w:t>
+        <w:t/>
       </w:r>
       <w:r>
         <w:rPr>
@@ -643,7 +643,7 @@
           <w:lang w:val="es-ES" w:eastAsia="es-ES"/>
           <w14:ligatures w14:val="none"/>
         </w:rPr>
-        <w:t xml:space="preserve">, subsanada mediante escrito del </w:t>
+        <w:t xml:space="preserve"/>
       </w:r>
       <w:r>
         <w:rPr>
@@ -653,7 +653,7 @@
           <w:lang w:val="es-ES" w:eastAsia="es-ES"/>
           <w14:ligatures w14:val="none"/>
         </w:rPr>
-        <w:t>12 de setiembre de 2025</w:t>
+        <w:t/>
       </w:r>
       <w:r>
         <w:rPr>
@@ -661,7 +661,7 @@
           <w:kern w:val="0"/>
           <w14:ligatures w14:val="none"/>
         </w:rPr>
-        <w:t>,</w:t>
+        <w:t/>
       </w:r>
       <w:r>
         <w:rPr>
@@ -669,7 +669,7 @@
           <w:kern w:val="0"/>
           <w14:ligatures w14:val="none"/>
         </w:rPr>
-        <w:t xml:space="preserve"> </w:t>
+        <w:t xml:space="preserve"/>
       </w:r>
       <w:r>
         <w:rPr>
@@ -677,7 +677,7 @@
           <w:kern w:val="0"/>
           <w14:ligatures w14:val="none"/>
         </w:rPr>
-        <w:t>el</w:t>
+        <w:t/>
       </w:r>
       <w:r>
         <w:rPr>
@@ -685,7 +685,7 @@
           <w:kern w:val="0"/>
           <w14:ligatures w14:val="none"/>
         </w:rPr>
-        <w:t xml:space="preserve"> señor</w:t>
+        <w:t xml:space="preserve"/>
       </w:r>
       <w:r>
         <w:rPr>
@@ -693,7 +693,7 @@
           <w:kern w:val="0"/>
           <w14:ligatures w14:val="none"/>
         </w:rPr>
-        <w:t xml:space="preserve"> Obando </w:t>
+        <w:t xml:space="preserve"/>
       </w:r>
       <w:r>
         <w:rPr>
@@ -701,7 +701,7 @@
           <w:kern w:val="0"/>
           <w14:ligatures w14:val="none"/>
         </w:rPr>
-        <w:t>d</w:t>
+        <w:t/>
       </w:r>
       <w:r>
         <w:rPr>
@@ -711,7 +711,7 @@
           <w:lang w:val="es-ES" w:eastAsia="es-ES"/>
           <w14:ligatures w14:val="none"/>
         </w:rPr>
-        <w:t xml:space="preserve">enunció a </w:t>
+        <w:t xml:space="preserve"/>
       </w:r>
       <w:r>
         <w:rPr>
@@ -721,7 +721,7 @@
           <w:lang w:val="es-ES" w:eastAsia="es-ES"/>
           <w14:ligatures w14:val="none"/>
         </w:rPr>
-        <w:t xml:space="preserve">Mapfre </w:t>
+        <w:t xml:space="preserve"/>
       </w:r>
       <w:r>
         <w:rPr>
@@ -731,7 +731,7 @@
           <w:lang w:val="es-ES" w:eastAsia="es-ES"/>
           <w14:ligatures w14:val="none"/>
         </w:rPr>
-        <w:t>por presuntas infracciones a la Ley 29571, Código de Protección y Defensa del Consumidor</w:t>
+        <w:t/>
       </w:r>
       <w:r>
         <w:rPr>
@@ -741,7 +741,7 @@
           <w:lang w:val="es-ES" w:eastAsia="es-ES"/>
           <w14:ligatures w14:val="none"/>
         </w:rPr>
-        <w:t xml:space="preserve"> (en adelante, Código)</w:t>
+        <w:t xml:space="preserve"/>
       </w:r>
       <w:r>
         <w:rPr>
@@ -762,7 +762,7 @@
           <w:lang w:val="es-ES" w:eastAsia="es-ES"/>
           <w14:ligatures w14:val="none"/>
         </w:rPr>
-        <w:t xml:space="preserve">, señalando </w:t>
+        <w:t xml:space="preserve"/>
       </w:r>
       <w:r>
         <w:rPr>
@@ -773,7 +773,7 @@
           <w:lang w:val="es-ES" w:eastAsia="es-ES"/>
           <w14:ligatures w14:val="none"/>
         </w:rPr>
-        <w:t>lo siguiente:</w:t>
+        <w:t/>
       </w:r>
     </w:p>
     <w:p>
@@ -1743,7 +1743,7 @@
           <w:lang w:val="es-ES" w:eastAsia="es-ES"/>
           <w14:ligatures w14:val="none"/>
         </w:rPr>
-        <w:t>El señor</w:t>
+        <w:t xml:space="preserve">El señor [APELLIDO] solicitó, en calidad de medida correctiva, que se ordene la nulidad de la cláusula 13, inciso "d" del reglamento interno del camposanto, en lo que respecta al retiro de lápidas y exhumación de restos por falta de pago. Asimismo, no requirió el reembolso de costos y costas del presente procedimiento.</w:t>
       </w:r>
       <w:r>
         <w:rPr>
@@ -1753,7 +1753,7 @@
           <w:lang w:val="es-ES" w:eastAsia="es-ES"/>
           <w14:ligatures w14:val="none"/>
         </w:rPr>
-        <w:t xml:space="preserve"> </w:t>
+        <w:t xml:space="preserve"/>
       </w:r>
       <w:r>
         <w:rPr>
@@ -1763,7 +1763,7 @@
           <w:lang w:val="es-ES" w:eastAsia="es-ES"/>
           <w14:ligatures w14:val="none"/>
         </w:rPr>
-        <w:t xml:space="preserve">Obando </w:t>
+        <w:t xml:space="preserve"/>
       </w:r>
       <w:r>
         <w:rPr>
@@ -1773,7 +1773,7 @@
           <w:lang w:val="es-ES" w:eastAsia="es-ES"/>
           <w14:ligatures w14:val="none"/>
         </w:rPr>
-        <w:t>solicitó, en calidad de medida correctiva, que</w:t>
+        <w:t/>
       </w:r>
       <w:r>
         <w:rPr>
@@ -1783,7 +1783,7 @@
           <w:lang w:val="es-ES" w:eastAsia="es-ES"/>
           <w14:ligatures w14:val="none"/>
         </w:rPr>
-        <w:t xml:space="preserve"> se ordene la </w:t>
+        <w:t xml:space="preserve"/>
       </w:r>
       <w:r>
         <w:rPr>
@@ -1793,7 +1793,7 @@
           <w:lang w:val="es-ES" w:eastAsia="es-ES"/>
           <w14:ligatures w14:val="none"/>
         </w:rPr>
-        <w:t xml:space="preserve">nulidad de la </w:t>
+        <w:t xml:space="preserve"/>
       </w:r>
       <w:r>
         <w:rPr>
@@ -1803,7 +1803,7 @@
           <w:lang w:val="es-ES" w:eastAsia="es-ES"/>
           <w14:ligatures w14:val="none"/>
         </w:rPr>
-        <w:t xml:space="preserve">cláusula </w:t>
+        <w:t xml:space="preserve"/>
       </w:r>
       <w:r>
         <w:rPr>
@@ -1813,7 +1813,7 @@
           <w:lang w:val="es-ES" w:eastAsia="es-ES"/>
           <w14:ligatures w14:val="none"/>
         </w:rPr>
-        <w:t>13, inciso "d"</w:t>
+        <w:t/>
       </w:r>
       <w:r>
         <w:rPr>
@@ -1823,7 +1823,7 @@
           <w:lang w:val="es-ES" w:eastAsia="es-ES"/>
           <w14:ligatures w14:val="none"/>
         </w:rPr>
-        <w:t xml:space="preserve"> </w:t>
+        <w:t xml:space="preserve"/>
       </w:r>
       <w:r>
         <w:rPr>
@@ -1833,7 +1833,7 @@
           <w:lang w:val="es-ES" w:eastAsia="es-ES"/>
           <w14:ligatures w14:val="none"/>
         </w:rPr>
-        <w:t>de</w:t>
+        <w:t/>
       </w:r>
       <w:r>
         <w:rPr>
@@ -1843,7 +1843,7 @@
           <w:lang w:val="es-ES" w:eastAsia="es-ES"/>
           <w14:ligatures w14:val="none"/>
         </w:rPr>
-        <w:t xml:space="preserve">l </w:t>
+        <w:t xml:space="preserve"/>
       </w:r>
       <w:r>
         <w:rPr>
@@ -1853,7 +1853,7 @@
           <w:lang w:val="es-ES" w:eastAsia="es-ES"/>
           <w14:ligatures w14:val="none"/>
         </w:rPr>
-        <w:t>r</w:t>
+        <w:t/>
       </w:r>
       <w:r>
         <w:rPr>
@@ -1863,7 +1863,7 @@
           <w:lang w:val="es-ES" w:eastAsia="es-ES"/>
           <w14:ligatures w14:val="none"/>
         </w:rPr>
-        <w:t xml:space="preserve">eglamento </w:t>
+        <w:t xml:space="preserve"/>
       </w:r>
       <w:r>
         <w:rPr>
@@ -1873,7 +1873,7 @@
           <w:lang w:val="es-ES" w:eastAsia="es-ES"/>
           <w14:ligatures w14:val="none"/>
         </w:rPr>
-        <w:t>i</w:t>
+        <w:t/>
       </w:r>
       <w:r>
         <w:rPr>
@@ -1883,7 +1883,7 @@
           <w:lang w:val="es-ES" w:eastAsia="es-ES"/>
           <w14:ligatures w14:val="none"/>
         </w:rPr>
-        <w:t xml:space="preserve">nterno </w:t>
+        <w:t xml:space="preserve"/>
       </w:r>
       <w:r>
         <w:rPr>
@@ -1893,7 +1893,7 @@
           <w:lang w:val="es-ES" w:eastAsia="es-ES"/>
           <w14:ligatures w14:val="none"/>
         </w:rPr>
-        <w:t>de</w:t>
+        <w:t/>
       </w:r>
       <w:r>
         <w:rPr>
@@ -1903,7 +1903,7 @@
           <w:lang w:val="es-ES" w:eastAsia="es-ES"/>
           <w14:ligatures w14:val="none"/>
         </w:rPr>
-        <w:t>l camposanto,</w:t>
+        <w:t/>
       </w:r>
       <w:r>
         <w:rPr>
@@ -1913,7 +1913,7 @@
           <w:lang w:val="es-ES" w:eastAsia="es-ES"/>
           <w14:ligatures w14:val="none"/>
         </w:rPr>
-        <w:t xml:space="preserve"> </w:t>
+        <w:t xml:space="preserve"/>
       </w:r>
       <w:r>
         <w:rPr>
@@ -1923,7 +1923,7 @@
           <w:lang w:val="es-ES" w:eastAsia="es-ES"/>
           <w14:ligatures w14:val="none"/>
         </w:rPr>
-        <w:t>en lo que respecta al retiro de lápidas y exhumación de restos por falta de pago</w:t>
+        <w:t/>
       </w:r>
       <w:r>
         <w:rPr>
@@ -1933,7 +1933,7 @@
           <w:lang w:val="es-ES" w:eastAsia="es-ES"/>
           <w14:ligatures w14:val="none"/>
         </w:rPr>
-        <w:t xml:space="preserve">. Asimismo, </w:t>
+        <w:t xml:space="preserve"/>
       </w:r>
       <w:r>
         <w:rPr>
@@ -1943,7 +1943,7 @@
           <w:lang w:val="es-ES" w:eastAsia="es-ES"/>
           <w14:ligatures w14:val="none"/>
         </w:rPr>
-        <w:t xml:space="preserve">no </w:t>
+        <w:t xml:space="preserve"/>
       </w:r>
       <w:r>
         <w:rPr>
@@ -1953,7 +1953,7 @@
           <w:lang w:val="es-ES" w:eastAsia="es-ES"/>
           <w14:ligatures w14:val="none"/>
         </w:rPr>
-        <w:t>requirió el reembolso de costos y costas del presente procedimiento.</w:t>
+        <w:t/>
       </w:r>
     </w:p>
     <w:p>
@@ -2733,7 +2733,7 @@
           <w:lang w:eastAsia="es-PE"/>
           <w14:ligatures w14:val="none"/>
         </w:rPr>
-        <w:t xml:space="preserve">PRIMERO: </w:t>
+        <w:t xml:space="preserve">PRIMERO: admitir a trámite la denuncia del 19 de agosto de 2025, subsanada mediante escrito del 12 de setiembre de 2025, interpuesta por el señor [DENUNCIANTE] contra Mapfre Perú Compañía de Seguros y Reaseguros S.A., por lo siguiente:</w:t>
       </w:r>
       <w:r>
         <w:rPr>
@@ -2744,7 +2744,7 @@
           <w:lang w:eastAsia="es-PE"/>
           <w14:ligatures w14:val="none"/>
         </w:rPr>
-        <w:t xml:space="preserve">admitir a trámite </w:t>
+        <w:t xml:space="preserve"/>
       </w:r>
       <w:r>
         <w:rPr>
@@ -2755,7 +2755,7 @@
           <w:lang w:eastAsia="es-PE"/>
           <w14:ligatures w14:val="none"/>
         </w:rPr>
-        <w:t xml:space="preserve">la denuncia del </w:t>
+        <w:t xml:space="preserve"/>
       </w:r>
       <w:r>
         <w:rPr>
@@ -2766,7 +2766,7 @@
           <w:lang w:eastAsia="es-PE"/>
           <w14:ligatures w14:val="none"/>
         </w:rPr>
-        <w:t xml:space="preserve">19 de agosto de 2025, subsanada mediante escrito del 12 de setiembre de 2025, </w:t>
+        <w:t xml:space="preserve"/>
       </w:r>
       <w:r>
         <w:rPr>
@@ -2777,7 +2777,7 @@
           <w:lang w:eastAsia="es-PE"/>
           <w14:ligatures w14:val="none"/>
         </w:rPr>
-        <w:t xml:space="preserve">interpuesta por el señor </w:t>
+        <w:t xml:space="preserve"/>
       </w:r>
       <w:r>
         <w:rPr>
@@ -2788,7 +2788,7 @@
           <w:lang w:eastAsia="es-PE"/>
           <w14:ligatures w14:val="none"/>
         </w:rPr>
-        <w:t xml:space="preserve">José Hilario Obando Ángeles </w:t>
+        <w:t xml:space="preserve"/>
       </w:r>
       <w:r>
         <w:rPr>
@@ -2799,7 +2799,7 @@
           <w:lang w:eastAsia="es-PE"/>
           <w14:ligatures w14:val="none"/>
         </w:rPr>
-        <w:t xml:space="preserve">contra </w:t>
+        <w:t xml:space="preserve"/>
       </w:r>
       <w:r>
         <w:rPr>
@@ -2810,7 +2810,7 @@
           <w:lang w:eastAsia="es-PE"/>
           <w14:ligatures w14:val="none"/>
         </w:rPr>
-        <w:t>Mapfre Perú Compañía de Seguros y Reaseguros S.A.</w:t>
+        <w:t/>
       </w:r>
       <w:r>
         <w:rPr>
@@ -2821,7 +2821,7 @@
           <w:lang w:eastAsia="es-PE"/>
           <w14:ligatures w14:val="none"/>
         </w:rPr>
-        <w:t xml:space="preserve">, </w:t>
+        <w:t xml:space="preserve"/>
       </w:r>
       <w:r>
         <w:rPr>
@@ -2832,7 +2832,7 @@
           <w:lang w:eastAsia="es-PE"/>
           <w14:ligatures w14:val="none"/>
         </w:rPr>
-        <w:t>por lo siguiente:</w:t>
+        <w:t/>
       </w:r>
     </w:p>
     <w:p>
@@ -4761,7 +4761,7 @@
           <w:b/>
           <w:bCs/>
         </w:rPr>
-        <w:t>DÉCIMO</w:t>
+        <w:t xml:space="preserve">DÉCIMO: requerir al señor [DENUNCIANTE] para que, dentro del plazo de dos (2) días hábiles siguientes a la fecha en que reciba la notificación en su bandeja de correo electrónico, efectúe la confirmación de recepción de la notificación remitida por este despacho a su correo electrónico, de conformidad con el segundo párrafo del numeral 4 del artículo 20 del Texto Único Ordenado de la Ley del Procedimiento Administrativo General, aprobado mediante Decreto Supremo  006-2026-JUS, bajo apercibimiento de rehacer el acto de notificación y notificarle conforme al numeral 1 del artículo 20 del citado cuerpo normativo.</w:t>
       </w:r>
       <w:r>
         <w:rPr>
@@ -4771,7 +4771,7 @@
           <w:kern w:val="0"/>
           <w14:ligatures w14:val="none"/>
         </w:rPr>
-        <w:t>:</w:t>
+        <w:t/>
       </w:r>
       <w:r>
         <w:rPr>
@@ -4781,7 +4781,7 @@
           <w:kern w:val="0"/>
           <w14:ligatures w14:val="none"/>
         </w:rPr>
-        <w:t xml:space="preserve"> reque</w:t>
+        <w:t xml:space="preserve"/>
       </w:r>
       <w:r>
         <w:rPr>
@@ -4791,7 +4791,7 @@
           <w:kern w:val="0"/>
           <w14:ligatures w14:val="none"/>
         </w:rPr>
-        <w:t xml:space="preserve">rir al señor </w:t>
+        <w:t xml:space="preserve"/>
       </w:r>
       <w:r>
         <w:rPr>
@@ -4802,7 +4802,7 @@
           <w:lang w:eastAsia="es-PE"/>
           <w14:ligatures w14:val="none"/>
         </w:rPr>
-        <w:t xml:space="preserve">José Hilario Obando </w:t>
+        <w:t xml:space="preserve"/>
       </w:r>
       <w:r>
         <w:rPr>
@@ -4813,7 +4813,7 @@
           <w:lang w:eastAsia="es-PE"/>
           <w14:ligatures w14:val="none"/>
         </w:rPr>
-        <w:t>Ángeles</w:t>
+        <w:t/>
       </w:r>
       <w:r>
         <w:rPr>
@@ -4824,14 +4824,14 @@
           <w:lang w:eastAsia="es-PE"/>
           <w14:ligatures w14:val="none"/>
         </w:rPr>
-        <w:t xml:space="preserve"> </w:t>
+        <w:t xml:space="preserve"/>
       </w:r>
       <w:r>
         <w:rPr>
           <w:rFonts w:ascii="Arial Narrow" w:hAnsi="Arial Narrow"/>
           <w:color w:val="000000"/>
         </w:rPr>
-        <w:t>para que, dentro del plazo de dos (2) días hábiles siguientes a la fecha en que reciba la notificación en su bandeja de correo electrónico, efectúe la confirmación de recepción de la notificación remitida por este despacho a su correo electrónico, de conformidad con el segundo párrafo del numeral 4 del artículo 20</w:t>
+        <w:t/>
       </w:r>
       <w:r>
         <w:rPr>
@@ -4848,14 +4848,14 @@
           <w:rFonts w:ascii="Arial Narrow" w:hAnsi="Arial Narrow"/>
           <w:color w:val="000000"/>
         </w:rPr>
-        <w:t xml:space="preserve"> del Texto Único Ordenado de la Ley del Procedimiento Administrativo</w:t>
+        <w:t xml:space="preserve"/>
       </w:r>
       <w:r>
         <w:rPr>
           <w:rFonts w:ascii="Arial Narrow" w:hAnsi="Arial Narrow"/>
           <w:color w:val="000000"/>
         </w:rPr>
-        <w:t xml:space="preserve"> General, aprobado mediante Decreto Supremo </w:t>
+        <w:t xml:space="preserve"/>
       </w:r>
       <w:proofErr w:type="spellStart"/>
       <w:r>
@@ -4871,7 +4871,7 @@
           <w:rFonts w:ascii="Arial Narrow" w:hAnsi="Arial Narrow"/>
           <w:color w:val="000000"/>
         </w:rPr>
-        <w:t xml:space="preserve"> 006-2026-JUS, bajo apercibimiento de rehacer el acto de notificación y notificarle conforme al numeral 1 del artículo 20</w:t>
+        <w:t xml:space="preserve"/>
       </w:r>
       <w:r>
         <w:rPr>
@@ -4888,7 +4888,7 @@
           <w:rFonts w:ascii="Arial Narrow" w:hAnsi="Arial Narrow"/>
           <w:color w:val="000000"/>
         </w:rPr>
-        <w:t xml:space="preserve"> del citado cuerpo normativo</w:t>
+        <w:t xml:space="preserve"/>
       </w:r>
       <w:r>
         <w:rPr>
@@ -4901,7 +4901,7 @@
         <w:rPr>
           <w:rFonts w:ascii="Arial Narrow" w:hAnsi="Arial Narrow" w:cs="Arial"/>
         </w:rPr>
-        <w:t>.</w:t>
+        <w:t/>
       </w:r>
     </w:p>
     <w:p>

--- a/plantillas_maestras/10_seguro_sepelio/clausula_abusiva/2_o_mas_ddos_varios/varon/TPL_1989_2025_SEGURO_SEPELIO_CLAUSULA_ABUSIVA_ASEGURADORA_VARON_R2.docx
+++ b/plantillas_maestras/10_seguro_sepelio/clausula_abusiva/2_o_mas_ddos_varios/varon/TPL_1989_2025_SEGURO_SEPELIO_CLAUSULA_ABUSIVA_ASEGURADORA_VARON_R2.docx
@@ -4761,7 +4761,7 @@
           <w:b/>
           <w:bCs/>
         </w:rPr>
-        <w:t xml:space="preserve">DÉCIMO: requerir al señor [DENUNCIANTE] para que, dentro del plazo de dos (2) días hábiles siguientes a la fecha en que reciba la notificación en su bandeja de correo electrónico, efectúe la confirmación de recepción de la notificación remitida por este despacho a su correo electrónico, de conformidad con el segundo párrafo del numeral 4 del artículo 20 del Texto Único Ordenado de la Ley del Procedimiento Administrativo General, aprobado mediante Decreto Supremo  006-2026-JUS, bajo apercibimiento de rehacer el acto de notificación y notificarle conforme al numeral 1 del artículo 20 del citado cuerpo normativo.</w:t>
+        <w:t xml:space="preserve">DÉCIMO: requerir al señor [DENUNCIANTE] para que, dentro del plazo de dos (2) días hábiles siguientes a la fecha en que reciba la notificación en su bandeja de correo electrónico, efectúe la confirmación de recepción de la notificación remitida por este despacho a su correo electrónico, de conformidad con el segundo párrafo del numeral 4 del artículo 20 del Texto Único Ordenado de la Ley del Procedimiento Administrativo General, aprobado mediante Decreto Supremo 006-2026-JUS, bajo apercibimiento de rehacer el acto de notificación y notificarle conforme al numeral 1 del artículo 20 del citado cuerpo normativo.</w:t>
       </w:r>
       <w:r>
         <w:rPr>

--- a/plantillas_maestras/10_seguro_sepelio/clausula_abusiva/2_o_mas_ddos_varios/varon/TPL_1989_2025_SEGURO_SEPELIO_CLAUSULA_ABUSIVA_ASEGURADORA_VARON_R2.docx
+++ b/plantillas_maestras/10_seguro_sepelio/clausula_abusiva/2_o_mas_ddos_varios/varon/TPL_1989_2025_SEGURO_SEPELIO_CLAUSULA_ABUSIVA_ASEGURADORA_VARON_R2.docx
@@ -745,6 +745,7 @@
       </w:r>
       <w:r>
         <w:rPr>
+          <w:rStyle w:val="Refdenotaalpie"/>
           <w:rFonts w:ascii="Arial Narrow" w:eastAsia="Times New Roman" w:hAnsi="Arial Narrow" w:cs="Times New Roman"/>
           <w:color w:val="000000"/>
           <w:kern w:val="0"/>
@@ -2056,6 +2057,7 @@
       <w:bookmarkEnd w:id="3"/>
       <w:r>
         <w:rPr>
+          <w:rStyle w:val="Refdenotaalpie"/>
           <w:rFonts w:ascii="Arial Narrow" w:eastAsia="Arial Narrow" w:hAnsi="Arial Narrow" w:cs="Arial Narrow"/>
           <w:kern w:val="0"/>
           <w:vertAlign w:val="superscript"/>
@@ -2184,6 +2186,7 @@
       </w:r>
       <w:r>
         <w:rPr>
+          <w:rStyle w:val="Refdenotaalpie"/>
           <w:rFonts w:ascii="Arial Narrow" w:eastAsia="Arial Narrow" w:hAnsi="Arial Narrow" w:cs="Arial"/>
           <w:kern w:val="0"/>
           <w:vertAlign w:val="superscript"/>
@@ -2291,6 +2294,7 @@
       </w:r>
       <w:r>
         <w:rPr>
+          <w:rStyle w:val="Refdenotaalpie"/>
           <w:rFonts w:ascii="Arial Narrow" w:eastAsia="Arial Narrow" w:hAnsi="Arial Narrow" w:cs="Arial"/>
           <w:kern w:val="0"/>
           <w:vertAlign w:val="superscript"/>
@@ -2348,6 +2352,7 @@
       </w:r>
       <w:r>
         <w:rPr>
+          <w:rStyle w:val="Refdenotaalpie"/>
           <w:rFonts w:ascii="Arial Narrow" w:eastAsia="Arial Narrow" w:hAnsi="Arial Narrow" w:cs="Arial Narrow"/>
           <w:kern w:val="0"/>
           <w:vertAlign w:val="superscript"/>
@@ -3683,6 +3688,7 @@
       </w:r>
       <w:r>
         <w:rPr>
+          <w:rStyle w:val="Refdenotaalpie"/>
           <w:rFonts w:ascii="Arial Narrow" w:eastAsia="Calibri" w:hAnsi="Arial Narrow" w:cs="Arial"/>
           <w:kern w:val="0"/>
           <w:vertAlign w:val="superscript"/>
@@ -3727,6 +3733,7 @@
       </w:r>
       <w:r>
         <w:rPr>
+          <w:rStyle w:val="Refdenotaalpie"/>
           <w:rFonts w:ascii="Arial Narrow" w:eastAsia="Calibri" w:hAnsi="Arial Narrow" w:cs="Arial"/>
           <w:spacing w:val="-2"/>
           <w:kern w:val="0"/>
@@ -4275,6 +4282,7 @@
       </w:r>
       <w:r>
         <w:rPr>
+          <w:rStyle w:val="Refdenotaalpie"/>
           <w:rFonts w:ascii="Arial Narrow" w:eastAsia="Arial Narrow" w:hAnsi="Arial Narrow" w:cs="Times New Roman"/>
           <w:color w:val="000000"/>
           <w:kern w:val="0"/>
@@ -4367,6 +4375,7 @@
       </w:r>
       <w:r>
         <w:rPr>
+          <w:rStyle w:val="Refdenotaalpie"/>
           <w:rFonts w:ascii="Arial Narrow" w:eastAsia="Arial Narrow" w:hAnsi="Arial Narrow" w:cs="Times New Roman"/>
           <w:color w:val="000000"/>
           <w:kern w:val="0"/>
@@ -4430,6 +4439,7 @@
       </w:r>
       <w:r>
         <w:rPr>
+          <w:rStyle w:val="Refdenotaalpie"/>
           <w:rFonts w:ascii="Arial Narrow" w:eastAsia="Arial Narrow" w:hAnsi="Arial Narrow" w:cs="Times New Roman"/>
           <w:color w:val="000000"/>
           <w:kern w:val="0"/>
@@ -4629,6 +4639,7 @@
       </w:r>
       <w:r>
         <w:rPr>
+          <w:rStyle w:val="Refdenotaalpie"/>
           <w:rFonts w:ascii="Arial Narrow" w:eastAsia="Calibri" w:hAnsi="Arial Narrow" w:cs="Arial"/>
           <w:kern w:val="0"/>
           <w:vertAlign w:val="superscript"/>
@@ -4892,6 +4903,7 @@
       </w:r>
       <w:r>
         <w:rPr>
+          <w:rStyle w:val="Refdenotaalpie"/>
           <w:rFonts w:ascii="Arial Narrow" w:hAnsi="Arial Narrow"/>
           <w:vertAlign w:val="superscript"/>
         </w:rPr>
@@ -5304,14 +5316,14 @@
         <w:tab w:val="right" w:pos="8838"/>
       </w:tabs>
       <w:rPr>
-        <w:rFonts w:ascii="Arial" w:eastAsia="Arial" w:hAnsi="Arial" w:cs="Arial"/>
+        <w:rFonts w:ascii="Arial Narrow" w:eastAsia="Arial" w:hAnsi="Arial Narrow" w:cs="Arial"/>
         <w:sz w:val="16"/>
         <w:szCs w:val="16"/>
       </w:rPr>
     </w:pPr>
     <w:r>
       <w:rPr>
-        <w:rFonts w:ascii="Arial" w:eastAsia="Arial" w:hAnsi="Arial" w:cs="Arial"/>
+        <w:rFonts w:ascii="Arial Narrow" w:eastAsia="Arial" w:hAnsi="Arial Narrow" w:cs="Arial"/>
         <w:sz w:val="16"/>
         <w:szCs w:val="16"/>
       </w:rPr>
@@ -5325,7 +5337,7 @@
     </w:pPr>
     <w:r>
       <w:rPr>
-        <w:rFonts w:ascii="Arial" w:eastAsia="Arial" w:hAnsi="Arial" w:cs="Arial"/>
+        <w:rFonts w:ascii="Arial Narrow" w:eastAsia="Arial" w:hAnsi="Arial Narrow" w:cs="Arial"/>
         <w:sz w:val="16"/>
         <w:szCs w:val="16"/>
       </w:rPr>
@@ -5333,7 +5345,7 @@
     </w:r>
     <w:r>
       <w:rPr>
-        <w:rFonts w:ascii="Arial" w:eastAsia="Arial" w:hAnsi="Arial" w:cs="Arial"/>
+        <w:rFonts w:ascii="Arial Narrow" w:eastAsia="Arial" w:hAnsi="Arial Narrow" w:cs="Arial"/>
         <w:sz w:val="16"/>
         <w:szCs w:val="16"/>
       </w:rPr>
@@ -5341,7 +5353,7 @@
     </w:r>
     <w:r>
       <w:rPr>
-        <w:rFonts w:ascii="Arial" w:eastAsia="Arial" w:hAnsi="Arial" w:cs="Arial"/>
+        <w:rFonts w:ascii="Arial Narrow" w:eastAsia="Arial" w:hAnsi="Arial Narrow" w:cs="Arial"/>
         <w:sz w:val="16"/>
         <w:szCs w:val="16"/>
       </w:rPr>
@@ -5349,7 +5361,7 @@
     </w:r>
     <w:r>
       <w:rPr>
-        <w:rFonts w:ascii="Arial" w:eastAsia="Arial" w:hAnsi="Arial" w:cs="Arial"/>
+        <w:rFonts w:ascii="Arial Narrow" w:eastAsia="Arial" w:hAnsi="Arial Narrow" w:cs="Arial"/>
         <w:sz w:val="16"/>
         <w:szCs w:val="16"/>
       </w:rPr>
@@ -5357,7 +5369,7 @@
     </w:r>
     <w:r>
       <w:rPr>
-        <w:rFonts w:ascii="Arial" w:eastAsia="Arial" w:hAnsi="Arial" w:cs="Arial"/>
+        <w:rFonts w:ascii="Arial Narrow" w:eastAsia="Arial" w:hAnsi="Arial Narrow" w:cs="Arial"/>
         <w:sz w:val="16"/>
         <w:szCs w:val="16"/>
       </w:rPr>
@@ -5407,6 +5419,7 @@
           <w:rFonts w:ascii="Arial Narrow" w:hAnsi="Arial Narrow" w:cs="Arial"/>
           <w:sz w:val="16"/>
           <w:szCs w:val="16"/>
+          <w:vertAlign w:val="superscript"/>
         </w:rPr>
         <w:footnoteRef/>
       </w:r>
@@ -5481,6 +5494,7 @@
           <w:rFonts w:ascii="Arial Narrow" w:hAnsi="Arial Narrow" w:cs="Arial"/>
           <w:sz w:val="16"/>
           <w:szCs w:val="16"/>
+          <w:vertAlign w:val="superscript"/>
         </w:rPr>
         <w:footnoteRef/>
       </w:r>
@@ -5866,6 +5880,7 @@
           <w:rFonts w:ascii="Arial Narrow" w:hAnsi="Arial Narrow"/>
           <w:sz w:val="16"/>
           <w:szCs w:val="16"/>
+          <w:vertAlign w:val="superscript"/>
         </w:rPr>
         <w:footnoteRef/>
       </w:r>
@@ -6133,6 +6148,7 @@
           <w:rFonts w:ascii="Arial Narrow" w:hAnsi="Arial Narrow"/>
           <w:sz w:val="16"/>
           <w:szCs w:val="16"/>
+          <w:vertAlign w:val="superscript"/>
         </w:rPr>
         <w:footnoteRef/>
       </w:r>
@@ -6334,6 +6350,7 @@
           <w:rFonts w:ascii="Arial Narrow" w:hAnsi="Arial Narrow" w:cs="Arial"/>
           <w:sz w:val="16"/>
           <w:szCs w:val="16"/>
+          <w:vertAlign w:val="superscript"/>
         </w:rPr>
         <w:footnoteRef/>
       </w:r>
@@ -6541,6 +6558,7 @@
           <w:rFonts w:ascii="Arial Narrow" w:hAnsi="Arial Narrow" w:cs="Arial"/>
           <w:sz w:val="16"/>
           <w:szCs w:val="16"/>
+          <w:vertAlign w:val="superscript"/>
         </w:rPr>
         <w:footnoteRef/>
       </w:r>
@@ -6629,6 +6647,7 @@
           <w:rFonts w:ascii="Arial Narrow" w:hAnsi="Arial Narrow" w:cs="Arial"/>
           <w:sz w:val="16"/>
           <w:szCs w:val="16"/>
+          <w:vertAlign w:val="superscript"/>
         </w:rPr>
         <w:footnoteRef/>
       </w:r>
@@ -6836,7 +6855,7 @@
       </w:pPr>
       <w:r>
         <w:rPr>
-          <w:rStyle w:val="TextonotapieCar"/>
+          <w:rStyle w:val="Refdenotaalpie"/>
           <w:rFonts w:ascii="Arial Narrow" w:hAnsi="Arial Narrow" w:cs="Arial"/>
           <w:sz w:val="16"/>
           <w:szCs w:val="16"/>
@@ -7072,6 +7091,7 @@
           <w:rFonts w:ascii="Arial Narrow" w:hAnsi="Arial Narrow" w:cs="Arial"/>
           <w:sz w:val="16"/>
           <w:szCs w:val="16"/>
+          <w:vertAlign w:val="superscript"/>
         </w:rPr>
         <w:footnoteRef/>
       </w:r>
@@ -7889,6 +7909,7 @@
           <w:rFonts w:ascii="Arial Narrow" w:hAnsi="Arial Narrow" w:cs="Arial"/>
           <w:sz w:val="16"/>
           <w:szCs w:val="16"/>
+          <w:vertAlign w:val="superscript"/>
         </w:rPr>
         <w:footnoteRef/>
       </w:r>
@@ -8129,6 +8150,7 @@
           <w:bCs/>
           <w:sz w:val="16"/>
           <w:szCs w:val="16"/>
+          <w:vertAlign w:val="superscript"/>
         </w:rPr>
         <w:footnoteRef/>
       </w:r>
@@ -8289,6 +8311,7 @@
           <w:rFonts w:ascii="Arial Narrow" w:hAnsi="Arial Narrow" w:cs="Arial"/>
           <w:sz w:val="16"/>
           <w:szCs w:val="16"/>
+          <w:vertAlign w:val="superscript"/>
         </w:rPr>
         <w:footnoteRef/>
       </w:r>
@@ -10720,6 +10743,17 @@
       <w:szCs w:val="20"/>
     </w:rPr>
   </w:style>
+  <w:style w:type="character" w:styleId="FootnoteReference">
+    <w:name w:val="footnote reference"/>
+    <w:basedOn w:val="Fuentedeprrafopredeter"/>
+    <w:uiPriority w:val="99"/>
+    <w:semiHidden/>
+    <w:unhideWhenUsed/>
+    <w:rPr>
+      <w:rFonts w:ascii="Arial Narrow" w:hAnsi="Arial Narrow"/>
+      <w:vertAlign w:val="superscript"/>
+    </w:rPr>
+  </w:style>
 </w:styles>
 </file>
 

--- a/plantillas_maestras/10_seguro_sepelio/clausula_abusiva/2_o_mas_ddos_varios/varon/TPL_1989_2025_SEGURO_SEPELIO_CLAUSULA_ABUSIVA_ASEGURADORA_VARON_R2.docx
+++ b/plantillas_maestras/10_seguro_sepelio/clausula_abusiva/2_o_mas_ddos_varios/varon/TPL_1989_2025_SEGURO_SEPELIO_CLAUSULA_ABUSIVA_ASEGURADORA_VARON_R2.docx
@@ -1,8 +1,8 @@
 
 <file path=word/document.xml><?xml version="1.0" encoding="utf-8"?>
-<w:document xmlns:wpc="http://schemas.microsoft.com/office/word/2010/wordprocessingCanvas" xmlns:cx="http://schemas.microsoft.com/office/drawing/2014/chartex" xmlns:cx1="http://schemas.microsoft.com/office/drawing/2015/9/8/chartex" xmlns:cx2="http://schemas.microsoft.com/office/drawing/2015/10/21/chartex" xmlns:cx3="http://schemas.microsoft.com/office/drawing/2016/5/9/chartex" xmlns:cx4="http://schemas.microsoft.com/office/drawing/2016/5/10/chartex" xmlns:cx5="http://schemas.microsoft.com/office/drawing/2016/5/11/chartex" xmlns:cx6="http://schemas.microsoft.com/office/drawing/2016/5/12/chartex" xmlns:cx7="http://schemas.microsoft.com/office/drawing/2016/5/13/chartex" xmlns:cx8="http://schemas.microsoft.com/office/drawing/2016/5/14/chartex" xmlns:mc="http://schemas.openxmlformats.org/markup-compatibility/2006" xmlns:aink="http://schemas.microsoft.com/office/drawing/2016/ink" xmlns:am3d="http://schemas.microsoft.com/office/drawing/2017/model3d" xmlns:o="urn:schemas-microsoft-com:office:office" xmlns:oel="http://schemas.microsoft.com/office/2019/extlst" xmlns:r="http://schemas.openxmlformats.org/officeDocument/2006/relationships" xmlns:m="http://schemas.openxmlformats.org/officeDocument/2006/math" xmlns:v="urn:schemas-microsoft-com:vml" xmlns:wp14="http://schemas.microsoft.com/office/word/2010/wordprocessingDrawing" xmlns:wp="http://schemas.openxmlformats.org/drawingml/2006/wordprocessingDrawing" xmlns:w10="urn:schemas-microsoft-com:office:word" xmlns:w="http://schemas.openxmlformats.org/wordprocessingml/2006/main" xmlns:w14="http://schemas.microsoft.com/office/word/2010/wordml" xmlns:w15="http://schemas.microsoft.com/office/word/2012/wordml" xmlns:w16cex="http://schemas.microsoft.com/office/word/2018/wordml/cex" xmlns:w16cid="http://schemas.microsoft.com/office/word/2016/wordml/cid" xmlns:w16="http://schemas.microsoft.com/office/word/2018/wordml" xmlns:w16du="http://schemas.microsoft.com/office/word/2023/wordml/word16du" xmlns:w16sdtdh="http://schemas.microsoft.com/office/word/2020/wordml/sdtdatahash" xmlns:w16sdtfl="http://schemas.microsoft.com/office/word/2024/wordml/sdtformatlock" xmlns:w16se="http://schemas.microsoft.com/office/word/2015/wordml/symex" xmlns:wpg="http://schemas.microsoft.com/office/word/2010/wordprocessingGroup" xmlns:wpi="http://schemas.microsoft.com/office/word/2010/wordprocessingInk" xmlns:wne="http://schemas.microsoft.com/office/word/2006/wordml" xmlns:wps="http://schemas.microsoft.com/office/word/2010/wordprocessingShape" mc:Ignorable="w14 w15 w16se w16cid w16 w16cex w16sdtdh w16sdtfl w16du wp14">
+<w:document xmlns:ns1="http://schemas.openxmlformats.org/markup-compatibility/2006" xmlns:ns2="http://schemas.microsoft.com/office/word/2010/wordml" xmlns:ns3="http://schemas.openxmlformats.org/officeDocument/2006/relationships" xmlns:w="http://schemas.openxmlformats.org/wordprocessingml/2006/main" ns1:Ignorable="w14 w15 w16se w16cid w16 w16cex w16sdtdh w16sdtfl w16du wp14">
   <w:body>
-    <w:p>
+    <w:p ns2:paraId="1B509B2D" ns2:textId="1019AD2B">
       <w:pPr>
         <w:tabs>
           <w:tab w:val="left" w:pos="1701"/>
@@ -14,7 +14,7 @@
           <w:color w:val="000000"/>
           <w:kern w:val="0"/>
           <w:lang w:eastAsia="es-PE"/>
-          <w14:ligatures w14:val="none"/>
+          <ns2:ligatures ns2:val="none"/>
         </w:rPr>
       </w:pPr>
       <w:bookmarkStart w:id="0" w:name="_Hlk80343540"/>
@@ -25,7 +25,7 @@
           <w:color w:val="000000"/>
           <w:kern w:val="0"/>
           <w:lang w:eastAsia="es-PE"/>
-          <w14:ligatures w14:val="none"/>
+          <ns2:ligatures ns2:val="none"/>
         </w:rPr>
         <w:t xml:space="preserve">EXPEDIENTE </w:t>
       </w:r>
@@ -36,7 +36,7 @@
           <w:color w:val="000000"/>
           <w:kern w:val="0"/>
           <w:lang w:eastAsia="es-PE"/>
-          <w14:ligatures w14:val="none"/>
+          <ns2:ligatures ns2:val="none"/>
         </w:rPr>
         <w:tab/>
         <w:t>:</w:t>
@@ -48,7 +48,7 @@
           <w:color w:val="000000"/>
           <w:kern w:val="0"/>
           <w:lang w:eastAsia="es-PE"/>
-          <w14:ligatures w14:val="none"/>
+          <ns2:ligatures ns2:val="none"/>
         </w:rPr>
         <w:tab/>
       </w:r>
@@ -61,12 +61,12 @@
           <w:kern w:val="0"/>
           <w:shd w:val="clear" w:color="auto" w:fill="FFFFFF"/>
           <w:lang w:eastAsia="es-PE"/>
-          <w14:ligatures w14:val="none"/>
+          <ns2:ligatures ns2:val="none"/>
         </w:rPr>
         <w:t>1989-2025/CC1</w:t>
       </w:r>
     </w:p>
-    <w:p>
+    <w:p ns2:paraId="7E5DC22B" ns2:textId="49B378AC">
       <w:pPr>
         <w:tabs>
           <w:tab w:val="left" w:pos="1701"/>
@@ -81,17 +81,17 @@
           <w:color w:val="000000"/>
           <w:kern w:val="0"/>
           <w:lang w:eastAsia="es-PE"/>
-          <w14:ligatures w14:val="none"/>
-        </w:rPr>
-      </w:pPr>
-      <w:r>
-        <w:rPr>
-          <w:rFonts w:ascii="Arial Narrow" w:eastAsia="Arial Narrow" w:hAnsi="Arial Narrow" w:cs="Arial Narrow"/>
-          <w:b/>
-          <w:color w:val="000000"/>
-          <w:kern w:val="0"/>
-          <w:lang w:eastAsia="es-PE"/>
-          <w14:ligatures w14:val="none"/>
+          <ns2:ligatures ns2:val="none"/>
+        </w:rPr>
+      </w:pPr>
+      <w:r>
+        <w:rPr>
+          <w:rFonts w:ascii="Arial Narrow" w:eastAsia="Arial Narrow" w:hAnsi="Arial Narrow" w:cs="Arial Narrow"/>
+          <w:b/>
+          <w:color w:val="000000"/>
+          <w:kern w:val="0"/>
+          <w:lang w:eastAsia="es-PE"/>
+          <ns2:ligatures ns2:val="none"/>
         </w:rPr>
         <w:t xml:space="preserve">DENUNCIANTE:[DENUNCIANTE] (SEÑOR [APELLIDO])</w:t>
       </w:r>
@@ -102,7 +102,7 @@
           <w:color w:val="000000"/>
           <w:kern w:val="0"/>
           <w:lang w:eastAsia="es-PE"/>
-          <w14:ligatures w14:val="none"/>
+          <ns2:ligatures ns2:val="none"/>
         </w:rPr>
         <w:tab/>
         <w:t/>
@@ -114,7 +114,7 @@
           <w:color w:val="000000"/>
           <w:kern w:val="0"/>
           <w:lang w:eastAsia="es-PE"/>
-          <w14:ligatures w14:val="none"/>
+          <ns2:ligatures ns2:val="none"/>
         </w:rPr>
         <w:tab/>
       </w:r>
@@ -125,7 +125,7 @@
           <w:color w:val="000000"/>
           <w:kern w:val="0"/>
           <w:lang w:eastAsia="es-PE"/>
-          <w14:ligatures w14:val="none"/>
+          <ns2:ligatures ns2:val="none"/>
         </w:rPr>
         <w:t xml:space="preserve"/>
       </w:r>
@@ -136,7 +136,7 @@
           <w:color w:val="000000"/>
           <w:kern w:val="0"/>
           <w:lang w:eastAsia="es-PE"/>
-          <w14:ligatures w14:val="none"/>
+          <ns2:ligatures ns2:val="none"/>
         </w:rPr>
         <w:t/>
       </w:r>
@@ -147,7 +147,7 @@
           <w:color w:val="000000"/>
           <w:kern w:val="0"/>
           <w:lang w:eastAsia="es-PE"/>
-          <w14:ligatures w14:val="none"/>
+          <ns2:ligatures ns2:val="none"/>
         </w:rPr>
         <w:t xml:space="preserve"/>
       </w:r>
@@ -158,7 +158,7 @@
           <w:color w:val="000000"/>
           <w:kern w:val="0"/>
           <w:lang w:eastAsia="es-PE"/>
-          <w14:ligatures w14:val="none"/>
+          <ns2:ligatures ns2:val="none"/>
         </w:rPr>
         <w:t xml:space="preserve"/>
       </w:r>
@@ -169,7 +169,7 @@
           <w:color w:val="000000"/>
           <w:kern w:val="0"/>
           <w:lang w:eastAsia="es-PE"/>
-          <w14:ligatures w14:val="none"/>
+          <ns2:ligatures ns2:val="none"/>
         </w:rPr>
         <w:t/>
       </w:r>
@@ -180,12 +180,12 @@
           <w:color w:val="000000"/>
           <w:kern w:val="0"/>
           <w:lang w:eastAsia="es-PE"/>
-          <w14:ligatures w14:val="none"/>
+          <ns2:ligatures ns2:val="none"/>
         </w:rPr>
         <w:t/>
       </w:r>
     </w:p>
-    <w:p>
+    <w:p ns2:paraId="6DEEEDFE" ns2:textId="4163FFD4">
       <w:pPr>
         <w:tabs>
           <w:tab w:val="left" w:pos="1701"/>
@@ -200,17 +200,17 @@
           <w:color w:val="000000"/>
           <w:kern w:val="0"/>
           <w:lang w:eastAsia="es-PE"/>
-          <w14:ligatures w14:val="none"/>
-        </w:rPr>
-      </w:pPr>
-      <w:r>
-        <w:rPr>
-          <w:rFonts w:ascii="Arial Narrow" w:eastAsia="Arial Narrow" w:hAnsi="Arial Narrow" w:cs="Arial Narrow"/>
-          <w:b/>
-          <w:color w:val="000000"/>
-          <w:kern w:val="0"/>
-          <w:lang w:eastAsia="es-PE"/>
-          <w14:ligatures w14:val="none"/>
+          <ns2:ligatures ns2:val="none"/>
+        </w:rPr>
+      </w:pPr>
+      <w:r>
+        <w:rPr>
+          <w:rFonts w:ascii="Arial Narrow" w:eastAsia="Arial Narrow" w:hAnsi="Arial Narrow" w:cs="Arial Narrow"/>
+          <w:b/>
+          <w:color w:val="000000"/>
+          <w:kern w:val="0"/>
+          <w:lang w:eastAsia="es-PE"/>
+          <ns2:ligatures ns2:val="none"/>
         </w:rPr>
         <w:t>DENUNCIADO</w:t>
       </w:r>
@@ -221,7 +221,7 @@
           <w:color w:val="000000"/>
           <w:kern w:val="0"/>
           <w:lang w:eastAsia="es-PE"/>
-          <w14:ligatures w14:val="none"/>
+          <ns2:ligatures ns2:val="none"/>
         </w:rPr>
         <w:tab/>
         <w:t>:</w:t>
@@ -233,7 +233,7 @@
           <w:color w:val="000000"/>
           <w:kern w:val="0"/>
           <w:lang w:eastAsia="es-PE"/>
-          <w14:ligatures w14:val="none"/>
+          <ns2:ligatures ns2:val="none"/>
         </w:rPr>
         <w:tab/>
       </w:r>
@@ -244,7 +244,7 @@
           <w:color w:val="000000"/>
           <w:kern w:val="0"/>
           <w:lang w:eastAsia="es-PE"/>
-          <w14:ligatures w14:val="none"/>
+          <ns2:ligatures ns2:val="none"/>
         </w:rPr>
         <w:t xml:space="preserve">MAPFRE PERÚ COMPAÑÍA DE SEGUROS Y </w:t>
       </w:r>
@@ -255,7 +255,7 @@
           <w:color w:val="000000"/>
           <w:kern w:val="0"/>
           <w:lang w:eastAsia="es-PE"/>
-          <w14:ligatures w14:val="none"/>
+          <ns2:ligatures ns2:val="none"/>
         </w:rPr>
         <w:t xml:space="preserve">REASEGUROS S.A. </w:t>
       </w:r>
@@ -266,7 +266,7 @@
           <w:color w:val="000000"/>
           <w:kern w:val="0"/>
           <w:lang w:eastAsia="es-PE"/>
-          <w14:ligatures w14:val="none"/>
+          <ns2:ligatures ns2:val="none"/>
         </w:rPr>
         <w:t>(</w:t>
       </w:r>
@@ -277,7 +277,7 @@
           <w:color w:val="000000"/>
           <w:kern w:val="0"/>
           <w:lang w:eastAsia="es-PE"/>
-          <w14:ligatures w14:val="none"/>
+          <ns2:ligatures ns2:val="none"/>
         </w:rPr>
         <w:t>MAPFRE</w:t>
       </w:r>
@@ -288,12 +288,12 @@
           <w:color w:val="000000"/>
           <w:kern w:val="0"/>
           <w:lang w:eastAsia="es-PE"/>
-          <w14:ligatures w14:val="none"/>
+          <ns2:ligatures ns2:val="none"/>
         </w:rPr>
         <w:t>)</w:t>
       </w:r>
     </w:p>
-    <w:p>
+    <w:p ns2:paraId="022D2B94" ns2:textId="77777777">
       <w:pPr>
         <w:tabs>
           <w:tab w:val="left" w:pos="1701"/>
@@ -308,17 +308,17 @@
           <w:color w:val="000000"/>
           <w:kern w:val="0"/>
           <w:lang w:eastAsia="es-PE"/>
-          <w14:ligatures w14:val="none"/>
-        </w:rPr>
-      </w:pPr>
-      <w:r>
-        <w:rPr>
-          <w:rFonts w:ascii="Arial Narrow" w:eastAsia="Arial Narrow" w:hAnsi="Arial Narrow" w:cs="Arial Narrow"/>
-          <w:b/>
-          <w:color w:val="000000"/>
-          <w:kern w:val="0"/>
-          <w:lang w:eastAsia="es-PE"/>
-          <w14:ligatures w14:val="none"/>
+          <ns2:ligatures ns2:val="none"/>
+        </w:rPr>
+      </w:pPr>
+      <w:r>
+        <w:rPr>
+          <w:rFonts w:ascii="Arial Narrow" w:eastAsia="Arial Narrow" w:hAnsi="Arial Narrow" w:cs="Arial Narrow"/>
+          <w:b/>
+          <w:color w:val="000000"/>
+          <w:kern w:val="0"/>
+          <w:lang w:eastAsia="es-PE"/>
+          <ns2:ligatures ns2:val="none"/>
         </w:rPr>
         <w:t>MATERIAS</w:t>
       </w:r>
@@ -329,7 +329,7 @@
           <w:color w:val="000000"/>
           <w:kern w:val="0"/>
           <w:lang w:eastAsia="es-PE"/>
-          <w14:ligatures w14:val="none"/>
+          <ns2:ligatures ns2:val="none"/>
         </w:rPr>
         <w:tab/>
         <w:t xml:space="preserve">: </w:t>
@@ -341,13 +341,13 @@
           <w:color w:val="000000"/>
           <w:kern w:val="0"/>
           <w:lang w:eastAsia="es-PE"/>
-          <w14:ligatures w14:val="none"/>
+          <ns2:ligatures ns2:val="none"/>
         </w:rPr>
         <w:tab/>
         <w:t>ADMISIÓN A TRÁMITE</w:t>
       </w:r>
     </w:p>
-    <w:p>
+    <w:p ns2:paraId="19ED7B73" ns2:textId="77777777">
       <w:pPr>
         <w:tabs>
           <w:tab w:val="left" w:pos="1701"/>
@@ -362,22 +362,22 @@
           <w:color w:val="000000"/>
           <w:kern w:val="0"/>
           <w:lang w:eastAsia="es-PE"/>
-          <w14:ligatures w14:val="none"/>
-        </w:rPr>
-      </w:pPr>
-      <w:r>
-        <w:rPr>
-          <w:rFonts w:ascii="Arial Narrow" w:eastAsia="Arial Narrow" w:hAnsi="Arial Narrow" w:cs="Arial Narrow"/>
-          <w:b/>
-          <w:color w:val="000000"/>
-          <w:kern w:val="0"/>
-          <w:lang w:eastAsia="es-PE"/>
-          <w14:ligatures w14:val="none"/>
+          <ns2:ligatures ns2:val="none"/>
+        </w:rPr>
+      </w:pPr>
+      <w:r>
+        <w:rPr>
+          <w:rFonts w:ascii="Arial Narrow" w:eastAsia="Arial Narrow" w:hAnsi="Arial Narrow" w:cs="Arial Narrow"/>
+          <w:b/>
+          <w:color w:val="000000"/>
+          <w:kern w:val="0"/>
+          <w:lang w:eastAsia="es-PE"/>
+          <ns2:ligatures ns2:val="none"/>
         </w:rPr>
         <w:t xml:space="preserve">REQUERIMIENTO DE INFORMACIÓN </w:t>
       </w:r>
     </w:p>
-    <w:p>
+    <w:p ns2:paraId="46A5A479" ns2:textId="77777777">
       <w:pPr>
         <w:tabs>
           <w:tab w:val="left" w:pos="1701"/>
@@ -391,17 +391,17 @@
           <w:color w:val="000000"/>
           <w:kern w:val="0"/>
           <w:lang w:eastAsia="es-PE"/>
-          <w14:ligatures w14:val="none"/>
-        </w:rPr>
-      </w:pPr>
-      <w:r>
-        <w:rPr>
-          <w:rFonts w:ascii="Arial Narrow" w:eastAsia="Arial Narrow" w:hAnsi="Arial Narrow" w:cs="Arial Narrow"/>
-          <w:b/>
-          <w:color w:val="000000"/>
-          <w:kern w:val="0"/>
-          <w:lang w:eastAsia="es-PE"/>
-          <w14:ligatures w14:val="none"/>
+          <ns2:ligatures ns2:val="none"/>
+        </w:rPr>
+      </w:pPr>
+      <w:r>
+        <w:rPr>
+          <w:rFonts w:ascii="Arial Narrow" w:eastAsia="Arial Narrow" w:hAnsi="Arial Narrow" w:cs="Arial Narrow"/>
+          <w:b/>
+          <w:color w:val="000000"/>
+          <w:kern w:val="0"/>
+          <w:lang w:eastAsia="es-PE"/>
+          <ns2:ligatures ns2:val="none"/>
         </w:rPr>
         <w:t xml:space="preserve">RESOLUCIÓN </w:t>
       </w:r>
@@ -412,7 +412,7 @@
           <w:color w:val="000000"/>
           <w:kern w:val="0"/>
           <w:lang w:eastAsia="es-PE"/>
-          <w14:ligatures w14:val="none"/>
+          <ns2:ligatures ns2:val="none"/>
         </w:rPr>
         <w:tab/>
         <w:t>:</w:t>
@@ -424,7 +424,7 @@
           <w:color w:val="000000"/>
           <w:kern w:val="0"/>
           <w:lang w:eastAsia="es-PE"/>
-          <w14:ligatures w14:val="none"/>
+          <ns2:ligatures ns2:val="none"/>
         </w:rPr>
         <w:tab/>
       </w:r>
@@ -435,12 +435,12 @@
           <w:color w:val="000000"/>
           <w:kern w:val="0"/>
           <w:lang w:eastAsia="es-PE"/>
-          <w14:ligatures w14:val="none"/>
+          <ns2:ligatures ns2:val="none"/>
         </w:rPr>
         <w:t>2</w:t>
       </w:r>
     </w:p>
-    <w:p>
+    <w:p ns2:paraId="5BA3A18D" ns2:textId="77777777">
       <w:pPr>
         <w:tabs>
           <w:tab w:val="left" w:pos="1014"/>
@@ -453,11 +453,11 @@
           <w:kern w:val="0"/>
           <w:shd w:val="clear" w:color="auto" w:fill="FFFFFF"/>
           <w:lang w:eastAsia="es-PE"/>
-          <w14:ligatures w14:val="none"/>
-        </w:rPr>
-      </w:pPr>
-    </w:p>
-    <w:p>
+          <ns2:ligatures ns2:val="none"/>
+        </w:rPr>
+      </w:pPr>
+    </w:p>
+    <w:p ns2:paraId="2F799822" ns2:textId="1BDB2112">
       <w:pPr>
         <w:tabs>
           <w:tab w:val="left" w:pos="1014"/>
@@ -470,7 +470,7 @@
           <w:kern w:val="0"/>
           <w:shd w:val="clear" w:color="auto" w:fill="FFFFFF"/>
           <w:lang w:eastAsia="es-PE"/>
-          <w14:ligatures w14:val="none"/>
+          <ns2:ligatures ns2:val="none"/>
         </w:rPr>
       </w:pPr>
       <w:r>
@@ -480,7 +480,7 @@
           <w:kern w:val="0"/>
           <w:shd w:val="clear" w:color="auto" w:fill="FFFFFF"/>
           <w:lang w:eastAsia="es-PE"/>
-          <w14:ligatures w14:val="none"/>
+          <ns2:ligatures ns2:val="none"/>
         </w:rPr>
         <w:t xml:space="preserve">Lima, </w:t>
       </w:r>
@@ -491,7 +491,7 @@
           <w:kern w:val="0"/>
           <w:shd w:val="clear" w:color="auto" w:fill="FFFFFF"/>
           <w:lang w:eastAsia="es-PE"/>
-          <w14:ligatures w14:val="none"/>
+          <ns2:ligatures ns2:val="none"/>
         </w:rPr>
         <w:t>1</w:t>
       </w:r>
@@ -502,7 +502,7 @@
           <w:kern w:val="0"/>
           <w:shd w:val="clear" w:color="auto" w:fill="FFFFFF"/>
           <w:lang w:eastAsia="es-PE"/>
-          <w14:ligatures w14:val="none"/>
+          <ns2:ligatures ns2:val="none"/>
         </w:rPr>
         <w:t xml:space="preserve"> de</w:t>
       </w:r>
@@ -513,7 +513,7 @@
           <w:kern w:val="0"/>
           <w:shd w:val="clear" w:color="auto" w:fill="FFFFFF"/>
           <w:lang w:eastAsia="es-PE"/>
-          <w14:ligatures w14:val="none"/>
+          <ns2:ligatures ns2:val="none"/>
         </w:rPr>
         <w:t xml:space="preserve"> </w:t>
       </w:r>
@@ -524,7 +524,7 @@
           <w:kern w:val="0"/>
           <w:shd w:val="clear" w:color="auto" w:fill="FFFFFF"/>
           <w:lang w:eastAsia="es-PE"/>
-          <w14:ligatures w14:val="none"/>
+          <ns2:ligatures ns2:val="none"/>
         </w:rPr>
         <w:t>octubre</w:t>
       </w:r>
@@ -535,12 +535,12 @@
           <w:kern w:val="0"/>
           <w:shd w:val="clear" w:color="auto" w:fill="FFFFFF"/>
           <w:lang w:eastAsia="es-PE"/>
-          <w14:ligatures w14:val="none"/>
+          <ns2:ligatures ns2:val="none"/>
         </w:rPr>
         <w:t xml:space="preserve"> de 2025</w:t>
       </w:r>
     </w:p>
-    <w:p>
+    <w:p ns2:paraId="66CE1821" ns2:textId="77777777">
       <w:pPr>
         <w:tabs>
           <w:tab w:val="left" w:pos="1014"/>
@@ -552,11 +552,11 @@
           <w:color w:val="000000"/>
           <w:kern w:val="0"/>
           <w:lang w:eastAsia="es-PE"/>
-          <w14:ligatures w14:val="none"/>
-        </w:rPr>
-      </w:pPr>
-    </w:p>
-    <w:p>
+          <ns2:ligatures ns2:val="none"/>
+        </w:rPr>
+      </w:pPr>
+    </w:p>
+    <w:p ns2:paraId="0B80AAA5" ns2:textId="77777777">
       <w:pPr>
         <w:numPr>
           <w:ilvl w:val="0"/>
@@ -570,22 +570,22 @@
           <w:color w:val="000000"/>
           <w:kern w:val="0"/>
           <w:lang w:eastAsia="es-PE"/>
-          <w14:ligatures w14:val="none"/>
-        </w:rPr>
-      </w:pPr>
-      <w:r>
-        <w:rPr>
-          <w:rFonts w:ascii="Arial Narrow" w:eastAsia="Arial Narrow" w:hAnsi="Arial Narrow" w:cs="Arial Narrow"/>
-          <w:b/>
-          <w:color w:val="000000"/>
-          <w:kern w:val="0"/>
-          <w:lang w:eastAsia="es-PE"/>
-          <w14:ligatures w14:val="none"/>
+          <ns2:ligatures ns2:val="none"/>
+        </w:rPr>
+      </w:pPr>
+      <w:r>
+        <w:rPr>
+          <w:rFonts w:ascii="Arial Narrow" w:eastAsia="Arial Narrow" w:hAnsi="Arial Narrow" w:cs="Arial Narrow"/>
+          <w:b/>
+          <w:color w:val="000000"/>
+          <w:kern w:val="0"/>
+          <w:lang w:eastAsia="es-PE"/>
+          <ns2:ligatures ns2:val="none"/>
         </w:rPr>
         <w:t xml:space="preserve">HECHOS </w:t>
       </w:r>
     </w:p>
-    <w:p>
+    <w:p ns2:paraId="621F2AB2" ns2:textId="77777777">
       <w:pPr>
         <w:spacing w:after="0" w:line="240" w:lineRule="auto"/>
         <w:jc w:val="both"/>
@@ -594,11 +594,11 @@
           <w:color w:val="000000"/>
           <w:kern w:val="0"/>
           <w:lang w:eastAsia="es-PE"/>
-          <w14:ligatures w14:val="none"/>
-        </w:rPr>
-      </w:pPr>
-    </w:p>
-    <w:p>
+          <ns2:ligatures ns2:val="none"/>
+        </w:rPr>
+      </w:pPr>
+    </w:p>
+    <w:p ns2:paraId="60B5D5B0" ns2:textId="7A353F45">
       <w:pPr>
         <w:numPr>
           <w:ilvl w:val="1"/>
@@ -612,7 +612,7 @@
           <w:color w:val="000000"/>
           <w:kern w:val="0"/>
           <w:lang w:val="es-ES" w:eastAsia="es-ES"/>
-          <w14:ligatures w14:val="none"/>
+          <ns2:ligatures ns2:val="none"/>
         </w:rPr>
       </w:pPr>
       <w:r>
@@ -621,7 +621,7 @@
           <w:color w:val="000000"/>
           <w:kern w:val="0"/>
           <w:lang w:val="es-ES" w:eastAsia="es-ES"/>
-          <w14:ligatures w14:val="none"/>
+          <ns2:ligatures ns2:val="none"/>
         </w:rPr>
         <w:t xml:space="preserve">Mediante el escrito del 19 de agosto de 2025, subsanada mediante escrito del 12 de setiembre de 2025, el señor [APELLIDO] denunció a Mapfre por presuntas infracciones a la Ley 29571, Código de Protección y Defensa del Consumidor (en adelante, Código), señalando lo siguiente:</w:t>
       </w:r>
@@ -631,7 +631,7 @@
           <w:color w:val="000000"/>
           <w:kern w:val="0"/>
           <w:lang w:val="es-ES" w:eastAsia="es-ES"/>
-          <w14:ligatures w14:val="none"/>
+          <ns2:ligatures ns2:val="none"/>
         </w:rPr>
         <w:t/>
       </w:r>
@@ -641,7 +641,7 @@
           <w:color w:val="000000"/>
           <w:kern w:val="0"/>
           <w:lang w:val="es-ES" w:eastAsia="es-ES"/>
-          <w14:ligatures w14:val="none"/>
+          <ns2:ligatures ns2:val="none"/>
         </w:rPr>
         <w:t xml:space="preserve"/>
       </w:r>
@@ -651,7 +651,7 @@
           <w:color w:val="000000"/>
           <w:kern w:val="0"/>
           <w:lang w:val="es-ES" w:eastAsia="es-ES"/>
-          <w14:ligatures w14:val="none"/>
+          <ns2:ligatures ns2:val="none"/>
         </w:rPr>
         <w:t/>
       </w:r>
@@ -659,7 +659,7 @@
         <w:rPr>
           <w:rFonts w:ascii="Arial Narrow" w:eastAsia="Calibri" w:hAnsi="Arial Narrow" w:cs="Arial"/>
           <w:kern w:val="0"/>
-          <w14:ligatures w14:val="none"/>
+          <ns2:ligatures ns2:val="none"/>
         </w:rPr>
         <w:t/>
       </w:r>
@@ -667,7 +667,7 @@
         <w:rPr>
           <w:rFonts w:ascii="Arial Narrow" w:eastAsia="Calibri" w:hAnsi="Arial Narrow" w:cs="Arial"/>
           <w:kern w:val="0"/>
-          <w14:ligatures w14:val="none"/>
+          <ns2:ligatures ns2:val="none"/>
         </w:rPr>
         <w:t xml:space="preserve"/>
       </w:r>
@@ -675,7 +675,7 @@
         <w:rPr>
           <w:rFonts w:ascii="Arial Narrow" w:eastAsia="Calibri" w:hAnsi="Arial Narrow" w:cs="Arial"/>
           <w:kern w:val="0"/>
-          <w14:ligatures w14:val="none"/>
+          <ns2:ligatures ns2:val="none"/>
         </w:rPr>
         <w:t/>
       </w:r>
@@ -683,7 +683,7 @@
         <w:rPr>
           <w:rFonts w:ascii="Arial Narrow" w:eastAsia="Calibri" w:hAnsi="Arial Narrow" w:cs="Arial"/>
           <w:kern w:val="0"/>
-          <w14:ligatures w14:val="none"/>
+          <ns2:ligatures ns2:val="none"/>
         </w:rPr>
         <w:t xml:space="preserve"/>
       </w:r>
@@ -691,7 +691,7 @@
         <w:rPr>
           <w:rFonts w:ascii="Arial Narrow" w:eastAsia="Calibri" w:hAnsi="Arial Narrow" w:cs="Arial"/>
           <w:kern w:val="0"/>
-          <w14:ligatures w14:val="none"/>
+          <ns2:ligatures ns2:val="none"/>
         </w:rPr>
         <w:t xml:space="preserve"/>
       </w:r>
@@ -699,7 +699,7 @@
         <w:rPr>
           <w:rFonts w:ascii="Arial Narrow" w:eastAsia="Calibri" w:hAnsi="Arial Narrow" w:cs="Arial"/>
           <w:kern w:val="0"/>
-          <w14:ligatures w14:val="none"/>
+          <ns2:ligatures ns2:val="none"/>
         </w:rPr>
         <w:t/>
       </w:r>
@@ -709,7 +709,7 @@
           <w:color w:val="000000"/>
           <w:kern w:val="0"/>
           <w:lang w:val="es-ES" w:eastAsia="es-ES"/>
-          <w14:ligatures w14:val="none"/>
+          <ns2:ligatures ns2:val="none"/>
         </w:rPr>
         <w:t xml:space="preserve"/>
       </w:r>
@@ -719,7 +719,7 @@
           <w:color w:val="000000"/>
           <w:kern w:val="0"/>
           <w:lang w:val="es-ES" w:eastAsia="es-ES"/>
-          <w14:ligatures w14:val="none"/>
+          <ns2:ligatures ns2:val="none"/>
         </w:rPr>
         <w:t xml:space="preserve"/>
       </w:r>
@@ -729,7 +729,7 @@
           <w:color w:val="000000"/>
           <w:kern w:val="0"/>
           <w:lang w:val="es-ES" w:eastAsia="es-ES"/>
-          <w14:ligatures w14:val="none"/>
+          <ns2:ligatures ns2:val="none"/>
         </w:rPr>
         <w:t/>
       </w:r>
@@ -739,7 +739,7 @@
           <w:color w:val="000000"/>
           <w:kern w:val="0"/>
           <w:lang w:val="es-ES" w:eastAsia="es-ES"/>
-          <w14:ligatures w14:val="none"/>
+          <ns2:ligatures ns2:val="none"/>
         </w:rPr>
         <w:t xml:space="preserve"/>
       </w:r>
@@ -751,7 +751,7 @@
           <w:kern w:val="0"/>
           <w:vertAlign w:val="superscript"/>
           <w:lang w:val="es-ES" w:eastAsia="es-ES"/>
-          <w14:ligatures w14:val="none"/>
+          <ns2:ligatures ns2:val="none"/>
         </w:rPr>
         <w:footnoteReference w:id="1"/>
       </w:r>
@@ -761,7 +761,7 @@
           <w:color w:val="000000"/>
           <w:kern w:val="0"/>
           <w:lang w:val="es-ES" w:eastAsia="es-ES"/>
-          <w14:ligatures w14:val="none"/>
+          <ns2:ligatures ns2:val="none"/>
         </w:rPr>
         <w:t xml:space="preserve"/>
       </w:r>
@@ -772,12 +772,12 @@
           <w:color w:val="000000"/>
           <w:kern w:val="0"/>
           <w:lang w:val="es-ES" w:eastAsia="es-ES"/>
-          <w14:ligatures w14:val="none"/>
+          <ns2:ligatures ns2:val="none"/>
         </w:rPr>
         <w:t/>
       </w:r>
     </w:p>
-    <w:p>
+    <w:p ns2:paraId="3AD3B7C6" ns2:textId="77777777">
       <w:pPr>
         <w:tabs>
           <w:tab w:val="left" w:pos="1134"/>
@@ -789,11 +789,11 @@
           <w:color w:val="000000"/>
           <w:kern w:val="0"/>
           <w:lang w:val="es-ES" w:eastAsia="es-ES"/>
-          <w14:ligatures w14:val="none"/>
-        </w:rPr>
-      </w:pPr>
-    </w:p>
-    <w:p>
+          <ns2:ligatures ns2:val="none"/>
+        </w:rPr>
+      </w:pPr>
+    </w:p>
+    <w:p ns2:paraId="5308CD2E" ns2:textId="260BE6F8">
       <w:pPr>
         <w:pStyle w:val="Prrafodelista"/>
         <w:numPr>
@@ -811,7 +811,7 @@
           <w:color w:val="000000"/>
           <w:kern w:val="0"/>
           <w:lang w:eastAsia="es-ES"/>
-          <w14:ligatures w14:val="none"/>
+          <ns2:ligatures ns2:val="none"/>
         </w:rPr>
       </w:pPr>
       <w:r>
@@ -820,7 +820,7 @@
           <w:color w:val="000000"/>
           <w:kern w:val="0"/>
           <w:lang w:eastAsia="es-ES"/>
-          <w14:ligatures w14:val="none"/>
+          <ns2:ligatures ns2:val="none"/>
         </w:rPr>
         <w:t xml:space="preserve">El 18 de enero de 2021, firmó un </w:t>
       </w:r>
@@ -830,7 +830,7 @@
           <w:color w:val="000000"/>
           <w:kern w:val="0"/>
           <w:lang w:eastAsia="es-ES"/>
-          <w14:ligatures w14:val="none"/>
+          <ns2:ligatures ns2:val="none"/>
         </w:rPr>
         <w:t xml:space="preserve">contrato de adhesión </w:t>
       </w:r>
@@ -840,7 +840,7 @@
           <w:color w:val="000000"/>
           <w:kern w:val="0"/>
           <w:lang w:eastAsia="es-ES"/>
-          <w14:ligatures w14:val="none"/>
+          <ns2:ligatures ns2:val="none"/>
         </w:rPr>
         <w:t>de cesión de uso de sepultura</w:t>
       </w:r>
@@ -850,7 +850,7 @@
           <w:color w:val="000000"/>
           <w:kern w:val="0"/>
           <w:lang w:eastAsia="es-ES"/>
-          <w14:ligatures w14:val="none"/>
+          <ns2:ligatures ns2:val="none"/>
         </w:rPr>
         <w:t xml:space="preserve"> a perpetuidad con </w:t>
       </w:r>
@@ -860,7 +860,7 @@
           <w:color w:val="000000"/>
           <w:kern w:val="0"/>
           <w:lang w:eastAsia="es-ES"/>
-          <w14:ligatures w14:val="none"/>
+          <ns2:ligatures ns2:val="none"/>
         </w:rPr>
         <w:t>Mapfre</w:t>
       </w:r>
@@ -870,7 +870,7 @@
           <w:color w:val="000000"/>
           <w:kern w:val="0"/>
           <w:lang w:eastAsia="es-ES"/>
-          <w14:ligatures w14:val="none"/>
+          <ns2:ligatures ns2:val="none"/>
         </w:rPr>
         <w:t xml:space="preserve"> para su </w:t>
       </w:r>
@@ -880,7 +880,7 @@
           <w:color w:val="000000"/>
           <w:kern w:val="0"/>
           <w:lang w:eastAsia="es-ES"/>
-          <w14:ligatures w14:val="none"/>
+          <ns2:ligatures ns2:val="none"/>
         </w:rPr>
         <w:t>conviviente</w:t>
       </w:r>
@@ -890,7 +890,7 @@
           <w:color w:val="000000"/>
           <w:kern w:val="0"/>
           <w:lang w:eastAsia="es-ES"/>
-          <w14:ligatures w14:val="none"/>
+          <ns2:ligatures ns2:val="none"/>
         </w:rPr>
         <w:t xml:space="preserve"> fallecida,</w:t>
       </w:r>
@@ -900,7 +900,7 @@
           <w:color w:val="000000"/>
           <w:kern w:val="0"/>
           <w:lang w:eastAsia="es-ES"/>
-          <w14:ligatures w14:val="none"/>
+          <ns2:ligatures ns2:val="none"/>
         </w:rPr>
         <w:t xml:space="preserve"> estableciendo el precio total de S/ 32</w:t>
       </w:r>
@@ -910,7 +910,7 @@
           <w:color w:val="000000"/>
           <w:kern w:val="0"/>
           <w:lang w:eastAsia="es-ES"/>
-          <w14:ligatures w14:val="none"/>
+          <ns2:ligatures ns2:val="none"/>
         </w:rPr>
         <w:t xml:space="preserve"> </w:t>
       </w:r>
@@ -920,7 +920,7 @@
           <w:color w:val="000000"/>
           <w:kern w:val="0"/>
           <w:lang w:eastAsia="es-ES"/>
-          <w14:ligatures w14:val="none"/>
+          <ns2:ligatures ns2:val="none"/>
         </w:rPr>
         <w:t>500</w:t>
       </w:r>
@@ -930,7 +930,7 @@
           <w:color w:val="000000"/>
           <w:kern w:val="0"/>
           <w:lang w:eastAsia="es-ES"/>
-          <w14:ligatures w14:val="none"/>
+          <ns2:ligatures ns2:val="none"/>
         </w:rPr>
         <w:t>,</w:t>
       </w:r>
@@ -940,7 +940,7 @@
           <w:color w:val="000000"/>
           <w:kern w:val="0"/>
           <w:lang w:eastAsia="es-ES"/>
-          <w14:ligatures w14:val="none"/>
+          <ns2:ligatures ns2:val="none"/>
         </w:rPr>
         <w:t>00</w:t>
       </w:r>
@@ -950,7 +950,7 @@
           <w:color w:val="000000"/>
           <w:kern w:val="0"/>
           <w:lang w:eastAsia="es-ES"/>
-          <w14:ligatures w14:val="none"/>
+          <ns2:ligatures ns2:val="none"/>
         </w:rPr>
         <w:t xml:space="preserve">. El contrato estaba vinculado al </w:t>
       </w:r>
@@ -960,7 +960,7 @@
           <w:color w:val="000000"/>
           <w:kern w:val="0"/>
           <w:lang w:eastAsia="es-ES"/>
-          <w14:ligatures w14:val="none"/>
+          <ns2:ligatures ns2:val="none"/>
         </w:rPr>
         <w:t xml:space="preserve">Seguro Desgravamen Camposanto Mapfre </w:t>
       </w:r>
@@ -970,7 +970,7 @@
           <w:color w:val="000000"/>
           <w:kern w:val="0"/>
           <w:lang w:eastAsia="es-ES"/>
-          <w14:ligatures w14:val="none"/>
+          <ns2:ligatures ns2:val="none"/>
         </w:rPr>
         <w:t xml:space="preserve">- </w:t>
       </w:r>
@@ -980,7 +980,7 @@
           <w:color w:val="000000"/>
           <w:kern w:val="0"/>
           <w:lang w:eastAsia="es-ES"/>
-          <w14:ligatures w14:val="none"/>
+          <ns2:ligatures ns2:val="none"/>
         </w:rPr>
         <w:t xml:space="preserve">Póliza Grupo </w:t>
       </w:r>
@@ -991,7 +991,7 @@
           <w:color w:val="000000"/>
           <w:kern w:val="0"/>
           <w:lang w:eastAsia="es-ES"/>
-          <w14:ligatures w14:val="none"/>
+          <ns2:ligatures ns2:val="none"/>
         </w:rPr>
         <w:t/>
       </w:r>
@@ -1002,7 +1002,7 @@
           <w:color w:val="000000"/>
           <w:kern w:val="0"/>
           <w:lang w:eastAsia="es-ES"/>
-          <w14:ligatures w14:val="none"/>
+          <ns2:ligatures ns2:val="none"/>
         </w:rPr>
         <w:t xml:space="preserve"> 6110710100019</w:t>
       </w:r>
@@ -1012,12 +1012,12 @@
           <w:color w:val="000000"/>
           <w:kern w:val="0"/>
           <w:lang w:eastAsia="es-ES"/>
-          <w14:ligatures w14:val="none"/>
+          <ns2:ligatures ns2:val="none"/>
         </w:rPr>
         <w:t>.</w:t>
       </w:r>
     </w:p>
-    <w:p>
+    <w:p ns2:paraId="03CF6D62" ns2:textId="77777777">
       <w:pPr>
         <w:pStyle w:val="Prrafodelista"/>
         <w:spacing w:after="0" w:line="240" w:lineRule="auto"/>
@@ -1028,11 +1028,11 @@
           <w:color w:val="000000"/>
           <w:kern w:val="0"/>
           <w:lang w:eastAsia="es-ES"/>
-          <w14:ligatures w14:val="none"/>
-        </w:rPr>
-      </w:pPr>
-    </w:p>
-    <w:p>
+          <ns2:ligatures ns2:val="none"/>
+        </w:rPr>
+      </w:pPr>
+    </w:p>
+    <w:p ns2:paraId="560A0406" ns2:textId="2F2C56C0">
       <w:pPr>
         <w:pStyle w:val="Prrafodelista"/>
         <w:numPr>
@@ -1050,7 +1050,7 @@
           <w:color w:val="000000"/>
           <w:kern w:val="0"/>
           <w:lang w:eastAsia="es-ES"/>
-          <w14:ligatures w14:val="none"/>
+          <ns2:ligatures ns2:val="none"/>
         </w:rPr>
       </w:pPr>
       <w:r>
@@ -1059,7 +1059,7 @@
           <w:color w:val="000000"/>
           <w:kern w:val="0"/>
           <w:lang w:eastAsia="es-ES"/>
-          <w14:ligatures w14:val="none"/>
+          <ns2:ligatures ns2:val="none"/>
         </w:rPr>
         <w:t>Abonó</w:t>
       </w:r>
@@ -1069,7 +1069,7 @@
           <w:color w:val="000000"/>
           <w:kern w:val="0"/>
           <w:lang w:eastAsia="es-ES"/>
-          <w14:ligatures w14:val="none"/>
+          <ns2:ligatures ns2:val="none"/>
         </w:rPr>
         <w:t xml:space="preserve"> una cuota inicial de S/ 2</w:t>
       </w:r>
@@ -1079,7 +1079,7 @@
           <w:color w:val="000000"/>
           <w:kern w:val="0"/>
           <w:lang w:eastAsia="es-ES"/>
-          <w14:ligatures w14:val="none"/>
+          <ns2:ligatures ns2:val="none"/>
         </w:rPr>
         <w:t xml:space="preserve"> </w:t>
       </w:r>
@@ -1089,7 +1089,7 @@
           <w:color w:val="000000"/>
           <w:kern w:val="0"/>
           <w:lang w:eastAsia="es-ES"/>
-          <w14:ligatures w14:val="none"/>
+          <ns2:ligatures ns2:val="none"/>
         </w:rPr>
         <w:t>800</w:t>
       </w:r>
@@ -1099,7 +1099,7 @@
           <w:color w:val="000000"/>
           <w:kern w:val="0"/>
           <w:lang w:eastAsia="es-ES"/>
-          <w14:ligatures w14:val="none"/>
+          <ns2:ligatures ns2:val="none"/>
         </w:rPr>
         <w:t>,</w:t>
       </w:r>
@@ -1109,7 +1109,7 @@
           <w:color w:val="000000"/>
           <w:kern w:val="0"/>
           <w:lang w:eastAsia="es-ES"/>
-          <w14:ligatures w14:val="none"/>
+          <ns2:ligatures ns2:val="none"/>
         </w:rPr>
         <w:t>00 soles y firmó una letra de cambio por S/ 29</w:t>
       </w:r>
@@ -1119,7 +1119,7 @@
           <w:color w:val="000000"/>
           <w:kern w:val="0"/>
           <w:lang w:eastAsia="es-ES"/>
-          <w14:ligatures w14:val="none"/>
+          <ns2:ligatures ns2:val="none"/>
         </w:rPr>
         <w:t xml:space="preserve"> </w:t>
       </w:r>
@@ -1129,7 +1129,7 @@
           <w:color w:val="000000"/>
           <w:kern w:val="0"/>
           <w:lang w:eastAsia="es-ES"/>
-          <w14:ligatures w14:val="none"/>
+          <ns2:ligatures ns2:val="none"/>
         </w:rPr>
         <w:t>700</w:t>
       </w:r>
@@ -1139,7 +1139,7 @@
           <w:color w:val="000000"/>
           <w:kern w:val="0"/>
           <w:lang w:eastAsia="es-ES"/>
-          <w14:ligatures w14:val="none"/>
+          <ns2:ligatures ns2:val="none"/>
         </w:rPr>
         <w:t>,</w:t>
       </w:r>
@@ -1149,7 +1149,7 @@
           <w:color w:val="000000"/>
           <w:kern w:val="0"/>
           <w:lang w:eastAsia="es-ES"/>
-          <w14:ligatures w14:val="none"/>
+          <ns2:ligatures ns2:val="none"/>
         </w:rPr>
         <w:t>00 soles, acordándose el pago de 60 cuotas mensuales de S/ 692</w:t>
       </w:r>
@@ -1159,7 +1159,7 @@
           <w:color w:val="000000"/>
           <w:kern w:val="0"/>
           <w:lang w:eastAsia="es-ES"/>
-          <w14:ligatures w14:val="none"/>
+          <ns2:ligatures ns2:val="none"/>
         </w:rPr>
         <w:t>,</w:t>
       </w:r>
@@ -1169,7 +1169,7 @@
           <w:color w:val="000000"/>
           <w:kern w:val="0"/>
           <w:lang w:eastAsia="es-ES"/>
-          <w14:ligatures w14:val="none"/>
+          <ns2:ligatures ns2:val="none"/>
         </w:rPr>
         <w:t>00 soles, lo que resultó en un monto total de S/ 41</w:t>
       </w:r>
@@ -1179,7 +1179,7 @@
           <w:color w:val="000000"/>
           <w:kern w:val="0"/>
           <w:lang w:eastAsia="es-ES"/>
-          <w14:ligatures w14:val="none"/>
+          <ns2:ligatures ns2:val="none"/>
         </w:rPr>
         <w:t xml:space="preserve"> </w:t>
       </w:r>
@@ -1189,7 +1189,7 @@
           <w:color w:val="000000"/>
           <w:kern w:val="0"/>
           <w:lang w:eastAsia="es-ES"/>
-          <w14:ligatures w14:val="none"/>
+          <ns2:ligatures ns2:val="none"/>
         </w:rPr>
         <w:t>520</w:t>
       </w:r>
@@ -1199,7 +1199,7 @@
           <w:color w:val="000000"/>
           <w:kern w:val="0"/>
           <w:lang w:eastAsia="es-ES"/>
-          <w14:ligatures w14:val="none"/>
+          <ns2:ligatures ns2:val="none"/>
         </w:rPr>
         <w:t>,</w:t>
       </w:r>
@@ -1209,12 +1209,12 @@
           <w:color w:val="000000"/>
           <w:kern w:val="0"/>
           <w:lang w:eastAsia="es-ES"/>
-          <w14:ligatures w14:val="none"/>
+          <ns2:ligatures ns2:val="none"/>
         </w:rPr>
         <w:t>00, excediendo la suma de la letra de cambio firmada.</w:t>
       </w:r>
     </w:p>
-    <w:p>
+    <w:p ns2:paraId="594948B3" ns2:textId="77777777">
       <w:pPr>
         <w:pStyle w:val="Prrafodelista"/>
         <w:spacing w:after="0" w:line="240" w:lineRule="auto"/>
@@ -1225,11 +1225,11 @@
           <w:color w:val="000000"/>
           <w:kern w:val="0"/>
           <w:lang w:eastAsia="es-ES"/>
-          <w14:ligatures w14:val="none"/>
-        </w:rPr>
-      </w:pPr>
-    </w:p>
-    <w:p>
+          <ns2:ligatures ns2:val="none"/>
+        </w:rPr>
+      </w:pPr>
+    </w:p>
+    <w:p ns2:paraId="6B76D1CB" ns2:textId="0E44B481">
       <w:pPr>
         <w:pStyle w:val="Prrafodelista"/>
         <w:numPr>
@@ -1247,7 +1247,7 @@
           <w:color w:val="000000"/>
           <w:kern w:val="0"/>
           <w:lang w:eastAsia="es-ES"/>
-          <w14:ligatures w14:val="none"/>
+          <ns2:ligatures ns2:val="none"/>
         </w:rPr>
       </w:pPr>
       <w:r>
@@ -1256,12 +1256,12 @@
           <w:color w:val="000000"/>
           <w:kern w:val="0"/>
           <w:lang w:eastAsia="es-ES"/>
-          <w14:ligatures w14:val="none"/>
+          <ns2:ligatures ns2:val="none"/>
         </w:rPr>
         <w:t>En el contrato, se indicaba en la primera página, en letras pequeñas, que el titular "declaraba la recepción y cumplimiento del reglamento interno del camposanto", sin embargo, dicho reglamento no fue proporcionado ni mencionado al momento de la firma del contrato.</w:t>
       </w:r>
     </w:p>
-    <w:p>
+    <w:p ns2:paraId="485B3F9F" ns2:textId="77777777">
       <w:pPr>
         <w:pStyle w:val="Prrafodelista"/>
         <w:spacing w:after="0" w:line="240" w:lineRule="auto"/>
@@ -1272,11 +1272,11 @@
           <w:color w:val="000000"/>
           <w:kern w:val="0"/>
           <w:lang w:eastAsia="es-ES"/>
-          <w14:ligatures w14:val="none"/>
-        </w:rPr>
-      </w:pPr>
-    </w:p>
-    <w:p>
+          <ns2:ligatures ns2:val="none"/>
+        </w:rPr>
+      </w:pPr>
+    </w:p>
+    <w:p ns2:paraId="19A95308" ns2:textId="5FEE991A">
       <w:pPr>
         <w:pStyle w:val="Prrafodelista"/>
         <w:numPr>
@@ -1294,7 +1294,7 @@
           <w:color w:val="000000"/>
           <w:kern w:val="0"/>
           <w:lang w:eastAsia="es-ES"/>
-          <w14:ligatures w14:val="none"/>
+          <ns2:ligatures ns2:val="none"/>
         </w:rPr>
       </w:pPr>
       <w:r>
@@ -1303,7 +1303,7 @@
           <w:color w:val="000000"/>
           <w:kern w:val="0"/>
           <w:lang w:eastAsia="es-ES"/>
-          <w14:ligatures w14:val="none"/>
+          <ns2:ligatures ns2:val="none"/>
         </w:rPr>
         <w:t xml:space="preserve">A </w:t>
       </w:r>
@@ -1313,7 +1313,7 @@
           <w:color w:val="000000"/>
           <w:kern w:val="0"/>
           <w:lang w:eastAsia="es-ES"/>
-          <w14:ligatures w14:val="none"/>
+          <ns2:ligatures ns2:val="none"/>
         </w:rPr>
         <w:t>pesar de los atrasos en los pagos, había pagado más del 50% del monto total original</w:t>
       </w:r>
@@ -1323,7 +1323,7 @@
           <w:color w:val="000000"/>
           <w:kern w:val="0"/>
           <w:lang w:eastAsia="es-ES"/>
-          <w14:ligatures w14:val="none"/>
+          <ns2:ligatures ns2:val="none"/>
         </w:rPr>
         <w:t xml:space="preserve"> </w:t>
       </w:r>
@@ -1333,7 +1333,7 @@
           <w:color w:val="000000"/>
           <w:kern w:val="0"/>
           <w:lang w:eastAsia="es-ES"/>
-          <w14:ligatures w14:val="none"/>
+          <ns2:ligatures ns2:val="none"/>
         </w:rPr>
         <w:t xml:space="preserve">Posteriormente, Mapfre </w:t>
       </w:r>
@@ -1343,7 +1343,7 @@
           <w:color w:val="000000"/>
           <w:kern w:val="0"/>
           <w:lang w:eastAsia="es-ES"/>
-          <w14:ligatures w14:val="none"/>
+          <ns2:ligatures ns2:val="none"/>
         </w:rPr>
         <w:t xml:space="preserve">le </w:t>
       </w:r>
@@ -1353,7 +1353,7 @@
           <w:color w:val="000000"/>
           <w:kern w:val="0"/>
           <w:lang w:eastAsia="es-ES"/>
-          <w14:ligatures w14:val="none"/>
+          <ns2:ligatures ns2:val="none"/>
         </w:rPr>
         <w:t xml:space="preserve">amenazó telefónicamente con proceder al retiro de la lápida. Ante esta amenaza, solicitó el </w:t>
       </w:r>
@@ -1363,7 +1363,7 @@
           <w:color w:val="000000"/>
           <w:kern w:val="0"/>
           <w:lang w:eastAsia="es-ES"/>
-          <w14:ligatures w14:val="none"/>
+          <ns2:ligatures ns2:val="none"/>
         </w:rPr>
         <w:t xml:space="preserve">reglamento interno del camposanto </w:t>
       </w:r>
@@ -1373,7 +1373,7 @@
           <w:color w:val="000000"/>
           <w:kern w:val="0"/>
           <w:lang w:eastAsia="es-ES"/>
-          <w14:ligatures w14:val="none"/>
+          <ns2:ligatures ns2:val="none"/>
         </w:rPr>
         <w:t xml:space="preserve">mediante el libro de reclamaciones, ya que </w:t>
       </w:r>
@@ -1383,7 +1383,7 @@
           <w:color w:val="000000"/>
           <w:kern w:val="0"/>
           <w:lang w:eastAsia="es-ES"/>
-          <w14:ligatures w14:val="none"/>
+          <ns2:ligatures ns2:val="none"/>
         </w:rPr>
         <w:t>le</w:t>
       </w:r>
@@ -1393,7 +1393,7 @@
           <w:color w:val="000000"/>
           <w:kern w:val="0"/>
           <w:lang w:eastAsia="es-ES"/>
-          <w14:ligatures w14:val="none"/>
+          <ns2:ligatures ns2:val="none"/>
         </w:rPr>
         <w:t xml:space="preserve"> sido negado </w:t>
       </w:r>
@@ -1403,7 +1403,7 @@
           <w:color w:val="000000"/>
           <w:kern w:val="0"/>
           <w:lang w:eastAsia="es-ES"/>
-          <w14:ligatures w14:val="none"/>
+          <ns2:ligatures ns2:val="none"/>
         </w:rPr>
         <w:t>en anteriores oportunidades, el cual fue entregado en febrero de 2025</w:t>
       </w:r>
@@ -1413,12 +1413,12 @@
           <w:color w:val="000000"/>
           <w:kern w:val="0"/>
           <w:lang w:eastAsia="es-ES"/>
-          <w14:ligatures w14:val="none"/>
+          <ns2:ligatures ns2:val="none"/>
         </w:rPr>
         <w:t>.</w:t>
       </w:r>
     </w:p>
-    <w:p>
+    <w:p ns2:paraId="0FE32330" ns2:textId="77777777">
       <w:pPr>
         <w:pStyle w:val="Prrafodelista"/>
         <w:rPr>
@@ -1426,11 +1426,11 @@
           <w:color w:val="000000"/>
           <w:kern w:val="0"/>
           <w:lang w:eastAsia="es-ES"/>
-          <w14:ligatures w14:val="none"/>
-        </w:rPr>
-      </w:pPr>
-    </w:p>
-    <w:p>
+          <ns2:ligatures ns2:val="none"/>
+        </w:rPr>
+      </w:pPr>
+    </w:p>
+    <w:p ns2:paraId="654155B3" ns2:textId="28CA8D17">
       <w:pPr>
         <w:pStyle w:val="Prrafodelista"/>
         <w:numPr>
@@ -1448,7 +1448,7 @@
           <w:color w:val="000000"/>
           <w:kern w:val="0"/>
           <w:lang w:eastAsia="es-ES"/>
-          <w14:ligatures w14:val="none"/>
+          <ns2:ligatures ns2:val="none"/>
         </w:rPr>
       </w:pPr>
       <w:r>
@@ -1457,7 +1457,7 @@
           <w:color w:val="000000"/>
           <w:kern w:val="0"/>
           <w:lang w:eastAsia="es-ES"/>
-          <w14:ligatures w14:val="none"/>
+          <ns2:ligatures ns2:val="none"/>
         </w:rPr>
         <w:t xml:space="preserve">El </w:t>
       </w:r>
@@ -1467,7 +1467,7 @@
           <w:color w:val="000000"/>
           <w:kern w:val="0"/>
           <w:lang w:eastAsia="es-ES"/>
-          <w14:ligatures w14:val="none"/>
+          <ns2:ligatures ns2:val="none"/>
         </w:rPr>
         <w:t>reglamento interno del camposanto</w:t>
       </w:r>
@@ -1477,7 +1477,7 @@
           <w:color w:val="000000"/>
           <w:kern w:val="0"/>
           <w:lang w:eastAsia="es-ES"/>
-          <w14:ligatures w14:val="none"/>
+          <ns2:ligatures ns2:val="none"/>
         </w:rPr>
         <w:t xml:space="preserve"> </w:t>
       </w:r>
@@ -1487,7 +1487,7 @@
           <w:color w:val="000000"/>
           <w:kern w:val="0"/>
           <w:lang w:eastAsia="es-ES"/>
-          <w14:ligatures w14:val="none"/>
+          <ns2:ligatures ns2:val="none"/>
         </w:rPr>
         <w:t xml:space="preserve">tenía </w:t>
       </w:r>
@@ -1497,7 +1497,7 @@
           <w:color w:val="000000"/>
           <w:kern w:val="0"/>
           <w:lang w:eastAsia="es-ES"/>
-          <w14:ligatures w14:val="none"/>
+          <ns2:ligatures ns2:val="none"/>
         </w:rPr>
         <w:t xml:space="preserve">una cláusula </w:t>
       </w:r>
@@ -1507,7 +1507,7 @@
           <w:color w:val="000000"/>
           <w:kern w:val="0"/>
           <w:lang w:eastAsia="es-ES"/>
-          <w14:ligatures w14:val="none"/>
+          <ns2:ligatures ns2:val="none"/>
         </w:rPr>
         <w:t>abusiva en su cláusula trece</w:t>
       </w:r>
@@ -1517,7 +1517,7 @@
           <w:color w:val="000000"/>
           <w:kern w:val="0"/>
           <w:lang w:eastAsia="es-ES"/>
-          <w14:ligatures w14:val="none"/>
+          <ns2:ligatures ns2:val="none"/>
         </w:rPr>
         <w:t xml:space="preserve">, inciso "d", que establecía que, en caso de falta de pago de seis (6) cuotas, consecutivas o no, la compañía podría disponer del total de los niveles del espacio de sepultura, incluyendo el retiro de la lápida y la exhumación de los restos en caso de mantener las cuotas impagas por </w:t>
       </w:r>
@@ -1527,7 +1527,7 @@
           <w:color w:val="000000"/>
           <w:kern w:val="0"/>
           <w:lang w:eastAsia="es-ES"/>
-          <w14:ligatures w14:val="none"/>
+          <ns2:ligatures ns2:val="none"/>
         </w:rPr>
         <w:t>treinta (</w:t>
       </w:r>
@@ -1537,7 +1537,7 @@
           <w:color w:val="000000"/>
           <w:kern w:val="0"/>
           <w:lang w:eastAsia="es-ES"/>
-          <w14:ligatures w14:val="none"/>
+          <ns2:ligatures ns2:val="none"/>
         </w:rPr>
         <w:t>30</w:t>
       </w:r>
@@ -1547,7 +1547,7 @@
           <w:color w:val="000000"/>
           <w:kern w:val="0"/>
           <w:lang w:eastAsia="es-ES"/>
-          <w14:ligatures w14:val="none"/>
+          <ns2:ligatures ns2:val="none"/>
         </w:rPr>
         <w:t>)</w:t>
       </w:r>
@@ -1557,12 +1557,12 @@
           <w:color w:val="000000"/>
           <w:kern w:val="0"/>
           <w:lang w:eastAsia="es-ES"/>
-          <w14:ligatures w14:val="none"/>
+          <ns2:ligatures ns2:val="none"/>
         </w:rPr>
         <w:t xml:space="preserve"> días después del retiro de la lápida.</w:t>
       </w:r>
     </w:p>
-    <w:p>
+    <w:p ns2:paraId="1681A792" ns2:textId="77777777">
       <w:pPr>
         <w:pStyle w:val="Prrafodelista"/>
         <w:spacing w:after="0" w:line="240" w:lineRule="auto"/>
@@ -1573,11 +1573,11 @@
           <w:color w:val="000000"/>
           <w:kern w:val="0"/>
           <w:lang w:eastAsia="es-ES"/>
-          <w14:ligatures w14:val="none"/>
-        </w:rPr>
-      </w:pPr>
-    </w:p>
-    <w:p>
+          <ns2:ligatures ns2:val="none"/>
+        </w:rPr>
+      </w:pPr>
+    </w:p>
+    <w:p ns2:paraId="2F9CF7F5" ns2:textId="1D0D22D0">
       <w:pPr>
         <w:pStyle w:val="Prrafodelista"/>
         <w:numPr>
@@ -1595,7 +1595,7 @@
           <w:color w:val="000000"/>
           <w:kern w:val="0"/>
           <w:lang w:eastAsia="es-ES"/>
-          <w14:ligatures w14:val="none"/>
+          <ns2:ligatures ns2:val="none"/>
         </w:rPr>
       </w:pPr>
       <w:r>
@@ -1604,7 +1604,7 @@
           <w:color w:val="000000"/>
           <w:kern w:val="0"/>
           <w:lang w:eastAsia="es-ES"/>
-          <w14:ligatures w14:val="none"/>
+          <ns2:ligatures ns2:val="none"/>
         </w:rPr>
         <w:t>Posteriormente</w:t>
       </w:r>
@@ -1614,7 +1614,7 @@
           <w:color w:val="000000"/>
           <w:kern w:val="0"/>
           <w:lang w:eastAsia="es-ES"/>
-          <w14:ligatures w14:val="none"/>
+          <ns2:ligatures ns2:val="none"/>
         </w:rPr>
         <w:t>,</w:t>
       </w:r>
@@ -1624,7 +1624,7 @@
           <w:color w:val="000000"/>
           <w:kern w:val="0"/>
           <w:lang w:eastAsia="es-ES"/>
-          <w14:ligatures w14:val="none"/>
+          <ns2:ligatures ns2:val="none"/>
         </w:rPr>
         <w:t xml:space="preserve"> se produjo el retiro de la lápida de mármol que cubría la sepultura de </w:t>
       </w:r>
@@ -1634,7 +1634,7 @@
           <w:color w:val="000000"/>
           <w:kern w:val="0"/>
           <w:lang w:eastAsia="es-ES"/>
-          <w14:ligatures w14:val="none"/>
+          <ns2:ligatures ns2:val="none"/>
         </w:rPr>
         <w:t>su</w:t>
       </w:r>
@@ -1644,7 +1644,7 @@
           <w:color w:val="000000"/>
           <w:kern w:val="0"/>
           <w:lang w:eastAsia="es-ES"/>
-          <w14:ligatures w14:val="none"/>
+          <ns2:ligatures ns2:val="none"/>
         </w:rPr>
         <w:t xml:space="preserve"> conviviente, siendo reemplazada por un bloque de concreto con inscripciones a mano. Este acto </w:t>
       </w:r>
@@ -1654,7 +1654,7 @@
           <w:color w:val="000000"/>
           <w:kern w:val="0"/>
           <w:lang w:eastAsia="es-ES"/>
-          <w14:ligatures w14:val="none"/>
+          <ns2:ligatures ns2:val="none"/>
         </w:rPr>
         <w:t xml:space="preserve">le </w:t>
       </w:r>
@@ -1664,7 +1664,7 @@
           <w:color w:val="000000"/>
           <w:kern w:val="0"/>
           <w:lang w:eastAsia="es-ES"/>
-          <w14:ligatures w14:val="none"/>
+          <ns2:ligatures ns2:val="none"/>
         </w:rPr>
         <w:t>causó un profundo daño moral</w:t>
       </w:r>
@@ -1674,7 +1674,7 @@
           <w:color w:val="000000"/>
           <w:kern w:val="0"/>
           <w:lang w:eastAsia="es-ES"/>
-          <w14:ligatures w14:val="none"/>
+          <ns2:ligatures ns2:val="none"/>
         </w:rPr>
         <w:t>, al ser</w:t>
       </w:r>
@@ -1684,7 +1684,7 @@
           <w:color w:val="000000"/>
           <w:kern w:val="0"/>
           <w:lang w:eastAsia="es-ES"/>
-          <w14:ligatures w14:val="none"/>
+          <ns2:ligatures ns2:val="none"/>
         </w:rPr>
         <w:t xml:space="preserve"> percibida como una profanación</w:t>
       </w:r>
@@ -1694,12 +1694,12 @@
           <w:color w:val="000000"/>
           <w:kern w:val="0"/>
           <w:lang w:eastAsia="es-ES"/>
-          <w14:ligatures w14:val="none"/>
+          <ns2:ligatures ns2:val="none"/>
         </w:rPr>
         <w:t>.</w:t>
       </w:r>
     </w:p>
-    <w:p>
+    <w:p ns2:paraId="33E14FF7" ns2:textId="77777777">
       <w:pPr>
         <w:tabs>
           <w:tab w:val="left" w:pos="1134"/>
@@ -1711,11 +1711,11 @@
           <w:color w:val="000000"/>
           <w:kern w:val="0"/>
           <w:lang w:eastAsia="es-ES"/>
-          <w14:ligatures w14:val="none"/>
-        </w:rPr>
-      </w:pPr>
-    </w:p>
-    <w:p>
+          <ns2:ligatures ns2:val="none"/>
+        </w:rPr>
+      </w:pPr>
+    </w:p>
+    <w:p ns2:paraId="65C58807" ns2:textId="474D8B79">
       <w:pPr>
         <w:numPr>
           <w:ilvl w:val="1"/>
@@ -1733,7 +1733,7 @@
           <w:color w:val="000000"/>
           <w:kern w:val="0"/>
           <w:lang w:val="es-ES" w:eastAsia="es-ES"/>
-          <w14:ligatures w14:val="none"/>
+          <ns2:ligatures ns2:val="none"/>
         </w:rPr>
       </w:pPr>
       <w:r>
@@ -1742,7 +1742,7 @@
           <w:color w:val="000000"/>
           <w:kern w:val="0"/>
           <w:lang w:val="es-ES" w:eastAsia="es-ES"/>
-          <w14:ligatures w14:val="none"/>
+          <ns2:ligatures ns2:val="none"/>
         </w:rPr>
         <w:t xml:space="preserve">El señor [APELLIDO] solicitó, en calidad de medida correctiva, que se ordene la nulidad de la cláusula 13, inciso "d" del reglamento interno del camposanto, en lo que respecta al retiro de lápidas y exhumación de restos por falta de pago. Asimismo, no requirió el reembolso de costos y costas del presente procedimiento.</w:t>
       </w:r>
@@ -1752,7 +1752,7 @@
           <w:color w:val="000000"/>
           <w:kern w:val="0"/>
           <w:lang w:val="es-ES" w:eastAsia="es-ES"/>
-          <w14:ligatures w14:val="none"/>
+          <ns2:ligatures ns2:val="none"/>
         </w:rPr>
         <w:t xml:space="preserve"/>
       </w:r>
@@ -1762,7 +1762,7 @@
           <w:color w:val="000000"/>
           <w:kern w:val="0"/>
           <w:lang w:val="es-ES" w:eastAsia="es-ES"/>
-          <w14:ligatures w14:val="none"/>
+          <ns2:ligatures ns2:val="none"/>
         </w:rPr>
         <w:t xml:space="preserve"/>
       </w:r>
@@ -1772,7 +1772,7 @@
           <w:color w:val="000000"/>
           <w:kern w:val="0"/>
           <w:lang w:val="es-ES" w:eastAsia="es-ES"/>
-          <w14:ligatures w14:val="none"/>
+          <ns2:ligatures ns2:val="none"/>
         </w:rPr>
         <w:t/>
       </w:r>
@@ -1782,7 +1782,7 @@
           <w:color w:val="000000"/>
           <w:kern w:val="0"/>
           <w:lang w:val="es-ES" w:eastAsia="es-ES"/>
-          <w14:ligatures w14:val="none"/>
+          <ns2:ligatures ns2:val="none"/>
         </w:rPr>
         <w:t xml:space="preserve"/>
       </w:r>
@@ -1792,7 +1792,7 @@
           <w:color w:val="000000"/>
           <w:kern w:val="0"/>
           <w:lang w:val="es-ES" w:eastAsia="es-ES"/>
-          <w14:ligatures w14:val="none"/>
+          <ns2:ligatures ns2:val="none"/>
         </w:rPr>
         <w:t xml:space="preserve"/>
       </w:r>
@@ -1802,7 +1802,7 @@
           <w:color w:val="000000"/>
           <w:kern w:val="0"/>
           <w:lang w:val="es-ES" w:eastAsia="es-ES"/>
-          <w14:ligatures w14:val="none"/>
+          <ns2:ligatures ns2:val="none"/>
         </w:rPr>
         <w:t xml:space="preserve"/>
       </w:r>
@@ -1812,7 +1812,7 @@
           <w:color w:val="000000"/>
           <w:kern w:val="0"/>
           <w:lang w:val="es-ES" w:eastAsia="es-ES"/>
-          <w14:ligatures w14:val="none"/>
+          <ns2:ligatures ns2:val="none"/>
         </w:rPr>
         <w:t/>
       </w:r>
@@ -1822,7 +1822,7 @@
           <w:color w:val="000000"/>
           <w:kern w:val="0"/>
           <w:lang w:val="es-ES" w:eastAsia="es-ES"/>
-          <w14:ligatures w14:val="none"/>
+          <ns2:ligatures ns2:val="none"/>
         </w:rPr>
         <w:t xml:space="preserve"/>
       </w:r>
@@ -1832,7 +1832,7 @@
           <w:color w:val="000000"/>
           <w:kern w:val="0"/>
           <w:lang w:val="es-ES" w:eastAsia="es-ES"/>
-          <w14:ligatures w14:val="none"/>
+          <ns2:ligatures ns2:val="none"/>
         </w:rPr>
         <w:t/>
       </w:r>
@@ -1842,7 +1842,7 @@
           <w:color w:val="000000"/>
           <w:kern w:val="0"/>
           <w:lang w:val="es-ES" w:eastAsia="es-ES"/>
-          <w14:ligatures w14:val="none"/>
+          <ns2:ligatures ns2:val="none"/>
         </w:rPr>
         <w:t xml:space="preserve"/>
       </w:r>
@@ -1852,7 +1852,7 @@
           <w:color w:val="000000"/>
           <w:kern w:val="0"/>
           <w:lang w:val="es-ES" w:eastAsia="es-ES"/>
-          <w14:ligatures w14:val="none"/>
+          <ns2:ligatures ns2:val="none"/>
         </w:rPr>
         <w:t/>
       </w:r>
@@ -1862,7 +1862,7 @@
           <w:color w:val="000000"/>
           <w:kern w:val="0"/>
           <w:lang w:val="es-ES" w:eastAsia="es-ES"/>
-          <w14:ligatures w14:val="none"/>
+          <ns2:ligatures ns2:val="none"/>
         </w:rPr>
         <w:t xml:space="preserve"/>
       </w:r>
@@ -1872,7 +1872,7 @@
           <w:color w:val="000000"/>
           <w:kern w:val="0"/>
           <w:lang w:val="es-ES" w:eastAsia="es-ES"/>
-          <w14:ligatures w14:val="none"/>
+          <ns2:ligatures ns2:val="none"/>
         </w:rPr>
         <w:t/>
       </w:r>
@@ -1882,7 +1882,7 @@
           <w:color w:val="000000"/>
           <w:kern w:val="0"/>
           <w:lang w:val="es-ES" w:eastAsia="es-ES"/>
-          <w14:ligatures w14:val="none"/>
+          <ns2:ligatures ns2:val="none"/>
         </w:rPr>
         <w:t xml:space="preserve"/>
       </w:r>
@@ -1892,7 +1892,7 @@
           <w:color w:val="000000"/>
           <w:kern w:val="0"/>
           <w:lang w:val="es-ES" w:eastAsia="es-ES"/>
-          <w14:ligatures w14:val="none"/>
+          <ns2:ligatures ns2:val="none"/>
         </w:rPr>
         <w:t/>
       </w:r>
@@ -1902,7 +1902,7 @@
           <w:color w:val="000000"/>
           <w:kern w:val="0"/>
           <w:lang w:val="es-ES" w:eastAsia="es-ES"/>
-          <w14:ligatures w14:val="none"/>
+          <ns2:ligatures ns2:val="none"/>
         </w:rPr>
         <w:t/>
       </w:r>
@@ -1912,7 +1912,7 @@
           <w:color w:val="000000"/>
           <w:kern w:val="0"/>
           <w:lang w:val="es-ES" w:eastAsia="es-ES"/>
-          <w14:ligatures w14:val="none"/>
+          <ns2:ligatures ns2:val="none"/>
         </w:rPr>
         <w:t xml:space="preserve"/>
       </w:r>
@@ -1922,7 +1922,7 @@
           <w:color w:val="000000"/>
           <w:kern w:val="0"/>
           <w:lang w:val="es-ES" w:eastAsia="es-ES"/>
-          <w14:ligatures w14:val="none"/>
+          <ns2:ligatures ns2:val="none"/>
         </w:rPr>
         <w:t/>
       </w:r>
@@ -1932,7 +1932,7 @@
           <w:color w:val="000000"/>
           <w:kern w:val="0"/>
           <w:lang w:val="es-ES" w:eastAsia="es-ES"/>
-          <w14:ligatures w14:val="none"/>
+          <ns2:ligatures ns2:val="none"/>
         </w:rPr>
         <w:t xml:space="preserve"/>
       </w:r>
@@ -1942,7 +1942,7 @@
           <w:color w:val="000000"/>
           <w:kern w:val="0"/>
           <w:lang w:val="es-ES" w:eastAsia="es-ES"/>
-          <w14:ligatures w14:val="none"/>
+          <ns2:ligatures ns2:val="none"/>
         </w:rPr>
         <w:t xml:space="preserve"/>
       </w:r>
@@ -1952,12 +1952,12 @@
           <w:color w:val="000000"/>
           <w:kern w:val="0"/>
           <w:lang w:val="es-ES" w:eastAsia="es-ES"/>
-          <w14:ligatures w14:val="none"/>
+          <ns2:ligatures ns2:val="none"/>
         </w:rPr>
         <w:t/>
       </w:r>
     </w:p>
-    <w:p>
+    <w:p ns2:paraId="66005174" ns2:textId="77777777">
       <w:pPr>
         <w:spacing w:after="0" w:line="240" w:lineRule="auto"/>
         <w:contextualSpacing/>
@@ -1968,11 +1968,11 @@
           <w:color w:val="000000"/>
           <w:kern w:val="0"/>
           <w:lang w:eastAsia="es-PE"/>
-          <w14:ligatures w14:val="none"/>
-        </w:rPr>
-      </w:pPr>
-    </w:p>
-    <w:p>
+          <ns2:ligatures ns2:val="none"/>
+        </w:rPr>
+      </w:pPr>
+    </w:p>
+    <w:p ns2:paraId="3541B1F9" ns2:textId="77777777">
       <w:pPr>
         <w:pStyle w:val="Prrafodelista"/>
         <w:numPr>
@@ -1992,22 +1992,22 @@
           <w:color w:val="000000"/>
           <w:kern w:val="0"/>
           <w:lang w:eastAsia="es-PE"/>
-          <w14:ligatures w14:val="none"/>
-        </w:rPr>
-      </w:pPr>
-      <w:r>
-        <w:rPr>
-          <w:rFonts w:ascii="Arial Narrow" w:eastAsia="Arial Narrow" w:hAnsi="Arial Narrow" w:cs="Arial Narrow"/>
-          <w:b/>
-          <w:color w:val="000000"/>
-          <w:kern w:val="0"/>
-          <w:lang w:eastAsia="es-PE"/>
-          <w14:ligatures w14:val="none"/>
+          <ns2:ligatures ns2:val="none"/>
+        </w:rPr>
+      </w:pPr>
+      <w:r>
+        <w:rPr>
+          <w:rFonts w:ascii="Arial Narrow" w:eastAsia="Arial Narrow" w:hAnsi="Arial Narrow" w:cs="Arial Narrow"/>
+          <w:b/>
+          <w:color w:val="000000"/>
+          <w:kern w:val="0"/>
+          <w:lang w:eastAsia="es-PE"/>
+          <ns2:ligatures ns2:val="none"/>
         </w:rPr>
         <w:t>DE LA ADMISIÓN A TRÁMITE DE LA DENUNCIA</w:t>
       </w:r>
     </w:p>
-    <w:p>
+    <w:p ns2:paraId="34556756" ns2:textId="77777777">
       <w:pPr>
         <w:spacing w:after="0" w:line="240" w:lineRule="auto"/>
         <w:ind w:left="567"/>
@@ -2019,11 +2019,11 @@
           <w:color w:val="000000"/>
           <w:kern w:val="0"/>
           <w:lang w:eastAsia="es-PE"/>
-          <w14:ligatures w14:val="none"/>
-        </w:rPr>
-      </w:pPr>
-    </w:p>
-    <w:p>
+          <ns2:ligatures ns2:val="none"/>
+        </w:rPr>
+      </w:pPr>
+    </w:p>
+    <w:p ns2:paraId="5F4266A4" ns2:textId="71B555B7">
       <w:pPr>
         <w:pStyle w:val="Prrafodelista"/>
         <w:numPr>
@@ -2036,7 +2036,7 @@
         <w:rPr>
           <w:rFonts w:ascii="Arial Narrow" w:eastAsia="Arial Narrow" w:hAnsi="Arial Narrow" w:cs="Arial Narrow"/>
           <w:kern w:val="0"/>
-          <w14:ligatures w14:val="none"/>
+          <ns2:ligatures ns2:val="none"/>
         </w:rPr>
       </w:pPr>
       <w:bookmarkStart w:id="1" w:name="_Hlk140755208"/>
@@ -2048,7 +2048,7 @@
           <w:color w:val="000000"/>
           <w:kern w:val="0"/>
           <w:lang w:eastAsia="es-PE"/>
-          <w14:ligatures w14:val="none"/>
+          <ns2:ligatures ns2:val="none"/>
         </w:rPr>
         <w:t>La Secretaría Técnica de la Comisión de Protección al Consumidor 1 (en adelante, la Secretaría Técnica), en ejercicio de sus facultades</w:t>
       </w:r>
@@ -2061,7 +2061,7 @@
           <w:rFonts w:ascii="Arial Narrow" w:eastAsia="Arial Narrow" w:hAnsi="Arial Narrow" w:cs="Arial Narrow"/>
           <w:kern w:val="0"/>
           <w:vertAlign w:val="superscript"/>
-          <w14:ligatures w14:val="none"/>
+          <ns2:ligatures ns2:val="none"/>
         </w:rPr>
         <w:footnoteReference w:id="2"/>
       </w:r>
@@ -2071,7 +2071,7 @@
           <w:color w:val="000000"/>
           <w:kern w:val="0"/>
           <w:lang w:eastAsia="es-PE"/>
-          <w14:ligatures w14:val="none"/>
+          <ns2:ligatures ns2:val="none"/>
         </w:rPr>
         <w:t xml:space="preserve">, </w:t>
       </w:r>
@@ -2081,7 +2081,7 @@
           <w:color w:val="000000"/>
           <w:kern w:val="0"/>
           <w:lang w:eastAsia="es-PE"/>
-          <w14:ligatures w14:val="none"/>
+          <ns2:ligatures ns2:val="none"/>
         </w:rPr>
         <w:t xml:space="preserve">considera </w:t>
       </w:r>
@@ -2089,7 +2089,7 @@
         <w:rPr>
           <w:rFonts w:ascii="Arial Narrow" w:eastAsia="Arial Narrow" w:hAnsi="Arial Narrow" w:cs="Arial Narrow"/>
           <w:kern w:val="0"/>
-          <w14:ligatures w14:val="none"/>
+          <ns2:ligatures ns2:val="none"/>
         </w:rPr>
         <w:t xml:space="preserve">que el hecho denunciado, consistente en que </w:t>
       </w:r>
@@ -2099,7 +2099,7 @@
           <w:color w:val="000000"/>
           <w:kern w:val="0"/>
           <w:lang w:eastAsia="es-PE"/>
-          <w14:ligatures w14:val="none"/>
+          <ns2:ligatures ns2:val="none"/>
         </w:rPr>
         <w:t>la compañía aseguradora habría incluido una cláusula abusiva en el reglamento interno del camposanto aplicable al contrato de adhesión de cesión de uso de sepultura suscrito por el denunciante, la cual se encontraba referida a una causal de resolución unilateral del contrato</w:t>
       </w:r>
@@ -2107,7 +2107,7 @@
         <w:rPr>
           <w:rFonts w:ascii="Arial Narrow" w:eastAsia="Arial Narrow" w:hAnsi="Arial Narrow" w:cs="Arial Narrow"/>
           <w:kern w:val="0"/>
-          <w14:ligatures w14:val="none"/>
+          <ns2:ligatures ns2:val="none"/>
         </w:rPr>
         <w:t xml:space="preserve">; involucraría una presunta afectación a sus expectativas, quien no habría encontrado una correspondencia entre lo que esperaba recibir </w:t>
       </w:r>
@@ -2115,7 +2115,7 @@
         <w:rPr>
           <w:rFonts w:ascii="Arial Narrow" w:eastAsia="Arial Narrow" w:hAnsi="Arial Narrow" w:cs="Arial Narrow"/>
           <w:kern w:val="0"/>
-          <w14:ligatures w14:val="none"/>
+          <ns2:ligatures ns2:val="none"/>
         </w:rPr>
         <w:t xml:space="preserve">de parte del proveedor y lo que realmente recibió. </w:t>
       </w:r>
@@ -2123,7 +2123,7 @@
         <w:rPr>
           <w:rFonts w:ascii="Arial Narrow" w:eastAsia="Arial Narrow" w:hAnsi="Arial Narrow" w:cs="Arial Narrow"/>
           <w:kern w:val="0"/>
-          <w14:ligatures w14:val="none"/>
+          <ns2:ligatures ns2:val="none"/>
         </w:rPr>
         <w:t xml:space="preserve">Por consiguiente, corresponde calificar el hecho materia de denuncia como una presunta infracción a la disposición sobre cláusulas abusivas, tipificado en </w:t>
       </w:r>
@@ -2137,7 +2137,7 @@
         <w:rPr>
           <w:rFonts w:ascii="Arial Narrow" w:eastAsia="Arial Narrow" w:hAnsi="Arial Narrow" w:cs="Arial"/>
           <w:kern w:val="0"/>
-          <w14:ligatures w14:val="none"/>
+          <ns2:ligatures ns2:val="none"/>
         </w:rPr>
         <w:t/>
       </w:r>
@@ -2151,7 +2151,7 @@
         <w:rPr>
           <w:rFonts w:ascii="Arial Narrow" w:eastAsia="Arial Narrow" w:hAnsi="Arial Narrow" w:cs="Arial"/>
           <w:kern w:val="0"/>
-          <w14:ligatures w14:val="none"/>
+          <ns2:ligatures ns2:val="none"/>
         </w:rPr>
         <w:t> y</w:t>
       </w:r>
@@ -2159,7 +2159,7 @@
         <w:rPr>
           <w:rFonts w:ascii="Arial Narrow" w:eastAsia="Arial Narrow" w:hAnsi="Arial Narrow" w:cs="Arial"/>
           <w:kern w:val="0"/>
-          <w14:ligatures w14:val="none"/>
+          <ns2:ligatures ns2:val="none"/>
         </w:rPr>
         <w:t xml:space="preserve"> </w:t>
       </w:r>
@@ -2169,7 +2169,7 @@
           <w:color w:val="000000"/>
           <w:kern w:val="0"/>
           <w:lang w:eastAsia="es-PE"/>
-          <w14:ligatures w14:val="none"/>
+          <ns2:ligatures ns2:val="none"/>
         </w:rPr>
         <w:t>al literal b) del artículo 50</w:t>
       </w:r>
@@ -2180,7 +2180,7 @@
           <w:color w:val="000000"/>
           <w:kern w:val="0"/>
           <w:lang w:eastAsia="es-PE"/>
-          <w14:ligatures w14:val="none"/>
+          <ns2:ligatures ns2:val="none"/>
         </w:rPr>
         <w:t/>
       </w:r>
@@ -2190,7 +2190,7 @@
           <w:rFonts w:ascii="Arial Narrow" w:eastAsia="Arial Narrow" w:hAnsi="Arial Narrow" w:cs="Arial"/>
           <w:kern w:val="0"/>
           <w:vertAlign w:val="superscript"/>
-          <w14:ligatures w14:val="none"/>
+          <ns2:ligatures ns2:val="none"/>
         </w:rPr>
         <w:footnoteReference w:id="3"/>
       </w:r>
@@ -2198,23 +2198,23 @@
         <w:rPr>
           <w:rFonts w:ascii="Arial Narrow" w:eastAsia="Arial Narrow" w:hAnsi="Arial Narrow" w:cs="Arial Narrow"/>
           <w:kern w:val="0"/>
-          <w14:ligatures w14:val="none"/>
+          <ns2:ligatures ns2:val="none"/>
         </w:rPr>
         <w:t>.</w:t>
       </w:r>
     </w:p>
-    <w:p>
-      <w:pPr>
-        <w:spacing w:after="0" w:line="240" w:lineRule="auto"/>
-        <w:jc w:val="both"/>
-        <w:rPr>
-          <w:rFonts w:ascii="Arial Narrow" w:eastAsia="Arial Narrow" w:hAnsi="Arial Narrow" w:cs="Arial Narrow"/>
-          <w:kern w:val="0"/>
-          <w14:ligatures w14:val="none"/>
-        </w:rPr>
-      </w:pPr>
-    </w:p>
-    <w:p>
+    <w:p ns2:paraId="2DC7B64E" ns2:textId="77777777">
+      <w:pPr>
+        <w:spacing w:after="0" w:line="240" w:lineRule="auto"/>
+        <w:jc w:val="both"/>
+        <w:rPr>
+          <w:rFonts w:ascii="Arial Narrow" w:eastAsia="Arial Narrow" w:hAnsi="Arial Narrow" w:cs="Arial Narrow"/>
+          <w:kern w:val="0"/>
+          <ns2:ligatures ns2:val="none"/>
+        </w:rPr>
+      </w:pPr>
+    </w:p>
+    <w:p ns2:paraId="61A99930" ns2:textId="22727984">
       <w:pPr>
         <w:pStyle w:val="Prrafodelista"/>
         <w:numPr>
@@ -2227,14 +2227,14 @@
         <w:rPr>
           <w:rFonts w:ascii="Arial Narrow" w:eastAsia="Arial Narrow" w:hAnsi="Arial Narrow" w:cs="Arial Narrow"/>
           <w:kern w:val="0"/>
-          <w14:ligatures w14:val="none"/>
-        </w:rPr>
-      </w:pPr>
-      <w:r>
-        <w:rPr>
-          <w:rFonts w:ascii="Arial Narrow" w:eastAsia="Arial Narrow" w:hAnsi="Arial Narrow" w:cs="Arial Narrow"/>
-          <w:kern w:val="0"/>
-          <w14:ligatures w14:val="none"/>
+          <ns2:ligatures ns2:val="none"/>
+        </w:rPr>
+      </w:pPr>
+      <w:r>
+        <w:rPr>
+          <w:rFonts w:ascii="Arial Narrow" w:eastAsia="Arial Narrow" w:hAnsi="Arial Narrow" w:cs="Arial Narrow"/>
+          <w:kern w:val="0"/>
+          <ns2:ligatures ns2:val="none"/>
         </w:rPr>
         <w:t xml:space="preserve">Asimismo, </w:t>
       </w:r>
@@ -2244,7 +2244,7 @@
           <w:color w:val="000000"/>
           <w:kern w:val="0"/>
           <w:lang w:eastAsia="es-PE"/>
-          <w14:ligatures w14:val="none"/>
+          <ns2:ligatures ns2:val="none"/>
         </w:rPr>
         <w:t>la Secretaría Técnica, en ejercici</w:t>
       </w:r>
@@ -2254,7 +2254,7 @@
           <w:color w:val="000000"/>
           <w:kern w:val="0"/>
           <w:lang w:eastAsia="es-PE"/>
-          <w14:ligatures w14:val="none"/>
+          <ns2:ligatures ns2:val="none"/>
         </w:rPr>
         <w:t>o de sus facultades, considera</w:t>
       </w:r>
@@ -2264,7 +2264,7 @@
           <w:color w:val="000000"/>
           <w:kern w:val="0"/>
           <w:lang w:eastAsia="es-PE"/>
-          <w14:ligatures w14:val="none"/>
+          <ns2:ligatures ns2:val="none"/>
         </w:rPr>
         <w:t xml:space="preserve"> </w:t>
       </w:r>
@@ -2272,7 +2272,7 @@
         <w:rPr>
           <w:rFonts w:ascii="Arial Narrow" w:eastAsia="Arial Narrow" w:hAnsi="Arial Narrow" w:cs="Arial"/>
           <w:kern w:val="0"/>
-          <w14:ligatures w14:val="none"/>
+          <ns2:ligatures ns2:val="none"/>
         </w:rPr>
         <w:t xml:space="preserve">que el hecho denunciado, consistente en que </w:t>
       </w:r>
@@ -2280,7 +2280,7 @@
         <w:rPr>
           <w:rFonts w:ascii="Arial Narrow" w:eastAsia="Arial Narrow" w:hAnsi="Arial Narrow" w:cs="Arial Narrow"/>
           <w:kern w:val="0"/>
-          <w14:ligatures w14:val="none"/>
+          <ns2:ligatures ns2:val="none"/>
         </w:rPr>
         <w:t>la compañía de seguros no habría cumplido oportunamente con entregar al denunciante el reglamento interno del camposanto vinculado al contrato de adhesión de cesión de uso de sepultura a perpetuidad suscrito</w:t>
       </w:r>
@@ -2288,7 +2288,7 @@
         <w:rPr>
           <w:rFonts w:ascii="Arial Narrow" w:eastAsia="Arial Narrow" w:hAnsi="Arial Narrow" w:cs="Arial"/>
           <w:kern w:val="0"/>
-          <w14:ligatures w14:val="none"/>
+          <ns2:ligatures ns2:val="none"/>
         </w:rPr>
         <w:t>. Por consiguiente, corresponde calificar el hecho materia de denuncia como una presunta infracción al deber de entregar a los usuarios copia de los contratos y demás documentación relacionada con dichos actos jurídicos, tipificado en el literal e) del artículo 47 del Código</w:t>
       </w:r>
@@ -2298,7 +2298,7 @@
           <w:rFonts w:ascii="Arial Narrow" w:eastAsia="Arial Narrow" w:hAnsi="Arial Narrow" w:cs="Arial"/>
           <w:kern w:val="0"/>
           <w:vertAlign w:val="superscript"/>
-          <w14:ligatures w14:val="none"/>
+          <ns2:ligatures ns2:val="none"/>
         </w:rPr>
         <w:footnoteReference w:id="4"/>
       </w:r>
@@ -2306,12 +2306,12 @@
         <w:rPr>
           <w:rFonts w:ascii="Arial Narrow" w:eastAsia="Arial Narrow" w:hAnsi="Arial Narrow" w:cs="Arial"/>
           <w:kern w:val="0"/>
-          <w14:ligatures w14:val="none"/>
+          <ns2:ligatures ns2:val="none"/>
         </w:rPr>
         <w:t>.</w:t>
       </w:r>
     </w:p>
-    <w:p>
+    <w:p ns2:paraId="432038D6" ns2:textId="0A9F6D75">
       <w:pPr>
         <w:spacing w:after="0" w:line="240" w:lineRule="auto"/>
         <w:jc w:val="both"/>
@@ -2319,11 +2319,11 @@
           <w:rFonts w:ascii="Arial Narrow" w:eastAsia="Calibri" w:hAnsi="Arial Narrow" w:cs="Arial Narrow"/>
           <w:kern w:val="0"/>
           <w:lang w:eastAsia="es-PE"/>
-          <w14:ligatures w14:val="none"/>
-        </w:rPr>
-      </w:pPr>
-    </w:p>
-    <w:p>
+          <ns2:ligatures ns2:val="none"/>
+        </w:rPr>
+      </w:pPr>
+    </w:p>
+    <w:p ns2:paraId="463134E5" ns2:textId="77777777">
       <w:pPr>
         <w:pStyle w:val="Prrafodelista"/>
         <w:numPr>
@@ -2337,7 +2337,7 @@
           <w:rFonts w:ascii="Arial Narrow" w:eastAsia="Calibri" w:hAnsi="Arial Narrow" w:cs="Arial Narrow"/>
           <w:kern w:val="0"/>
           <w:lang w:eastAsia="es-PE"/>
-          <w14:ligatures w14:val="none"/>
+          <ns2:ligatures ns2:val="none"/>
         </w:rPr>
       </w:pPr>
       <w:r>
@@ -2346,7 +2346,7 @@
           <w:color w:val="000000"/>
           <w:kern w:val="0"/>
           <w:lang w:eastAsia="es-PE"/>
-          <w14:ligatures w14:val="none"/>
+          <ns2:ligatures ns2:val="none"/>
         </w:rPr>
         <w:t>En tanto la denuncia reúne los requisitos establecidos por la norma citada, corresponde admitirla a trámite</w:t>
       </w:r>
@@ -2356,7 +2356,7 @@
           <w:rFonts w:ascii="Arial Narrow" w:eastAsia="Arial Narrow" w:hAnsi="Arial Narrow" w:cs="Arial Narrow"/>
           <w:kern w:val="0"/>
           <w:vertAlign w:val="superscript"/>
-          <w14:ligatures w14:val="none"/>
+          <ns2:ligatures ns2:val="none"/>
         </w:rPr>
         <w:footnoteReference w:id="5"/>
       </w:r>
@@ -2366,12 +2366,12 @@
           <w:color w:val="000000"/>
           <w:kern w:val="0"/>
           <w:lang w:eastAsia="es-PE"/>
-          <w14:ligatures w14:val="none"/>
+          <ns2:ligatures ns2:val="none"/>
         </w:rPr>
         <w:t>.</w:t>
       </w:r>
     </w:p>
-    <w:p>
+    <w:p ns2:paraId="68C71625" ns2:textId="77777777">
       <w:pPr>
         <w:spacing w:after="0" w:line="240" w:lineRule="auto"/>
         <w:ind w:left="567"/>
@@ -2382,11 +2382,11 @@
           <w:color w:val="000000"/>
           <w:kern w:val="0"/>
           <w:lang w:eastAsia="es-PE"/>
-          <w14:ligatures w14:val="none"/>
-        </w:rPr>
-      </w:pPr>
-    </w:p>
-    <w:p>
+          <ns2:ligatures ns2:val="none"/>
+        </w:rPr>
+      </w:pPr>
+    </w:p>
+    <w:p ns2:paraId="38A98B4B" ns2:textId="77777777">
       <w:pPr>
         <w:pStyle w:val="Prrafodelista"/>
         <w:numPr>
@@ -2406,17 +2406,17 @@
           <w:color w:val="000000"/>
           <w:kern w:val="0"/>
           <w:lang w:eastAsia="es-PE"/>
-          <w14:ligatures w14:val="none"/>
-        </w:rPr>
-      </w:pPr>
-      <w:r>
-        <w:rPr>
-          <w:rFonts w:ascii="Arial Narrow" w:eastAsia="Arial Narrow" w:hAnsi="Arial Narrow" w:cs="Arial Narrow"/>
-          <w:b/>
-          <w:color w:val="000000"/>
-          <w:kern w:val="0"/>
-          <w:lang w:eastAsia="es-PE"/>
-          <w14:ligatures w14:val="none"/>
+          <ns2:ligatures ns2:val="none"/>
+        </w:rPr>
+      </w:pPr>
+      <w:r>
+        <w:rPr>
+          <w:rFonts w:ascii="Arial Narrow" w:eastAsia="Arial Narrow" w:hAnsi="Arial Narrow" w:cs="Arial Narrow"/>
+          <w:b/>
+          <w:color w:val="000000"/>
+          <w:kern w:val="0"/>
+          <w:lang w:eastAsia="es-PE"/>
+          <ns2:ligatures ns2:val="none"/>
         </w:rPr>
         <w:t>REQUERIMIENTO DE INFORMACI</w:t>
       </w:r>
@@ -2427,7 +2427,7 @@
           <w:color w:val="000000"/>
           <w:kern w:val="0"/>
           <w:lang w:eastAsia="es-PE"/>
-          <w14:ligatures w14:val="none"/>
+          <ns2:ligatures ns2:val="none"/>
         </w:rPr>
         <w:t>Ó</w:t>
       </w:r>
@@ -2438,12 +2438,12 @@
           <w:color w:val="000000"/>
           <w:kern w:val="0"/>
           <w:lang w:eastAsia="es-PE"/>
-          <w14:ligatures w14:val="none"/>
+          <ns2:ligatures ns2:val="none"/>
         </w:rPr>
         <w:t>N</w:t>
       </w:r>
     </w:p>
-    <w:p>
+    <w:p ns2:paraId="5B518DC4" ns2:textId="77777777">
       <w:pPr>
         <w:spacing w:after="0" w:line="240" w:lineRule="auto"/>
         <w:jc w:val="both"/>
@@ -2452,11 +2452,11 @@
           <w:color w:val="000000"/>
           <w:kern w:val="0"/>
           <w:lang w:val="es-ES" w:eastAsia="es-ES"/>
-          <w14:ligatures w14:val="none"/>
-        </w:rPr>
-      </w:pPr>
-    </w:p>
-    <w:p>
+          <ns2:ligatures ns2:val="none"/>
+        </w:rPr>
+      </w:pPr>
+    </w:p>
+    <w:p ns2:paraId="62B88A04" ns2:textId="6DCE6618">
       <w:pPr>
         <w:pStyle w:val="Prrafodelista"/>
         <w:numPr>
@@ -2471,7 +2471,7 @@
           <w:color w:val="000000"/>
           <w:kern w:val="0"/>
           <w:lang w:val="es-ES" w:eastAsia="es-ES"/>
-          <w14:ligatures w14:val="none"/>
+          <ns2:ligatures ns2:val="none"/>
         </w:rPr>
       </w:pPr>
       <w:r>
@@ -2480,7 +2480,7 @@
           <w:color w:val="000000"/>
           <w:kern w:val="0"/>
           <w:lang w:val="es-ES" w:eastAsia="es-ES"/>
-          <w14:ligatures w14:val="none"/>
+          <ns2:ligatures ns2:val="none"/>
         </w:rPr>
         <w:t xml:space="preserve">A efectos de tener mayores elementos que sirvan para la resolución definitiva del presente caso, la Secretaría Técnica, en ejercicio de las facultades </w:t>
       </w:r>
@@ -2490,7 +2490,7 @@
           <w:color w:val="000000"/>
           <w:kern w:val="0"/>
           <w:lang w:val="es-ES" w:eastAsia="es-ES"/>
-          <w14:ligatures w14:val="none"/>
+          <ns2:ligatures ns2:val="none"/>
         </w:rPr>
         <w:t xml:space="preserve">que la ley le confiere, conviene requerir </w:t>
       </w:r>
@@ -2500,7 +2500,7 @@
           <w:color w:val="000000"/>
           <w:kern w:val="0"/>
           <w:lang w:val="es-ES" w:eastAsia="es-ES"/>
-          <w14:ligatures w14:val="none"/>
+          <ns2:ligatures ns2:val="none"/>
         </w:rPr>
         <w:t>a la compañía aseguradora</w:t>
       </w:r>
@@ -2510,7 +2510,7 @@
           <w:color w:val="000000"/>
           <w:kern w:val="0"/>
           <w:lang w:val="es-ES" w:eastAsia="es-ES"/>
-          <w14:ligatures w14:val="none"/>
+          <ns2:ligatures ns2:val="none"/>
         </w:rPr>
         <w:t xml:space="preserve"> que, en un plazo no mayor de</w:t>
       </w:r>
@@ -2520,7 +2520,7 @@
           <w:color w:val="000000"/>
           <w:kern w:val="0"/>
           <w:lang w:val="es-ES" w:eastAsia="es-ES"/>
-          <w14:ligatures w14:val="none"/>
+          <ns2:ligatures ns2:val="none"/>
         </w:rPr>
         <w:t xml:space="preserve"> cinco (5) días hábiles </w:t>
       </w:r>
@@ -2530,7 +2530,7 @@
           <w:color w:val="000000"/>
           <w:kern w:val="0"/>
           <w:lang w:val="es-ES" w:eastAsia="es-ES"/>
-          <w14:ligatures w14:val="none"/>
+          <ns2:ligatures ns2:val="none"/>
         </w:rPr>
         <w:t xml:space="preserve">contado a partir del día siguiente de la notificación de la presente resolución, cumpla con lo siguiente: </w:t>
       </w:r>
@@ -2540,7 +2540,7 @@
           <w:color w:val="000000"/>
           <w:kern w:val="0"/>
           <w:lang w:val="es-ES" w:eastAsia="es-ES"/>
-          <w14:ligatures w14:val="none"/>
+          <ns2:ligatures ns2:val="none"/>
         </w:rPr>
         <w:t xml:space="preserve">(i) presentar una copia completa, legible y debidamente suscrita del Seguro Desgravamen Camposanto Mapfre - Póliza Grupo </w:t>
       </w:r>
@@ -2551,7 +2551,7 @@
           <w:color w:val="000000"/>
           <w:kern w:val="0"/>
           <w:lang w:val="es-ES" w:eastAsia="es-ES"/>
-          <w14:ligatures w14:val="none"/>
+          <ns2:ligatures ns2:val="none"/>
         </w:rPr>
         <w:t/>
       </w:r>
@@ -2562,7 +2562,7 @@
           <w:color w:val="000000"/>
           <w:kern w:val="0"/>
           <w:lang w:val="es-ES" w:eastAsia="es-ES"/>
-          <w14:ligatures w14:val="none"/>
+          <ns2:ligatures ns2:val="none"/>
         </w:rPr>
         <w:t xml:space="preserve"> 6110710100019, así como el cargo de remisión de la póliza; (</w:t>
       </w:r>
@@ -2573,7 +2573,7 @@
           <w:color w:val="000000"/>
           <w:kern w:val="0"/>
           <w:lang w:val="es-ES" w:eastAsia="es-ES"/>
-          <w14:ligatures w14:val="none"/>
+          <ns2:ligatures ns2:val="none"/>
         </w:rPr>
         <w:t>ii</w:t>
       </w:r>
@@ -2584,7 +2584,7 @@
           <w:color w:val="000000"/>
           <w:kern w:val="0"/>
           <w:lang w:val="es-ES" w:eastAsia="es-ES"/>
-          <w14:ligatures w14:val="none"/>
+          <ns2:ligatures ns2:val="none"/>
         </w:rPr>
         <w:t>) presentar una copia completa, legible y debidamente suscrita del contrato de adhesión de cesión de uso de sepultura; (</w:t>
       </w:r>
@@ -2595,7 +2595,7 @@
           <w:color w:val="000000"/>
           <w:kern w:val="0"/>
           <w:lang w:val="es-ES" w:eastAsia="es-ES"/>
-          <w14:ligatures w14:val="none"/>
+          <ns2:ligatures ns2:val="none"/>
         </w:rPr>
         <w:t>iii</w:t>
       </w:r>
@@ -2606,7 +2606,7 @@
           <w:color w:val="000000"/>
           <w:kern w:val="0"/>
           <w:lang w:val="es-ES" w:eastAsia="es-ES"/>
-          <w14:ligatures w14:val="none"/>
+          <ns2:ligatures ns2:val="none"/>
         </w:rPr>
         <w:t>) presentar los medios probatorios que acrediten que entregó oportunamente el reglamento interno del camposanto al denunciante; y, (</w:t>
       </w:r>
@@ -2617,7 +2617,7 @@
           <w:color w:val="000000"/>
           <w:kern w:val="0"/>
           <w:lang w:val="es-ES" w:eastAsia="es-ES"/>
-          <w14:ligatures w14:val="none"/>
+          <ns2:ligatures ns2:val="none"/>
         </w:rPr>
         <w:t>iv</w:t>
       </w:r>
@@ -2628,7 +2628,7 @@
           <w:color w:val="000000"/>
           <w:kern w:val="0"/>
           <w:lang w:val="es-ES" w:eastAsia="es-ES"/>
-          <w14:ligatures w14:val="none"/>
+          <ns2:ligatures ns2:val="none"/>
         </w:rPr>
         <w:t>) presentar todas las comunicaciones cursadas con la parte denunciante en virtud del hecho materia de denuncia</w:t>
       </w:r>
@@ -2638,7 +2638,7 @@
           <w:color w:val="000000"/>
           <w:kern w:val="0"/>
           <w:lang w:val="es-ES" w:eastAsia="es-ES"/>
-          <w14:ligatures w14:val="none"/>
+          <ns2:ligatures ns2:val="none"/>
         </w:rPr>
         <w:t>.</w:t>
       </w:r>
@@ -2648,12 +2648,12 @@
           <w:color w:val="000000"/>
           <w:kern w:val="0"/>
           <w:lang w:eastAsia="es-ES"/>
-          <w14:ligatures w14:val="none"/>
+          <ns2:ligatures ns2:val="none"/>
         </w:rPr>
         <w:t xml:space="preserve"> </w:t>
       </w:r>
     </w:p>
-    <w:p>
+    <w:p ns2:paraId="5C93B848" ns2:textId="77777777">
       <w:pPr>
         <w:pStyle w:val="Prrafodelista"/>
         <w:spacing w:after="0" w:line="240" w:lineRule="auto"/>
@@ -2664,11 +2664,11 @@
           <w:color w:val="000000"/>
           <w:kern w:val="0"/>
           <w:lang w:val="es-ES" w:eastAsia="es-ES"/>
-          <w14:ligatures w14:val="none"/>
-        </w:rPr>
-      </w:pPr>
-    </w:p>
-    <w:p>
+          <ns2:ligatures ns2:val="none"/>
+        </w:rPr>
+      </w:pPr>
+    </w:p>
+    <w:p ns2:paraId="2A119386" ns2:textId="77777777">
       <w:pPr>
         <w:pStyle w:val="Prrafodelista"/>
         <w:numPr>
@@ -2688,36 +2688,36 @@
           <w:color w:val="000000"/>
           <w:kern w:val="0"/>
           <w:lang w:eastAsia="es-PE"/>
-          <w14:ligatures w14:val="none"/>
-        </w:rPr>
-      </w:pPr>
-      <w:r>
-        <w:rPr>
-          <w:rFonts w:ascii="Arial Narrow" w:eastAsia="Arial Narrow" w:hAnsi="Arial Narrow" w:cs="Arial Narrow"/>
-          <w:b/>
-          <w:color w:val="000000"/>
-          <w:kern w:val="0"/>
-          <w:lang w:eastAsia="es-PE"/>
-          <w14:ligatures w14:val="none"/>
+          <ns2:ligatures ns2:val="none"/>
+        </w:rPr>
+      </w:pPr>
+      <w:r>
+        <w:rPr>
+          <w:rFonts w:ascii="Arial Narrow" w:eastAsia="Arial Narrow" w:hAnsi="Arial Narrow" w:cs="Arial Narrow"/>
+          <w:b/>
+          <w:color w:val="000000"/>
+          <w:kern w:val="0"/>
+          <w:lang w:eastAsia="es-PE"/>
+          <ns2:ligatures ns2:val="none"/>
         </w:rPr>
         <w:t xml:space="preserve">RESOLUCIÓN DE LA SECRETARÍA TÉCNICA </w:t>
       </w:r>
     </w:p>
-    <w:p>
-      <w:pPr>
-        <w:spacing w:after="0" w:line="240" w:lineRule="auto"/>
-        <w:jc w:val="both"/>
-        <w:rPr>
-          <w:rFonts w:ascii="Arial Narrow" w:eastAsia="Arial Narrow" w:hAnsi="Arial Narrow" w:cs="Arial Narrow"/>
-          <w:b/>
-          <w:color w:val="000000"/>
-          <w:kern w:val="0"/>
-          <w:lang w:eastAsia="es-PE"/>
-          <w14:ligatures w14:val="none"/>
-        </w:rPr>
-      </w:pPr>
-    </w:p>
-    <w:p>
+    <w:p ns2:paraId="7F554EB2" ns2:textId="77777777">
+      <w:pPr>
+        <w:spacing w:after="0" w:line="240" w:lineRule="auto"/>
+        <w:jc w:val="both"/>
+        <w:rPr>
+          <w:rFonts w:ascii="Arial Narrow" w:eastAsia="Arial Narrow" w:hAnsi="Arial Narrow" w:cs="Arial Narrow"/>
+          <w:b/>
+          <w:color w:val="000000"/>
+          <w:kern w:val="0"/>
+          <w:lang w:eastAsia="es-PE"/>
+          <ns2:ligatures ns2:val="none"/>
+        </w:rPr>
+      </w:pPr>
+    </w:p>
+    <w:p ns2:paraId="40BE44E6" ns2:textId="49FD762E">
       <w:pPr>
         <w:spacing w:after="0" w:line="240" w:lineRule="auto"/>
         <w:jc w:val="both"/>
@@ -2726,17 +2726,17 @@
           <w:color w:val="000000"/>
           <w:kern w:val="0"/>
           <w:lang w:eastAsia="es-PE"/>
-          <w14:ligatures w14:val="none"/>
-        </w:rPr>
-      </w:pPr>
-      <w:r>
-        <w:rPr>
-          <w:rFonts w:ascii="Arial Narrow" w:eastAsia="Arial Narrow" w:hAnsi="Arial Narrow" w:cs="Arial Narrow"/>
-          <w:b/>
-          <w:color w:val="000000"/>
-          <w:kern w:val="0"/>
-          <w:lang w:eastAsia="es-PE"/>
-          <w14:ligatures w14:val="none"/>
+          <ns2:ligatures ns2:val="none"/>
+        </w:rPr>
+      </w:pPr>
+      <w:r>
+        <w:rPr>
+          <w:rFonts w:ascii="Arial Narrow" w:eastAsia="Arial Narrow" w:hAnsi="Arial Narrow" w:cs="Arial Narrow"/>
+          <w:b/>
+          <w:color w:val="000000"/>
+          <w:kern w:val="0"/>
+          <w:lang w:eastAsia="es-PE"/>
+          <ns2:ligatures ns2:val="none"/>
         </w:rPr>
         <w:t xml:space="preserve">PRIMERO: admitir a trámite la denuncia del 19 de agosto de 2025, subsanada mediante escrito del 12 de setiembre de 2025, interpuesta por el señor [DENUNCIANTE] contra Mapfre Perú Compañía de Seguros y Reaseguros S.A., por lo siguiente:</w:t>
       </w:r>
@@ -2747,7 +2747,7 @@
           <w:kern w:val="0"/>
           <w:shd w:val="clear" w:color="auto" w:fill="FFFFFF"/>
           <w:lang w:eastAsia="es-PE"/>
-          <w14:ligatures w14:val="none"/>
+          <ns2:ligatures ns2:val="none"/>
         </w:rPr>
         <w:t xml:space="preserve"/>
       </w:r>
@@ -2758,7 +2758,7 @@
           <w:kern w:val="0"/>
           <w:shd w:val="clear" w:color="auto" w:fill="FFFFFF"/>
           <w:lang w:eastAsia="es-PE"/>
-          <w14:ligatures w14:val="none"/>
+          <ns2:ligatures ns2:val="none"/>
         </w:rPr>
         <w:t xml:space="preserve"/>
       </w:r>
@@ -2769,7 +2769,7 @@
           <w:kern w:val="0"/>
           <w:shd w:val="clear" w:color="auto" w:fill="FFFFFF"/>
           <w:lang w:eastAsia="es-PE"/>
-          <w14:ligatures w14:val="none"/>
+          <ns2:ligatures ns2:val="none"/>
         </w:rPr>
         <w:t xml:space="preserve"/>
       </w:r>
@@ -2780,7 +2780,7 @@
           <w:kern w:val="0"/>
           <w:shd w:val="clear" w:color="auto" w:fill="FFFFFF"/>
           <w:lang w:eastAsia="es-PE"/>
-          <w14:ligatures w14:val="none"/>
+          <ns2:ligatures ns2:val="none"/>
         </w:rPr>
         <w:t xml:space="preserve"/>
       </w:r>
@@ -2791,7 +2791,7 @@
           <w:kern w:val="0"/>
           <w:shd w:val="clear" w:color="auto" w:fill="FFFFFF"/>
           <w:lang w:eastAsia="es-PE"/>
-          <w14:ligatures w14:val="none"/>
+          <ns2:ligatures ns2:val="none"/>
         </w:rPr>
         <w:t xml:space="preserve"/>
       </w:r>
@@ -2802,7 +2802,7 @@
           <w:kern w:val="0"/>
           <w:shd w:val="clear" w:color="auto" w:fill="FFFFFF"/>
           <w:lang w:eastAsia="es-PE"/>
-          <w14:ligatures w14:val="none"/>
+          <ns2:ligatures ns2:val="none"/>
         </w:rPr>
         <w:t xml:space="preserve"/>
       </w:r>
@@ -2813,7 +2813,7 @@
           <w:kern w:val="0"/>
           <w:shd w:val="clear" w:color="auto" w:fill="FFFFFF"/>
           <w:lang w:eastAsia="es-PE"/>
-          <w14:ligatures w14:val="none"/>
+          <ns2:ligatures ns2:val="none"/>
         </w:rPr>
         <w:t/>
       </w:r>
@@ -2824,7 +2824,7 @@
           <w:kern w:val="0"/>
           <w:shd w:val="clear" w:color="auto" w:fill="FFFFFF"/>
           <w:lang w:eastAsia="es-PE"/>
-          <w14:ligatures w14:val="none"/>
+          <ns2:ligatures ns2:val="none"/>
         </w:rPr>
         <w:t xml:space="preserve"/>
       </w:r>
@@ -2835,12 +2835,12 @@
           <w:kern w:val="0"/>
           <w:shd w:val="clear" w:color="auto" w:fill="FFFFFF"/>
           <w:lang w:eastAsia="es-PE"/>
-          <w14:ligatures w14:val="none"/>
+          <ns2:ligatures ns2:val="none"/>
         </w:rPr>
         <w:t/>
       </w:r>
     </w:p>
-    <w:p>
+    <w:p ns2:paraId="5E66126E" ns2:textId="77777777">
       <w:pPr>
         <w:spacing w:after="0" w:line="240" w:lineRule="auto"/>
         <w:jc w:val="both"/>
@@ -2849,11 +2849,11 @@
           <w:color w:val="000000"/>
           <w:kern w:val="0"/>
           <w:lang w:eastAsia="es-PE"/>
-          <w14:ligatures w14:val="none"/>
-        </w:rPr>
-      </w:pPr>
-    </w:p>
-    <w:p>
+          <ns2:ligatures ns2:val="none"/>
+        </w:rPr>
+      </w:pPr>
+    </w:p>
+    <w:p ns2:paraId="0CDDEEDD" ns2:textId="43BA06BA">
       <w:pPr>
         <w:pStyle w:val="Prrafodelista"/>
         <w:numPr>
@@ -2871,7 +2871,7 @@
           <w:rFonts w:ascii="Arial Narrow" w:eastAsia="Calibri" w:hAnsi="Arial Narrow" w:cs="Arial Narrow"/>
           <w:kern w:val="0"/>
           <w:lang w:eastAsia="es-PE"/>
-          <w14:ligatures w14:val="none"/>
+          <ns2:ligatures ns2:val="none"/>
         </w:rPr>
       </w:pPr>
       <w:r>
@@ -2880,7 +2880,7 @@
           <w:color w:val="000000"/>
           <w:kern w:val="0"/>
           <w:lang w:eastAsia="es-PE"/>
-          <w14:ligatures w14:val="none"/>
+          <ns2:ligatures ns2:val="none"/>
         </w:rPr>
         <w:t>Presunta infracción al numeral 49.1</w:t>
       </w:r>
@@ -2891,7 +2891,7 @@
           <w:color w:val="000000"/>
           <w:kern w:val="0"/>
           <w:lang w:eastAsia="es-PE"/>
-          <w14:ligatures w14:val="none"/>
+          <ns2:ligatures ns2:val="none"/>
         </w:rPr>
         <w:t/>
       </w:r>
@@ -2901,7 +2901,7 @@
           <w:color w:val="000000"/>
           <w:kern w:val="0"/>
           <w:lang w:eastAsia="es-PE"/>
-          <w14:ligatures w14:val="none"/>
+          <ns2:ligatures ns2:val="none"/>
         </w:rPr>
         <w:t xml:space="preserve"> del artículo </w:t>
       </w:r>
@@ -2911,7 +2911,7 @@
           <w:color w:val="000000"/>
           <w:kern w:val="0"/>
           <w:lang w:eastAsia="es-PE"/>
-          <w14:ligatures w14:val="none"/>
+          <ns2:ligatures ns2:val="none"/>
         </w:rPr>
         <w:t>49</w:t>
       </w:r>
@@ -2922,7 +2922,7 @@
           <w:color w:val="000000"/>
           <w:kern w:val="0"/>
           <w:lang w:eastAsia="es-PE"/>
-          <w14:ligatures w14:val="none"/>
+          <ns2:ligatures ns2:val="none"/>
         </w:rPr>
         <w:t/>
       </w:r>
@@ -2932,7 +2932,7 @@
           <w:color w:val="000000"/>
           <w:kern w:val="0"/>
           <w:lang w:eastAsia="es-PE"/>
-          <w14:ligatures w14:val="none"/>
+          <ns2:ligatures ns2:val="none"/>
         </w:rPr>
         <w:t xml:space="preserve"> </w:t>
       </w:r>
@@ -2942,7 +2942,7 @@
           <w:color w:val="000000"/>
           <w:kern w:val="0"/>
           <w:lang w:eastAsia="es-PE"/>
-          <w14:ligatures w14:val="none"/>
+          <ns2:ligatures ns2:val="none"/>
         </w:rPr>
         <w:t>y al</w:t>
       </w:r>
@@ -2952,7 +2952,7 @@
           <w:color w:val="000000"/>
           <w:kern w:val="0"/>
           <w:lang w:eastAsia="es-PE"/>
-          <w14:ligatures w14:val="none"/>
+          <ns2:ligatures ns2:val="none"/>
         </w:rPr>
         <w:t xml:space="preserve"> literal </w:t>
       </w:r>
@@ -2962,7 +2962,7 @@
           <w:color w:val="000000"/>
           <w:kern w:val="0"/>
           <w:lang w:eastAsia="es-PE"/>
-          <w14:ligatures w14:val="none"/>
+          <ns2:ligatures ns2:val="none"/>
         </w:rPr>
         <w:t>b</w:t>
       </w:r>
@@ -2972,7 +2972,7 @@
           <w:color w:val="000000"/>
           <w:kern w:val="0"/>
           <w:lang w:eastAsia="es-PE"/>
-          <w14:ligatures w14:val="none"/>
+          <ns2:ligatures ns2:val="none"/>
         </w:rPr>
         <w:t>) del artículo 50</w:t>
       </w:r>
@@ -2983,7 +2983,7 @@
           <w:color w:val="000000"/>
           <w:kern w:val="0"/>
           <w:lang w:eastAsia="es-PE"/>
-          <w14:ligatures w14:val="none"/>
+          <ns2:ligatures ns2:val="none"/>
         </w:rPr>
         <w:t/>
       </w:r>
@@ -2993,7 +2993,7 @@
           <w:color w:val="000000"/>
           <w:kern w:val="0"/>
           <w:lang w:eastAsia="es-PE"/>
-          <w14:ligatures w14:val="none"/>
+          <ns2:ligatures ns2:val="none"/>
         </w:rPr>
         <w:t xml:space="preserve"> </w:t>
       </w:r>
@@ -3003,7 +3003,7 @@
           <w:color w:val="000000"/>
           <w:kern w:val="0"/>
           <w:lang w:eastAsia="es-PE"/>
-          <w14:ligatures w14:val="none"/>
+          <ns2:ligatures ns2:val="none"/>
         </w:rPr>
         <w:t xml:space="preserve">de la Ley </w:t>
       </w:r>
@@ -3014,7 +3014,7 @@
           <w:color w:val="000000"/>
           <w:kern w:val="0"/>
           <w:lang w:eastAsia="es-PE"/>
-          <w14:ligatures w14:val="none"/>
+          <ns2:ligatures ns2:val="none"/>
         </w:rPr>
         <w:t/>
       </w:r>
@@ -3025,7 +3025,7 @@
           <w:color w:val="000000"/>
           <w:kern w:val="0"/>
           <w:lang w:eastAsia="es-PE"/>
-          <w14:ligatures w14:val="none"/>
+          <ns2:ligatures ns2:val="none"/>
         </w:rPr>
         <w:t xml:space="preserve"> 29571, Código de Protección y Defensa del Consumidor, en tanto la compañía aseguradora habría incluido una cláusula abusiva </w:t>
       </w:r>
@@ -3035,7 +3035,7 @@
           <w:color w:val="000000"/>
           <w:kern w:val="0"/>
           <w:lang w:eastAsia="es-PE"/>
-          <w14:ligatures w14:val="none"/>
+          <ns2:ligatures ns2:val="none"/>
         </w:rPr>
         <w:t xml:space="preserve">en el </w:t>
       </w:r>
@@ -3045,7 +3045,7 @@
           <w:color w:val="000000"/>
           <w:kern w:val="0"/>
           <w:lang w:eastAsia="es-ES"/>
-          <w14:ligatures w14:val="none"/>
+          <ns2:ligatures ns2:val="none"/>
         </w:rPr>
         <w:t xml:space="preserve">reglamento interno del camposanto aplicable al contrato </w:t>
       </w:r>
@@ -3055,7 +3055,7 @@
           <w:color w:val="000000"/>
           <w:kern w:val="0"/>
           <w:lang w:val="es-ES" w:eastAsia="es-ES"/>
-          <w14:ligatures w14:val="none"/>
+          <ns2:ligatures ns2:val="none"/>
         </w:rPr>
         <w:t>de adhesión de cesión de uso de sepultura suscrito por el denunciante</w:t>
       </w:r>
@@ -3065,7 +3065,7 @@
           <w:color w:val="000000"/>
           <w:kern w:val="0"/>
           <w:lang w:eastAsia="es-PE"/>
-          <w14:ligatures w14:val="none"/>
+          <ns2:ligatures ns2:val="none"/>
         </w:rPr>
         <w:t xml:space="preserve">, la cual se encontraba referida a </w:t>
       </w:r>
@@ -3075,7 +3075,7 @@
           <w:color w:val="000000"/>
           <w:kern w:val="0"/>
           <w:lang w:eastAsia="es-PE"/>
-          <w14:ligatures w14:val="none"/>
+          <ns2:ligatures ns2:val="none"/>
         </w:rPr>
         <w:t>una</w:t>
       </w:r>
@@ -3085,7 +3085,7 @@
           <w:color w:val="000000"/>
           <w:kern w:val="0"/>
           <w:lang w:eastAsia="es-PE"/>
-          <w14:ligatures w14:val="none"/>
+          <ns2:ligatures ns2:val="none"/>
         </w:rPr>
         <w:t xml:space="preserve"> causal de </w:t>
       </w:r>
@@ -3095,7 +3095,7 @@
           <w:color w:val="000000"/>
           <w:kern w:val="0"/>
           <w:lang w:eastAsia="es-PE"/>
-          <w14:ligatures w14:val="none"/>
+          <ns2:ligatures ns2:val="none"/>
         </w:rPr>
         <w:t>resolución unilateral del contrato</w:t>
       </w:r>
@@ -3105,12 +3105,12 @@
           <w:color w:val="000000"/>
           <w:kern w:val="0"/>
           <w:lang w:eastAsia="es-PE"/>
-          <w14:ligatures w14:val="none"/>
+          <ns2:ligatures ns2:val="none"/>
         </w:rPr>
         <w:t>.</w:t>
       </w:r>
     </w:p>
-    <w:p>
+    <w:p ns2:paraId="163CBB5D" ns2:textId="77777777">
       <w:pPr>
         <w:spacing w:after="0" w:line="240" w:lineRule="auto"/>
         <w:jc w:val="both"/>
@@ -3118,11 +3118,11 @@
           <w:rFonts w:ascii="Arial Narrow" w:eastAsia="Calibri" w:hAnsi="Arial Narrow" w:cs="Arial Narrow"/>
           <w:kern w:val="0"/>
           <w:lang w:eastAsia="es-PE"/>
-          <w14:ligatures w14:val="none"/>
-        </w:rPr>
-      </w:pPr>
-    </w:p>
-    <w:p>
+          <ns2:ligatures ns2:val="none"/>
+        </w:rPr>
+      </w:pPr>
+    </w:p>
+    <w:p ns2:paraId="0B0291C5" ns2:textId="6FF7003C">
       <w:pPr>
         <w:pStyle w:val="Prrafodelista"/>
         <w:numPr>
@@ -3139,14 +3139,14 @@
         <w:rPr>
           <w:rFonts w:ascii="Arial Narrow" w:eastAsia="Arial Narrow" w:hAnsi="Arial Narrow" w:cs="Arial Narrow"/>
           <w:kern w:val="0"/>
-          <w14:ligatures w14:val="none"/>
-        </w:rPr>
-      </w:pPr>
-      <w:r>
-        <w:rPr>
-          <w:rFonts w:ascii="Arial Narrow" w:eastAsia="Arial Narrow" w:hAnsi="Arial Narrow" w:cs="Arial Narrow"/>
-          <w:kern w:val="0"/>
-          <w14:ligatures w14:val="none"/>
+          <ns2:ligatures ns2:val="none"/>
+        </w:rPr>
+      </w:pPr>
+      <w:r>
+        <w:rPr>
+          <w:rFonts w:ascii="Arial Narrow" w:eastAsia="Arial Narrow" w:hAnsi="Arial Narrow" w:cs="Arial Narrow"/>
+          <w:kern w:val="0"/>
+          <ns2:ligatures ns2:val="none"/>
         </w:rPr>
         <w:t xml:space="preserve">Presunta </w:t>
       </w:r>
@@ -3156,7 +3156,7 @@
           <w:kern w:val="0"/>
           <w:shd w:val="clear" w:color="auto" w:fill="FFFFFF"/>
           <w:lang w:eastAsia="es-PE"/>
-          <w14:ligatures w14:val="none"/>
+          <ns2:ligatures ns2:val="none"/>
         </w:rPr>
         <w:t>infracción al literal</w:t>
       </w:r>
@@ -3166,7 +3166,7 @@
           <w:kern w:val="0"/>
           <w:shd w:val="clear" w:color="auto" w:fill="FFFFFF"/>
           <w:lang w:eastAsia="es-PE"/>
-          <w14:ligatures w14:val="none"/>
+          <ns2:ligatures ns2:val="none"/>
         </w:rPr>
         <w:t xml:space="preserve"> e) del artículo 47</w:t>
       </w:r>
@@ -3177,7 +3177,7 @@
           <w:color w:val="000000"/>
           <w:kern w:val="0"/>
           <w:lang w:eastAsia="es-PE"/>
-          <w14:ligatures w14:val="none"/>
+          <ns2:ligatures ns2:val="none"/>
         </w:rPr>
         <w:t/>
       </w:r>
@@ -3187,7 +3187,7 @@
           <w:kern w:val="0"/>
           <w:shd w:val="clear" w:color="auto" w:fill="FFFFFF"/>
           <w:lang w:eastAsia="es-PE"/>
-          <w14:ligatures w14:val="none"/>
+          <ns2:ligatures ns2:val="none"/>
         </w:rPr>
         <w:t xml:space="preserve"> </w:t>
       </w:r>
@@ -3195,7 +3195,7 @@
         <w:rPr>
           <w:rFonts w:ascii="Arial Narrow" w:eastAsia="Calibri" w:hAnsi="Arial Narrow" w:cs="Arial"/>
           <w:kern w:val="0"/>
-          <w14:ligatures w14:val="none"/>
+          <ns2:ligatures ns2:val="none"/>
         </w:rPr>
         <w:t>de</w:t>
       </w:r>
@@ -3205,7 +3205,7 @@
           <w:kern w:val="0"/>
           <w:shd w:val="clear" w:color="auto" w:fill="FFFFFF"/>
           <w:lang w:eastAsia="es-PE"/>
-          <w14:ligatures w14:val="none"/>
+          <ns2:ligatures ns2:val="none"/>
         </w:rPr>
         <w:t xml:space="preserve"> la Ley 29571, Código de Protección y Defensa del Consumidor, </w:t>
       </w:r>
@@ -3216,7 +3216,7 @@
           <w:color w:val="000000"/>
           <w:kern w:val="0"/>
           <w:lang w:eastAsia="es-PE"/>
-          <w14:ligatures w14:val="none"/>
+          <ns2:ligatures ns2:val="none"/>
         </w:rPr>
         <w:t xml:space="preserve">en tanto </w:t>
       </w:r>
@@ -3224,7 +3224,7 @@
         <w:rPr>
           <w:rFonts w:ascii="Arial Narrow" w:eastAsia="Arial Narrow" w:hAnsi="Arial Narrow" w:cs="Arial Narrow"/>
           <w:kern w:val="0"/>
-          <w14:ligatures w14:val="none"/>
+          <ns2:ligatures ns2:val="none"/>
         </w:rPr>
         <w:t xml:space="preserve">la compañía de seguros </w:t>
       </w:r>
@@ -3234,7 +3234,7 @@
           <w:kern w:val="0"/>
           <w:shd w:val="clear" w:color="auto" w:fill="FFFFFF"/>
           <w:lang w:eastAsia="es-PE"/>
-          <w14:ligatures w14:val="none"/>
+          <ns2:ligatures ns2:val="none"/>
         </w:rPr>
         <w:t>no habría</w:t>
       </w:r>
@@ -3245,7 +3245,7 @@
           <w:color w:val="000000"/>
           <w:kern w:val="0"/>
           <w:lang w:eastAsia="es-PE"/>
-          <w14:ligatures w14:val="none"/>
+          <ns2:ligatures ns2:val="none"/>
         </w:rPr>
         <w:t xml:space="preserve"> cumplido </w:t>
       </w:r>
@@ -3255,7 +3255,7 @@
           <w:color w:val="000000"/>
           <w:kern w:val="0"/>
           <w:lang w:eastAsia="es-ES"/>
-          <w14:ligatures w14:val="none"/>
+          <ns2:ligatures ns2:val="none"/>
         </w:rPr>
         <w:t xml:space="preserve">oportunamente </w:t>
       </w:r>
@@ -3266,7 +3266,7 @@
           <w:color w:val="000000"/>
           <w:kern w:val="0"/>
           <w:lang w:eastAsia="es-PE"/>
-          <w14:ligatures w14:val="none"/>
+          <ns2:ligatures ns2:val="none"/>
         </w:rPr>
         <w:t>con entregar a</w:t>
       </w:r>
@@ -3277,7 +3277,7 @@
           <w:color w:val="000000"/>
           <w:kern w:val="0"/>
           <w:lang w:eastAsia="es-PE"/>
-          <w14:ligatures w14:val="none"/>
+          <ns2:ligatures ns2:val="none"/>
         </w:rPr>
         <w:t>l</w:t>
       </w:r>
@@ -3288,7 +3288,7 @@
           <w:color w:val="000000"/>
           <w:kern w:val="0"/>
           <w:lang w:eastAsia="es-PE"/>
-          <w14:ligatures w14:val="none"/>
+          <ns2:ligatures ns2:val="none"/>
         </w:rPr>
         <w:t xml:space="preserve"> denunciante </w:t>
       </w:r>
@@ -3299,7 +3299,7 @@
           <w:color w:val="000000"/>
           <w:kern w:val="0"/>
           <w:lang w:eastAsia="es-PE"/>
-          <w14:ligatures w14:val="none"/>
+          <ns2:ligatures ns2:val="none"/>
         </w:rPr>
         <w:t>el</w:t>
       </w:r>
@@ -3310,7 +3310,7 @@
           <w:color w:val="000000"/>
           <w:kern w:val="0"/>
           <w:lang w:eastAsia="es-PE"/>
-          <w14:ligatures w14:val="none"/>
+          <ns2:ligatures ns2:val="none"/>
         </w:rPr>
         <w:t xml:space="preserve"> </w:t>
       </w:r>
@@ -3321,7 +3321,7 @@
           <w:color w:val="000000"/>
           <w:kern w:val="0"/>
           <w:lang w:eastAsia="es-PE"/>
-          <w14:ligatures w14:val="none"/>
+          <ns2:ligatures ns2:val="none"/>
         </w:rPr>
         <w:t xml:space="preserve">reglamento interno del camposanto vinculado al </w:t>
       </w:r>
@@ -3331,7 +3331,7 @@
           <w:color w:val="000000"/>
           <w:kern w:val="0"/>
           <w:lang w:eastAsia="es-ES"/>
-          <w14:ligatures w14:val="none"/>
+          <ns2:ligatures ns2:val="none"/>
         </w:rPr>
         <w:t>contrato de adhesión de cesión de uso de sepultura a perpetuidad suscrito</w:t>
       </w:r>
@@ -3339,23 +3339,23 @@
         <w:rPr>
           <w:rFonts w:ascii="Arial Narrow" w:eastAsia="Arial Narrow" w:hAnsi="Arial Narrow" w:cs="Arial Narrow"/>
           <w:kern w:val="0"/>
-          <w14:ligatures w14:val="none"/>
+          <ns2:ligatures ns2:val="none"/>
         </w:rPr>
         <w:t>.</w:t>
       </w:r>
     </w:p>
-    <w:p>
-      <w:pPr>
-        <w:spacing w:after="0" w:line="240" w:lineRule="auto"/>
-        <w:jc w:val="both"/>
-        <w:rPr>
-          <w:rFonts w:ascii="Arial Narrow" w:eastAsia="Arial Narrow" w:hAnsi="Arial Narrow" w:cs="Arial Narrow"/>
-          <w:kern w:val="0"/>
-          <w14:ligatures w14:val="none"/>
-        </w:rPr>
-      </w:pPr>
-    </w:p>
-    <w:p>
+    <w:p ns2:paraId="042B3F54" ns2:textId="777BBF33">
+      <w:pPr>
+        <w:spacing w:after="0" w:line="240" w:lineRule="auto"/>
+        <w:jc w:val="both"/>
+        <w:rPr>
+          <w:rFonts w:ascii="Arial Narrow" w:eastAsia="Arial Narrow" w:hAnsi="Arial Narrow" w:cs="Arial Narrow"/>
+          <w:kern w:val="0"/>
+          <ns2:ligatures ns2:val="none"/>
+        </w:rPr>
+      </w:pPr>
+    </w:p>
+    <w:p ns2:paraId="0A292C9F" ns2:textId="251A3031">
       <w:pPr>
         <w:spacing w:line="240" w:lineRule="auto"/>
         <w:contextualSpacing/>
@@ -3363,17 +3363,17 @@
         <w:rPr>
           <w:rFonts w:ascii="Arial Narrow" w:eastAsia="Calibri" w:hAnsi="Arial Narrow" w:cs="Arial"/>
           <w:kern w:val="0"/>
-          <w14:ligatures w14:val="none"/>
-        </w:rPr>
-      </w:pPr>
-      <w:r>
-        <w:rPr>
-          <w:rFonts w:ascii="Arial Narrow" w:eastAsia="Arial Narrow" w:hAnsi="Arial Narrow" w:cs="Arial Narrow"/>
-          <w:b/>
-          <w:color w:val="000000"/>
-          <w:kern w:val="0"/>
-          <w:lang w:eastAsia="es-PE"/>
-          <w14:ligatures w14:val="none"/>
+          <ns2:ligatures ns2:val="none"/>
+        </w:rPr>
+      </w:pPr>
+      <w:r>
+        <w:rPr>
+          <w:rFonts w:ascii="Arial Narrow" w:eastAsia="Arial Narrow" w:hAnsi="Arial Narrow" w:cs="Arial Narrow"/>
+          <w:b/>
+          <w:color w:val="000000"/>
+          <w:kern w:val="0"/>
+          <w:lang w:eastAsia="es-PE"/>
+          <ns2:ligatures ns2:val="none"/>
         </w:rPr>
         <w:t>SEGUNDO:</w:t>
       </w:r>
@@ -3383,7 +3383,7 @@
           <w:color w:val="000000"/>
           <w:kern w:val="0"/>
           <w:lang w:eastAsia="es-PE"/>
-          <w14:ligatures w14:val="none"/>
+          <ns2:ligatures ns2:val="none"/>
         </w:rPr>
         <w:t xml:space="preserve"> tener por ofrecidos los medios probatorios presentados en el escrito de denuncia </w:t>
       </w:r>
@@ -3393,7 +3393,7 @@
           <w:color w:val="000000"/>
           <w:kern w:val="0"/>
           <w:lang w:val="es-ES" w:eastAsia="es-ES"/>
-          <w14:ligatures w14:val="none"/>
+          <ns2:ligatures ns2:val="none"/>
         </w:rPr>
         <w:t xml:space="preserve">del </w:t>
       </w:r>
@@ -3403,7 +3403,7 @@
           <w:color w:val="000000"/>
           <w:kern w:val="0"/>
           <w:lang w:val="es-ES" w:eastAsia="es-ES"/>
-          <w14:ligatures w14:val="none"/>
+          <ns2:ligatures ns2:val="none"/>
         </w:rPr>
         <w:t>19 de agosto de 2025, subsanada mediante escrito del 12 de setiembre de 2025</w:t>
       </w:r>
@@ -3411,12 +3411,12 @@
         <w:rPr>
           <w:rFonts w:ascii="Arial Narrow" w:eastAsia="Calibri" w:hAnsi="Arial Narrow" w:cs="Arial"/>
           <w:kern w:val="0"/>
-          <w14:ligatures w14:val="none"/>
+          <ns2:ligatures ns2:val="none"/>
         </w:rPr>
         <w:t>.</w:t>
       </w:r>
     </w:p>
-    <w:p>
+    <w:p ns2:paraId="68A17E97" ns2:textId="77777777">
       <w:pPr>
         <w:spacing w:line="240" w:lineRule="auto"/>
         <w:contextualSpacing/>
@@ -3426,30 +3426,30 @@
           <w:color w:val="000000"/>
           <w:kern w:val="0"/>
           <w:lang w:eastAsia="es-PE"/>
-          <w14:ligatures w14:val="none"/>
-        </w:rPr>
-      </w:pPr>
-    </w:p>
-    <w:p>
-      <w:pPr>
-        <w:spacing w:after="0" w:line="240" w:lineRule="auto"/>
-        <w:jc w:val="both"/>
-        <w:rPr>
-          <w:rFonts w:ascii="Arial Narrow" w:eastAsia="Arial Narrow" w:hAnsi="Arial Narrow" w:cs="Arial Narrow"/>
-          <w:color w:val="000000"/>
-          <w:kern w:val="0"/>
-          <w:lang w:eastAsia="es-PE"/>
-          <w14:ligatures w14:val="none"/>
-        </w:rPr>
-      </w:pPr>
-      <w:r>
-        <w:rPr>
-          <w:rFonts w:ascii="Arial Narrow" w:eastAsia="Arial Narrow" w:hAnsi="Arial Narrow" w:cs="Arial Narrow"/>
-          <w:b/>
-          <w:color w:val="000000"/>
-          <w:kern w:val="0"/>
-          <w:lang w:eastAsia="es-PE"/>
-          <w14:ligatures w14:val="none"/>
+          <ns2:ligatures ns2:val="none"/>
+        </w:rPr>
+      </w:pPr>
+    </w:p>
+    <w:p ns2:paraId="168254DA" ns2:textId="2204DBB5">
+      <w:pPr>
+        <w:spacing w:after="0" w:line="240" w:lineRule="auto"/>
+        <w:jc w:val="both"/>
+        <w:rPr>
+          <w:rFonts w:ascii="Arial Narrow" w:eastAsia="Arial Narrow" w:hAnsi="Arial Narrow" w:cs="Arial Narrow"/>
+          <w:color w:val="000000"/>
+          <w:kern w:val="0"/>
+          <w:lang w:eastAsia="es-PE"/>
+          <ns2:ligatures ns2:val="none"/>
+        </w:rPr>
+      </w:pPr>
+      <w:r>
+        <w:rPr>
+          <w:rFonts w:ascii="Arial Narrow" w:eastAsia="Arial Narrow" w:hAnsi="Arial Narrow" w:cs="Arial Narrow"/>
+          <w:b/>
+          <w:color w:val="000000"/>
+          <w:kern w:val="0"/>
+          <w:lang w:eastAsia="es-PE"/>
+          <ns2:ligatures ns2:val="none"/>
         </w:rPr>
         <w:t xml:space="preserve">TERCERO: </w:t>
       </w:r>
@@ -3459,7 +3459,7 @@
           <w:color w:val="000000"/>
           <w:kern w:val="0"/>
           <w:lang w:eastAsia="es-PE"/>
-          <w14:ligatures w14:val="none"/>
+          <ns2:ligatures ns2:val="none"/>
         </w:rPr>
         <w:t xml:space="preserve">requerir a </w:t>
       </w:r>
@@ -3469,7 +3469,7 @@
           <w:color w:val="000000"/>
           <w:kern w:val="0"/>
           <w:lang w:eastAsia="es-PE"/>
-          <w14:ligatures w14:val="none"/>
+          <ns2:ligatures ns2:val="none"/>
         </w:rPr>
         <w:t>Mapfre Perú Compañía de Seguros y Reaseguros S.A.</w:t>
       </w:r>
@@ -3479,12 +3479,12 @@
           <w:color w:val="000000"/>
           <w:kern w:val="0"/>
           <w:lang w:eastAsia="es-PE"/>
-          <w14:ligatures w14:val="none"/>
+          <ns2:ligatures ns2:val="none"/>
         </w:rPr>
         <w:t xml:space="preserve"> que cumpla con lo siguiente:</w:t>
       </w:r>
     </w:p>
-    <w:p>
+    <w:p ns2:paraId="20FDFB8D" ns2:textId="77777777">
       <w:pPr>
         <w:spacing w:after="0" w:line="240" w:lineRule="auto"/>
         <w:jc w:val="both"/>
@@ -3493,11 +3493,11 @@
           <w:color w:val="000000"/>
           <w:kern w:val="0"/>
           <w:lang w:eastAsia="es-PE"/>
-          <w14:ligatures w14:val="none"/>
-        </w:rPr>
-      </w:pPr>
-    </w:p>
-    <w:p>
+          <ns2:ligatures ns2:val="none"/>
+        </w:rPr>
+      </w:pPr>
+    </w:p>
+    <w:p ns2:paraId="4AA80738" ns2:textId="77777777">
       <w:pPr>
         <w:numPr>
           <w:ilvl w:val="0"/>
@@ -3511,21 +3511,21 @@
           <w:color w:val="000000"/>
           <w:kern w:val="0"/>
           <w:lang w:eastAsia="es-PE"/>
-          <w14:ligatures w14:val="none"/>
-        </w:rPr>
-      </w:pPr>
-      <w:r>
-        <w:rPr>
-          <w:rFonts w:ascii="Arial Narrow" w:eastAsia="Arial Narrow" w:hAnsi="Arial Narrow" w:cs="Arial Narrow"/>
-          <w:color w:val="000000"/>
-          <w:kern w:val="0"/>
-          <w:lang w:eastAsia="es-PE"/>
-          <w14:ligatures w14:val="none"/>
+          <ns2:ligatures ns2:val="none"/>
+        </w:rPr>
+      </w:pPr>
+      <w:r>
+        <w:rPr>
+          <w:rFonts w:ascii="Arial Narrow" w:eastAsia="Arial Narrow" w:hAnsi="Arial Narrow" w:cs="Arial Narrow"/>
+          <w:color w:val="000000"/>
+          <w:kern w:val="0"/>
+          <w:lang w:eastAsia="es-PE"/>
+          <ns2:ligatures ns2:val="none"/>
         </w:rPr>
         <w:t>presentar documentos que acrediten su inscripción en los Registros Públicos o una declaración jurada que indique que cuenta con dicha inscripción;</w:t>
       </w:r>
     </w:p>
-    <w:p>
+    <w:p ns2:paraId="2B29D59F" ns2:textId="77777777">
       <w:pPr>
         <w:numPr>
           <w:ilvl w:val="0"/>
@@ -3539,22 +3539,22 @@
           <w:color w:val="000000"/>
           <w:kern w:val="0"/>
           <w:lang w:eastAsia="es-PE"/>
-          <w14:ligatures w14:val="none"/>
-        </w:rPr>
-      </w:pPr>
-      <w:r>
-        <w:rPr>
-          <w:rFonts w:ascii="Arial Narrow" w:eastAsia="Arial Narrow" w:hAnsi="Arial Narrow" w:cs="Arial Narrow"/>
-          <w:color w:val="000000"/>
-          <w:kern w:val="0"/>
-          <w:lang w:eastAsia="es-PE"/>
-          <w14:ligatures w14:val="none"/>
+          <ns2:ligatures ns2:val="none"/>
+        </w:rPr>
+      </w:pPr>
+      <w:r>
+        <w:rPr>
+          <w:rFonts w:ascii="Arial Narrow" w:eastAsia="Arial Narrow" w:hAnsi="Arial Narrow" w:cs="Arial Narrow"/>
+          <w:color w:val="000000"/>
+          <w:kern w:val="0"/>
+          <w:lang w:eastAsia="es-PE"/>
+          <ns2:ligatures ns2:val="none"/>
         </w:rPr>
         <w:lastRenderedPageBreak/>
         <w:t>presentar copia simple de las facultades de representación de su representante legal en el presente procedimiento o la declaración jurada que indique que cuenta con dichas facultades y que estas se encuentran vigentes;</w:t>
       </w:r>
     </w:p>
-    <w:p>
+    <w:p ns2:paraId="7EF50C46" ns2:textId="77777777">
       <w:pPr>
         <w:numPr>
           <w:ilvl w:val="0"/>
@@ -3568,21 +3568,21 @@
           <w:color w:val="000000"/>
           <w:kern w:val="0"/>
           <w:lang w:eastAsia="es-PE"/>
-          <w14:ligatures w14:val="none"/>
-        </w:rPr>
-      </w:pPr>
-      <w:r>
-        <w:rPr>
-          <w:rFonts w:ascii="Arial Narrow" w:eastAsia="Arial Narrow" w:hAnsi="Arial Narrow" w:cs="Arial Narrow"/>
-          <w:color w:val="000000"/>
-          <w:kern w:val="0"/>
-          <w:lang w:eastAsia="es-PE"/>
-          <w14:ligatures w14:val="none"/>
+          <ns2:ligatures ns2:val="none"/>
+        </w:rPr>
+      </w:pPr>
+      <w:r>
+        <w:rPr>
+          <w:rFonts w:ascii="Arial Narrow" w:eastAsia="Arial Narrow" w:hAnsi="Arial Narrow" w:cs="Arial Narrow"/>
+          <w:color w:val="000000"/>
+          <w:kern w:val="0"/>
+          <w:lang w:eastAsia="es-PE"/>
+          <ns2:ligatures ns2:val="none"/>
         </w:rPr>
         <w:t>consignar el Número de Registro Único de Contribuyentes (RUC); y,</w:t>
       </w:r>
     </w:p>
-    <w:p>
+    <w:p ns2:paraId="19E4DFA1" ns2:textId="77777777">
       <w:pPr>
         <w:numPr>
           <w:ilvl w:val="0"/>
@@ -3594,16 +3594,16 @@
         <w:rPr>
           <w:rFonts w:ascii="Arial Narrow" w:eastAsia="Calibri" w:hAnsi="Arial Narrow" w:cs="Arial"/>
           <w:kern w:val="0"/>
-          <w14:ligatures w14:val="none"/>
-        </w:rPr>
-      </w:pPr>
-      <w:r>
-        <w:rPr>
-          <w:rFonts w:ascii="Arial Narrow" w:eastAsia="Arial Narrow" w:hAnsi="Arial Narrow" w:cs="Arial Narrow"/>
-          <w:color w:val="000000"/>
-          <w:kern w:val="0"/>
-          <w:lang w:eastAsia="es-PE"/>
-          <w14:ligatures w14:val="none"/>
+          <ns2:ligatures ns2:val="none"/>
+        </w:rPr>
+      </w:pPr>
+      <w:r>
+        <w:rPr>
+          <w:rFonts w:ascii="Arial Narrow" w:eastAsia="Arial Narrow" w:hAnsi="Arial Narrow" w:cs="Arial Narrow"/>
+          <w:color w:val="000000"/>
+          <w:kern w:val="0"/>
+          <w:lang w:eastAsia="es-PE"/>
+          <ns2:ligatures ns2:val="none"/>
         </w:rPr>
         <w:t>fijar domicilio procesal para el procedimiento, de conformidad con el numeral 1 del artículo 442</w:t>
       </w:r>
@@ -3613,7 +3613,7 @@
           <w:color w:val="000000"/>
           <w:kern w:val="0"/>
           <w:lang w:eastAsia="es-PE"/>
-          <w14:ligatures w14:val="none"/>
+          <ns2:ligatures ns2:val="none"/>
         </w:rPr>
         <w:t/>
       </w:r>
@@ -3623,7 +3623,7 @@
           <w:color w:val="000000"/>
           <w:kern w:val="0"/>
           <w:lang w:eastAsia="es-PE"/>
-          <w14:ligatures w14:val="none"/>
+          <ns2:ligatures ns2:val="none"/>
         </w:rPr>
         <w:t xml:space="preserve"> del Código Procesal Civil. </w:t>
       </w:r>
@@ -3631,7 +3631,7 @@
         <w:rPr>
           <w:rFonts w:ascii="Arial Narrow" w:eastAsia="Calibri" w:hAnsi="Arial Narrow" w:cs="Arial"/>
           <w:kern w:val="0"/>
-          <w14:ligatures w14:val="none"/>
+          <ns2:ligatures ns2:val="none"/>
         </w:rPr>
         <w:t>Para ello podrá señalar domicilio físico o una dirección electrónica a la que pueda remitirse las notificaciones</w:t>
       </w:r>
@@ -3640,12 +3640,12 @@
           <w:rFonts w:ascii="Arial Narrow" w:eastAsia="Arial" w:hAnsi="Arial Narrow" w:cs="Arial"/>
           <w:kern w:val="0"/>
           <w:lang w:val="es"/>
-          <w14:ligatures w14:val="none"/>
+          <ns2:ligatures ns2:val="none"/>
         </w:rPr>
         <w:t>;</w:t>
       </w:r>
     </w:p>
-    <w:p>
+    <w:p ns2:paraId="7C63E340" ns2:textId="77777777">
       <w:pPr>
         <w:numPr>
           <w:ilvl w:val="0"/>
@@ -3657,14 +3657,14 @@
         <w:rPr>
           <w:rFonts w:ascii="Arial Narrow" w:eastAsia="Calibri" w:hAnsi="Arial Narrow" w:cs="Arial"/>
           <w:kern w:val="0"/>
-          <w14:ligatures w14:val="none"/>
+          <ns2:ligatures ns2:val="none"/>
         </w:rPr>
       </w:pPr>
       <w:r>
         <w:rPr>
           <w:rFonts w:ascii="Arial Narrow" w:eastAsia="Calibri" w:hAnsi="Arial Narrow" w:cs="Arial"/>
           <w:kern w:val="0"/>
-          <w14:ligatures w14:val="none"/>
+          <ns2:ligatures ns2:val="none"/>
         </w:rPr>
         <w:t xml:space="preserve">en caso califique como </w:t>
       </w:r>
@@ -3673,7 +3673,7 @@
         <w:rPr>
           <w:rFonts w:ascii="Arial Narrow" w:eastAsia="Calibri" w:hAnsi="Arial Narrow" w:cs="Arial"/>
           <w:kern w:val="0"/>
-          <w14:ligatures w14:val="none"/>
+          <ns2:ligatures ns2:val="none"/>
         </w:rPr>
         <w:t>micro empresa</w:t>
       </w:r>
@@ -3682,7 +3682,7 @@
         <w:rPr>
           <w:rFonts w:ascii="Arial Narrow" w:eastAsia="Calibri" w:hAnsi="Arial Narrow" w:cs="Arial"/>
           <w:kern w:val="0"/>
-          <w14:ligatures w14:val="none"/>
+          <ns2:ligatures ns2:val="none"/>
         </w:rPr>
         <w:t xml:space="preserve"> o pequeña empresa, presentar los documentos que acrediten su volumen de ventas o ingresos brutos percibidos el año anterior relativo a todas sus actividades económicas y el número de trabajadores con el que cuenta</w:t>
       </w:r>
@@ -3692,7 +3692,7 @@
           <w:rFonts w:ascii="Arial Narrow" w:eastAsia="Calibri" w:hAnsi="Arial Narrow" w:cs="Arial"/>
           <w:kern w:val="0"/>
           <w:vertAlign w:val="superscript"/>
-          <w14:ligatures w14:val="none"/>
+          <ns2:ligatures ns2:val="none"/>
         </w:rPr>
         <w:footnoteReference w:id="6"/>
       </w:r>
@@ -3700,7 +3700,7 @@
         <w:rPr>
           <w:rFonts w:ascii="Arial Narrow" w:eastAsia="Calibri" w:hAnsi="Arial Narrow" w:cs="Arial"/>
           <w:kern w:val="0"/>
-          <w14:ligatures w14:val="none"/>
+          <ns2:ligatures ns2:val="none"/>
         </w:rPr>
         <w:t>. Ello, a fin de que la Comisión pueda meritar dicha documentación, conforme lo establece el artículo 110</w:t>
       </w:r>
@@ -3710,7 +3710,7 @@
           <w:color w:val="000000"/>
           <w:kern w:val="0"/>
           <w:lang w:eastAsia="es-PE"/>
-          <w14:ligatures w14:val="none"/>
+          <ns2:ligatures ns2:val="none"/>
         </w:rPr>
         <w:t/>
       </w:r>
@@ -3718,7 +3718,7 @@
         <w:rPr>
           <w:rFonts w:ascii="Arial Narrow" w:eastAsia="Calibri" w:hAnsi="Arial Narrow" w:cs="Arial"/>
           <w:kern w:val="0"/>
-          <w14:ligatures w14:val="none"/>
+          <ns2:ligatures ns2:val="none"/>
         </w:rPr>
         <w:t xml:space="preserve"> del </w:t>
       </w:r>
@@ -3727,7 +3727,7 @@
           <w:rFonts w:ascii="Arial Narrow" w:eastAsia="Calibri" w:hAnsi="Arial Narrow" w:cs="Arial"/>
           <w:spacing w:val="-2"/>
           <w:kern w:val="0"/>
-          <w14:ligatures w14:val="none"/>
+          <ns2:ligatures ns2:val="none"/>
         </w:rPr>
         <w:t>Código</w:t>
       </w:r>
@@ -3738,7 +3738,7 @@
           <w:spacing w:val="-2"/>
           <w:kern w:val="0"/>
           <w:vertAlign w:val="superscript"/>
-          <w14:ligatures w14:val="none"/>
+          <ns2:ligatures ns2:val="none"/>
         </w:rPr>
         <w:footnoteReference w:id="7"/>
       </w:r>
@@ -3747,77 +3747,102 @@
           <w:rFonts w:ascii="Arial Narrow" w:eastAsia="Calibri" w:hAnsi="Arial Narrow" w:cs="Arial"/>
           <w:spacing w:val="-2"/>
           <w:kern w:val="0"/>
-          <w14:ligatures w14:val="none"/>
+          <ns2:ligatures ns2:val="none"/>
         </w:rPr>
         <w:t>.</w:t>
       </w:r>
     </w:p>
+    <w:p ns2:paraId="1F11FE32" ns2:textId="77777777">
+      <w:pPr>
+        <w:spacing w:after="0" w:line="240" w:lineRule="auto"/>
+        <w:ind w:left="567"/>
+        <w:jc w:val="both"/>
+        <w:rPr>
+          <w:rFonts w:ascii="Arial Narrow" w:eastAsia="Arial Narrow" w:hAnsi="Arial Narrow" w:cs="Arial Narrow"/>
+          <w:color w:val="000000"/>
+          <w:kern w:val="0"/>
+          <w:lang w:eastAsia="es-PE"/>
+          <ns2:ligatures ns2:val="none"/>
+        </w:rPr>
+      </w:pPr>
+    </w:p>
     <w:p>
       <w:pPr>
         <w:spacing w:after="0" w:line="240" w:lineRule="auto"/>
-        <w:ind w:left="567"/>
-        <w:jc w:val="both"/>
-        <w:rPr>
-          <w:rFonts w:ascii="Arial Narrow" w:eastAsia="Arial Narrow" w:hAnsi="Arial Narrow" w:cs="Arial Narrow"/>
-          <w:color w:val="000000"/>
-          <w:kern w:val="0"/>
-          <w:lang w:eastAsia="es-PE"/>
-          <w14:ligatures w14:val="none"/>
-        </w:rPr>
-      </w:pPr>
-    </w:p>
-    <w:p>
-      <w:pPr>
-        <w:spacing w:after="0" w:line="240" w:lineRule="auto"/>
-        <w:jc w:val="both"/>
-        <w:rPr>
-          <w:rFonts w:ascii="Arial Narrow" w:eastAsia="Arial Narrow" w:hAnsi="Arial Narrow" w:cs="Arial Narrow"/>
-          <w:color w:val="000000"/>
-          <w:kern w:val="0"/>
-          <w:lang w:eastAsia="es-PE"/>
-          <w14:ligatures w14:val="none"/>
-        </w:rPr>
-      </w:pPr>
-      <w:r>
-        <w:rPr>
-          <w:rFonts w:ascii="Arial Narrow" w:eastAsia="Arial Narrow" w:hAnsi="Arial Narrow" w:cs="Arial Narrow"/>
-          <w:b/>
-          <w:color w:val="000000"/>
-          <w:kern w:val="0"/>
-          <w:lang w:eastAsia="es-PE"/>
-          <w14:ligatures w14:val="none"/>
+        <w:jc w:val="both"/>
+        <w:rPr>
+          <w:rFonts w:ascii="Arial Narrow" w:eastAsia="Arial Narrow" w:hAnsi="Arial Narrow" w:cs="Arial Narrow"/>
+          <w:color w:val="000000"/>
+          <w:kern w:val="0"/>
+          <w:lang w:eastAsia="es-PE"/>
+          <ns2:ligatures ns2:val="none"/>
+        </w:rPr>
+      </w:pPr>
+      <w:r>
+        <w:rPr>
+          <w:rFonts w:ascii="Arial Narrow" w:hAnsi="Arial Narrow" w:cs="Arial Narrow"/>
+          <w:b w:val="1"/>
+          <w:bCs w:val="1"/>
+          <w:sz w:val="20"/>
+          <w:szCs w:val="20"/>
         </w:rPr>
         <w:t xml:space="preserve">CUARTO: </w:t>
       </w:r>
       <w:r>
         <w:rPr>
-          <w:rFonts w:ascii="Arial Narrow" w:eastAsia="Arial Narrow" w:hAnsi="Arial Narrow" w:cs="Arial Narrow"/>
-          <w:color w:val="000000"/>
-          <w:kern w:val="0"/>
-          <w:lang w:eastAsia="es-PE"/>
-          <w14:ligatures w14:val="none"/>
-        </w:rPr>
-        <w:t>correr traslado de la de</w:t>
-      </w:r>
-      <w:r>
-        <w:rPr>
-          <w:rFonts w:ascii="Arial Narrow" w:eastAsia="Arial Narrow" w:hAnsi="Arial Narrow" w:cs="Arial Narrow"/>
-          <w:color w:val="000000"/>
-          <w:kern w:val="0"/>
-          <w:lang w:eastAsia="es-PE"/>
-          <w14:ligatures w14:val="none"/>
-        </w:rPr>
-        <w:t xml:space="preserve">nuncia interpuesta </w:t>
-      </w:r>
-      <w:r>
+          <w:rFonts w:ascii="Arial Narrow" w:hAnsi="Arial Narrow" w:cs="Arial Narrow"/>
+          <w:sz w:val="20"/>
+          <w:szCs w:val="20"/>
+        </w:rPr>
+        <w:t xml:space="preserve">correr traslado de la presente resolución a Mapfre Perú Compañía de Seguros y Reaseguros S.A para que, de conformidad con lo dispuesto por el artículo 26° de la Ley sobre Facultades, Normas y Organización del Indecopi, aprobado por Decreto Legislativo N° 8079, presenten sus descargos sobre la imputación de cargos realizada en un plazo no mayor a cinco (5) días hábiles contado a partir del día siguiente de la notificación de la presente resolución, vencido el cual, el Secretario Técnico declarará en rebeldía a los denunciados que no lo hubieran presentado. Debe precisarse que de conformidad con lo establecido por el artículo 223° del Texto Único Ordenado de la Ley N° 27444, Ley del Procedimiento Administrativo General, las alegaciones y los hechos relevantes de la reclamación, salvo que hayan sido específicamente negadas en la contestación, se tendrán por aceptadas o meritadas como ciertas.</w:t>
+      </w:r>
+    </w:p>
+    <w:p ns2:paraId="228F876C" ns2:textId="77777777">
+      <w:pPr>
+        <w:spacing w:after="0" w:line="240" w:lineRule="auto"/>
+        <w:jc w:val="both"/>
+        <w:rPr>
+          <w:rFonts w:ascii="Arial Narrow" w:eastAsia="Arial Narrow" w:hAnsi="Arial Narrow" w:cs="Arial Narrow"/>
+          <w:color w:val="000000"/>
+          <w:kern w:val="0"/>
+          <w:lang w:eastAsia="es-PE"/>
+          <ns2:ligatures ns2:val="none"/>
+        </w:rPr>
+      </w:pPr>
+    </w:p>
+    <w:p ns2:paraId="774AFBA5" ns2:textId="5577FDF0">
+      <w:pPr>
+        <w:spacing w:after="0" w:line="240" w:lineRule="auto"/>
+        <w:jc w:val="both"/>
         <w:rPr>
           <w:rFonts w:ascii="Arial Narrow" w:eastAsia="Times New Roman" w:hAnsi="Arial Narrow" w:cs="Arial"/>
           <w:color w:val="000000"/>
           <w:kern w:val="0"/>
           <w:lang w:val="es-ES" w:eastAsia="es-ES"/>
-          <w14:ligatures w14:val="none"/>
-        </w:rPr>
-        <w:t xml:space="preserve">el </w:t>
+          <ns2:ligatures ns2:val="none"/>
+        </w:rPr>
+      </w:pPr>
+      <w:r>
+        <w:rPr>
+          <w:rFonts w:ascii="Arial Narrow" w:eastAsia="Arial Narrow" w:hAnsi="Arial Narrow" w:cs="Arial Narrow"/>
+          <w:b/>
+          <w:color w:val="000000"/>
+          <w:kern w:val="0"/>
+          <w:lang w:eastAsia="es-PE"/>
+          <ns2:ligatures ns2:val="none"/>
+        </w:rPr>
+        <w:t xml:space="preserve">QUINTO: </w:t>
+      </w:r>
+      <w:bookmarkStart w:id="4" w:name="_Hlk188286813"/>
+      <w:r>
+        <w:rPr>
+          <w:rFonts w:ascii="Arial Narrow" w:eastAsia="Times New Roman" w:hAnsi="Arial Narrow" w:cs="Arial"/>
+          <w:color w:val="000000"/>
+          <w:kern w:val="0"/>
+          <w:lang w:eastAsia="es-ES"/>
+          <ns2:ligatures ns2:val="none"/>
+        </w:rPr>
+        <w:t xml:space="preserve">requerir </w:t>
       </w:r>
       <w:r>
         <w:rPr>
@@ -3825,28 +3850,32 @@
           <w:color w:val="000000"/>
           <w:kern w:val="0"/>
           <w:lang w:val="es-ES" w:eastAsia="es-ES"/>
-          <w14:ligatures w14:val="none"/>
-        </w:rPr>
-        <w:t>19 de agosto de 2025, subsanada mediante escrito del 12 de setiembre de 2025</w:t>
-      </w:r>
-      <w:r>
-        <w:rPr>
-          <w:rFonts w:ascii="Arial Narrow" w:eastAsia="Calibri" w:hAnsi="Arial Narrow" w:cs="Arial"/>
-          <w:kern w:val="0"/>
-          <w14:ligatures w14:val="none"/>
+          <ns2:ligatures ns2:val="none"/>
+        </w:rPr>
+        <w:t xml:space="preserve">que, en un </w:t>
+      </w:r>
+      <w:r>
+        <w:rPr>
+          <w:rFonts w:ascii="Arial Narrow" w:eastAsia="Times New Roman" w:hAnsi="Arial Narrow" w:cs="Arial"/>
+          <w:color w:val="000000"/>
+          <w:kern w:val="0"/>
+          <w:lang w:eastAsia="es-ES"/>
+          <ns2:ligatures ns2:val="none"/>
+        </w:rPr>
+        <w:t>plazo no mayor de cinco (5) días hábiles contado a partir del día siguiente de la notificación de la presente resolución</w:t>
+      </w:r>
+      <w:bookmarkEnd w:id="4"/>
+      <w:r>
+        <w:rPr>
+          <w:rFonts w:ascii="Arial Narrow" w:eastAsia="Times New Roman" w:hAnsi="Arial Narrow" w:cs="Arial"/>
+          <w:color w:val="000000"/>
+          <w:kern w:val="0"/>
+          <w:lang w:eastAsia="es-ES"/>
+          <ns2:ligatures ns2:val="none"/>
         </w:rPr>
         <w:t xml:space="preserve">, </w:t>
       </w:r>
-      <w:r>
-        <w:rPr>
-          <w:rFonts w:ascii="Arial Narrow" w:eastAsia="Arial Narrow" w:hAnsi="Arial Narrow" w:cs="Arial Narrow"/>
-          <w:color w:val="000000"/>
-          <w:kern w:val="0"/>
-          <w:lang w:eastAsia="es-PE"/>
-          <w14:ligatures w14:val="none"/>
-        </w:rPr>
-        <w:t>a</w:t>
-      </w:r>
+      <w:bookmarkStart w:id="5" w:name="_Hlk188286828"/>
       <w:r>
         <w:rPr>
           <w:rFonts w:ascii="Arial Narrow" w:eastAsia="Times New Roman" w:hAnsi="Arial Narrow" w:cs="Times New Roman"/>
@@ -3854,62 +3883,247 @@
           <w:kern w:val="0"/>
           <w:shd w:val="clear" w:color="auto" w:fill="FFFFFF"/>
           <w:lang w:eastAsia="es-PE"/>
-          <w14:ligatures w14:val="none"/>
+          <ns2:ligatures ns2:val="none"/>
+        </w:rPr>
+        <w:t>el proveedor denunciado</w:t>
+      </w:r>
+      <w:r>
+        <w:rPr>
+          <w:rFonts w:ascii="Arial Narrow" w:eastAsia="Times New Roman" w:hAnsi="Arial Narrow" w:cs="Arial"/>
+          <w:color w:val="000000"/>
+          <w:kern w:val="0"/>
+          <w:lang w:eastAsia="es-ES"/>
+          <ns2:ligatures ns2:val="none"/>
         </w:rPr>
         <w:t xml:space="preserve"> </w:t>
       </w:r>
-      <w:r>
-        <w:rPr>
-          <w:rFonts w:ascii="Arial Narrow" w:eastAsia="Times New Roman" w:hAnsi="Arial Narrow" w:cs="Times New Roman"/>
-          <w:color w:val="000000"/>
-          <w:kern w:val="0"/>
-          <w:shd w:val="clear" w:color="auto" w:fill="FFFFFF"/>
-          <w:lang w:eastAsia="es-PE"/>
-          <w14:ligatures w14:val="none"/>
-        </w:rPr>
-        <w:t>Mapfre</w:t>
-      </w:r>
-      <w:r>
-        <w:rPr>
-          <w:rFonts w:ascii="Arial Narrow" w:eastAsia="Times New Roman" w:hAnsi="Arial Narrow" w:cs="Times New Roman"/>
-          <w:color w:val="000000"/>
-          <w:kern w:val="0"/>
-          <w:shd w:val="clear" w:color="auto" w:fill="FFFFFF"/>
-          <w:lang w:eastAsia="es-PE"/>
-          <w14:ligatures w14:val="none"/>
-        </w:rPr>
-        <w:t xml:space="preserve"> Perú Compañía de Seguros y Reaseguros </w:t>
-      </w:r>
-      <w:r>
-        <w:rPr>
-          <w:rFonts w:ascii="Arial Narrow" w:eastAsia="Times New Roman" w:hAnsi="Arial Narrow" w:cs="Times New Roman"/>
-          <w:color w:val="000000"/>
-          <w:kern w:val="0"/>
-          <w:shd w:val="clear" w:color="auto" w:fill="FFFFFF"/>
-          <w:lang w:eastAsia="es-PE"/>
-          <w14:ligatures w14:val="none"/>
-        </w:rPr>
-        <w:t>S.A.</w:t>
-      </w:r>
-      <w:r>
-        <w:rPr>
-          <w:rFonts w:ascii="Arial Narrow" w:eastAsia="Arial Narrow" w:hAnsi="Arial Narrow" w:cs="Arial Narrow"/>
-          <w:color w:val="000000"/>
-          <w:kern w:val="0"/>
-          <w:lang w:eastAsia="es-PE"/>
-          <w14:ligatures w14:val="none"/>
-        </w:rPr>
-        <w:t>, para que</w:t>
-      </w:r>
-      <w:r>
-        <w:rPr>
-          <w:rFonts w:ascii="Arial Narrow" w:eastAsia="Arial Narrow" w:hAnsi="Arial Narrow" w:cs="Arial Narrow"/>
-          <w:color w:val="000000"/>
-          <w:kern w:val="0"/>
-          <w:lang w:eastAsia="es-PE"/>
-          <w14:ligatures w14:val="none"/>
-        </w:rPr>
-        <w:t>, de conformidad con lo dispuesto por el artículo 26</w:t>
+      <w:bookmarkEnd w:id="5"/>
+      <w:r>
+        <w:rPr>
+          <w:rFonts w:ascii="Arial Narrow" w:eastAsia="Times New Roman" w:hAnsi="Arial Narrow" w:cs="Arial"/>
+          <w:color w:val="000000"/>
+          <w:kern w:val="0"/>
+          <w:lang w:val="es-ES" w:eastAsia="es-ES"/>
+          <ns2:ligatures ns2:val="none"/>
+        </w:rPr>
+        <w:t xml:space="preserve">cumpla con: </w:t>
+      </w:r>
+      <w:r>
+        <w:rPr>
+          <w:rFonts w:ascii="Arial Narrow" w:eastAsia="Times New Roman" w:hAnsi="Arial Narrow" w:cs="Arial"/>
+          <w:color w:val="000000"/>
+          <w:kern w:val="0"/>
+          <w:lang w:val="es-ES" w:eastAsia="es-ES"/>
+          <ns2:ligatures ns2:val="none"/>
+        </w:rPr>
+        <w:t xml:space="preserve">(i) presentar una copia completa, legible y debidamente suscrita del </w:t>
+      </w:r>
+      <w:r>
+        <w:rPr>
+          <w:rFonts w:ascii="Arial Narrow" w:eastAsia="Times New Roman" w:hAnsi="Arial Narrow" w:cs="Arial"/>
+          <w:color w:val="000000"/>
+          <w:kern w:val="0"/>
+          <w:lang w:val="es-ES" w:eastAsia="es-ES"/>
+          <ns2:ligatures ns2:val="none"/>
+        </w:rPr>
+        <w:t xml:space="preserve">Seguro Desgravamen Camposanto Mapfre - Póliza Grupo </w:t>
+      </w:r>
+      <w:proofErr w:type="spellStart"/>
+      <w:r>
+        <w:rPr>
+          <w:rFonts w:ascii="Arial Narrow" w:eastAsia="Times New Roman" w:hAnsi="Arial Narrow" w:cs="Arial"/>
+          <w:color w:val="000000"/>
+          <w:kern w:val="0"/>
+          <w:lang w:val="es-ES" w:eastAsia="es-ES"/>
+          <ns2:ligatures ns2:val="none"/>
+        </w:rPr>
+        <w:t/>
+      </w:r>
+      <w:proofErr w:type="spellEnd"/>
+      <w:r>
+        <w:rPr>
+          <w:rFonts w:ascii="Arial Narrow" w:eastAsia="Times New Roman" w:hAnsi="Arial Narrow" w:cs="Arial"/>
+          <w:color w:val="000000"/>
+          <w:kern w:val="0"/>
+          <w:lang w:val="es-ES" w:eastAsia="es-ES"/>
+          <ns2:ligatures ns2:val="none"/>
+        </w:rPr>
+        <w:t xml:space="preserve"> 6110710100019</w:t>
+      </w:r>
+      <w:r>
+        <w:rPr>
+          <w:rFonts w:ascii="Arial Narrow" w:eastAsia="Times New Roman" w:hAnsi="Arial Narrow" w:cs="Arial"/>
+          <w:color w:val="000000"/>
+          <w:kern w:val="0"/>
+          <w:lang w:val="es-ES" w:eastAsia="es-ES"/>
+          <ns2:ligatures ns2:val="none"/>
+        </w:rPr>
+        <w:t>, así como el cargo de remisión de la póliza; (</w:t>
+      </w:r>
+      <w:proofErr w:type="spellStart"/>
+      <w:r>
+        <w:rPr>
+          <w:rFonts w:ascii="Arial Narrow" w:eastAsia="Times New Roman" w:hAnsi="Arial Narrow" w:cs="Arial"/>
+          <w:color w:val="000000"/>
+          <w:kern w:val="0"/>
+          <w:lang w:val="es-ES" w:eastAsia="es-ES"/>
+          <ns2:ligatures ns2:val="none"/>
+        </w:rPr>
+        <w:t>i</w:t>
+      </w:r>
+      <w:r>
+        <w:rPr>
+          <w:rFonts w:ascii="Arial Narrow" w:eastAsia="Times New Roman" w:hAnsi="Arial Narrow" w:cs="Arial"/>
+          <w:color w:val="000000"/>
+          <w:kern w:val="0"/>
+          <w:lang w:val="es-ES" w:eastAsia="es-ES"/>
+          <ns2:ligatures ns2:val="none"/>
+        </w:rPr>
+        <w:t>i</w:t>
+      </w:r>
+      <w:proofErr w:type="spellEnd"/>
+      <w:r>
+        <w:rPr>
+          <w:rFonts w:ascii="Arial Narrow" w:eastAsia="Times New Roman" w:hAnsi="Arial Narrow" w:cs="Arial"/>
+          <w:color w:val="000000"/>
+          <w:kern w:val="0"/>
+          <w:lang w:val="es-ES" w:eastAsia="es-ES"/>
+          <ns2:ligatures ns2:val="none"/>
+        </w:rPr>
+        <w:t>) presentar una copia completa, legible y debidamente suscrita del contrato de adhesión de cesión de uso de sepultura; (</w:t>
+      </w:r>
+      <w:proofErr w:type="spellStart"/>
+      <w:r>
+        <w:rPr>
+          <w:rFonts w:ascii="Arial Narrow" w:eastAsia="Times New Roman" w:hAnsi="Arial Narrow" w:cs="Arial"/>
+          <w:color w:val="000000"/>
+          <w:kern w:val="0"/>
+          <w:lang w:val="es-ES" w:eastAsia="es-ES"/>
+          <ns2:ligatures ns2:val="none"/>
+        </w:rPr>
+        <w:t>i</w:t>
+      </w:r>
+      <w:r>
+        <w:rPr>
+          <w:rFonts w:ascii="Arial Narrow" w:eastAsia="Times New Roman" w:hAnsi="Arial Narrow" w:cs="Arial"/>
+          <w:color w:val="000000"/>
+          <w:kern w:val="0"/>
+          <w:lang w:val="es-ES" w:eastAsia="es-ES"/>
+          <ns2:ligatures ns2:val="none"/>
+        </w:rPr>
+        <w:t>i</w:t>
+      </w:r>
+      <w:r>
+        <w:rPr>
+          <w:rFonts w:ascii="Arial Narrow" w:eastAsia="Times New Roman" w:hAnsi="Arial Narrow" w:cs="Arial"/>
+          <w:color w:val="000000"/>
+          <w:kern w:val="0"/>
+          <w:lang w:val="es-ES" w:eastAsia="es-ES"/>
+          <ns2:ligatures ns2:val="none"/>
+        </w:rPr>
+        <w:t>i</w:t>
+      </w:r>
+      <w:proofErr w:type="spellEnd"/>
+      <w:r>
+        <w:rPr>
+          <w:rFonts w:ascii="Arial Narrow" w:eastAsia="Times New Roman" w:hAnsi="Arial Narrow" w:cs="Arial"/>
+          <w:color w:val="000000"/>
+          <w:kern w:val="0"/>
+          <w:lang w:val="es-ES" w:eastAsia="es-ES"/>
+          <ns2:ligatures ns2:val="none"/>
+        </w:rPr>
+        <w:t>) presentar los medios probatorios que acrediten que entregó oportunamente el reglamento interno del camposanto al denunciante; y, (</w:t>
+      </w:r>
+      <w:proofErr w:type="spellStart"/>
+      <w:r>
+        <w:rPr>
+          <w:rFonts w:ascii="Arial Narrow" w:eastAsia="Times New Roman" w:hAnsi="Arial Narrow" w:cs="Arial"/>
+          <w:color w:val="000000"/>
+          <w:kern w:val="0"/>
+          <w:lang w:val="es-ES" w:eastAsia="es-ES"/>
+          <ns2:ligatures ns2:val="none"/>
+        </w:rPr>
+        <w:t>iv</w:t>
+      </w:r>
+      <w:proofErr w:type="spellEnd"/>
+      <w:r>
+        <w:rPr>
+          <w:rFonts w:ascii="Arial Narrow" w:eastAsia="Times New Roman" w:hAnsi="Arial Narrow" w:cs="Arial"/>
+          <w:color w:val="000000"/>
+          <w:kern w:val="0"/>
+          <w:lang w:val="es-ES" w:eastAsia="es-ES"/>
+          <ns2:ligatures ns2:val="none"/>
+        </w:rPr>
+        <w:t>) presentar todas las comunicaciones cursadas con la parte denunciante en virtud del hecho materia de denuncia</w:t>
+      </w:r>
+      <w:r>
+        <w:rPr>
+          <w:rFonts w:ascii="Arial Narrow" w:eastAsia="Times New Roman" w:hAnsi="Arial Narrow" w:cs="Arial"/>
+          <w:color w:val="000000"/>
+          <w:kern w:val="0"/>
+          <w:lang w:val="es-ES" w:eastAsia="es-ES"/>
+          <ns2:ligatures ns2:val="none"/>
+        </w:rPr>
+        <w:t>.</w:t>
+      </w:r>
+    </w:p>
+    <w:p ns2:paraId="12A4D8BD" ns2:textId="77777777">
+      <w:pPr>
+        <w:spacing w:after="0" w:line="240" w:lineRule="auto"/>
+        <w:jc w:val="both"/>
+        <w:rPr>
+          <w:rFonts w:ascii="Arial Narrow" w:eastAsia="Arial Narrow" w:hAnsi="Arial Narrow" w:cs="Arial Narrow"/>
+          <w:b/>
+          <w:color w:val="000000"/>
+          <w:kern w:val="0"/>
+          <w:lang w:val="es-ES" w:eastAsia="es-PE"/>
+          <ns2:ligatures ns2:val="none"/>
+        </w:rPr>
+      </w:pPr>
+    </w:p>
+    <w:p ns2:paraId="591B7E6F" ns2:textId="77777777">
+      <w:pPr>
+        <w:spacing w:after="0" w:line="240" w:lineRule="auto"/>
+        <w:jc w:val="both"/>
+        <w:rPr>
+          <w:rFonts w:ascii="Arial Narrow" w:eastAsia="Arial Narrow" w:hAnsi="Arial Narrow" w:cs="Arial Narrow"/>
+          <w:color w:val="000000"/>
+          <w:kern w:val="0"/>
+          <w:lang w:eastAsia="es-PE"/>
+          <ns2:ligatures ns2:val="none"/>
+        </w:rPr>
+      </w:pPr>
+      <w:r>
+        <w:rPr>
+          <w:rFonts w:ascii="Arial Narrow" w:eastAsia="Arial Narrow" w:hAnsi="Arial Narrow" w:cs="Arial Narrow"/>
+          <w:b/>
+          <w:color w:val="000000"/>
+          <w:kern w:val="0"/>
+          <w:lang w:eastAsia="es-PE"/>
+          <ns2:ligatures ns2:val="none"/>
+        </w:rPr>
+        <w:t>SEXTO:</w:t>
+      </w:r>
+      <w:r>
+        <w:rPr>
+          <w:rFonts w:ascii="Arial Narrow" w:eastAsia="Arial Narrow" w:hAnsi="Arial Narrow" w:cs="Arial Narrow"/>
+          <w:color w:val="000000"/>
+          <w:kern w:val="0"/>
+          <w:lang w:eastAsia="es-PE"/>
+          <ns2:ligatures ns2:val="none"/>
+        </w:rPr>
+        <w:t xml:space="preserve"> </w:t>
+      </w:r>
+      <w:bookmarkStart w:id="6" w:name="_Hlk188286915"/>
+      <w:r>
+        <w:rPr>
+          <w:rFonts w:ascii="Arial Narrow" w:eastAsia="Arial Narrow" w:hAnsi="Arial Narrow" w:cs="Arial Narrow"/>
+          <w:color w:val="000000"/>
+          <w:kern w:val="0"/>
+          <w:lang w:eastAsia="es-PE"/>
+          <ns2:ligatures ns2:val="none"/>
+        </w:rPr>
+        <w:t>informar a las partes que el artículo 110</w:t>
       </w:r>
       <w:r>
         <w:rPr>
@@ -3917,7 +4131,7 @@
           <w:color w:val="000000"/>
           <w:kern w:val="0"/>
           <w:lang w:eastAsia="es-PE"/>
-          <w14:ligatures w14:val="none"/>
+          <ns2:ligatures ns2:val="none"/>
         </w:rPr>
         <w:t/>
       </w:r>
@@ -3927,356 +4141,7 @@
           <w:color w:val="000000"/>
           <w:kern w:val="0"/>
           <w:lang w:eastAsia="es-PE"/>
-          <w14:ligatures w14:val="none"/>
-        </w:rPr>
-        <w:t xml:space="preserve"> de la Ley sobre Facultades, Normas y Organización del Indecopi, aprobada por Decreto Legislativo 807, presente sus descargos en un plazo no mayor de cinco (5) días hábiles contados desde la notificación. </w:t>
-      </w:r>
-    </w:p>
-    <w:p>
-      <w:pPr>
-        <w:spacing w:after="0" w:line="240" w:lineRule="auto"/>
-        <w:jc w:val="both"/>
-        <w:rPr>
-          <w:rFonts w:ascii="Arial Narrow" w:eastAsia="Arial Narrow" w:hAnsi="Arial Narrow" w:cs="Arial Narrow"/>
-          <w:color w:val="000000"/>
-          <w:kern w:val="0"/>
-          <w:lang w:eastAsia="es-PE"/>
-          <w14:ligatures w14:val="none"/>
-        </w:rPr>
-      </w:pPr>
-    </w:p>
-    <w:p>
-      <w:pPr>
-        <w:spacing w:after="0" w:line="240" w:lineRule="auto"/>
-        <w:jc w:val="both"/>
-        <w:rPr>
-          <w:rFonts w:ascii="Arial Narrow" w:eastAsia="Times New Roman" w:hAnsi="Arial Narrow" w:cs="Arial"/>
-          <w:color w:val="000000"/>
-          <w:kern w:val="0"/>
-          <w:lang w:val="es-ES" w:eastAsia="es-ES"/>
-          <w14:ligatures w14:val="none"/>
-        </w:rPr>
-      </w:pPr>
-      <w:r>
-        <w:rPr>
-          <w:rFonts w:ascii="Arial Narrow" w:eastAsia="Arial Narrow" w:hAnsi="Arial Narrow" w:cs="Arial Narrow"/>
-          <w:b/>
-          <w:color w:val="000000"/>
-          <w:kern w:val="0"/>
-          <w:lang w:eastAsia="es-PE"/>
-          <w14:ligatures w14:val="none"/>
-        </w:rPr>
-        <w:t xml:space="preserve">QUINTO: </w:t>
-      </w:r>
-      <w:bookmarkStart w:id="4" w:name="_Hlk188286813"/>
-      <w:r>
-        <w:rPr>
-          <w:rFonts w:ascii="Arial Narrow" w:eastAsia="Times New Roman" w:hAnsi="Arial Narrow" w:cs="Arial"/>
-          <w:color w:val="000000"/>
-          <w:kern w:val="0"/>
-          <w:lang w:eastAsia="es-ES"/>
-          <w14:ligatures w14:val="none"/>
-        </w:rPr>
-        <w:t xml:space="preserve">requerir </w:t>
-      </w:r>
-      <w:r>
-        <w:rPr>
-          <w:rFonts w:ascii="Arial Narrow" w:eastAsia="Times New Roman" w:hAnsi="Arial Narrow" w:cs="Arial"/>
-          <w:color w:val="000000"/>
-          <w:kern w:val="0"/>
-          <w:lang w:val="es-ES" w:eastAsia="es-ES"/>
-          <w14:ligatures w14:val="none"/>
-        </w:rPr>
-        <w:t xml:space="preserve">que, en un </w:t>
-      </w:r>
-      <w:r>
-        <w:rPr>
-          <w:rFonts w:ascii="Arial Narrow" w:eastAsia="Times New Roman" w:hAnsi="Arial Narrow" w:cs="Arial"/>
-          <w:color w:val="000000"/>
-          <w:kern w:val="0"/>
-          <w:lang w:eastAsia="es-ES"/>
-          <w14:ligatures w14:val="none"/>
-        </w:rPr>
-        <w:t>plazo no mayor de cinco (5) días hábiles contado a partir del día siguiente de la notificación de la presente resolución</w:t>
-      </w:r>
-      <w:bookmarkEnd w:id="4"/>
-      <w:r>
-        <w:rPr>
-          <w:rFonts w:ascii="Arial Narrow" w:eastAsia="Times New Roman" w:hAnsi="Arial Narrow" w:cs="Arial"/>
-          <w:color w:val="000000"/>
-          <w:kern w:val="0"/>
-          <w:lang w:eastAsia="es-ES"/>
-          <w14:ligatures w14:val="none"/>
-        </w:rPr>
-        <w:t xml:space="preserve">, </w:t>
-      </w:r>
-      <w:bookmarkStart w:id="5" w:name="_Hlk188286828"/>
-      <w:r>
-        <w:rPr>
-          <w:rFonts w:ascii="Arial Narrow" w:eastAsia="Times New Roman" w:hAnsi="Arial Narrow" w:cs="Times New Roman"/>
-          <w:color w:val="000000"/>
-          <w:kern w:val="0"/>
-          <w:shd w:val="clear" w:color="auto" w:fill="FFFFFF"/>
-          <w:lang w:eastAsia="es-PE"/>
-          <w14:ligatures w14:val="none"/>
-        </w:rPr>
-        <w:t>el proveedor denunciado</w:t>
-      </w:r>
-      <w:r>
-        <w:rPr>
-          <w:rFonts w:ascii="Arial Narrow" w:eastAsia="Times New Roman" w:hAnsi="Arial Narrow" w:cs="Arial"/>
-          <w:color w:val="000000"/>
-          <w:kern w:val="0"/>
-          <w:lang w:eastAsia="es-ES"/>
-          <w14:ligatures w14:val="none"/>
-        </w:rPr>
-        <w:t xml:space="preserve"> </w:t>
-      </w:r>
-      <w:bookmarkEnd w:id="5"/>
-      <w:r>
-        <w:rPr>
-          <w:rFonts w:ascii="Arial Narrow" w:eastAsia="Times New Roman" w:hAnsi="Arial Narrow" w:cs="Arial"/>
-          <w:color w:val="000000"/>
-          <w:kern w:val="0"/>
-          <w:lang w:val="es-ES" w:eastAsia="es-ES"/>
-          <w14:ligatures w14:val="none"/>
-        </w:rPr>
-        <w:t xml:space="preserve">cumpla con: </w:t>
-      </w:r>
-      <w:r>
-        <w:rPr>
-          <w:rFonts w:ascii="Arial Narrow" w:eastAsia="Times New Roman" w:hAnsi="Arial Narrow" w:cs="Arial"/>
-          <w:color w:val="000000"/>
-          <w:kern w:val="0"/>
-          <w:lang w:val="es-ES" w:eastAsia="es-ES"/>
-          <w14:ligatures w14:val="none"/>
-        </w:rPr>
-        <w:t xml:space="preserve">(i) presentar una copia completa, legible y debidamente suscrita del </w:t>
-      </w:r>
-      <w:r>
-        <w:rPr>
-          <w:rFonts w:ascii="Arial Narrow" w:eastAsia="Times New Roman" w:hAnsi="Arial Narrow" w:cs="Arial"/>
-          <w:color w:val="000000"/>
-          <w:kern w:val="0"/>
-          <w:lang w:val="es-ES" w:eastAsia="es-ES"/>
-          <w14:ligatures w14:val="none"/>
-        </w:rPr>
-        <w:t xml:space="preserve">Seguro Desgravamen Camposanto Mapfre - Póliza Grupo </w:t>
-      </w:r>
-      <w:proofErr w:type="spellStart"/>
-      <w:r>
-        <w:rPr>
-          <w:rFonts w:ascii="Arial Narrow" w:eastAsia="Times New Roman" w:hAnsi="Arial Narrow" w:cs="Arial"/>
-          <w:color w:val="000000"/>
-          <w:kern w:val="0"/>
-          <w:lang w:val="es-ES" w:eastAsia="es-ES"/>
-          <w14:ligatures w14:val="none"/>
-        </w:rPr>
-        <w:t/>
-      </w:r>
-      <w:proofErr w:type="spellEnd"/>
-      <w:r>
-        <w:rPr>
-          <w:rFonts w:ascii="Arial Narrow" w:eastAsia="Times New Roman" w:hAnsi="Arial Narrow" w:cs="Arial"/>
-          <w:color w:val="000000"/>
-          <w:kern w:val="0"/>
-          <w:lang w:val="es-ES" w:eastAsia="es-ES"/>
-          <w14:ligatures w14:val="none"/>
-        </w:rPr>
-        <w:t xml:space="preserve"> 6110710100019</w:t>
-      </w:r>
-      <w:r>
-        <w:rPr>
-          <w:rFonts w:ascii="Arial Narrow" w:eastAsia="Times New Roman" w:hAnsi="Arial Narrow" w:cs="Arial"/>
-          <w:color w:val="000000"/>
-          <w:kern w:val="0"/>
-          <w:lang w:val="es-ES" w:eastAsia="es-ES"/>
-          <w14:ligatures w14:val="none"/>
-        </w:rPr>
-        <w:t>, así como el cargo de remisión de la póliza; (</w:t>
-      </w:r>
-      <w:proofErr w:type="spellStart"/>
-      <w:r>
-        <w:rPr>
-          <w:rFonts w:ascii="Arial Narrow" w:eastAsia="Times New Roman" w:hAnsi="Arial Narrow" w:cs="Arial"/>
-          <w:color w:val="000000"/>
-          <w:kern w:val="0"/>
-          <w:lang w:val="es-ES" w:eastAsia="es-ES"/>
-          <w14:ligatures w14:val="none"/>
-        </w:rPr>
-        <w:t>i</w:t>
-      </w:r>
-      <w:r>
-        <w:rPr>
-          <w:rFonts w:ascii="Arial Narrow" w:eastAsia="Times New Roman" w:hAnsi="Arial Narrow" w:cs="Arial"/>
-          <w:color w:val="000000"/>
-          <w:kern w:val="0"/>
-          <w:lang w:val="es-ES" w:eastAsia="es-ES"/>
-          <w14:ligatures w14:val="none"/>
-        </w:rPr>
-        <w:t>i</w:t>
-      </w:r>
-      <w:proofErr w:type="spellEnd"/>
-      <w:r>
-        <w:rPr>
-          <w:rFonts w:ascii="Arial Narrow" w:eastAsia="Times New Roman" w:hAnsi="Arial Narrow" w:cs="Arial"/>
-          <w:color w:val="000000"/>
-          <w:kern w:val="0"/>
-          <w:lang w:val="es-ES" w:eastAsia="es-ES"/>
-          <w14:ligatures w14:val="none"/>
-        </w:rPr>
-        <w:t>) presentar una copia completa, legible y debidamente suscrita del contrato de adhesión de cesión de uso de sepultura; (</w:t>
-      </w:r>
-      <w:proofErr w:type="spellStart"/>
-      <w:r>
-        <w:rPr>
-          <w:rFonts w:ascii="Arial Narrow" w:eastAsia="Times New Roman" w:hAnsi="Arial Narrow" w:cs="Arial"/>
-          <w:color w:val="000000"/>
-          <w:kern w:val="0"/>
-          <w:lang w:val="es-ES" w:eastAsia="es-ES"/>
-          <w14:ligatures w14:val="none"/>
-        </w:rPr>
-        <w:t>i</w:t>
-      </w:r>
-      <w:r>
-        <w:rPr>
-          <w:rFonts w:ascii="Arial Narrow" w:eastAsia="Times New Roman" w:hAnsi="Arial Narrow" w:cs="Arial"/>
-          <w:color w:val="000000"/>
-          <w:kern w:val="0"/>
-          <w:lang w:val="es-ES" w:eastAsia="es-ES"/>
-          <w14:ligatures w14:val="none"/>
-        </w:rPr>
-        <w:t>i</w:t>
-      </w:r>
-      <w:r>
-        <w:rPr>
-          <w:rFonts w:ascii="Arial Narrow" w:eastAsia="Times New Roman" w:hAnsi="Arial Narrow" w:cs="Arial"/>
-          <w:color w:val="000000"/>
-          <w:kern w:val="0"/>
-          <w:lang w:val="es-ES" w:eastAsia="es-ES"/>
-          <w14:ligatures w14:val="none"/>
-        </w:rPr>
-        <w:t>i</w:t>
-      </w:r>
-      <w:proofErr w:type="spellEnd"/>
-      <w:r>
-        <w:rPr>
-          <w:rFonts w:ascii="Arial Narrow" w:eastAsia="Times New Roman" w:hAnsi="Arial Narrow" w:cs="Arial"/>
-          <w:color w:val="000000"/>
-          <w:kern w:val="0"/>
-          <w:lang w:val="es-ES" w:eastAsia="es-ES"/>
-          <w14:ligatures w14:val="none"/>
-        </w:rPr>
-        <w:t>) presentar los medios probatorios que acrediten que entregó oportunamente el reglamento interno del camposanto al denunciante; y, (</w:t>
-      </w:r>
-      <w:proofErr w:type="spellStart"/>
-      <w:r>
-        <w:rPr>
-          <w:rFonts w:ascii="Arial Narrow" w:eastAsia="Times New Roman" w:hAnsi="Arial Narrow" w:cs="Arial"/>
-          <w:color w:val="000000"/>
-          <w:kern w:val="0"/>
-          <w:lang w:val="es-ES" w:eastAsia="es-ES"/>
-          <w14:ligatures w14:val="none"/>
-        </w:rPr>
-        <w:t>iv</w:t>
-      </w:r>
-      <w:proofErr w:type="spellEnd"/>
-      <w:r>
-        <w:rPr>
-          <w:rFonts w:ascii="Arial Narrow" w:eastAsia="Times New Roman" w:hAnsi="Arial Narrow" w:cs="Arial"/>
-          <w:color w:val="000000"/>
-          <w:kern w:val="0"/>
-          <w:lang w:val="es-ES" w:eastAsia="es-ES"/>
-          <w14:ligatures w14:val="none"/>
-        </w:rPr>
-        <w:t>) presentar todas las comunicaciones cursadas con la parte denunciante en virtud del hecho materia de denuncia</w:t>
-      </w:r>
-      <w:r>
-        <w:rPr>
-          <w:rFonts w:ascii="Arial Narrow" w:eastAsia="Times New Roman" w:hAnsi="Arial Narrow" w:cs="Arial"/>
-          <w:color w:val="000000"/>
-          <w:kern w:val="0"/>
-          <w:lang w:val="es-ES" w:eastAsia="es-ES"/>
-          <w14:ligatures w14:val="none"/>
-        </w:rPr>
-        <w:t>.</w:t>
-      </w:r>
-    </w:p>
-    <w:p>
-      <w:pPr>
-        <w:spacing w:after="0" w:line="240" w:lineRule="auto"/>
-        <w:jc w:val="both"/>
-        <w:rPr>
-          <w:rFonts w:ascii="Arial Narrow" w:eastAsia="Arial Narrow" w:hAnsi="Arial Narrow" w:cs="Arial Narrow"/>
-          <w:b/>
-          <w:color w:val="000000"/>
-          <w:kern w:val="0"/>
-          <w:lang w:val="es-ES" w:eastAsia="es-PE"/>
-          <w14:ligatures w14:val="none"/>
-        </w:rPr>
-      </w:pPr>
-    </w:p>
-    <w:p>
-      <w:pPr>
-        <w:spacing w:after="0" w:line="240" w:lineRule="auto"/>
-        <w:jc w:val="both"/>
-        <w:rPr>
-          <w:rFonts w:ascii="Arial Narrow" w:eastAsia="Arial Narrow" w:hAnsi="Arial Narrow" w:cs="Arial Narrow"/>
-          <w:color w:val="000000"/>
-          <w:kern w:val="0"/>
-          <w:lang w:eastAsia="es-PE"/>
-          <w14:ligatures w14:val="none"/>
-        </w:rPr>
-      </w:pPr>
-      <w:r>
-        <w:rPr>
-          <w:rFonts w:ascii="Arial Narrow" w:eastAsia="Arial Narrow" w:hAnsi="Arial Narrow" w:cs="Arial Narrow"/>
-          <w:b/>
-          <w:color w:val="000000"/>
-          <w:kern w:val="0"/>
-          <w:lang w:eastAsia="es-PE"/>
-          <w14:ligatures w14:val="none"/>
-        </w:rPr>
-        <w:t>SEXTO:</w:t>
-      </w:r>
-      <w:r>
-        <w:rPr>
-          <w:rFonts w:ascii="Arial Narrow" w:eastAsia="Arial Narrow" w:hAnsi="Arial Narrow" w:cs="Arial Narrow"/>
-          <w:color w:val="000000"/>
-          <w:kern w:val="0"/>
-          <w:lang w:eastAsia="es-PE"/>
-          <w14:ligatures w14:val="none"/>
-        </w:rPr>
-        <w:t xml:space="preserve"> </w:t>
-      </w:r>
-      <w:bookmarkStart w:id="6" w:name="_Hlk188286915"/>
-      <w:r>
-        <w:rPr>
-          <w:rFonts w:ascii="Arial Narrow" w:eastAsia="Arial Narrow" w:hAnsi="Arial Narrow" w:cs="Arial Narrow"/>
-          <w:color w:val="000000"/>
-          <w:kern w:val="0"/>
-          <w:lang w:eastAsia="es-PE"/>
-          <w14:ligatures w14:val="none"/>
-        </w:rPr>
-        <w:t>informar a las partes que el artículo 110</w:t>
-      </w:r>
-      <w:r>
-        <w:rPr>
-          <w:rFonts w:ascii="Arial Narrow" w:eastAsia="Times New Roman" w:hAnsi="Arial Narrow" w:cs="Segoe UI"/>
-          <w:color w:val="000000"/>
-          <w:kern w:val="0"/>
-          <w:lang w:eastAsia="es-PE"/>
-          <w14:ligatures w14:val="none"/>
-        </w:rPr>
-        <w:t/>
-      </w:r>
-      <w:r>
-        <w:rPr>
-          <w:rFonts w:ascii="Arial Narrow" w:eastAsia="Arial Narrow" w:hAnsi="Arial Narrow" w:cs="Arial Narrow"/>
-          <w:color w:val="000000"/>
-          <w:kern w:val="0"/>
-          <w:lang w:eastAsia="es-PE"/>
-          <w14:ligatures w14:val="none"/>
+          <ns2:ligatures ns2:val="none"/>
         </w:rPr>
         <w:t xml:space="preserve"> de la Ley 29571, Código de Protección y Defensa del Consumidor</w:t>
       </w:r>
@@ -4288,7 +4153,7 @@
           <w:kern w:val="0"/>
           <w:vertAlign w:val="superscript"/>
           <w:lang w:eastAsia="es-PE"/>
-          <w14:ligatures w14:val="none"/>
+          <ns2:ligatures ns2:val="none"/>
         </w:rPr>
         <w:footnoteReference w:id="8"/>
       </w:r>
@@ -4298,7 +4163,7 @@
           <w:color w:val="000000"/>
           <w:kern w:val="0"/>
           <w:lang w:eastAsia="es-PE"/>
-          <w14:ligatures w14:val="none"/>
+          <ns2:ligatures ns2:val="none"/>
         </w:rPr>
         <w:t xml:space="preserve">, faculta a la Comisión a calificar las infracciones de la referida norma como leves, graves o muy graves e imponer sanciones que van desde una amonestación hasta una multa por un máximo de 450 Unidades Impositivas Tributarias, sin perjuicio de las medidas correctivas, reparadoras y complementarias, </w:t>
       </w:r>
@@ -4308,7 +4173,7 @@
           <w:color w:val="000000"/>
           <w:kern w:val="0"/>
           <w:lang w:eastAsia="es-PE"/>
-          <w14:ligatures w14:val="none"/>
+          <ns2:ligatures ns2:val="none"/>
         </w:rPr>
         <w:lastRenderedPageBreak/>
         <w:t>que puedan ordenarse de acuerdo a lo estipulado en los artículos 114</w:t>
@@ -4319,7 +4184,7 @@
           <w:color w:val="000000"/>
           <w:kern w:val="0"/>
           <w:lang w:eastAsia="es-PE"/>
-          <w14:ligatures w14:val="none"/>
+          <ns2:ligatures ns2:val="none"/>
         </w:rPr>
         <w:t/>
       </w:r>
@@ -4329,7 +4194,7 @@
           <w:color w:val="000000"/>
           <w:kern w:val="0"/>
           <w:lang w:eastAsia="es-PE"/>
-          <w14:ligatures w14:val="none"/>
+          <ns2:ligatures ns2:val="none"/>
         </w:rPr>
         <w:t>, 115</w:t>
       </w:r>
@@ -4339,7 +4204,7 @@
           <w:color w:val="000000"/>
           <w:kern w:val="0"/>
           <w:lang w:eastAsia="es-PE"/>
-          <w14:ligatures w14:val="none"/>
+          <ns2:ligatures ns2:val="none"/>
         </w:rPr>
         <w:t/>
       </w:r>
@@ -4349,7 +4214,7 @@
           <w:color w:val="000000"/>
           <w:kern w:val="0"/>
           <w:lang w:eastAsia="es-PE"/>
-          <w14:ligatures w14:val="none"/>
+          <ns2:ligatures ns2:val="none"/>
         </w:rPr>
         <w:t xml:space="preserve"> y 116</w:t>
       </w:r>
@@ -4359,7 +4224,7 @@
           <w:color w:val="000000"/>
           <w:kern w:val="0"/>
           <w:lang w:eastAsia="es-PE"/>
-          <w14:ligatures w14:val="none"/>
+          <ns2:ligatures ns2:val="none"/>
         </w:rPr>
         <w:t/>
       </w:r>
@@ -4369,7 +4234,7 @@
           <w:color w:val="000000"/>
           <w:kern w:val="0"/>
           <w:lang w:eastAsia="es-PE"/>
-          <w14:ligatures w14:val="none"/>
+          <ns2:ligatures ns2:val="none"/>
         </w:rPr>
         <w:t xml:space="preserve"> de la referida norma</w:t>
       </w:r>
@@ -4381,7 +4246,7 @@
           <w:kern w:val="0"/>
           <w:vertAlign w:val="superscript"/>
           <w:lang w:eastAsia="es-PE"/>
-          <w14:ligatures w14:val="none"/>
+          <ns2:ligatures ns2:val="none"/>
         </w:rPr>
         <w:footnoteReference w:id="9"/>
       </w:r>
@@ -4391,7 +4256,7 @@
           <w:color w:val="000000"/>
           <w:kern w:val="0"/>
           <w:lang w:eastAsia="es-PE"/>
-          <w14:ligatures w14:val="none"/>
+          <ns2:ligatures ns2:val="none"/>
         </w:rPr>
         <w:t xml:space="preserve">. </w:t>
       </w:r>
@@ -4402,7 +4267,7 @@
           <w:color w:val="000000"/>
           <w:kern w:val="0"/>
           <w:lang w:eastAsia="es-PE"/>
-          <w14:ligatures w14:val="none"/>
+          <ns2:ligatures ns2:val="none"/>
         </w:rPr>
         <w:t xml:space="preserve">Asimismo, se consideran circunstancias atenuantes para la graduación de la sanción, el allanamiento de la </w:t>
       </w:r>
@@ -4412,7 +4277,7 @@
           <w:color w:val="000000"/>
           <w:kern w:val="0"/>
           <w:lang w:eastAsia="es-PE"/>
-          <w14:ligatures w14:val="none"/>
+          <ns2:ligatures ns2:val="none"/>
         </w:rPr>
         <w:lastRenderedPageBreak/>
         <w:t>denuncia o el reconocimiento de las pretensiones en ella contenidas, de acuerdo con el artículo 112</w:t>
@@ -4423,7 +4288,7 @@
           <w:color w:val="000000"/>
           <w:kern w:val="0"/>
           <w:lang w:eastAsia="es-PE"/>
-          <w14:ligatures w14:val="none"/>
+          <ns2:ligatures ns2:val="none"/>
         </w:rPr>
         <w:t/>
       </w:r>
@@ -4433,7 +4298,7 @@
           <w:color w:val="000000"/>
           <w:kern w:val="0"/>
           <w:lang w:eastAsia="es-PE"/>
-          <w14:ligatures w14:val="none"/>
+          <ns2:ligatures ns2:val="none"/>
         </w:rPr>
         <w:t xml:space="preserve"> del Código</w:t>
       </w:r>
@@ -4445,7 +4310,7 @@
           <w:kern w:val="0"/>
           <w:vertAlign w:val="superscript"/>
           <w:lang w:eastAsia="es-PE"/>
-          <w14:ligatures w14:val="none"/>
+          <ns2:ligatures ns2:val="none"/>
         </w:rPr>
         <w:footnoteReference w:id="10"/>
       </w:r>
@@ -4455,12 +4320,12 @@
           <w:color w:val="000000"/>
           <w:kern w:val="0"/>
           <w:lang w:eastAsia="es-PE"/>
-          <w14:ligatures w14:val="none"/>
+          <ns2:ligatures ns2:val="none"/>
         </w:rPr>
         <w:t>.</w:t>
       </w:r>
     </w:p>
-    <w:p>
+    <w:p ns2:paraId="0ECE55DF" ns2:textId="77777777">
       <w:pPr>
         <w:shd w:val="clear" w:color="auto" w:fill="FFFFFF"/>
         <w:spacing w:after="0" w:line="240" w:lineRule="auto"/>
@@ -4471,11 +4336,11 @@
           <w:color w:val="000000"/>
           <w:kern w:val="0"/>
           <w:lang w:eastAsia="es-PE"/>
-          <w14:ligatures w14:val="none"/>
-        </w:rPr>
-      </w:pPr>
-    </w:p>
-    <w:p>
+          <ns2:ligatures ns2:val="none"/>
+        </w:rPr>
+      </w:pPr>
+    </w:p>
+    <w:p ns2:paraId="1CC114EB" ns2:textId="77777777">
       <w:pPr>
         <w:shd w:val="clear" w:color="auto" w:fill="FFFFFF"/>
         <w:spacing w:after="0" w:line="240" w:lineRule="auto"/>
@@ -4485,17 +4350,17 @@
           <w:color w:val="000000"/>
           <w:kern w:val="0"/>
           <w:lang w:eastAsia="es-PE"/>
-          <w14:ligatures w14:val="none"/>
-        </w:rPr>
-      </w:pPr>
-      <w:r>
-        <w:rPr>
-          <w:rFonts w:ascii="Arial Narrow" w:eastAsia="Arial Narrow" w:hAnsi="Arial Narrow" w:cs="Arial Narrow"/>
-          <w:b/>
-          <w:color w:val="000000"/>
-          <w:kern w:val="0"/>
-          <w:lang w:eastAsia="es-PE"/>
-          <w14:ligatures w14:val="none"/>
+          <ns2:ligatures ns2:val="none"/>
+        </w:rPr>
+      </w:pPr>
+      <w:r>
+        <w:rPr>
+          <w:rFonts w:ascii="Arial Narrow" w:eastAsia="Arial Narrow" w:hAnsi="Arial Narrow" w:cs="Arial Narrow"/>
+          <w:b/>
+          <w:color w:val="000000"/>
+          <w:kern w:val="0"/>
+          <w:lang w:eastAsia="es-PE"/>
+          <ns2:ligatures ns2:val="none"/>
         </w:rPr>
         <w:t>SÉTIMO:</w:t>
       </w:r>
@@ -4505,7 +4370,7 @@
           <w:color w:val="000000"/>
           <w:kern w:val="0"/>
           <w:lang w:eastAsia="es-PE"/>
-          <w14:ligatures w14:val="none"/>
+          <ns2:ligatures ns2:val="none"/>
         </w:rPr>
         <w:t xml:space="preserve"> informar a las partes que conforme a lo establecido en el artículo 39</w:t>
       </w:r>
@@ -4515,7 +4380,7 @@
           <w:color w:val="000000"/>
           <w:kern w:val="0"/>
           <w:lang w:eastAsia="es-PE"/>
-          <w14:ligatures w14:val="none"/>
+          <ns2:ligatures ns2:val="none"/>
         </w:rPr>
         <w:t/>
       </w:r>
@@ -4525,12 +4390,12 @@
           <w:color w:val="000000"/>
           <w:kern w:val="0"/>
           <w:lang w:eastAsia="es-PE"/>
-          <w14:ligatures w14:val="none"/>
+          <ns2:ligatures ns2:val="none"/>
         </w:rPr>
         <w:t xml:space="preserve"> de la Ley sobre Facultades, Normas y Organización del Indecopi, aprobada por Decreto Legislativo 807, los gastos por los peritajes realizados, actuación de pruebas, inspecciones y otros derivados de la tramitación del proceso serán de cargo de la parte que solicita la prueba, salvo pacto en contrario. En todos los casos, la resolución final determinará si los gastos deben ser asumidos por alguna de las partes, o reembolsados a la otra parte o al Indecopi, según sea el caso, de manera adicional a la sanción que haya podido imponerse. </w:t>
       </w:r>
     </w:p>
-    <w:p>
+    <w:p ns2:paraId="364C4B19" ns2:textId="77777777">
       <w:pPr>
         <w:shd w:val="clear" w:color="auto" w:fill="FFFFFF"/>
         <w:spacing w:after="0" w:line="240" w:lineRule="auto"/>
@@ -4540,11 +4405,11 @@
           <w:color w:val="000000"/>
           <w:kern w:val="0"/>
           <w:lang w:eastAsia="es-PE"/>
-          <w14:ligatures w14:val="none"/>
-        </w:rPr>
-      </w:pPr>
-    </w:p>
-    <w:p>
+          <ns2:ligatures ns2:val="none"/>
+        </w:rPr>
+      </w:pPr>
+    </w:p>
+    <w:p ns2:paraId="27E9BBC0" ns2:textId="77777777">
       <w:pPr>
         <w:suppressAutoHyphens/>
         <w:spacing w:after="0" w:line="240" w:lineRule="auto"/>
@@ -4553,7 +4418,7 @@
           <w:rFonts w:ascii="Arial Narrow" w:eastAsia="Calibri" w:hAnsi="Arial Narrow" w:cs="Arial"/>
           <w:kern w:val="0"/>
           <w:u w:val="single"/>
-          <w14:ligatures w14:val="none"/>
+          <ns2:ligatures ns2:val="none"/>
         </w:rPr>
       </w:pPr>
       <w:r>
@@ -4562,7 +4427,7 @@
           <w:b/>
           <w:bCs/>
           <w:kern w:val="0"/>
-          <w14:ligatures w14:val="none"/>
+          <ns2:ligatures ns2:val="none"/>
         </w:rPr>
         <w:t>OCTAVO</w:t>
       </w:r>
@@ -4571,7 +4436,7 @@
           <w:rFonts w:ascii="Arial Narrow" w:eastAsia="Calibri" w:hAnsi="Arial Narrow" w:cs="Arial"/>
           <w:b/>
           <w:kern w:val="0"/>
-          <w14:ligatures w14:val="none"/>
+          <ns2:ligatures ns2:val="none"/>
         </w:rPr>
         <w:t>:</w:t>
       </w:r>
@@ -4579,7 +4444,7 @@
         <w:rPr>
           <w:rFonts w:ascii="Arial Narrow" w:eastAsia="Calibri" w:hAnsi="Arial Narrow" w:cs="Arial"/>
           <w:kern w:val="0"/>
-          <w14:ligatures w14:val="none"/>
+          <ns2:ligatures ns2:val="none"/>
         </w:rPr>
         <w:t xml:space="preserve"> comunicar a las partes que, </w:t>
       </w:r>
@@ -4588,7 +4453,7 @@
         <w:rPr>
           <w:rFonts w:ascii="Arial Narrow" w:eastAsia="Calibri" w:hAnsi="Arial Narrow" w:cs="Arial"/>
           <w:kern w:val="0"/>
-          <w14:ligatures w14:val="none"/>
+          <ns2:ligatures ns2:val="none"/>
         </w:rPr>
         <w:t>de acuerdo a</w:t>
       </w:r>
@@ -4597,7 +4462,7 @@
         <w:rPr>
           <w:rFonts w:ascii="Arial Narrow" w:eastAsia="Calibri" w:hAnsi="Arial Narrow" w:cs="Arial"/>
           <w:kern w:val="0"/>
-          <w14:ligatures w14:val="none"/>
+          <ns2:ligatures ns2:val="none"/>
         </w:rPr>
         <w:t xml:space="preserve"> lo señalado por el artículo 29</w:t>
       </w:r>
@@ -4607,7 +4472,7 @@
           <w:color w:val="000000"/>
           <w:kern w:val="0"/>
           <w:lang w:eastAsia="es-PE"/>
-          <w14:ligatures w14:val="none"/>
+          <ns2:ligatures ns2:val="none"/>
         </w:rPr>
         <w:t/>
       </w:r>
@@ -4615,7 +4480,7 @@
         <w:rPr>
           <w:rFonts w:ascii="Arial Narrow" w:eastAsia="Calibri" w:hAnsi="Arial Narrow" w:cs="Arial"/>
           <w:kern w:val="0"/>
-          <w14:ligatures w14:val="none"/>
+          <ns2:ligatures ns2:val="none"/>
         </w:rPr>
         <w:t xml:space="preserve"> del Decreto Legislativo </w:t>
       </w:r>
@@ -4624,7 +4489,7 @@
         <w:rPr>
           <w:rFonts w:ascii="Arial Narrow" w:eastAsia="Calibri" w:hAnsi="Arial Narrow" w:cs="Arial"/>
           <w:kern w:val="0"/>
-          <w14:ligatures w14:val="none"/>
+          <ns2:ligatures ns2:val="none"/>
         </w:rPr>
         <w:t/>
       </w:r>
@@ -4633,7 +4498,7 @@
         <w:rPr>
           <w:rFonts w:ascii="Arial Narrow" w:eastAsia="Calibri" w:hAnsi="Arial Narrow" w:cs="Arial"/>
           <w:kern w:val="0"/>
-          <w14:ligatures w14:val="none"/>
+          <ns2:ligatures ns2:val="none"/>
         </w:rPr>
         <w:t xml:space="preserve"> 807</w:t>
       </w:r>
@@ -4643,7 +4508,7 @@
           <w:rFonts w:ascii="Arial Narrow" w:eastAsia="Calibri" w:hAnsi="Arial Narrow" w:cs="Arial"/>
           <w:kern w:val="0"/>
           <w:vertAlign w:val="superscript"/>
-          <w14:ligatures w14:val="none"/>
+          <ns2:ligatures ns2:val="none"/>
         </w:rPr>
         <w:footnoteReference w:id="11"/>
       </w:r>
@@ -4651,7 +4516,7 @@
         <w:rPr>
           <w:rFonts w:ascii="Arial Narrow" w:eastAsia="Calibri" w:hAnsi="Arial Narrow" w:cs="Arial"/>
           <w:kern w:val="0"/>
-          <w14:ligatures w14:val="none"/>
+          <ns2:ligatures ns2:val="none"/>
         </w:rPr>
         <w:t xml:space="preserve">, hasta antes de la emisión de la Resolución Final tienen la posibilidad de solicitar una audiencia de conciliación. En caso deleguen a favor de una tercera persona su actuación en la diligencia programada, esta deberá presentar un poder especial con firma legalizada ante Notario Público, donde conste </w:t>
       </w:r>
@@ -4660,7 +4525,7 @@
           <w:rFonts w:ascii="Arial Narrow" w:eastAsia="Calibri" w:hAnsi="Arial Narrow" w:cs="Arial"/>
           <w:kern w:val="0"/>
           <w:u w:val="single"/>
-          <w14:ligatures w14:val="none"/>
+          <ns2:ligatures ns2:val="none"/>
         </w:rPr>
         <w:t>expresamente su facultad para asistir y conciliar en su representación</w:t>
       </w:r>
@@ -4669,7 +4534,7 @@
           <w:rFonts w:ascii="Arial Narrow" w:eastAsia="Calibri" w:hAnsi="Arial Narrow" w:cs="Arial"/>
           <w:bCs/>
           <w:kern w:val="0"/>
-          <w14:ligatures w14:val="none"/>
+          <ns2:ligatures ns2:val="none"/>
         </w:rPr>
         <w:t>.</w:t>
       </w:r>
@@ -4679,7 +4544,7 @@
           <w:b/>
           <w:bCs/>
           <w:kern w:val="0"/>
-          <w14:ligatures w14:val="none"/>
+          <ns2:ligatures ns2:val="none"/>
         </w:rPr>
         <w:t xml:space="preserve"> </w:t>
       </w:r>
@@ -4688,12 +4553,12 @@
           <w:rFonts w:ascii="Arial Narrow" w:eastAsia="Calibri" w:hAnsi="Arial Narrow" w:cs="Arial"/>
           <w:kern w:val="0"/>
           <w:u w:val="single"/>
-          <w14:ligatures w14:val="none"/>
+          <ns2:ligatures ns2:val="none"/>
         </w:rPr>
         <w:t xml:space="preserve">Ello bajo apercibimiento de no realizar la audiencia de conciliación y levantar el acta de inasistencia correspondiente. </w:t>
       </w:r>
     </w:p>
-    <w:p>
+    <w:p ns2:paraId="4CD47B08" ns2:textId="77777777">
       <w:pPr>
         <w:suppressAutoHyphens/>
         <w:spacing w:after="0" w:line="240" w:lineRule="auto"/>
@@ -4702,11 +4567,11 @@
           <w:rFonts w:ascii="Arial Narrow" w:eastAsia="Calibri" w:hAnsi="Arial Narrow" w:cs="Arial"/>
           <w:kern w:val="0"/>
           <w:u w:val="single"/>
-          <w14:ligatures w14:val="none"/>
-        </w:rPr>
-      </w:pPr>
-    </w:p>
-    <w:p>
+          <ns2:ligatures ns2:val="none"/>
+        </w:rPr>
+      </w:pPr>
+    </w:p>
+    <w:p ns2:paraId="0E80CA49" ns2:textId="77777777">
       <w:pPr>
         <w:suppressAutoHyphens/>
         <w:spacing w:after="0" w:line="240" w:lineRule="auto"/>
@@ -4716,7 +4581,7 @@
           <w:color w:val="000000"/>
           <w:kern w:val="0"/>
           <w:lang w:eastAsia="es-PE"/>
-          <w14:ligatures w14:val="none"/>
+          <ns2:ligatures ns2:val="none"/>
         </w:rPr>
       </w:pPr>
       <w:r>
@@ -4726,7 +4591,7 @@
           <w:color w:val="000000"/>
           <w:kern w:val="0"/>
           <w:lang w:eastAsia="es-PE"/>
-          <w14:ligatures w14:val="none"/>
+          <ns2:ligatures ns2:val="none"/>
         </w:rPr>
         <w:t>NOVENO:</w:t>
       </w:r>
@@ -4736,14 +4601,14 @@
           <w:color w:val="000000"/>
           <w:kern w:val="0"/>
           <w:lang w:eastAsia="es-PE"/>
-          <w14:ligatures w14:val="none"/>
+          <ns2:ligatures ns2:val="none"/>
         </w:rPr>
         <w:t xml:space="preserve"> poner en conocimiento de las partes que, antes de la emisión de la Resolución Final, tienen la posibilidad de formular su desistimiento o presentar el acuerdo arribado mediante la conciliación, mediación, transacción o cualquier otro que, de forma indubitable, deje constancia que se ha solucionado la controversia materia de denuncia.</w:t>
       </w:r>
       <w:bookmarkStart w:id="7" w:name="h.gjdgxs" w:colFirst="0" w:colLast="0"/>
       <w:bookmarkEnd w:id="7"/>
     </w:p>
-    <w:p>
+    <w:p ns2:paraId="7DDD06F7" ns2:textId="77777777">
       <w:pPr>
         <w:suppressAutoHyphens/>
         <w:spacing w:after="0" w:line="240" w:lineRule="auto"/>
@@ -4753,11 +4618,11 @@
           <w:color w:val="000000"/>
           <w:kern w:val="0"/>
           <w:lang w:eastAsia="es-PE"/>
-          <w14:ligatures w14:val="none"/>
-        </w:rPr>
-      </w:pPr>
-    </w:p>
-    <w:p>
+          <ns2:ligatures ns2:val="none"/>
+        </w:rPr>
+      </w:pPr>
+    </w:p>
+    <w:p ns2:paraId="236137A1" ns2:textId="72F60AF8">
       <w:pPr>
         <w:suppressAutoHyphens/>
         <w:spacing w:after="0" w:line="240" w:lineRule="auto"/>
@@ -4780,7 +4645,7 @@
           <w:b/>
           <w:spacing w:val="-3"/>
           <w:kern w:val="0"/>
-          <w14:ligatures w14:val="none"/>
+          <ns2:ligatures ns2:val="none"/>
         </w:rPr>
         <w:t/>
       </w:r>
@@ -4790,7 +4655,7 @@
           <w:bCs/>
           <w:spacing w:val="-3"/>
           <w:kern w:val="0"/>
-          <w14:ligatures w14:val="none"/>
+          <ns2:ligatures ns2:val="none"/>
         </w:rPr>
         <w:t xml:space="preserve"/>
       </w:r>
@@ -4800,7 +4665,7 @@
           <w:bCs/>
           <w:spacing w:val="-3"/>
           <w:kern w:val="0"/>
-          <w14:ligatures w14:val="none"/>
+          <ns2:ligatures ns2:val="none"/>
         </w:rPr>
         <w:t xml:space="preserve"/>
       </w:r>
@@ -4811,7 +4676,7 @@
           <w:kern w:val="0"/>
           <w:shd w:val="clear" w:color="auto" w:fill="FFFFFF"/>
           <w:lang w:eastAsia="es-PE"/>
-          <w14:ligatures w14:val="none"/>
+          <ns2:ligatures ns2:val="none"/>
         </w:rPr>
         <w:t xml:space="preserve"/>
       </w:r>
@@ -4822,7 +4687,7 @@
           <w:kern w:val="0"/>
           <w:shd w:val="clear" w:color="auto" w:fill="FFFFFF"/>
           <w:lang w:eastAsia="es-PE"/>
-          <w14:ligatures w14:val="none"/>
+          <ns2:ligatures ns2:val="none"/>
         </w:rPr>
         <w:t/>
       </w:r>
@@ -4833,7 +4698,7 @@
           <w:kern w:val="0"/>
           <w:shd w:val="clear" w:color="auto" w:fill="FFFFFF"/>
           <w:lang w:eastAsia="es-PE"/>
-          <w14:ligatures w14:val="none"/>
+          <ns2:ligatures ns2:val="none"/>
         </w:rPr>
         <w:t xml:space="preserve"/>
       </w:r>
@@ -4850,7 +4715,7 @@
           <w:color w:val="000000"/>
           <w:kern w:val="0"/>
           <w:lang w:eastAsia="es-PE"/>
-          <w14:ligatures w14:val="none"/>
+          <ns2:ligatures ns2:val="none"/>
         </w:rPr>
         <w:t/>
       </w:r>
@@ -4890,7 +4755,7 @@
           <w:color w:val="000000"/>
           <w:kern w:val="0"/>
           <w:lang w:eastAsia="es-PE"/>
-          <w14:ligatures w14:val="none"/>
+          <ns2:ligatures ns2:val="none"/>
         </w:rPr>
         <w:t/>
       </w:r>
@@ -4916,7 +4781,7 @@
         <w:t/>
       </w:r>
     </w:p>
-    <w:p>
+    <w:p ns2:paraId="639FE5BE" ns2:textId="77777777">
       <w:pPr>
         <w:suppressAutoHyphens/>
         <w:spacing w:after="0" w:line="240" w:lineRule="auto"/>
@@ -4926,7 +4791,7 @@
         </w:rPr>
       </w:pPr>
     </w:p>
-    <w:p>
+    <w:p ns2:paraId="083D8417" ns2:textId="2ABDF410">
       <w:pPr>
         <w:suppressAutoHyphens/>
         <w:spacing w:line="240" w:lineRule="auto"/>
@@ -5014,7 +4879,7 @@
       <w:bookmarkStart w:id="8" w:name="_Hlk198890962"/>
     </w:p>
     <w:bookmarkEnd w:id="8"/>
-    <w:p>
+    <w:p ns2:paraId="23716787" ns2:textId="77777777">
       <w:pPr>
         <w:suppressAutoHyphens/>
         <w:spacing w:after="0" w:line="240" w:lineRule="auto"/>
@@ -5024,50 +4889,50 @@
         </w:rPr>
       </w:pPr>
     </w:p>
-    <w:p>
-      <w:pPr>
-        <w:spacing w:after="0" w:line="240" w:lineRule="auto"/>
-        <w:jc w:val="both"/>
-        <w:rPr>
-          <w:rFonts w:ascii="Arial Narrow" w:eastAsia="Arial Narrow" w:hAnsi="Arial Narrow" w:cs="Arial Narrow"/>
-          <w:b/>
-          <w:color w:val="000000"/>
-          <w:kern w:val="0"/>
-          <w:lang w:eastAsia="es-PE"/>
-          <w14:ligatures w14:val="none"/>
-        </w:rPr>
-      </w:pPr>
-    </w:p>
-    <w:p>
-      <w:pPr>
-        <w:spacing w:after="0" w:line="240" w:lineRule="auto"/>
-        <w:jc w:val="both"/>
-        <w:rPr>
-          <w:rFonts w:ascii="Arial Narrow" w:eastAsia="Arial Narrow" w:hAnsi="Arial Narrow" w:cs="Arial Narrow"/>
-          <w:b/>
-          <w:color w:val="000000"/>
-          <w:kern w:val="0"/>
-          <w:lang w:eastAsia="es-PE"/>
-          <w14:ligatures w14:val="none"/>
-        </w:rPr>
-      </w:pPr>
-    </w:p>
-    <w:p>
-      <w:pPr>
-        <w:spacing w:after="0" w:line="240" w:lineRule="auto"/>
-        <w:jc w:val="both"/>
-        <w:rPr>
-          <w:rFonts w:ascii="Arial Narrow" w:eastAsia="Arial Narrow" w:hAnsi="Arial Narrow" w:cs="Arial Narrow"/>
-          <w:b/>
-          <w:color w:val="000000"/>
-          <w:kern w:val="0"/>
-          <w:lang w:eastAsia="es-PE"/>
-          <w14:ligatures w14:val="none"/>
+    <w:p ns2:paraId="509D673B" ns2:textId="77777777">
+      <w:pPr>
+        <w:spacing w:after="0" w:line="240" w:lineRule="auto"/>
+        <w:jc w:val="both"/>
+        <w:rPr>
+          <w:rFonts w:ascii="Arial Narrow" w:eastAsia="Arial Narrow" w:hAnsi="Arial Narrow" w:cs="Arial Narrow"/>
+          <w:b/>
+          <w:color w:val="000000"/>
+          <w:kern w:val="0"/>
+          <w:lang w:eastAsia="es-PE"/>
+          <ns2:ligatures ns2:val="none"/>
+        </w:rPr>
+      </w:pPr>
+    </w:p>
+    <w:p ns2:paraId="418E1D52" ns2:textId="77777777">
+      <w:pPr>
+        <w:spacing w:after="0" w:line="240" w:lineRule="auto"/>
+        <w:jc w:val="both"/>
+        <w:rPr>
+          <w:rFonts w:ascii="Arial Narrow" w:eastAsia="Arial Narrow" w:hAnsi="Arial Narrow" w:cs="Arial Narrow"/>
+          <w:b/>
+          <w:color w:val="000000"/>
+          <w:kern w:val="0"/>
+          <w:lang w:eastAsia="es-PE"/>
+          <ns2:ligatures ns2:val="none"/>
+        </w:rPr>
+      </w:pPr>
+    </w:p>
+    <w:p ns2:paraId="375C384E" ns2:textId="77777777">
+      <w:pPr>
+        <w:spacing w:after="0" w:line="240" w:lineRule="auto"/>
+        <w:jc w:val="both"/>
+        <w:rPr>
+          <w:rFonts w:ascii="Arial Narrow" w:eastAsia="Arial Narrow" w:hAnsi="Arial Narrow" w:cs="Arial Narrow"/>
+          <w:b/>
+          <w:color w:val="000000"/>
+          <w:kern w:val="0"/>
+          <w:lang w:eastAsia="es-PE"/>
+          <ns2:ligatures ns2:val="none"/>
         </w:rPr>
       </w:pPr>
     </w:p>
     <w:bookmarkEnd w:id="0"/>
-    <w:p>
+    <w:p ns2:paraId="7609987B" ns2:textId="77777777">
       <w:pPr>
         <w:shd w:val="clear" w:color="auto" w:fill="FFFFFF"/>
         <w:spacing w:after="0" w:line="240" w:lineRule="auto"/>
@@ -5076,7 +4941,7 @@
           <w:rFonts w:ascii="Arial Narrow" w:eastAsia="Calibri" w:hAnsi="Arial Narrow" w:cs="Times New Roman"/>
           <w:color w:val="000000"/>
           <w:kern w:val="0"/>
-          <w14:ligatures w14:val="none"/>
+          <ns2:ligatures ns2:val="none"/>
         </w:rPr>
       </w:pPr>
       <w:r>
@@ -5086,12 +4951,12 @@
           <w:bCs/>
           <w:color w:val="000000"/>
           <w:kern w:val="0"/>
-          <w14:ligatures w14:val="none"/>
+          <ns2:ligatures ns2:val="none"/>
         </w:rPr>
         <w:t>EVELING ROA QUISPE</w:t>
       </w:r>
     </w:p>
-    <w:p>
+    <w:p ns2:paraId="692BA8AF" ns2:textId="77777777">
       <w:pPr>
         <w:shd w:val="clear" w:color="auto" w:fill="FFFFFF"/>
         <w:spacing w:after="0" w:line="240" w:lineRule="auto"/>
@@ -5102,7 +4967,7 @@
           <w:bCs/>
           <w:color w:val="000000"/>
           <w:kern w:val="0"/>
-          <w14:ligatures w14:val="none"/>
+          <ns2:ligatures ns2:val="none"/>
         </w:rPr>
       </w:pPr>
       <w:r>
@@ -5112,12 +4977,12 @@
           <w:bCs/>
           <w:color w:val="000000"/>
           <w:kern w:val="0"/>
-          <w14:ligatures w14:val="none"/>
+          <ns2:ligatures ns2:val="none"/>
         </w:rPr>
         <w:t>Secretaria Técnica</w:t>
       </w:r>
     </w:p>
-    <w:p>
+    <w:p ns2:paraId="4AF3211C" ns2:textId="77777777">
       <w:pPr>
         <w:shd w:val="clear" w:color="auto" w:fill="FFFFFF"/>
         <w:spacing w:after="0" w:line="240" w:lineRule="auto"/>
@@ -5128,7 +4993,7 @@
           <w:bCs/>
           <w:color w:val="000000"/>
           <w:kern w:val="0"/>
-          <w14:ligatures w14:val="none"/>
+          <ns2:ligatures ns2:val="none"/>
         </w:rPr>
       </w:pPr>
       <w:r>
@@ -5138,7 +5003,7 @@
           <w:bCs/>
           <w:color w:val="000000"/>
           <w:kern w:val="0"/>
-          <w14:ligatures w14:val="none"/>
+          <ns2:ligatures ns2:val="none"/>
         </w:rPr>
         <w:t>Comisión </w:t>
       </w:r>
@@ -5150,7 +5015,7 @@
           <w:color w:val="000000"/>
           <w:kern w:val="0"/>
           <w:shd w:val="clear" w:color="auto" w:fill="FFFFFF"/>
-          <w14:ligatures w14:val="none"/>
+          <ns2:ligatures ns2:val="none"/>
         </w:rPr>
         <w:t>de</w:t>
       </w:r>
@@ -5161,7 +5026,7 @@
           <w:bCs/>
           <w:color w:val="000000"/>
           <w:kern w:val="0"/>
-          <w14:ligatures w14:val="none"/>
+          <ns2:ligatures ns2:val="none"/>
         </w:rPr>
         <w:t xml:space="preserve"> Protección al Consumidor </w:t>
       </w:r>
@@ -5173,7 +5038,7 @@
           <w:bCs/>
           <w:color w:val="000000"/>
           <w:kern w:val="0"/>
-          <w14:ligatures w14:val="none"/>
+          <ns2:ligatures ns2:val="none"/>
         </w:rPr>
         <w:t/>
       </w:r>
@@ -5185,26 +5050,26 @@
           <w:bCs/>
           <w:color w:val="000000"/>
           <w:kern w:val="0"/>
-          <w14:ligatures w14:val="none"/>
+          <ns2:ligatures ns2:val="none"/>
         </w:rPr>
         <w:t xml:space="preserve"> 1</w:t>
       </w:r>
     </w:p>
-    <w:p>
-      <w:pPr>
-        <w:spacing w:after="0" w:line="240" w:lineRule="auto"/>
-        <w:jc w:val="both"/>
-        <w:rPr>
-          <w:rFonts w:ascii="Arial Narrow" w:eastAsia="Arial Narrow" w:hAnsi="Arial Narrow" w:cs="Arial Narrow"/>
-          <w:b/>
-          <w:color w:val="000000"/>
-          <w:kern w:val="0"/>
-          <w:lang w:eastAsia="es-PE"/>
-          <w14:ligatures w14:val="none"/>
-        </w:rPr>
-      </w:pPr>
-    </w:p>
-    <w:p>
+    <w:p ns2:paraId="602C43F9" ns2:textId="77777777">
+      <w:pPr>
+        <w:spacing w:after="0" w:line="240" w:lineRule="auto"/>
+        <w:jc w:val="both"/>
+        <w:rPr>
+          <w:rFonts w:ascii="Arial Narrow" w:eastAsia="Arial Narrow" w:hAnsi="Arial Narrow" w:cs="Arial Narrow"/>
+          <w:b/>
+          <w:color w:val="000000"/>
+          <w:kern w:val="0"/>
+          <w:lang w:eastAsia="es-PE"/>
+          <ns2:ligatures ns2:val="none"/>
+        </w:rPr>
+      </w:pPr>
+    </w:p>
+    <w:p ns2:paraId="1D3884F8" ns2:textId="679A68E8">
       <w:pPr>
         <w:spacing w:after="0" w:line="240" w:lineRule="auto"/>
         <w:jc w:val="both"/>
@@ -5222,7 +5087,7 @@
           <w:sz w:val="16"/>
           <w:szCs w:val="16"/>
           <w:lang w:eastAsia="es-PE"/>
-          <w14:ligatures w14:val="none"/>
+          <ns2:ligatures ns2:val="none"/>
         </w:rPr>
         <w:t>LGP</w:t>
       </w:r>
@@ -5234,12 +5099,12 @@
           <w:sz w:val="16"/>
           <w:szCs w:val="16"/>
           <w:lang w:eastAsia="es-PE"/>
-          <w14:ligatures w14:val="none"/>
+          <ns2:ligatures ns2:val="none"/>
         </w:rPr>
         <w:t>/JCQ</w:t>
       </w:r>
     </w:p>
-    <w:p>
+    <w:p ns2:paraId="08D2E184" ns2:textId="77777777">
       <w:pPr>
         <w:spacing w:line="240" w:lineRule="auto"/>
         <w:rPr>
@@ -5247,7 +5112,7 @@
         </w:rPr>
       </w:pPr>
     </w:p>
-    <w:p>
+    <w:p ns2:paraId="1D2233A3" ns2:textId="77777777">
       <w:pPr>
         <w:spacing w:line="240" w:lineRule="auto"/>
         <w:rPr>
@@ -5255,17 +5120,17 @@
         </w:rPr>
       </w:pPr>
     </w:p>
-    <w:p>
+    <w:p ns2:paraId="4423ADE9" ns2:textId="77777777">
       <w:pPr>
         <w:rPr>
           <w:rFonts w:ascii="Arial Narrow" w:hAnsi="Arial Narrow"/>
         </w:rPr>
       </w:pPr>
     </w:p>
-    <w:p/>
+    <w:p ns2:paraId="74AAB5F4" ns2:textId="77777777"/>
     <w:sectPr>
-      <w:headerReference w:type="default" r:id="rId8"/>
-      <w:footerReference w:type="default" r:id="rId9"/>
+      <w:headerReference w:type="default" ns3:id="rId8"/>
+      <w:footerReference w:type="default" ns3:id="rId9"/>
       <w:pgSz w:w="11906" w:h="16838"/>
       <w:pgMar w:top="1417" w:right="1701" w:bottom="1417" w:left="1701" w:header="708" w:footer="708" w:gutter="0"/>
       <w:cols w:space="708"/>

--- a/plantillas_maestras/10_seguro_sepelio/clausula_abusiva/2_o_mas_ddos_varios/varon/TPL_1989_2025_SEGURO_SEPELIO_CLAUSULA_ABUSIVA_ASEGURADORA_VARON_R2.docx
+++ b/plantillas_maestras/10_seguro_sepelio/clausula_abusiva/2_o_mas_ddos_varios/varon/TPL_1989_2025_SEGURO_SEPELIO_CLAUSULA_ABUSIVA_ASEGURADORA_VARON_R2.docx
@@ -3794,7 +3794,7 @@
           <w:sz w:val="20"/>
           <w:szCs w:val="20"/>
         </w:rPr>
-        <w:t xml:space="preserve">correr traslado de la presente resolución a Mapfre Perú Compañía de Seguros y Reaseguros S.A para que, de conformidad con lo dispuesto por el artículo 26° de la Ley sobre Facultades, Normas y Organización del Indecopi, aprobado por Decreto Legislativo N° 8079, presenten sus descargos sobre la imputación de cargos realizada en un plazo no mayor a cinco (5) días hábiles contado a partir del día siguiente de la notificación de la presente resolución, vencido el cual, el Secretario Técnico declarará en rebeldía a los denunciados que no lo hubieran presentado. Debe precisarse que de conformidad con lo establecido por el artículo 223° del Texto Único Ordenado de la Ley N° 27444, Ley del Procedimiento Administrativo General, las alegaciones y los hechos relevantes de la reclamación, salvo que hayan sido específicamente negadas en la contestación, se tendrán por aceptadas o meritadas como ciertas.</w:t>
+        <w:t xml:space="preserve">correr traslado de la presente resolución a Mapfre Perú Compañía de Seguros y Reaseguros S.A. para que, de conformidad con lo dispuesto por el artículo 26 de la Ley sobre Facultades, Normas y Organización del Indecopi, aprobada por Decreto Legislativo 807, presente sus descargos sobre la imputación de cargos realizada en un plazo no mayor a cinco (5) días hábiles contado a partir del día siguiente de la notificación de la presente resolución, vencido el cual, el Secretario Técnico declarará en rebeldía al denunciado que no lo hubiera presentado. Debe precisarse que de conformidad con lo establecido por el artículo 223 del Texto Único Ordenado de la Ley 27444, Ley del Procedimiento Administrativo General, las alegaciones y los hechos relevantes de la reclamación, salvo que hayan sido específicamente negadas en la contestación, se tendrán por aceptadas o merituadas como ciertas.</w:t>
       </w:r>
     </w:p>
     <w:p ns2:paraId="228F876C" ns2:textId="77777777">

--- a/plantillas_maestras/10_seguro_sepelio/clausula_abusiva/2_o_mas_ddos_varios/varon/TPL_1989_2025_SEGURO_SEPELIO_CLAUSULA_ABUSIVA_ASEGURADORA_VARON_R2.docx
+++ b/plantillas_maestras/10_seguro_sepelio/clausula_abusiva/2_o_mas_ddos_varios/varon/TPL_1989_2025_SEGURO_SEPELIO_CLAUSULA_ABUSIVA_ASEGURADORA_VARON_R2.docx
@@ -493,7 +493,7 @@
           <w:lang w:eastAsia="es-PE"/>
           <ns2:ligatures ns2:val="none"/>
         </w:rPr>
-        <w:t>1</w:t>
+        <w:t xml:space="preserve">1 de octubre de 2025</w:t>
       </w:r>
       <w:r>
         <w:rPr>
@@ -504,7 +504,7 @@
           <w:lang w:eastAsia="es-PE"/>
           <ns2:ligatures ns2:val="none"/>
         </w:rPr>
-        <w:t xml:space="preserve"> de</w:t>
+        <w:t xml:space="preserve"/>
       </w:r>
       <w:r>
         <w:rPr>
@@ -515,7 +515,7 @@
           <w:lang w:eastAsia="es-PE"/>
           <ns2:ligatures ns2:val="none"/>
         </w:rPr>
-        <w:t xml:space="preserve"> </w:t>
+        <w:t xml:space="preserve"/>
       </w:r>
       <w:r>
         <w:rPr>
@@ -526,7 +526,7 @@
           <w:lang w:eastAsia="es-PE"/>
           <ns2:ligatures ns2:val="none"/>
         </w:rPr>
-        <w:t>octubre</w:t>
+        <w:t xml:space="preserve"/>
       </w:r>
       <w:r>
         <w:rPr>
@@ -537,7 +537,7 @@
           <w:lang w:eastAsia="es-PE"/>
           <ns2:ligatures ns2:val="none"/>
         </w:rPr>
-        <w:t xml:space="preserve"> de 2025</w:t>
+        <w:t xml:space="preserve"/>
       </w:r>
     </w:p>
     <w:p ns2:paraId="66CE1821" ns2:textId="77777777">
@@ -5320,7 +5320,7 @@
           <w:sz w:val="16"/>
           <w:szCs w:val="16"/>
         </w:rPr>
-        <w:t>el 2 de setiembre del 2010 en el Diario Oficial El Peruano, vigente desde el 2 de octubre del 2010 y modificado por Decreto Legislativo 1308.</w:t>
+        <w:t xml:space="preserve">el 2 de setiembre de 2010 en el Diario Oficial El Peruano, vigente desde el 2 de octubre de 2010 y modificado por Decreto Legislativo 1308.</w:t>
       </w:r>
     </w:p>
     <w:p>

--- a/plantillas_maestras/10_seguro_sepelio/clausula_abusiva/2_o_mas_ddos_varios/varon/TPL_1989_2025_SEGURO_SEPELIO_CLAUSULA_ABUSIVA_ASEGURADORA_VARON_R2.docx
+++ b/plantillas_maestras/10_seguro_sepelio/clausula_abusiva/2_o_mas_ddos_varios/varon/TPL_1989_2025_SEGURO_SEPELIO_CLAUSULA_ABUSIVA_ASEGURADORA_VARON_R2.docx
@@ -1,8 +1,8 @@
 
 <file path=word/document.xml><?xml version="1.0" encoding="utf-8"?>
-<w:document xmlns:ns1="http://schemas.openxmlformats.org/markup-compatibility/2006" xmlns:ns2="http://schemas.microsoft.com/office/word/2010/wordml" xmlns:ns3="http://schemas.openxmlformats.org/officeDocument/2006/relationships" xmlns:w="http://schemas.openxmlformats.org/wordprocessingml/2006/main" ns1:Ignorable="w14 w15 w16se w16cid w16 w16cex w16sdtdh w16sdtfl w16du wp14">
+<w:document xmlns:mc="http://schemas.openxmlformats.org/markup-compatibility/2006" xmlns:r="http://schemas.openxmlformats.org/officeDocument/2006/relationships" xmlns:w="http://schemas.openxmlformats.org/wordprocessingml/2006/main" xmlns:w14="http://schemas.microsoft.com/office/word/2010/wordml" xmlns:w15="http://schemas.microsoft.com/office/word/2012/wordml" xmlns:w16="http://schemas.microsoft.com/office/word/2018/wordml" xmlns:w16cex="http://schemas.microsoft.com/office/word/2018/wordml/cex" xmlns:w16cid="http://schemas.microsoft.com/office/word/2016/wordml/cid" xmlns:w16du="http://schemas.microsoft.com/office/word/2023/wordml/word16du" xmlns:w16sdtdh="http://schemas.microsoft.com/office/word/2020/wordml/sdtdatahash" xmlns:w16se="http://schemas.microsoft.com/office/word/2015/wordml/symex" xmlns:wp14="http://schemas.microsoft.com/office/word/2010/wordprocessingDrawing" mc:Ignorable="w14 w15 w16se w16cid w16 w16cex w16sdtdh w16du wp14">
   <w:body>
-    <w:p ns2:paraId="1B509B2D" ns2:textId="1019AD2B">
+    <w:p>
       <w:pPr>
         <w:tabs>
           <w:tab w:val="left" w:pos="1701"/>
@@ -14,7 +14,7 @@
           <w:color w:val="000000"/>
           <w:kern w:val="0"/>
           <w:lang w:eastAsia="es-PE"/>
-          <ns2:ligatures ns2:val="none"/>
+          <w14:ligatures w14:val="none"/>
         </w:rPr>
       </w:pPr>
       <w:bookmarkStart w:id="0" w:name="_Hlk80343540"/>
@@ -25,7 +25,7 @@
           <w:color w:val="000000"/>
           <w:kern w:val="0"/>
           <w:lang w:eastAsia="es-PE"/>
-          <ns2:ligatures ns2:val="none"/>
+          <w14:ligatures w14:val="none"/>
         </w:rPr>
         <w:t xml:space="preserve">EXPEDIENTE </w:t>
       </w:r>
@@ -36,7 +36,7 @@
           <w:color w:val="000000"/>
           <w:kern w:val="0"/>
           <w:lang w:eastAsia="es-PE"/>
-          <ns2:ligatures ns2:val="none"/>
+          <w14:ligatures w14:val="none"/>
         </w:rPr>
         <w:tab/>
         <w:t>:</w:t>
@@ -48,7 +48,7 @@
           <w:color w:val="000000"/>
           <w:kern w:val="0"/>
           <w:lang w:eastAsia="es-PE"/>
-          <ns2:ligatures ns2:val="none"/>
+          <w14:ligatures w14:val="none"/>
         </w:rPr>
         <w:tab/>
       </w:r>
@@ -61,12 +61,12 @@
           <w:kern w:val="0"/>
           <w:shd w:val="clear" w:color="auto" w:fill="FFFFFF"/>
           <w:lang w:eastAsia="es-PE"/>
-          <ns2:ligatures ns2:val="none"/>
+          <w14:ligatures w14:val="none"/>
         </w:rPr>
         <w:t>1989-2025/CC1</w:t>
       </w:r>
     </w:p>
-    <w:p ns2:paraId="7E5DC22B" ns2:textId="49B378AC">
+    <w:p>
       <w:pPr>
         <w:tabs>
           <w:tab w:val="left" w:pos="1701"/>
@@ -81,111 +81,26 @@
           <w:color w:val="000000"/>
           <w:kern w:val="0"/>
           <w:lang w:eastAsia="es-PE"/>
-          <ns2:ligatures ns2:val="none"/>
-        </w:rPr>
-      </w:pPr>
-      <w:r>
-        <w:rPr>
-          <w:rFonts w:ascii="Arial Narrow" w:eastAsia="Arial Narrow" w:hAnsi="Arial Narrow" w:cs="Arial Narrow"/>
-          <w:b/>
-          <w:color w:val="000000"/>
-          <w:kern w:val="0"/>
-          <w:lang w:eastAsia="es-PE"/>
-          <ns2:ligatures ns2:val="none"/>
-        </w:rPr>
-        <w:t xml:space="preserve">DENUNCIANTE:[DENUNCIANTE] (SEÑOR [APELLIDO])</w:t>
-      </w:r>
-      <w:r>
-        <w:rPr>
-          <w:rFonts w:ascii="Arial Narrow" w:eastAsia="Arial Narrow" w:hAnsi="Arial Narrow" w:cs="Arial Narrow"/>
-          <w:b/>
-          <w:color w:val="000000"/>
-          <w:kern w:val="0"/>
-          <w:lang w:eastAsia="es-PE"/>
-          <ns2:ligatures ns2:val="none"/>
-        </w:rPr>
+          <w14:ligatures w14:val="none"/>
+        </w:rPr>
+      </w:pPr>
+      <w:r>
+        <w:rPr>
+          <w:rFonts w:ascii="Arial Narrow" w:eastAsia="Arial Narrow" w:hAnsi="Arial Narrow" w:cs="Arial Narrow"/>
+          <w:b/>
+          <w:color w:val="000000"/>
+          <w:kern w:val="0"/>
+          <w:lang w:eastAsia="es-PE"/>
+          <w14:ligatures w14:val="none"/>
+        </w:rPr>
+        <w:t>DENUNCIANTE</w:t>
         <w:tab/>
-        <w:t/>
-      </w:r>
-      <w:r>
-        <w:rPr>
-          <w:rFonts w:ascii="Arial Narrow" w:eastAsia="Arial Narrow" w:hAnsi="Arial Narrow" w:cs="Arial Narrow"/>
-          <w:b/>
-          <w:color w:val="000000"/>
-          <w:kern w:val="0"/>
-          <w:lang w:eastAsia="es-PE"/>
-          <ns2:ligatures ns2:val="none"/>
-        </w:rPr>
+        <w:t>:</w:t>
         <w:tab/>
-      </w:r>
-      <w:r>
-        <w:rPr>
-          <w:rFonts w:ascii="Arial Narrow" w:eastAsia="Arial Narrow" w:hAnsi="Arial Narrow" w:cs="Arial Narrow"/>
-          <w:b/>
-          <w:color w:val="000000"/>
-          <w:kern w:val="0"/>
-          <w:lang w:eastAsia="es-PE"/>
-          <ns2:ligatures ns2:val="none"/>
-        </w:rPr>
-        <w:t xml:space="preserve"/>
-      </w:r>
-      <w:r>
-        <w:rPr>
-          <w:rFonts w:ascii="Arial Narrow" w:eastAsia="Arial Narrow" w:hAnsi="Arial Narrow" w:cs="Arial Narrow"/>
-          <w:b/>
-          <w:color w:val="000000"/>
-          <w:kern w:val="0"/>
-          <w:lang w:eastAsia="es-PE"/>
-          <ns2:ligatures ns2:val="none"/>
-        </w:rPr>
-        <w:t/>
-      </w:r>
-      <w:r>
-        <w:rPr>
-          <w:rFonts w:ascii="Arial Narrow" w:eastAsia="Arial Narrow" w:hAnsi="Arial Narrow" w:cs="Arial Narrow"/>
-          <w:b/>
-          <w:color w:val="000000"/>
-          <w:kern w:val="0"/>
-          <w:lang w:eastAsia="es-PE"/>
-          <ns2:ligatures ns2:val="none"/>
-        </w:rPr>
-        <w:t xml:space="preserve"/>
-      </w:r>
-      <w:r>
-        <w:rPr>
-          <w:rFonts w:ascii="Arial Narrow" w:eastAsia="Arial Narrow" w:hAnsi="Arial Narrow" w:cs="Arial Narrow"/>
-          <w:b/>
-          <w:color w:val="000000"/>
-          <w:kern w:val="0"/>
-          <w:lang w:eastAsia="es-PE"/>
-          <ns2:ligatures ns2:val="none"/>
-        </w:rPr>
-        <w:t xml:space="preserve"/>
-      </w:r>
-      <w:r>
-        <w:rPr>
-          <w:rFonts w:ascii="Arial Narrow" w:eastAsia="Arial Narrow" w:hAnsi="Arial Narrow" w:cs="Arial Narrow"/>
-          <w:b/>
-          <w:color w:val="000000"/>
-          <w:kern w:val="0"/>
-          <w:lang w:eastAsia="es-PE"/>
-          <ns2:ligatures ns2:val="none"/>
-        </w:rPr>
-        <w:t/>
-      </w:r>
-      <w:r>
-        <w:rPr>
-          <w:rFonts w:ascii="Arial Narrow" w:eastAsia="Arial Narrow" w:hAnsi="Arial Narrow" w:cs="Arial Narrow"/>
-          <w:b/>
-          <w:color w:val="000000"/>
-          <w:kern w:val="0"/>
-          <w:lang w:eastAsia="es-PE"/>
-          <ns2:ligatures ns2:val="none"/>
-        </w:rPr>
-        <w:t/>
-      </w:r>
-    </w:p>
-    <w:p ns2:paraId="6DEEEDFE" ns2:textId="4163FFD4">
+        <w:t xml:space="preserve">[DENUNCIANTE] (SEÑOR [APELLIDO])</w:t>
+      </w:r>
+    </w:p>
+    <w:p>
       <w:pPr>
         <w:tabs>
           <w:tab w:val="left" w:pos="1701"/>
@@ -200,17 +115,17 @@
           <w:color w:val="000000"/>
           <w:kern w:val="0"/>
           <w:lang w:eastAsia="es-PE"/>
-          <ns2:ligatures ns2:val="none"/>
-        </w:rPr>
-      </w:pPr>
-      <w:r>
-        <w:rPr>
-          <w:rFonts w:ascii="Arial Narrow" w:eastAsia="Arial Narrow" w:hAnsi="Arial Narrow" w:cs="Arial Narrow"/>
-          <w:b/>
-          <w:color w:val="000000"/>
-          <w:kern w:val="0"/>
-          <w:lang w:eastAsia="es-PE"/>
-          <ns2:ligatures ns2:val="none"/>
+          <w14:ligatures w14:val="none"/>
+        </w:rPr>
+      </w:pPr>
+      <w:r>
+        <w:rPr>
+          <w:rFonts w:ascii="Arial Narrow" w:eastAsia="Arial Narrow" w:hAnsi="Arial Narrow" w:cs="Arial Narrow"/>
+          <w:b/>
+          <w:color w:val="000000"/>
+          <w:kern w:val="0"/>
+          <w:lang w:eastAsia="es-PE"/>
+          <w14:ligatures w14:val="none"/>
         </w:rPr>
         <w:t>DENUNCIADO</w:t>
       </w:r>
@@ -221,7 +136,7 @@
           <w:color w:val="000000"/>
           <w:kern w:val="0"/>
           <w:lang w:eastAsia="es-PE"/>
-          <ns2:ligatures ns2:val="none"/>
+          <w14:ligatures w14:val="none"/>
         </w:rPr>
         <w:tab/>
         <w:t>:</w:t>
@@ -233,7 +148,7 @@
           <w:color w:val="000000"/>
           <w:kern w:val="0"/>
           <w:lang w:eastAsia="es-PE"/>
-          <ns2:ligatures ns2:val="none"/>
+          <w14:ligatures w14:val="none"/>
         </w:rPr>
         <w:tab/>
       </w:r>
@@ -244,7 +159,7 @@
           <w:color w:val="000000"/>
           <w:kern w:val="0"/>
           <w:lang w:eastAsia="es-PE"/>
-          <ns2:ligatures ns2:val="none"/>
+          <w14:ligatures w14:val="none"/>
         </w:rPr>
         <w:t xml:space="preserve">MAPFRE PERÚ COMPAÑÍA DE SEGUROS Y </w:t>
       </w:r>
@@ -255,7 +170,7 @@
           <w:color w:val="000000"/>
           <w:kern w:val="0"/>
           <w:lang w:eastAsia="es-PE"/>
-          <ns2:ligatures ns2:val="none"/>
+          <w14:ligatures w14:val="none"/>
         </w:rPr>
         <w:t xml:space="preserve">REASEGUROS S.A. </w:t>
       </w:r>
@@ -266,7 +181,7 @@
           <w:color w:val="000000"/>
           <w:kern w:val="0"/>
           <w:lang w:eastAsia="es-PE"/>
-          <ns2:ligatures ns2:val="none"/>
+          <w14:ligatures w14:val="none"/>
         </w:rPr>
         <w:t>(</w:t>
       </w:r>
@@ -277,7 +192,7 @@
           <w:color w:val="000000"/>
           <w:kern w:val="0"/>
           <w:lang w:eastAsia="es-PE"/>
-          <ns2:ligatures ns2:val="none"/>
+          <w14:ligatures w14:val="none"/>
         </w:rPr>
         <w:t>MAPFRE</w:t>
       </w:r>
@@ -288,12 +203,12 @@
           <w:color w:val="000000"/>
           <w:kern w:val="0"/>
           <w:lang w:eastAsia="es-PE"/>
-          <ns2:ligatures ns2:val="none"/>
+          <w14:ligatures w14:val="none"/>
         </w:rPr>
         <w:t>)</w:t>
       </w:r>
     </w:p>
-    <w:p ns2:paraId="022D2B94" ns2:textId="77777777">
+    <w:p>
       <w:pPr>
         <w:tabs>
           <w:tab w:val="left" w:pos="1701"/>
@@ -308,17 +223,17 @@
           <w:color w:val="000000"/>
           <w:kern w:val="0"/>
           <w:lang w:eastAsia="es-PE"/>
-          <ns2:ligatures ns2:val="none"/>
-        </w:rPr>
-      </w:pPr>
-      <w:r>
-        <w:rPr>
-          <w:rFonts w:ascii="Arial Narrow" w:eastAsia="Arial Narrow" w:hAnsi="Arial Narrow" w:cs="Arial Narrow"/>
-          <w:b/>
-          <w:color w:val="000000"/>
-          <w:kern w:val="0"/>
-          <w:lang w:eastAsia="es-PE"/>
-          <ns2:ligatures ns2:val="none"/>
+          <w14:ligatures w14:val="none"/>
+        </w:rPr>
+      </w:pPr>
+      <w:r>
+        <w:rPr>
+          <w:rFonts w:ascii="Arial Narrow" w:eastAsia="Arial Narrow" w:hAnsi="Arial Narrow" w:cs="Arial Narrow"/>
+          <w:b/>
+          <w:color w:val="000000"/>
+          <w:kern w:val="0"/>
+          <w:lang w:eastAsia="es-PE"/>
+          <w14:ligatures w14:val="none"/>
         </w:rPr>
         <w:t>MATERIAS</w:t>
       </w:r>
@@ -329,7 +244,7 @@
           <w:color w:val="000000"/>
           <w:kern w:val="0"/>
           <w:lang w:eastAsia="es-PE"/>
-          <ns2:ligatures ns2:val="none"/>
+          <w14:ligatures w14:val="none"/>
         </w:rPr>
         <w:tab/>
         <w:t xml:space="preserve">: </w:t>
@@ -341,13 +256,13 @@
           <w:color w:val="000000"/>
           <w:kern w:val="0"/>
           <w:lang w:eastAsia="es-PE"/>
-          <ns2:ligatures ns2:val="none"/>
+          <w14:ligatures w14:val="none"/>
         </w:rPr>
         <w:tab/>
         <w:t>ADMISIÓN A TRÁMITE</w:t>
       </w:r>
     </w:p>
-    <w:p ns2:paraId="19ED7B73" ns2:textId="77777777">
+    <w:p>
       <w:pPr>
         <w:tabs>
           <w:tab w:val="left" w:pos="1701"/>
@@ -362,22 +277,22 @@
           <w:color w:val="000000"/>
           <w:kern w:val="0"/>
           <w:lang w:eastAsia="es-PE"/>
-          <ns2:ligatures ns2:val="none"/>
-        </w:rPr>
-      </w:pPr>
-      <w:r>
-        <w:rPr>
-          <w:rFonts w:ascii="Arial Narrow" w:eastAsia="Arial Narrow" w:hAnsi="Arial Narrow" w:cs="Arial Narrow"/>
-          <w:b/>
-          <w:color w:val="000000"/>
-          <w:kern w:val="0"/>
-          <w:lang w:eastAsia="es-PE"/>
-          <ns2:ligatures ns2:val="none"/>
+          <w14:ligatures w14:val="none"/>
+        </w:rPr>
+      </w:pPr>
+      <w:r>
+        <w:rPr>
+          <w:rFonts w:ascii="Arial Narrow" w:eastAsia="Arial Narrow" w:hAnsi="Arial Narrow" w:cs="Arial Narrow"/>
+          <w:b/>
+          <w:color w:val="000000"/>
+          <w:kern w:val="0"/>
+          <w:lang w:eastAsia="es-PE"/>
+          <w14:ligatures w14:val="none"/>
         </w:rPr>
         <w:t xml:space="preserve">REQUERIMIENTO DE INFORMACIÓN </w:t>
       </w:r>
     </w:p>
-    <w:p ns2:paraId="46A5A479" ns2:textId="77777777">
+    <w:p>
       <w:pPr>
         <w:tabs>
           <w:tab w:val="left" w:pos="1701"/>
@@ -391,17 +306,17 @@
           <w:color w:val="000000"/>
           <w:kern w:val="0"/>
           <w:lang w:eastAsia="es-PE"/>
-          <ns2:ligatures ns2:val="none"/>
-        </w:rPr>
-      </w:pPr>
-      <w:r>
-        <w:rPr>
-          <w:rFonts w:ascii="Arial Narrow" w:eastAsia="Arial Narrow" w:hAnsi="Arial Narrow" w:cs="Arial Narrow"/>
-          <w:b/>
-          <w:color w:val="000000"/>
-          <w:kern w:val="0"/>
-          <w:lang w:eastAsia="es-PE"/>
-          <ns2:ligatures ns2:val="none"/>
+          <w14:ligatures w14:val="none"/>
+        </w:rPr>
+      </w:pPr>
+      <w:r>
+        <w:rPr>
+          <w:rFonts w:ascii="Arial Narrow" w:eastAsia="Arial Narrow" w:hAnsi="Arial Narrow" w:cs="Arial Narrow"/>
+          <w:b/>
+          <w:color w:val="000000"/>
+          <w:kern w:val="0"/>
+          <w:lang w:eastAsia="es-PE"/>
+          <w14:ligatures w14:val="none"/>
         </w:rPr>
         <w:t xml:space="preserve">RESOLUCIÓN </w:t>
       </w:r>
@@ -412,7 +327,7 @@
           <w:color w:val="000000"/>
           <w:kern w:val="0"/>
           <w:lang w:eastAsia="es-PE"/>
-          <ns2:ligatures ns2:val="none"/>
+          <w14:ligatures w14:val="none"/>
         </w:rPr>
         <w:tab/>
         <w:t>:</w:t>
@@ -424,7 +339,7 @@
           <w:color w:val="000000"/>
           <w:kern w:val="0"/>
           <w:lang w:eastAsia="es-PE"/>
-          <ns2:ligatures ns2:val="none"/>
+          <w14:ligatures w14:val="none"/>
         </w:rPr>
         <w:tab/>
       </w:r>
@@ -435,12 +350,12 @@
           <w:color w:val="000000"/>
           <w:kern w:val="0"/>
           <w:lang w:eastAsia="es-PE"/>
-          <ns2:ligatures ns2:val="none"/>
+          <w14:ligatures w14:val="none"/>
         </w:rPr>
         <w:t>2</w:t>
       </w:r>
     </w:p>
-    <w:p ns2:paraId="5BA3A18D" ns2:textId="77777777">
+    <w:p>
       <w:pPr>
         <w:tabs>
           <w:tab w:val="left" w:pos="1014"/>
@@ -453,11 +368,11 @@
           <w:kern w:val="0"/>
           <w:shd w:val="clear" w:color="auto" w:fill="FFFFFF"/>
           <w:lang w:eastAsia="es-PE"/>
-          <ns2:ligatures ns2:val="none"/>
-        </w:rPr>
-      </w:pPr>
-    </w:p>
-    <w:p ns2:paraId="2F799822" ns2:textId="1BDB2112">
+          <w14:ligatures w14:val="none"/>
+        </w:rPr>
+      </w:pPr>
+    </w:p>
+    <w:p>
       <w:pPr>
         <w:tabs>
           <w:tab w:val="left" w:pos="1014"/>
@@ -470,7 +385,7 @@
           <w:kern w:val="0"/>
           <w:shd w:val="clear" w:color="auto" w:fill="FFFFFF"/>
           <w:lang w:eastAsia="es-PE"/>
-          <ns2:ligatures ns2:val="none"/>
+          <w14:ligatures w14:val="none"/>
         </w:rPr>
       </w:pPr>
       <w:r>
@@ -480,7 +395,7 @@
           <w:kern w:val="0"/>
           <w:shd w:val="clear" w:color="auto" w:fill="FFFFFF"/>
           <w:lang w:eastAsia="es-PE"/>
-          <ns2:ligatures ns2:val="none"/>
+          <w14:ligatures w14:val="none"/>
         </w:rPr>
         <w:t xml:space="preserve">Lima, </w:t>
       </w:r>
@@ -491,7 +406,7 @@
           <w:kern w:val="0"/>
           <w:shd w:val="clear" w:color="auto" w:fill="FFFFFF"/>
           <w:lang w:eastAsia="es-PE"/>
-          <ns2:ligatures ns2:val="none"/>
+          <w14:ligatures w14:val="none"/>
         </w:rPr>
         <w:t xml:space="preserve">1 de octubre de 2025</w:t>
       </w:r>
@@ -502,7 +417,7 @@
           <w:kern w:val="0"/>
           <w:shd w:val="clear" w:color="auto" w:fill="FFFFFF"/>
           <w:lang w:eastAsia="es-PE"/>
-          <ns2:ligatures ns2:val="none"/>
+          <w14:ligatures w14:val="none"/>
         </w:rPr>
         <w:t xml:space="preserve"/>
       </w:r>
@@ -513,7 +428,7 @@
           <w:kern w:val="0"/>
           <w:shd w:val="clear" w:color="auto" w:fill="FFFFFF"/>
           <w:lang w:eastAsia="es-PE"/>
-          <ns2:ligatures ns2:val="none"/>
+          <w14:ligatures w14:val="none"/>
         </w:rPr>
         <w:t xml:space="preserve"/>
       </w:r>
@@ -524,7 +439,7 @@
           <w:kern w:val="0"/>
           <w:shd w:val="clear" w:color="auto" w:fill="FFFFFF"/>
           <w:lang w:eastAsia="es-PE"/>
-          <ns2:ligatures ns2:val="none"/>
+          <w14:ligatures w14:val="none"/>
         </w:rPr>
         <w:t xml:space="preserve"/>
       </w:r>
@@ -535,12 +450,12 @@
           <w:kern w:val="0"/>
           <w:shd w:val="clear" w:color="auto" w:fill="FFFFFF"/>
           <w:lang w:eastAsia="es-PE"/>
-          <ns2:ligatures ns2:val="none"/>
+          <w14:ligatures w14:val="none"/>
         </w:rPr>
         <w:t xml:space="preserve"/>
       </w:r>
     </w:p>
-    <w:p ns2:paraId="66CE1821" ns2:textId="77777777">
+    <w:p>
       <w:pPr>
         <w:tabs>
           <w:tab w:val="left" w:pos="1014"/>
@@ -552,11 +467,11 @@
           <w:color w:val="000000"/>
           <w:kern w:val="0"/>
           <w:lang w:eastAsia="es-PE"/>
-          <ns2:ligatures ns2:val="none"/>
-        </w:rPr>
-      </w:pPr>
-    </w:p>
-    <w:p ns2:paraId="0B80AAA5" ns2:textId="77777777">
+          <w14:ligatures w14:val="none"/>
+        </w:rPr>
+      </w:pPr>
+    </w:p>
+    <w:p>
       <w:pPr>
         <w:numPr>
           <w:ilvl w:val="0"/>
@@ -570,22 +485,22 @@
           <w:color w:val="000000"/>
           <w:kern w:val="0"/>
           <w:lang w:eastAsia="es-PE"/>
-          <ns2:ligatures ns2:val="none"/>
-        </w:rPr>
-      </w:pPr>
-      <w:r>
-        <w:rPr>
-          <w:rFonts w:ascii="Arial Narrow" w:eastAsia="Arial Narrow" w:hAnsi="Arial Narrow" w:cs="Arial Narrow"/>
-          <w:b/>
-          <w:color w:val="000000"/>
-          <w:kern w:val="0"/>
-          <w:lang w:eastAsia="es-PE"/>
-          <ns2:ligatures ns2:val="none"/>
+          <w14:ligatures w14:val="none"/>
+        </w:rPr>
+      </w:pPr>
+      <w:r>
+        <w:rPr>
+          <w:rFonts w:ascii="Arial Narrow" w:eastAsia="Arial Narrow" w:hAnsi="Arial Narrow" w:cs="Arial Narrow"/>
+          <w:b/>
+          <w:color w:val="000000"/>
+          <w:kern w:val="0"/>
+          <w:lang w:eastAsia="es-PE"/>
+          <w14:ligatures w14:val="none"/>
         </w:rPr>
         <w:t xml:space="preserve">HECHOS </w:t>
       </w:r>
     </w:p>
-    <w:p ns2:paraId="621F2AB2" ns2:textId="77777777">
+    <w:p>
       <w:pPr>
         <w:spacing w:after="0" w:line="240" w:lineRule="auto"/>
         <w:jc w:val="both"/>
@@ -594,11 +509,11 @@
           <w:color w:val="000000"/>
           <w:kern w:val="0"/>
           <w:lang w:eastAsia="es-PE"/>
-          <ns2:ligatures ns2:val="none"/>
-        </w:rPr>
-      </w:pPr>
-    </w:p>
-    <w:p ns2:paraId="60B5D5B0" ns2:textId="7A353F45">
+          <w14:ligatures w14:val="none"/>
+        </w:rPr>
+      </w:pPr>
+    </w:p>
+    <w:p>
       <w:pPr>
         <w:numPr>
           <w:ilvl w:val="1"/>
@@ -612,7 +527,7 @@
           <w:color w:val="000000"/>
           <w:kern w:val="0"/>
           <w:lang w:val="es-ES" w:eastAsia="es-ES"/>
-          <ns2:ligatures ns2:val="none"/>
+          <w14:ligatures w14:val="none"/>
         </w:rPr>
       </w:pPr>
       <w:r>
@@ -621,7 +536,7 @@
           <w:color w:val="000000"/>
           <w:kern w:val="0"/>
           <w:lang w:val="es-ES" w:eastAsia="es-ES"/>
-          <ns2:ligatures ns2:val="none"/>
+          <w14:ligatures w14:val="none"/>
         </w:rPr>
         <w:t xml:space="preserve">Mediante el escrito del 19 de agosto de 2025, subsanada mediante escrito del 12 de setiembre de 2025, el señor [APELLIDO] denunció a Mapfre por presuntas infracciones a la Ley 29571, Código de Protección y Defensa del Consumidor (en adelante, Código), señalando lo siguiente:</w:t>
       </w:r>
@@ -631,7 +546,7 @@
           <w:color w:val="000000"/>
           <w:kern w:val="0"/>
           <w:lang w:val="es-ES" w:eastAsia="es-ES"/>
-          <ns2:ligatures ns2:val="none"/>
+          <w14:ligatures w14:val="none"/>
         </w:rPr>
         <w:t/>
       </w:r>
@@ -641,7 +556,7 @@
           <w:color w:val="000000"/>
           <w:kern w:val="0"/>
           <w:lang w:val="es-ES" w:eastAsia="es-ES"/>
-          <ns2:ligatures ns2:val="none"/>
+          <w14:ligatures w14:val="none"/>
         </w:rPr>
         <w:t xml:space="preserve"/>
       </w:r>
@@ -651,7 +566,7 @@
           <w:color w:val="000000"/>
           <w:kern w:val="0"/>
           <w:lang w:val="es-ES" w:eastAsia="es-ES"/>
-          <ns2:ligatures ns2:val="none"/>
+          <w14:ligatures w14:val="none"/>
         </w:rPr>
         <w:t/>
       </w:r>
@@ -659,7 +574,7 @@
         <w:rPr>
           <w:rFonts w:ascii="Arial Narrow" w:eastAsia="Calibri" w:hAnsi="Arial Narrow" w:cs="Arial"/>
           <w:kern w:val="0"/>
-          <ns2:ligatures ns2:val="none"/>
+          <w14:ligatures w14:val="none"/>
         </w:rPr>
         <w:t/>
       </w:r>
@@ -667,7 +582,7 @@
         <w:rPr>
           <w:rFonts w:ascii="Arial Narrow" w:eastAsia="Calibri" w:hAnsi="Arial Narrow" w:cs="Arial"/>
           <w:kern w:val="0"/>
-          <ns2:ligatures ns2:val="none"/>
+          <w14:ligatures w14:val="none"/>
         </w:rPr>
         <w:t xml:space="preserve"/>
       </w:r>
@@ -675,7 +590,7 @@
         <w:rPr>
           <w:rFonts w:ascii="Arial Narrow" w:eastAsia="Calibri" w:hAnsi="Arial Narrow" w:cs="Arial"/>
           <w:kern w:val="0"/>
-          <ns2:ligatures ns2:val="none"/>
+          <w14:ligatures w14:val="none"/>
         </w:rPr>
         <w:t/>
       </w:r>
@@ -683,7 +598,7 @@
         <w:rPr>
           <w:rFonts w:ascii="Arial Narrow" w:eastAsia="Calibri" w:hAnsi="Arial Narrow" w:cs="Arial"/>
           <w:kern w:val="0"/>
-          <ns2:ligatures ns2:val="none"/>
+          <w14:ligatures w14:val="none"/>
         </w:rPr>
         <w:t xml:space="preserve"/>
       </w:r>
@@ -691,7 +606,7 @@
         <w:rPr>
           <w:rFonts w:ascii="Arial Narrow" w:eastAsia="Calibri" w:hAnsi="Arial Narrow" w:cs="Arial"/>
           <w:kern w:val="0"/>
-          <ns2:ligatures ns2:val="none"/>
+          <w14:ligatures w14:val="none"/>
         </w:rPr>
         <w:t xml:space="preserve"/>
       </w:r>
@@ -699,7 +614,7 @@
         <w:rPr>
           <w:rFonts w:ascii="Arial Narrow" w:eastAsia="Calibri" w:hAnsi="Arial Narrow" w:cs="Arial"/>
           <w:kern w:val="0"/>
-          <ns2:ligatures ns2:val="none"/>
+          <w14:ligatures w14:val="none"/>
         </w:rPr>
         <w:t/>
       </w:r>
@@ -709,7 +624,7 @@
           <w:color w:val="000000"/>
           <w:kern w:val="0"/>
           <w:lang w:val="es-ES" w:eastAsia="es-ES"/>
-          <ns2:ligatures ns2:val="none"/>
+          <w14:ligatures w14:val="none"/>
         </w:rPr>
         <w:t xml:space="preserve"/>
       </w:r>
@@ -719,7 +634,7 @@
           <w:color w:val="000000"/>
           <w:kern w:val="0"/>
           <w:lang w:val="es-ES" w:eastAsia="es-ES"/>
-          <ns2:ligatures ns2:val="none"/>
+          <w14:ligatures w14:val="none"/>
         </w:rPr>
         <w:t xml:space="preserve"/>
       </w:r>
@@ -729,7 +644,7 @@
           <w:color w:val="000000"/>
           <w:kern w:val="0"/>
           <w:lang w:val="es-ES" w:eastAsia="es-ES"/>
-          <ns2:ligatures ns2:val="none"/>
+          <w14:ligatures w14:val="none"/>
         </w:rPr>
         <w:t/>
       </w:r>
@@ -739,7 +654,7 @@
           <w:color w:val="000000"/>
           <w:kern w:val="0"/>
           <w:lang w:val="es-ES" w:eastAsia="es-ES"/>
-          <ns2:ligatures ns2:val="none"/>
+          <w14:ligatures w14:val="none"/>
         </w:rPr>
         <w:t xml:space="preserve"/>
       </w:r>
@@ -751,7 +666,7 @@
           <w:kern w:val="0"/>
           <w:vertAlign w:val="superscript"/>
           <w:lang w:val="es-ES" w:eastAsia="es-ES"/>
-          <ns2:ligatures ns2:val="none"/>
+          <w14:ligatures w14:val="none"/>
         </w:rPr>
         <w:footnoteReference w:id="1"/>
       </w:r>
@@ -761,7 +676,7 @@
           <w:color w:val="000000"/>
           <w:kern w:val="0"/>
           <w:lang w:val="es-ES" w:eastAsia="es-ES"/>
-          <ns2:ligatures ns2:val="none"/>
+          <w14:ligatures w14:val="none"/>
         </w:rPr>
         <w:t xml:space="preserve"/>
       </w:r>
@@ -772,12 +687,12 @@
           <w:color w:val="000000"/>
           <w:kern w:val="0"/>
           <w:lang w:val="es-ES" w:eastAsia="es-ES"/>
-          <ns2:ligatures ns2:val="none"/>
+          <w14:ligatures w14:val="none"/>
         </w:rPr>
         <w:t/>
       </w:r>
     </w:p>
-    <w:p ns2:paraId="3AD3B7C6" ns2:textId="77777777">
+    <w:p>
       <w:pPr>
         <w:tabs>
           <w:tab w:val="left" w:pos="1134"/>
@@ -789,11 +704,11 @@
           <w:color w:val="000000"/>
           <w:kern w:val="0"/>
           <w:lang w:val="es-ES" w:eastAsia="es-ES"/>
-          <ns2:ligatures ns2:val="none"/>
-        </w:rPr>
-      </w:pPr>
-    </w:p>
-    <w:p ns2:paraId="5308CD2E" ns2:textId="260BE6F8">
+          <w14:ligatures w14:val="none"/>
+        </w:rPr>
+      </w:pPr>
+    </w:p>
+    <w:p>
       <w:pPr>
         <w:pStyle w:val="Prrafodelista"/>
         <w:numPr>
@@ -811,7 +726,7 @@
           <w:color w:val="000000"/>
           <w:kern w:val="0"/>
           <w:lang w:eastAsia="es-ES"/>
-          <ns2:ligatures ns2:val="none"/>
+          <w14:ligatures w14:val="none"/>
         </w:rPr>
       </w:pPr>
       <w:r>
@@ -820,7 +735,7 @@
           <w:color w:val="000000"/>
           <w:kern w:val="0"/>
           <w:lang w:eastAsia="es-ES"/>
-          <ns2:ligatures ns2:val="none"/>
+          <w14:ligatures w14:val="none"/>
         </w:rPr>
         <w:t xml:space="preserve">El 18 de enero de 2021, firmó un </w:t>
       </w:r>
@@ -830,7 +745,7 @@
           <w:color w:val="000000"/>
           <w:kern w:val="0"/>
           <w:lang w:eastAsia="es-ES"/>
-          <ns2:ligatures ns2:val="none"/>
+          <w14:ligatures w14:val="none"/>
         </w:rPr>
         <w:t xml:space="preserve">contrato de adhesión </w:t>
       </w:r>
@@ -840,7 +755,7 @@
           <w:color w:val="000000"/>
           <w:kern w:val="0"/>
           <w:lang w:eastAsia="es-ES"/>
-          <ns2:ligatures ns2:val="none"/>
+          <w14:ligatures w14:val="none"/>
         </w:rPr>
         <w:t>de cesión de uso de sepultura</w:t>
       </w:r>
@@ -850,7 +765,7 @@
           <w:color w:val="000000"/>
           <w:kern w:val="0"/>
           <w:lang w:eastAsia="es-ES"/>
-          <ns2:ligatures ns2:val="none"/>
+          <w14:ligatures w14:val="none"/>
         </w:rPr>
         <w:t xml:space="preserve"> a perpetuidad con </w:t>
       </w:r>
@@ -860,7 +775,7 @@
           <w:color w:val="000000"/>
           <w:kern w:val="0"/>
           <w:lang w:eastAsia="es-ES"/>
-          <ns2:ligatures ns2:val="none"/>
+          <w14:ligatures w14:val="none"/>
         </w:rPr>
         <w:t>Mapfre</w:t>
       </w:r>
@@ -870,7 +785,7 @@
           <w:color w:val="000000"/>
           <w:kern w:val="0"/>
           <w:lang w:eastAsia="es-ES"/>
-          <ns2:ligatures ns2:val="none"/>
+          <w14:ligatures w14:val="none"/>
         </w:rPr>
         <w:t xml:space="preserve"> para su </w:t>
       </w:r>
@@ -880,7 +795,7 @@
           <w:color w:val="000000"/>
           <w:kern w:val="0"/>
           <w:lang w:eastAsia="es-ES"/>
-          <ns2:ligatures ns2:val="none"/>
+          <w14:ligatures w14:val="none"/>
         </w:rPr>
         <w:t>conviviente</w:t>
       </w:r>
@@ -890,7 +805,7 @@
           <w:color w:val="000000"/>
           <w:kern w:val="0"/>
           <w:lang w:eastAsia="es-ES"/>
-          <ns2:ligatures ns2:val="none"/>
+          <w14:ligatures w14:val="none"/>
         </w:rPr>
         <w:t xml:space="preserve"> fallecida,</w:t>
       </w:r>
@@ -900,7 +815,7 @@
           <w:color w:val="000000"/>
           <w:kern w:val="0"/>
           <w:lang w:eastAsia="es-ES"/>
-          <ns2:ligatures ns2:val="none"/>
+          <w14:ligatures w14:val="none"/>
         </w:rPr>
         <w:t xml:space="preserve"> estableciendo el precio total de S/ 32</w:t>
       </w:r>
@@ -910,7 +825,7 @@
           <w:color w:val="000000"/>
           <w:kern w:val="0"/>
           <w:lang w:eastAsia="es-ES"/>
-          <ns2:ligatures ns2:val="none"/>
+          <w14:ligatures w14:val="none"/>
         </w:rPr>
         <w:t xml:space="preserve"> </w:t>
       </w:r>
@@ -920,7 +835,7 @@
           <w:color w:val="000000"/>
           <w:kern w:val="0"/>
           <w:lang w:eastAsia="es-ES"/>
-          <ns2:ligatures ns2:val="none"/>
+          <w14:ligatures w14:val="none"/>
         </w:rPr>
         <w:t>500</w:t>
       </w:r>
@@ -930,7 +845,7 @@
           <w:color w:val="000000"/>
           <w:kern w:val="0"/>
           <w:lang w:eastAsia="es-ES"/>
-          <ns2:ligatures ns2:val="none"/>
+          <w14:ligatures w14:val="none"/>
         </w:rPr>
         <w:t>,</w:t>
       </w:r>
@@ -940,7 +855,7 @@
           <w:color w:val="000000"/>
           <w:kern w:val="0"/>
           <w:lang w:eastAsia="es-ES"/>
-          <ns2:ligatures ns2:val="none"/>
+          <w14:ligatures w14:val="none"/>
         </w:rPr>
         <w:t>00</w:t>
       </w:r>
@@ -950,7 +865,7 @@
           <w:color w:val="000000"/>
           <w:kern w:val="0"/>
           <w:lang w:eastAsia="es-ES"/>
-          <ns2:ligatures ns2:val="none"/>
+          <w14:ligatures w14:val="none"/>
         </w:rPr>
         <w:t xml:space="preserve">. El contrato estaba vinculado al </w:t>
       </w:r>
@@ -960,7 +875,7 @@
           <w:color w:val="000000"/>
           <w:kern w:val="0"/>
           <w:lang w:eastAsia="es-ES"/>
-          <ns2:ligatures ns2:val="none"/>
+          <w14:ligatures w14:val="none"/>
         </w:rPr>
         <w:t xml:space="preserve">Seguro Desgravamen Camposanto Mapfre </w:t>
       </w:r>
@@ -970,7 +885,7 @@
           <w:color w:val="000000"/>
           <w:kern w:val="0"/>
           <w:lang w:eastAsia="es-ES"/>
-          <ns2:ligatures ns2:val="none"/>
+          <w14:ligatures w14:val="none"/>
         </w:rPr>
         <w:t xml:space="preserve">- </w:t>
       </w:r>
@@ -980,7 +895,7 @@
           <w:color w:val="000000"/>
           <w:kern w:val="0"/>
           <w:lang w:eastAsia="es-ES"/>
-          <ns2:ligatures ns2:val="none"/>
+          <w14:ligatures w14:val="none"/>
         </w:rPr>
         <w:t xml:space="preserve">Póliza Grupo </w:t>
       </w:r>
@@ -991,7 +906,7 @@
           <w:color w:val="000000"/>
           <w:kern w:val="0"/>
           <w:lang w:eastAsia="es-ES"/>
-          <ns2:ligatures ns2:val="none"/>
+          <w14:ligatures w14:val="none"/>
         </w:rPr>
         <w:t/>
       </w:r>
@@ -1002,7 +917,7 @@
           <w:color w:val="000000"/>
           <w:kern w:val="0"/>
           <w:lang w:eastAsia="es-ES"/>
-          <ns2:ligatures ns2:val="none"/>
+          <w14:ligatures w14:val="none"/>
         </w:rPr>
         <w:t xml:space="preserve"> 6110710100019</w:t>
       </w:r>
@@ -1012,12 +927,12 @@
           <w:color w:val="000000"/>
           <w:kern w:val="0"/>
           <w:lang w:eastAsia="es-ES"/>
-          <ns2:ligatures ns2:val="none"/>
+          <w14:ligatures w14:val="none"/>
         </w:rPr>
         <w:t>.</w:t>
       </w:r>
     </w:p>
-    <w:p ns2:paraId="03CF6D62" ns2:textId="77777777">
+    <w:p>
       <w:pPr>
         <w:pStyle w:val="Prrafodelista"/>
         <w:spacing w:after="0" w:line="240" w:lineRule="auto"/>
@@ -1028,11 +943,11 @@
           <w:color w:val="000000"/>
           <w:kern w:val="0"/>
           <w:lang w:eastAsia="es-ES"/>
-          <ns2:ligatures ns2:val="none"/>
-        </w:rPr>
-      </w:pPr>
-    </w:p>
-    <w:p ns2:paraId="560A0406" ns2:textId="2F2C56C0">
+          <w14:ligatures w14:val="none"/>
+        </w:rPr>
+      </w:pPr>
+    </w:p>
+    <w:p>
       <w:pPr>
         <w:pStyle w:val="Prrafodelista"/>
         <w:numPr>
@@ -1050,7 +965,7 @@
           <w:color w:val="000000"/>
           <w:kern w:val="0"/>
           <w:lang w:eastAsia="es-ES"/>
-          <ns2:ligatures ns2:val="none"/>
+          <w14:ligatures w14:val="none"/>
         </w:rPr>
       </w:pPr>
       <w:r>
@@ -1059,7 +974,7 @@
           <w:color w:val="000000"/>
           <w:kern w:val="0"/>
           <w:lang w:eastAsia="es-ES"/>
-          <ns2:ligatures ns2:val="none"/>
+          <w14:ligatures w14:val="none"/>
         </w:rPr>
         <w:t>Abonó</w:t>
       </w:r>
@@ -1069,7 +984,7 @@
           <w:color w:val="000000"/>
           <w:kern w:val="0"/>
           <w:lang w:eastAsia="es-ES"/>
-          <ns2:ligatures ns2:val="none"/>
+          <w14:ligatures w14:val="none"/>
         </w:rPr>
         <w:t xml:space="preserve"> una cuota inicial de S/ 2</w:t>
       </w:r>
@@ -1079,7 +994,7 @@
           <w:color w:val="000000"/>
           <w:kern w:val="0"/>
           <w:lang w:eastAsia="es-ES"/>
-          <ns2:ligatures ns2:val="none"/>
+          <w14:ligatures w14:val="none"/>
         </w:rPr>
         <w:t xml:space="preserve"> </w:t>
       </w:r>
@@ -1089,7 +1004,7 @@
           <w:color w:val="000000"/>
           <w:kern w:val="0"/>
           <w:lang w:eastAsia="es-ES"/>
-          <ns2:ligatures ns2:val="none"/>
+          <w14:ligatures w14:val="none"/>
         </w:rPr>
         <w:t>800</w:t>
       </w:r>
@@ -1099,7 +1014,7 @@
           <w:color w:val="000000"/>
           <w:kern w:val="0"/>
           <w:lang w:eastAsia="es-ES"/>
-          <ns2:ligatures ns2:val="none"/>
+          <w14:ligatures w14:val="none"/>
         </w:rPr>
         <w:t>,</w:t>
       </w:r>
@@ -1109,7 +1024,7 @@
           <w:color w:val="000000"/>
           <w:kern w:val="0"/>
           <w:lang w:eastAsia="es-ES"/>
-          <ns2:ligatures ns2:val="none"/>
+          <w14:ligatures w14:val="none"/>
         </w:rPr>
         <w:t>00 soles y firmó una letra de cambio por S/ 29</w:t>
       </w:r>
@@ -1119,7 +1034,7 @@
           <w:color w:val="000000"/>
           <w:kern w:val="0"/>
           <w:lang w:eastAsia="es-ES"/>
-          <ns2:ligatures ns2:val="none"/>
+          <w14:ligatures w14:val="none"/>
         </w:rPr>
         <w:t xml:space="preserve"> </w:t>
       </w:r>
@@ -1129,7 +1044,7 @@
           <w:color w:val="000000"/>
           <w:kern w:val="0"/>
           <w:lang w:eastAsia="es-ES"/>
-          <ns2:ligatures ns2:val="none"/>
+          <w14:ligatures w14:val="none"/>
         </w:rPr>
         <w:t>700</w:t>
       </w:r>
@@ -1139,7 +1054,7 @@
           <w:color w:val="000000"/>
           <w:kern w:val="0"/>
           <w:lang w:eastAsia="es-ES"/>
-          <ns2:ligatures ns2:val="none"/>
+          <w14:ligatures w14:val="none"/>
         </w:rPr>
         <w:t>,</w:t>
       </w:r>
@@ -1149,7 +1064,7 @@
           <w:color w:val="000000"/>
           <w:kern w:val="0"/>
           <w:lang w:eastAsia="es-ES"/>
-          <ns2:ligatures ns2:val="none"/>
+          <w14:ligatures w14:val="none"/>
         </w:rPr>
         <w:t>00 soles, acordándose el pago de 60 cuotas mensuales de S/ 692</w:t>
       </w:r>
@@ -1159,7 +1074,7 @@
           <w:color w:val="000000"/>
           <w:kern w:val="0"/>
           <w:lang w:eastAsia="es-ES"/>
-          <ns2:ligatures ns2:val="none"/>
+          <w14:ligatures w14:val="none"/>
         </w:rPr>
         <w:t>,</w:t>
       </w:r>
@@ -1169,7 +1084,7 @@
           <w:color w:val="000000"/>
           <w:kern w:val="0"/>
           <w:lang w:eastAsia="es-ES"/>
-          <ns2:ligatures ns2:val="none"/>
+          <w14:ligatures w14:val="none"/>
         </w:rPr>
         <w:t>00 soles, lo que resultó en un monto total de S/ 41</w:t>
       </w:r>
@@ -1179,7 +1094,7 @@
           <w:color w:val="000000"/>
           <w:kern w:val="0"/>
           <w:lang w:eastAsia="es-ES"/>
-          <ns2:ligatures ns2:val="none"/>
+          <w14:ligatures w14:val="none"/>
         </w:rPr>
         <w:t xml:space="preserve"> </w:t>
       </w:r>
@@ -1189,7 +1104,7 @@
           <w:color w:val="000000"/>
           <w:kern w:val="0"/>
           <w:lang w:eastAsia="es-ES"/>
-          <ns2:ligatures ns2:val="none"/>
+          <w14:ligatures w14:val="none"/>
         </w:rPr>
         <w:t>520</w:t>
       </w:r>
@@ -1199,7 +1114,7 @@
           <w:color w:val="000000"/>
           <w:kern w:val="0"/>
           <w:lang w:eastAsia="es-ES"/>
-          <ns2:ligatures ns2:val="none"/>
+          <w14:ligatures w14:val="none"/>
         </w:rPr>
         <w:t>,</w:t>
       </w:r>
@@ -1209,12 +1124,12 @@
           <w:color w:val="000000"/>
           <w:kern w:val="0"/>
           <w:lang w:eastAsia="es-ES"/>
-          <ns2:ligatures ns2:val="none"/>
+          <w14:ligatures w14:val="none"/>
         </w:rPr>
         <w:t>00, excediendo la suma de la letra de cambio firmada.</w:t>
       </w:r>
     </w:p>
-    <w:p ns2:paraId="594948B3" ns2:textId="77777777">
+    <w:p>
       <w:pPr>
         <w:pStyle w:val="Prrafodelista"/>
         <w:spacing w:after="0" w:line="240" w:lineRule="auto"/>
@@ -1225,11 +1140,11 @@
           <w:color w:val="000000"/>
           <w:kern w:val="0"/>
           <w:lang w:eastAsia="es-ES"/>
-          <ns2:ligatures ns2:val="none"/>
-        </w:rPr>
-      </w:pPr>
-    </w:p>
-    <w:p ns2:paraId="6B76D1CB" ns2:textId="0E44B481">
+          <w14:ligatures w14:val="none"/>
+        </w:rPr>
+      </w:pPr>
+    </w:p>
+    <w:p>
       <w:pPr>
         <w:pStyle w:val="Prrafodelista"/>
         <w:numPr>
@@ -1247,7 +1162,7 @@
           <w:color w:val="000000"/>
           <w:kern w:val="0"/>
           <w:lang w:eastAsia="es-ES"/>
-          <ns2:ligatures ns2:val="none"/>
+          <w14:ligatures w14:val="none"/>
         </w:rPr>
       </w:pPr>
       <w:r>
@@ -1256,12 +1171,12 @@
           <w:color w:val="000000"/>
           <w:kern w:val="0"/>
           <w:lang w:eastAsia="es-ES"/>
-          <ns2:ligatures ns2:val="none"/>
+          <w14:ligatures w14:val="none"/>
         </w:rPr>
         <w:t>En el contrato, se indicaba en la primera página, en letras pequeñas, que el titular "declaraba la recepción y cumplimiento del reglamento interno del camposanto", sin embargo, dicho reglamento no fue proporcionado ni mencionado al momento de la firma del contrato.</w:t>
       </w:r>
     </w:p>
-    <w:p ns2:paraId="485B3F9F" ns2:textId="77777777">
+    <w:p>
       <w:pPr>
         <w:pStyle w:val="Prrafodelista"/>
         <w:spacing w:after="0" w:line="240" w:lineRule="auto"/>
@@ -1272,11 +1187,11 @@
           <w:color w:val="000000"/>
           <w:kern w:val="0"/>
           <w:lang w:eastAsia="es-ES"/>
-          <ns2:ligatures ns2:val="none"/>
-        </w:rPr>
-      </w:pPr>
-    </w:p>
-    <w:p ns2:paraId="19A95308" ns2:textId="5FEE991A">
+          <w14:ligatures w14:val="none"/>
+        </w:rPr>
+      </w:pPr>
+    </w:p>
+    <w:p>
       <w:pPr>
         <w:pStyle w:val="Prrafodelista"/>
         <w:numPr>
@@ -1294,7 +1209,7 @@
           <w:color w:val="000000"/>
           <w:kern w:val="0"/>
           <w:lang w:eastAsia="es-ES"/>
-          <ns2:ligatures ns2:val="none"/>
+          <w14:ligatures w14:val="none"/>
         </w:rPr>
       </w:pPr>
       <w:r>
@@ -1303,7 +1218,7 @@
           <w:color w:val="000000"/>
           <w:kern w:val="0"/>
           <w:lang w:eastAsia="es-ES"/>
-          <ns2:ligatures ns2:val="none"/>
+          <w14:ligatures w14:val="none"/>
         </w:rPr>
         <w:t xml:space="preserve">A </w:t>
       </w:r>
@@ -1313,7 +1228,7 @@
           <w:color w:val="000000"/>
           <w:kern w:val="0"/>
           <w:lang w:eastAsia="es-ES"/>
-          <ns2:ligatures ns2:val="none"/>
+          <w14:ligatures w14:val="none"/>
         </w:rPr>
         <w:t>pesar de los atrasos en los pagos, había pagado más del 50% del monto total original</w:t>
       </w:r>
@@ -1323,7 +1238,7 @@
           <w:color w:val="000000"/>
           <w:kern w:val="0"/>
           <w:lang w:eastAsia="es-ES"/>
-          <ns2:ligatures ns2:val="none"/>
+          <w14:ligatures w14:val="none"/>
         </w:rPr>
         <w:t xml:space="preserve"> </w:t>
       </w:r>
@@ -1333,7 +1248,7 @@
           <w:color w:val="000000"/>
           <w:kern w:val="0"/>
           <w:lang w:eastAsia="es-ES"/>
-          <ns2:ligatures ns2:val="none"/>
+          <w14:ligatures w14:val="none"/>
         </w:rPr>
         <w:t xml:space="preserve">Posteriormente, Mapfre </w:t>
       </w:r>
@@ -1343,7 +1258,7 @@
           <w:color w:val="000000"/>
           <w:kern w:val="0"/>
           <w:lang w:eastAsia="es-ES"/>
-          <ns2:ligatures ns2:val="none"/>
+          <w14:ligatures w14:val="none"/>
         </w:rPr>
         <w:t xml:space="preserve">le </w:t>
       </w:r>
@@ -1353,7 +1268,7 @@
           <w:color w:val="000000"/>
           <w:kern w:val="0"/>
           <w:lang w:eastAsia="es-ES"/>
-          <ns2:ligatures ns2:val="none"/>
+          <w14:ligatures w14:val="none"/>
         </w:rPr>
         <w:t xml:space="preserve">amenazó telefónicamente con proceder al retiro de la lápida. Ante esta amenaza, solicitó el </w:t>
       </w:r>
@@ -1363,7 +1278,7 @@
           <w:color w:val="000000"/>
           <w:kern w:val="0"/>
           <w:lang w:eastAsia="es-ES"/>
-          <ns2:ligatures ns2:val="none"/>
+          <w14:ligatures w14:val="none"/>
         </w:rPr>
         <w:t xml:space="preserve">reglamento interno del camposanto </w:t>
       </w:r>
@@ -1373,7 +1288,7 @@
           <w:color w:val="000000"/>
           <w:kern w:val="0"/>
           <w:lang w:eastAsia="es-ES"/>
-          <ns2:ligatures ns2:val="none"/>
+          <w14:ligatures w14:val="none"/>
         </w:rPr>
         <w:t xml:space="preserve">mediante el libro de reclamaciones, ya que </w:t>
       </w:r>
@@ -1383,7 +1298,7 @@
           <w:color w:val="000000"/>
           <w:kern w:val="0"/>
           <w:lang w:eastAsia="es-ES"/>
-          <ns2:ligatures ns2:val="none"/>
+          <w14:ligatures w14:val="none"/>
         </w:rPr>
         <w:t>le</w:t>
       </w:r>
@@ -1393,7 +1308,7 @@
           <w:color w:val="000000"/>
           <w:kern w:val="0"/>
           <w:lang w:eastAsia="es-ES"/>
-          <ns2:ligatures ns2:val="none"/>
+          <w14:ligatures w14:val="none"/>
         </w:rPr>
         <w:t xml:space="preserve"> sido negado </w:t>
       </w:r>
@@ -1403,7 +1318,7 @@
           <w:color w:val="000000"/>
           <w:kern w:val="0"/>
           <w:lang w:eastAsia="es-ES"/>
-          <ns2:ligatures ns2:val="none"/>
+          <w14:ligatures w14:val="none"/>
         </w:rPr>
         <w:t>en anteriores oportunidades, el cual fue entregado en febrero de 2025</w:t>
       </w:r>
@@ -1413,12 +1328,12 @@
           <w:color w:val="000000"/>
           <w:kern w:val="0"/>
           <w:lang w:eastAsia="es-ES"/>
-          <ns2:ligatures ns2:val="none"/>
+          <w14:ligatures w14:val="none"/>
         </w:rPr>
         <w:t>.</w:t>
       </w:r>
     </w:p>
-    <w:p ns2:paraId="0FE32330" ns2:textId="77777777">
+    <w:p>
       <w:pPr>
         <w:pStyle w:val="Prrafodelista"/>
         <w:rPr>
@@ -1426,11 +1341,11 @@
           <w:color w:val="000000"/>
           <w:kern w:val="0"/>
           <w:lang w:eastAsia="es-ES"/>
-          <ns2:ligatures ns2:val="none"/>
-        </w:rPr>
-      </w:pPr>
-    </w:p>
-    <w:p ns2:paraId="654155B3" ns2:textId="28CA8D17">
+          <w14:ligatures w14:val="none"/>
+        </w:rPr>
+      </w:pPr>
+    </w:p>
+    <w:p>
       <w:pPr>
         <w:pStyle w:val="Prrafodelista"/>
         <w:numPr>
@@ -1448,7 +1363,7 @@
           <w:color w:val="000000"/>
           <w:kern w:val="0"/>
           <w:lang w:eastAsia="es-ES"/>
-          <ns2:ligatures ns2:val="none"/>
+          <w14:ligatures w14:val="none"/>
         </w:rPr>
       </w:pPr>
       <w:r>
@@ -1457,7 +1372,7 @@
           <w:color w:val="000000"/>
           <w:kern w:val="0"/>
           <w:lang w:eastAsia="es-ES"/>
-          <ns2:ligatures ns2:val="none"/>
+          <w14:ligatures w14:val="none"/>
         </w:rPr>
         <w:t xml:space="preserve">El </w:t>
       </w:r>
@@ -1467,7 +1382,7 @@
           <w:color w:val="000000"/>
           <w:kern w:val="0"/>
           <w:lang w:eastAsia="es-ES"/>
-          <ns2:ligatures ns2:val="none"/>
+          <w14:ligatures w14:val="none"/>
         </w:rPr>
         <w:t>reglamento interno del camposanto</w:t>
       </w:r>
@@ -1477,7 +1392,7 @@
           <w:color w:val="000000"/>
           <w:kern w:val="0"/>
           <w:lang w:eastAsia="es-ES"/>
-          <ns2:ligatures ns2:val="none"/>
+          <w14:ligatures w14:val="none"/>
         </w:rPr>
         <w:t xml:space="preserve"> </w:t>
       </w:r>
@@ -1487,7 +1402,7 @@
           <w:color w:val="000000"/>
           <w:kern w:val="0"/>
           <w:lang w:eastAsia="es-ES"/>
-          <ns2:ligatures ns2:val="none"/>
+          <w14:ligatures w14:val="none"/>
         </w:rPr>
         <w:t xml:space="preserve">tenía </w:t>
       </w:r>
@@ -1497,7 +1412,7 @@
           <w:color w:val="000000"/>
           <w:kern w:val="0"/>
           <w:lang w:eastAsia="es-ES"/>
-          <ns2:ligatures ns2:val="none"/>
+          <w14:ligatures w14:val="none"/>
         </w:rPr>
         <w:t xml:space="preserve">una cláusula </w:t>
       </w:r>
@@ -1507,7 +1422,7 @@
           <w:color w:val="000000"/>
           <w:kern w:val="0"/>
           <w:lang w:eastAsia="es-ES"/>
-          <ns2:ligatures ns2:val="none"/>
+          <w14:ligatures w14:val="none"/>
         </w:rPr>
         <w:t>abusiva en su cláusula trece</w:t>
       </w:r>
@@ -1517,7 +1432,7 @@
           <w:color w:val="000000"/>
           <w:kern w:val="0"/>
           <w:lang w:eastAsia="es-ES"/>
-          <ns2:ligatures ns2:val="none"/>
+          <w14:ligatures w14:val="none"/>
         </w:rPr>
         <w:t xml:space="preserve">, inciso "d", que establecía que, en caso de falta de pago de seis (6) cuotas, consecutivas o no, la compañía podría disponer del total de los niveles del espacio de sepultura, incluyendo el retiro de la lápida y la exhumación de los restos en caso de mantener las cuotas impagas por </w:t>
       </w:r>
@@ -1527,7 +1442,7 @@
           <w:color w:val="000000"/>
           <w:kern w:val="0"/>
           <w:lang w:eastAsia="es-ES"/>
-          <ns2:ligatures ns2:val="none"/>
+          <w14:ligatures w14:val="none"/>
         </w:rPr>
         <w:t>treinta (</w:t>
       </w:r>
@@ -1537,7 +1452,7 @@
           <w:color w:val="000000"/>
           <w:kern w:val="0"/>
           <w:lang w:eastAsia="es-ES"/>
-          <ns2:ligatures ns2:val="none"/>
+          <w14:ligatures w14:val="none"/>
         </w:rPr>
         <w:t>30</w:t>
       </w:r>
@@ -1547,7 +1462,7 @@
           <w:color w:val="000000"/>
           <w:kern w:val="0"/>
           <w:lang w:eastAsia="es-ES"/>
-          <ns2:ligatures ns2:val="none"/>
+          <w14:ligatures w14:val="none"/>
         </w:rPr>
         <w:t>)</w:t>
       </w:r>
@@ -1557,12 +1472,12 @@
           <w:color w:val="000000"/>
           <w:kern w:val="0"/>
           <w:lang w:eastAsia="es-ES"/>
-          <ns2:ligatures ns2:val="none"/>
+          <w14:ligatures w14:val="none"/>
         </w:rPr>
         <w:t xml:space="preserve"> días después del retiro de la lápida.</w:t>
       </w:r>
     </w:p>
-    <w:p ns2:paraId="1681A792" ns2:textId="77777777">
+    <w:p>
       <w:pPr>
         <w:pStyle w:val="Prrafodelista"/>
         <w:spacing w:after="0" w:line="240" w:lineRule="auto"/>
@@ -1573,11 +1488,11 @@
           <w:color w:val="000000"/>
           <w:kern w:val="0"/>
           <w:lang w:eastAsia="es-ES"/>
-          <ns2:ligatures ns2:val="none"/>
-        </w:rPr>
-      </w:pPr>
-    </w:p>
-    <w:p ns2:paraId="2F9CF7F5" ns2:textId="1D0D22D0">
+          <w14:ligatures w14:val="none"/>
+        </w:rPr>
+      </w:pPr>
+    </w:p>
+    <w:p>
       <w:pPr>
         <w:pStyle w:val="Prrafodelista"/>
         <w:numPr>
@@ -1595,7 +1510,7 @@
           <w:color w:val="000000"/>
           <w:kern w:val="0"/>
           <w:lang w:eastAsia="es-ES"/>
-          <ns2:ligatures ns2:val="none"/>
+          <w14:ligatures w14:val="none"/>
         </w:rPr>
       </w:pPr>
       <w:r>
@@ -1604,7 +1519,7 @@
           <w:color w:val="000000"/>
           <w:kern w:val="0"/>
           <w:lang w:eastAsia="es-ES"/>
-          <ns2:ligatures ns2:val="none"/>
+          <w14:ligatures w14:val="none"/>
         </w:rPr>
         <w:t>Posteriormente</w:t>
       </w:r>
@@ -1614,7 +1529,7 @@
           <w:color w:val="000000"/>
           <w:kern w:val="0"/>
           <w:lang w:eastAsia="es-ES"/>
-          <ns2:ligatures ns2:val="none"/>
+          <w14:ligatures w14:val="none"/>
         </w:rPr>
         <w:t>,</w:t>
       </w:r>
@@ -1624,7 +1539,7 @@
           <w:color w:val="000000"/>
           <w:kern w:val="0"/>
           <w:lang w:eastAsia="es-ES"/>
-          <ns2:ligatures ns2:val="none"/>
+          <w14:ligatures w14:val="none"/>
         </w:rPr>
         <w:t xml:space="preserve"> se produjo el retiro de la lápida de mármol que cubría la sepultura de </w:t>
       </w:r>
@@ -1634,7 +1549,7 @@
           <w:color w:val="000000"/>
           <w:kern w:val="0"/>
           <w:lang w:eastAsia="es-ES"/>
-          <ns2:ligatures ns2:val="none"/>
+          <w14:ligatures w14:val="none"/>
         </w:rPr>
         <w:t>su</w:t>
       </w:r>
@@ -1644,7 +1559,7 @@
           <w:color w:val="000000"/>
           <w:kern w:val="0"/>
           <w:lang w:eastAsia="es-ES"/>
-          <ns2:ligatures ns2:val="none"/>
+          <w14:ligatures w14:val="none"/>
         </w:rPr>
         <w:t xml:space="preserve"> conviviente, siendo reemplazada por un bloque de concreto con inscripciones a mano. Este acto </w:t>
       </w:r>
@@ -1654,7 +1569,7 @@
           <w:color w:val="000000"/>
           <w:kern w:val="0"/>
           <w:lang w:eastAsia="es-ES"/>
-          <ns2:ligatures ns2:val="none"/>
+          <w14:ligatures w14:val="none"/>
         </w:rPr>
         <w:t xml:space="preserve">le </w:t>
       </w:r>
@@ -1664,7 +1579,7 @@
           <w:color w:val="000000"/>
           <w:kern w:val="0"/>
           <w:lang w:eastAsia="es-ES"/>
-          <ns2:ligatures ns2:val="none"/>
+          <w14:ligatures w14:val="none"/>
         </w:rPr>
         <w:t>causó un profundo daño moral</w:t>
       </w:r>
@@ -1674,7 +1589,7 @@
           <w:color w:val="000000"/>
           <w:kern w:val="0"/>
           <w:lang w:eastAsia="es-ES"/>
-          <ns2:ligatures ns2:val="none"/>
+          <w14:ligatures w14:val="none"/>
         </w:rPr>
         <w:t>, al ser</w:t>
       </w:r>
@@ -1684,7 +1599,7 @@
           <w:color w:val="000000"/>
           <w:kern w:val="0"/>
           <w:lang w:eastAsia="es-ES"/>
-          <ns2:ligatures ns2:val="none"/>
+          <w14:ligatures w14:val="none"/>
         </w:rPr>
         <w:t xml:space="preserve"> percibida como una profanación</w:t>
       </w:r>
@@ -1694,12 +1609,12 @@
           <w:color w:val="000000"/>
           <w:kern w:val="0"/>
           <w:lang w:eastAsia="es-ES"/>
-          <ns2:ligatures ns2:val="none"/>
+          <w14:ligatures w14:val="none"/>
         </w:rPr>
         <w:t>.</w:t>
       </w:r>
     </w:p>
-    <w:p ns2:paraId="33E14FF7" ns2:textId="77777777">
+    <w:p>
       <w:pPr>
         <w:tabs>
           <w:tab w:val="left" w:pos="1134"/>
@@ -1711,11 +1626,11 @@
           <w:color w:val="000000"/>
           <w:kern w:val="0"/>
           <w:lang w:eastAsia="es-ES"/>
-          <ns2:ligatures ns2:val="none"/>
-        </w:rPr>
-      </w:pPr>
-    </w:p>
-    <w:p ns2:paraId="65C58807" ns2:textId="474D8B79">
+          <w14:ligatures w14:val="none"/>
+        </w:rPr>
+      </w:pPr>
+    </w:p>
+    <w:p>
       <w:pPr>
         <w:numPr>
           <w:ilvl w:val="1"/>
@@ -1733,7 +1648,7 @@
           <w:color w:val="000000"/>
           <w:kern w:val="0"/>
           <w:lang w:val="es-ES" w:eastAsia="es-ES"/>
-          <ns2:ligatures ns2:val="none"/>
+          <w14:ligatures w14:val="none"/>
         </w:rPr>
       </w:pPr>
       <w:r>
@@ -1742,7 +1657,7 @@
           <w:color w:val="000000"/>
           <w:kern w:val="0"/>
           <w:lang w:val="es-ES" w:eastAsia="es-ES"/>
-          <ns2:ligatures ns2:val="none"/>
+          <w14:ligatures w14:val="none"/>
         </w:rPr>
         <w:t xml:space="preserve">El señor [APELLIDO] solicitó, en calidad de medida correctiva, que se ordene la nulidad de la cláusula 13, inciso "d" del reglamento interno del camposanto, en lo que respecta al retiro de lápidas y exhumación de restos por falta de pago. Asimismo, no requirió el reembolso de costos y costas del presente procedimiento.</w:t>
       </w:r>
@@ -1752,7 +1667,7 @@
           <w:color w:val="000000"/>
           <w:kern w:val="0"/>
           <w:lang w:val="es-ES" w:eastAsia="es-ES"/>
-          <ns2:ligatures ns2:val="none"/>
+          <w14:ligatures w14:val="none"/>
         </w:rPr>
         <w:t xml:space="preserve"/>
       </w:r>
@@ -1762,7 +1677,7 @@
           <w:color w:val="000000"/>
           <w:kern w:val="0"/>
           <w:lang w:val="es-ES" w:eastAsia="es-ES"/>
-          <ns2:ligatures ns2:val="none"/>
+          <w14:ligatures w14:val="none"/>
         </w:rPr>
         <w:t xml:space="preserve"/>
       </w:r>
@@ -1772,7 +1687,7 @@
           <w:color w:val="000000"/>
           <w:kern w:val="0"/>
           <w:lang w:val="es-ES" w:eastAsia="es-ES"/>
-          <ns2:ligatures ns2:val="none"/>
+          <w14:ligatures w14:val="none"/>
         </w:rPr>
         <w:t/>
       </w:r>
@@ -1782,7 +1697,7 @@
           <w:color w:val="000000"/>
           <w:kern w:val="0"/>
           <w:lang w:val="es-ES" w:eastAsia="es-ES"/>
-          <ns2:ligatures ns2:val="none"/>
+          <w14:ligatures w14:val="none"/>
         </w:rPr>
         <w:t xml:space="preserve"/>
       </w:r>
@@ -1792,7 +1707,7 @@
           <w:color w:val="000000"/>
           <w:kern w:val="0"/>
           <w:lang w:val="es-ES" w:eastAsia="es-ES"/>
-          <ns2:ligatures ns2:val="none"/>
+          <w14:ligatures w14:val="none"/>
         </w:rPr>
         <w:t xml:space="preserve"/>
       </w:r>
@@ -1802,7 +1717,7 @@
           <w:color w:val="000000"/>
           <w:kern w:val="0"/>
           <w:lang w:val="es-ES" w:eastAsia="es-ES"/>
-          <ns2:ligatures ns2:val="none"/>
+          <w14:ligatures w14:val="none"/>
         </w:rPr>
         <w:t xml:space="preserve"/>
       </w:r>
@@ -1812,7 +1727,7 @@
           <w:color w:val="000000"/>
           <w:kern w:val="0"/>
           <w:lang w:val="es-ES" w:eastAsia="es-ES"/>
-          <ns2:ligatures ns2:val="none"/>
+          <w14:ligatures w14:val="none"/>
         </w:rPr>
         <w:t/>
       </w:r>
@@ -1822,7 +1737,7 @@
           <w:color w:val="000000"/>
           <w:kern w:val="0"/>
           <w:lang w:val="es-ES" w:eastAsia="es-ES"/>
-          <ns2:ligatures ns2:val="none"/>
+          <w14:ligatures w14:val="none"/>
         </w:rPr>
         <w:t xml:space="preserve"/>
       </w:r>
@@ -1832,7 +1747,7 @@
           <w:color w:val="000000"/>
           <w:kern w:val="0"/>
           <w:lang w:val="es-ES" w:eastAsia="es-ES"/>
-          <ns2:ligatures ns2:val="none"/>
+          <w14:ligatures w14:val="none"/>
         </w:rPr>
         <w:t/>
       </w:r>
@@ -1842,7 +1757,7 @@
           <w:color w:val="000000"/>
           <w:kern w:val="0"/>
           <w:lang w:val="es-ES" w:eastAsia="es-ES"/>
-          <ns2:ligatures ns2:val="none"/>
+          <w14:ligatures w14:val="none"/>
         </w:rPr>
         <w:t xml:space="preserve"/>
       </w:r>
@@ -1852,7 +1767,7 @@
           <w:color w:val="000000"/>
           <w:kern w:val="0"/>
           <w:lang w:val="es-ES" w:eastAsia="es-ES"/>
-          <ns2:ligatures ns2:val="none"/>
+          <w14:ligatures w14:val="none"/>
         </w:rPr>
         <w:t/>
       </w:r>
@@ -1862,7 +1777,7 @@
           <w:color w:val="000000"/>
           <w:kern w:val="0"/>
           <w:lang w:val="es-ES" w:eastAsia="es-ES"/>
-          <ns2:ligatures ns2:val="none"/>
+          <w14:ligatures w14:val="none"/>
         </w:rPr>
         <w:t xml:space="preserve"/>
       </w:r>
@@ -1872,7 +1787,7 @@
           <w:color w:val="000000"/>
           <w:kern w:val="0"/>
           <w:lang w:val="es-ES" w:eastAsia="es-ES"/>
-          <ns2:ligatures ns2:val="none"/>
+          <w14:ligatures w14:val="none"/>
         </w:rPr>
         <w:t/>
       </w:r>
@@ -1882,7 +1797,7 @@
           <w:color w:val="000000"/>
           <w:kern w:val="0"/>
           <w:lang w:val="es-ES" w:eastAsia="es-ES"/>
-          <ns2:ligatures ns2:val="none"/>
+          <w14:ligatures w14:val="none"/>
         </w:rPr>
         <w:t xml:space="preserve"/>
       </w:r>
@@ -1892,7 +1807,7 @@
           <w:color w:val="000000"/>
           <w:kern w:val="0"/>
           <w:lang w:val="es-ES" w:eastAsia="es-ES"/>
-          <ns2:ligatures ns2:val="none"/>
+          <w14:ligatures w14:val="none"/>
         </w:rPr>
         <w:t/>
       </w:r>
@@ -1902,7 +1817,7 @@
           <w:color w:val="000000"/>
           <w:kern w:val="0"/>
           <w:lang w:val="es-ES" w:eastAsia="es-ES"/>
-          <ns2:ligatures ns2:val="none"/>
+          <w14:ligatures w14:val="none"/>
         </w:rPr>
         <w:t/>
       </w:r>
@@ -1912,7 +1827,7 @@
           <w:color w:val="000000"/>
           <w:kern w:val="0"/>
           <w:lang w:val="es-ES" w:eastAsia="es-ES"/>
-          <ns2:ligatures ns2:val="none"/>
+          <w14:ligatures w14:val="none"/>
         </w:rPr>
         <w:t xml:space="preserve"/>
       </w:r>
@@ -1922,7 +1837,7 @@
           <w:color w:val="000000"/>
           <w:kern w:val="0"/>
           <w:lang w:val="es-ES" w:eastAsia="es-ES"/>
-          <ns2:ligatures ns2:val="none"/>
+          <w14:ligatures w14:val="none"/>
         </w:rPr>
         <w:t/>
       </w:r>
@@ -1932,7 +1847,7 @@
           <w:color w:val="000000"/>
           <w:kern w:val="0"/>
           <w:lang w:val="es-ES" w:eastAsia="es-ES"/>
-          <ns2:ligatures ns2:val="none"/>
+          <w14:ligatures w14:val="none"/>
         </w:rPr>
         <w:t xml:space="preserve"/>
       </w:r>
@@ -1942,7 +1857,7 @@
           <w:color w:val="000000"/>
           <w:kern w:val="0"/>
           <w:lang w:val="es-ES" w:eastAsia="es-ES"/>
-          <ns2:ligatures ns2:val="none"/>
+          <w14:ligatures w14:val="none"/>
         </w:rPr>
         <w:t xml:space="preserve"/>
       </w:r>
@@ -1952,12 +1867,12 @@
           <w:color w:val="000000"/>
           <w:kern w:val="0"/>
           <w:lang w:val="es-ES" w:eastAsia="es-ES"/>
-          <ns2:ligatures ns2:val="none"/>
+          <w14:ligatures w14:val="none"/>
         </w:rPr>
         <w:t/>
       </w:r>
     </w:p>
-    <w:p ns2:paraId="66005174" ns2:textId="77777777">
+    <w:p>
       <w:pPr>
         <w:spacing w:after="0" w:line="240" w:lineRule="auto"/>
         <w:contextualSpacing/>
@@ -1968,11 +1883,11 @@
           <w:color w:val="000000"/>
           <w:kern w:val="0"/>
           <w:lang w:eastAsia="es-PE"/>
-          <ns2:ligatures ns2:val="none"/>
-        </w:rPr>
-      </w:pPr>
-    </w:p>
-    <w:p ns2:paraId="3541B1F9" ns2:textId="77777777">
+          <w14:ligatures w14:val="none"/>
+        </w:rPr>
+      </w:pPr>
+    </w:p>
+    <w:p>
       <w:pPr>
         <w:pStyle w:val="Prrafodelista"/>
         <w:numPr>
@@ -1992,22 +1907,22 @@
           <w:color w:val="000000"/>
           <w:kern w:val="0"/>
           <w:lang w:eastAsia="es-PE"/>
-          <ns2:ligatures ns2:val="none"/>
-        </w:rPr>
-      </w:pPr>
-      <w:r>
-        <w:rPr>
-          <w:rFonts w:ascii="Arial Narrow" w:eastAsia="Arial Narrow" w:hAnsi="Arial Narrow" w:cs="Arial Narrow"/>
-          <w:b/>
-          <w:color w:val="000000"/>
-          <w:kern w:val="0"/>
-          <w:lang w:eastAsia="es-PE"/>
-          <ns2:ligatures ns2:val="none"/>
+          <w14:ligatures w14:val="none"/>
+        </w:rPr>
+      </w:pPr>
+      <w:r>
+        <w:rPr>
+          <w:rFonts w:ascii="Arial Narrow" w:eastAsia="Arial Narrow" w:hAnsi="Arial Narrow" w:cs="Arial Narrow"/>
+          <w:b/>
+          <w:color w:val="000000"/>
+          <w:kern w:val="0"/>
+          <w:lang w:eastAsia="es-PE"/>
+          <w14:ligatures w14:val="none"/>
         </w:rPr>
         <w:t>DE LA ADMISIÓN A TRÁMITE DE LA DENUNCIA</w:t>
       </w:r>
     </w:p>
-    <w:p ns2:paraId="34556756" ns2:textId="77777777">
+    <w:p>
       <w:pPr>
         <w:spacing w:after="0" w:line="240" w:lineRule="auto"/>
         <w:ind w:left="567"/>
@@ -2019,11 +1934,11 @@
           <w:color w:val="000000"/>
           <w:kern w:val="0"/>
           <w:lang w:eastAsia="es-PE"/>
-          <ns2:ligatures ns2:val="none"/>
-        </w:rPr>
-      </w:pPr>
-    </w:p>
-    <w:p ns2:paraId="5F4266A4" ns2:textId="71B555B7">
+          <w14:ligatures w14:val="none"/>
+        </w:rPr>
+      </w:pPr>
+    </w:p>
+    <w:p>
       <w:pPr>
         <w:pStyle w:val="Prrafodelista"/>
         <w:numPr>
@@ -2036,7 +1951,7 @@
         <w:rPr>
           <w:rFonts w:ascii="Arial Narrow" w:eastAsia="Arial Narrow" w:hAnsi="Arial Narrow" w:cs="Arial Narrow"/>
           <w:kern w:val="0"/>
-          <ns2:ligatures ns2:val="none"/>
+          <w14:ligatures w14:val="none"/>
         </w:rPr>
       </w:pPr>
       <w:bookmarkStart w:id="1" w:name="_Hlk140755208"/>
@@ -2048,7 +1963,7 @@
           <w:color w:val="000000"/>
           <w:kern w:val="0"/>
           <w:lang w:eastAsia="es-PE"/>
-          <ns2:ligatures ns2:val="none"/>
+          <w14:ligatures w14:val="none"/>
         </w:rPr>
         <w:t>La Secretaría Técnica de la Comisión de Protección al Consumidor 1 (en adelante, la Secretaría Técnica), en ejercicio de sus facultades</w:t>
       </w:r>
@@ -2061,7 +1976,7 @@
           <w:rFonts w:ascii="Arial Narrow" w:eastAsia="Arial Narrow" w:hAnsi="Arial Narrow" w:cs="Arial Narrow"/>
           <w:kern w:val="0"/>
           <w:vertAlign w:val="superscript"/>
-          <ns2:ligatures ns2:val="none"/>
+          <w14:ligatures w14:val="none"/>
         </w:rPr>
         <w:footnoteReference w:id="2"/>
       </w:r>
@@ -2071,7 +1986,7 @@
           <w:color w:val="000000"/>
           <w:kern w:val="0"/>
           <w:lang w:eastAsia="es-PE"/>
-          <ns2:ligatures ns2:val="none"/>
+          <w14:ligatures w14:val="none"/>
         </w:rPr>
         <w:t xml:space="preserve">, </w:t>
       </w:r>
@@ -2081,7 +1996,7 @@
           <w:color w:val="000000"/>
           <w:kern w:val="0"/>
           <w:lang w:eastAsia="es-PE"/>
-          <ns2:ligatures ns2:val="none"/>
+          <w14:ligatures w14:val="none"/>
         </w:rPr>
         <w:t xml:space="preserve">considera </w:t>
       </w:r>
@@ -2089,7 +2004,7 @@
         <w:rPr>
           <w:rFonts w:ascii="Arial Narrow" w:eastAsia="Arial Narrow" w:hAnsi="Arial Narrow" w:cs="Arial Narrow"/>
           <w:kern w:val="0"/>
-          <ns2:ligatures ns2:val="none"/>
+          <w14:ligatures w14:val="none"/>
         </w:rPr>
         <w:t xml:space="preserve">que el hecho denunciado, consistente en que </w:t>
       </w:r>
@@ -2099,7 +2014,7 @@
           <w:color w:val="000000"/>
           <w:kern w:val="0"/>
           <w:lang w:eastAsia="es-PE"/>
-          <ns2:ligatures ns2:val="none"/>
+          <w14:ligatures w14:val="none"/>
         </w:rPr>
         <w:t>la compañía aseguradora habría incluido una cláusula abusiva en el reglamento interno del camposanto aplicable al contrato de adhesión de cesión de uso de sepultura suscrito por el denunciante, la cual se encontraba referida a una causal de resolución unilateral del contrato</w:t>
       </w:r>
@@ -2107,7 +2022,7 @@
         <w:rPr>
           <w:rFonts w:ascii="Arial Narrow" w:eastAsia="Arial Narrow" w:hAnsi="Arial Narrow" w:cs="Arial Narrow"/>
           <w:kern w:val="0"/>
-          <ns2:ligatures ns2:val="none"/>
+          <w14:ligatures w14:val="none"/>
         </w:rPr>
         <w:t xml:space="preserve">; involucraría una presunta afectación a sus expectativas, quien no habría encontrado una correspondencia entre lo que esperaba recibir </w:t>
       </w:r>
@@ -2115,7 +2030,7 @@
         <w:rPr>
           <w:rFonts w:ascii="Arial Narrow" w:eastAsia="Arial Narrow" w:hAnsi="Arial Narrow" w:cs="Arial Narrow"/>
           <w:kern w:val="0"/>
-          <ns2:ligatures ns2:val="none"/>
+          <w14:ligatures w14:val="none"/>
         </w:rPr>
         <w:t xml:space="preserve">de parte del proveedor y lo que realmente recibió. </w:t>
       </w:r>
@@ -2123,7 +2038,7 @@
         <w:rPr>
           <w:rFonts w:ascii="Arial Narrow" w:eastAsia="Arial Narrow" w:hAnsi="Arial Narrow" w:cs="Arial Narrow"/>
           <w:kern w:val="0"/>
-          <ns2:ligatures ns2:val="none"/>
+          <w14:ligatures w14:val="none"/>
         </w:rPr>
         <w:t xml:space="preserve">Por consiguiente, corresponde calificar el hecho materia de denuncia como una presunta infracción a la disposición sobre cláusulas abusivas, tipificado en </w:t>
       </w:r>
@@ -2137,7 +2052,7 @@
         <w:rPr>
           <w:rFonts w:ascii="Arial Narrow" w:eastAsia="Arial Narrow" w:hAnsi="Arial Narrow" w:cs="Arial"/>
           <w:kern w:val="0"/>
-          <ns2:ligatures ns2:val="none"/>
+          <w14:ligatures w14:val="none"/>
         </w:rPr>
         <w:t/>
       </w:r>
@@ -2151,7 +2066,7 @@
         <w:rPr>
           <w:rFonts w:ascii="Arial Narrow" w:eastAsia="Arial Narrow" w:hAnsi="Arial Narrow" w:cs="Arial"/>
           <w:kern w:val="0"/>
-          <ns2:ligatures ns2:val="none"/>
+          <w14:ligatures w14:val="none"/>
         </w:rPr>
         <w:t> y</w:t>
       </w:r>
@@ -2159,7 +2074,7 @@
         <w:rPr>
           <w:rFonts w:ascii="Arial Narrow" w:eastAsia="Arial Narrow" w:hAnsi="Arial Narrow" w:cs="Arial"/>
           <w:kern w:val="0"/>
-          <ns2:ligatures ns2:val="none"/>
+          <w14:ligatures w14:val="none"/>
         </w:rPr>
         <w:t xml:space="preserve"> </w:t>
       </w:r>
@@ -2169,7 +2084,7 @@
           <w:color w:val="000000"/>
           <w:kern w:val="0"/>
           <w:lang w:eastAsia="es-PE"/>
-          <ns2:ligatures ns2:val="none"/>
+          <w14:ligatures w14:val="none"/>
         </w:rPr>
         <w:t>al literal b) del artículo 50</w:t>
       </w:r>
@@ -2180,7 +2095,7 @@
           <w:color w:val="000000"/>
           <w:kern w:val="0"/>
           <w:lang w:eastAsia="es-PE"/>
-          <ns2:ligatures ns2:val="none"/>
+          <w14:ligatures w14:val="none"/>
         </w:rPr>
         <w:t/>
       </w:r>
@@ -2190,7 +2105,7 @@
           <w:rFonts w:ascii="Arial Narrow" w:eastAsia="Arial Narrow" w:hAnsi="Arial Narrow" w:cs="Arial"/>
           <w:kern w:val="0"/>
           <w:vertAlign w:val="superscript"/>
-          <ns2:ligatures ns2:val="none"/>
+          <w14:ligatures w14:val="none"/>
         </w:rPr>
         <w:footnoteReference w:id="3"/>
       </w:r>
@@ -2198,23 +2113,23 @@
         <w:rPr>
           <w:rFonts w:ascii="Arial Narrow" w:eastAsia="Arial Narrow" w:hAnsi="Arial Narrow" w:cs="Arial Narrow"/>
           <w:kern w:val="0"/>
-          <ns2:ligatures ns2:val="none"/>
+          <w14:ligatures w14:val="none"/>
         </w:rPr>
         <w:t>.</w:t>
       </w:r>
     </w:p>
-    <w:p ns2:paraId="2DC7B64E" ns2:textId="77777777">
-      <w:pPr>
-        <w:spacing w:after="0" w:line="240" w:lineRule="auto"/>
-        <w:jc w:val="both"/>
-        <w:rPr>
-          <w:rFonts w:ascii="Arial Narrow" w:eastAsia="Arial Narrow" w:hAnsi="Arial Narrow" w:cs="Arial Narrow"/>
-          <w:kern w:val="0"/>
-          <ns2:ligatures ns2:val="none"/>
-        </w:rPr>
-      </w:pPr>
-    </w:p>
-    <w:p ns2:paraId="61A99930" ns2:textId="22727984">
+    <w:p>
+      <w:pPr>
+        <w:spacing w:after="0" w:line="240" w:lineRule="auto"/>
+        <w:jc w:val="both"/>
+        <w:rPr>
+          <w:rFonts w:ascii="Arial Narrow" w:eastAsia="Arial Narrow" w:hAnsi="Arial Narrow" w:cs="Arial Narrow"/>
+          <w:kern w:val="0"/>
+          <w14:ligatures w14:val="none"/>
+        </w:rPr>
+      </w:pPr>
+    </w:p>
+    <w:p>
       <w:pPr>
         <w:pStyle w:val="Prrafodelista"/>
         <w:numPr>
@@ -2227,14 +2142,14 @@
         <w:rPr>
           <w:rFonts w:ascii="Arial Narrow" w:eastAsia="Arial Narrow" w:hAnsi="Arial Narrow" w:cs="Arial Narrow"/>
           <w:kern w:val="0"/>
-          <ns2:ligatures ns2:val="none"/>
-        </w:rPr>
-      </w:pPr>
-      <w:r>
-        <w:rPr>
-          <w:rFonts w:ascii="Arial Narrow" w:eastAsia="Arial Narrow" w:hAnsi="Arial Narrow" w:cs="Arial Narrow"/>
-          <w:kern w:val="0"/>
-          <ns2:ligatures ns2:val="none"/>
+          <w14:ligatures w14:val="none"/>
+        </w:rPr>
+      </w:pPr>
+      <w:r>
+        <w:rPr>
+          <w:rFonts w:ascii="Arial Narrow" w:eastAsia="Arial Narrow" w:hAnsi="Arial Narrow" w:cs="Arial Narrow"/>
+          <w:kern w:val="0"/>
+          <w14:ligatures w14:val="none"/>
         </w:rPr>
         <w:t xml:space="preserve">Asimismo, </w:t>
       </w:r>
@@ -2244,7 +2159,7 @@
           <w:color w:val="000000"/>
           <w:kern w:val="0"/>
           <w:lang w:eastAsia="es-PE"/>
-          <ns2:ligatures ns2:val="none"/>
+          <w14:ligatures w14:val="none"/>
         </w:rPr>
         <w:t>la Secretaría Técnica, en ejercici</w:t>
       </w:r>
@@ -2254,7 +2169,7 @@
           <w:color w:val="000000"/>
           <w:kern w:val="0"/>
           <w:lang w:eastAsia="es-PE"/>
-          <ns2:ligatures ns2:val="none"/>
+          <w14:ligatures w14:val="none"/>
         </w:rPr>
         <w:t>o de sus facultades, considera</w:t>
       </w:r>
@@ -2264,7 +2179,7 @@
           <w:color w:val="000000"/>
           <w:kern w:val="0"/>
           <w:lang w:eastAsia="es-PE"/>
-          <ns2:ligatures ns2:val="none"/>
+          <w14:ligatures w14:val="none"/>
         </w:rPr>
         <w:t xml:space="preserve"> </w:t>
       </w:r>
@@ -2272,7 +2187,7 @@
         <w:rPr>
           <w:rFonts w:ascii="Arial Narrow" w:eastAsia="Arial Narrow" w:hAnsi="Arial Narrow" w:cs="Arial"/>
           <w:kern w:val="0"/>
-          <ns2:ligatures ns2:val="none"/>
+          <w14:ligatures w14:val="none"/>
         </w:rPr>
         <w:t xml:space="preserve">que el hecho denunciado, consistente en que </w:t>
       </w:r>
@@ -2280,7 +2195,7 @@
         <w:rPr>
           <w:rFonts w:ascii="Arial Narrow" w:eastAsia="Arial Narrow" w:hAnsi="Arial Narrow" w:cs="Arial Narrow"/>
           <w:kern w:val="0"/>
-          <ns2:ligatures ns2:val="none"/>
+          <w14:ligatures w14:val="none"/>
         </w:rPr>
         <w:t>la compañía de seguros no habría cumplido oportunamente con entregar al denunciante el reglamento interno del camposanto vinculado al contrato de adhesión de cesión de uso de sepultura a perpetuidad suscrito</w:t>
       </w:r>
@@ -2288,7 +2203,7 @@
         <w:rPr>
           <w:rFonts w:ascii="Arial Narrow" w:eastAsia="Arial Narrow" w:hAnsi="Arial Narrow" w:cs="Arial"/>
           <w:kern w:val="0"/>
-          <ns2:ligatures ns2:val="none"/>
+          <w14:ligatures w14:val="none"/>
         </w:rPr>
         <w:t>. Por consiguiente, corresponde calificar el hecho materia de denuncia como una presunta infracción al deber de entregar a los usuarios copia de los contratos y demás documentación relacionada con dichos actos jurídicos, tipificado en el literal e) del artículo 47 del Código</w:t>
       </w:r>
@@ -2298,7 +2213,7 @@
           <w:rFonts w:ascii="Arial Narrow" w:eastAsia="Arial Narrow" w:hAnsi="Arial Narrow" w:cs="Arial"/>
           <w:kern w:val="0"/>
           <w:vertAlign w:val="superscript"/>
-          <ns2:ligatures ns2:val="none"/>
+          <w14:ligatures w14:val="none"/>
         </w:rPr>
         <w:footnoteReference w:id="4"/>
       </w:r>
@@ -2306,12 +2221,12 @@
         <w:rPr>
           <w:rFonts w:ascii="Arial Narrow" w:eastAsia="Arial Narrow" w:hAnsi="Arial Narrow" w:cs="Arial"/>
           <w:kern w:val="0"/>
-          <ns2:ligatures ns2:val="none"/>
+          <w14:ligatures w14:val="none"/>
         </w:rPr>
         <w:t>.</w:t>
       </w:r>
     </w:p>
-    <w:p ns2:paraId="432038D6" ns2:textId="0A9F6D75">
+    <w:p>
       <w:pPr>
         <w:spacing w:after="0" w:line="240" w:lineRule="auto"/>
         <w:jc w:val="both"/>
@@ -2319,11 +2234,11 @@
           <w:rFonts w:ascii="Arial Narrow" w:eastAsia="Calibri" w:hAnsi="Arial Narrow" w:cs="Arial Narrow"/>
           <w:kern w:val="0"/>
           <w:lang w:eastAsia="es-PE"/>
-          <ns2:ligatures ns2:val="none"/>
-        </w:rPr>
-      </w:pPr>
-    </w:p>
-    <w:p ns2:paraId="463134E5" ns2:textId="77777777">
+          <w14:ligatures w14:val="none"/>
+        </w:rPr>
+      </w:pPr>
+    </w:p>
+    <w:p>
       <w:pPr>
         <w:pStyle w:val="Prrafodelista"/>
         <w:numPr>
@@ -2337,7 +2252,7 @@
           <w:rFonts w:ascii="Arial Narrow" w:eastAsia="Calibri" w:hAnsi="Arial Narrow" w:cs="Arial Narrow"/>
           <w:kern w:val="0"/>
           <w:lang w:eastAsia="es-PE"/>
-          <ns2:ligatures ns2:val="none"/>
+          <w14:ligatures w14:val="none"/>
         </w:rPr>
       </w:pPr>
       <w:r>
@@ -2346,7 +2261,7 @@
           <w:color w:val="000000"/>
           <w:kern w:val="0"/>
           <w:lang w:eastAsia="es-PE"/>
-          <ns2:ligatures ns2:val="none"/>
+          <w14:ligatures w14:val="none"/>
         </w:rPr>
         <w:t>En tanto la denuncia reúne los requisitos establecidos por la norma citada, corresponde admitirla a trámite</w:t>
       </w:r>
@@ -2356,7 +2271,7 @@
           <w:rFonts w:ascii="Arial Narrow" w:eastAsia="Arial Narrow" w:hAnsi="Arial Narrow" w:cs="Arial Narrow"/>
           <w:kern w:val="0"/>
           <w:vertAlign w:val="superscript"/>
-          <ns2:ligatures ns2:val="none"/>
+          <w14:ligatures w14:val="none"/>
         </w:rPr>
         <w:footnoteReference w:id="5"/>
       </w:r>
@@ -2366,12 +2281,12 @@
           <w:color w:val="000000"/>
           <w:kern w:val="0"/>
           <w:lang w:eastAsia="es-PE"/>
-          <ns2:ligatures ns2:val="none"/>
+          <w14:ligatures w14:val="none"/>
         </w:rPr>
         <w:t>.</w:t>
       </w:r>
     </w:p>
-    <w:p ns2:paraId="68C71625" ns2:textId="77777777">
+    <w:p>
       <w:pPr>
         <w:spacing w:after="0" w:line="240" w:lineRule="auto"/>
         <w:ind w:left="567"/>
@@ -2382,11 +2297,11 @@
           <w:color w:val="000000"/>
           <w:kern w:val="0"/>
           <w:lang w:eastAsia="es-PE"/>
-          <ns2:ligatures ns2:val="none"/>
-        </w:rPr>
-      </w:pPr>
-    </w:p>
-    <w:p ns2:paraId="38A98B4B" ns2:textId="77777777">
+          <w14:ligatures w14:val="none"/>
+        </w:rPr>
+      </w:pPr>
+    </w:p>
+    <w:p>
       <w:pPr>
         <w:pStyle w:val="Prrafodelista"/>
         <w:numPr>
@@ -2406,17 +2321,17 @@
           <w:color w:val="000000"/>
           <w:kern w:val="0"/>
           <w:lang w:eastAsia="es-PE"/>
-          <ns2:ligatures ns2:val="none"/>
-        </w:rPr>
-      </w:pPr>
-      <w:r>
-        <w:rPr>
-          <w:rFonts w:ascii="Arial Narrow" w:eastAsia="Arial Narrow" w:hAnsi="Arial Narrow" w:cs="Arial Narrow"/>
-          <w:b/>
-          <w:color w:val="000000"/>
-          <w:kern w:val="0"/>
-          <w:lang w:eastAsia="es-PE"/>
-          <ns2:ligatures ns2:val="none"/>
+          <w14:ligatures w14:val="none"/>
+        </w:rPr>
+      </w:pPr>
+      <w:r>
+        <w:rPr>
+          <w:rFonts w:ascii="Arial Narrow" w:eastAsia="Arial Narrow" w:hAnsi="Arial Narrow" w:cs="Arial Narrow"/>
+          <w:b/>
+          <w:color w:val="000000"/>
+          <w:kern w:val="0"/>
+          <w:lang w:eastAsia="es-PE"/>
+          <w14:ligatures w14:val="none"/>
         </w:rPr>
         <w:t>REQUERIMIENTO DE INFORMACI</w:t>
       </w:r>
@@ -2427,7 +2342,7 @@
           <w:color w:val="000000"/>
           <w:kern w:val="0"/>
           <w:lang w:eastAsia="es-PE"/>
-          <ns2:ligatures ns2:val="none"/>
+          <w14:ligatures w14:val="none"/>
         </w:rPr>
         <w:t>Ó</w:t>
       </w:r>
@@ -2438,12 +2353,12 @@
           <w:color w:val="000000"/>
           <w:kern w:val="0"/>
           <w:lang w:eastAsia="es-PE"/>
-          <ns2:ligatures ns2:val="none"/>
+          <w14:ligatures w14:val="none"/>
         </w:rPr>
         <w:t>N</w:t>
       </w:r>
     </w:p>
-    <w:p ns2:paraId="5B518DC4" ns2:textId="77777777">
+    <w:p>
       <w:pPr>
         <w:spacing w:after="0" w:line="240" w:lineRule="auto"/>
         <w:jc w:val="both"/>
@@ -2452,11 +2367,11 @@
           <w:color w:val="000000"/>
           <w:kern w:val="0"/>
           <w:lang w:val="es-ES" w:eastAsia="es-ES"/>
-          <ns2:ligatures ns2:val="none"/>
-        </w:rPr>
-      </w:pPr>
-    </w:p>
-    <w:p ns2:paraId="62B88A04" ns2:textId="6DCE6618">
+          <w14:ligatures w14:val="none"/>
+        </w:rPr>
+      </w:pPr>
+    </w:p>
+    <w:p>
       <w:pPr>
         <w:pStyle w:val="Prrafodelista"/>
         <w:numPr>
@@ -2471,7 +2386,7 @@
           <w:color w:val="000000"/>
           <w:kern w:val="0"/>
           <w:lang w:val="es-ES" w:eastAsia="es-ES"/>
-          <ns2:ligatures ns2:val="none"/>
+          <w14:ligatures w14:val="none"/>
         </w:rPr>
       </w:pPr>
       <w:r>
@@ -2480,7 +2395,7 @@
           <w:color w:val="000000"/>
           <w:kern w:val="0"/>
           <w:lang w:val="es-ES" w:eastAsia="es-ES"/>
-          <ns2:ligatures ns2:val="none"/>
+          <w14:ligatures w14:val="none"/>
         </w:rPr>
         <w:t xml:space="preserve">A efectos de tener mayores elementos que sirvan para la resolución definitiva del presente caso, la Secretaría Técnica, en ejercicio de las facultades </w:t>
       </w:r>
@@ -2490,7 +2405,7 @@
           <w:color w:val="000000"/>
           <w:kern w:val="0"/>
           <w:lang w:val="es-ES" w:eastAsia="es-ES"/>
-          <ns2:ligatures ns2:val="none"/>
+          <w14:ligatures w14:val="none"/>
         </w:rPr>
         <w:t xml:space="preserve">que la ley le confiere, conviene requerir </w:t>
       </w:r>
@@ -2500,7 +2415,7 @@
           <w:color w:val="000000"/>
           <w:kern w:val="0"/>
           <w:lang w:val="es-ES" w:eastAsia="es-ES"/>
-          <ns2:ligatures ns2:val="none"/>
+          <w14:ligatures w14:val="none"/>
         </w:rPr>
         <w:t>a la compañía aseguradora</w:t>
       </w:r>
@@ -2510,7 +2425,7 @@
           <w:color w:val="000000"/>
           <w:kern w:val="0"/>
           <w:lang w:val="es-ES" w:eastAsia="es-ES"/>
-          <ns2:ligatures ns2:val="none"/>
+          <w14:ligatures w14:val="none"/>
         </w:rPr>
         <w:t xml:space="preserve"> que, en un plazo no mayor de</w:t>
       </w:r>
@@ -2520,7 +2435,7 @@
           <w:color w:val="000000"/>
           <w:kern w:val="0"/>
           <w:lang w:val="es-ES" w:eastAsia="es-ES"/>
-          <ns2:ligatures ns2:val="none"/>
+          <w14:ligatures w14:val="none"/>
         </w:rPr>
         <w:t xml:space="preserve"> cinco (5) días hábiles </w:t>
       </w:r>
@@ -2530,7 +2445,7 @@
           <w:color w:val="000000"/>
           <w:kern w:val="0"/>
           <w:lang w:val="es-ES" w:eastAsia="es-ES"/>
-          <ns2:ligatures ns2:val="none"/>
+          <w14:ligatures w14:val="none"/>
         </w:rPr>
         <w:t xml:space="preserve">contado a partir del día siguiente de la notificación de la presente resolución, cumpla con lo siguiente: </w:t>
       </w:r>
@@ -2540,7 +2455,7 @@
           <w:color w:val="000000"/>
           <w:kern w:val="0"/>
           <w:lang w:val="es-ES" w:eastAsia="es-ES"/>
-          <ns2:ligatures ns2:val="none"/>
+          <w14:ligatures w14:val="none"/>
         </w:rPr>
         <w:t xml:space="preserve">(i) presentar una copia completa, legible y debidamente suscrita del Seguro Desgravamen Camposanto Mapfre - Póliza Grupo </w:t>
       </w:r>
@@ -2551,7 +2466,7 @@
           <w:color w:val="000000"/>
           <w:kern w:val="0"/>
           <w:lang w:val="es-ES" w:eastAsia="es-ES"/>
-          <ns2:ligatures ns2:val="none"/>
+          <w14:ligatures w14:val="none"/>
         </w:rPr>
         <w:t/>
       </w:r>
@@ -2562,7 +2477,7 @@
           <w:color w:val="000000"/>
           <w:kern w:val="0"/>
           <w:lang w:val="es-ES" w:eastAsia="es-ES"/>
-          <ns2:ligatures ns2:val="none"/>
+          <w14:ligatures w14:val="none"/>
         </w:rPr>
         <w:t xml:space="preserve"> 6110710100019, así como el cargo de remisión de la póliza; (</w:t>
       </w:r>
@@ -2573,7 +2488,7 @@
           <w:color w:val="000000"/>
           <w:kern w:val="0"/>
           <w:lang w:val="es-ES" w:eastAsia="es-ES"/>
-          <ns2:ligatures ns2:val="none"/>
+          <w14:ligatures w14:val="none"/>
         </w:rPr>
         <w:t>ii</w:t>
       </w:r>
@@ -2584,7 +2499,7 @@
           <w:color w:val="000000"/>
           <w:kern w:val="0"/>
           <w:lang w:val="es-ES" w:eastAsia="es-ES"/>
-          <ns2:ligatures ns2:val="none"/>
+          <w14:ligatures w14:val="none"/>
         </w:rPr>
         <w:t>) presentar una copia completa, legible y debidamente suscrita del contrato de adhesión de cesión de uso de sepultura; (</w:t>
       </w:r>
@@ -2595,7 +2510,7 @@
           <w:color w:val="000000"/>
           <w:kern w:val="0"/>
           <w:lang w:val="es-ES" w:eastAsia="es-ES"/>
-          <ns2:ligatures ns2:val="none"/>
+          <w14:ligatures w14:val="none"/>
         </w:rPr>
         <w:t>iii</w:t>
       </w:r>
@@ -2606,7 +2521,7 @@
           <w:color w:val="000000"/>
           <w:kern w:val="0"/>
           <w:lang w:val="es-ES" w:eastAsia="es-ES"/>
-          <ns2:ligatures ns2:val="none"/>
+          <w14:ligatures w14:val="none"/>
         </w:rPr>
         <w:t>) presentar los medios probatorios que acrediten que entregó oportunamente el reglamento interno del camposanto al denunciante; y, (</w:t>
       </w:r>
@@ -2617,7 +2532,7 @@
           <w:color w:val="000000"/>
           <w:kern w:val="0"/>
           <w:lang w:val="es-ES" w:eastAsia="es-ES"/>
-          <ns2:ligatures ns2:val="none"/>
+          <w14:ligatures w14:val="none"/>
         </w:rPr>
         <w:t>iv</w:t>
       </w:r>
@@ -2628,7 +2543,7 @@
           <w:color w:val="000000"/>
           <w:kern w:val="0"/>
           <w:lang w:val="es-ES" w:eastAsia="es-ES"/>
-          <ns2:ligatures ns2:val="none"/>
+          <w14:ligatures w14:val="none"/>
         </w:rPr>
         <w:t>) presentar todas las comunicaciones cursadas con la parte denunciante en virtud del hecho materia de denuncia</w:t>
       </w:r>
@@ -2638,7 +2553,7 @@
           <w:color w:val="000000"/>
           <w:kern w:val="0"/>
           <w:lang w:val="es-ES" w:eastAsia="es-ES"/>
-          <ns2:ligatures ns2:val="none"/>
+          <w14:ligatures w14:val="none"/>
         </w:rPr>
         <w:t>.</w:t>
       </w:r>
@@ -2648,12 +2563,12 @@
           <w:color w:val="000000"/>
           <w:kern w:val="0"/>
           <w:lang w:eastAsia="es-ES"/>
-          <ns2:ligatures ns2:val="none"/>
+          <w14:ligatures w14:val="none"/>
         </w:rPr>
         <w:t xml:space="preserve"> </w:t>
       </w:r>
     </w:p>
-    <w:p ns2:paraId="5C93B848" ns2:textId="77777777">
+    <w:p>
       <w:pPr>
         <w:pStyle w:val="Prrafodelista"/>
         <w:spacing w:after="0" w:line="240" w:lineRule="auto"/>
@@ -2664,11 +2579,11 @@
           <w:color w:val="000000"/>
           <w:kern w:val="0"/>
           <w:lang w:val="es-ES" w:eastAsia="es-ES"/>
-          <ns2:ligatures ns2:val="none"/>
-        </w:rPr>
-      </w:pPr>
-    </w:p>
-    <w:p ns2:paraId="2A119386" ns2:textId="77777777">
+          <w14:ligatures w14:val="none"/>
+        </w:rPr>
+      </w:pPr>
+    </w:p>
+    <w:p>
       <w:pPr>
         <w:pStyle w:val="Prrafodelista"/>
         <w:numPr>
@@ -2688,36 +2603,36 @@
           <w:color w:val="000000"/>
           <w:kern w:val="0"/>
           <w:lang w:eastAsia="es-PE"/>
-          <ns2:ligatures ns2:val="none"/>
-        </w:rPr>
-      </w:pPr>
-      <w:r>
-        <w:rPr>
-          <w:rFonts w:ascii="Arial Narrow" w:eastAsia="Arial Narrow" w:hAnsi="Arial Narrow" w:cs="Arial Narrow"/>
-          <w:b/>
-          <w:color w:val="000000"/>
-          <w:kern w:val="0"/>
-          <w:lang w:eastAsia="es-PE"/>
-          <ns2:ligatures ns2:val="none"/>
+          <w14:ligatures w14:val="none"/>
+        </w:rPr>
+      </w:pPr>
+      <w:r>
+        <w:rPr>
+          <w:rFonts w:ascii="Arial Narrow" w:eastAsia="Arial Narrow" w:hAnsi="Arial Narrow" w:cs="Arial Narrow"/>
+          <w:b/>
+          <w:color w:val="000000"/>
+          <w:kern w:val="0"/>
+          <w:lang w:eastAsia="es-PE"/>
+          <w14:ligatures w14:val="none"/>
         </w:rPr>
         <w:t xml:space="preserve">RESOLUCIÓN DE LA SECRETARÍA TÉCNICA </w:t>
       </w:r>
     </w:p>
-    <w:p ns2:paraId="7F554EB2" ns2:textId="77777777">
-      <w:pPr>
-        <w:spacing w:after="0" w:line="240" w:lineRule="auto"/>
-        <w:jc w:val="both"/>
-        <w:rPr>
-          <w:rFonts w:ascii="Arial Narrow" w:eastAsia="Arial Narrow" w:hAnsi="Arial Narrow" w:cs="Arial Narrow"/>
-          <w:b/>
-          <w:color w:val="000000"/>
-          <w:kern w:val="0"/>
-          <w:lang w:eastAsia="es-PE"/>
-          <ns2:ligatures ns2:val="none"/>
-        </w:rPr>
-      </w:pPr>
-    </w:p>
-    <w:p ns2:paraId="40BE44E6" ns2:textId="49FD762E">
+    <w:p>
+      <w:pPr>
+        <w:spacing w:after="0" w:line="240" w:lineRule="auto"/>
+        <w:jc w:val="both"/>
+        <w:rPr>
+          <w:rFonts w:ascii="Arial Narrow" w:eastAsia="Arial Narrow" w:hAnsi="Arial Narrow" w:cs="Arial Narrow"/>
+          <w:b/>
+          <w:color w:val="000000"/>
+          <w:kern w:val="0"/>
+          <w:lang w:eastAsia="es-PE"/>
+          <w14:ligatures w14:val="none"/>
+        </w:rPr>
+      </w:pPr>
+    </w:p>
+    <w:p>
       <w:pPr>
         <w:spacing w:after="0" w:line="240" w:lineRule="auto"/>
         <w:jc w:val="both"/>
@@ -2726,17 +2641,17 @@
           <w:color w:val="000000"/>
           <w:kern w:val="0"/>
           <w:lang w:eastAsia="es-PE"/>
-          <ns2:ligatures ns2:val="none"/>
-        </w:rPr>
-      </w:pPr>
-      <w:r>
-        <w:rPr>
-          <w:rFonts w:ascii="Arial Narrow" w:eastAsia="Arial Narrow" w:hAnsi="Arial Narrow" w:cs="Arial Narrow"/>
-          <w:b/>
-          <w:color w:val="000000"/>
-          <w:kern w:val="0"/>
-          <w:lang w:eastAsia="es-PE"/>
-          <ns2:ligatures ns2:val="none"/>
+          <w14:ligatures w14:val="none"/>
+        </w:rPr>
+      </w:pPr>
+      <w:r>
+        <w:rPr>
+          <w:rFonts w:ascii="Arial Narrow" w:eastAsia="Arial Narrow" w:hAnsi="Arial Narrow" w:cs="Arial Narrow"/>
+          <w:b/>
+          <w:color w:val="000000"/>
+          <w:kern w:val="0"/>
+          <w:lang w:eastAsia="es-PE"/>
+          <w14:ligatures w14:val="none"/>
         </w:rPr>
         <w:t xml:space="preserve">PRIMERO: admitir a trámite la denuncia del 19 de agosto de 2025, subsanada mediante escrito del 12 de setiembre de 2025, interpuesta por el señor [DENUNCIANTE] contra Mapfre Perú Compañía de Seguros y Reaseguros S.A., por lo siguiente:</w:t>
       </w:r>
@@ -2747,7 +2662,7 @@
           <w:kern w:val="0"/>
           <w:shd w:val="clear" w:color="auto" w:fill="FFFFFF"/>
           <w:lang w:eastAsia="es-PE"/>
-          <ns2:ligatures ns2:val="none"/>
+          <w14:ligatures w14:val="none"/>
         </w:rPr>
         <w:t xml:space="preserve"/>
       </w:r>
@@ -2758,7 +2673,7 @@
           <w:kern w:val="0"/>
           <w:shd w:val="clear" w:color="auto" w:fill="FFFFFF"/>
           <w:lang w:eastAsia="es-PE"/>
-          <ns2:ligatures ns2:val="none"/>
+          <w14:ligatures w14:val="none"/>
         </w:rPr>
         <w:t xml:space="preserve"/>
       </w:r>
@@ -2769,7 +2684,7 @@
           <w:kern w:val="0"/>
           <w:shd w:val="clear" w:color="auto" w:fill="FFFFFF"/>
           <w:lang w:eastAsia="es-PE"/>
-          <ns2:ligatures ns2:val="none"/>
+          <w14:ligatures w14:val="none"/>
         </w:rPr>
         <w:t xml:space="preserve"/>
       </w:r>
@@ -2780,7 +2695,7 @@
           <w:kern w:val="0"/>
           <w:shd w:val="clear" w:color="auto" w:fill="FFFFFF"/>
           <w:lang w:eastAsia="es-PE"/>
-          <ns2:ligatures ns2:val="none"/>
+          <w14:ligatures w14:val="none"/>
         </w:rPr>
         <w:t xml:space="preserve"/>
       </w:r>
@@ -2791,7 +2706,7 @@
           <w:kern w:val="0"/>
           <w:shd w:val="clear" w:color="auto" w:fill="FFFFFF"/>
           <w:lang w:eastAsia="es-PE"/>
-          <ns2:ligatures ns2:val="none"/>
+          <w14:ligatures w14:val="none"/>
         </w:rPr>
         <w:t xml:space="preserve"/>
       </w:r>
@@ -2802,7 +2717,7 @@
           <w:kern w:val="0"/>
           <w:shd w:val="clear" w:color="auto" w:fill="FFFFFF"/>
           <w:lang w:eastAsia="es-PE"/>
-          <ns2:ligatures ns2:val="none"/>
+          <w14:ligatures w14:val="none"/>
         </w:rPr>
         <w:t xml:space="preserve"/>
       </w:r>
@@ -2813,7 +2728,7 @@
           <w:kern w:val="0"/>
           <w:shd w:val="clear" w:color="auto" w:fill="FFFFFF"/>
           <w:lang w:eastAsia="es-PE"/>
-          <ns2:ligatures ns2:val="none"/>
+          <w14:ligatures w14:val="none"/>
         </w:rPr>
         <w:t/>
       </w:r>
@@ -2824,7 +2739,7 @@
           <w:kern w:val="0"/>
           <w:shd w:val="clear" w:color="auto" w:fill="FFFFFF"/>
           <w:lang w:eastAsia="es-PE"/>
-          <ns2:ligatures ns2:val="none"/>
+          <w14:ligatures w14:val="none"/>
         </w:rPr>
         <w:t xml:space="preserve"/>
       </w:r>
@@ -2835,12 +2750,12 @@
           <w:kern w:val="0"/>
           <w:shd w:val="clear" w:color="auto" w:fill="FFFFFF"/>
           <w:lang w:eastAsia="es-PE"/>
-          <ns2:ligatures ns2:val="none"/>
+          <w14:ligatures w14:val="none"/>
         </w:rPr>
         <w:t/>
       </w:r>
     </w:p>
-    <w:p ns2:paraId="5E66126E" ns2:textId="77777777">
+    <w:p>
       <w:pPr>
         <w:spacing w:after="0" w:line="240" w:lineRule="auto"/>
         <w:jc w:val="both"/>
@@ -2849,11 +2764,11 @@
           <w:color w:val="000000"/>
           <w:kern w:val="0"/>
           <w:lang w:eastAsia="es-PE"/>
-          <ns2:ligatures ns2:val="none"/>
-        </w:rPr>
-      </w:pPr>
-    </w:p>
-    <w:p ns2:paraId="0CDDEEDD" ns2:textId="43BA06BA">
+          <w14:ligatures w14:val="none"/>
+        </w:rPr>
+      </w:pPr>
+    </w:p>
+    <w:p>
       <w:pPr>
         <w:pStyle w:val="Prrafodelista"/>
         <w:numPr>
@@ -2871,7 +2786,7 @@
           <w:rFonts w:ascii="Arial Narrow" w:eastAsia="Calibri" w:hAnsi="Arial Narrow" w:cs="Arial Narrow"/>
           <w:kern w:val="0"/>
           <w:lang w:eastAsia="es-PE"/>
-          <ns2:ligatures ns2:val="none"/>
+          <w14:ligatures w14:val="none"/>
         </w:rPr>
       </w:pPr>
       <w:r>
@@ -2880,7 +2795,7 @@
           <w:color w:val="000000"/>
           <w:kern w:val="0"/>
           <w:lang w:eastAsia="es-PE"/>
-          <ns2:ligatures ns2:val="none"/>
+          <w14:ligatures w14:val="none"/>
         </w:rPr>
         <w:t>Presunta infracción al numeral 49.1</w:t>
       </w:r>
@@ -2891,7 +2806,7 @@
           <w:color w:val="000000"/>
           <w:kern w:val="0"/>
           <w:lang w:eastAsia="es-PE"/>
-          <ns2:ligatures ns2:val="none"/>
+          <w14:ligatures w14:val="none"/>
         </w:rPr>
         <w:t/>
       </w:r>
@@ -2901,7 +2816,7 @@
           <w:color w:val="000000"/>
           <w:kern w:val="0"/>
           <w:lang w:eastAsia="es-PE"/>
-          <ns2:ligatures ns2:val="none"/>
+          <w14:ligatures w14:val="none"/>
         </w:rPr>
         <w:t xml:space="preserve"> del artículo </w:t>
       </w:r>
@@ -2911,7 +2826,7 @@
           <w:color w:val="000000"/>
           <w:kern w:val="0"/>
           <w:lang w:eastAsia="es-PE"/>
-          <ns2:ligatures ns2:val="none"/>
+          <w14:ligatures w14:val="none"/>
         </w:rPr>
         <w:t>49</w:t>
       </w:r>
@@ -2922,7 +2837,7 @@
           <w:color w:val="000000"/>
           <w:kern w:val="0"/>
           <w:lang w:eastAsia="es-PE"/>
-          <ns2:ligatures ns2:val="none"/>
+          <w14:ligatures w14:val="none"/>
         </w:rPr>
         <w:t/>
       </w:r>
@@ -2932,7 +2847,7 @@
           <w:color w:val="000000"/>
           <w:kern w:val="0"/>
           <w:lang w:eastAsia="es-PE"/>
-          <ns2:ligatures ns2:val="none"/>
+          <w14:ligatures w14:val="none"/>
         </w:rPr>
         <w:t xml:space="preserve"> </w:t>
       </w:r>
@@ -2942,7 +2857,7 @@
           <w:color w:val="000000"/>
           <w:kern w:val="0"/>
           <w:lang w:eastAsia="es-PE"/>
-          <ns2:ligatures ns2:val="none"/>
+          <w14:ligatures w14:val="none"/>
         </w:rPr>
         <w:t>y al</w:t>
       </w:r>
@@ -2952,7 +2867,7 @@
           <w:color w:val="000000"/>
           <w:kern w:val="0"/>
           <w:lang w:eastAsia="es-PE"/>
-          <ns2:ligatures ns2:val="none"/>
+          <w14:ligatures w14:val="none"/>
         </w:rPr>
         <w:t xml:space="preserve"> literal </w:t>
       </w:r>
@@ -2962,7 +2877,7 @@
           <w:color w:val="000000"/>
           <w:kern w:val="0"/>
           <w:lang w:eastAsia="es-PE"/>
-          <ns2:ligatures ns2:val="none"/>
+          <w14:ligatures w14:val="none"/>
         </w:rPr>
         <w:t>b</w:t>
       </w:r>
@@ -2972,7 +2887,7 @@
           <w:color w:val="000000"/>
           <w:kern w:val="0"/>
           <w:lang w:eastAsia="es-PE"/>
-          <ns2:ligatures ns2:val="none"/>
+          <w14:ligatures w14:val="none"/>
         </w:rPr>
         <w:t>) del artículo 50</w:t>
       </w:r>
@@ -2983,7 +2898,7 @@
           <w:color w:val="000000"/>
           <w:kern w:val="0"/>
           <w:lang w:eastAsia="es-PE"/>
-          <ns2:ligatures ns2:val="none"/>
+          <w14:ligatures w14:val="none"/>
         </w:rPr>
         <w:t/>
       </w:r>
@@ -2993,7 +2908,7 @@
           <w:color w:val="000000"/>
           <w:kern w:val="0"/>
           <w:lang w:eastAsia="es-PE"/>
-          <ns2:ligatures ns2:val="none"/>
+          <w14:ligatures w14:val="none"/>
         </w:rPr>
         <w:t xml:space="preserve"> </w:t>
       </w:r>
@@ -3003,7 +2918,7 @@
           <w:color w:val="000000"/>
           <w:kern w:val="0"/>
           <w:lang w:eastAsia="es-PE"/>
-          <ns2:ligatures ns2:val="none"/>
+          <w14:ligatures w14:val="none"/>
         </w:rPr>
         <w:t xml:space="preserve">de la Ley </w:t>
       </w:r>
@@ -3014,7 +2929,7 @@
           <w:color w:val="000000"/>
           <w:kern w:val="0"/>
           <w:lang w:eastAsia="es-PE"/>
-          <ns2:ligatures ns2:val="none"/>
+          <w14:ligatures w14:val="none"/>
         </w:rPr>
         <w:t/>
       </w:r>
@@ -3025,7 +2940,7 @@
           <w:color w:val="000000"/>
           <w:kern w:val="0"/>
           <w:lang w:eastAsia="es-PE"/>
-          <ns2:ligatures ns2:val="none"/>
+          <w14:ligatures w14:val="none"/>
         </w:rPr>
         <w:t xml:space="preserve"> 29571, Código de Protección y Defensa del Consumidor, en tanto la compañía aseguradora habría incluido una cláusula abusiva </w:t>
       </w:r>
@@ -3035,7 +2950,7 @@
           <w:color w:val="000000"/>
           <w:kern w:val="0"/>
           <w:lang w:eastAsia="es-PE"/>
-          <ns2:ligatures ns2:val="none"/>
+          <w14:ligatures w14:val="none"/>
         </w:rPr>
         <w:t xml:space="preserve">en el </w:t>
       </w:r>
@@ -3045,7 +2960,7 @@
           <w:color w:val="000000"/>
           <w:kern w:val="0"/>
           <w:lang w:eastAsia="es-ES"/>
-          <ns2:ligatures ns2:val="none"/>
+          <w14:ligatures w14:val="none"/>
         </w:rPr>
         <w:t xml:space="preserve">reglamento interno del camposanto aplicable al contrato </w:t>
       </w:r>
@@ -3055,7 +2970,7 @@
           <w:color w:val="000000"/>
           <w:kern w:val="0"/>
           <w:lang w:val="es-ES" w:eastAsia="es-ES"/>
-          <ns2:ligatures ns2:val="none"/>
+          <w14:ligatures w14:val="none"/>
         </w:rPr>
         <w:t>de adhesión de cesión de uso de sepultura suscrito por el denunciante</w:t>
       </w:r>
@@ -3065,7 +2980,7 @@
           <w:color w:val="000000"/>
           <w:kern w:val="0"/>
           <w:lang w:eastAsia="es-PE"/>
-          <ns2:ligatures ns2:val="none"/>
+          <w14:ligatures w14:val="none"/>
         </w:rPr>
         <w:t xml:space="preserve">, la cual se encontraba referida a </w:t>
       </w:r>
@@ -3075,7 +2990,7 @@
           <w:color w:val="000000"/>
           <w:kern w:val="0"/>
           <w:lang w:eastAsia="es-PE"/>
-          <ns2:ligatures ns2:val="none"/>
+          <w14:ligatures w14:val="none"/>
         </w:rPr>
         <w:t>una</w:t>
       </w:r>
@@ -3085,7 +3000,7 @@
           <w:color w:val="000000"/>
           <w:kern w:val="0"/>
           <w:lang w:eastAsia="es-PE"/>
-          <ns2:ligatures ns2:val="none"/>
+          <w14:ligatures w14:val="none"/>
         </w:rPr>
         <w:t xml:space="preserve"> causal de </w:t>
       </w:r>
@@ -3095,7 +3010,7 @@
           <w:color w:val="000000"/>
           <w:kern w:val="0"/>
           <w:lang w:eastAsia="es-PE"/>
-          <ns2:ligatures ns2:val="none"/>
+          <w14:ligatures w14:val="none"/>
         </w:rPr>
         <w:t>resolución unilateral del contrato</w:t>
       </w:r>
@@ -3105,12 +3020,12 @@
           <w:color w:val="000000"/>
           <w:kern w:val="0"/>
           <w:lang w:eastAsia="es-PE"/>
-          <ns2:ligatures ns2:val="none"/>
+          <w14:ligatures w14:val="none"/>
         </w:rPr>
         <w:t>.</w:t>
       </w:r>
     </w:p>
-    <w:p ns2:paraId="163CBB5D" ns2:textId="77777777">
+    <w:p>
       <w:pPr>
         <w:spacing w:after="0" w:line="240" w:lineRule="auto"/>
         <w:jc w:val="both"/>
@@ -3118,11 +3033,11 @@
           <w:rFonts w:ascii="Arial Narrow" w:eastAsia="Calibri" w:hAnsi="Arial Narrow" w:cs="Arial Narrow"/>
           <w:kern w:val="0"/>
           <w:lang w:eastAsia="es-PE"/>
-          <ns2:ligatures ns2:val="none"/>
-        </w:rPr>
-      </w:pPr>
-    </w:p>
-    <w:p ns2:paraId="0B0291C5" ns2:textId="6FF7003C">
+          <w14:ligatures w14:val="none"/>
+        </w:rPr>
+      </w:pPr>
+    </w:p>
+    <w:p>
       <w:pPr>
         <w:pStyle w:val="Prrafodelista"/>
         <w:numPr>
@@ -3139,14 +3054,14 @@
         <w:rPr>
           <w:rFonts w:ascii="Arial Narrow" w:eastAsia="Arial Narrow" w:hAnsi="Arial Narrow" w:cs="Arial Narrow"/>
           <w:kern w:val="0"/>
-          <ns2:ligatures ns2:val="none"/>
-        </w:rPr>
-      </w:pPr>
-      <w:r>
-        <w:rPr>
-          <w:rFonts w:ascii="Arial Narrow" w:eastAsia="Arial Narrow" w:hAnsi="Arial Narrow" w:cs="Arial Narrow"/>
-          <w:kern w:val="0"/>
-          <ns2:ligatures ns2:val="none"/>
+          <w14:ligatures w14:val="none"/>
+        </w:rPr>
+      </w:pPr>
+      <w:r>
+        <w:rPr>
+          <w:rFonts w:ascii="Arial Narrow" w:eastAsia="Arial Narrow" w:hAnsi="Arial Narrow" w:cs="Arial Narrow"/>
+          <w:kern w:val="0"/>
+          <w14:ligatures w14:val="none"/>
         </w:rPr>
         <w:t xml:space="preserve">Presunta </w:t>
       </w:r>
@@ -3156,7 +3071,7 @@
           <w:kern w:val="0"/>
           <w:shd w:val="clear" w:color="auto" w:fill="FFFFFF"/>
           <w:lang w:eastAsia="es-PE"/>
-          <ns2:ligatures ns2:val="none"/>
+          <w14:ligatures w14:val="none"/>
         </w:rPr>
         <w:t>infracción al literal</w:t>
       </w:r>
@@ -3166,7 +3081,7 @@
           <w:kern w:val="0"/>
           <w:shd w:val="clear" w:color="auto" w:fill="FFFFFF"/>
           <w:lang w:eastAsia="es-PE"/>
-          <ns2:ligatures ns2:val="none"/>
+          <w14:ligatures w14:val="none"/>
         </w:rPr>
         <w:t xml:space="preserve"> e) del artículo 47</w:t>
       </w:r>
@@ -3177,7 +3092,7 @@
           <w:color w:val="000000"/>
           <w:kern w:val="0"/>
           <w:lang w:eastAsia="es-PE"/>
-          <ns2:ligatures ns2:val="none"/>
+          <w14:ligatures w14:val="none"/>
         </w:rPr>
         <w:t/>
       </w:r>
@@ -3187,7 +3102,7 @@
           <w:kern w:val="0"/>
           <w:shd w:val="clear" w:color="auto" w:fill="FFFFFF"/>
           <w:lang w:eastAsia="es-PE"/>
-          <ns2:ligatures ns2:val="none"/>
+          <w14:ligatures w14:val="none"/>
         </w:rPr>
         <w:t xml:space="preserve"> </w:t>
       </w:r>
@@ -3195,7 +3110,7 @@
         <w:rPr>
           <w:rFonts w:ascii="Arial Narrow" w:eastAsia="Calibri" w:hAnsi="Arial Narrow" w:cs="Arial"/>
           <w:kern w:val="0"/>
-          <ns2:ligatures ns2:val="none"/>
+          <w14:ligatures w14:val="none"/>
         </w:rPr>
         <w:t>de</w:t>
       </w:r>
@@ -3205,7 +3120,7 @@
           <w:kern w:val="0"/>
           <w:shd w:val="clear" w:color="auto" w:fill="FFFFFF"/>
           <w:lang w:eastAsia="es-PE"/>
-          <ns2:ligatures ns2:val="none"/>
+          <w14:ligatures w14:val="none"/>
         </w:rPr>
         <w:t xml:space="preserve"> la Ley 29571, Código de Protección y Defensa del Consumidor, </w:t>
       </w:r>
@@ -3216,7 +3131,7 @@
           <w:color w:val="000000"/>
           <w:kern w:val="0"/>
           <w:lang w:eastAsia="es-PE"/>
-          <ns2:ligatures ns2:val="none"/>
+          <w14:ligatures w14:val="none"/>
         </w:rPr>
         <w:t xml:space="preserve">en tanto </w:t>
       </w:r>
@@ -3224,7 +3139,7 @@
         <w:rPr>
           <w:rFonts w:ascii="Arial Narrow" w:eastAsia="Arial Narrow" w:hAnsi="Arial Narrow" w:cs="Arial Narrow"/>
           <w:kern w:val="0"/>
-          <ns2:ligatures ns2:val="none"/>
+          <w14:ligatures w14:val="none"/>
         </w:rPr>
         <w:t xml:space="preserve">la compañía de seguros </w:t>
       </w:r>
@@ -3234,7 +3149,7 @@
           <w:kern w:val="0"/>
           <w:shd w:val="clear" w:color="auto" w:fill="FFFFFF"/>
           <w:lang w:eastAsia="es-PE"/>
-          <ns2:ligatures ns2:val="none"/>
+          <w14:ligatures w14:val="none"/>
         </w:rPr>
         <w:t>no habría</w:t>
       </w:r>
@@ -3245,7 +3160,7 @@
           <w:color w:val="000000"/>
           <w:kern w:val="0"/>
           <w:lang w:eastAsia="es-PE"/>
-          <ns2:ligatures ns2:val="none"/>
+          <w14:ligatures w14:val="none"/>
         </w:rPr>
         <w:t xml:space="preserve"> cumplido </w:t>
       </w:r>
@@ -3255,7 +3170,7 @@
           <w:color w:val="000000"/>
           <w:kern w:val="0"/>
           <w:lang w:eastAsia="es-ES"/>
-          <ns2:ligatures ns2:val="none"/>
+          <w14:ligatures w14:val="none"/>
         </w:rPr>
         <w:t xml:space="preserve">oportunamente </w:t>
       </w:r>
@@ -3266,7 +3181,7 @@
           <w:color w:val="000000"/>
           <w:kern w:val="0"/>
           <w:lang w:eastAsia="es-PE"/>
-          <ns2:ligatures ns2:val="none"/>
+          <w14:ligatures w14:val="none"/>
         </w:rPr>
         <w:t>con entregar a</w:t>
       </w:r>
@@ -3277,7 +3192,7 @@
           <w:color w:val="000000"/>
           <w:kern w:val="0"/>
           <w:lang w:eastAsia="es-PE"/>
-          <ns2:ligatures ns2:val="none"/>
+          <w14:ligatures w14:val="none"/>
         </w:rPr>
         <w:t>l</w:t>
       </w:r>
@@ -3288,7 +3203,7 @@
           <w:color w:val="000000"/>
           <w:kern w:val="0"/>
           <w:lang w:eastAsia="es-PE"/>
-          <ns2:ligatures ns2:val="none"/>
+          <w14:ligatures w14:val="none"/>
         </w:rPr>
         <w:t xml:space="preserve"> denunciante </w:t>
       </w:r>
@@ -3299,7 +3214,7 @@
           <w:color w:val="000000"/>
           <w:kern w:val="0"/>
           <w:lang w:eastAsia="es-PE"/>
-          <ns2:ligatures ns2:val="none"/>
+          <w14:ligatures w14:val="none"/>
         </w:rPr>
         <w:t>el</w:t>
       </w:r>
@@ -3310,7 +3225,7 @@
           <w:color w:val="000000"/>
           <w:kern w:val="0"/>
           <w:lang w:eastAsia="es-PE"/>
-          <ns2:ligatures ns2:val="none"/>
+          <w14:ligatures w14:val="none"/>
         </w:rPr>
         <w:t xml:space="preserve"> </w:t>
       </w:r>
@@ -3321,7 +3236,7 @@
           <w:color w:val="000000"/>
           <w:kern w:val="0"/>
           <w:lang w:eastAsia="es-PE"/>
-          <ns2:ligatures ns2:val="none"/>
+          <w14:ligatures w14:val="none"/>
         </w:rPr>
         <w:t xml:space="preserve">reglamento interno del camposanto vinculado al </w:t>
       </w:r>
@@ -3331,7 +3246,7 @@
           <w:color w:val="000000"/>
           <w:kern w:val="0"/>
           <w:lang w:eastAsia="es-ES"/>
-          <ns2:ligatures ns2:val="none"/>
+          <w14:ligatures w14:val="none"/>
         </w:rPr>
         <w:t>contrato de adhesión de cesión de uso de sepultura a perpetuidad suscrito</w:t>
       </w:r>
@@ -3339,23 +3254,23 @@
         <w:rPr>
           <w:rFonts w:ascii="Arial Narrow" w:eastAsia="Arial Narrow" w:hAnsi="Arial Narrow" w:cs="Arial Narrow"/>
           <w:kern w:val="0"/>
-          <ns2:ligatures ns2:val="none"/>
+          <w14:ligatures w14:val="none"/>
         </w:rPr>
         <w:t>.</w:t>
       </w:r>
     </w:p>
-    <w:p ns2:paraId="042B3F54" ns2:textId="777BBF33">
-      <w:pPr>
-        <w:spacing w:after="0" w:line="240" w:lineRule="auto"/>
-        <w:jc w:val="both"/>
-        <w:rPr>
-          <w:rFonts w:ascii="Arial Narrow" w:eastAsia="Arial Narrow" w:hAnsi="Arial Narrow" w:cs="Arial Narrow"/>
-          <w:kern w:val="0"/>
-          <ns2:ligatures ns2:val="none"/>
-        </w:rPr>
-      </w:pPr>
-    </w:p>
-    <w:p ns2:paraId="0A292C9F" ns2:textId="251A3031">
+    <w:p>
+      <w:pPr>
+        <w:spacing w:after="0" w:line="240" w:lineRule="auto"/>
+        <w:jc w:val="both"/>
+        <w:rPr>
+          <w:rFonts w:ascii="Arial Narrow" w:eastAsia="Arial Narrow" w:hAnsi="Arial Narrow" w:cs="Arial Narrow"/>
+          <w:kern w:val="0"/>
+          <w14:ligatures w14:val="none"/>
+        </w:rPr>
+      </w:pPr>
+    </w:p>
+    <w:p>
       <w:pPr>
         <w:spacing w:line="240" w:lineRule="auto"/>
         <w:contextualSpacing/>
@@ -3363,17 +3278,17 @@
         <w:rPr>
           <w:rFonts w:ascii="Arial Narrow" w:eastAsia="Calibri" w:hAnsi="Arial Narrow" w:cs="Arial"/>
           <w:kern w:val="0"/>
-          <ns2:ligatures ns2:val="none"/>
-        </w:rPr>
-      </w:pPr>
-      <w:r>
-        <w:rPr>
-          <w:rFonts w:ascii="Arial Narrow" w:eastAsia="Arial Narrow" w:hAnsi="Arial Narrow" w:cs="Arial Narrow"/>
-          <w:b/>
-          <w:color w:val="000000"/>
-          <w:kern w:val="0"/>
-          <w:lang w:eastAsia="es-PE"/>
-          <ns2:ligatures ns2:val="none"/>
+          <w14:ligatures w14:val="none"/>
+        </w:rPr>
+      </w:pPr>
+      <w:r>
+        <w:rPr>
+          <w:rFonts w:ascii="Arial Narrow" w:eastAsia="Arial Narrow" w:hAnsi="Arial Narrow" w:cs="Arial Narrow"/>
+          <w:b/>
+          <w:color w:val="000000"/>
+          <w:kern w:val="0"/>
+          <w:lang w:eastAsia="es-PE"/>
+          <w14:ligatures w14:val="none"/>
         </w:rPr>
         <w:t>SEGUNDO:</w:t>
       </w:r>
@@ -3383,7 +3298,7 @@
           <w:color w:val="000000"/>
           <w:kern w:val="0"/>
           <w:lang w:eastAsia="es-PE"/>
-          <ns2:ligatures ns2:val="none"/>
+          <w14:ligatures w14:val="none"/>
         </w:rPr>
         <w:t xml:space="preserve"> tener por ofrecidos los medios probatorios presentados en el escrito de denuncia </w:t>
       </w:r>
@@ -3393,7 +3308,7 @@
           <w:color w:val="000000"/>
           <w:kern w:val="0"/>
           <w:lang w:val="es-ES" w:eastAsia="es-ES"/>
-          <ns2:ligatures ns2:val="none"/>
+          <w14:ligatures w14:val="none"/>
         </w:rPr>
         <w:t xml:space="preserve">del </w:t>
       </w:r>
@@ -3403,7 +3318,7 @@
           <w:color w:val="000000"/>
           <w:kern w:val="0"/>
           <w:lang w:val="es-ES" w:eastAsia="es-ES"/>
-          <ns2:ligatures ns2:val="none"/>
+          <w14:ligatures w14:val="none"/>
         </w:rPr>
         <w:t>19 de agosto de 2025, subsanada mediante escrito del 12 de setiembre de 2025</w:t>
       </w:r>
@@ -3411,12 +3326,12 @@
         <w:rPr>
           <w:rFonts w:ascii="Arial Narrow" w:eastAsia="Calibri" w:hAnsi="Arial Narrow" w:cs="Arial"/>
           <w:kern w:val="0"/>
-          <ns2:ligatures ns2:val="none"/>
+          <w14:ligatures w14:val="none"/>
         </w:rPr>
         <w:t>.</w:t>
       </w:r>
     </w:p>
-    <w:p ns2:paraId="68A17E97" ns2:textId="77777777">
+    <w:p>
       <w:pPr>
         <w:spacing w:line="240" w:lineRule="auto"/>
         <w:contextualSpacing/>
@@ -3426,30 +3341,30 @@
           <w:color w:val="000000"/>
           <w:kern w:val="0"/>
           <w:lang w:eastAsia="es-PE"/>
-          <ns2:ligatures ns2:val="none"/>
-        </w:rPr>
-      </w:pPr>
-    </w:p>
-    <w:p ns2:paraId="168254DA" ns2:textId="2204DBB5">
-      <w:pPr>
-        <w:spacing w:after="0" w:line="240" w:lineRule="auto"/>
-        <w:jc w:val="both"/>
-        <w:rPr>
-          <w:rFonts w:ascii="Arial Narrow" w:eastAsia="Arial Narrow" w:hAnsi="Arial Narrow" w:cs="Arial Narrow"/>
-          <w:color w:val="000000"/>
-          <w:kern w:val="0"/>
-          <w:lang w:eastAsia="es-PE"/>
-          <ns2:ligatures ns2:val="none"/>
-        </w:rPr>
-      </w:pPr>
-      <w:r>
-        <w:rPr>
-          <w:rFonts w:ascii="Arial Narrow" w:eastAsia="Arial Narrow" w:hAnsi="Arial Narrow" w:cs="Arial Narrow"/>
-          <w:b/>
-          <w:color w:val="000000"/>
-          <w:kern w:val="0"/>
-          <w:lang w:eastAsia="es-PE"/>
-          <ns2:ligatures ns2:val="none"/>
+          <w14:ligatures w14:val="none"/>
+        </w:rPr>
+      </w:pPr>
+    </w:p>
+    <w:p>
+      <w:pPr>
+        <w:spacing w:after="0" w:line="240" w:lineRule="auto"/>
+        <w:jc w:val="both"/>
+        <w:rPr>
+          <w:rFonts w:ascii="Arial Narrow" w:eastAsia="Arial Narrow" w:hAnsi="Arial Narrow" w:cs="Arial Narrow"/>
+          <w:color w:val="000000"/>
+          <w:kern w:val="0"/>
+          <w:lang w:eastAsia="es-PE"/>
+          <w14:ligatures w14:val="none"/>
+        </w:rPr>
+      </w:pPr>
+      <w:r>
+        <w:rPr>
+          <w:rFonts w:ascii="Arial Narrow" w:eastAsia="Arial Narrow" w:hAnsi="Arial Narrow" w:cs="Arial Narrow"/>
+          <w:b/>
+          <w:color w:val="000000"/>
+          <w:kern w:val="0"/>
+          <w:lang w:eastAsia="es-PE"/>
+          <w14:ligatures w14:val="none"/>
         </w:rPr>
         <w:t xml:space="preserve">TERCERO: </w:t>
       </w:r>
@@ -3459,7 +3374,7 @@
           <w:color w:val="000000"/>
           <w:kern w:val="0"/>
           <w:lang w:eastAsia="es-PE"/>
-          <ns2:ligatures ns2:val="none"/>
+          <w14:ligatures w14:val="none"/>
         </w:rPr>
         <w:t xml:space="preserve">requerir a </w:t>
       </w:r>
@@ -3469,7 +3384,7 @@
           <w:color w:val="000000"/>
           <w:kern w:val="0"/>
           <w:lang w:eastAsia="es-PE"/>
-          <ns2:ligatures ns2:val="none"/>
+          <w14:ligatures w14:val="none"/>
         </w:rPr>
         <w:t>Mapfre Perú Compañía de Seguros y Reaseguros S.A.</w:t>
       </w:r>
@@ -3479,12 +3394,12 @@
           <w:color w:val="000000"/>
           <w:kern w:val="0"/>
           <w:lang w:eastAsia="es-PE"/>
-          <ns2:ligatures ns2:val="none"/>
+          <w14:ligatures w14:val="none"/>
         </w:rPr>
         <w:t xml:space="preserve"> que cumpla con lo siguiente:</w:t>
       </w:r>
     </w:p>
-    <w:p ns2:paraId="20FDFB8D" ns2:textId="77777777">
+    <w:p>
       <w:pPr>
         <w:spacing w:after="0" w:line="240" w:lineRule="auto"/>
         <w:jc w:val="both"/>
@@ -3493,11 +3408,11 @@
           <w:color w:val="000000"/>
           <w:kern w:val="0"/>
           <w:lang w:eastAsia="es-PE"/>
-          <ns2:ligatures ns2:val="none"/>
-        </w:rPr>
-      </w:pPr>
-    </w:p>
-    <w:p ns2:paraId="4AA80738" ns2:textId="77777777">
+          <w14:ligatures w14:val="none"/>
+        </w:rPr>
+      </w:pPr>
+    </w:p>
+    <w:p>
       <w:pPr>
         <w:numPr>
           <w:ilvl w:val="0"/>
@@ -3511,21 +3426,21 @@
           <w:color w:val="000000"/>
           <w:kern w:val="0"/>
           <w:lang w:eastAsia="es-PE"/>
-          <ns2:ligatures ns2:val="none"/>
-        </w:rPr>
-      </w:pPr>
-      <w:r>
-        <w:rPr>
-          <w:rFonts w:ascii="Arial Narrow" w:eastAsia="Arial Narrow" w:hAnsi="Arial Narrow" w:cs="Arial Narrow"/>
-          <w:color w:val="000000"/>
-          <w:kern w:val="0"/>
-          <w:lang w:eastAsia="es-PE"/>
-          <ns2:ligatures ns2:val="none"/>
+          <w14:ligatures w14:val="none"/>
+        </w:rPr>
+      </w:pPr>
+      <w:r>
+        <w:rPr>
+          <w:rFonts w:ascii="Arial Narrow" w:eastAsia="Arial Narrow" w:hAnsi="Arial Narrow" w:cs="Arial Narrow"/>
+          <w:color w:val="000000"/>
+          <w:kern w:val="0"/>
+          <w:lang w:eastAsia="es-PE"/>
+          <w14:ligatures w14:val="none"/>
         </w:rPr>
         <w:t>presentar documentos que acrediten su inscripción en los Registros Públicos o una declaración jurada que indique que cuenta con dicha inscripción;</w:t>
       </w:r>
     </w:p>
-    <w:p ns2:paraId="2B29D59F" ns2:textId="77777777">
+    <w:p>
       <w:pPr>
         <w:numPr>
           <w:ilvl w:val="0"/>
@@ -3539,22 +3454,22 @@
           <w:color w:val="000000"/>
           <w:kern w:val="0"/>
           <w:lang w:eastAsia="es-PE"/>
-          <ns2:ligatures ns2:val="none"/>
-        </w:rPr>
-      </w:pPr>
-      <w:r>
-        <w:rPr>
-          <w:rFonts w:ascii="Arial Narrow" w:eastAsia="Arial Narrow" w:hAnsi="Arial Narrow" w:cs="Arial Narrow"/>
-          <w:color w:val="000000"/>
-          <w:kern w:val="0"/>
-          <w:lang w:eastAsia="es-PE"/>
-          <ns2:ligatures ns2:val="none"/>
+          <w14:ligatures w14:val="none"/>
+        </w:rPr>
+      </w:pPr>
+      <w:r>
+        <w:rPr>
+          <w:rFonts w:ascii="Arial Narrow" w:eastAsia="Arial Narrow" w:hAnsi="Arial Narrow" w:cs="Arial Narrow"/>
+          <w:color w:val="000000"/>
+          <w:kern w:val="0"/>
+          <w:lang w:eastAsia="es-PE"/>
+          <w14:ligatures w14:val="none"/>
         </w:rPr>
         <w:lastRenderedPageBreak/>
         <w:t>presentar copia simple de las facultades de representación de su representante legal en el presente procedimiento o la declaración jurada que indique que cuenta con dichas facultades y que estas se encuentran vigentes;</w:t>
       </w:r>
     </w:p>
-    <w:p ns2:paraId="7EF50C46" ns2:textId="77777777">
+    <w:p>
       <w:pPr>
         <w:numPr>
           <w:ilvl w:val="0"/>
@@ -3568,21 +3483,21 @@
           <w:color w:val="000000"/>
           <w:kern w:val="0"/>
           <w:lang w:eastAsia="es-PE"/>
-          <ns2:ligatures ns2:val="none"/>
-        </w:rPr>
-      </w:pPr>
-      <w:r>
-        <w:rPr>
-          <w:rFonts w:ascii="Arial Narrow" w:eastAsia="Arial Narrow" w:hAnsi="Arial Narrow" w:cs="Arial Narrow"/>
-          <w:color w:val="000000"/>
-          <w:kern w:val="0"/>
-          <w:lang w:eastAsia="es-PE"/>
-          <ns2:ligatures ns2:val="none"/>
+          <w14:ligatures w14:val="none"/>
+        </w:rPr>
+      </w:pPr>
+      <w:r>
+        <w:rPr>
+          <w:rFonts w:ascii="Arial Narrow" w:eastAsia="Arial Narrow" w:hAnsi="Arial Narrow" w:cs="Arial Narrow"/>
+          <w:color w:val="000000"/>
+          <w:kern w:val="0"/>
+          <w:lang w:eastAsia="es-PE"/>
+          <w14:ligatures w14:val="none"/>
         </w:rPr>
         <w:t>consignar el Número de Registro Único de Contribuyentes (RUC); y,</w:t>
       </w:r>
     </w:p>
-    <w:p ns2:paraId="19E4DFA1" ns2:textId="77777777">
+    <w:p>
       <w:pPr>
         <w:numPr>
           <w:ilvl w:val="0"/>
@@ -3594,16 +3509,16 @@
         <w:rPr>
           <w:rFonts w:ascii="Arial Narrow" w:eastAsia="Calibri" w:hAnsi="Arial Narrow" w:cs="Arial"/>
           <w:kern w:val="0"/>
-          <ns2:ligatures ns2:val="none"/>
-        </w:rPr>
-      </w:pPr>
-      <w:r>
-        <w:rPr>
-          <w:rFonts w:ascii="Arial Narrow" w:eastAsia="Arial Narrow" w:hAnsi="Arial Narrow" w:cs="Arial Narrow"/>
-          <w:color w:val="000000"/>
-          <w:kern w:val="0"/>
-          <w:lang w:eastAsia="es-PE"/>
-          <ns2:ligatures ns2:val="none"/>
+          <w14:ligatures w14:val="none"/>
+        </w:rPr>
+      </w:pPr>
+      <w:r>
+        <w:rPr>
+          <w:rFonts w:ascii="Arial Narrow" w:eastAsia="Arial Narrow" w:hAnsi="Arial Narrow" w:cs="Arial Narrow"/>
+          <w:color w:val="000000"/>
+          <w:kern w:val="0"/>
+          <w:lang w:eastAsia="es-PE"/>
+          <w14:ligatures w14:val="none"/>
         </w:rPr>
         <w:t>fijar domicilio procesal para el procedimiento, de conformidad con el numeral 1 del artículo 442</w:t>
       </w:r>
@@ -3613,7 +3528,7 @@
           <w:color w:val="000000"/>
           <w:kern w:val="0"/>
           <w:lang w:eastAsia="es-PE"/>
-          <ns2:ligatures ns2:val="none"/>
+          <w14:ligatures w14:val="none"/>
         </w:rPr>
         <w:t/>
       </w:r>
@@ -3623,7 +3538,7 @@
           <w:color w:val="000000"/>
           <w:kern w:val="0"/>
           <w:lang w:eastAsia="es-PE"/>
-          <ns2:ligatures ns2:val="none"/>
+          <w14:ligatures w14:val="none"/>
         </w:rPr>
         <w:t xml:space="preserve"> del Código Procesal Civil. </w:t>
       </w:r>
@@ -3631,7 +3546,7 @@
         <w:rPr>
           <w:rFonts w:ascii="Arial Narrow" w:eastAsia="Calibri" w:hAnsi="Arial Narrow" w:cs="Arial"/>
           <w:kern w:val="0"/>
-          <ns2:ligatures ns2:val="none"/>
+          <w14:ligatures w14:val="none"/>
         </w:rPr>
         <w:t>Para ello podrá señalar domicilio físico o una dirección electrónica a la que pueda remitirse las notificaciones</w:t>
       </w:r>
@@ -3640,12 +3555,12 @@
           <w:rFonts w:ascii="Arial Narrow" w:eastAsia="Arial" w:hAnsi="Arial Narrow" w:cs="Arial"/>
           <w:kern w:val="0"/>
           <w:lang w:val="es"/>
-          <ns2:ligatures ns2:val="none"/>
+          <w14:ligatures w14:val="none"/>
         </w:rPr>
         <w:t>;</w:t>
       </w:r>
     </w:p>
-    <w:p ns2:paraId="7C63E340" ns2:textId="77777777">
+    <w:p>
       <w:pPr>
         <w:numPr>
           <w:ilvl w:val="0"/>
@@ -3657,14 +3572,14 @@
         <w:rPr>
           <w:rFonts w:ascii="Arial Narrow" w:eastAsia="Calibri" w:hAnsi="Arial Narrow" w:cs="Arial"/>
           <w:kern w:val="0"/>
-          <ns2:ligatures ns2:val="none"/>
+          <w14:ligatures w14:val="none"/>
         </w:rPr>
       </w:pPr>
       <w:r>
         <w:rPr>
           <w:rFonts w:ascii="Arial Narrow" w:eastAsia="Calibri" w:hAnsi="Arial Narrow" w:cs="Arial"/>
           <w:kern w:val="0"/>
-          <ns2:ligatures ns2:val="none"/>
+          <w14:ligatures w14:val="none"/>
         </w:rPr>
         <w:t xml:space="preserve">en caso califique como </w:t>
       </w:r>
@@ -3673,7 +3588,7 @@
         <w:rPr>
           <w:rFonts w:ascii="Arial Narrow" w:eastAsia="Calibri" w:hAnsi="Arial Narrow" w:cs="Arial"/>
           <w:kern w:val="0"/>
-          <ns2:ligatures ns2:val="none"/>
+          <w14:ligatures w14:val="none"/>
         </w:rPr>
         <w:t>micro empresa</w:t>
       </w:r>
@@ -3682,7 +3597,7 @@
         <w:rPr>
           <w:rFonts w:ascii="Arial Narrow" w:eastAsia="Calibri" w:hAnsi="Arial Narrow" w:cs="Arial"/>
           <w:kern w:val="0"/>
-          <ns2:ligatures ns2:val="none"/>
+          <w14:ligatures w14:val="none"/>
         </w:rPr>
         <w:t xml:space="preserve"> o pequeña empresa, presentar los documentos que acrediten su volumen de ventas o ingresos brutos percibidos el año anterior relativo a todas sus actividades económicas y el número de trabajadores con el que cuenta</w:t>
       </w:r>
@@ -3692,7 +3607,7 @@
           <w:rFonts w:ascii="Arial Narrow" w:eastAsia="Calibri" w:hAnsi="Arial Narrow" w:cs="Arial"/>
           <w:kern w:val="0"/>
           <w:vertAlign w:val="superscript"/>
-          <ns2:ligatures ns2:val="none"/>
+          <w14:ligatures w14:val="none"/>
         </w:rPr>
         <w:footnoteReference w:id="6"/>
       </w:r>
@@ -3700,7 +3615,7 @@
         <w:rPr>
           <w:rFonts w:ascii="Arial Narrow" w:eastAsia="Calibri" w:hAnsi="Arial Narrow" w:cs="Arial"/>
           <w:kern w:val="0"/>
-          <ns2:ligatures ns2:val="none"/>
+          <w14:ligatures w14:val="none"/>
         </w:rPr>
         <w:t>. Ello, a fin de que la Comisión pueda meritar dicha documentación, conforme lo establece el artículo 110</w:t>
       </w:r>
@@ -3710,7 +3625,7 @@
           <w:color w:val="000000"/>
           <w:kern w:val="0"/>
           <w:lang w:eastAsia="es-PE"/>
-          <ns2:ligatures ns2:val="none"/>
+          <w14:ligatures w14:val="none"/>
         </w:rPr>
         <w:t/>
       </w:r>
@@ -3718,7 +3633,7 @@
         <w:rPr>
           <w:rFonts w:ascii="Arial Narrow" w:eastAsia="Calibri" w:hAnsi="Arial Narrow" w:cs="Arial"/>
           <w:kern w:val="0"/>
-          <ns2:ligatures ns2:val="none"/>
+          <w14:ligatures w14:val="none"/>
         </w:rPr>
         <w:t xml:space="preserve"> del </w:t>
       </w:r>
@@ -3727,7 +3642,7 @@
           <w:rFonts w:ascii="Arial Narrow" w:eastAsia="Calibri" w:hAnsi="Arial Narrow" w:cs="Arial"/>
           <w:spacing w:val="-2"/>
           <w:kern w:val="0"/>
-          <ns2:ligatures ns2:val="none"/>
+          <w14:ligatures w14:val="none"/>
         </w:rPr>
         <w:t>Código</w:t>
       </w:r>
@@ -3738,7 +3653,7 @@
           <w:spacing w:val="-2"/>
           <w:kern w:val="0"/>
           <w:vertAlign w:val="superscript"/>
-          <ns2:ligatures ns2:val="none"/>
+          <w14:ligatures w14:val="none"/>
         </w:rPr>
         <w:footnoteReference w:id="7"/>
       </w:r>
@@ -3747,12 +3662,12 @@
           <w:rFonts w:ascii="Arial Narrow" w:eastAsia="Calibri" w:hAnsi="Arial Narrow" w:cs="Arial"/>
           <w:spacing w:val="-2"/>
           <w:kern w:val="0"/>
-          <ns2:ligatures ns2:val="none"/>
+          <w14:ligatures w14:val="none"/>
         </w:rPr>
         <w:t>.</w:t>
       </w:r>
     </w:p>
-    <w:p ns2:paraId="1F11FE32" ns2:textId="77777777">
+    <w:p>
       <w:pPr>
         <w:spacing w:after="0" w:line="240" w:lineRule="auto"/>
         <w:ind w:left="567"/>
@@ -3762,20 +3677,20 @@
           <w:color w:val="000000"/>
           <w:kern w:val="0"/>
           <w:lang w:eastAsia="es-PE"/>
-          <ns2:ligatures ns2:val="none"/>
-        </w:rPr>
-      </w:pPr>
-    </w:p>
-    <w:p>
-      <w:pPr>
-        <w:spacing w:after="0" w:line="240" w:lineRule="auto"/>
-        <w:jc w:val="both"/>
-        <w:rPr>
-          <w:rFonts w:ascii="Arial Narrow" w:eastAsia="Arial Narrow" w:hAnsi="Arial Narrow" w:cs="Arial Narrow"/>
-          <w:color w:val="000000"/>
-          <w:kern w:val="0"/>
-          <w:lang w:eastAsia="es-PE"/>
-          <ns2:ligatures ns2:val="none"/>
+          <w14:ligatures w14:val="none"/>
+        </w:rPr>
+      </w:pPr>
+    </w:p>
+    <w:p>
+      <w:pPr>
+        <w:spacing w:after="0" w:line="240" w:lineRule="auto"/>
+        <w:jc w:val="both"/>
+        <w:rPr>
+          <w:rFonts w:ascii="Arial Narrow" w:eastAsia="Arial Narrow" w:hAnsi="Arial Narrow" w:cs="Arial Narrow"/>
+          <w:color w:val="000000"/>
+          <w:kern w:val="0"/>
+          <w:lang w:eastAsia="es-PE"/>
+          <w14:ligatures w14:val="none"/>
         </w:rPr>
       </w:pPr>
       <w:r>
@@ -3794,42 +3709,82 @@
           <w:sz w:val="20"/>
           <w:szCs w:val="20"/>
         </w:rPr>
-        <w:t xml:space="preserve">correr traslado de la presente resolución a Mapfre Perú Compañía de Seguros y Reaseguros S.A. para que, de conformidad con lo dispuesto por el artículo 26 de la Ley sobre Facultades, Normas y Organización del Indecopi, aprobada por Decreto Legislativo 807, presente sus descargos sobre la imputación de cargos realizada en un plazo no mayor a cinco (5) días hábiles contado a partir del día siguiente de la notificación de la presente resolución, vencido el cual, el Secretario Técnico declarará en rebeldía al denunciado que no lo hubiera presentado. Debe precisarse que de conformidad con lo establecido por el artículo 223 del Texto Único Ordenado de la Ley 27444, Ley del Procedimiento Administrativo General, las alegaciones y los hechos relevantes de la reclamación, salvo que hayan sido específicamente negadas en la contestación, se tendrán por aceptadas o merituadas como ciertas.</w:t>
-      </w:r>
-    </w:p>
-    <w:p ns2:paraId="228F876C" ns2:textId="77777777">
-      <w:pPr>
-        <w:spacing w:after="0" w:line="240" w:lineRule="auto"/>
-        <w:jc w:val="both"/>
-        <w:rPr>
-          <w:rFonts w:ascii="Arial Narrow" w:eastAsia="Arial Narrow" w:hAnsi="Arial Narrow" w:cs="Arial Narrow"/>
-          <w:color w:val="000000"/>
-          <w:kern w:val="0"/>
-          <w:lang w:eastAsia="es-PE"/>
-          <ns2:ligatures ns2:val="none"/>
-        </w:rPr>
-      </w:pPr>
-    </w:p>
-    <w:p ns2:paraId="774AFBA5" ns2:textId="5577FDF0">
-      <w:pPr>
-        <w:spacing w:after="0" w:line="240" w:lineRule="auto"/>
-        <w:jc w:val="both"/>
-        <w:rPr>
-          <w:rFonts w:ascii="Arial Narrow" w:eastAsia="Times New Roman" w:hAnsi="Arial Narrow" w:cs="Arial"/>
-          <w:color w:val="000000"/>
-          <w:kern w:val="0"/>
+        <w:t xml:space="preserve">correr traslado de la presente resolución a Mapfre Perú Compañía de Seguros y Reaseguros S.A. para que, de conformidad con lo dispuesto por el artículo 26 de la Ley sobre Facultades, Normas y Organización del Indecopi, aprobada por Decreto Legislativo 807</w:t>
+      </w:r>
+      <w:r>
+        <w:rPr>
+          <w:rStyle w:val="Refdenotaalpie"/>
+          <w:rFonts w:ascii="Arial Narrow" w:eastAsia="Times New Roman" w:hAnsi="Arial Narrow" w:cs="Times New Roman"/>
+          <w:color w:val="000000"/>
+          <w:kern w:val="0"/>
+          <w:vertAlign w:val="superscript"/>
           <w:lang w:val="es-ES" w:eastAsia="es-ES"/>
-          <ns2:ligatures ns2:val="none"/>
-        </w:rPr>
-      </w:pPr>
-      <w:r>
-        <w:rPr>
-          <w:rFonts w:ascii="Arial Narrow" w:eastAsia="Arial Narrow" w:hAnsi="Arial Narrow" w:cs="Arial Narrow"/>
-          <w:b/>
-          <w:color w:val="000000"/>
-          <w:kern w:val="0"/>
-          <w:lang w:eastAsia="es-PE"/>
-          <ns2:ligatures ns2:val="none"/>
+          <w14:ligatures w14:val="none"/>
+        </w:rPr>
+        <w:footnoteReference w:id="13"/>
+      </w:r>
+      <w:r>
+        <w:rPr>
+          <w:rFonts w:ascii="Arial Narrow" w:hAnsi="Arial Narrow" w:cs="Arial Narrow"/>
+          <w:sz w:val="20"/>
+          <w:szCs w:val="20"/>
+        </w:rPr>
+        <w:t xml:space="preserve">, presente sus descargos sobre la imputación de cargos realizada en un plazo no mayor a cinco (5) días hábiles contado a partir del día siguiente de la notificación de la presente resolución, vencido el cual, el Secretario Técnico declarará en rebeldía al denunciado que no lo hubiera presentado. Debe precisarse que de conformidad con lo establecido por el artículo 223 del Texto Único Ordenado de la Ley 27444, Ley del Procedimiento Administrativo General</w:t>
+      </w:r>
+      <w:r>
+        <w:rPr>
+          <w:rStyle w:val="Refdenotaalpie"/>
+          <w:rFonts w:ascii="Arial Narrow" w:eastAsia="Times New Roman" w:hAnsi="Arial Narrow" w:cs="Times New Roman"/>
+          <w:color w:val="000000"/>
+          <w:kern w:val="0"/>
+          <w:vertAlign w:val="superscript"/>
+          <w:lang w:val="es-ES" w:eastAsia="es-ES"/>
+          <w14:ligatures w14:val="none"/>
+        </w:rPr>
+        <w:footnoteReference w:id="14"/>
+      </w:r>
+      <w:r>
+        <w:rPr>
+          <w:rFonts w:ascii="Arial Narrow" w:hAnsi="Arial Narrow" w:cs="Arial Narrow"/>
+          <w:sz w:val="20"/>
+          <w:szCs w:val="20"/>
+        </w:rPr>
+        <w:t xml:space="preserve">, las alegaciones y los hechos relevantes de la reclamación, salvo que hayan sido específicamente negadas en la contestación, se tendrán por aceptadas o merituadas como ciertas.</w:t>
+      </w:r>
+    </w:p>
+    <w:p>
+      <w:pPr>
+        <w:spacing w:after="0" w:line="240" w:lineRule="auto"/>
+        <w:jc w:val="both"/>
+        <w:rPr>
+          <w:rFonts w:ascii="Arial Narrow" w:eastAsia="Arial Narrow" w:hAnsi="Arial Narrow" w:cs="Arial Narrow"/>
+          <w:color w:val="000000"/>
+          <w:kern w:val="0"/>
+          <w:lang w:eastAsia="es-PE"/>
+          <w14:ligatures w14:val="none"/>
+        </w:rPr>
+      </w:pPr>
+    </w:p>
+    <w:p>
+      <w:pPr>
+        <w:spacing w:after="0" w:line="240" w:lineRule="auto"/>
+        <w:jc w:val="both"/>
+        <w:rPr>
+          <w:rFonts w:ascii="Arial Narrow" w:eastAsia="Times New Roman" w:hAnsi="Arial Narrow" w:cs="Arial"/>
+          <w:color w:val="000000"/>
+          <w:kern w:val="0"/>
+          <w:lang w:val="es-ES" w:eastAsia="es-ES"/>
+          <w14:ligatures w14:val="none"/>
+        </w:rPr>
+      </w:pPr>
+      <w:r>
+        <w:rPr>
+          <w:rFonts w:ascii="Arial Narrow" w:eastAsia="Arial Narrow" w:hAnsi="Arial Narrow" w:cs="Arial Narrow"/>
+          <w:b/>
+          <w:color w:val="000000"/>
+          <w:kern w:val="0"/>
+          <w:lang w:eastAsia="es-PE"/>
+          <w14:ligatures w14:val="none"/>
         </w:rPr>
         <w:t xml:space="preserve">QUINTO: </w:t>
       </w:r>
@@ -3840,7 +3795,7 @@
           <w:color w:val="000000"/>
           <w:kern w:val="0"/>
           <w:lang w:eastAsia="es-ES"/>
-          <ns2:ligatures ns2:val="none"/>
+          <w14:ligatures w14:val="none"/>
         </w:rPr>
         <w:t xml:space="preserve">requerir </w:t>
       </w:r>
@@ -3850,7 +3805,7 @@
           <w:color w:val="000000"/>
           <w:kern w:val="0"/>
           <w:lang w:val="es-ES" w:eastAsia="es-ES"/>
-          <ns2:ligatures ns2:val="none"/>
+          <w14:ligatures w14:val="none"/>
         </w:rPr>
         <w:t xml:space="preserve">que, en un </w:t>
       </w:r>
@@ -3860,7 +3815,7 @@
           <w:color w:val="000000"/>
           <w:kern w:val="0"/>
           <w:lang w:eastAsia="es-ES"/>
-          <ns2:ligatures ns2:val="none"/>
+          <w14:ligatures w14:val="none"/>
         </w:rPr>
         <w:t>plazo no mayor de cinco (5) días hábiles contado a partir del día siguiente de la notificación de la presente resolución</w:t>
       </w:r>
@@ -3871,7 +3826,7 @@
           <w:color w:val="000000"/>
           <w:kern w:val="0"/>
           <w:lang w:eastAsia="es-ES"/>
-          <ns2:ligatures ns2:val="none"/>
+          <w14:ligatures w14:val="none"/>
         </w:rPr>
         <w:t xml:space="preserve">, </w:t>
       </w:r>
@@ -3883,7 +3838,7 @@
           <w:kern w:val="0"/>
           <w:shd w:val="clear" w:color="auto" w:fill="FFFFFF"/>
           <w:lang w:eastAsia="es-PE"/>
-          <ns2:ligatures ns2:val="none"/>
+          <w14:ligatures w14:val="none"/>
         </w:rPr>
         <w:t>el proveedor denunciado</w:t>
       </w:r>
@@ -3893,7 +3848,7 @@
           <w:color w:val="000000"/>
           <w:kern w:val="0"/>
           <w:lang w:eastAsia="es-ES"/>
-          <ns2:ligatures ns2:val="none"/>
+          <w14:ligatures w14:val="none"/>
         </w:rPr>
         <w:t xml:space="preserve"> </w:t>
       </w:r>
@@ -3904,7 +3859,7 @@
           <w:color w:val="000000"/>
           <w:kern w:val="0"/>
           <w:lang w:val="es-ES" w:eastAsia="es-ES"/>
-          <ns2:ligatures ns2:val="none"/>
+          <w14:ligatures w14:val="none"/>
         </w:rPr>
         <w:t xml:space="preserve">cumpla con: </w:t>
       </w:r>
@@ -3914,7 +3869,7 @@
           <w:color w:val="000000"/>
           <w:kern w:val="0"/>
           <w:lang w:val="es-ES" w:eastAsia="es-ES"/>
-          <ns2:ligatures ns2:val="none"/>
+          <w14:ligatures w14:val="none"/>
         </w:rPr>
         <w:t xml:space="preserve">(i) presentar una copia completa, legible y debidamente suscrita del </w:t>
       </w:r>
@@ -3924,7 +3879,7 @@
           <w:color w:val="000000"/>
           <w:kern w:val="0"/>
           <w:lang w:val="es-ES" w:eastAsia="es-ES"/>
-          <ns2:ligatures ns2:val="none"/>
+          <w14:ligatures w14:val="none"/>
         </w:rPr>
         <w:t xml:space="preserve">Seguro Desgravamen Camposanto Mapfre - Póliza Grupo </w:t>
       </w:r>
@@ -3935,7 +3890,7 @@
           <w:color w:val="000000"/>
           <w:kern w:val="0"/>
           <w:lang w:val="es-ES" w:eastAsia="es-ES"/>
-          <ns2:ligatures ns2:val="none"/>
+          <w14:ligatures w14:val="none"/>
         </w:rPr>
         <w:t/>
       </w:r>
@@ -3946,7 +3901,7 @@
           <w:color w:val="000000"/>
           <w:kern w:val="0"/>
           <w:lang w:val="es-ES" w:eastAsia="es-ES"/>
-          <ns2:ligatures ns2:val="none"/>
+          <w14:ligatures w14:val="none"/>
         </w:rPr>
         <w:t xml:space="preserve"> 6110710100019</w:t>
       </w:r>
@@ -3956,7 +3911,7 @@
           <w:color w:val="000000"/>
           <w:kern w:val="0"/>
           <w:lang w:val="es-ES" w:eastAsia="es-ES"/>
-          <ns2:ligatures ns2:val="none"/>
+          <w14:ligatures w14:val="none"/>
         </w:rPr>
         <w:t>, así como el cargo de remisión de la póliza; (</w:t>
       </w:r>
@@ -3967,7 +3922,7 @@
           <w:color w:val="000000"/>
           <w:kern w:val="0"/>
           <w:lang w:val="es-ES" w:eastAsia="es-ES"/>
-          <ns2:ligatures ns2:val="none"/>
+          <w14:ligatures w14:val="none"/>
         </w:rPr>
         <w:t>i</w:t>
       </w:r>
@@ -3977,7 +3932,7 @@
           <w:color w:val="000000"/>
           <w:kern w:val="0"/>
           <w:lang w:val="es-ES" w:eastAsia="es-ES"/>
-          <ns2:ligatures ns2:val="none"/>
+          <w14:ligatures w14:val="none"/>
         </w:rPr>
         <w:t>i</w:t>
       </w:r>
@@ -3988,7 +3943,7 @@
           <w:color w:val="000000"/>
           <w:kern w:val="0"/>
           <w:lang w:val="es-ES" w:eastAsia="es-ES"/>
-          <ns2:ligatures ns2:val="none"/>
+          <w14:ligatures w14:val="none"/>
         </w:rPr>
         <w:t>) presentar una copia completa, legible y debidamente suscrita del contrato de adhesión de cesión de uso de sepultura; (</w:t>
       </w:r>
@@ -3999,7 +3954,7 @@
           <w:color w:val="000000"/>
           <w:kern w:val="0"/>
           <w:lang w:val="es-ES" w:eastAsia="es-ES"/>
-          <ns2:ligatures ns2:val="none"/>
+          <w14:ligatures w14:val="none"/>
         </w:rPr>
         <w:t>i</w:t>
       </w:r>
@@ -4009,7 +3964,7 @@
           <w:color w:val="000000"/>
           <w:kern w:val="0"/>
           <w:lang w:val="es-ES" w:eastAsia="es-ES"/>
-          <ns2:ligatures ns2:val="none"/>
+          <w14:ligatures w14:val="none"/>
         </w:rPr>
         <w:t>i</w:t>
       </w:r>
@@ -4019,7 +3974,7 @@
           <w:color w:val="000000"/>
           <w:kern w:val="0"/>
           <w:lang w:val="es-ES" w:eastAsia="es-ES"/>
-          <ns2:ligatures ns2:val="none"/>
+          <w14:ligatures w14:val="none"/>
         </w:rPr>
         <w:t>i</w:t>
       </w:r>
@@ -4030,7 +3985,7 @@
           <w:color w:val="000000"/>
           <w:kern w:val="0"/>
           <w:lang w:val="es-ES" w:eastAsia="es-ES"/>
-          <ns2:ligatures ns2:val="none"/>
+          <w14:ligatures w14:val="none"/>
         </w:rPr>
         <w:t>) presentar los medios probatorios que acrediten que entregó oportunamente el reglamento interno del camposanto al denunciante; y, (</w:t>
       </w:r>
@@ -4041,7 +3996,7 @@
           <w:color w:val="000000"/>
           <w:kern w:val="0"/>
           <w:lang w:val="es-ES" w:eastAsia="es-ES"/>
-          <ns2:ligatures ns2:val="none"/>
+          <w14:ligatures w14:val="none"/>
         </w:rPr>
         <w:t>iv</w:t>
       </w:r>
@@ -4052,7 +4007,7 @@
           <w:color w:val="000000"/>
           <w:kern w:val="0"/>
           <w:lang w:val="es-ES" w:eastAsia="es-ES"/>
-          <ns2:ligatures ns2:val="none"/>
+          <w14:ligatures w14:val="none"/>
         </w:rPr>
         <w:t>) presentar todas las comunicaciones cursadas con la parte denunciante en virtud del hecho materia de denuncia</w:t>
       </w:r>
@@ -4062,12 +4017,12 @@
           <w:color w:val="000000"/>
           <w:kern w:val="0"/>
           <w:lang w:val="es-ES" w:eastAsia="es-ES"/>
-          <ns2:ligatures ns2:val="none"/>
+          <w14:ligatures w14:val="none"/>
         </w:rPr>
         <w:t>.</w:t>
       </w:r>
     </w:p>
-    <w:p ns2:paraId="12A4D8BD" ns2:textId="77777777">
+    <w:p>
       <w:pPr>
         <w:spacing w:after="0" w:line="240" w:lineRule="auto"/>
         <w:jc w:val="both"/>
@@ -4077,30 +4032,30 @@
           <w:color w:val="000000"/>
           <w:kern w:val="0"/>
           <w:lang w:val="es-ES" w:eastAsia="es-PE"/>
-          <ns2:ligatures ns2:val="none"/>
-        </w:rPr>
-      </w:pPr>
-    </w:p>
-    <w:p ns2:paraId="591B7E6F" ns2:textId="77777777">
-      <w:pPr>
-        <w:spacing w:after="0" w:line="240" w:lineRule="auto"/>
-        <w:jc w:val="both"/>
-        <w:rPr>
-          <w:rFonts w:ascii="Arial Narrow" w:eastAsia="Arial Narrow" w:hAnsi="Arial Narrow" w:cs="Arial Narrow"/>
-          <w:color w:val="000000"/>
-          <w:kern w:val="0"/>
-          <w:lang w:eastAsia="es-PE"/>
-          <ns2:ligatures ns2:val="none"/>
-        </w:rPr>
-      </w:pPr>
-      <w:r>
-        <w:rPr>
-          <w:rFonts w:ascii="Arial Narrow" w:eastAsia="Arial Narrow" w:hAnsi="Arial Narrow" w:cs="Arial Narrow"/>
-          <w:b/>
-          <w:color w:val="000000"/>
-          <w:kern w:val="0"/>
-          <w:lang w:eastAsia="es-PE"/>
-          <ns2:ligatures ns2:val="none"/>
+          <w14:ligatures w14:val="none"/>
+        </w:rPr>
+      </w:pPr>
+    </w:p>
+    <w:p>
+      <w:pPr>
+        <w:spacing w:after="0" w:line="240" w:lineRule="auto"/>
+        <w:jc w:val="both"/>
+        <w:rPr>
+          <w:rFonts w:ascii="Arial Narrow" w:eastAsia="Arial Narrow" w:hAnsi="Arial Narrow" w:cs="Arial Narrow"/>
+          <w:color w:val="000000"/>
+          <w:kern w:val="0"/>
+          <w:lang w:eastAsia="es-PE"/>
+          <w14:ligatures w14:val="none"/>
+        </w:rPr>
+      </w:pPr>
+      <w:r>
+        <w:rPr>
+          <w:rFonts w:ascii="Arial Narrow" w:eastAsia="Arial Narrow" w:hAnsi="Arial Narrow" w:cs="Arial Narrow"/>
+          <w:b/>
+          <w:color w:val="000000"/>
+          <w:kern w:val="0"/>
+          <w:lang w:eastAsia="es-PE"/>
+          <w14:ligatures w14:val="none"/>
         </w:rPr>
         <w:t>SEXTO:</w:t>
       </w:r>
@@ -4110,7 +4065,7 @@
           <w:color w:val="000000"/>
           <w:kern w:val="0"/>
           <w:lang w:eastAsia="es-PE"/>
-          <ns2:ligatures ns2:val="none"/>
+          <w14:ligatures w14:val="none"/>
         </w:rPr>
         <w:t xml:space="preserve"> </w:t>
       </w:r>
@@ -4121,7 +4076,7 @@
           <w:color w:val="000000"/>
           <w:kern w:val="0"/>
           <w:lang w:eastAsia="es-PE"/>
-          <ns2:ligatures ns2:val="none"/>
+          <w14:ligatures w14:val="none"/>
         </w:rPr>
         <w:t>informar a las partes que el artículo 110</w:t>
       </w:r>
@@ -4131,7 +4086,7 @@
           <w:color w:val="000000"/>
           <w:kern w:val="0"/>
           <w:lang w:eastAsia="es-PE"/>
-          <ns2:ligatures ns2:val="none"/>
+          <w14:ligatures w14:val="none"/>
         </w:rPr>
         <w:t/>
       </w:r>
@@ -4141,7 +4096,7 @@
           <w:color w:val="000000"/>
           <w:kern w:val="0"/>
           <w:lang w:eastAsia="es-PE"/>
-          <ns2:ligatures ns2:val="none"/>
+          <w14:ligatures w14:val="none"/>
         </w:rPr>
         <w:t xml:space="preserve"> de la Ley 29571, Código de Protección y Defensa del Consumidor</w:t>
       </w:r>
@@ -4153,7 +4108,7 @@
           <w:kern w:val="0"/>
           <w:vertAlign w:val="superscript"/>
           <w:lang w:eastAsia="es-PE"/>
-          <ns2:ligatures ns2:val="none"/>
+          <w14:ligatures w14:val="none"/>
         </w:rPr>
         <w:footnoteReference w:id="8"/>
       </w:r>
@@ -4163,7 +4118,7 @@
           <w:color w:val="000000"/>
           <w:kern w:val="0"/>
           <w:lang w:eastAsia="es-PE"/>
-          <ns2:ligatures ns2:val="none"/>
+          <w14:ligatures w14:val="none"/>
         </w:rPr>
         <w:t xml:space="preserve">, faculta a la Comisión a calificar las infracciones de la referida norma como leves, graves o muy graves e imponer sanciones que van desde una amonestación hasta una multa por un máximo de 450 Unidades Impositivas Tributarias, sin perjuicio de las medidas correctivas, reparadoras y complementarias, </w:t>
       </w:r>
@@ -4173,7 +4128,7 @@
           <w:color w:val="000000"/>
           <w:kern w:val="0"/>
           <w:lang w:eastAsia="es-PE"/>
-          <ns2:ligatures ns2:val="none"/>
+          <w14:ligatures w14:val="none"/>
         </w:rPr>
         <w:lastRenderedPageBreak/>
         <w:t>que puedan ordenarse de acuerdo a lo estipulado en los artículos 114</w:t>
@@ -4184,7 +4139,7 @@
           <w:color w:val="000000"/>
           <w:kern w:val="0"/>
           <w:lang w:eastAsia="es-PE"/>
-          <ns2:ligatures ns2:val="none"/>
+          <w14:ligatures w14:val="none"/>
         </w:rPr>
         <w:t/>
       </w:r>
@@ -4194,7 +4149,7 @@
           <w:color w:val="000000"/>
           <w:kern w:val="0"/>
           <w:lang w:eastAsia="es-PE"/>
-          <ns2:ligatures ns2:val="none"/>
+          <w14:ligatures w14:val="none"/>
         </w:rPr>
         <w:t>, 115</w:t>
       </w:r>
@@ -4204,7 +4159,7 @@
           <w:color w:val="000000"/>
           <w:kern w:val="0"/>
           <w:lang w:eastAsia="es-PE"/>
-          <ns2:ligatures ns2:val="none"/>
+          <w14:ligatures w14:val="none"/>
         </w:rPr>
         <w:t/>
       </w:r>
@@ -4214,7 +4169,7 @@
           <w:color w:val="000000"/>
           <w:kern w:val="0"/>
           <w:lang w:eastAsia="es-PE"/>
-          <ns2:ligatures ns2:val="none"/>
+          <w14:ligatures w14:val="none"/>
         </w:rPr>
         <w:t xml:space="preserve"> y 116</w:t>
       </w:r>
@@ -4224,7 +4179,7 @@
           <w:color w:val="000000"/>
           <w:kern w:val="0"/>
           <w:lang w:eastAsia="es-PE"/>
-          <ns2:ligatures ns2:val="none"/>
+          <w14:ligatures w14:val="none"/>
         </w:rPr>
         <w:t/>
       </w:r>
@@ -4234,7 +4189,7 @@
           <w:color w:val="000000"/>
           <w:kern w:val="0"/>
           <w:lang w:eastAsia="es-PE"/>
-          <ns2:ligatures ns2:val="none"/>
+          <w14:ligatures w14:val="none"/>
         </w:rPr>
         <w:t xml:space="preserve"> de la referida norma</w:t>
       </w:r>
@@ -4246,7 +4201,7 @@
           <w:kern w:val="0"/>
           <w:vertAlign w:val="superscript"/>
           <w:lang w:eastAsia="es-PE"/>
-          <ns2:ligatures ns2:val="none"/>
+          <w14:ligatures w14:val="none"/>
         </w:rPr>
         <w:footnoteReference w:id="9"/>
       </w:r>
@@ -4256,7 +4211,7 @@
           <w:color w:val="000000"/>
           <w:kern w:val="0"/>
           <w:lang w:eastAsia="es-PE"/>
-          <ns2:ligatures ns2:val="none"/>
+          <w14:ligatures w14:val="none"/>
         </w:rPr>
         <w:t xml:space="preserve">. </w:t>
       </w:r>
@@ -4267,7 +4222,7 @@
           <w:color w:val="000000"/>
           <w:kern w:val="0"/>
           <w:lang w:eastAsia="es-PE"/>
-          <ns2:ligatures ns2:val="none"/>
+          <w14:ligatures w14:val="none"/>
         </w:rPr>
         <w:t xml:space="preserve">Asimismo, se consideran circunstancias atenuantes para la graduación de la sanción, el allanamiento de la </w:t>
       </w:r>
@@ -4277,7 +4232,7 @@
           <w:color w:val="000000"/>
           <w:kern w:val="0"/>
           <w:lang w:eastAsia="es-PE"/>
-          <ns2:ligatures ns2:val="none"/>
+          <w14:ligatures w14:val="none"/>
         </w:rPr>
         <w:lastRenderedPageBreak/>
         <w:t>denuncia o el reconocimiento de las pretensiones en ella contenidas, de acuerdo con el artículo 112</w:t>
@@ -4288,7 +4243,7 @@
           <w:color w:val="000000"/>
           <w:kern w:val="0"/>
           <w:lang w:eastAsia="es-PE"/>
-          <ns2:ligatures ns2:val="none"/>
+          <w14:ligatures w14:val="none"/>
         </w:rPr>
         <w:t/>
       </w:r>
@@ -4298,7 +4253,7 @@
           <w:color w:val="000000"/>
           <w:kern w:val="0"/>
           <w:lang w:eastAsia="es-PE"/>
-          <ns2:ligatures ns2:val="none"/>
+          <w14:ligatures w14:val="none"/>
         </w:rPr>
         <w:t xml:space="preserve"> del Código</w:t>
       </w:r>
@@ -4310,7 +4265,7 @@
           <w:kern w:val="0"/>
           <w:vertAlign w:val="superscript"/>
           <w:lang w:eastAsia="es-PE"/>
-          <ns2:ligatures ns2:val="none"/>
+          <w14:ligatures w14:val="none"/>
         </w:rPr>
         <w:footnoteReference w:id="10"/>
       </w:r>
@@ -4320,12 +4275,12 @@
           <w:color w:val="000000"/>
           <w:kern w:val="0"/>
           <w:lang w:eastAsia="es-PE"/>
-          <ns2:ligatures ns2:val="none"/>
+          <w14:ligatures w14:val="none"/>
         </w:rPr>
         <w:t>.</w:t>
       </w:r>
     </w:p>
-    <w:p ns2:paraId="0ECE55DF" ns2:textId="77777777">
+    <w:p>
       <w:pPr>
         <w:shd w:val="clear" w:color="auto" w:fill="FFFFFF"/>
         <w:spacing w:after="0" w:line="240" w:lineRule="auto"/>
@@ -4336,11 +4291,11 @@
           <w:color w:val="000000"/>
           <w:kern w:val="0"/>
           <w:lang w:eastAsia="es-PE"/>
-          <ns2:ligatures ns2:val="none"/>
-        </w:rPr>
-      </w:pPr>
-    </w:p>
-    <w:p ns2:paraId="1CC114EB" ns2:textId="77777777">
+          <w14:ligatures w14:val="none"/>
+        </w:rPr>
+      </w:pPr>
+    </w:p>
+    <w:p>
       <w:pPr>
         <w:shd w:val="clear" w:color="auto" w:fill="FFFFFF"/>
         <w:spacing w:after="0" w:line="240" w:lineRule="auto"/>
@@ -4350,17 +4305,17 @@
           <w:color w:val="000000"/>
           <w:kern w:val="0"/>
           <w:lang w:eastAsia="es-PE"/>
-          <ns2:ligatures ns2:val="none"/>
-        </w:rPr>
-      </w:pPr>
-      <w:r>
-        <w:rPr>
-          <w:rFonts w:ascii="Arial Narrow" w:eastAsia="Arial Narrow" w:hAnsi="Arial Narrow" w:cs="Arial Narrow"/>
-          <w:b/>
-          <w:color w:val="000000"/>
-          <w:kern w:val="0"/>
-          <w:lang w:eastAsia="es-PE"/>
-          <ns2:ligatures ns2:val="none"/>
+          <w14:ligatures w14:val="none"/>
+        </w:rPr>
+      </w:pPr>
+      <w:r>
+        <w:rPr>
+          <w:rFonts w:ascii="Arial Narrow" w:eastAsia="Arial Narrow" w:hAnsi="Arial Narrow" w:cs="Arial Narrow"/>
+          <w:b/>
+          <w:color w:val="000000"/>
+          <w:kern w:val="0"/>
+          <w:lang w:eastAsia="es-PE"/>
+          <w14:ligatures w14:val="none"/>
         </w:rPr>
         <w:t>SÉTIMO:</w:t>
       </w:r>
@@ -4370,7 +4325,7 @@
           <w:color w:val="000000"/>
           <w:kern w:val="0"/>
           <w:lang w:eastAsia="es-PE"/>
-          <ns2:ligatures ns2:val="none"/>
+          <w14:ligatures w14:val="none"/>
         </w:rPr>
         <w:t xml:space="preserve"> informar a las partes que conforme a lo establecido en el artículo 39</w:t>
       </w:r>
@@ -4380,7 +4335,7 @@
           <w:color w:val="000000"/>
           <w:kern w:val="0"/>
           <w:lang w:eastAsia="es-PE"/>
-          <ns2:ligatures ns2:val="none"/>
+          <w14:ligatures w14:val="none"/>
         </w:rPr>
         <w:t/>
       </w:r>
@@ -4390,12 +4345,12 @@
           <w:color w:val="000000"/>
           <w:kern w:val="0"/>
           <w:lang w:eastAsia="es-PE"/>
-          <ns2:ligatures ns2:val="none"/>
+          <w14:ligatures w14:val="none"/>
         </w:rPr>
         <w:t xml:space="preserve"> de la Ley sobre Facultades, Normas y Organización del Indecopi, aprobada por Decreto Legislativo 807, los gastos por los peritajes realizados, actuación de pruebas, inspecciones y otros derivados de la tramitación del proceso serán de cargo de la parte que solicita la prueba, salvo pacto en contrario. En todos los casos, la resolución final determinará si los gastos deben ser asumidos por alguna de las partes, o reembolsados a la otra parte o al Indecopi, según sea el caso, de manera adicional a la sanción que haya podido imponerse. </w:t>
       </w:r>
     </w:p>
-    <w:p ns2:paraId="364C4B19" ns2:textId="77777777">
+    <w:p>
       <w:pPr>
         <w:shd w:val="clear" w:color="auto" w:fill="FFFFFF"/>
         <w:spacing w:after="0" w:line="240" w:lineRule="auto"/>
@@ -4405,11 +4360,11 @@
           <w:color w:val="000000"/>
           <w:kern w:val="0"/>
           <w:lang w:eastAsia="es-PE"/>
-          <ns2:ligatures ns2:val="none"/>
-        </w:rPr>
-      </w:pPr>
-    </w:p>
-    <w:p ns2:paraId="27E9BBC0" ns2:textId="77777777">
+          <w14:ligatures w14:val="none"/>
+        </w:rPr>
+      </w:pPr>
+    </w:p>
+    <w:p>
       <w:pPr>
         <w:suppressAutoHyphens/>
         <w:spacing w:after="0" w:line="240" w:lineRule="auto"/>
@@ -4418,7 +4373,7 @@
           <w:rFonts w:ascii="Arial Narrow" w:eastAsia="Calibri" w:hAnsi="Arial Narrow" w:cs="Arial"/>
           <w:kern w:val="0"/>
           <w:u w:val="single"/>
-          <ns2:ligatures ns2:val="none"/>
+          <w14:ligatures w14:val="none"/>
         </w:rPr>
       </w:pPr>
       <w:r>
@@ -4427,7 +4382,7 @@
           <w:b/>
           <w:bCs/>
           <w:kern w:val="0"/>
-          <ns2:ligatures ns2:val="none"/>
+          <w14:ligatures w14:val="none"/>
         </w:rPr>
         <w:t>OCTAVO</w:t>
       </w:r>
@@ -4436,7 +4391,7 @@
           <w:rFonts w:ascii="Arial Narrow" w:eastAsia="Calibri" w:hAnsi="Arial Narrow" w:cs="Arial"/>
           <w:b/>
           <w:kern w:val="0"/>
-          <ns2:ligatures ns2:val="none"/>
+          <w14:ligatures w14:val="none"/>
         </w:rPr>
         <w:t>:</w:t>
       </w:r>
@@ -4444,7 +4399,7 @@
         <w:rPr>
           <w:rFonts w:ascii="Arial Narrow" w:eastAsia="Calibri" w:hAnsi="Arial Narrow" w:cs="Arial"/>
           <w:kern w:val="0"/>
-          <ns2:ligatures ns2:val="none"/>
+          <w14:ligatures w14:val="none"/>
         </w:rPr>
         <w:t xml:space="preserve"> comunicar a las partes que, </w:t>
       </w:r>
@@ -4453,7 +4408,7 @@
         <w:rPr>
           <w:rFonts w:ascii="Arial Narrow" w:eastAsia="Calibri" w:hAnsi="Arial Narrow" w:cs="Arial"/>
           <w:kern w:val="0"/>
-          <ns2:ligatures ns2:val="none"/>
+          <w14:ligatures w14:val="none"/>
         </w:rPr>
         <w:t>de acuerdo a</w:t>
       </w:r>
@@ -4462,7 +4417,7 @@
         <w:rPr>
           <w:rFonts w:ascii="Arial Narrow" w:eastAsia="Calibri" w:hAnsi="Arial Narrow" w:cs="Arial"/>
           <w:kern w:val="0"/>
-          <ns2:ligatures ns2:val="none"/>
+          <w14:ligatures w14:val="none"/>
         </w:rPr>
         <w:t xml:space="preserve"> lo señalado por el artículo 29</w:t>
       </w:r>
@@ -4472,7 +4427,7 @@
           <w:color w:val="000000"/>
           <w:kern w:val="0"/>
           <w:lang w:eastAsia="es-PE"/>
-          <ns2:ligatures ns2:val="none"/>
+          <w14:ligatures w14:val="none"/>
         </w:rPr>
         <w:t/>
       </w:r>
@@ -4480,7 +4435,7 @@
         <w:rPr>
           <w:rFonts w:ascii="Arial Narrow" w:eastAsia="Calibri" w:hAnsi="Arial Narrow" w:cs="Arial"/>
           <w:kern w:val="0"/>
-          <ns2:ligatures ns2:val="none"/>
+          <w14:ligatures w14:val="none"/>
         </w:rPr>
         <w:t xml:space="preserve"> del Decreto Legislativo </w:t>
       </w:r>
@@ -4489,7 +4444,7 @@
         <w:rPr>
           <w:rFonts w:ascii="Arial Narrow" w:eastAsia="Calibri" w:hAnsi="Arial Narrow" w:cs="Arial"/>
           <w:kern w:val="0"/>
-          <ns2:ligatures ns2:val="none"/>
+          <w14:ligatures w14:val="none"/>
         </w:rPr>
         <w:t/>
       </w:r>
@@ -4498,7 +4453,7 @@
         <w:rPr>
           <w:rFonts w:ascii="Arial Narrow" w:eastAsia="Calibri" w:hAnsi="Arial Narrow" w:cs="Arial"/>
           <w:kern w:val="0"/>
-          <ns2:ligatures ns2:val="none"/>
+          <w14:ligatures w14:val="none"/>
         </w:rPr>
         <w:t xml:space="preserve"> 807</w:t>
       </w:r>
@@ -4508,7 +4463,7 @@
           <w:rFonts w:ascii="Arial Narrow" w:eastAsia="Calibri" w:hAnsi="Arial Narrow" w:cs="Arial"/>
           <w:kern w:val="0"/>
           <w:vertAlign w:val="superscript"/>
-          <ns2:ligatures ns2:val="none"/>
+          <w14:ligatures w14:val="none"/>
         </w:rPr>
         <w:footnoteReference w:id="11"/>
       </w:r>
@@ -4516,7 +4471,7 @@
         <w:rPr>
           <w:rFonts w:ascii="Arial Narrow" w:eastAsia="Calibri" w:hAnsi="Arial Narrow" w:cs="Arial"/>
           <w:kern w:val="0"/>
-          <ns2:ligatures ns2:val="none"/>
+          <w14:ligatures w14:val="none"/>
         </w:rPr>
         <w:t xml:space="preserve">, hasta antes de la emisión de la Resolución Final tienen la posibilidad de solicitar una audiencia de conciliación. En caso deleguen a favor de una tercera persona su actuación en la diligencia programada, esta deberá presentar un poder especial con firma legalizada ante Notario Público, donde conste </w:t>
       </w:r>
@@ -4525,7 +4480,7 @@
           <w:rFonts w:ascii="Arial Narrow" w:eastAsia="Calibri" w:hAnsi="Arial Narrow" w:cs="Arial"/>
           <w:kern w:val="0"/>
           <w:u w:val="single"/>
-          <ns2:ligatures ns2:val="none"/>
+          <w14:ligatures w14:val="none"/>
         </w:rPr>
         <w:t>expresamente su facultad para asistir y conciliar en su representación</w:t>
       </w:r>
@@ -4534,7 +4489,7 @@
           <w:rFonts w:ascii="Arial Narrow" w:eastAsia="Calibri" w:hAnsi="Arial Narrow" w:cs="Arial"/>
           <w:bCs/>
           <w:kern w:val="0"/>
-          <ns2:ligatures ns2:val="none"/>
+          <w14:ligatures w14:val="none"/>
         </w:rPr>
         <w:t>.</w:t>
       </w:r>
@@ -4544,7 +4499,7 @@
           <w:b/>
           <w:bCs/>
           <w:kern w:val="0"/>
-          <ns2:ligatures ns2:val="none"/>
+          <w14:ligatures w14:val="none"/>
         </w:rPr>
         <w:t xml:space="preserve"> </w:t>
       </w:r>
@@ -4553,12 +4508,12 @@
           <w:rFonts w:ascii="Arial Narrow" w:eastAsia="Calibri" w:hAnsi="Arial Narrow" w:cs="Arial"/>
           <w:kern w:val="0"/>
           <w:u w:val="single"/>
-          <ns2:ligatures ns2:val="none"/>
+          <w14:ligatures w14:val="none"/>
         </w:rPr>
         <w:t xml:space="preserve">Ello bajo apercibimiento de no realizar la audiencia de conciliación y levantar el acta de inasistencia correspondiente. </w:t>
       </w:r>
     </w:p>
-    <w:p ns2:paraId="4CD47B08" ns2:textId="77777777">
+    <w:p>
       <w:pPr>
         <w:suppressAutoHyphens/>
         <w:spacing w:after="0" w:line="240" w:lineRule="auto"/>
@@ -4567,11 +4522,11 @@
           <w:rFonts w:ascii="Arial Narrow" w:eastAsia="Calibri" w:hAnsi="Arial Narrow" w:cs="Arial"/>
           <w:kern w:val="0"/>
           <w:u w:val="single"/>
-          <ns2:ligatures ns2:val="none"/>
-        </w:rPr>
-      </w:pPr>
-    </w:p>
-    <w:p ns2:paraId="0E80CA49" ns2:textId="77777777">
+          <w14:ligatures w14:val="none"/>
+        </w:rPr>
+      </w:pPr>
+    </w:p>
+    <w:p>
       <w:pPr>
         <w:suppressAutoHyphens/>
         <w:spacing w:after="0" w:line="240" w:lineRule="auto"/>
@@ -4581,7 +4536,7 @@
           <w:color w:val="000000"/>
           <w:kern w:val="0"/>
           <w:lang w:eastAsia="es-PE"/>
-          <ns2:ligatures ns2:val="none"/>
+          <w14:ligatures w14:val="none"/>
         </w:rPr>
       </w:pPr>
       <w:r>
@@ -4591,7 +4546,7 @@
           <w:color w:val="000000"/>
           <w:kern w:val="0"/>
           <w:lang w:eastAsia="es-PE"/>
-          <ns2:ligatures ns2:val="none"/>
+          <w14:ligatures w14:val="none"/>
         </w:rPr>
         <w:t>NOVENO:</w:t>
       </w:r>
@@ -4601,14 +4556,14 @@
           <w:color w:val="000000"/>
           <w:kern w:val="0"/>
           <w:lang w:eastAsia="es-PE"/>
-          <ns2:ligatures ns2:val="none"/>
+          <w14:ligatures w14:val="none"/>
         </w:rPr>
         <w:t xml:space="preserve"> poner en conocimiento de las partes que, antes de la emisión de la Resolución Final, tienen la posibilidad de formular su desistimiento o presentar el acuerdo arribado mediante la conciliación, mediación, transacción o cualquier otro que, de forma indubitable, deje constancia que se ha solucionado la controversia materia de denuncia.</w:t>
       </w:r>
       <w:bookmarkStart w:id="7" w:name="h.gjdgxs" w:colFirst="0" w:colLast="0"/>
       <w:bookmarkEnd w:id="7"/>
     </w:p>
-    <w:p ns2:paraId="7DDD06F7" ns2:textId="77777777">
+    <w:p>
       <w:pPr>
         <w:suppressAutoHyphens/>
         <w:spacing w:after="0" w:line="240" w:lineRule="auto"/>
@@ -4618,11 +4573,11 @@
           <w:color w:val="000000"/>
           <w:kern w:val="0"/>
           <w:lang w:eastAsia="es-PE"/>
-          <ns2:ligatures ns2:val="none"/>
-        </w:rPr>
-      </w:pPr>
-    </w:p>
-    <w:p ns2:paraId="236137A1" ns2:textId="72F60AF8">
+          <w14:ligatures w14:val="none"/>
+        </w:rPr>
+      </w:pPr>
+    </w:p>
+    <w:p>
       <w:pPr>
         <w:suppressAutoHyphens/>
         <w:spacing w:after="0" w:line="240" w:lineRule="auto"/>
@@ -4645,7 +4600,7 @@
           <w:b/>
           <w:spacing w:val="-3"/>
           <w:kern w:val="0"/>
-          <ns2:ligatures ns2:val="none"/>
+          <w14:ligatures w14:val="none"/>
         </w:rPr>
         <w:t/>
       </w:r>
@@ -4655,7 +4610,7 @@
           <w:bCs/>
           <w:spacing w:val="-3"/>
           <w:kern w:val="0"/>
-          <ns2:ligatures ns2:val="none"/>
+          <w14:ligatures w14:val="none"/>
         </w:rPr>
         <w:t xml:space="preserve"/>
       </w:r>
@@ -4665,7 +4620,7 @@
           <w:bCs/>
           <w:spacing w:val="-3"/>
           <w:kern w:val="0"/>
-          <ns2:ligatures ns2:val="none"/>
+          <w14:ligatures w14:val="none"/>
         </w:rPr>
         <w:t xml:space="preserve"/>
       </w:r>
@@ -4676,7 +4631,7 @@
           <w:kern w:val="0"/>
           <w:shd w:val="clear" w:color="auto" w:fill="FFFFFF"/>
           <w:lang w:eastAsia="es-PE"/>
-          <ns2:ligatures ns2:val="none"/>
+          <w14:ligatures w14:val="none"/>
         </w:rPr>
         <w:t xml:space="preserve"/>
       </w:r>
@@ -4687,7 +4642,7 @@
           <w:kern w:val="0"/>
           <w:shd w:val="clear" w:color="auto" w:fill="FFFFFF"/>
           <w:lang w:eastAsia="es-PE"/>
-          <ns2:ligatures ns2:val="none"/>
+          <w14:ligatures w14:val="none"/>
         </w:rPr>
         <w:t/>
       </w:r>
@@ -4698,7 +4653,7 @@
           <w:kern w:val="0"/>
           <w:shd w:val="clear" w:color="auto" w:fill="FFFFFF"/>
           <w:lang w:eastAsia="es-PE"/>
-          <ns2:ligatures ns2:val="none"/>
+          <w14:ligatures w14:val="none"/>
         </w:rPr>
         <w:t xml:space="preserve"/>
       </w:r>
@@ -4715,7 +4670,7 @@
           <w:color w:val="000000"/>
           <w:kern w:val="0"/>
           <w:lang w:eastAsia="es-PE"/>
-          <ns2:ligatures ns2:val="none"/>
+          <w14:ligatures w14:val="none"/>
         </w:rPr>
         <w:t/>
       </w:r>
@@ -4755,7 +4710,7 @@
           <w:color w:val="000000"/>
           <w:kern w:val="0"/>
           <w:lang w:eastAsia="es-PE"/>
-          <ns2:ligatures ns2:val="none"/>
+          <w14:ligatures w14:val="none"/>
         </w:rPr>
         <w:t/>
       </w:r>
@@ -4781,7 +4736,7 @@
         <w:t/>
       </w:r>
     </w:p>
-    <w:p ns2:paraId="639FE5BE" ns2:textId="77777777">
+    <w:p>
       <w:pPr>
         <w:suppressAutoHyphens/>
         <w:spacing w:after="0" w:line="240" w:lineRule="auto"/>
@@ -4791,7 +4746,7 @@
         </w:rPr>
       </w:pPr>
     </w:p>
-    <w:p ns2:paraId="083D8417" ns2:textId="2ABDF410">
+    <w:p>
       <w:pPr>
         <w:suppressAutoHyphens/>
         <w:spacing w:line="240" w:lineRule="auto"/>
@@ -4879,7 +4834,7 @@
       <w:bookmarkStart w:id="8" w:name="_Hlk198890962"/>
     </w:p>
     <w:bookmarkEnd w:id="8"/>
-    <w:p ns2:paraId="23716787" ns2:textId="77777777">
+    <w:p>
       <w:pPr>
         <w:suppressAutoHyphens/>
         <w:spacing w:after="0" w:line="240" w:lineRule="auto"/>
@@ -4889,50 +4844,50 @@
         </w:rPr>
       </w:pPr>
     </w:p>
-    <w:p ns2:paraId="509D673B" ns2:textId="77777777">
-      <w:pPr>
-        <w:spacing w:after="0" w:line="240" w:lineRule="auto"/>
-        <w:jc w:val="both"/>
-        <w:rPr>
-          <w:rFonts w:ascii="Arial Narrow" w:eastAsia="Arial Narrow" w:hAnsi="Arial Narrow" w:cs="Arial Narrow"/>
-          <w:b/>
-          <w:color w:val="000000"/>
-          <w:kern w:val="0"/>
-          <w:lang w:eastAsia="es-PE"/>
-          <ns2:ligatures ns2:val="none"/>
-        </w:rPr>
-      </w:pPr>
-    </w:p>
-    <w:p ns2:paraId="418E1D52" ns2:textId="77777777">
-      <w:pPr>
-        <w:spacing w:after="0" w:line="240" w:lineRule="auto"/>
-        <w:jc w:val="both"/>
-        <w:rPr>
-          <w:rFonts w:ascii="Arial Narrow" w:eastAsia="Arial Narrow" w:hAnsi="Arial Narrow" w:cs="Arial Narrow"/>
-          <w:b/>
-          <w:color w:val="000000"/>
-          <w:kern w:val="0"/>
-          <w:lang w:eastAsia="es-PE"/>
-          <ns2:ligatures ns2:val="none"/>
-        </w:rPr>
-      </w:pPr>
-    </w:p>
-    <w:p ns2:paraId="375C384E" ns2:textId="77777777">
-      <w:pPr>
-        <w:spacing w:after="0" w:line="240" w:lineRule="auto"/>
-        <w:jc w:val="both"/>
-        <w:rPr>
-          <w:rFonts w:ascii="Arial Narrow" w:eastAsia="Arial Narrow" w:hAnsi="Arial Narrow" w:cs="Arial Narrow"/>
-          <w:b/>
-          <w:color w:val="000000"/>
-          <w:kern w:val="0"/>
-          <w:lang w:eastAsia="es-PE"/>
-          <ns2:ligatures ns2:val="none"/>
+    <w:p>
+      <w:pPr>
+        <w:spacing w:after="0" w:line="240" w:lineRule="auto"/>
+        <w:jc w:val="both"/>
+        <w:rPr>
+          <w:rFonts w:ascii="Arial Narrow" w:eastAsia="Arial Narrow" w:hAnsi="Arial Narrow" w:cs="Arial Narrow"/>
+          <w:b/>
+          <w:color w:val="000000"/>
+          <w:kern w:val="0"/>
+          <w:lang w:eastAsia="es-PE"/>
+          <w14:ligatures w14:val="none"/>
+        </w:rPr>
+      </w:pPr>
+    </w:p>
+    <w:p>
+      <w:pPr>
+        <w:spacing w:after="0" w:line="240" w:lineRule="auto"/>
+        <w:jc w:val="both"/>
+        <w:rPr>
+          <w:rFonts w:ascii="Arial Narrow" w:eastAsia="Arial Narrow" w:hAnsi="Arial Narrow" w:cs="Arial Narrow"/>
+          <w:b/>
+          <w:color w:val="000000"/>
+          <w:kern w:val="0"/>
+          <w:lang w:eastAsia="es-PE"/>
+          <w14:ligatures w14:val="none"/>
+        </w:rPr>
+      </w:pPr>
+    </w:p>
+    <w:p>
+      <w:pPr>
+        <w:spacing w:after="0" w:line="240" w:lineRule="auto"/>
+        <w:jc w:val="both"/>
+        <w:rPr>
+          <w:rFonts w:ascii="Arial Narrow" w:eastAsia="Arial Narrow" w:hAnsi="Arial Narrow" w:cs="Arial Narrow"/>
+          <w:b/>
+          <w:color w:val="000000"/>
+          <w:kern w:val="0"/>
+          <w:lang w:eastAsia="es-PE"/>
+          <w14:ligatures w14:val="none"/>
         </w:rPr>
       </w:pPr>
     </w:p>
     <w:bookmarkEnd w:id="0"/>
-    <w:p ns2:paraId="7609987B" ns2:textId="77777777">
+    <w:p>
       <w:pPr>
         <w:shd w:val="clear" w:color="auto" w:fill="FFFFFF"/>
         <w:spacing w:after="0" w:line="240" w:lineRule="auto"/>
@@ -4941,7 +4896,7 @@
           <w:rFonts w:ascii="Arial Narrow" w:eastAsia="Calibri" w:hAnsi="Arial Narrow" w:cs="Times New Roman"/>
           <w:color w:val="000000"/>
           <w:kern w:val="0"/>
-          <ns2:ligatures ns2:val="none"/>
+          <w14:ligatures w14:val="none"/>
         </w:rPr>
       </w:pPr>
       <w:r>
@@ -4951,12 +4906,12 @@
           <w:bCs/>
           <w:color w:val="000000"/>
           <w:kern w:val="0"/>
-          <ns2:ligatures ns2:val="none"/>
+          <w14:ligatures w14:val="none"/>
         </w:rPr>
         <w:t>EVELING ROA QUISPE</w:t>
       </w:r>
     </w:p>
-    <w:p ns2:paraId="692BA8AF" ns2:textId="77777777">
+    <w:p>
       <w:pPr>
         <w:shd w:val="clear" w:color="auto" w:fill="FFFFFF"/>
         <w:spacing w:after="0" w:line="240" w:lineRule="auto"/>
@@ -4967,7 +4922,7 @@
           <w:bCs/>
           <w:color w:val="000000"/>
           <w:kern w:val="0"/>
-          <ns2:ligatures ns2:val="none"/>
+          <w14:ligatures w14:val="none"/>
         </w:rPr>
       </w:pPr>
       <w:r>
@@ -4977,12 +4932,12 @@
           <w:bCs/>
           <w:color w:val="000000"/>
           <w:kern w:val="0"/>
-          <ns2:ligatures ns2:val="none"/>
+          <w14:ligatures w14:val="none"/>
         </w:rPr>
         <w:t>Secretaria Técnica</w:t>
       </w:r>
     </w:p>
-    <w:p ns2:paraId="4AF3211C" ns2:textId="77777777">
+    <w:p>
       <w:pPr>
         <w:shd w:val="clear" w:color="auto" w:fill="FFFFFF"/>
         <w:spacing w:after="0" w:line="240" w:lineRule="auto"/>
@@ -4993,7 +4948,7 @@
           <w:bCs/>
           <w:color w:val="000000"/>
           <w:kern w:val="0"/>
-          <ns2:ligatures ns2:val="none"/>
+          <w14:ligatures w14:val="none"/>
         </w:rPr>
       </w:pPr>
       <w:r>
@@ -5003,7 +4958,7 @@
           <w:bCs/>
           <w:color w:val="000000"/>
           <w:kern w:val="0"/>
-          <ns2:ligatures ns2:val="none"/>
+          <w14:ligatures w14:val="none"/>
         </w:rPr>
         <w:t>Comisión </w:t>
       </w:r>
@@ -5015,7 +4970,7 @@
           <w:color w:val="000000"/>
           <w:kern w:val="0"/>
           <w:shd w:val="clear" w:color="auto" w:fill="FFFFFF"/>
-          <ns2:ligatures ns2:val="none"/>
+          <w14:ligatures w14:val="none"/>
         </w:rPr>
         <w:t>de</w:t>
       </w:r>
@@ -5026,7 +4981,7 @@
           <w:bCs/>
           <w:color w:val="000000"/>
           <w:kern w:val="0"/>
-          <ns2:ligatures ns2:val="none"/>
+          <w14:ligatures w14:val="none"/>
         </w:rPr>
         <w:t xml:space="preserve"> Protección al Consumidor </w:t>
       </w:r>
@@ -5038,7 +4993,7 @@
           <w:bCs/>
           <w:color w:val="000000"/>
           <w:kern w:val="0"/>
-          <ns2:ligatures ns2:val="none"/>
+          <w14:ligatures w14:val="none"/>
         </w:rPr>
         <w:t/>
       </w:r>
@@ -5050,26 +5005,26 @@
           <w:bCs/>
           <w:color w:val="000000"/>
           <w:kern w:val="0"/>
-          <ns2:ligatures ns2:val="none"/>
+          <w14:ligatures w14:val="none"/>
         </w:rPr>
         <w:t xml:space="preserve"> 1</w:t>
       </w:r>
     </w:p>
-    <w:p ns2:paraId="602C43F9" ns2:textId="77777777">
-      <w:pPr>
-        <w:spacing w:after="0" w:line="240" w:lineRule="auto"/>
-        <w:jc w:val="both"/>
-        <w:rPr>
-          <w:rFonts w:ascii="Arial Narrow" w:eastAsia="Arial Narrow" w:hAnsi="Arial Narrow" w:cs="Arial Narrow"/>
-          <w:b/>
-          <w:color w:val="000000"/>
-          <w:kern w:val="0"/>
-          <w:lang w:eastAsia="es-PE"/>
-          <ns2:ligatures ns2:val="none"/>
-        </w:rPr>
-      </w:pPr>
-    </w:p>
-    <w:p ns2:paraId="1D3884F8" ns2:textId="679A68E8">
+    <w:p>
+      <w:pPr>
+        <w:spacing w:after="0" w:line="240" w:lineRule="auto"/>
+        <w:jc w:val="both"/>
+        <w:rPr>
+          <w:rFonts w:ascii="Arial Narrow" w:eastAsia="Arial Narrow" w:hAnsi="Arial Narrow" w:cs="Arial Narrow"/>
+          <w:b/>
+          <w:color w:val="000000"/>
+          <w:kern w:val="0"/>
+          <w:lang w:eastAsia="es-PE"/>
+          <w14:ligatures w14:val="none"/>
+        </w:rPr>
+      </w:pPr>
+    </w:p>
+    <w:p>
       <w:pPr>
         <w:spacing w:after="0" w:line="240" w:lineRule="auto"/>
         <w:jc w:val="both"/>
@@ -5087,7 +5042,7 @@
           <w:sz w:val="16"/>
           <w:szCs w:val="16"/>
           <w:lang w:eastAsia="es-PE"/>
-          <ns2:ligatures ns2:val="none"/>
+          <w14:ligatures w14:val="none"/>
         </w:rPr>
         <w:t>LGP</w:t>
       </w:r>
@@ -5099,12 +5054,12 @@
           <w:sz w:val="16"/>
           <w:szCs w:val="16"/>
           <w:lang w:eastAsia="es-PE"/>
-          <ns2:ligatures ns2:val="none"/>
+          <w14:ligatures w14:val="none"/>
         </w:rPr>
         <w:t>/JCQ</w:t>
       </w:r>
     </w:p>
-    <w:p ns2:paraId="08D2E184" ns2:textId="77777777">
+    <w:p>
       <w:pPr>
         <w:spacing w:line="240" w:lineRule="auto"/>
         <w:rPr>
@@ -5112,7 +5067,7 @@
         </w:rPr>
       </w:pPr>
     </w:p>
-    <w:p ns2:paraId="1D2233A3" ns2:textId="77777777">
+    <w:p>
       <w:pPr>
         <w:spacing w:line="240" w:lineRule="auto"/>
         <w:rPr>
@@ -5120,17 +5075,17 @@
         </w:rPr>
       </w:pPr>
     </w:p>
-    <w:p ns2:paraId="4423ADE9" ns2:textId="77777777">
+    <w:p>
       <w:pPr>
         <w:rPr>
           <w:rFonts w:ascii="Arial Narrow" w:hAnsi="Arial Narrow"/>
         </w:rPr>
       </w:pPr>
     </w:p>
-    <w:p ns2:paraId="74AAB5F4" ns2:textId="77777777"/>
+    <w:p/>
     <w:sectPr>
-      <w:headerReference w:type="default" ns3:id="rId8"/>
-      <w:footerReference w:type="default" ns3:id="rId9"/>
+      <w:headerReference w:type="default" r:id="rId8"/>
+      <w:footerReference w:type="default" r:id="rId9"/>
       <w:pgSz w:w="11906" w:h="16838"/>
       <w:pgMar w:top="1417" w:right="1701" w:bottom="1417" w:left="1701" w:header="708" w:footer="708" w:gutter="0"/>
       <w:cols w:space="708"/>
@@ -5141,7 +5096,7 @@
 </file>
 
 <file path=word/endnotes.xml><?xml version="1.0" encoding="utf-8"?>
-<w:endnotes xmlns:wpc="http://schemas.microsoft.com/office/word/2010/wordprocessingCanvas" xmlns:cx="http://schemas.microsoft.com/office/drawing/2014/chartex" xmlns:cx1="http://schemas.microsoft.com/office/drawing/2015/9/8/chartex" xmlns:cx2="http://schemas.microsoft.com/office/drawing/2015/10/21/chartex" xmlns:cx3="http://schemas.microsoft.com/office/drawing/2016/5/9/chartex" xmlns:cx4="http://schemas.microsoft.com/office/drawing/2016/5/10/chartex" xmlns:cx5="http://schemas.microsoft.com/office/drawing/2016/5/11/chartex" xmlns:cx6="http://schemas.microsoft.com/office/drawing/2016/5/12/chartex" xmlns:cx7="http://schemas.microsoft.com/office/drawing/2016/5/13/chartex" xmlns:cx8="http://schemas.microsoft.com/office/drawing/2016/5/14/chartex" xmlns:mc="http://schemas.openxmlformats.org/markup-compatibility/2006" xmlns:aink="http://schemas.microsoft.com/office/drawing/2016/ink" xmlns:am3d="http://schemas.microsoft.com/office/drawing/2017/model3d" xmlns:o="urn:schemas-microsoft-com:office:office" xmlns:oel="http://schemas.microsoft.com/office/2019/extlst" xmlns:r="http://schemas.openxmlformats.org/officeDocument/2006/relationships" xmlns:m="http://schemas.openxmlformats.org/officeDocument/2006/math" xmlns:v="urn:schemas-microsoft-com:vml" xmlns:wp14="http://schemas.microsoft.com/office/word/2010/wordprocessingDrawing" xmlns:wp="http://schemas.openxmlformats.org/drawingml/2006/wordprocessingDrawing" xmlns:w10="urn:schemas-microsoft-com:office:word" xmlns:w="http://schemas.openxmlformats.org/wordprocessingml/2006/main" xmlns:w14="http://schemas.microsoft.com/office/word/2010/wordml" xmlns:w15="http://schemas.microsoft.com/office/word/2012/wordml" xmlns:w16cex="http://schemas.microsoft.com/office/word/2018/wordml/cex" xmlns:w16cid="http://schemas.microsoft.com/office/word/2016/wordml/cid" xmlns:w16="http://schemas.microsoft.com/office/word/2018/wordml" xmlns:w16du="http://schemas.microsoft.com/office/word/2023/wordml/word16du" xmlns:w16sdtdh="http://schemas.microsoft.com/office/word/2020/wordml/sdtdatahash" xmlns:w16sdtfl="http://schemas.microsoft.com/office/word/2024/wordml/sdtformatlock" xmlns:w16se="http://schemas.microsoft.com/office/word/2015/wordml/symex" xmlns:wpg="http://schemas.microsoft.com/office/word/2010/wordprocessingGroup" xmlns:wpi="http://schemas.microsoft.com/office/word/2010/wordprocessingInk" xmlns:wne="http://schemas.microsoft.com/office/word/2006/wordml" xmlns:wps="http://schemas.microsoft.com/office/word/2010/wordprocessingShape" mc:Ignorable="w14 w15 w16se w16cid w16 w16cex w16sdtdh w16sdtfl w16du wp14">
+<w:endnotes xmlns:mc="http://schemas.openxmlformats.org/markup-compatibility/2006" xmlns:r="http://schemas.openxmlformats.org/officeDocument/2006/relationships" xmlns:w="http://schemas.openxmlformats.org/wordprocessingml/2006/main" xmlns:w14="http://schemas.microsoft.com/office/word/2010/wordml" xmlns:w15="http://schemas.microsoft.com/office/word/2012/wordml" xmlns:w16="http://schemas.microsoft.com/office/word/2018/wordml" xmlns:w16cex="http://schemas.microsoft.com/office/word/2018/wordml/cex" xmlns:w16cid="http://schemas.microsoft.com/office/word/2016/wordml/cid" xmlns:w16du="http://schemas.microsoft.com/office/word/2023/wordml/word16du" xmlns:w16sdtdh="http://schemas.microsoft.com/office/word/2020/wordml/sdtdatahash" xmlns:w16se="http://schemas.microsoft.com/office/word/2015/wordml/symex" xmlns:wp14="http://schemas.microsoft.com/office/word/2010/wordprocessingDrawing" mc:Ignorable="w14 w15 w16se w16cid w16 w16cex w16sdtdh w16du wp14">
   <w:endnote w:type="separator" w:id="-1">
     <w:p>
       <w:pPr>
@@ -5166,7 +5121,7 @@
 </file>
 
 <file path=word/footer1.xml><?xml version="1.0" encoding="utf-8"?>
-<w:ftr xmlns:wpc="http://schemas.microsoft.com/office/word/2010/wordprocessingCanvas" xmlns:cx="http://schemas.microsoft.com/office/drawing/2014/chartex" xmlns:cx1="http://schemas.microsoft.com/office/drawing/2015/9/8/chartex" xmlns:cx2="http://schemas.microsoft.com/office/drawing/2015/10/21/chartex" xmlns:cx3="http://schemas.microsoft.com/office/drawing/2016/5/9/chartex" xmlns:cx4="http://schemas.microsoft.com/office/drawing/2016/5/10/chartex" xmlns:cx5="http://schemas.microsoft.com/office/drawing/2016/5/11/chartex" xmlns:cx6="http://schemas.microsoft.com/office/drawing/2016/5/12/chartex" xmlns:cx7="http://schemas.microsoft.com/office/drawing/2016/5/13/chartex" xmlns:cx8="http://schemas.microsoft.com/office/drawing/2016/5/14/chartex" xmlns:mc="http://schemas.openxmlformats.org/markup-compatibility/2006" xmlns:aink="http://schemas.microsoft.com/office/drawing/2016/ink" xmlns:am3d="http://schemas.microsoft.com/office/drawing/2017/model3d" xmlns:o="urn:schemas-microsoft-com:office:office" xmlns:oel="http://schemas.microsoft.com/office/2019/extlst" xmlns:r="http://schemas.openxmlformats.org/officeDocument/2006/relationships" xmlns:m="http://schemas.openxmlformats.org/officeDocument/2006/math" xmlns:v="urn:schemas-microsoft-com:vml" xmlns:wp14="http://schemas.microsoft.com/office/word/2010/wordprocessingDrawing" xmlns:wp="http://schemas.openxmlformats.org/drawingml/2006/wordprocessingDrawing" xmlns:w10="urn:schemas-microsoft-com:office:word" xmlns:w="http://schemas.openxmlformats.org/wordprocessingml/2006/main" xmlns:w14="http://schemas.microsoft.com/office/word/2010/wordml" xmlns:w15="http://schemas.microsoft.com/office/word/2012/wordml" xmlns:w16cex="http://schemas.microsoft.com/office/word/2018/wordml/cex" xmlns:w16cid="http://schemas.microsoft.com/office/word/2016/wordml/cid" xmlns:w16="http://schemas.microsoft.com/office/word/2018/wordml" xmlns:w16du="http://schemas.microsoft.com/office/word/2023/wordml/word16du" xmlns:w16sdtdh="http://schemas.microsoft.com/office/word/2020/wordml/sdtdatahash" xmlns:w16sdtfl="http://schemas.microsoft.com/office/word/2024/wordml/sdtformatlock" xmlns:w16se="http://schemas.microsoft.com/office/word/2015/wordml/symex" xmlns:wpg="http://schemas.microsoft.com/office/word/2010/wordprocessingGroup" xmlns:wpi="http://schemas.microsoft.com/office/word/2010/wordprocessingInk" xmlns:wne="http://schemas.microsoft.com/office/word/2006/wordml" xmlns:wps="http://schemas.microsoft.com/office/word/2010/wordprocessingShape" mc:Ignorable="w14 w15 w16se w16cid w16 w16cex w16sdtdh w16sdtfl w16du wp14">
+<w:ftr xmlns:mc="http://schemas.openxmlformats.org/markup-compatibility/2006" xmlns:r="http://schemas.openxmlformats.org/officeDocument/2006/relationships" xmlns:w="http://schemas.openxmlformats.org/wordprocessingml/2006/main" xmlns:w14="http://schemas.microsoft.com/office/word/2010/wordml" xmlns:w15="http://schemas.microsoft.com/office/word/2012/wordml" xmlns:w16="http://schemas.microsoft.com/office/word/2018/wordml" xmlns:w16cex="http://schemas.microsoft.com/office/word/2018/wordml/cex" xmlns:w16cid="http://schemas.microsoft.com/office/word/2016/wordml/cid" xmlns:w16du="http://schemas.microsoft.com/office/word/2023/wordml/word16du" xmlns:w16sdtdh="http://schemas.microsoft.com/office/word/2020/wordml/sdtdatahash" xmlns:w16se="http://schemas.microsoft.com/office/word/2015/wordml/symex" xmlns:wp14="http://schemas.microsoft.com/office/word/2010/wordprocessingDrawing" mc:Ignorable="w14 w15 w16se w16cid w16 w16cex w16sdtdh w16du wp14">
   <w:p>
     <w:pPr>
       <w:pBdr>
@@ -5245,7 +5200,7 @@
 </file>
 
 <file path=word/footnotes.xml><?xml version="1.0" encoding="utf-8"?>
-<w:footnotes xmlns:wpc="http://schemas.microsoft.com/office/word/2010/wordprocessingCanvas" xmlns:cx="http://schemas.microsoft.com/office/drawing/2014/chartex" xmlns:cx1="http://schemas.microsoft.com/office/drawing/2015/9/8/chartex" xmlns:cx2="http://schemas.microsoft.com/office/drawing/2015/10/21/chartex" xmlns:cx3="http://schemas.microsoft.com/office/drawing/2016/5/9/chartex" xmlns:cx4="http://schemas.microsoft.com/office/drawing/2016/5/10/chartex" xmlns:cx5="http://schemas.microsoft.com/office/drawing/2016/5/11/chartex" xmlns:cx6="http://schemas.microsoft.com/office/drawing/2016/5/12/chartex" xmlns:cx7="http://schemas.microsoft.com/office/drawing/2016/5/13/chartex" xmlns:cx8="http://schemas.microsoft.com/office/drawing/2016/5/14/chartex" xmlns:mc="http://schemas.openxmlformats.org/markup-compatibility/2006" xmlns:aink="http://schemas.microsoft.com/office/drawing/2016/ink" xmlns:am3d="http://schemas.microsoft.com/office/drawing/2017/model3d" xmlns:o="urn:schemas-microsoft-com:office:office" xmlns:oel="http://schemas.microsoft.com/office/2019/extlst" xmlns:r="http://schemas.openxmlformats.org/officeDocument/2006/relationships" xmlns:m="http://schemas.openxmlformats.org/officeDocument/2006/math" xmlns:v="urn:schemas-microsoft-com:vml" xmlns:wp14="http://schemas.microsoft.com/office/word/2010/wordprocessingDrawing" xmlns:wp="http://schemas.openxmlformats.org/drawingml/2006/wordprocessingDrawing" xmlns:w10="urn:schemas-microsoft-com:office:word" xmlns:w="http://schemas.openxmlformats.org/wordprocessingml/2006/main" xmlns:w14="http://schemas.microsoft.com/office/word/2010/wordml" xmlns:w15="http://schemas.microsoft.com/office/word/2012/wordml" xmlns:w16cex="http://schemas.microsoft.com/office/word/2018/wordml/cex" xmlns:w16cid="http://schemas.microsoft.com/office/word/2016/wordml/cid" xmlns:w16="http://schemas.microsoft.com/office/word/2018/wordml" xmlns:w16du="http://schemas.microsoft.com/office/word/2023/wordml/word16du" xmlns:w16sdtdh="http://schemas.microsoft.com/office/word/2020/wordml/sdtdatahash" xmlns:w16sdtfl="http://schemas.microsoft.com/office/word/2024/wordml/sdtformatlock" xmlns:w16se="http://schemas.microsoft.com/office/word/2015/wordml/symex" xmlns:wpg="http://schemas.microsoft.com/office/word/2010/wordprocessingGroup" xmlns:wpi="http://schemas.microsoft.com/office/word/2010/wordprocessingInk" xmlns:wne="http://schemas.microsoft.com/office/word/2006/wordml" xmlns:wps="http://schemas.microsoft.com/office/word/2010/wordprocessingShape" mc:Ignorable="w14 w15 w16se w16cid w16 w16cex w16sdtdh w16sdtfl w16du wp14">
+<w:footnotes xmlns:mc="http://schemas.openxmlformats.org/markup-compatibility/2006" xmlns:r="http://schemas.openxmlformats.org/officeDocument/2006/relationships" xmlns:w="http://schemas.openxmlformats.org/wordprocessingml/2006/main" xmlns:w14="http://schemas.microsoft.com/office/word/2010/wordml" xmlns:w15="http://schemas.microsoft.com/office/word/2012/wordml" xmlns:w16="http://schemas.microsoft.com/office/word/2018/wordml" xmlns:w16cex="http://schemas.microsoft.com/office/word/2018/wordml/cex" xmlns:w16cid="http://schemas.microsoft.com/office/word/2016/wordml/cid" xmlns:w16du="http://schemas.microsoft.com/office/word/2023/wordml/word16du" xmlns:w16sdtdh="http://schemas.microsoft.com/office/word/2020/wordml/sdtdatahash" xmlns:w16se="http://schemas.microsoft.com/office/word/2015/wordml/symex" xmlns:wp14="http://schemas.microsoft.com/office/word/2010/wordprocessingDrawing" mc:Ignorable="w14 w15 w16se w16cid w16 w16cex w16sdtdh w16du wp14">
   <w:footnote w:type="separator" w:id="-1">
     <w:p>
       <w:pPr>
@@ -6706,6 +6661,161 @@
       </w:pPr>
     </w:p>
   </w:footnote>
+  <w:footnote w:id="13">
+    <w:p>
+      <w:pPr>
+        <w:pStyle w:val="Textonotapie"/>
+        <w:ind w:left="567" w:hanging="567"/>
+        <w:jc w:val="both"/>
+      </w:pPr>
+      <w:r>
+        <w:rPr>
+          <w:rStyle w:val="Refdenotaalpie"/>
+          <w:rFonts w:ascii="Arial Narrow" w:hAnsi="Arial Narrow" w:cs="Arial"/>
+          <w:sz w:val="16"/>
+          <w:szCs w:val="16"/>
+          <w:vertAlign w:val="superscript"/>
+        </w:rPr>
+        <w:footnoteRef/>
+      </w:r>
+      <w:r>
+        <w:rPr>
+          <w:rFonts w:ascii="Arial Narrow" w:hAnsi="Arial Narrow" w:cs="Arial"/>
+          <w:sz w:val="16"/>
+          <w:szCs w:val="16"/>
+        </w:rPr>
+        <w:tab/>
+      </w:r>
+      <w:r>
+        <w:rPr>
+          <w:rFonts w:ascii="Arial Narrow" w:hAnsi="Arial Narrow" w:cs="Arial"/>
+          <w:b/>
+          <w:bCs/>
+          <w:sz w:val="16"/>
+          <w:szCs w:val="16"/>
+        </w:rPr>
+        <w:t xml:space="preserve">DECRETO LEGISLATIVO 807, LEY SOBRE FACULTADES, NORMAS Y ORGANIZACIÓN DEL INDECOPI, publicado el 18 de abril de 1996</w:t>
+      </w:r>
+    </w:p>
+    <w:p>
+      <w:pPr>
+        <w:pStyle w:val="Textonotapie"/>
+        <w:ind w:left="567" w:hanging="567"/>
+        <w:jc w:val="both"/>
+      </w:pPr>
+      <w:r>
+        <w:rPr>
+          <w:rFonts w:ascii="Arial Narrow" w:hAnsi="Arial Narrow" w:cs="Arial"/>
+          <w:sz w:val="16"/>
+          <w:szCs w:val="16"/>
+        </w:rPr>
+        <w:tab/>
+      </w:r>
+      <w:r>
+        <w:rPr>
+          <w:rFonts w:ascii="Arial Narrow" w:hAnsi="Arial Narrow" w:cs="Arial"/>
+          <w:b/>
+          <w:bCs/>
+          <w:sz w:val="16"/>
+          <w:szCs w:val="16"/>
+        </w:rPr>
+        <w:t xml:space="preserve">Artículo 26.-</w:t>
+      </w:r>
+      <w:r>
+        <w:rPr>
+          <w:rFonts w:ascii="Arial Narrow" w:hAnsi="Arial Narrow" w:cs="Arial"/>
+          <w:sz w:val="16"/>
+          <w:szCs w:val="16"/>
+        </w:rPr>
+        <w:t xml:space="preserve"> Una vez admitida a trámite la denuncia, se correrá traslado de la misma al denunciado, a fin de que éste presente su descargo. El plazo para la presentación del descargo será de cinco (5) días contados desde la notificación, vencido el cual, el Secretario Técnico declarará en rebeldía al denunciado que no lo hubiera presentado.</w:t>
+      </w:r>
+    </w:p>
+  </w:footnote>
+  <w:footnote w:id="14">
+    <w:p>
+      <w:pPr>
+        <w:pStyle w:val="Textonotapie"/>
+        <w:ind w:left="567" w:hanging="567"/>
+        <w:jc w:val="both"/>
+      </w:pPr>
+      <w:r>
+        <w:rPr>
+          <w:rStyle w:val="Refdenotaalpie"/>
+          <w:rFonts w:ascii="Arial Narrow" w:hAnsi="Arial Narrow" w:cs="Arial"/>
+          <w:sz w:val="16"/>
+          <w:szCs w:val="16"/>
+          <w:vertAlign w:val="superscript"/>
+        </w:rPr>
+        <w:footnoteRef/>
+      </w:r>
+      <w:r>
+        <w:rPr>
+          <w:rFonts w:ascii="Arial Narrow" w:hAnsi="Arial Narrow" w:cs="Arial"/>
+          <w:sz w:val="16"/>
+          <w:szCs w:val="16"/>
+        </w:rPr>
+        <w:tab/>
+      </w:r>
+      <w:r>
+        <w:rPr>
+          <w:rFonts w:ascii="Arial Narrow" w:hAnsi="Arial Narrow" w:cs="Arial"/>
+          <w:b/>
+          <w:bCs/>
+          <w:sz w:val="16"/>
+          <w:szCs w:val="16"/>
+        </w:rPr>
+        <w:t xml:space="preserve">DECRETO SUPREMO 006-2026-JUS, TEXTO ÚNICO ORDENADO DE LA LEY 27444, LEY DEL PROCEDIMIENTO ADMINISTRATIVO GENERAL, publicado el 30 de abril de 2026</w:t>
+      </w:r>
+    </w:p>
+    <w:p>
+      <w:pPr>
+        <w:pStyle w:val="Textonotapie"/>
+        <w:ind w:left="567" w:hanging="567"/>
+        <w:jc w:val="both"/>
+      </w:pPr>
+      <w:r>
+        <w:rPr>
+          <w:rFonts w:ascii="Arial Narrow" w:hAnsi="Arial Narrow" w:cs="Arial"/>
+          <w:sz w:val="16"/>
+          <w:szCs w:val="16"/>
+        </w:rPr>
+        <w:tab/>
+      </w:r>
+      <w:r>
+        <w:rPr>
+          <w:rFonts w:ascii="Arial Narrow" w:hAnsi="Arial Narrow" w:cs="Arial"/>
+          <w:b/>
+          <w:bCs/>
+          <w:sz w:val="16"/>
+          <w:szCs w:val="16"/>
+        </w:rPr>
+        <w:t xml:space="preserve">Artículo 223.- Contestación de la reclamación</w:t>
+      </w:r>
+    </w:p>
+    <w:p>
+      <w:pPr>
+        <w:pStyle w:val="Textonotapie"/>
+        <w:ind w:left="567" w:hanging="567"/>
+        <w:jc w:val="both"/>
+      </w:pPr>
+      <w:r>
+        <w:rPr>
+          <w:rFonts w:ascii="Arial Narrow" w:hAnsi="Arial Narrow" w:cs="Arial"/>
+          <w:sz w:val="16"/>
+          <w:szCs w:val="16"/>
+        </w:rPr>
+        <w:tab/>
+      </w:r>
+      <w:r>
+        <w:rPr>
+          <w:rFonts w:ascii="Arial Narrow" w:hAnsi="Arial Narrow" w:cs="Arial"/>
+          <w:sz w:val="16"/>
+          <w:szCs w:val="16"/>
+        </w:rPr>
+        <w:t xml:space="preserve">223.1 El reclamado deberá presentar la contestación de la reclamación dentro de los quince (15) días posteriores a la notificación de ésta; vencido este plazo, la Administración declarará en rebeldía al reclamado que no la hubiera presentado. La contestación deberá contener los requisitos de los escritos previstos en el artículo 113 de la presente Ley, así como la absolución de todos los asuntos controvertidos de hecho y de derecho, Las alegaciones y los hechos relevantes de la reclamación, salvo que hayan sido específicamente negadas en la contestación, se tendrán por aceptadas o merituadas como ciertas.</w:t>
+      </w:r>
+    </w:p>
+  </w:footnote>
   <w:footnote w:id="8">
     <w:p>
       <w:pPr>
@@ -8345,7 +8455,7 @@
 </file>
 
 <file path=word/header1.xml><?xml version="1.0" encoding="utf-8"?>
-<w:hdr xmlns:wpc="http://schemas.microsoft.com/office/word/2010/wordprocessingCanvas" xmlns:cx="http://schemas.microsoft.com/office/drawing/2014/chartex" xmlns:cx1="http://schemas.microsoft.com/office/drawing/2015/9/8/chartex" xmlns:cx2="http://schemas.microsoft.com/office/drawing/2015/10/21/chartex" xmlns:cx3="http://schemas.microsoft.com/office/drawing/2016/5/9/chartex" xmlns:cx4="http://schemas.microsoft.com/office/drawing/2016/5/10/chartex" xmlns:cx5="http://schemas.microsoft.com/office/drawing/2016/5/11/chartex" xmlns:cx6="http://schemas.microsoft.com/office/drawing/2016/5/12/chartex" xmlns:cx7="http://schemas.microsoft.com/office/drawing/2016/5/13/chartex" xmlns:cx8="http://schemas.microsoft.com/office/drawing/2016/5/14/chartex" xmlns:mc="http://schemas.openxmlformats.org/markup-compatibility/2006" xmlns:aink="http://schemas.microsoft.com/office/drawing/2016/ink" xmlns:am3d="http://schemas.microsoft.com/office/drawing/2017/model3d" xmlns:o="urn:schemas-microsoft-com:office:office" xmlns:oel="http://schemas.microsoft.com/office/2019/extlst" xmlns:r="http://schemas.openxmlformats.org/officeDocument/2006/relationships" xmlns:m="http://schemas.openxmlformats.org/officeDocument/2006/math" xmlns:v="urn:schemas-microsoft-com:vml" xmlns:wp14="http://schemas.microsoft.com/office/word/2010/wordprocessingDrawing" xmlns:wp="http://schemas.openxmlformats.org/drawingml/2006/wordprocessingDrawing" xmlns:w10="urn:schemas-microsoft-com:office:word" xmlns:w="http://schemas.openxmlformats.org/wordprocessingml/2006/main" xmlns:w14="http://schemas.microsoft.com/office/word/2010/wordml" xmlns:w15="http://schemas.microsoft.com/office/word/2012/wordml" xmlns:w16cex="http://schemas.microsoft.com/office/word/2018/wordml/cex" xmlns:w16cid="http://schemas.microsoft.com/office/word/2016/wordml/cid" xmlns:w16="http://schemas.microsoft.com/office/word/2018/wordml" xmlns:w16du="http://schemas.microsoft.com/office/word/2023/wordml/word16du" xmlns:w16sdtdh="http://schemas.microsoft.com/office/word/2020/wordml/sdtdatahash" xmlns:w16sdtfl="http://schemas.microsoft.com/office/word/2024/wordml/sdtformatlock" xmlns:w16se="http://schemas.microsoft.com/office/word/2015/wordml/symex" xmlns:wpg="http://schemas.microsoft.com/office/word/2010/wordprocessingGroup" xmlns:wpi="http://schemas.microsoft.com/office/word/2010/wordprocessingInk" xmlns:wne="http://schemas.microsoft.com/office/word/2006/wordml" xmlns:wps="http://schemas.microsoft.com/office/word/2010/wordprocessingShape" mc:Ignorable="w14 w15 w16se w16cid w16 w16cex w16sdtdh w16sdtfl w16du wp14">
+<w:hdr xmlns:a="http://schemas.openxmlformats.org/drawingml/2006/main" xmlns:a14="http://schemas.microsoft.com/office/drawing/2010/main" xmlns:mc="http://schemas.openxmlformats.org/markup-compatibility/2006" xmlns:pic="http://schemas.openxmlformats.org/drawingml/2006/picture" xmlns:r="http://schemas.openxmlformats.org/officeDocument/2006/relationships" xmlns:w="http://schemas.openxmlformats.org/wordprocessingml/2006/main" xmlns:w14="http://schemas.microsoft.com/office/word/2010/wordml" xmlns:w15="http://schemas.microsoft.com/office/word/2012/wordml" xmlns:w16="http://schemas.microsoft.com/office/word/2018/wordml" xmlns:w16cex="http://schemas.microsoft.com/office/word/2018/wordml/cex" xmlns:w16cid="http://schemas.microsoft.com/office/word/2016/wordml/cid" xmlns:w16du="http://schemas.microsoft.com/office/word/2023/wordml/word16du" xmlns:w16sdtdh="http://schemas.microsoft.com/office/word/2020/wordml/sdtdatahash" xmlns:w16se="http://schemas.microsoft.com/office/word/2015/wordml/symex" xmlns:wp="http://schemas.openxmlformats.org/drawingml/2006/wordprocessingDrawing" xmlns:wp14="http://schemas.microsoft.com/office/word/2010/wordprocessingDrawing" mc:Ignorable="w14 w15 w16se w16cid w16 w16cex w16sdtdh w16du wp14">
   <w:tbl>
     <w:tblPr>
       <w:tblW w:w="8645" w:type="dxa"/>

--- a/plantillas_maestras/10_seguro_sepelio/clausula_abusiva/2_o_mas_ddos_varios/varon/TPL_1989_2025_SEGURO_SEPELIO_CLAUSULA_ABUSIVA_ASEGURADORA_VARON_R2.docx
+++ b/plantillas_maestras/10_seguro_sepelio/clausula_abusiva/2_o_mas_ddos_varios/varon/TPL_1989_2025_SEGURO_SEPELIO_CLAUSULA_ABUSIVA_ASEGURADORA_VARON_R2.docx
@@ -10,9 +10,11 @@
         <w:spacing w:after="0" w:line="240" w:lineRule="auto"/>
         <w:jc w:val="both"/>
         <w:rPr>
-          <w:rFonts w:ascii="Arial Narrow" w:eastAsia="Times New Roman" w:hAnsi="Arial Narrow" w:cs="Times New Roman"/>
-          <w:color w:val="000000"/>
-          <w:kern w:val="0"/>
+          <w:rFonts w:ascii="Arial Narrow" w:eastAsia="Arial Narrow" w:hAnsi="Arial Narrow" w:cs="Arial Narrow"/>
+          <w:color w:val="000000"/>
+          <w:kern w:val="0"/>
+          <w:sz w:val="22"/>
+          <w:szCs w:val="22"/>
           <w:lang w:eastAsia="es-PE"/>
           <w14:ligatures w14:val="none"/>
         </w:rPr>
@@ -24,6 +26,8 @@
           <w:b/>
           <w:color w:val="000000"/>
           <w:kern w:val="0"/>
+          <w:sz w:val="22"/>
+          <w:szCs w:val="22"/>
           <w:lang w:eastAsia="es-PE"/>
           <w14:ligatures w14:val="none"/>
         </w:rPr>
@@ -35,6 +39,8 @@
           <w:b/>
           <w:color w:val="000000"/>
           <w:kern w:val="0"/>
+          <w:sz w:val="22"/>
+          <w:szCs w:val="22"/>
           <w:lang w:eastAsia="es-PE"/>
           <w14:ligatures w14:val="none"/>
         </w:rPr>
@@ -47,6 +53,8 @@
           <w:b/>
           <w:color w:val="000000"/>
           <w:kern w:val="0"/>
+          <w:sz w:val="22"/>
+          <w:szCs w:val="22"/>
           <w:lang w:eastAsia="es-PE"/>
           <w14:ligatures w14:val="none"/>
         </w:rPr>
@@ -54,11 +62,13 @@
       </w:r>
       <w:r>
         <w:rPr>
-          <w:rFonts w:ascii="Arial Narrow" w:eastAsia="Times New Roman" w:hAnsi="Arial Narrow" w:cs="Times New Roman"/>
+          <w:rFonts w:ascii="Arial Narrow" w:eastAsia="Arial Narrow" w:hAnsi="Arial Narrow" w:cs="Arial Narrow"/>
           <w:b/>
           <w:bCs/>
           <w:color w:val="000000"/>
           <w:kern w:val="0"/>
+          <w:sz w:val="22"/>
+          <w:szCs w:val="22"/>
           <w:shd w:val="clear" w:color="auto" w:fill="FFFFFF"/>
           <w:lang w:eastAsia="es-PE"/>
           <w14:ligatures w14:val="none"/>
@@ -80,16 +90,20 @@
           <w:b/>
           <w:color w:val="000000"/>
           <w:kern w:val="0"/>
-          <w:lang w:eastAsia="es-PE"/>
-          <w14:ligatures w14:val="none"/>
-        </w:rPr>
-      </w:pPr>
-      <w:r>
-        <w:rPr>
-          <w:rFonts w:ascii="Arial Narrow" w:eastAsia="Arial Narrow" w:hAnsi="Arial Narrow" w:cs="Arial Narrow"/>
-          <w:b/>
-          <w:color w:val="000000"/>
-          <w:kern w:val="0"/>
+          <w:sz w:val="22"/>
+          <w:szCs w:val="22"/>
+          <w:lang w:eastAsia="es-PE"/>
+          <w14:ligatures w14:val="none"/>
+        </w:rPr>
+      </w:pPr>
+      <w:r>
+        <w:rPr>
+          <w:rFonts w:ascii="Arial Narrow" w:eastAsia="Arial Narrow" w:hAnsi="Arial Narrow" w:cs="Arial Narrow"/>
+          <w:b/>
+          <w:color w:val="000000"/>
+          <w:kern w:val="0"/>
+          <w:sz w:val="22"/>
+          <w:szCs w:val="22"/>
           <w:lang w:eastAsia="es-PE"/>
           <w14:ligatures w14:val="none"/>
         </w:rPr>
@@ -114,16 +128,20 @@
           <w:b/>
           <w:color w:val="000000"/>
           <w:kern w:val="0"/>
-          <w:lang w:eastAsia="es-PE"/>
-          <w14:ligatures w14:val="none"/>
-        </w:rPr>
-      </w:pPr>
-      <w:r>
-        <w:rPr>
-          <w:rFonts w:ascii="Arial Narrow" w:eastAsia="Arial Narrow" w:hAnsi="Arial Narrow" w:cs="Arial Narrow"/>
-          <w:b/>
-          <w:color w:val="000000"/>
-          <w:kern w:val="0"/>
+          <w:sz w:val="22"/>
+          <w:szCs w:val="22"/>
+          <w:lang w:eastAsia="es-PE"/>
+          <w14:ligatures w14:val="none"/>
+        </w:rPr>
+      </w:pPr>
+      <w:r>
+        <w:rPr>
+          <w:rFonts w:ascii="Arial Narrow" w:eastAsia="Arial Narrow" w:hAnsi="Arial Narrow" w:cs="Arial Narrow"/>
+          <w:b/>
+          <w:color w:val="000000"/>
+          <w:kern w:val="0"/>
+          <w:sz w:val="22"/>
+          <w:szCs w:val="22"/>
           <w:lang w:eastAsia="es-PE"/>
           <w14:ligatures w14:val="none"/>
         </w:rPr>
@@ -135,6 +153,8 @@
           <w:b/>
           <w:color w:val="000000"/>
           <w:kern w:val="0"/>
+          <w:sz w:val="22"/>
+          <w:szCs w:val="22"/>
           <w:lang w:eastAsia="es-PE"/>
           <w14:ligatures w14:val="none"/>
         </w:rPr>
@@ -147,6 +167,8 @@
           <w:b/>
           <w:color w:val="000000"/>
           <w:kern w:val="0"/>
+          <w:sz w:val="22"/>
+          <w:szCs w:val="22"/>
           <w:lang w:eastAsia="es-PE"/>
           <w14:ligatures w14:val="none"/>
         </w:rPr>
@@ -158,6 +180,8 @@
           <w:b/>
           <w:color w:val="000000"/>
           <w:kern w:val="0"/>
+          <w:sz w:val="22"/>
+          <w:szCs w:val="22"/>
           <w:lang w:eastAsia="es-PE"/>
           <w14:ligatures w14:val="none"/>
         </w:rPr>
@@ -169,6 +193,8 @@
           <w:b/>
           <w:color w:val="000000"/>
           <w:kern w:val="0"/>
+          <w:sz w:val="22"/>
+          <w:szCs w:val="22"/>
           <w:lang w:eastAsia="es-PE"/>
           <w14:ligatures w14:val="none"/>
         </w:rPr>
@@ -180,6 +206,8 @@
           <w:b/>
           <w:color w:val="000000"/>
           <w:kern w:val="0"/>
+          <w:sz w:val="22"/>
+          <w:szCs w:val="22"/>
           <w:lang w:eastAsia="es-PE"/>
           <w14:ligatures w14:val="none"/>
         </w:rPr>
@@ -191,6 +219,8 @@
           <w:b/>
           <w:color w:val="000000"/>
           <w:kern w:val="0"/>
+          <w:sz w:val="22"/>
+          <w:szCs w:val="22"/>
           <w:lang w:eastAsia="es-PE"/>
           <w14:ligatures w14:val="none"/>
         </w:rPr>
@@ -202,6 +232,8 @@
           <w:b/>
           <w:color w:val="000000"/>
           <w:kern w:val="0"/>
+          <w:sz w:val="22"/>
+          <w:szCs w:val="22"/>
           <w:lang w:eastAsia="es-PE"/>
           <w14:ligatures w14:val="none"/>
         </w:rPr>
@@ -222,16 +254,20 @@
           <w:b/>
           <w:color w:val="000000"/>
           <w:kern w:val="0"/>
-          <w:lang w:eastAsia="es-PE"/>
-          <w14:ligatures w14:val="none"/>
-        </w:rPr>
-      </w:pPr>
-      <w:r>
-        <w:rPr>
-          <w:rFonts w:ascii="Arial Narrow" w:eastAsia="Arial Narrow" w:hAnsi="Arial Narrow" w:cs="Arial Narrow"/>
-          <w:b/>
-          <w:color w:val="000000"/>
-          <w:kern w:val="0"/>
+          <w:sz w:val="22"/>
+          <w:szCs w:val="22"/>
+          <w:lang w:eastAsia="es-PE"/>
+          <w14:ligatures w14:val="none"/>
+        </w:rPr>
+      </w:pPr>
+      <w:r>
+        <w:rPr>
+          <w:rFonts w:ascii="Arial Narrow" w:eastAsia="Arial Narrow" w:hAnsi="Arial Narrow" w:cs="Arial Narrow"/>
+          <w:b/>
+          <w:color w:val="000000"/>
+          <w:kern w:val="0"/>
+          <w:sz w:val="22"/>
+          <w:szCs w:val="22"/>
           <w:lang w:eastAsia="es-PE"/>
           <w14:ligatures w14:val="none"/>
         </w:rPr>
@@ -243,6 +279,8 @@
           <w:b/>
           <w:color w:val="000000"/>
           <w:kern w:val="0"/>
+          <w:sz w:val="22"/>
+          <w:szCs w:val="22"/>
           <w:lang w:eastAsia="es-PE"/>
           <w14:ligatures w14:val="none"/>
         </w:rPr>
@@ -255,6 +293,8 @@
           <w:b/>
           <w:color w:val="000000"/>
           <w:kern w:val="0"/>
+          <w:sz w:val="22"/>
+          <w:szCs w:val="22"/>
           <w:lang w:eastAsia="es-PE"/>
           <w14:ligatures w14:val="none"/>
         </w:rPr>
@@ -276,16 +316,20 @@
           <w:b/>
           <w:color w:val="000000"/>
           <w:kern w:val="0"/>
-          <w:lang w:eastAsia="es-PE"/>
-          <w14:ligatures w14:val="none"/>
-        </w:rPr>
-      </w:pPr>
-      <w:r>
-        <w:rPr>
-          <w:rFonts w:ascii="Arial Narrow" w:eastAsia="Arial Narrow" w:hAnsi="Arial Narrow" w:cs="Arial Narrow"/>
-          <w:b/>
-          <w:color w:val="000000"/>
-          <w:kern w:val="0"/>
+          <w:sz w:val="22"/>
+          <w:szCs w:val="22"/>
+          <w:lang w:eastAsia="es-PE"/>
+          <w14:ligatures w14:val="none"/>
+        </w:rPr>
+      </w:pPr>
+      <w:r>
+        <w:rPr>
+          <w:rFonts w:ascii="Arial Narrow" w:eastAsia="Arial Narrow" w:hAnsi="Arial Narrow" w:cs="Arial Narrow"/>
+          <w:b/>
+          <w:color w:val="000000"/>
+          <w:kern w:val="0"/>
+          <w:sz w:val="22"/>
+          <w:szCs w:val="22"/>
           <w:lang w:eastAsia="es-PE"/>
           <w14:ligatures w14:val="none"/>
         </w:rPr>
@@ -305,16 +349,20 @@
           <w:b/>
           <w:color w:val="000000"/>
           <w:kern w:val="0"/>
-          <w:lang w:eastAsia="es-PE"/>
-          <w14:ligatures w14:val="none"/>
-        </w:rPr>
-      </w:pPr>
-      <w:r>
-        <w:rPr>
-          <w:rFonts w:ascii="Arial Narrow" w:eastAsia="Arial Narrow" w:hAnsi="Arial Narrow" w:cs="Arial Narrow"/>
-          <w:b/>
-          <w:color w:val="000000"/>
-          <w:kern w:val="0"/>
+          <w:sz w:val="22"/>
+          <w:szCs w:val="22"/>
+          <w:lang w:eastAsia="es-PE"/>
+          <w14:ligatures w14:val="none"/>
+        </w:rPr>
+      </w:pPr>
+      <w:r>
+        <w:rPr>
+          <w:rFonts w:ascii="Arial Narrow" w:eastAsia="Arial Narrow" w:hAnsi="Arial Narrow" w:cs="Arial Narrow"/>
+          <w:b/>
+          <w:color w:val="000000"/>
+          <w:kern w:val="0"/>
+          <w:sz w:val="22"/>
+          <w:szCs w:val="22"/>
           <w:lang w:eastAsia="es-PE"/>
           <w14:ligatures w14:val="none"/>
         </w:rPr>
@@ -326,6 +374,8 @@
           <w:b/>
           <w:color w:val="000000"/>
           <w:kern w:val="0"/>
+          <w:sz w:val="22"/>
+          <w:szCs w:val="22"/>
           <w:lang w:eastAsia="es-PE"/>
           <w14:ligatures w14:val="none"/>
         </w:rPr>
@@ -338,6 +388,8 @@
           <w:b/>
           <w:color w:val="000000"/>
           <w:kern w:val="0"/>
+          <w:sz w:val="22"/>
+          <w:szCs w:val="22"/>
           <w:lang w:eastAsia="es-PE"/>
           <w14:ligatures w14:val="none"/>
         </w:rPr>
@@ -349,6 +401,8 @@
           <w:b/>
           <w:color w:val="000000"/>
           <w:kern w:val="0"/>
+          <w:sz w:val="22"/>
+          <w:szCs w:val="22"/>
           <w:lang w:eastAsia="es-PE"/>
           <w14:ligatures w14:val="none"/>
         </w:rPr>
@@ -363,9 +417,11 @@
         <w:spacing w:after="0" w:line="240" w:lineRule="auto"/>
         <w:jc w:val="both"/>
         <w:rPr>
-          <w:rFonts w:ascii="Arial Narrow" w:eastAsia="Times New Roman" w:hAnsi="Arial Narrow" w:cs="Times New Roman"/>
-          <w:color w:val="000000"/>
-          <w:kern w:val="0"/>
+          <w:rFonts w:ascii="Arial Narrow" w:eastAsia="Arial Narrow" w:hAnsi="Arial Narrow" w:cs="Arial Narrow"/>
+          <w:color w:val="000000"/>
+          <w:kern w:val="0"/>
+          <w:sz w:val="22"/>
+          <w:szCs w:val="22"/>
           <w:shd w:val="clear" w:color="auto" w:fill="FFFFFF"/>
           <w:lang w:eastAsia="es-PE"/>
           <w14:ligatures w14:val="none"/>
@@ -380,9 +436,11 @@
         <w:spacing w:after="0" w:line="240" w:lineRule="auto"/>
         <w:jc w:val="both"/>
         <w:rPr>
-          <w:rFonts w:ascii="Arial Narrow" w:eastAsia="Times New Roman" w:hAnsi="Arial Narrow" w:cs="Times New Roman"/>
-          <w:color w:val="000000"/>
-          <w:kern w:val="0"/>
+          <w:rFonts w:ascii="Arial Narrow" w:eastAsia="Arial Narrow" w:hAnsi="Arial Narrow" w:cs="Arial Narrow"/>
+          <w:color w:val="000000"/>
+          <w:kern w:val="0"/>
+          <w:sz w:val="22"/>
+          <w:szCs w:val="22"/>
           <w:shd w:val="clear" w:color="auto" w:fill="FFFFFF"/>
           <w:lang w:eastAsia="es-PE"/>
           <w14:ligatures w14:val="none"/>
@@ -390,9 +448,11 @@
       </w:pPr>
       <w:r>
         <w:rPr>
-          <w:rFonts w:ascii="Arial Narrow" w:eastAsia="Times New Roman" w:hAnsi="Arial Narrow" w:cs="Times New Roman"/>
-          <w:color w:val="000000"/>
-          <w:kern w:val="0"/>
+          <w:rFonts w:ascii="Arial Narrow" w:eastAsia="Arial Narrow" w:hAnsi="Arial Narrow" w:cs="Arial Narrow"/>
+          <w:color w:val="000000"/>
+          <w:kern w:val="0"/>
+          <w:sz w:val="22"/>
+          <w:szCs w:val="22"/>
           <w:shd w:val="clear" w:color="auto" w:fill="FFFFFF"/>
           <w:lang w:eastAsia="es-PE"/>
           <w14:ligatures w14:val="none"/>
@@ -401,9 +461,11 @@
       </w:r>
       <w:r>
         <w:rPr>
-          <w:rFonts w:ascii="Arial Narrow" w:eastAsia="Times New Roman" w:hAnsi="Arial Narrow" w:cs="Times New Roman"/>
-          <w:color w:val="000000"/>
-          <w:kern w:val="0"/>
+          <w:rFonts w:ascii="Arial Narrow" w:eastAsia="Arial Narrow" w:hAnsi="Arial Narrow" w:cs="Arial Narrow"/>
+          <w:color w:val="000000"/>
+          <w:kern w:val="0"/>
+          <w:sz w:val="22"/>
+          <w:szCs w:val="22"/>
           <w:shd w:val="clear" w:color="auto" w:fill="FFFFFF"/>
           <w:lang w:eastAsia="es-PE"/>
           <w14:ligatures w14:val="none"/>
@@ -412,9 +474,11 @@
       </w:r>
       <w:r>
         <w:rPr>
-          <w:rFonts w:ascii="Arial Narrow" w:eastAsia="Times New Roman" w:hAnsi="Arial Narrow" w:cs="Times New Roman"/>
-          <w:color w:val="000000"/>
-          <w:kern w:val="0"/>
+          <w:rFonts w:ascii="Arial Narrow" w:eastAsia="Arial Narrow" w:hAnsi="Arial Narrow" w:cs="Arial Narrow"/>
+          <w:color w:val="000000"/>
+          <w:kern w:val="0"/>
+          <w:sz w:val="22"/>
+          <w:szCs w:val="22"/>
           <w:shd w:val="clear" w:color="auto" w:fill="FFFFFF"/>
           <w:lang w:eastAsia="es-PE"/>
           <w14:ligatures w14:val="none"/>
@@ -423,9 +487,11 @@
       </w:r>
       <w:r>
         <w:rPr>
-          <w:rFonts w:ascii="Arial Narrow" w:eastAsia="Times New Roman" w:hAnsi="Arial Narrow" w:cs="Times New Roman"/>
-          <w:color w:val="000000"/>
-          <w:kern w:val="0"/>
+          <w:rFonts w:ascii="Arial Narrow" w:eastAsia="Arial Narrow" w:hAnsi="Arial Narrow" w:cs="Arial Narrow"/>
+          <w:color w:val="000000"/>
+          <w:kern w:val="0"/>
+          <w:sz w:val="22"/>
+          <w:szCs w:val="22"/>
           <w:shd w:val="clear" w:color="auto" w:fill="FFFFFF"/>
           <w:lang w:eastAsia="es-PE"/>
           <w14:ligatures w14:val="none"/>
@@ -434,9 +500,11 @@
       </w:r>
       <w:r>
         <w:rPr>
-          <w:rFonts w:ascii="Arial Narrow" w:eastAsia="Times New Roman" w:hAnsi="Arial Narrow" w:cs="Times New Roman"/>
-          <w:color w:val="000000"/>
-          <w:kern w:val="0"/>
+          <w:rFonts w:ascii="Arial Narrow" w:eastAsia="Arial Narrow" w:hAnsi="Arial Narrow" w:cs="Arial Narrow"/>
+          <w:color w:val="000000"/>
+          <w:kern w:val="0"/>
+          <w:sz w:val="22"/>
+          <w:szCs w:val="22"/>
           <w:shd w:val="clear" w:color="auto" w:fill="FFFFFF"/>
           <w:lang w:eastAsia="es-PE"/>
           <w14:ligatures w14:val="none"/>
@@ -445,9 +513,11 @@
       </w:r>
       <w:r>
         <w:rPr>
-          <w:rFonts w:ascii="Arial Narrow" w:eastAsia="Times New Roman" w:hAnsi="Arial Narrow" w:cs="Times New Roman"/>
-          <w:color w:val="000000"/>
-          <w:kern w:val="0"/>
+          <w:rFonts w:ascii="Arial Narrow" w:eastAsia="Arial Narrow" w:hAnsi="Arial Narrow" w:cs="Arial Narrow"/>
+          <w:color w:val="000000"/>
+          <w:kern w:val="0"/>
+          <w:sz w:val="22"/>
+          <w:szCs w:val="22"/>
           <w:shd w:val="clear" w:color="auto" w:fill="FFFFFF"/>
           <w:lang w:eastAsia="es-PE"/>
           <w14:ligatures w14:val="none"/>
@@ -463,9 +533,11 @@
         <w:spacing w:after="0" w:line="240" w:lineRule="auto"/>
         <w:jc w:val="both"/>
         <w:rPr>
-          <w:rFonts w:ascii="Arial Narrow" w:eastAsia="Times New Roman" w:hAnsi="Arial Narrow" w:cs="Times New Roman"/>
-          <w:color w:val="000000"/>
-          <w:kern w:val="0"/>
+          <w:rFonts w:ascii="Arial Narrow" w:eastAsia="Arial Narrow" w:hAnsi="Arial Narrow" w:cs="Arial Narrow"/>
+          <w:color w:val="000000"/>
+          <w:kern w:val="0"/>
+          <w:sz w:val="22"/>
+          <w:szCs w:val="22"/>
           <w:lang w:eastAsia="es-PE"/>
           <w14:ligatures w14:val="none"/>
         </w:rPr>
@@ -481,19 +553,23 @@
         <w:ind w:left="567" w:hanging="567"/>
         <w:jc w:val="both"/>
         <w:rPr>
-          <w:rFonts w:ascii="Arial Narrow" w:eastAsia="Times New Roman" w:hAnsi="Arial Narrow" w:cs="Times New Roman"/>
-          <w:color w:val="000000"/>
-          <w:kern w:val="0"/>
-          <w:lang w:eastAsia="es-PE"/>
-          <w14:ligatures w14:val="none"/>
-        </w:rPr>
-      </w:pPr>
-      <w:r>
-        <w:rPr>
-          <w:rFonts w:ascii="Arial Narrow" w:eastAsia="Arial Narrow" w:hAnsi="Arial Narrow" w:cs="Arial Narrow"/>
-          <w:b/>
-          <w:color w:val="000000"/>
-          <w:kern w:val="0"/>
+          <w:rFonts w:ascii="Arial Narrow" w:eastAsia="Arial Narrow" w:hAnsi="Arial Narrow" w:cs="Arial Narrow"/>
+          <w:color w:val="000000"/>
+          <w:kern w:val="0"/>
+          <w:sz w:val="22"/>
+          <w:szCs w:val="22"/>
+          <w:lang w:eastAsia="es-PE"/>
+          <w14:ligatures w14:val="none"/>
+        </w:rPr>
+      </w:pPr>
+      <w:r>
+        <w:rPr>
+          <w:rFonts w:ascii="Arial Narrow" w:eastAsia="Arial Narrow" w:hAnsi="Arial Narrow" w:cs="Arial Narrow"/>
+          <w:b/>
+          <w:color w:val="000000"/>
+          <w:kern w:val="0"/>
+          <w:sz w:val="22"/>
+          <w:szCs w:val="22"/>
           <w:lang w:eastAsia="es-PE"/>
           <w14:ligatures w14:val="none"/>
         </w:rPr>
@@ -505,9 +581,11 @@
         <w:spacing w:after="0" w:line="240" w:lineRule="auto"/>
         <w:jc w:val="both"/>
         <w:rPr>
-          <w:rFonts w:ascii="Arial Narrow" w:eastAsia="Times New Roman" w:hAnsi="Arial Narrow" w:cs="Times New Roman"/>
-          <w:color w:val="000000"/>
-          <w:kern w:val="0"/>
+          <w:rFonts w:ascii="Arial Narrow" w:eastAsia="Arial Narrow" w:hAnsi="Arial Narrow" w:cs="Arial Narrow"/>
+          <w:color w:val="000000"/>
+          <w:kern w:val="0"/>
+          <w:sz w:val="22"/>
+          <w:szCs w:val="22"/>
           <w:lang w:eastAsia="es-PE"/>
           <w14:ligatures w14:val="none"/>
         </w:rPr>
@@ -523,18 +601,22 @@
         <w:ind w:left="567" w:hanging="567"/>
         <w:jc w:val="both"/>
         <w:rPr>
-          <w:rFonts w:ascii="Arial Narrow" w:eastAsia="Times New Roman" w:hAnsi="Arial Narrow" w:cs="Arial"/>
-          <w:color w:val="000000"/>
-          <w:kern w:val="0"/>
+          <w:rFonts w:ascii="Arial Narrow" w:eastAsia="Arial Narrow" w:hAnsi="Arial Narrow" w:cs="Arial Narrow"/>
+          <w:color w:val="000000"/>
+          <w:kern w:val="0"/>
+          <w:sz w:val="22"/>
+          <w:szCs w:val="22"/>
           <w:lang w:val="es-ES" w:eastAsia="es-ES"/>
           <w14:ligatures w14:val="none"/>
         </w:rPr>
       </w:pPr>
       <w:r>
         <w:rPr>
-          <w:rFonts w:ascii="Arial Narrow" w:eastAsia="Times New Roman" w:hAnsi="Arial Narrow" w:cs="Arial"/>
-          <w:color w:val="000000"/>
-          <w:kern w:val="0"/>
+          <w:rFonts w:ascii="Arial Narrow" w:eastAsia="Arial Narrow" w:hAnsi="Arial Narrow" w:cs="Arial Narrow"/>
+          <w:color w:val="000000"/>
+          <w:kern w:val="0"/>
+          <w:sz w:val="22"/>
+          <w:szCs w:val="22"/>
           <w:lang w:val="es-ES" w:eastAsia="es-ES"/>
           <w14:ligatures w14:val="none"/>
         </w:rPr>
@@ -542,9 +624,11 @@
       </w:r>
       <w:r>
         <w:rPr>
-          <w:rFonts w:ascii="Arial Narrow" w:eastAsia="Times New Roman" w:hAnsi="Arial Narrow" w:cs="Arial"/>
-          <w:color w:val="000000"/>
-          <w:kern w:val="0"/>
+          <w:rFonts w:ascii="Arial Narrow" w:eastAsia="Arial Narrow" w:hAnsi="Arial Narrow" w:cs="Arial Narrow"/>
+          <w:color w:val="000000"/>
+          <w:kern w:val="0"/>
+          <w:sz w:val="22"/>
+          <w:szCs w:val="22"/>
           <w:lang w:val="es-ES" w:eastAsia="es-ES"/>
           <w14:ligatures w14:val="none"/>
         </w:rPr>
@@ -552,9 +636,11 @@
       </w:r>
       <w:r>
         <w:rPr>
-          <w:rFonts w:ascii="Arial Narrow" w:eastAsia="Times New Roman" w:hAnsi="Arial Narrow" w:cs="Arial"/>
-          <w:color w:val="000000"/>
-          <w:kern w:val="0"/>
+          <w:rFonts w:ascii="Arial Narrow" w:eastAsia="Arial Narrow" w:hAnsi="Arial Narrow" w:cs="Arial Narrow"/>
+          <w:color w:val="000000"/>
+          <w:kern w:val="0"/>
+          <w:sz w:val="22"/>
+          <w:szCs w:val="22"/>
           <w:lang w:val="es-ES" w:eastAsia="es-ES"/>
           <w14:ligatures w14:val="none"/>
         </w:rPr>
@@ -562,9 +648,11 @@
       </w:r>
       <w:r>
         <w:rPr>
-          <w:rFonts w:ascii="Arial Narrow" w:eastAsia="Times New Roman" w:hAnsi="Arial Narrow" w:cs="Arial"/>
-          <w:color w:val="000000"/>
-          <w:kern w:val="0"/>
+          <w:rFonts w:ascii="Arial Narrow" w:eastAsia="Arial Narrow" w:hAnsi="Arial Narrow" w:cs="Arial Narrow"/>
+          <w:color w:val="000000"/>
+          <w:kern w:val="0"/>
+          <w:sz w:val="22"/>
+          <w:szCs w:val="22"/>
           <w:lang w:val="es-ES" w:eastAsia="es-ES"/>
           <w14:ligatures w14:val="none"/>
         </w:rPr>
@@ -572,57 +660,71 @@
       </w:r>
       <w:r>
         <w:rPr>
-          <w:rFonts w:ascii="Arial Narrow" w:eastAsia="Calibri" w:hAnsi="Arial Narrow" w:cs="Arial"/>
-          <w:kern w:val="0"/>
-          <w14:ligatures w14:val="none"/>
+          <w:rFonts w:ascii="Arial Narrow" w:eastAsia="Arial Narrow" w:hAnsi="Arial Narrow" w:cs="Arial Narrow"/>
+          <w:kern w:val="0"/>
+          <w14:ligatures w14:val="none"/>
+          <w:sz w:val="22"/>
+          <w:szCs w:val="22"/>
         </w:rPr>
         <w:t/>
       </w:r>
       <w:r>
         <w:rPr>
-          <w:rFonts w:ascii="Arial Narrow" w:eastAsia="Calibri" w:hAnsi="Arial Narrow" w:cs="Arial"/>
-          <w:kern w:val="0"/>
-          <w14:ligatures w14:val="none"/>
+          <w:rFonts w:ascii="Arial Narrow" w:eastAsia="Arial Narrow" w:hAnsi="Arial Narrow" w:cs="Arial Narrow"/>
+          <w:kern w:val="0"/>
+          <w14:ligatures w14:val="none"/>
+          <w:sz w:val="22"/>
+          <w:szCs w:val="22"/>
         </w:rPr>
         <w:t xml:space="preserve"/>
       </w:r>
       <w:r>
         <w:rPr>
-          <w:rFonts w:ascii="Arial Narrow" w:eastAsia="Calibri" w:hAnsi="Arial Narrow" w:cs="Arial"/>
-          <w:kern w:val="0"/>
-          <w14:ligatures w14:val="none"/>
+          <w:rFonts w:ascii="Arial Narrow" w:eastAsia="Arial Narrow" w:hAnsi="Arial Narrow" w:cs="Arial Narrow"/>
+          <w:kern w:val="0"/>
+          <w14:ligatures w14:val="none"/>
+          <w:sz w:val="22"/>
+          <w:szCs w:val="22"/>
         </w:rPr>
         <w:t/>
       </w:r>
       <w:r>
         <w:rPr>
-          <w:rFonts w:ascii="Arial Narrow" w:eastAsia="Calibri" w:hAnsi="Arial Narrow" w:cs="Arial"/>
-          <w:kern w:val="0"/>
-          <w14:ligatures w14:val="none"/>
+          <w:rFonts w:ascii="Arial Narrow" w:eastAsia="Arial Narrow" w:hAnsi="Arial Narrow" w:cs="Arial Narrow"/>
+          <w:kern w:val="0"/>
+          <w14:ligatures w14:val="none"/>
+          <w:sz w:val="22"/>
+          <w:szCs w:val="22"/>
         </w:rPr>
         <w:t xml:space="preserve"/>
       </w:r>
       <w:r>
         <w:rPr>
-          <w:rFonts w:ascii="Arial Narrow" w:eastAsia="Calibri" w:hAnsi="Arial Narrow" w:cs="Arial"/>
-          <w:kern w:val="0"/>
-          <w14:ligatures w14:val="none"/>
+          <w:rFonts w:ascii="Arial Narrow" w:eastAsia="Arial Narrow" w:hAnsi="Arial Narrow" w:cs="Arial Narrow"/>
+          <w:kern w:val="0"/>
+          <w14:ligatures w14:val="none"/>
+          <w:sz w:val="22"/>
+          <w:szCs w:val="22"/>
         </w:rPr>
         <w:t xml:space="preserve"/>
       </w:r>
       <w:r>
         <w:rPr>
-          <w:rFonts w:ascii="Arial Narrow" w:eastAsia="Calibri" w:hAnsi="Arial Narrow" w:cs="Arial"/>
-          <w:kern w:val="0"/>
-          <w14:ligatures w14:val="none"/>
+          <w:rFonts w:ascii="Arial Narrow" w:eastAsia="Arial Narrow" w:hAnsi="Arial Narrow" w:cs="Arial Narrow"/>
+          <w:kern w:val="0"/>
+          <w14:ligatures w14:val="none"/>
+          <w:sz w:val="22"/>
+          <w:szCs w:val="22"/>
         </w:rPr>
         <w:t/>
       </w:r>
       <w:r>
         <w:rPr>
-          <w:rFonts w:ascii="Arial Narrow" w:eastAsia="Times New Roman" w:hAnsi="Arial Narrow" w:cs="Arial"/>
-          <w:color w:val="000000"/>
-          <w:kern w:val="0"/>
+          <w:rFonts w:ascii="Arial Narrow" w:eastAsia="Arial Narrow" w:hAnsi="Arial Narrow" w:cs="Arial Narrow"/>
+          <w:color w:val="000000"/>
+          <w:kern w:val="0"/>
+          <w:sz w:val="22"/>
+          <w:szCs w:val="22"/>
           <w:lang w:val="es-ES" w:eastAsia="es-ES"/>
           <w14:ligatures w14:val="none"/>
         </w:rPr>
@@ -630,9 +732,11 @@
       </w:r>
       <w:r>
         <w:rPr>
-          <w:rFonts w:ascii="Arial Narrow" w:eastAsia="Times New Roman" w:hAnsi="Arial Narrow" w:cs="Arial"/>
-          <w:color w:val="000000"/>
-          <w:kern w:val="0"/>
+          <w:rFonts w:ascii="Arial Narrow" w:eastAsia="Arial Narrow" w:hAnsi="Arial Narrow" w:cs="Arial Narrow"/>
+          <w:color w:val="000000"/>
+          <w:kern w:val="0"/>
+          <w:sz w:val="22"/>
+          <w:szCs w:val="22"/>
           <w:lang w:val="es-ES" w:eastAsia="es-ES"/>
           <w14:ligatures w14:val="none"/>
         </w:rPr>
@@ -640,9 +744,11 @@
       </w:r>
       <w:r>
         <w:rPr>
-          <w:rFonts w:ascii="Arial Narrow" w:eastAsia="Times New Roman" w:hAnsi="Arial Narrow" w:cs="Arial"/>
-          <w:color w:val="000000"/>
-          <w:kern w:val="0"/>
+          <w:rFonts w:ascii="Arial Narrow" w:eastAsia="Arial Narrow" w:hAnsi="Arial Narrow" w:cs="Arial Narrow"/>
+          <w:color w:val="000000"/>
+          <w:kern w:val="0"/>
+          <w:sz w:val="22"/>
+          <w:szCs w:val="22"/>
           <w:lang w:val="es-ES" w:eastAsia="es-ES"/>
           <w14:ligatures w14:val="none"/>
         </w:rPr>
@@ -650,9 +756,11 @@
       </w:r>
       <w:r>
         <w:rPr>
-          <w:rFonts w:ascii="Arial Narrow" w:eastAsia="Times New Roman" w:hAnsi="Arial Narrow" w:cs="Arial"/>
-          <w:color w:val="000000"/>
-          <w:kern w:val="0"/>
+          <w:rFonts w:ascii="Arial Narrow" w:eastAsia="Arial Narrow" w:hAnsi="Arial Narrow" w:cs="Arial Narrow"/>
+          <w:color w:val="000000"/>
+          <w:kern w:val="0"/>
+          <w:sz w:val="22"/>
+          <w:szCs w:val="22"/>
           <w:lang w:val="es-ES" w:eastAsia="es-ES"/>
           <w14:ligatures w14:val="none"/>
         </w:rPr>
@@ -661,9 +769,11 @@
       <w:r>
         <w:rPr>
           <w:rStyle w:val="Refdenotaalpie"/>
-          <w:rFonts w:ascii="Arial Narrow" w:eastAsia="Times New Roman" w:hAnsi="Arial Narrow" w:cs="Times New Roman"/>
-          <w:color w:val="000000"/>
-          <w:kern w:val="0"/>
+          <w:rFonts w:ascii="Arial Narrow" w:eastAsia="Arial Narrow" w:hAnsi="Arial Narrow" w:cs="Arial Narrow"/>
+          <w:color w:val="000000"/>
+          <w:kern w:val="0"/>
+          <w:sz w:val="22"/>
+          <w:szCs w:val="22"/>
           <w:vertAlign w:val="superscript"/>
           <w:lang w:val="es-ES" w:eastAsia="es-ES"/>
           <w14:ligatures w14:val="none"/>
@@ -672,9 +782,11 @@
       </w:r>
       <w:r>
         <w:rPr>
-          <w:rFonts w:ascii="Arial Narrow" w:eastAsia="Times New Roman" w:hAnsi="Arial Narrow" w:cs="Arial"/>
-          <w:color w:val="000000"/>
-          <w:kern w:val="0"/>
+          <w:rFonts w:ascii="Arial Narrow" w:eastAsia="Arial Narrow" w:hAnsi="Arial Narrow" w:cs="Arial Narrow"/>
+          <w:color w:val="000000"/>
+          <w:kern w:val="0"/>
+          <w:sz w:val="22"/>
+          <w:szCs w:val="22"/>
           <w:lang w:val="es-ES" w:eastAsia="es-ES"/>
           <w14:ligatures w14:val="none"/>
         </w:rPr>
@@ -682,10 +794,12 @@
       </w:r>
       <w:r>
         <w:rPr>
-          <w:rFonts w:ascii="Arial Narrow" w:eastAsia="Times New Roman" w:hAnsi="Arial Narrow" w:cs="Arial"/>
+          <w:rFonts w:ascii="Arial Narrow" w:eastAsia="Arial Narrow" w:hAnsi="Arial Narrow" w:cs="Arial Narrow"/>
           <w:bCs/>
           <w:color w:val="000000"/>
           <w:kern w:val="0"/>
+          <w:sz w:val="22"/>
+          <w:szCs w:val="22"/>
           <w:lang w:val="es-ES" w:eastAsia="es-ES"/>
           <w14:ligatures w14:val="none"/>
         </w:rPr>
@@ -700,9 +814,11 @@
         <w:spacing w:after="0" w:line="240" w:lineRule="auto"/>
         <w:jc w:val="both"/>
         <w:rPr>
-          <w:rFonts w:ascii="Arial Narrow" w:eastAsia="Times New Roman" w:hAnsi="Arial Narrow" w:cs="Arial"/>
-          <w:color w:val="000000"/>
-          <w:kern w:val="0"/>
+          <w:rFonts w:ascii="Arial Narrow" w:eastAsia="Arial Narrow" w:hAnsi="Arial Narrow" w:cs="Arial Narrow"/>
+          <w:color w:val="000000"/>
+          <w:kern w:val="0"/>
+          <w:sz w:val="22"/>
+          <w:szCs w:val="22"/>
           <w:lang w:val="es-ES" w:eastAsia="es-ES"/>
           <w14:ligatures w14:val="none"/>
         </w:rPr>
@@ -722,18 +838,22 @@
         <w:ind w:left="1134" w:hanging="567"/>
         <w:jc w:val="both"/>
         <w:rPr>
-          <w:rFonts w:ascii="Arial Narrow" w:eastAsia="Times New Roman" w:hAnsi="Arial Narrow" w:cs="Arial"/>
-          <w:color w:val="000000"/>
-          <w:kern w:val="0"/>
+          <w:rFonts w:ascii="Arial Narrow" w:eastAsia="Arial Narrow" w:hAnsi="Arial Narrow" w:cs="Arial Narrow"/>
+          <w:color w:val="000000"/>
+          <w:kern w:val="0"/>
+          <w:sz w:val="22"/>
+          <w:szCs w:val="22"/>
           <w:lang w:eastAsia="es-ES"/>
           <w14:ligatures w14:val="none"/>
         </w:rPr>
       </w:pPr>
       <w:r>
         <w:rPr>
-          <w:rFonts w:ascii="Arial Narrow" w:eastAsia="Times New Roman" w:hAnsi="Arial Narrow" w:cs="Arial"/>
-          <w:color w:val="000000"/>
-          <w:kern w:val="0"/>
+          <w:rFonts w:ascii="Arial Narrow" w:eastAsia="Arial Narrow" w:hAnsi="Arial Narrow" w:cs="Arial Narrow"/>
+          <w:color w:val="000000"/>
+          <w:kern w:val="0"/>
+          <w:sz w:val="22"/>
+          <w:szCs w:val="22"/>
           <w:lang w:eastAsia="es-ES"/>
           <w14:ligatures w14:val="none"/>
         </w:rPr>
@@ -741,9 +861,11 @@
       </w:r>
       <w:r>
         <w:rPr>
-          <w:rFonts w:ascii="Arial Narrow" w:eastAsia="Times New Roman" w:hAnsi="Arial Narrow" w:cs="Arial"/>
-          <w:color w:val="000000"/>
-          <w:kern w:val="0"/>
+          <w:rFonts w:ascii="Arial Narrow" w:eastAsia="Arial Narrow" w:hAnsi="Arial Narrow" w:cs="Arial Narrow"/>
+          <w:color w:val="000000"/>
+          <w:kern w:val="0"/>
+          <w:sz w:val="22"/>
+          <w:szCs w:val="22"/>
           <w:lang w:eastAsia="es-ES"/>
           <w14:ligatures w14:val="none"/>
         </w:rPr>
@@ -751,9 +873,11 @@
       </w:r>
       <w:r>
         <w:rPr>
-          <w:rFonts w:ascii="Arial Narrow" w:eastAsia="Times New Roman" w:hAnsi="Arial Narrow" w:cs="Arial"/>
-          <w:color w:val="000000"/>
-          <w:kern w:val="0"/>
+          <w:rFonts w:ascii="Arial Narrow" w:eastAsia="Arial Narrow" w:hAnsi="Arial Narrow" w:cs="Arial Narrow"/>
+          <w:color w:val="000000"/>
+          <w:kern w:val="0"/>
+          <w:sz w:val="22"/>
+          <w:szCs w:val="22"/>
           <w:lang w:eastAsia="es-ES"/>
           <w14:ligatures w14:val="none"/>
         </w:rPr>
@@ -761,9 +885,11 @@
       </w:r>
       <w:r>
         <w:rPr>
-          <w:rFonts w:ascii="Arial Narrow" w:eastAsia="Times New Roman" w:hAnsi="Arial Narrow" w:cs="Arial"/>
-          <w:color w:val="000000"/>
-          <w:kern w:val="0"/>
+          <w:rFonts w:ascii="Arial Narrow" w:eastAsia="Arial Narrow" w:hAnsi="Arial Narrow" w:cs="Arial Narrow"/>
+          <w:color w:val="000000"/>
+          <w:kern w:val="0"/>
+          <w:sz w:val="22"/>
+          <w:szCs w:val="22"/>
           <w:lang w:eastAsia="es-ES"/>
           <w14:ligatures w14:val="none"/>
         </w:rPr>
@@ -771,9 +897,11 @@
       </w:r>
       <w:r>
         <w:rPr>
-          <w:rFonts w:ascii="Arial Narrow" w:eastAsia="Times New Roman" w:hAnsi="Arial Narrow" w:cs="Arial"/>
-          <w:color w:val="000000"/>
-          <w:kern w:val="0"/>
+          <w:rFonts w:ascii="Arial Narrow" w:eastAsia="Arial Narrow" w:hAnsi="Arial Narrow" w:cs="Arial Narrow"/>
+          <w:color w:val="000000"/>
+          <w:kern w:val="0"/>
+          <w:sz w:val="22"/>
+          <w:szCs w:val="22"/>
           <w:lang w:eastAsia="es-ES"/>
           <w14:ligatures w14:val="none"/>
         </w:rPr>
@@ -781,9 +909,11 @@
       </w:r>
       <w:r>
         <w:rPr>
-          <w:rFonts w:ascii="Arial Narrow" w:eastAsia="Times New Roman" w:hAnsi="Arial Narrow" w:cs="Arial"/>
-          <w:color w:val="000000"/>
-          <w:kern w:val="0"/>
+          <w:rFonts w:ascii="Arial Narrow" w:eastAsia="Arial Narrow" w:hAnsi="Arial Narrow" w:cs="Arial Narrow"/>
+          <w:color w:val="000000"/>
+          <w:kern w:val="0"/>
+          <w:sz w:val="22"/>
+          <w:szCs w:val="22"/>
           <w:lang w:eastAsia="es-ES"/>
           <w14:ligatures w14:val="none"/>
         </w:rPr>
@@ -791,9 +921,11 @@
       </w:r>
       <w:r>
         <w:rPr>
-          <w:rFonts w:ascii="Arial Narrow" w:eastAsia="Times New Roman" w:hAnsi="Arial Narrow" w:cs="Arial"/>
-          <w:color w:val="000000"/>
-          <w:kern w:val="0"/>
+          <w:rFonts w:ascii="Arial Narrow" w:eastAsia="Arial Narrow" w:hAnsi="Arial Narrow" w:cs="Arial Narrow"/>
+          <w:color w:val="000000"/>
+          <w:kern w:val="0"/>
+          <w:sz w:val="22"/>
+          <w:szCs w:val="22"/>
           <w:lang w:eastAsia="es-ES"/>
           <w14:ligatures w14:val="none"/>
         </w:rPr>
@@ -801,9 +933,11 @@
       </w:r>
       <w:r>
         <w:rPr>
-          <w:rFonts w:ascii="Arial Narrow" w:eastAsia="Times New Roman" w:hAnsi="Arial Narrow" w:cs="Arial"/>
-          <w:color w:val="000000"/>
-          <w:kern w:val="0"/>
+          <w:rFonts w:ascii="Arial Narrow" w:eastAsia="Arial Narrow" w:hAnsi="Arial Narrow" w:cs="Arial Narrow"/>
+          <w:color w:val="000000"/>
+          <w:kern w:val="0"/>
+          <w:sz w:val="22"/>
+          <w:szCs w:val="22"/>
           <w:lang w:eastAsia="es-ES"/>
           <w14:ligatures w14:val="none"/>
         </w:rPr>
@@ -811,9 +945,11 @@
       </w:r>
       <w:r>
         <w:rPr>
-          <w:rFonts w:ascii="Arial Narrow" w:eastAsia="Times New Roman" w:hAnsi="Arial Narrow" w:cs="Arial"/>
-          <w:color w:val="000000"/>
-          <w:kern w:val="0"/>
+          <w:rFonts w:ascii="Arial Narrow" w:eastAsia="Arial Narrow" w:hAnsi="Arial Narrow" w:cs="Arial Narrow"/>
+          <w:color w:val="000000"/>
+          <w:kern w:val="0"/>
+          <w:sz w:val="22"/>
+          <w:szCs w:val="22"/>
           <w:lang w:eastAsia="es-ES"/>
           <w14:ligatures w14:val="none"/>
         </w:rPr>
@@ -821,9 +957,11 @@
       </w:r>
       <w:r>
         <w:rPr>
-          <w:rFonts w:ascii="Arial Narrow" w:eastAsia="Times New Roman" w:hAnsi="Arial Narrow" w:cs="Arial"/>
-          <w:color w:val="000000"/>
-          <w:kern w:val="0"/>
+          <w:rFonts w:ascii="Arial Narrow" w:eastAsia="Arial Narrow" w:hAnsi="Arial Narrow" w:cs="Arial Narrow"/>
+          <w:color w:val="000000"/>
+          <w:kern w:val="0"/>
+          <w:sz w:val="22"/>
+          <w:szCs w:val="22"/>
           <w:lang w:eastAsia="es-ES"/>
           <w14:ligatures w14:val="none"/>
         </w:rPr>
@@ -831,9 +969,11 @@
       </w:r>
       <w:r>
         <w:rPr>
-          <w:rFonts w:ascii="Arial Narrow" w:eastAsia="Times New Roman" w:hAnsi="Arial Narrow" w:cs="Arial"/>
-          <w:color w:val="000000"/>
-          <w:kern w:val="0"/>
+          <w:rFonts w:ascii="Arial Narrow" w:eastAsia="Arial Narrow" w:hAnsi="Arial Narrow" w:cs="Arial Narrow"/>
+          <w:color w:val="000000"/>
+          <w:kern w:val="0"/>
+          <w:sz w:val="22"/>
+          <w:szCs w:val="22"/>
           <w:lang w:eastAsia="es-ES"/>
           <w14:ligatures w14:val="none"/>
         </w:rPr>
@@ -841,9 +981,11 @@
       </w:r>
       <w:r>
         <w:rPr>
-          <w:rFonts w:ascii="Arial Narrow" w:eastAsia="Times New Roman" w:hAnsi="Arial Narrow" w:cs="Arial"/>
-          <w:color w:val="000000"/>
-          <w:kern w:val="0"/>
+          <w:rFonts w:ascii="Arial Narrow" w:eastAsia="Arial Narrow" w:hAnsi="Arial Narrow" w:cs="Arial Narrow"/>
+          <w:color w:val="000000"/>
+          <w:kern w:val="0"/>
+          <w:sz w:val="22"/>
+          <w:szCs w:val="22"/>
           <w:lang w:eastAsia="es-ES"/>
           <w14:ligatures w14:val="none"/>
         </w:rPr>
@@ -851,9 +993,11 @@
       </w:r>
       <w:r>
         <w:rPr>
-          <w:rFonts w:ascii="Arial Narrow" w:eastAsia="Times New Roman" w:hAnsi="Arial Narrow" w:cs="Arial"/>
-          <w:color w:val="000000"/>
-          <w:kern w:val="0"/>
+          <w:rFonts w:ascii="Arial Narrow" w:eastAsia="Arial Narrow" w:hAnsi="Arial Narrow" w:cs="Arial Narrow"/>
+          <w:color w:val="000000"/>
+          <w:kern w:val="0"/>
+          <w:sz w:val="22"/>
+          <w:szCs w:val="22"/>
           <w:lang w:eastAsia="es-ES"/>
           <w14:ligatures w14:val="none"/>
         </w:rPr>
@@ -861,9 +1005,11 @@
       </w:r>
       <w:r>
         <w:rPr>
-          <w:rFonts w:ascii="Arial Narrow" w:eastAsia="Times New Roman" w:hAnsi="Arial Narrow" w:cs="Arial"/>
-          <w:color w:val="000000"/>
-          <w:kern w:val="0"/>
+          <w:rFonts w:ascii="Arial Narrow" w:eastAsia="Arial Narrow" w:hAnsi="Arial Narrow" w:cs="Arial Narrow"/>
+          <w:color w:val="000000"/>
+          <w:kern w:val="0"/>
+          <w:sz w:val="22"/>
+          <w:szCs w:val="22"/>
           <w:lang w:eastAsia="es-ES"/>
           <w14:ligatures w14:val="none"/>
         </w:rPr>
@@ -871,9 +1017,11 @@
       </w:r>
       <w:r>
         <w:rPr>
-          <w:rFonts w:ascii="Arial Narrow" w:eastAsia="Times New Roman" w:hAnsi="Arial Narrow" w:cs="Arial"/>
-          <w:color w:val="000000"/>
-          <w:kern w:val="0"/>
+          <w:rFonts w:ascii="Arial Narrow" w:eastAsia="Arial Narrow" w:hAnsi="Arial Narrow" w:cs="Arial Narrow"/>
+          <w:color w:val="000000"/>
+          <w:kern w:val="0"/>
+          <w:sz w:val="22"/>
+          <w:szCs w:val="22"/>
           <w:lang w:eastAsia="es-ES"/>
           <w14:ligatures w14:val="none"/>
         </w:rPr>
@@ -881,9 +1029,11 @@
       </w:r>
       <w:r>
         <w:rPr>
-          <w:rFonts w:ascii="Arial Narrow" w:eastAsia="Times New Roman" w:hAnsi="Arial Narrow" w:cs="Arial"/>
-          <w:color w:val="000000"/>
-          <w:kern w:val="0"/>
+          <w:rFonts w:ascii="Arial Narrow" w:eastAsia="Arial Narrow" w:hAnsi="Arial Narrow" w:cs="Arial Narrow"/>
+          <w:color w:val="000000"/>
+          <w:kern w:val="0"/>
+          <w:sz w:val="22"/>
+          <w:szCs w:val="22"/>
           <w:lang w:eastAsia="es-ES"/>
           <w14:ligatures w14:val="none"/>
         </w:rPr>
@@ -891,9 +1041,11 @@
       </w:r>
       <w:r>
         <w:rPr>
-          <w:rFonts w:ascii="Arial Narrow" w:eastAsia="Times New Roman" w:hAnsi="Arial Narrow" w:cs="Arial"/>
-          <w:color w:val="000000"/>
-          <w:kern w:val="0"/>
+          <w:rFonts w:ascii="Arial Narrow" w:eastAsia="Arial Narrow" w:hAnsi="Arial Narrow" w:cs="Arial Narrow"/>
+          <w:color w:val="000000"/>
+          <w:kern w:val="0"/>
+          <w:sz w:val="22"/>
+          <w:szCs w:val="22"/>
           <w:lang w:eastAsia="es-ES"/>
           <w14:ligatures w14:val="none"/>
         </w:rPr>
@@ -902,9 +1054,11 @@
       <w:proofErr w:type="spellStart"/>
       <w:r>
         <w:rPr>
-          <w:rFonts w:ascii="Arial Narrow" w:eastAsia="Times New Roman" w:hAnsi="Arial Narrow" w:cs="Arial"/>
-          <w:color w:val="000000"/>
-          <w:kern w:val="0"/>
+          <w:rFonts w:ascii="Arial Narrow" w:eastAsia="Arial Narrow" w:hAnsi="Arial Narrow" w:cs="Arial Narrow"/>
+          <w:color w:val="000000"/>
+          <w:kern w:val="0"/>
+          <w:sz w:val="22"/>
+          <w:szCs w:val="22"/>
           <w:lang w:eastAsia="es-ES"/>
           <w14:ligatures w14:val="none"/>
         </w:rPr>
@@ -913,9 +1067,11 @@
       <w:proofErr w:type="spellEnd"/>
       <w:r>
         <w:rPr>
-          <w:rFonts w:ascii="Arial Narrow" w:eastAsia="Times New Roman" w:hAnsi="Arial Narrow" w:cs="Arial"/>
-          <w:color w:val="000000"/>
-          <w:kern w:val="0"/>
+          <w:rFonts w:ascii="Arial Narrow" w:eastAsia="Arial Narrow" w:hAnsi="Arial Narrow" w:cs="Arial Narrow"/>
+          <w:color w:val="000000"/>
+          <w:kern w:val="0"/>
+          <w:sz w:val="22"/>
+          <w:szCs w:val="22"/>
           <w:lang w:eastAsia="es-ES"/>
           <w14:ligatures w14:val="none"/>
         </w:rPr>
@@ -923,9 +1079,11 @@
       </w:r>
       <w:r>
         <w:rPr>
-          <w:rFonts w:ascii="Arial Narrow" w:eastAsia="Times New Roman" w:hAnsi="Arial Narrow" w:cs="Arial"/>
-          <w:color w:val="000000"/>
-          <w:kern w:val="0"/>
+          <w:rFonts w:ascii="Arial Narrow" w:eastAsia="Arial Narrow" w:hAnsi="Arial Narrow" w:cs="Arial Narrow"/>
+          <w:color w:val="000000"/>
+          <w:kern w:val="0"/>
+          <w:sz w:val="22"/>
+          <w:szCs w:val="22"/>
           <w:lang w:eastAsia="es-ES"/>
           <w14:ligatures w14:val="none"/>
         </w:rPr>
@@ -939,9 +1097,11 @@
         <w:ind w:left="1134"/>
         <w:jc w:val="both"/>
         <w:rPr>
-          <w:rFonts w:ascii="Arial Narrow" w:eastAsia="Times New Roman" w:hAnsi="Arial Narrow" w:cs="Arial"/>
-          <w:color w:val="000000"/>
-          <w:kern w:val="0"/>
+          <w:rFonts w:ascii="Arial Narrow" w:eastAsia="Arial Narrow" w:hAnsi="Arial Narrow" w:cs="Arial Narrow"/>
+          <w:color w:val="000000"/>
+          <w:kern w:val="0"/>
+          <w:sz w:val="22"/>
+          <w:szCs w:val="22"/>
           <w:lang w:eastAsia="es-ES"/>
           <w14:ligatures w14:val="none"/>
         </w:rPr>
@@ -961,18 +1121,22 @@
         <w:ind w:left="1134" w:hanging="567"/>
         <w:jc w:val="both"/>
         <w:rPr>
-          <w:rFonts w:ascii="Arial Narrow" w:eastAsia="Times New Roman" w:hAnsi="Arial Narrow" w:cs="Arial"/>
-          <w:color w:val="000000"/>
-          <w:kern w:val="0"/>
+          <w:rFonts w:ascii="Arial Narrow" w:eastAsia="Arial Narrow" w:hAnsi="Arial Narrow" w:cs="Arial Narrow"/>
+          <w:color w:val="000000"/>
+          <w:kern w:val="0"/>
+          <w:sz w:val="22"/>
+          <w:szCs w:val="22"/>
           <w:lang w:eastAsia="es-ES"/>
           <w14:ligatures w14:val="none"/>
         </w:rPr>
       </w:pPr>
       <w:r>
         <w:rPr>
-          <w:rFonts w:ascii="Arial Narrow" w:eastAsia="Times New Roman" w:hAnsi="Arial Narrow" w:cs="Arial"/>
-          <w:color w:val="000000"/>
-          <w:kern w:val="0"/>
+          <w:rFonts w:ascii="Arial Narrow" w:eastAsia="Arial Narrow" w:hAnsi="Arial Narrow" w:cs="Arial Narrow"/>
+          <w:color w:val="000000"/>
+          <w:kern w:val="0"/>
+          <w:sz w:val="22"/>
+          <w:szCs w:val="22"/>
           <w:lang w:eastAsia="es-ES"/>
           <w14:ligatures w14:val="none"/>
         </w:rPr>
@@ -980,9 +1144,11 @@
       </w:r>
       <w:r>
         <w:rPr>
-          <w:rFonts w:ascii="Arial Narrow" w:eastAsia="Times New Roman" w:hAnsi="Arial Narrow" w:cs="Arial"/>
-          <w:color w:val="000000"/>
-          <w:kern w:val="0"/>
+          <w:rFonts w:ascii="Arial Narrow" w:eastAsia="Arial Narrow" w:hAnsi="Arial Narrow" w:cs="Arial Narrow"/>
+          <w:color w:val="000000"/>
+          <w:kern w:val="0"/>
+          <w:sz w:val="22"/>
+          <w:szCs w:val="22"/>
           <w:lang w:eastAsia="es-ES"/>
           <w14:ligatures w14:val="none"/>
         </w:rPr>
@@ -990,9 +1156,11 @@
       </w:r>
       <w:r>
         <w:rPr>
-          <w:rFonts w:ascii="Arial Narrow" w:eastAsia="Times New Roman" w:hAnsi="Arial Narrow" w:cs="Arial"/>
-          <w:color w:val="000000"/>
-          <w:kern w:val="0"/>
+          <w:rFonts w:ascii="Arial Narrow" w:eastAsia="Arial Narrow" w:hAnsi="Arial Narrow" w:cs="Arial Narrow"/>
+          <w:color w:val="000000"/>
+          <w:kern w:val="0"/>
+          <w:sz w:val="22"/>
+          <w:szCs w:val="22"/>
           <w:lang w:eastAsia="es-ES"/>
           <w14:ligatures w14:val="none"/>
         </w:rPr>
@@ -1000,9 +1168,11 @@
       </w:r>
       <w:r>
         <w:rPr>
-          <w:rFonts w:ascii="Arial Narrow" w:eastAsia="Times New Roman" w:hAnsi="Arial Narrow" w:cs="Arial"/>
-          <w:color w:val="000000"/>
-          <w:kern w:val="0"/>
+          <w:rFonts w:ascii="Arial Narrow" w:eastAsia="Arial Narrow" w:hAnsi="Arial Narrow" w:cs="Arial Narrow"/>
+          <w:color w:val="000000"/>
+          <w:kern w:val="0"/>
+          <w:sz w:val="22"/>
+          <w:szCs w:val="22"/>
           <w:lang w:eastAsia="es-ES"/>
           <w14:ligatures w14:val="none"/>
         </w:rPr>
@@ -1010,9 +1180,11 @@
       </w:r>
       <w:r>
         <w:rPr>
-          <w:rFonts w:ascii="Arial Narrow" w:eastAsia="Times New Roman" w:hAnsi="Arial Narrow" w:cs="Arial"/>
-          <w:color w:val="000000"/>
-          <w:kern w:val="0"/>
+          <w:rFonts w:ascii="Arial Narrow" w:eastAsia="Arial Narrow" w:hAnsi="Arial Narrow" w:cs="Arial Narrow"/>
+          <w:color w:val="000000"/>
+          <w:kern w:val="0"/>
+          <w:sz w:val="22"/>
+          <w:szCs w:val="22"/>
           <w:lang w:eastAsia="es-ES"/>
           <w14:ligatures w14:val="none"/>
         </w:rPr>
@@ -1020,9 +1192,11 @@
       </w:r>
       <w:r>
         <w:rPr>
-          <w:rFonts w:ascii="Arial Narrow" w:eastAsia="Times New Roman" w:hAnsi="Arial Narrow" w:cs="Arial"/>
-          <w:color w:val="000000"/>
-          <w:kern w:val="0"/>
+          <w:rFonts w:ascii="Arial Narrow" w:eastAsia="Arial Narrow" w:hAnsi="Arial Narrow" w:cs="Arial Narrow"/>
+          <w:color w:val="000000"/>
+          <w:kern w:val="0"/>
+          <w:sz w:val="22"/>
+          <w:szCs w:val="22"/>
           <w:lang w:eastAsia="es-ES"/>
           <w14:ligatures w14:val="none"/>
         </w:rPr>
@@ -1030,9 +1204,11 @@
       </w:r>
       <w:r>
         <w:rPr>
-          <w:rFonts w:ascii="Arial Narrow" w:eastAsia="Times New Roman" w:hAnsi="Arial Narrow" w:cs="Arial"/>
-          <w:color w:val="000000"/>
-          <w:kern w:val="0"/>
+          <w:rFonts w:ascii="Arial Narrow" w:eastAsia="Arial Narrow" w:hAnsi="Arial Narrow" w:cs="Arial Narrow"/>
+          <w:color w:val="000000"/>
+          <w:kern w:val="0"/>
+          <w:sz w:val="22"/>
+          <w:szCs w:val="22"/>
           <w:lang w:eastAsia="es-ES"/>
           <w14:ligatures w14:val="none"/>
         </w:rPr>
@@ -1040,9 +1216,11 @@
       </w:r>
       <w:r>
         <w:rPr>
-          <w:rFonts w:ascii="Arial Narrow" w:eastAsia="Times New Roman" w:hAnsi="Arial Narrow" w:cs="Arial"/>
-          <w:color w:val="000000"/>
-          <w:kern w:val="0"/>
+          <w:rFonts w:ascii="Arial Narrow" w:eastAsia="Arial Narrow" w:hAnsi="Arial Narrow" w:cs="Arial Narrow"/>
+          <w:color w:val="000000"/>
+          <w:kern w:val="0"/>
+          <w:sz w:val="22"/>
+          <w:szCs w:val="22"/>
           <w:lang w:eastAsia="es-ES"/>
           <w14:ligatures w14:val="none"/>
         </w:rPr>
@@ -1050,9 +1228,11 @@
       </w:r>
       <w:r>
         <w:rPr>
-          <w:rFonts w:ascii="Arial Narrow" w:eastAsia="Times New Roman" w:hAnsi="Arial Narrow" w:cs="Arial"/>
-          <w:color w:val="000000"/>
-          <w:kern w:val="0"/>
+          <w:rFonts w:ascii="Arial Narrow" w:eastAsia="Arial Narrow" w:hAnsi="Arial Narrow" w:cs="Arial Narrow"/>
+          <w:color w:val="000000"/>
+          <w:kern w:val="0"/>
+          <w:sz w:val="22"/>
+          <w:szCs w:val="22"/>
           <w:lang w:eastAsia="es-ES"/>
           <w14:ligatures w14:val="none"/>
         </w:rPr>
@@ -1060,9 +1240,11 @@
       </w:r>
       <w:r>
         <w:rPr>
-          <w:rFonts w:ascii="Arial Narrow" w:eastAsia="Times New Roman" w:hAnsi="Arial Narrow" w:cs="Arial"/>
-          <w:color w:val="000000"/>
-          <w:kern w:val="0"/>
+          <w:rFonts w:ascii="Arial Narrow" w:eastAsia="Arial Narrow" w:hAnsi="Arial Narrow" w:cs="Arial Narrow"/>
+          <w:color w:val="000000"/>
+          <w:kern w:val="0"/>
+          <w:sz w:val="22"/>
+          <w:szCs w:val="22"/>
           <w:lang w:eastAsia="es-ES"/>
           <w14:ligatures w14:val="none"/>
         </w:rPr>
@@ -1070,9 +1252,11 @@
       </w:r>
       <w:r>
         <w:rPr>
-          <w:rFonts w:ascii="Arial Narrow" w:eastAsia="Times New Roman" w:hAnsi="Arial Narrow" w:cs="Arial"/>
-          <w:color w:val="000000"/>
-          <w:kern w:val="0"/>
+          <w:rFonts w:ascii="Arial Narrow" w:eastAsia="Arial Narrow" w:hAnsi="Arial Narrow" w:cs="Arial Narrow"/>
+          <w:color w:val="000000"/>
+          <w:kern w:val="0"/>
+          <w:sz w:val="22"/>
+          <w:szCs w:val="22"/>
           <w:lang w:eastAsia="es-ES"/>
           <w14:ligatures w14:val="none"/>
         </w:rPr>
@@ -1080,9 +1264,11 @@
       </w:r>
       <w:r>
         <w:rPr>
-          <w:rFonts w:ascii="Arial Narrow" w:eastAsia="Times New Roman" w:hAnsi="Arial Narrow" w:cs="Arial"/>
-          <w:color w:val="000000"/>
-          <w:kern w:val="0"/>
+          <w:rFonts w:ascii="Arial Narrow" w:eastAsia="Arial Narrow" w:hAnsi="Arial Narrow" w:cs="Arial Narrow"/>
+          <w:color w:val="000000"/>
+          <w:kern w:val="0"/>
+          <w:sz w:val="22"/>
+          <w:szCs w:val="22"/>
           <w:lang w:eastAsia="es-ES"/>
           <w14:ligatures w14:val="none"/>
         </w:rPr>
@@ -1090,9 +1276,11 @@
       </w:r>
       <w:r>
         <w:rPr>
-          <w:rFonts w:ascii="Arial Narrow" w:eastAsia="Times New Roman" w:hAnsi="Arial Narrow" w:cs="Arial"/>
-          <w:color w:val="000000"/>
-          <w:kern w:val="0"/>
+          <w:rFonts w:ascii="Arial Narrow" w:eastAsia="Arial Narrow" w:hAnsi="Arial Narrow" w:cs="Arial Narrow"/>
+          <w:color w:val="000000"/>
+          <w:kern w:val="0"/>
+          <w:sz w:val="22"/>
+          <w:szCs w:val="22"/>
           <w:lang w:eastAsia="es-ES"/>
           <w14:ligatures w14:val="none"/>
         </w:rPr>
@@ -1100,9 +1288,11 @@
       </w:r>
       <w:r>
         <w:rPr>
-          <w:rFonts w:ascii="Arial Narrow" w:eastAsia="Times New Roman" w:hAnsi="Arial Narrow" w:cs="Arial"/>
-          <w:color w:val="000000"/>
-          <w:kern w:val="0"/>
+          <w:rFonts w:ascii="Arial Narrow" w:eastAsia="Arial Narrow" w:hAnsi="Arial Narrow" w:cs="Arial Narrow"/>
+          <w:color w:val="000000"/>
+          <w:kern w:val="0"/>
+          <w:sz w:val="22"/>
+          <w:szCs w:val="22"/>
           <w:lang w:eastAsia="es-ES"/>
           <w14:ligatures w14:val="none"/>
         </w:rPr>
@@ -1110,9 +1300,11 @@
       </w:r>
       <w:r>
         <w:rPr>
-          <w:rFonts w:ascii="Arial Narrow" w:eastAsia="Times New Roman" w:hAnsi="Arial Narrow" w:cs="Arial"/>
-          <w:color w:val="000000"/>
-          <w:kern w:val="0"/>
+          <w:rFonts w:ascii="Arial Narrow" w:eastAsia="Arial Narrow" w:hAnsi="Arial Narrow" w:cs="Arial Narrow"/>
+          <w:color w:val="000000"/>
+          <w:kern w:val="0"/>
+          <w:sz w:val="22"/>
+          <w:szCs w:val="22"/>
           <w:lang w:eastAsia="es-ES"/>
           <w14:ligatures w14:val="none"/>
         </w:rPr>
@@ -1120,9 +1312,11 @@
       </w:r>
       <w:r>
         <w:rPr>
-          <w:rFonts w:ascii="Arial Narrow" w:eastAsia="Times New Roman" w:hAnsi="Arial Narrow" w:cs="Arial"/>
-          <w:color w:val="000000"/>
-          <w:kern w:val="0"/>
+          <w:rFonts w:ascii="Arial Narrow" w:eastAsia="Arial Narrow" w:hAnsi="Arial Narrow" w:cs="Arial Narrow"/>
+          <w:color w:val="000000"/>
+          <w:kern w:val="0"/>
+          <w:sz w:val="22"/>
+          <w:szCs w:val="22"/>
           <w:lang w:eastAsia="es-ES"/>
           <w14:ligatures w14:val="none"/>
         </w:rPr>
@@ -1136,9 +1330,11 @@
         <w:ind w:left="1134"/>
         <w:jc w:val="both"/>
         <w:rPr>
-          <w:rFonts w:ascii="Arial Narrow" w:eastAsia="Times New Roman" w:hAnsi="Arial Narrow" w:cs="Arial"/>
-          <w:color w:val="000000"/>
-          <w:kern w:val="0"/>
+          <w:rFonts w:ascii="Arial Narrow" w:eastAsia="Arial Narrow" w:hAnsi="Arial Narrow" w:cs="Arial Narrow"/>
+          <w:color w:val="000000"/>
+          <w:kern w:val="0"/>
+          <w:sz w:val="22"/>
+          <w:szCs w:val="22"/>
           <w:lang w:eastAsia="es-ES"/>
           <w14:ligatures w14:val="none"/>
         </w:rPr>
@@ -1158,18 +1354,22 @@
         <w:ind w:left="1134" w:hanging="567"/>
         <w:jc w:val="both"/>
         <w:rPr>
-          <w:rFonts w:ascii="Arial Narrow" w:eastAsia="Times New Roman" w:hAnsi="Arial Narrow" w:cs="Arial"/>
-          <w:color w:val="000000"/>
-          <w:kern w:val="0"/>
+          <w:rFonts w:ascii="Arial Narrow" w:eastAsia="Arial Narrow" w:hAnsi="Arial Narrow" w:cs="Arial Narrow"/>
+          <w:color w:val="000000"/>
+          <w:kern w:val="0"/>
+          <w:sz w:val="22"/>
+          <w:szCs w:val="22"/>
           <w:lang w:eastAsia="es-ES"/>
           <w14:ligatures w14:val="none"/>
         </w:rPr>
       </w:pPr>
       <w:r>
         <w:rPr>
-          <w:rFonts w:ascii="Arial Narrow" w:eastAsia="Times New Roman" w:hAnsi="Arial Narrow" w:cs="Arial"/>
-          <w:color w:val="000000"/>
-          <w:kern w:val="0"/>
+          <w:rFonts w:ascii="Arial Narrow" w:eastAsia="Arial Narrow" w:hAnsi="Arial Narrow" w:cs="Arial Narrow"/>
+          <w:color w:val="000000"/>
+          <w:kern w:val="0"/>
+          <w:sz w:val="22"/>
+          <w:szCs w:val="22"/>
           <w:lang w:eastAsia="es-ES"/>
           <w14:ligatures w14:val="none"/>
         </w:rPr>
@@ -1183,9 +1383,11 @@
         <w:ind w:left="1134"/>
         <w:jc w:val="both"/>
         <w:rPr>
-          <w:rFonts w:ascii="Arial Narrow" w:eastAsia="Times New Roman" w:hAnsi="Arial Narrow" w:cs="Arial"/>
-          <w:color w:val="000000"/>
-          <w:kern w:val="0"/>
+          <w:rFonts w:ascii="Arial Narrow" w:eastAsia="Arial Narrow" w:hAnsi="Arial Narrow" w:cs="Arial Narrow"/>
+          <w:color w:val="000000"/>
+          <w:kern w:val="0"/>
+          <w:sz w:val="22"/>
+          <w:szCs w:val="22"/>
           <w:lang w:eastAsia="es-ES"/>
           <w14:ligatures w14:val="none"/>
         </w:rPr>
@@ -1205,18 +1407,22 @@
         <w:ind w:left="1134" w:hanging="567"/>
         <w:jc w:val="both"/>
         <w:rPr>
-          <w:rFonts w:ascii="Arial Narrow" w:eastAsia="Times New Roman" w:hAnsi="Arial Narrow" w:cs="Arial"/>
-          <w:color w:val="000000"/>
-          <w:kern w:val="0"/>
+          <w:rFonts w:ascii="Arial Narrow" w:eastAsia="Arial Narrow" w:hAnsi="Arial Narrow" w:cs="Arial Narrow"/>
+          <w:color w:val="000000"/>
+          <w:kern w:val="0"/>
+          <w:sz w:val="22"/>
+          <w:szCs w:val="22"/>
           <w:lang w:eastAsia="es-ES"/>
           <w14:ligatures w14:val="none"/>
         </w:rPr>
       </w:pPr>
       <w:r>
         <w:rPr>
-          <w:rFonts w:ascii="Arial Narrow" w:eastAsia="Times New Roman" w:hAnsi="Arial Narrow" w:cs="Arial"/>
-          <w:color w:val="000000"/>
-          <w:kern w:val="0"/>
+          <w:rFonts w:ascii="Arial Narrow" w:eastAsia="Arial Narrow" w:hAnsi="Arial Narrow" w:cs="Arial Narrow"/>
+          <w:color w:val="000000"/>
+          <w:kern w:val="0"/>
+          <w:sz w:val="22"/>
+          <w:szCs w:val="22"/>
           <w:lang w:eastAsia="es-ES"/>
           <w14:ligatures w14:val="none"/>
         </w:rPr>
@@ -1224,9 +1430,11 @@
       </w:r>
       <w:r>
         <w:rPr>
-          <w:rFonts w:ascii="Arial Narrow" w:eastAsia="Times New Roman" w:hAnsi="Arial Narrow" w:cs="Arial"/>
-          <w:color w:val="000000"/>
-          <w:kern w:val="0"/>
+          <w:rFonts w:ascii="Arial Narrow" w:eastAsia="Arial Narrow" w:hAnsi="Arial Narrow" w:cs="Arial Narrow"/>
+          <w:color w:val="000000"/>
+          <w:kern w:val="0"/>
+          <w:sz w:val="22"/>
+          <w:szCs w:val="22"/>
           <w:lang w:eastAsia="es-ES"/>
           <w14:ligatures w14:val="none"/>
         </w:rPr>
@@ -1234,9 +1442,11 @@
       </w:r>
       <w:r>
         <w:rPr>
-          <w:rFonts w:ascii="Arial Narrow" w:eastAsia="Times New Roman" w:hAnsi="Arial Narrow" w:cs="Arial"/>
-          <w:color w:val="000000"/>
-          <w:kern w:val="0"/>
+          <w:rFonts w:ascii="Arial Narrow" w:eastAsia="Arial Narrow" w:hAnsi="Arial Narrow" w:cs="Arial Narrow"/>
+          <w:color w:val="000000"/>
+          <w:kern w:val="0"/>
+          <w:sz w:val="22"/>
+          <w:szCs w:val="22"/>
           <w:lang w:eastAsia="es-ES"/>
           <w14:ligatures w14:val="none"/>
         </w:rPr>
@@ -1244,9 +1454,11 @@
       </w:r>
       <w:r>
         <w:rPr>
-          <w:rFonts w:ascii="Arial Narrow" w:eastAsia="Times New Roman" w:hAnsi="Arial Narrow" w:cs="Arial"/>
-          <w:color w:val="000000"/>
-          <w:kern w:val="0"/>
+          <w:rFonts w:ascii="Arial Narrow" w:eastAsia="Arial Narrow" w:hAnsi="Arial Narrow" w:cs="Arial Narrow"/>
+          <w:color w:val="000000"/>
+          <w:kern w:val="0"/>
+          <w:sz w:val="22"/>
+          <w:szCs w:val="22"/>
           <w:lang w:eastAsia="es-ES"/>
           <w14:ligatures w14:val="none"/>
         </w:rPr>
@@ -1254,9 +1466,11 @@
       </w:r>
       <w:r>
         <w:rPr>
-          <w:rFonts w:ascii="Arial Narrow" w:eastAsia="Times New Roman" w:hAnsi="Arial Narrow" w:cs="Arial"/>
-          <w:color w:val="000000"/>
-          <w:kern w:val="0"/>
+          <w:rFonts w:ascii="Arial Narrow" w:eastAsia="Arial Narrow" w:hAnsi="Arial Narrow" w:cs="Arial Narrow"/>
+          <w:color w:val="000000"/>
+          <w:kern w:val="0"/>
+          <w:sz w:val="22"/>
+          <w:szCs w:val="22"/>
           <w:lang w:eastAsia="es-ES"/>
           <w14:ligatures w14:val="none"/>
         </w:rPr>
@@ -1264,9 +1478,11 @@
       </w:r>
       <w:r>
         <w:rPr>
-          <w:rFonts w:ascii="Arial Narrow" w:eastAsia="Times New Roman" w:hAnsi="Arial Narrow" w:cs="Arial"/>
-          <w:color w:val="000000"/>
-          <w:kern w:val="0"/>
+          <w:rFonts w:ascii="Arial Narrow" w:eastAsia="Arial Narrow" w:hAnsi="Arial Narrow" w:cs="Arial Narrow"/>
+          <w:color w:val="000000"/>
+          <w:kern w:val="0"/>
+          <w:sz w:val="22"/>
+          <w:szCs w:val="22"/>
           <w:lang w:eastAsia="es-ES"/>
           <w14:ligatures w14:val="none"/>
         </w:rPr>
@@ -1274,9 +1490,11 @@
       </w:r>
       <w:r>
         <w:rPr>
-          <w:rFonts w:ascii="Arial Narrow" w:eastAsia="Times New Roman" w:hAnsi="Arial Narrow" w:cs="Arial"/>
-          <w:color w:val="000000"/>
-          <w:kern w:val="0"/>
+          <w:rFonts w:ascii="Arial Narrow" w:eastAsia="Arial Narrow" w:hAnsi="Arial Narrow" w:cs="Arial Narrow"/>
+          <w:color w:val="000000"/>
+          <w:kern w:val="0"/>
+          <w:sz w:val="22"/>
+          <w:szCs w:val="22"/>
           <w:lang w:eastAsia="es-ES"/>
           <w14:ligatures w14:val="none"/>
         </w:rPr>
@@ -1284,9 +1502,11 @@
       </w:r>
       <w:r>
         <w:rPr>
-          <w:rFonts w:ascii="Arial Narrow" w:eastAsia="Times New Roman" w:hAnsi="Arial Narrow" w:cs="Arial"/>
-          <w:color w:val="000000"/>
-          <w:kern w:val="0"/>
+          <w:rFonts w:ascii="Arial Narrow" w:eastAsia="Arial Narrow" w:hAnsi="Arial Narrow" w:cs="Arial Narrow"/>
+          <w:color w:val="000000"/>
+          <w:kern w:val="0"/>
+          <w:sz w:val="22"/>
+          <w:szCs w:val="22"/>
           <w:lang w:eastAsia="es-ES"/>
           <w14:ligatures w14:val="none"/>
         </w:rPr>
@@ -1294,9 +1514,11 @@
       </w:r>
       <w:r>
         <w:rPr>
-          <w:rFonts w:ascii="Arial Narrow" w:eastAsia="Times New Roman" w:hAnsi="Arial Narrow" w:cs="Arial"/>
-          <w:color w:val="000000"/>
-          <w:kern w:val="0"/>
+          <w:rFonts w:ascii="Arial Narrow" w:eastAsia="Arial Narrow" w:hAnsi="Arial Narrow" w:cs="Arial Narrow"/>
+          <w:color w:val="000000"/>
+          <w:kern w:val="0"/>
+          <w:sz w:val="22"/>
+          <w:szCs w:val="22"/>
           <w:lang w:eastAsia="es-ES"/>
           <w14:ligatures w14:val="none"/>
         </w:rPr>
@@ -1304,9 +1526,11 @@
       </w:r>
       <w:r>
         <w:rPr>
-          <w:rFonts w:ascii="Arial Narrow" w:eastAsia="Times New Roman" w:hAnsi="Arial Narrow" w:cs="Arial"/>
-          <w:color w:val="000000"/>
-          <w:kern w:val="0"/>
+          <w:rFonts w:ascii="Arial Narrow" w:eastAsia="Arial Narrow" w:hAnsi="Arial Narrow" w:cs="Arial Narrow"/>
+          <w:color w:val="000000"/>
+          <w:kern w:val="0"/>
+          <w:sz w:val="22"/>
+          <w:szCs w:val="22"/>
           <w:lang w:eastAsia="es-ES"/>
           <w14:ligatures w14:val="none"/>
         </w:rPr>
@@ -1314,9 +1538,11 @@
       </w:r>
       <w:r>
         <w:rPr>
-          <w:rFonts w:ascii="Arial Narrow" w:eastAsia="Times New Roman" w:hAnsi="Arial Narrow" w:cs="Arial"/>
-          <w:color w:val="000000"/>
-          <w:kern w:val="0"/>
+          <w:rFonts w:ascii="Arial Narrow" w:eastAsia="Arial Narrow" w:hAnsi="Arial Narrow" w:cs="Arial Narrow"/>
+          <w:color w:val="000000"/>
+          <w:kern w:val="0"/>
+          <w:sz w:val="22"/>
+          <w:szCs w:val="22"/>
           <w:lang w:eastAsia="es-ES"/>
           <w14:ligatures w14:val="none"/>
         </w:rPr>
@@ -1324,9 +1550,11 @@
       </w:r>
       <w:r>
         <w:rPr>
-          <w:rFonts w:ascii="Arial Narrow" w:eastAsia="Times New Roman" w:hAnsi="Arial Narrow" w:cs="Arial"/>
-          <w:color w:val="000000"/>
-          <w:kern w:val="0"/>
+          <w:rFonts w:ascii="Arial Narrow" w:eastAsia="Arial Narrow" w:hAnsi="Arial Narrow" w:cs="Arial Narrow"/>
+          <w:color w:val="000000"/>
+          <w:kern w:val="0"/>
+          <w:sz w:val="22"/>
+          <w:szCs w:val="22"/>
           <w:lang w:eastAsia="es-ES"/>
           <w14:ligatures w14:val="none"/>
         </w:rPr>
@@ -1337,9 +1565,11 @@
       <w:pPr>
         <w:pStyle w:val="Prrafodelista"/>
         <w:rPr>
-          <w:rFonts w:ascii="Arial Narrow" w:eastAsia="Times New Roman" w:hAnsi="Arial Narrow" w:cs="Arial"/>
-          <w:color w:val="000000"/>
-          <w:kern w:val="0"/>
+          <w:rFonts w:ascii="Arial Narrow" w:eastAsia="Arial Narrow" w:hAnsi="Arial Narrow" w:cs="Arial Narrow"/>
+          <w:color w:val="000000"/>
+          <w:kern w:val="0"/>
+          <w:sz w:val="22"/>
+          <w:szCs w:val="22"/>
           <w:lang w:eastAsia="es-ES"/>
           <w14:ligatures w14:val="none"/>
         </w:rPr>
@@ -1359,18 +1589,22 @@
         <w:ind w:left="1134" w:hanging="567"/>
         <w:jc w:val="both"/>
         <w:rPr>
-          <w:rFonts w:ascii="Arial Narrow" w:eastAsia="Times New Roman" w:hAnsi="Arial Narrow" w:cs="Arial"/>
-          <w:color w:val="000000"/>
-          <w:kern w:val="0"/>
+          <w:rFonts w:ascii="Arial Narrow" w:eastAsia="Arial Narrow" w:hAnsi="Arial Narrow" w:cs="Arial Narrow"/>
+          <w:color w:val="000000"/>
+          <w:kern w:val="0"/>
+          <w:sz w:val="22"/>
+          <w:szCs w:val="22"/>
           <w:lang w:eastAsia="es-ES"/>
           <w14:ligatures w14:val="none"/>
         </w:rPr>
       </w:pPr>
       <w:r>
         <w:rPr>
-          <w:rFonts w:ascii="Arial Narrow" w:eastAsia="Times New Roman" w:hAnsi="Arial Narrow" w:cs="Arial"/>
-          <w:color w:val="000000"/>
-          <w:kern w:val="0"/>
+          <w:rFonts w:ascii="Arial Narrow" w:eastAsia="Arial Narrow" w:hAnsi="Arial Narrow" w:cs="Arial Narrow"/>
+          <w:color w:val="000000"/>
+          <w:kern w:val="0"/>
+          <w:sz w:val="22"/>
+          <w:szCs w:val="22"/>
           <w:lang w:eastAsia="es-ES"/>
           <w14:ligatures w14:val="none"/>
         </w:rPr>
@@ -1378,9 +1612,11 @@
       </w:r>
       <w:r>
         <w:rPr>
-          <w:rFonts w:ascii="Arial Narrow" w:eastAsia="Times New Roman" w:hAnsi="Arial Narrow" w:cs="Arial"/>
-          <w:color w:val="000000"/>
-          <w:kern w:val="0"/>
+          <w:rFonts w:ascii="Arial Narrow" w:eastAsia="Arial Narrow" w:hAnsi="Arial Narrow" w:cs="Arial Narrow"/>
+          <w:color w:val="000000"/>
+          <w:kern w:val="0"/>
+          <w:sz w:val="22"/>
+          <w:szCs w:val="22"/>
           <w:lang w:eastAsia="es-ES"/>
           <w14:ligatures w14:val="none"/>
         </w:rPr>
@@ -1388,9 +1624,11 @@
       </w:r>
       <w:r>
         <w:rPr>
-          <w:rFonts w:ascii="Arial Narrow" w:eastAsia="Times New Roman" w:hAnsi="Arial Narrow" w:cs="Arial"/>
-          <w:color w:val="000000"/>
-          <w:kern w:val="0"/>
+          <w:rFonts w:ascii="Arial Narrow" w:eastAsia="Arial Narrow" w:hAnsi="Arial Narrow" w:cs="Arial Narrow"/>
+          <w:color w:val="000000"/>
+          <w:kern w:val="0"/>
+          <w:sz w:val="22"/>
+          <w:szCs w:val="22"/>
           <w:lang w:eastAsia="es-ES"/>
           <w14:ligatures w14:val="none"/>
         </w:rPr>
@@ -1398,9 +1636,11 @@
       </w:r>
       <w:r>
         <w:rPr>
-          <w:rFonts w:ascii="Arial Narrow" w:eastAsia="Times New Roman" w:hAnsi="Arial Narrow" w:cs="Arial"/>
-          <w:color w:val="000000"/>
-          <w:kern w:val="0"/>
+          <w:rFonts w:ascii="Arial Narrow" w:eastAsia="Arial Narrow" w:hAnsi="Arial Narrow" w:cs="Arial Narrow"/>
+          <w:color w:val="000000"/>
+          <w:kern w:val="0"/>
+          <w:sz w:val="22"/>
+          <w:szCs w:val="22"/>
           <w:lang w:eastAsia="es-ES"/>
           <w14:ligatures w14:val="none"/>
         </w:rPr>
@@ -1408,9 +1648,11 @@
       </w:r>
       <w:r>
         <w:rPr>
-          <w:rFonts w:ascii="Arial Narrow" w:eastAsia="Times New Roman" w:hAnsi="Arial Narrow" w:cs="Arial"/>
-          <w:color w:val="000000"/>
-          <w:kern w:val="0"/>
+          <w:rFonts w:ascii="Arial Narrow" w:eastAsia="Arial Narrow" w:hAnsi="Arial Narrow" w:cs="Arial Narrow"/>
+          <w:color w:val="000000"/>
+          <w:kern w:val="0"/>
+          <w:sz w:val="22"/>
+          <w:szCs w:val="22"/>
           <w:lang w:eastAsia="es-ES"/>
           <w14:ligatures w14:val="none"/>
         </w:rPr>
@@ -1418,9 +1660,11 @@
       </w:r>
       <w:r>
         <w:rPr>
-          <w:rFonts w:ascii="Arial Narrow" w:eastAsia="Times New Roman" w:hAnsi="Arial Narrow" w:cs="Arial"/>
-          <w:color w:val="000000"/>
-          <w:kern w:val="0"/>
+          <w:rFonts w:ascii="Arial Narrow" w:eastAsia="Arial Narrow" w:hAnsi="Arial Narrow" w:cs="Arial Narrow"/>
+          <w:color w:val="000000"/>
+          <w:kern w:val="0"/>
+          <w:sz w:val="22"/>
+          <w:szCs w:val="22"/>
           <w:lang w:eastAsia="es-ES"/>
           <w14:ligatures w14:val="none"/>
         </w:rPr>
@@ -1428,9 +1672,11 @@
       </w:r>
       <w:r>
         <w:rPr>
-          <w:rFonts w:ascii="Arial Narrow" w:eastAsia="Times New Roman" w:hAnsi="Arial Narrow" w:cs="Arial"/>
-          <w:color w:val="000000"/>
-          <w:kern w:val="0"/>
+          <w:rFonts w:ascii="Arial Narrow" w:eastAsia="Arial Narrow" w:hAnsi="Arial Narrow" w:cs="Arial Narrow"/>
+          <w:color w:val="000000"/>
+          <w:kern w:val="0"/>
+          <w:sz w:val="22"/>
+          <w:szCs w:val="22"/>
           <w:lang w:eastAsia="es-ES"/>
           <w14:ligatures w14:val="none"/>
         </w:rPr>
@@ -1438,9 +1684,11 @@
       </w:r>
       <w:r>
         <w:rPr>
-          <w:rFonts w:ascii="Arial Narrow" w:eastAsia="Times New Roman" w:hAnsi="Arial Narrow" w:cs="Arial"/>
-          <w:color w:val="000000"/>
-          <w:kern w:val="0"/>
+          <w:rFonts w:ascii="Arial Narrow" w:eastAsia="Arial Narrow" w:hAnsi="Arial Narrow" w:cs="Arial Narrow"/>
+          <w:color w:val="000000"/>
+          <w:kern w:val="0"/>
+          <w:sz w:val="22"/>
+          <w:szCs w:val="22"/>
           <w:lang w:eastAsia="es-ES"/>
           <w14:ligatures w14:val="none"/>
         </w:rPr>
@@ -1448,9 +1696,11 @@
       </w:r>
       <w:r>
         <w:rPr>
-          <w:rFonts w:ascii="Arial Narrow" w:eastAsia="Times New Roman" w:hAnsi="Arial Narrow" w:cs="Arial"/>
-          <w:color w:val="000000"/>
-          <w:kern w:val="0"/>
+          <w:rFonts w:ascii="Arial Narrow" w:eastAsia="Arial Narrow" w:hAnsi="Arial Narrow" w:cs="Arial Narrow"/>
+          <w:color w:val="000000"/>
+          <w:kern w:val="0"/>
+          <w:sz w:val="22"/>
+          <w:szCs w:val="22"/>
           <w:lang w:eastAsia="es-ES"/>
           <w14:ligatures w14:val="none"/>
         </w:rPr>
@@ -1458,9 +1708,11 @@
       </w:r>
       <w:r>
         <w:rPr>
-          <w:rFonts w:ascii="Arial Narrow" w:eastAsia="Times New Roman" w:hAnsi="Arial Narrow" w:cs="Arial"/>
-          <w:color w:val="000000"/>
-          <w:kern w:val="0"/>
+          <w:rFonts w:ascii="Arial Narrow" w:eastAsia="Arial Narrow" w:hAnsi="Arial Narrow" w:cs="Arial Narrow"/>
+          <w:color w:val="000000"/>
+          <w:kern w:val="0"/>
+          <w:sz w:val="22"/>
+          <w:szCs w:val="22"/>
           <w:lang w:eastAsia="es-ES"/>
           <w14:ligatures w14:val="none"/>
         </w:rPr>
@@ -1468,9 +1720,11 @@
       </w:r>
       <w:r>
         <w:rPr>
-          <w:rFonts w:ascii="Arial Narrow" w:eastAsia="Times New Roman" w:hAnsi="Arial Narrow" w:cs="Arial"/>
-          <w:color w:val="000000"/>
-          <w:kern w:val="0"/>
+          <w:rFonts w:ascii="Arial Narrow" w:eastAsia="Arial Narrow" w:hAnsi="Arial Narrow" w:cs="Arial Narrow"/>
+          <w:color w:val="000000"/>
+          <w:kern w:val="0"/>
+          <w:sz w:val="22"/>
+          <w:szCs w:val="22"/>
           <w:lang w:eastAsia="es-ES"/>
           <w14:ligatures w14:val="none"/>
         </w:rPr>
@@ -1484,9 +1738,11 @@
         <w:ind w:left="1134"/>
         <w:jc w:val="both"/>
         <w:rPr>
-          <w:rFonts w:ascii="Arial Narrow" w:eastAsia="Times New Roman" w:hAnsi="Arial Narrow" w:cs="Arial"/>
-          <w:color w:val="000000"/>
-          <w:kern w:val="0"/>
+          <w:rFonts w:ascii="Arial Narrow" w:eastAsia="Arial Narrow" w:hAnsi="Arial Narrow" w:cs="Arial Narrow"/>
+          <w:color w:val="000000"/>
+          <w:kern w:val="0"/>
+          <w:sz w:val="22"/>
+          <w:szCs w:val="22"/>
           <w:lang w:eastAsia="es-ES"/>
           <w14:ligatures w14:val="none"/>
         </w:rPr>
@@ -1506,18 +1762,22 @@
         <w:ind w:left="1134" w:hanging="567"/>
         <w:jc w:val="both"/>
         <w:rPr>
-          <w:rFonts w:ascii="Arial Narrow" w:eastAsia="Times New Roman" w:hAnsi="Arial Narrow" w:cs="Arial"/>
-          <w:color w:val="000000"/>
-          <w:kern w:val="0"/>
+          <w:rFonts w:ascii="Arial Narrow" w:eastAsia="Arial Narrow" w:hAnsi="Arial Narrow" w:cs="Arial Narrow"/>
+          <w:color w:val="000000"/>
+          <w:kern w:val="0"/>
+          <w:sz w:val="22"/>
+          <w:szCs w:val="22"/>
           <w:lang w:eastAsia="es-ES"/>
           <w14:ligatures w14:val="none"/>
         </w:rPr>
       </w:pPr>
       <w:r>
         <w:rPr>
-          <w:rFonts w:ascii="Arial Narrow" w:eastAsia="Times New Roman" w:hAnsi="Arial Narrow" w:cs="Arial"/>
-          <w:color w:val="000000"/>
-          <w:kern w:val="0"/>
+          <w:rFonts w:ascii="Arial Narrow" w:eastAsia="Arial Narrow" w:hAnsi="Arial Narrow" w:cs="Arial Narrow"/>
+          <w:color w:val="000000"/>
+          <w:kern w:val="0"/>
+          <w:sz w:val="22"/>
+          <w:szCs w:val="22"/>
           <w:lang w:eastAsia="es-ES"/>
           <w14:ligatures w14:val="none"/>
         </w:rPr>
@@ -1525,9 +1785,11 @@
       </w:r>
       <w:r>
         <w:rPr>
-          <w:rFonts w:ascii="Arial Narrow" w:eastAsia="Times New Roman" w:hAnsi="Arial Narrow" w:cs="Arial"/>
-          <w:color w:val="000000"/>
-          <w:kern w:val="0"/>
+          <w:rFonts w:ascii="Arial Narrow" w:eastAsia="Arial Narrow" w:hAnsi="Arial Narrow" w:cs="Arial Narrow"/>
+          <w:color w:val="000000"/>
+          <w:kern w:val="0"/>
+          <w:sz w:val="22"/>
+          <w:szCs w:val="22"/>
           <w:lang w:eastAsia="es-ES"/>
           <w14:ligatures w14:val="none"/>
         </w:rPr>
@@ -1535,9 +1797,11 @@
       </w:r>
       <w:r>
         <w:rPr>
-          <w:rFonts w:ascii="Arial Narrow" w:eastAsia="Times New Roman" w:hAnsi="Arial Narrow" w:cs="Arial"/>
-          <w:color w:val="000000"/>
-          <w:kern w:val="0"/>
+          <w:rFonts w:ascii="Arial Narrow" w:eastAsia="Arial Narrow" w:hAnsi="Arial Narrow" w:cs="Arial Narrow"/>
+          <w:color w:val="000000"/>
+          <w:kern w:val="0"/>
+          <w:sz w:val="22"/>
+          <w:szCs w:val="22"/>
           <w:lang w:eastAsia="es-ES"/>
           <w14:ligatures w14:val="none"/>
         </w:rPr>
@@ -1545,9 +1809,11 @@
       </w:r>
       <w:r>
         <w:rPr>
-          <w:rFonts w:ascii="Arial Narrow" w:eastAsia="Times New Roman" w:hAnsi="Arial Narrow" w:cs="Arial"/>
-          <w:color w:val="000000"/>
-          <w:kern w:val="0"/>
+          <w:rFonts w:ascii="Arial Narrow" w:eastAsia="Arial Narrow" w:hAnsi="Arial Narrow" w:cs="Arial Narrow"/>
+          <w:color w:val="000000"/>
+          <w:kern w:val="0"/>
+          <w:sz w:val="22"/>
+          <w:szCs w:val="22"/>
           <w:lang w:eastAsia="es-ES"/>
           <w14:ligatures w14:val="none"/>
         </w:rPr>
@@ -1555,9 +1821,11 @@
       </w:r>
       <w:r>
         <w:rPr>
-          <w:rFonts w:ascii="Arial Narrow" w:eastAsia="Times New Roman" w:hAnsi="Arial Narrow" w:cs="Arial"/>
-          <w:color w:val="000000"/>
-          <w:kern w:val="0"/>
+          <w:rFonts w:ascii="Arial Narrow" w:eastAsia="Arial Narrow" w:hAnsi="Arial Narrow" w:cs="Arial Narrow"/>
+          <w:color w:val="000000"/>
+          <w:kern w:val="0"/>
+          <w:sz w:val="22"/>
+          <w:szCs w:val="22"/>
           <w:lang w:eastAsia="es-ES"/>
           <w14:ligatures w14:val="none"/>
         </w:rPr>
@@ -1565,9 +1833,11 @@
       </w:r>
       <w:r>
         <w:rPr>
-          <w:rFonts w:ascii="Arial Narrow" w:eastAsia="Times New Roman" w:hAnsi="Arial Narrow" w:cs="Arial"/>
-          <w:color w:val="000000"/>
-          <w:kern w:val="0"/>
+          <w:rFonts w:ascii="Arial Narrow" w:eastAsia="Arial Narrow" w:hAnsi="Arial Narrow" w:cs="Arial Narrow"/>
+          <w:color w:val="000000"/>
+          <w:kern w:val="0"/>
+          <w:sz w:val="22"/>
+          <w:szCs w:val="22"/>
           <w:lang w:eastAsia="es-ES"/>
           <w14:ligatures w14:val="none"/>
         </w:rPr>
@@ -1575,9 +1845,11 @@
       </w:r>
       <w:r>
         <w:rPr>
-          <w:rFonts w:ascii="Arial Narrow" w:eastAsia="Times New Roman" w:hAnsi="Arial Narrow" w:cs="Arial"/>
-          <w:color w:val="000000"/>
-          <w:kern w:val="0"/>
+          <w:rFonts w:ascii="Arial Narrow" w:eastAsia="Arial Narrow" w:hAnsi="Arial Narrow" w:cs="Arial Narrow"/>
+          <w:color w:val="000000"/>
+          <w:kern w:val="0"/>
+          <w:sz w:val="22"/>
+          <w:szCs w:val="22"/>
           <w:lang w:eastAsia="es-ES"/>
           <w14:ligatures w14:val="none"/>
         </w:rPr>
@@ -1585,9 +1857,11 @@
       </w:r>
       <w:r>
         <w:rPr>
-          <w:rFonts w:ascii="Arial Narrow" w:eastAsia="Times New Roman" w:hAnsi="Arial Narrow" w:cs="Arial"/>
-          <w:color w:val="000000"/>
-          <w:kern w:val="0"/>
+          <w:rFonts w:ascii="Arial Narrow" w:eastAsia="Arial Narrow" w:hAnsi="Arial Narrow" w:cs="Arial Narrow"/>
+          <w:color w:val="000000"/>
+          <w:kern w:val="0"/>
+          <w:sz w:val="22"/>
+          <w:szCs w:val="22"/>
           <w:lang w:eastAsia="es-ES"/>
           <w14:ligatures w14:val="none"/>
         </w:rPr>
@@ -1595,9 +1869,11 @@
       </w:r>
       <w:r>
         <w:rPr>
-          <w:rFonts w:ascii="Arial Narrow" w:eastAsia="Times New Roman" w:hAnsi="Arial Narrow" w:cs="Arial"/>
-          <w:color w:val="000000"/>
-          <w:kern w:val="0"/>
+          <w:rFonts w:ascii="Arial Narrow" w:eastAsia="Arial Narrow" w:hAnsi="Arial Narrow" w:cs="Arial Narrow"/>
+          <w:color w:val="000000"/>
+          <w:kern w:val="0"/>
+          <w:sz w:val="22"/>
+          <w:szCs w:val="22"/>
           <w:lang w:eastAsia="es-ES"/>
           <w14:ligatures w14:val="none"/>
         </w:rPr>
@@ -1605,9 +1881,11 @@
       </w:r>
       <w:r>
         <w:rPr>
-          <w:rFonts w:ascii="Arial Narrow" w:eastAsia="Times New Roman" w:hAnsi="Arial Narrow" w:cs="Arial"/>
-          <w:color w:val="000000"/>
-          <w:kern w:val="0"/>
+          <w:rFonts w:ascii="Arial Narrow" w:eastAsia="Arial Narrow" w:hAnsi="Arial Narrow" w:cs="Arial Narrow"/>
+          <w:color w:val="000000"/>
+          <w:kern w:val="0"/>
+          <w:sz w:val="22"/>
+          <w:szCs w:val="22"/>
           <w:lang w:eastAsia="es-ES"/>
           <w14:ligatures w14:val="none"/>
         </w:rPr>
@@ -1622,9 +1900,11 @@
         <w:spacing w:after="0" w:line="240" w:lineRule="auto"/>
         <w:jc w:val="both"/>
         <w:rPr>
-          <w:rFonts w:ascii="Arial Narrow" w:eastAsia="Times New Roman" w:hAnsi="Arial Narrow" w:cs="Arial"/>
-          <w:color w:val="000000"/>
-          <w:kern w:val="0"/>
+          <w:rFonts w:ascii="Arial Narrow" w:eastAsia="Arial Narrow" w:hAnsi="Arial Narrow" w:cs="Arial Narrow"/>
+          <w:color w:val="000000"/>
+          <w:kern w:val="0"/>
+          <w:sz w:val="22"/>
+          <w:szCs w:val="22"/>
           <w:lang w:eastAsia="es-ES"/>
           <w14:ligatures w14:val="none"/>
         </w:rPr>
@@ -1644,18 +1924,22 @@
         <w:contextualSpacing/>
         <w:jc w:val="both"/>
         <w:rPr>
-          <w:rFonts w:ascii="Arial Narrow" w:eastAsia="Times New Roman" w:hAnsi="Arial Narrow" w:cs="Arial"/>
-          <w:color w:val="000000"/>
-          <w:kern w:val="0"/>
+          <w:rFonts w:ascii="Arial Narrow" w:eastAsia="Arial Narrow" w:hAnsi="Arial Narrow" w:cs="Arial Narrow"/>
+          <w:color w:val="000000"/>
+          <w:kern w:val="0"/>
+          <w:sz w:val="22"/>
+          <w:szCs w:val="22"/>
           <w:lang w:val="es-ES" w:eastAsia="es-ES"/>
           <w14:ligatures w14:val="none"/>
         </w:rPr>
       </w:pPr>
       <w:r>
         <w:rPr>
-          <w:rFonts w:ascii="Arial Narrow" w:eastAsia="Times New Roman" w:hAnsi="Arial Narrow" w:cs="Arial"/>
-          <w:color w:val="000000"/>
-          <w:kern w:val="0"/>
+          <w:rFonts w:ascii="Arial Narrow" w:eastAsia="Arial Narrow" w:hAnsi="Arial Narrow" w:cs="Arial Narrow"/>
+          <w:color w:val="000000"/>
+          <w:kern w:val="0"/>
+          <w:sz w:val="22"/>
+          <w:szCs w:val="22"/>
           <w:lang w:val="es-ES" w:eastAsia="es-ES"/>
           <w14:ligatures w14:val="none"/>
         </w:rPr>
@@ -1663,9 +1947,11 @@
       </w:r>
       <w:r>
         <w:rPr>
-          <w:rFonts w:ascii="Arial Narrow" w:eastAsia="Times New Roman" w:hAnsi="Arial Narrow" w:cs="Arial"/>
-          <w:color w:val="000000"/>
-          <w:kern w:val="0"/>
+          <w:rFonts w:ascii="Arial Narrow" w:eastAsia="Arial Narrow" w:hAnsi="Arial Narrow" w:cs="Arial Narrow"/>
+          <w:color w:val="000000"/>
+          <w:kern w:val="0"/>
+          <w:sz w:val="22"/>
+          <w:szCs w:val="22"/>
           <w:lang w:val="es-ES" w:eastAsia="es-ES"/>
           <w14:ligatures w14:val="none"/>
         </w:rPr>
@@ -1673,9 +1959,11 @@
       </w:r>
       <w:r>
         <w:rPr>
-          <w:rFonts w:ascii="Arial Narrow" w:eastAsia="Times New Roman" w:hAnsi="Arial Narrow" w:cs="Arial"/>
-          <w:color w:val="000000"/>
-          <w:kern w:val="0"/>
+          <w:rFonts w:ascii="Arial Narrow" w:eastAsia="Arial Narrow" w:hAnsi="Arial Narrow" w:cs="Arial Narrow"/>
+          <w:color w:val="000000"/>
+          <w:kern w:val="0"/>
+          <w:sz w:val="22"/>
+          <w:szCs w:val="22"/>
           <w:lang w:val="es-ES" w:eastAsia="es-ES"/>
           <w14:ligatures w14:val="none"/>
         </w:rPr>
@@ -1683,9 +1971,11 @@
       </w:r>
       <w:r>
         <w:rPr>
-          <w:rFonts w:ascii="Arial Narrow" w:eastAsia="Times New Roman" w:hAnsi="Arial Narrow" w:cs="Arial"/>
-          <w:color w:val="000000"/>
-          <w:kern w:val="0"/>
+          <w:rFonts w:ascii="Arial Narrow" w:eastAsia="Arial Narrow" w:hAnsi="Arial Narrow" w:cs="Arial Narrow"/>
+          <w:color w:val="000000"/>
+          <w:kern w:val="0"/>
+          <w:sz w:val="22"/>
+          <w:szCs w:val="22"/>
           <w:lang w:val="es-ES" w:eastAsia="es-ES"/>
           <w14:ligatures w14:val="none"/>
         </w:rPr>
@@ -1693,9 +1983,11 @@
       </w:r>
       <w:r>
         <w:rPr>
-          <w:rFonts w:ascii="Arial Narrow" w:eastAsia="Times New Roman" w:hAnsi="Arial Narrow" w:cs="Arial"/>
-          <w:color w:val="000000"/>
-          <w:kern w:val="0"/>
+          <w:rFonts w:ascii="Arial Narrow" w:eastAsia="Arial Narrow" w:hAnsi="Arial Narrow" w:cs="Arial Narrow"/>
+          <w:color w:val="000000"/>
+          <w:kern w:val="0"/>
+          <w:sz w:val="22"/>
+          <w:szCs w:val="22"/>
           <w:lang w:val="es-ES" w:eastAsia="es-ES"/>
           <w14:ligatures w14:val="none"/>
         </w:rPr>
@@ -1703,9 +1995,11 @@
       </w:r>
       <w:r>
         <w:rPr>
-          <w:rFonts w:ascii="Arial Narrow" w:eastAsia="Times New Roman" w:hAnsi="Arial Narrow" w:cs="Arial"/>
-          <w:color w:val="000000"/>
-          <w:kern w:val="0"/>
+          <w:rFonts w:ascii="Arial Narrow" w:eastAsia="Arial Narrow" w:hAnsi="Arial Narrow" w:cs="Arial Narrow"/>
+          <w:color w:val="000000"/>
+          <w:kern w:val="0"/>
+          <w:sz w:val="22"/>
+          <w:szCs w:val="22"/>
           <w:lang w:val="es-ES" w:eastAsia="es-ES"/>
           <w14:ligatures w14:val="none"/>
         </w:rPr>
@@ -1713,9 +2007,11 @@
       </w:r>
       <w:r>
         <w:rPr>
-          <w:rFonts w:ascii="Arial Narrow" w:eastAsia="Times New Roman" w:hAnsi="Arial Narrow" w:cs="Arial"/>
-          <w:color w:val="000000"/>
-          <w:kern w:val="0"/>
+          <w:rFonts w:ascii="Arial Narrow" w:eastAsia="Arial Narrow" w:hAnsi="Arial Narrow" w:cs="Arial Narrow"/>
+          <w:color w:val="000000"/>
+          <w:kern w:val="0"/>
+          <w:sz w:val="22"/>
+          <w:szCs w:val="22"/>
           <w:lang w:val="es-ES" w:eastAsia="es-ES"/>
           <w14:ligatures w14:val="none"/>
         </w:rPr>
@@ -1723,9 +2019,11 @@
       </w:r>
       <w:r>
         <w:rPr>
-          <w:rFonts w:ascii="Arial Narrow" w:eastAsia="Times New Roman" w:hAnsi="Arial Narrow" w:cs="Arial"/>
-          <w:color w:val="000000"/>
-          <w:kern w:val="0"/>
+          <w:rFonts w:ascii="Arial Narrow" w:eastAsia="Arial Narrow" w:hAnsi="Arial Narrow" w:cs="Arial Narrow"/>
+          <w:color w:val="000000"/>
+          <w:kern w:val="0"/>
+          <w:sz w:val="22"/>
+          <w:szCs w:val="22"/>
           <w:lang w:val="es-ES" w:eastAsia="es-ES"/>
           <w14:ligatures w14:val="none"/>
         </w:rPr>
@@ -1733,9 +2031,11 @@
       </w:r>
       <w:r>
         <w:rPr>
-          <w:rFonts w:ascii="Arial Narrow" w:eastAsia="Times New Roman" w:hAnsi="Arial Narrow" w:cs="Arial"/>
-          <w:color w:val="000000"/>
-          <w:kern w:val="0"/>
+          <w:rFonts w:ascii="Arial Narrow" w:eastAsia="Arial Narrow" w:hAnsi="Arial Narrow" w:cs="Arial Narrow"/>
+          <w:color w:val="000000"/>
+          <w:kern w:val="0"/>
+          <w:sz w:val="22"/>
+          <w:szCs w:val="22"/>
           <w:lang w:val="es-ES" w:eastAsia="es-ES"/>
           <w14:ligatures w14:val="none"/>
         </w:rPr>
@@ -1743,9 +2043,11 @@
       </w:r>
       <w:r>
         <w:rPr>
-          <w:rFonts w:ascii="Arial Narrow" w:eastAsia="Times New Roman" w:hAnsi="Arial Narrow" w:cs="Arial"/>
-          <w:color w:val="000000"/>
-          <w:kern w:val="0"/>
+          <w:rFonts w:ascii="Arial Narrow" w:eastAsia="Arial Narrow" w:hAnsi="Arial Narrow" w:cs="Arial Narrow"/>
+          <w:color w:val="000000"/>
+          <w:kern w:val="0"/>
+          <w:sz w:val="22"/>
+          <w:szCs w:val="22"/>
           <w:lang w:val="es-ES" w:eastAsia="es-ES"/>
           <w14:ligatures w14:val="none"/>
         </w:rPr>
@@ -1753,9 +2055,11 @@
       </w:r>
       <w:r>
         <w:rPr>
-          <w:rFonts w:ascii="Arial Narrow" w:eastAsia="Times New Roman" w:hAnsi="Arial Narrow" w:cs="Arial"/>
-          <w:color w:val="000000"/>
-          <w:kern w:val="0"/>
+          <w:rFonts w:ascii="Arial Narrow" w:eastAsia="Arial Narrow" w:hAnsi="Arial Narrow" w:cs="Arial Narrow"/>
+          <w:color w:val="000000"/>
+          <w:kern w:val="0"/>
+          <w:sz w:val="22"/>
+          <w:szCs w:val="22"/>
           <w:lang w:val="es-ES" w:eastAsia="es-ES"/>
           <w14:ligatures w14:val="none"/>
         </w:rPr>
@@ -1763,9 +2067,11 @@
       </w:r>
       <w:r>
         <w:rPr>
-          <w:rFonts w:ascii="Arial Narrow" w:eastAsia="Times New Roman" w:hAnsi="Arial Narrow" w:cs="Arial"/>
-          <w:color w:val="000000"/>
-          <w:kern w:val="0"/>
+          <w:rFonts w:ascii="Arial Narrow" w:eastAsia="Arial Narrow" w:hAnsi="Arial Narrow" w:cs="Arial Narrow"/>
+          <w:color w:val="000000"/>
+          <w:kern w:val="0"/>
+          <w:sz w:val="22"/>
+          <w:szCs w:val="22"/>
           <w:lang w:val="es-ES" w:eastAsia="es-ES"/>
           <w14:ligatures w14:val="none"/>
         </w:rPr>
@@ -1773,9 +2079,11 @@
       </w:r>
       <w:r>
         <w:rPr>
-          <w:rFonts w:ascii="Arial Narrow" w:eastAsia="Times New Roman" w:hAnsi="Arial Narrow" w:cs="Arial"/>
-          <w:color w:val="000000"/>
-          <w:kern w:val="0"/>
+          <w:rFonts w:ascii="Arial Narrow" w:eastAsia="Arial Narrow" w:hAnsi="Arial Narrow" w:cs="Arial Narrow"/>
+          <w:color w:val="000000"/>
+          <w:kern w:val="0"/>
+          <w:sz w:val="22"/>
+          <w:szCs w:val="22"/>
           <w:lang w:val="es-ES" w:eastAsia="es-ES"/>
           <w14:ligatures w14:val="none"/>
         </w:rPr>
@@ -1783,9 +2091,11 @@
       </w:r>
       <w:r>
         <w:rPr>
-          <w:rFonts w:ascii="Arial Narrow" w:eastAsia="Times New Roman" w:hAnsi="Arial Narrow" w:cs="Arial"/>
-          <w:color w:val="000000"/>
-          <w:kern w:val="0"/>
+          <w:rFonts w:ascii="Arial Narrow" w:eastAsia="Arial Narrow" w:hAnsi="Arial Narrow" w:cs="Arial Narrow"/>
+          <w:color w:val="000000"/>
+          <w:kern w:val="0"/>
+          <w:sz w:val="22"/>
+          <w:szCs w:val="22"/>
           <w:lang w:val="es-ES" w:eastAsia="es-ES"/>
           <w14:ligatures w14:val="none"/>
         </w:rPr>
@@ -1793,9 +2103,11 @@
       </w:r>
       <w:r>
         <w:rPr>
-          <w:rFonts w:ascii="Arial Narrow" w:eastAsia="Times New Roman" w:hAnsi="Arial Narrow" w:cs="Arial"/>
-          <w:color w:val="000000"/>
-          <w:kern w:val="0"/>
+          <w:rFonts w:ascii="Arial Narrow" w:eastAsia="Arial Narrow" w:hAnsi="Arial Narrow" w:cs="Arial Narrow"/>
+          <w:color w:val="000000"/>
+          <w:kern w:val="0"/>
+          <w:sz w:val="22"/>
+          <w:szCs w:val="22"/>
           <w:lang w:val="es-ES" w:eastAsia="es-ES"/>
           <w14:ligatures w14:val="none"/>
         </w:rPr>
@@ -1803,9 +2115,11 @@
       </w:r>
       <w:r>
         <w:rPr>
-          <w:rFonts w:ascii="Arial Narrow" w:eastAsia="Times New Roman" w:hAnsi="Arial Narrow" w:cs="Arial"/>
-          <w:color w:val="000000"/>
-          <w:kern w:val="0"/>
+          <w:rFonts w:ascii="Arial Narrow" w:eastAsia="Arial Narrow" w:hAnsi="Arial Narrow" w:cs="Arial Narrow"/>
+          <w:color w:val="000000"/>
+          <w:kern w:val="0"/>
+          <w:sz w:val="22"/>
+          <w:szCs w:val="22"/>
           <w:lang w:val="es-ES" w:eastAsia="es-ES"/>
           <w14:ligatures w14:val="none"/>
         </w:rPr>
@@ -1813,9 +2127,11 @@
       </w:r>
       <w:r>
         <w:rPr>
-          <w:rFonts w:ascii="Arial Narrow" w:eastAsia="Times New Roman" w:hAnsi="Arial Narrow" w:cs="Arial"/>
-          <w:color w:val="000000"/>
-          <w:kern w:val="0"/>
+          <w:rFonts w:ascii="Arial Narrow" w:eastAsia="Arial Narrow" w:hAnsi="Arial Narrow" w:cs="Arial Narrow"/>
+          <w:color w:val="000000"/>
+          <w:kern w:val="0"/>
+          <w:sz w:val="22"/>
+          <w:szCs w:val="22"/>
           <w:lang w:val="es-ES" w:eastAsia="es-ES"/>
           <w14:ligatures w14:val="none"/>
         </w:rPr>
@@ -1823,9 +2139,11 @@
       </w:r>
       <w:r>
         <w:rPr>
-          <w:rFonts w:ascii="Arial Narrow" w:eastAsia="Times New Roman" w:hAnsi="Arial Narrow" w:cs="Arial"/>
-          <w:color w:val="000000"/>
-          <w:kern w:val="0"/>
+          <w:rFonts w:ascii="Arial Narrow" w:eastAsia="Arial Narrow" w:hAnsi="Arial Narrow" w:cs="Arial Narrow"/>
+          <w:color w:val="000000"/>
+          <w:kern w:val="0"/>
+          <w:sz w:val="22"/>
+          <w:szCs w:val="22"/>
           <w:lang w:val="es-ES" w:eastAsia="es-ES"/>
           <w14:ligatures w14:val="none"/>
         </w:rPr>
@@ -1833,9 +2151,11 @@
       </w:r>
       <w:r>
         <w:rPr>
-          <w:rFonts w:ascii="Arial Narrow" w:eastAsia="Times New Roman" w:hAnsi="Arial Narrow" w:cs="Arial"/>
-          <w:color w:val="000000"/>
-          <w:kern w:val="0"/>
+          <w:rFonts w:ascii="Arial Narrow" w:eastAsia="Arial Narrow" w:hAnsi="Arial Narrow" w:cs="Arial Narrow"/>
+          <w:color w:val="000000"/>
+          <w:kern w:val="0"/>
+          <w:sz w:val="22"/>
+          <w:szCs w:val="22"/>
           <w:lang w:val="es-ES" w:eastAsia="es-ES"/>
           <w14:ligatures w14:val="none"/>
         </w:rPr>
@@ -1843,9 +2163,11 @@
       </w:r>
       <w:r>
         <w:rPr>
-          <w:rFonts w:ascii="Arial Narrow" w:eastAsia="Times New Roman" w:hAnsi="Arial Narrow" w:cs="Arial"/>
-          <w:color w:val="000000"/>
-          <w:kern w:val="0"/>
+          <w:rFonts w:ascii="Arial Narrow" w:eastAsia="Arial Narrow" w:hAnsi="Arial Narrow" w:cs="Arial Narrow"/>
+          <w:color w:val="000000"/>
+          <w:kern w:val="0"/>
+          <w:sz w:val="22"/>
+          <w:szCs w:val="22"/>
           <w:lang w:val="es-ES" w:eastAsia="es-ES"/>
           <w14:ligatures w14:val="none"/>
         </w:rPr>
@@ -1853,9 +2175,11 @@
       </w:r>
       <w:r>
         <w:rPr>
-          <w:rFonts w:ascii="Arial Narrow" w:eastAsia="Times New Roman" w:hAnsi="Arial Narrow" w:cs="Arial"/>
-          <w:color w:val="000000"/>
-          <w:kern w:val="0"/>
+          <w:rFonts w:ascii="Arial Narrow" w:eastAsia="Arial Narrow" w:hAnsi="Arial Narrow" w:cs="Arial Narrow"/>
+          <w:color w:val="000000"/>
+          <w:kern w:val="0"/>
+          <w:sz w:val="22"/>
+          <w:szCs w:val="22"/>
           <w:lang w:val="es-ES" w:eastAsia="es-ES"/>
           <w14:ligatures w14:val="none"/>
         </w:rPr>
@@ -1863,9 +2187,11 @@
       </w:r>
       <w:r>
         <w:rPr>
-          <w:rFonts w:ascii="Arial Narrow" w:eastAsia="Times New Roman" w:hAnsi="Arial Narrow" w:cs="Arial"/>
-          <w:color w:val="000000"/>
-          <w:kern w:val="0"/>
+          <w:rFonts w:ascii="Arial Narrow" w:eastAsia="Arial Narrow" w:hAnsi="Arial Narrow" w:cs="Arial Narrow"/>
+          <w:color w:val="000000"/>
+          <w:kern w:val="0"/>
+          <w:sz w:val="22"/>
+          <w:szCs w:val="22"/>
           <w:lang w:val="es-ES" w:eastAsia="es-ES"/>
           <w14:ligatures w14:val="none"/>
         </w:rPr>
@@ -1882,6 +2208,8 @@
           <w:b/>
           <w:color w:val="000000"/>
           <w:kern w:val="0"/>
+          <w:sz w:val="22"/>
+          <w:szCs w:val="22"/>
           <w:lang w:eastAsia="es-PE"/>
           <w14:ligatures w14:val="none"/>
         </w:rPr>
@@ -1906,16 +2234,20 @@
           <w:b/>
           <w:color w:val="000000"/>
           <w:kern w:val="0"/>
-          <w:lang w:eastAsia="es-PE"/>
-          <w14:ligatures w14:val="none"/>
-        </w:rPr>
-      </w:pPr>
-      <w:r>
-        <w:rPr>
-          <w:rFonts w:ascii="Arial Narrow" w:eastAsia="Arial Narrow" w:hAnsi="Arial Narrow" w:cs="Arial Narrow"/>
-          <w:b/>
-          <w:color w:val="000000"/>
-          <w:kern w:val="0"/>
+          <w:sz w:val="22"/>
+          <w:szCs w:val="22"/>
+          <w:lang w:eastAsia="es-PE"/>
+          <w14:ligatures w14:val="none"/>
+        </w:rPr>
+      </w:pPr>
+      <w:r>
+        <w:rPr>
+          <w:rFonts w:ascii="Arial Narrow" w:eastAsia="Arial Narrow" w:hAnsi="Arial Narrow" w:cs="Arial Narrow"/>
+          <w:b/>
+          <w:color w:val="000000"/>
+          <w:kern w:val="0"/>
+          <w:sz w:val="22"/>
+          <w:szCs w:val="22"/>
           <w:lang w:eastAsia="es-PE"/>
           <w14:ligatures w14:val="none"/>
         </w:rPr>
@@ -1933,6 +2265,8 @@
           <w:b/>
           <w:color w:val="000000"/>
           <w:kern w:val="0"/>
+          <w:sz w:val="22"/>
+          <w:szCs w:val="22"/>
           <w:lang w:eastAsia="es-PE"/>
           <w14:ligatures w14:val="none"/>
         </w:rPr>
@@ -1952,6 +2286,8 @@
           <w:rFonts w:ascii="Arial Narrow" w:eastAsia="Arial Narrow" w:hAnsi="Arial Narrow" w:cs="Arial Narrow"/>
           <w:kern w:val="0"/>
           <w14:ligatures w14:val="none"/>
+          <w:sz w:val="22"/>
+          <w:szCs w:val="22"/>
         </w:rPr>
       </w:pPr>
       <w:bookmarkStart w:id="1" w:name="_Hlk140755208"/>
@@ -1959,9 +2295,11 @@
       <w:bookmarkStart w:id="3" w:name="_Hlk155944687"/>
       <w:r>
         <w:rPr>
-          <w:rFonts w:ascii="Arial Narrow" w:eastAsia="Times New Roman" w:hAnsi="Arial Narrow" w:cs="Segoe UI"/>
-          <w:color w:val="000000"/>
-          <w:kern w:val="0"/>
+          <w:rFonts w:ascii="Arial Narrow" w:eastAsia="Arial Narrow" w:hAnsi="Arial Narrow" w:cs="Arial Narrow"/>
+          <w:color w:val="000000"/>
+          <w:kern w:val="0"/>
+          <w:sz w:val="22"/>
+          <w:szCs w:val="22"/>
           <w:lang w:eastAsia="es-PE"/>
           <w14:ligatures w14:val="none"/>
         </w:rPr>
@@ -1975,6 +2313,8 @@
           <w:rStyle w:val="Refdenotaalpie"/>
           <w:rFonts w:ascii="Arial Narrow" w:eastAsia="Arial Narrow" w:hAnsi="Arial Narrow" w:cs="Arial Narrow"/>
           <w:kern w:val="0"/>
+          <w:sz w:val="22"/>
+          <w:szCs w:val="22"/>
           <w:vertAlign w:val="superscript"/>
           <w14:ligatures w14:val="none"/>
         </w:rPr>
@@ -1982,9 +2322,11 @@
       </w:r>
       <w:r>
         <w:rPr>
-          <w:rFonts w:ascii="Arial Narrow" w:eastAsia="Times New Roman" w:hAnsi="Arial Narrow" w:cs="Segoe UI"/>
-          <w:color w:val="000000"/>
-          <w:kern w:val="0"/>
+          <w:rFonts w:ascii="Arial Narrow" w:eastAsia="Arial Narrow" w:hAnsi="Arial Narrow" w:cs="Arial Narrow"/>
+          <w:color w:val="000000"/>
+          <w:kern w:val="0"/>
+          <w:sz w:val="22"/>
+          <w:szCs w:val="22"/>
           <w:lang w:eastAsia="es-PE"/>
           <w14:ligatures w14:val="none"/>
         </w:rPr>
@@ -1992,9 +2334,11 @@
       </w:r>
       <w:r>
         <w:rPr>
-          <w:rFonts w:ascii="Arial Narrow" w:eastAsia="Times New Roman" w:hAnsi="Arial Narrow" w:cs="Segoe UI"/>
-          <w:color w:val="000000"/>
-          <w:kern w:val="0"/>
+          <w:rFonts w:ascii="Arial Narrow" w:eastAsia="Arial Narrow" w:hAnsi="Arial Narrow" w:cs="Arial Narrow"/>
+          <w:color w:val="000000"/>
+          <w:kern w:val="0"/>
+          <w:sz w:val="22"/>
+          <w:szCs w:val="22"/>
           <w:lang w:eastAsia="es-PE"/>
           <w14:ligatures w14:val="none"/>
         </w:rPr>
@@ -2005,14 +2349,18 @@
           <w:rFonts w:ascii="Arial Narrow" w:eastAsia="Arial Narrow" w:hAnsi="Arial Narrow" w:cs="Arial Narrow"/>
           <w:kern w:val="0"/>
           <w14:ligatures w14:val="none"/>
+          <w:sz w:val="22"/>
+          <w:szCs w:val="22"/>
         </w:rPr>
         <w:t xml:space="preserve">que el hecho denunciado, consistente en que </w:t>
       </w:r>
       <w:r>
         <w:rPr>
-          <w:rFonts w:ascii="Arial Narrow" w:eastAsia="Calibri" w:hAnsi="Arial Narrow" w:cs="Arial Narrow"/>
-          <w:color w:val="000000"/>
-          <w:kern w:val="0"/>
+          <w:rFonts w:ascii="Arial Narrow" w:eastAsia="Arial Narrow" w:hAnsi="Arial Narrow" w:cs="Arial Narrow"/>
+          <w:color w:val="000000"/>
+          <w:kern w:val="0"/>
+          <w:sz w:val="22"/>
+          <w:szCs w:val="22"/>
           <w:lang w:eastAsia="es-PE"/>
           <w14:ligatures w14:val="none"/>
         </w:rPr>
@@ -2023,6 +2371,8 @@
           <w:rFonts w:ascii="Arial Narrow" w:eastAsia="Arial Narrow" w:hAnsi="Arial Narrow" w:cs="Arial Narrow"/>
           <w:kern w:val="0"/>
           <w14:ligatures w14:val="none"/>
+          <w:sz w:val="22"/>
+          <w:szCs w:val="22"/>
         </w:rPr>
         <w:t xml:space="preserve">; involucraría una presunta afectación a sus expectativas, quien no habría encontrado una correspondencia entre lo que esperaba recibir </w:t>
       </w:r>
@@ -2031,6 +2381,8 @@
           <w:rFonts w:ascii="Arial Narrow" w:eastAsia="Arial Narrow" w:hAnsi="Arial Narrow" w:cs="Arial Narrow"/>
           <w:kern w:val="0"/>
           <w14:ligatures w14:val="none"/>
+          <w:sz w:val="22"/>
+          <w:szCs w:val="22"/>
         </w:rPr>
         <w:t xml:space="preserve">de parte del proveedor y lo que realmente recibió. </w:t>
       </w:r>
@@ -2039,50 +2391,64 @@
           <w:rFonts w:ascii="Arial Narrow" w:eastAsia="Arial Narrow" w:hAnsi="Arial Narrow" w:cs="Arial Narrow"/>
           <w:kern w:val="0"/>
           <w14:ligatures w14:val="none"/>
+          <w:sz w:val="22"/>
+          <w:szCs w:val="22"/>
         </w:rPr>
         <w:t xml:space="preserve">Por consiguiente, corresponde calificar el hecho materia de denuncia como una presunta infracción a la disposición sobre cláusulas abusivas, tipificado en </w:t>
       </w:r>
       <w:r>
         <w:rPr>
           <w:rFonts w:ascii="Arial Narrow" w:eastAsia="Arial Narrow" w:hAnsi="Arial Narrow" w:cs="Arial Narrow"/>
+          <w:sz w:val="22"/>
+          <w:szCs w:val="22"/>
         </w:rPr>
         <w:t>el numeral 49.1</w:t>
       </w:r>
       <w:r>
         <w:rPr>
-          <w:rFonts w:ascii="Arial Narrow" w:eastAsia="Arial Narrow" w:hAnsi="Arial Narrow" w:cs="Arial"/>
-          <w:kern w:val="0"/>
-          <w14:ligatures w14:val="none"/>
+          <w:rFonts w:ascii="Arial Narrow" w:eastAsia="Arial Narrow" w:hAnsi="Arial Narrow" w:cs="Arial Narrow"/>
+          <w:kern w:val="0"/>
+          <w14:ligatures w14:val="none"/>
+          <w:sz w:val="22"/>
+          <w:szCs w:val="22"/>
         </w:rPr>
         <w:t/>
       </w:r>
       <w:r>
         <w:rPr>
           <w:rFonts w:ascii="Arial Narrow" w:eastAsia="Arial Narrow" w:hAnsi="Arial Narrow" w:cs="Arial Narrow"/>
+          <w:sz w:val="22"/>
+          <w:szCs w:val="22"/>
         </w:rPr>
         <w:t xml:space="preserve"> del artículo 49</w:t>
       </w:r>
       <w:r>
         <w:rPr>
-          <w:rFonts w:ascii="Arial Narrow" w:eastAsia="Arial Narrow" w:hAnsi="Arial Narrow" w:cs="Arial"/>
-          <w:kern w:val="0"/>
-          <w14:ligatures w14:val="none"/>
+          <w:rFonts w:ascii="Arial Narrow" w:eastAsia="Arial Narrow" w:hAnsi="Arial Narrow" w:cs="Arial Narrow"/>
+          <w:kern w:val="0"/>
+          <w14:ligatures w14:val="none"/>
+          <w:sz w:val="22"/>
+          <w:szCs w:val="22"/>
         </w:rPr>
         <w:t> y</w:t>
       </w:r>
       <w:r>
         <w:rPr>
-          <w:rFonts w:ascii="Arial Narrow" w:eastAsia="Arial Narrow" w:hAnsi="Arial Narrow" w:cs="Arial"/>
-          <w:kern w:val="0"/>
-          <w14:ligatures w14:val="none"/>
+          <w:rFonts w:ascii="Arial Narrow" w:eastAsia="Arial Narrow" w:hAnsi="Arial Narrow" w:cs="Arial Narrow"/>
+          <w:kern w:val="0"/>
+          <w14:ligatures w14:val="none"/>
+          <w:sz w:val="22"/>
+          <w:szCs w:val="22"/>
         </w:rPr>
         <w:t xml:space="preserve"> </w:t>
       </w:r>
       <w:r>
         <w:rPr>
-          <w:rFonts w:ascii="Arial Narrow" w:eastAsia="Calibri" w:hAnsi="Arial Narrow" w:cs="Arial Narrow"/>
-          <w:color w:val="000000"/>
-          <w:kern w:val="0"/>
+          <w:rFonts w:ascii="Arial Narrow" w:eastAsia="Arial Narrow" w:hAnsi="Arial Narrow" w:cs="Arial Narrow"/>
+          <w:color w:val="000000"/>
+          <w:kern w:val="0"/>
+          <w:sz w:val="22"/>
+          <w:szCs w:val="22"/>
           <w:lang w:eastAsia="es-PE"/>
           <w14:ligatures w14:val="none"/>
         </w:rPr>
@@ -2090,10 +2456,12 @@
       </w:r>
       <w:r>
         <w:rPr>
-          <w:rFonts w:ascii="Arial Narrow" w:eastAsia="Arial Narrow" w:hAnsi="Arial Narrow" w:cs="Arial"/>
+          <w:rFonts w:ascii="Arial Narrow" w:eastAsia="Arial Narrow" w:hAnsi="Arial Narrow" w:cs="Arial Narrow"/>
           <w:bCs/>
           <w:color w:val="000000"/>
           <w:kern w:val="0"/>
+          <w:sz w:val="22"/>
+          <w:szCs w:val="22"/>
           <w:lang w:eastAsia="es-PE"/>
           <w14:ligatures w14:val="none"/>
         </w:rPr>
@@ -2102,8 +2470,10 @@
       <w:r>
         <w:rPr>
           <w:rStyle w:val="Refdenotaalpie"/>
-          <w:rFonts w:ascii="Arial Narrow" w:eastAsia="Arial Narrow" w:hAnsi="Arial Narrow" w:cs="Arial"/>
-          <w:kern w:val="0"/>
+          <w:rFonts w:ascii="Arial Narrow" w:eastAsia="Arial Narrow" w:hAnsi="Arial Narrow" w:cs="Arial Narrow"/>
+          <w:kern w:val="0"/>
+          <w:sz w:val="22"/>
+          <w:szCs w:val="22"/>
           <w:vertAlign w:val="superscript"/>
           <w14:ligatures w14:val="none"/>
         </w:rPr>
@@ -2114,6 +2484,8 @@
           <w:rFonts w:ascii="Arial Narrow" w:eastAsia="Arial Narrow" w:hAnsi="Arial Narrow" w:cs="Arial Narrow"/>
           <w:kern w:val="0"/>
           <w14:ligatures w14:val="none"/>
+          <w:sz w:val="22"/>
+          <w:szCs w:val="22"/>
         </w:rPr>
         <w:t>.</w:t>
       </w:r>
@@ -2126,6 +2498,8 @@
           <w:rFonts w:ascii="Arial Narrow" w:eastAsia="Arial Narrow" w:hAnsi="Arial Narrow" w:cs="Arial Narrow"/>
           <w:kern w:val="0"/>
           <w14:ligatures w14:val="none"/>
+          <w:sz w:val="22"/>
+          <w:szCs w:val="22"/>
         </w:rPr>
       </w:pPr>
     </w:p>
@@ -2143,21 +2517,27 @@
           <w:rFonts w:ascii="Arial Narrow" w:eastAsia="Arial Narrow" w:hAnsi="Arial Narrow" w:cs="Arial Narrow"/>
           <w:kern w:val="0"/>
           <w14:ligatures w14:val="none"/>
-        </w:rPr>
-      </w:pPr>
-      <w:r>
-        <w:rPr>
-          <w:rFonts w:ascii="Arial Narrow" w:eastAsia="Arial Narrow" w:hAnsi="Arial Narrow" w:cs="Arial Narrow"/>
-          <w:kern w:val="0"/>
-          <w14:ligatures w14:val="none"/>
+          <w:sz w:val="22"/>
+          <w:szCs w:val="22"/>
+        </w:rPr>
+      </w:pPr>
+      <w:r>
+        <w:rPr>
+          <w:rFonts w:ascii="Arial Narrow" w:eastAsia="Arial Narrow" w:hAnsi="Arial Narrow" w:cs="Arial Narrow"/>
+          <w:kern w:val="0"/>
+          <w14:ligatures w14:val="none"/>
+          <w:sz w:val="22"/>
+          <w:szCs w:val="22"/>
         </w:rPr>
         <w:t xml:space="preserve">Asimismo, </w:t>
       </w:r>
       <w:r>
         <w:rPr>
-          <w:rFonts w:ascii="Arial Narrow" w:eastAsia="Times New Roman" w:hAnsi="Arial Narrow" w:cs="Arial"/>
-          <w:color w:val="000000"/>
-          <w:kern w:val="0"/>
+          <w:rFonts w:ascii="Arial Narrow" w:eastAsia="Arial Narrow" w:hAnsi="Arial Narrow" w:cs="Arial Narrow"/>
+          <w:color w:val="000000"/>
+          <w:kern w:val="0"/>
+          <w:sz w:val="22"/>
+          <w:szCs w:val="22"/>
           <w:lang w:eastAsia="es-PE"/>
           <w14:ligatures w14:val="none"/>
         </w:rPr>
@@ -2165,9 +2545,11 @@
       </w:r>
       <w:r>
         <w:rPr>
-          <w:rFonts w:ascii="Arial Narrow" w:eastAsia="Times New Roman" w:hAnsi="Arial Narrow" w:cs="Arial"/>
-          <w:color w:val="000000"/>
-          <w:kern w:val="0"/>
+          <w:rFonts w:ascii="Arial Narrow" w:eastAsia="Arial Narrow" w:hAnsi="Arial Narrow" w:cs="Arial Narrow"/>
+          <w:color w:val="000000"/>
+          <w:kern w:val="0"/>
+          <w:sz w:val="22"/>
+          <w:szCs w:val="22"/>
           <w:lang w:eastAsia="es-PE"/>
           <w14:ligatures w14:val="none"/>
         </w:rPr>
@@ -2175,9 +2557,11 @@
       </w:r>
       <w:r>
         <w:rPr>
-          <w:rFonts w:ascii="Arial Narrow" w:eastAsia="Times New Roman" w:hAnsi="Arial Narrow" w:cs="Arial"/>
-          <w:color w:val="000000"/>
-          <w:kern w:val="0"/>
+          <w:rFonts w:ascii="Arial Narrow" w:eastAsia="Arial Narrow" w:hAnsi="Arial Narrow" w:cs="Arial Narrow"/>
+          <w:color w:val="000000"/>
+          <w:kern w:val="0"/>
+          <w:sz w:val="22"/>
+          <w:szCs w:val="22"/>
           <w:lang w:eastAsia="es-PE"/>
           <w14:ligatures w14:val="none"/>
         </w:rPr>
@@ -2185,9 +2569,11 @@
       </w:r>
       <w:r>
         <w:rPr>
-          <w:rFonts w:ascii="Arial Narrow" w:eastAsia="Arial Narrow" w:hAnsi="Arial Narrow" w:cs="Arial"/>
-          <w:kern w:val="0"/>
-          <w14:ligatures w14:val="none"/>
+          <w:rFonts w:ascii="Arial Narrow" w:eastAsia="Arial Narrow" w:hAnsi="Arial Narrow" w:cs="Arial Narrow"/>
+          <w:kern w:val="0"/>
+          <w14:ligatures w14:val="none"/>
+          <w:sz w:val="22"/>
+          <w:szCs w:val="22"/>
         </w:rPr>
         <w:t xml:space="preserve">que el hecho denunciado, consistente en que </w:t>
       </w:r>
@@ -2196,22 +2582,28 @@
           <w:rFonts w:ascii="Arial Narrow" w:eastAsia="Arial Narrow" w:hAnsi="Arial Narrow" w:cs="Arial Narrow"/>
           <w:kern w:val="0"/>
           <w14:ligatures w14:val="none"/>
+          <w:sz w:val="22"/>
+          <w:szCs w:val="22"/>
         </w:rPr>
         <w:t>la compañía de seguros no habría cumplido oportunamente con entregar al denunciante el reglamento interno del camposanto vinculado al contrato de adhesión de cesión de uso de sepultura a perpetuidad suscrito</w:t>
       </w:r>
       <w:r>
         <w:rPr>
-          <w:rFonts w:ascii="Arial Narrow" w:eastAsia="Arial Narrow" w:hAnsi="Arial Narrow" w:cs="Arial"/>
-          <w:kern w:val="0"/>
-          <w14:ligatures w14:val="none"/>
+          <w:rFonts w:ascii="Arial Narrow" w:eastAsia="Arial Narrow" w:hAnsi="Arial Narrow" w:cs="Arial Narrow"/>
+          <w:kern w:val="0"/>
+          <w14:ligatures w14:val="none"/>
+          <w:sz w:val="22"/>
+          <w:szCs w:val="22"/>
         </w:rPr>
         <w:t>. Por consiguiente, corresponde calificar el hecho materia de denuncia como una presunta infracción al deber de entregar a los usuarios copia de los contratos y demás documentación relacionada con dichos actos jurídicos, tipificado en el literal e) del artículo 47 del Código</w:t>
       </w:r>
       <w:r>
         <w:rPr>
           <w:rStyle w:val="Refdenotaalpie"/>
-          <w:rFonts w:ascii="Arial Narrow" w:eastAsia="Arial Narrow" w:hAnsi="Arial Narrow" w:cs="Arial"/>
-          <w:kern w:val="0"/>
+          <w:rFonts w:ascii="Arial Narrow" w:eastAsia="Arial Narrow" w:hAnsi="Arial Narrow" w:cs="Arial Narrow"/>
+          <w:kern w:val="0"/>
+          <w:sz w:val="22"/>
+          <w:szCs w:val="22"/>
           <w:vertAlign w:val="superscript"/>
           <w14:ligatures w14:val="none"/>
         </w:rPr>
@@ -2219,9 +2611,11 @@
       </w:r>
       <w:r>
         <w:rPr>
-          <w:rFonts w:ascii="Arial Narrow" w:eastAsia="Arial Narrow" w:hAnsi="Arial Narrow" w:cs="Arial"/>
-          <w:kern w:val="0"/>
-          <w14:ligatures w14:val="none"/>
+          <w:rFonts w:ascii="Arial Narrow" w:eastAsia="Arial Narrow" w:hAnsi="Arial Narrow" w:cs="Arial Narrow"/>
+          <w:kern w:val="0"/>
+          <w14:ligatures w14:val="none"/>
+          <w:sz w:val="22"/>
+          <w:szCs w:val="22"/>
         </w:rPr>
         <w:t>.</w:t>
       </w:r>
@@ -2231,8 +2625,10 @@
         <w:spacing w:after="0" w:line="240" w:lineRule="auto"/>
         <w:jc w:val="both"/>
         <w:rPr>
-          <w:rFonts w:ascii="Arial Narrow" w:eastAsia="Calibri" w:hAnsi="Arial Narrow" w:cs="Arial Narrow"/>
-          <w:kern w:val="0"/>
+          <w:rFonts w:ascii="Arial Narrow" w:eastAsia="Arial Narrow" w:hAnsi="Arial Narrow" w:cs="Arial Narrow"/>
+          <w:kern w:val="0"/>
+          <w:sz w:val="22"/>
+          <w:szCs w:val="22"/>
           <w:lang w:eastAsia="es-PE"/>
           <w14:ligatures w14:val="none"/>
         </w:rPr>
@@ -2249,17 +2645,21 @@
         <w:ind w:left="567" w:hanging="567"/>
         <w:jc w:val="both"/>
         <w:rPr>
-          <w:rFonts w:ascii="Arial Narrow" w:eastAsia="Calibri" w:hAnsi="Arial Narrow" w:cs="Arial Narrow"/>
-          <w:kern w:val="0"/>
-          <w:lang w:eastAsia="es-PE"/>
-          <w14:ligatures w14:val="none"/>
-        </w:rPr>
-      </w:pPr>
-      <w:r>
-        <w:rPr>
-          <w:rFonts w:ascii="Arial Narrow" w:eastAsia="Arial" w:hAnsi="Arial Narrow" w:cs="Arial"/>
-          <w:color w:val="000000"/>
-          <w:kern w:val="0"/>
+          <w:rFonts w:ascii="Arial Narrow" w:eastAsia="Arial Narrow" w:hAnsi="Arial Narrow" w:cs="Arial Narrow"/>
+          <w:kern w:val="0"/>
+          <w:sz w:val="22"/>
+          <w:szCs w:val="22"/>
+          <w:lang w:eastAsia="es-PE"/>
+          <w14:ligatures w14:val="none"/>
+        </w:rPr>
+      </w:pPr>
+      <w:r>
+        <w:rPr>
+          <w:rFonts w:ascii="Arial Narrow" w:eastAsia="Arial Narrow" w:hAnsi="Arial Narrow" w:cs="Arial Narrow"/>
+          <w:color w:val="000000"/>
+          <w:kern w:val="0"/>
+          <w:sz w:val="22"/>
+          <w:szCs w:val="22"/>
           <w:lang w:eastAsia="es-PE"/>
           <w14:ligatures w14:val="none"/>
         </w:rPr>
@@ -2270,6 +2670,8 @@
           <w:rStyle w:val="Refdenotaalpie"/>
           <w:rFonts w:ascii="Arial Narrow" w:eastAsia="Arial Narrow" w:hAnsi="Arial Narrow" w:cs="Arial Narrow"/>
           <w:kern w:val="0"/>
+          <w:sz w:val="22"/>
+          <w:szCs w:val="22"/>
           <w:vertAlign w:val="superscript"/>
           <w14:ligatures w14:val="none"/>
         </w:rPr>
@@ -2277,9 +2679,11 @@
       </w:r>
       <w:r>
         <w:rPr>
-          <w:rFonts w:ascii="Arial Narrow" w:eastAsia="Arial" w:hAnsi="Arial Narrow" w:cs="Arial"/>
-          <w:color w:val="000000"/>
-          <w:kern w:val="0"/>
+          <w:rFonts w:ascii="Arial Narrow" w:eastAsia="Arial Narrow" w:hAnsi="Arial Narrow" w:cs="Arial Narrow"/>
+          <w:color w:val="000000"/>
+          <w:kern w:val="0"/>
+          <w:sz w:val="22"/>
+          <w:szCs w:val="22"/>
           <w:lang w:eastAsia="es-PE"/>
           <w14:ligatures w14:val="none"/>
         </w:rPr>
@@ -2296,6 +2700,8 @@
           <w:rFonts w:ascii="Arial Narrow" w:eastAsia="Arial Narrow" w:hAnsi="Arial Narrow" w:cs="Arial Narrow"/>
           <w:color w:val="000000"/>
           <w:kern w:val="0"/>
+          <w:sz w:val="22"/>
+          <w:szCs w:val="22"/>
           <w:lang w:eastAsia="es-PE"/>
           <w14:ligatures w14:val="none"/>
         </w:rPr>
@@ -2320,16 +2726,20 @@
           <w:b/>
           <w:color w:val="000000"/>
           <w:kern w:val="0"/>
-          <w:lang w:eastAsia="es-PE"/>
-          <w14:ligatures w14:val="none"/>
-        </w:rPr>
-      </w:pPr>
-      <w:r>
-        <w:rPr>
-          <w:rFonts w:ascii="Arial Narrow" w:eastAsia="Arial Narrow" w:hAnsi="Arial Narrow" w:cs="Arial Narrow"/>
-          <w:b/>
-          <w:color w:val="000000"/>
-          <w:kern w:val="0"/>
+          <w:sz w:val="22"/>
+          <w:szCs w:val="22"/>
+          <w:lang w:eastAsia="es-PE"/>
+          <w14:ligatures w14:val="none"/>
+        </w:rPr>
+      </w:pPr>
+      <w:r>
+        <w:rPr>
+          <w:rFonts w:ascii="Arial Narrow" w:eastAsia="Arial Narrow" w:hAnsi="Arial Narrow" w:cs="Arial Narrow"/>
+          <w:b/>
+          <w:color w:val="000000"/>
+          <w:kern w:val="0"/>
+          <w:sz w:val="22"/>
+          <w:szCs w:val="22"/>
           <w:lang w:eastAsia="es-PE"/>
           <w14:ligatures w14:val="none"/>
         </w:rPr>
@@ -2341,6 +2751,8 @@
           <w:b/>
           <w:color w:val="000000"/>
           <w:kern w:val="0"/>
+          <w:sz w:val="22"/>
+          <w:szCs w:val="22"/>
           <w:lang w:eastAsia="es-PE"/>
           <w14:ligatures w14:val="none"/>
         </w:rPr>
@@ -2352,6 +2764,8 @@
           <w:b/>
           <w:color w:val="000000"/>
           <w:kern w:val="0"/>
+          <w:sz w:val="22"/>
+          <w:szCs w:val="22"/>
           <w:lang w:eastAsia="es-PE"/>
           <w14:ligatures w14:val="none"/>
         </w:rPr>
@@ -2363,9 +2777,11 @@
         <w:spacing w:after="0" w:line="240" w:lineRule="auto"/>
         <w:jc w:val="both"/>
         <w:rPr>
-          <w:rFonts w:ascii="Arial Narrow" w:eastAsia="Times New Roman" w:hAnsi="Arial Narrow" w:cs="Arial"/>
-          <w:color w:val="000000"/>
-          <w:kern w:val="0"/>
+          <w:rFonts w:ascii="Arial Narrow" w:eastAsia="Arial Narrow" w:hAnsi="Arial Narrow" w:cs="Arial Narrow"/>
+          <w:color w:val="000000"/>
+          <w:kern w:val="0"/>
+          <w:sz w:val="22"/>
+          <w:szCs w:val="22"/>
           <w:lang w:val="es-ES" w:eastAsia="es-ES"/>
           <w14:ligatures w14:val="none"/>
         </w:rPr>
@@ -2382,18 +2798,22 @@
         <w:ind w:left="567" w:hanging="567"/>
         <w:jc w:val="both"/>
         <w:rPr>
-          <w:rFonts w:ascii="Arial Narrow" w:eastAsia="Times New Roman" w:hAnsi="Arial Narrow" w:cs="Arial"/>
-          <w:color w:val="000000"/>
-          <w:kern w:val="0"/>
+          <w:rFonts w:ascii="Arial Narrow" w:eastAsia="Arial Narrow" w:hAnsi="Arial Narrow" w:cs="Arial Narrow"/>
+          <w:color w:val="000000"/>
+          <w:kern w:val="0"/>
+          <w:sz w:val="22"/>
+          <w:szCs w:val="22"/>
           <w:lang w:val="es-ES" w:eastAsia="es-ES"/>
           <w14:ligatures w14:val="none"/>
         </w:rPr>
       </w:pPr>
       <w:r>
         <w:rPr>
-          <w:rFonts w:ascii="Arial Narrow" w:eastAsia="Times New Roman" w:hAnsi="Arial Narrow" w:cs="Arial"/>
-          <w:color w:val="000000"/>
-          <w:kern w:val="0"/>
+          <w:rFonts w:ascii="Arial Narrow" w:eastAsia="Arial Narrow" w:hAnsi="Arial Narrow" w:cs="Arial Narrow"/>
+          <w:color w:val="000000"/>
+          <w:kern w:val="0"/>
+          <w:sz w:val="22"/>
+          <w:szCs w:val="22"/>
           <w:lang w:val="es-ES" w:eastAsia="es-ES"/>
           <w14:ligatures w14:val="none"/>
         </w:rPr>
@@ -2401,9 +2821,11 @@
       </w:r>
       <w:r>
         <w:rPr>
-          <w:rFonts w:ascii="Arial Narrow" w:eastAsia="Times New Roman" w:hAnsi="Arial Narrow" w:cs="Arial"/>
-          <w:color w:val="000000"/>
-          <w:kern w:val="0"/>
+          <w:rFonts w:ascii="Arial Narrow" w:eastAsia="Arial Narrow" w:hAnsi="Arial Narrow" w:cs="Arial Narrow"/>
+          <w:color w:val="000000"/>
+          <w:kern w:val="0"/>
+          <w:sz w:val="22"/>
+          <w:szCs w:val="22"/>
           <w:lang w:val="es-ES" w:eastAsia="es-ES"/>
           <w14:ligatures w14:val="none"/>
         </w:rPr>
@@ -2411,9 +2833,11 @@
       </w:r>
       <w:r>
         <w:rPr>
-          <w:rFonts w:ascii="Arial Narrow" w:eastAsia="Times New Roman" w:hAnsi="Arial Narrow" w:cs="Arial"/>
-          <w:color w:val="000000"/>
-          <w:kern w:val="0"/>
+          <w:rFonts w:ascii="Arial Narrow" w:eastAsia="Arial Narrow" w:hAnsi="Arial Narrow" w:cs="Arial Narrow"/>
+          <w:color w:val="000000"/>
+          <w:kern w:val="0"/>
+          <w:sz w:val="22"/>
+          <w:szCs w:val="22"/>
           <w:lang w:val="es-ES" w:eastAsia="es-ES"/>
           <w14:ligatures w14:val="none"/>
         </w:rPr>
@@ -2421,9 +2845,11 @@
       </w:r>
       <w:r>
         <w:rPr>
-          <w:rFonts w:ascii="Arial Narrow" w:eastAsia="Times New Roman" w:hAnsi="Arial Narrow" w:cs="Arial"/>
-          <w:color w:val="000000"/>
-          <w:kern w:val="0"/>
+          <w:rFonts w:ascii="Arial Narrow" w:eastAsia="Arial Narrow" w:hAnsi="Arial Narrow" w:cs="Arial Narrow"/>
+          <w:color w:val="000000"/>
+          <w:kern w:val="0"/>
+          <w:sz w:val="22"/>
+          <w:szCs w:val="22"/>
           <w:lang w:val="es-ES" w:eastAsia="es-ES"/>
           <w14:ligatures w14:val="none"/>
         </w:rPr>
@@ -2431,9 +2857,11 @@
       </w:r>
       <w:r>
         <w:rPr>
-          <w:rFonts w:ascii="Arial Narrow" w:eastAsia="Times New Roman" w:hAnsi="Arial Narrow" w:cs="Arial"/>
-          <w:color w:val="000000"/>
-          <w:kern w:val="0"/>
+          <w:rFonts w:ascii="Arial Narrow" w:eastAsia="Arial Narrow" w:hAnsi="Arial Narrow" w:cs="Arial Narrow"/>
+          <w:color w:val="000000"/>
+          <w:kern w:val="0"/>
+          <w:sz w:val="22"/>
+          <w:szCs w:val="22"/>
           <w:lang w:val="es-ES" w:eastAsia="es-ES"/>
           <w14:ligatures w14:val="none"/>
         </w:rPr>
@@ -2441,9 +2869,11 @@
       </w:r>
       <w:r>
         <w:rPr>
-          <w:rFonts w:ascii="Arial Narrow" w:eastAsia="Times New Roman" w:hAnsi="Arial Narrow" w:cs="Arial"/>
-          <w:color w:val="000000"/>
-          <w:kern w:val="0"/>
+          <w:rFonts w:ascii="Arial Narrow" w:eastAsia="Arial Narrow" w:hAnsi="Arial Narrow" w:cs="Arial Narrow"/>
+          <w:color w:val="000000"/>
+          <w:kern w:val="0"/>
+          <w:sz w:val="22"/>
+          <w:szCs w:val="22"/>
           <w:lang w:val="es-ES" w:eastAsia="es-ES"/>
           <w14:ligatures w14:val="none"/>
         </w:rPr>
@@ -2451,9 +2881,11 @@
       </w:r>
       <w:r>
         <w:rPr>
-          <w:rFonts w:ascii="Arial Narrow" w:eastAsia="Times New Roman" w:hAnsi="Arial Narrow" w:cs="Arial"/>
-          <w:color w:val="000000"/>
-          <w:kern w:val="0"/>
+          <w:rFonts w:ascii="Arial Narrow" w:eastAsia="Arial Narrow" w:hAnsi="Arial Narrow" w:cs="Arial Narrow"/>
+          <w:color w:val="000000"/>
+          <w:kern w:val="0"/>
+          <w:sz w:val="22"/>
+          <w:szCs w:val="22"/>
           <w:lang w:val="es-ES" w:eastAsia="es-ES"/>
           <w14:ligatures w14:val="none"/>
         </w:rPr>
@@ -2462,9 +2894,11 @@
       <w:proofErr w:type="spellStart"/>
       <w:r>
         <w:rPr>
-          <w:rFonts w:ascii="Arial Narrow" w:eastAsia="Times New Roman" w:hAnsi="Arial Narrow" w:cs="Arial"/>
-          <w:color w:val="000000"/>
-          <w:kern w:val="0"/>
+          <w:rFonts w:ascii="Arial Narrow" w:eastAsia="Arial Narrow" w:hAnsi="Arial Narrow" w:cs="Arial Narrow"/>
+          <w:color w:val="000000"/>
+          <w:kern w:val="0"/>
+          <w:sz w:val="22"/>
+          <w:szCs w:val="22"/>
           <w:lang w:val="es-ES" w:eastAsia="es-ES"/>
           <w14:ligatures w14:val="none"/>
         </w:rPr>
@@ -2473,9 +2907,11 @@
       <w:proofErr w:type="spellEnd"/>
       <w:r>
         <w:rPr>
-          <w:rFonts w:ascii="Arial Narrow" w:eastAsia="Times New Roman" w:hAnsi="Arial Narrow" w:cs="Arial"/>
-          <w:color w:val="000000"/>
-          <w:kern w:val="0"/>
+          <w:rFonts w:ascii="Arial Narrow" w:eastAsia="Arial Narrow" w:hAnsi="Arial Narrow" w:cs="Arial Narrow"/>
+          <w:color w:val="000000"/>
+          <w:kern w:val="0"/>
+          <w:sz w:val="22"/>
+          <w:szCs w:val="22"/>
           <w:lang w:val="es-ES" w:eastAsia="es-ES"/>
           <w14:ligatures w14:val="none"/>
         </w:rPr>
@@ -2484,9 +2920,11 @@
       <w:proofErr w:type="spellStart"/>
       <w:r>
         <w:rPr>
-          <w:rFonts w:ascii="Arial Narrow" w:eastAsia="Times New Roman" w:hAnsi="Arial Narrow" w:cs="Arial"/>
-          <w:color w:val="000000"/>
-          <w:kern w:val="0"/>
+          <w:rFonts w:ascii="Arial Narrow" w:eastAsia="Arial Narrow" w:hAnsi="Arial Narrow" w:cs="Arial Narrow"/>
+          <w:color w:val="000000"/>
+          <w:kern w:val="0"/>
+          <w:sz w:val="22"/>
+          <w:szCs w:val="22"/>
           <w:lang w:val="es-ES" w:eastAsia="es-ES"/>
           <w14:ligatures w14:val="none"/>
         </w:rPr>
@@ -2495,9 +2933,11 @@
       <w:proofErr w:type="spellEnd"/>
       <w:r>
         <w:rPr>
-          <w:rFonts w:ascii="Arial Narrow" w:eastAsia="Times New Roman" w:hAnsi="Arial Narrow" w:cs="Arial"/>
-          <w:color w:val="000000"/>
-          <w:kern w:val="0"/>
+          <w:rFonts w:ascii="Arial Narrow" w:eastAsia="Arial Narrow" w:hAnsi="Arial Narrow" w:cs="Arial Narrow"/>
+          <w:color w:val="000000"/>
+          <w:kern w:val="0"/>
+          <w:sz w:val="22"/>
+          <w:szCs w:val="22"/>
           <w:lang w:val="es-ES" w:eastAsia="es-ES"/>
           <w14:ligatures w14:val="none"/>
         </w:rPr>
@@ -2506,9 +2946,11 @@
       <w:proofErr w:type="spellStart"/>
       <w:r>
         <w:rPr>
-          <w:rFonts w:ascii="Arial Narrow" w:eastAsia="Times New Roman" w:hAnsi="Arial Narrow" w:cs="Arial"/>
-          <w:color w:val="000000"/>
-          <w:kern w:val="0"/>
+          <w:rFonts w:ascii="Arial Narrow" w:eastAsia="Arial Narrow" w:hAnsi="Arial Narrow" w:cs="Arial Narrow"/>
+          <w:color w:val="000000"/>
+          <w:kern w:val="0"/>
+          <w:sz w:val="22"/>
+          <w:szCs w:val="22"/>
           <w:lang w:val="es-ES" w:eastAsia="es-ES"/>
           <w14:ligatures w14:val="none"/>
         </w:rPr>
@@ -2517,9 +2959,11 @@
       <w:proofErr w:type="spellEnd"/>
       <w:r>
         <w:rPr>
-          <w:rFonts w:ascii="Arial Narrow" w:eastAsia="Times New Roman" w:hAnsi="Arial Narrow" w:cs="Arial"/>
-          <w:color w:val="000000"/>
-          <w:kern w:val="0"/>
+          <w:rFonts w:ascii="Arial Narrow" w:eastAsia="Arial Narrow" w:hAnsi="Arial Narrow" w:cs="Arial Narrow"/>
+          <w:color w:val="000000"/>
+          <w:kern w:val="0"/>
+          <w:sz w:val="22"/>
+          <w:szCs w:val="22"/>
           <w:lang w:val="es-ES" w:eastAsia="es-ES"/>
           <w14:ligatures w14:val="none"/>
         </w:rPr>
@@ -2528,9 +2972,11 @@
       <w:proofErr w:type="spellStart"/>
       <w:r>
         <w:rPr>
-          <w:rFonts w:ascii="Arial Narrow" w:eastAsia="Times New Roman" w:hAnsi="Arial Narrow" w:cs="Arial"/>
-          <w:color w:val="000000"/>
-          <w:kern w:val="0"/>
+          <w:rFonts w:ascii="Arial Narrow" w:eastAsia="Arial Narrow" w:hAnsi="Arial Narrow" w:cs="Arial Narrow"/>
+          <w:color w:val="000000"/>
+          <w:kern w:val="0"/>
+          <w:sz w:val="22"/>
+          <w:szCs w:val="22"/>
           <w:lang w:val="es-ES" w:eastAsia="es-ES"/>
           <w14:ligatures w14:val="none"/>
         </w:rPr>
@@ -2539,9 +2985,11 @@
       <w:proofErr w:type="spellEnd"/>
       <w:r>
         <w:rPr>
-          <w:rFonts w:ascii="Arial Narrow" w:eastAsia="Times New Roman" w:hAnsi="Arial Narrow" w:cs="Arial"/>
-          <w:color w:val="000000"/>
-          <w:kern w:val="0"/>
+          <w:rFonts w:ascii="Arial Narrow" w:eastAsia="Arial Narrow" w:hAnsi="Arial Narrow" w:cs="Arial Narrow"/>
+          <w:color w:val="000000"/>
+          <w:kern w:val="0"/>
+          <w:sz w:val="22"/>
+          <w:szCs w:val="22"/>
           <w:lang w:val="es-ES" w:eastAsia="es-ES"/>
           <w14:ligatures w14:val="none"/>
         </w:rPr>
@@ -2549,9 +2997,11 @@
       </w:r>
       <w:r>
         <w:rPr>
-          <w:rFonts w:ascii="Arial Narrow" w:eastAsia="Times New Roman" w:hAnsi="Arial Narrow" w:cs="Arial"/>
-          <w:color w:val="000000"/>
-          <w:kern w:val="0"/>
+          <w:rFonts w:ascii="Arial Narrow" w:eastAsia="Arial Narrow" w:hAnsi="Arial Narrow" w:cs="Arial Narrow"/>
+          <w:color w:val="000000"/>
+          <w:kern w:val="0"/>
+          <w:sz w:val="22"/>
+          <w:szCs w:val="22"/>
           <w:lang w:val="es-ES" w:eastAsia="es-ES"/>
           <w14:ligatures w14:val="none"/>
         </w:rPr>
@@ -2559,9 +3009,11 @@
       </w:r>
       <w:r>
         <w:rPr>
-          <w:rFonts w:ascii="Arial Narrow" w:eastAsia="Times New Roman" w:hAnsi="Arial Narrow" w:cs="Arial"/>
-          <w:color w:val="000000"/>
-          <w:kern w:val="0"/>
+          <w:rFonts w:ascii="Arial Narrow" w:eastAsia="Arial Narrow" w:hAnsi="Arial Narrow" w:cs="Arial Narrow"/>
+          <w:color w:val="000000"/>
+          <w:kern w:val="0"/>
+          <w:sz w:val="22"/>
+          <w:szCs w:val="22"/>
           <w:lang w:eastAsia="es-ES"/>
           <w14:ligatures w14:val="none"/>
         </w:rPr>
@@ -2575,9 +3027,11 @@
         <w:ind w:left="567"/>
         <w:jc w:val="both"/>
         <w:rPr>
-          <w:rFonts w:ascii="Arial Narrow" w:eastAsia="Times New Roman" w:hAnsi="Arial Narrow" w:cs="Arial"/>
-          <w:color w:val="000000"/>
-          <w:kern w:val="0"/>
+          <w:rFonts w:ascii="Arial Narrow" w:eastAsia="Arial Narrow" w:hAnsi="Arial Narrow" w:cs="Arial Narrow"/>
+          <w:color w:val="000000"/>
+          <w:kern w:val="0"/>
+          <w:sz w:val="22"/>
+          <w:szCs w:val="22"/>
           <w:lang w:val="es-ES" w:eastAsia="es-ES"/>
           <w14:ligatures w14:val="none"/>
         </w:rPr>
@@ -2602,16 +3056,20 @@
           <w:b/>
           <w:color w:val="000000"/>
           <w:kern w:val="0"/>
-          <w:lang w:eastAsia="es-PE"/>
-          <w14:ligatures w14:val="none"/>
-        </w:rPr>
-      </w:pPr>
-      <w:r>
-        <w:rPr>
-          <w:rFonts w:ascii="Arial Narrow" w:eastAsia="Arial Narrow" w:hAnsi="Arial Narrow" w:cs="Arial Narrow"/>
-          <w:b/>
-          <w:color w:val="000000"/>
-          <w:kern w:val="0"/>
+          <w:sz w:val="22"/>
+          <w:szCs w:val="22"/>
+          <w:lang w:eastAsia="es-PE"/>
+          <w14:ligatures w14:val="none"/>
+        </w:rPr>
+      </w:pPr>
+      <w:r>
+        <w:rPr>
+          <w:rFonts w:ascii="Arial Narrow" w:eastAsia="Arial Narrow" w:hAnsi="Arial Narrow" w:cs="Arial Narrow"/>
+          <w:b/>
+          <w:color w:val="000000"/>
+          <w:kern w:val="0"/>
+          <w:sz w:val="22"/>
+          <w:szCs w:val="22"/>
           <w:lang w:eastAsia="es-PE"/>
           <w14:ligatures w14:val="none"/>
         </w:rPr>
@@ -2627,29 +3085,35 @@
           <w:b/>
           <w:color w:val="000000"/>
           <w:kern w:val="0"/>
-          <w:lang w:eastAsia="es-PE"/>
-          <w14:ligatures w14:val="none"/>
-        </w:rPr>
-      </w:pPr>
-    </w:p>
-    <w:p>
-      <w:pPr>
-        <w:spacing w:after="0" w:line="240" w:lineRule="auto"/>
-        <w:jc w:val="both"/>
-        <w:rPr>
-          <w:rFonts w:ascii="Arial Narrow" w:eastAsia="Calibri" w:hAnsi="Arial Narrow" w:cs="Arial Narrow"/>
-          <w:color w:val="000000"/>
-          <w:kern w:val="0"/>
-          <w:lang w:eastAsia="es-PE"/>
-          <w14:ligatures w14:val="none"/>
-        </w:rPr>
-      </w:pPr>
-      <w:r>
-        <w:rPr>
-          <w:rFonts w:ascii="Arial Narrow" w:eastAsia="Arial Narrow" w:hAnsi="Arial Narrow" w:cs="Arial Narrow"/>
-          <w:b/>
-          <w:color w:val="000000"/>
-          <w:kern w:val="0"/>
+          <w:sz w:val="22"/>
+          <w:szCs w:val="22"/>
+          <w:lang w:eastAsia="es-PE"/>
+          <w14:ligatures w14:val="none"/>
+        </w:rPr>
+      </w:pPr>
+    </w:p>
+    <w:p>
+      <w:pPr>
+        <w:spacing w:after="0" w:line="240" w:lineRule="auto"/>
+        <w:jc w:val="both"/>
+        <w:rPr>
+          <w:rFonts w:ascii="Arial Narrow" w:eastAsia="Arial Narrow" w:hAnsi="Arial Narrow" w:cs="Arial Narrow"/>
+          <w:color w:val="000000"/>
+          <w:kern w:val="0"/>
+          <w:sz w:val="22"/>
+          <w:szCs w:val="22"/>
+          <w:lang w:eastAsia="es-PE"/>
+          <w14:ligatures w14:val="none"/>
+        </w:rPr>
+      </w:pPr>
+      <w:r>
+        <w:rPr>
+          <w:rFonts w:ascii="Arial Narrow" w:eastAsia="Arial Narrow" w:hAnsi="Arial Narrow" w:cs="Arial Narrow"/>
+          <w:b/>
+          <w:color w:val="000000"/>
+          <w:kern w:val="0"/>
+          <w:sz w:val="22"/>
+          <w:szCs w:val="22"/>
           <w:lang w:eastAsia="es-PE"/>
           <w14:ligatures w14:val="none"/>
         </w:rPr>
@@ -2657,9 +3121,11 @@
       </w:r>
       <w:r>
         <w:rPr>
-          <w:rFonts w:ascii="Arial Narrow" w:eastAsia="Times New Roman" w:hAnsi="Arial Narrow" w:cs="Times New Roman"/>
-          <w:color w:val="000000"/>
-          <w:kern w:val="0"/>
+          <w:rFonts w:ascii="Arial Narrow" w:eastAsia="Arial Narrow" w:hAnsi="Arial Narrow" w:cs="Arial Narrow"/>
+          <w:color w:val="000000"/>
+          <w:kern w:val="0"/>
+          <w:sz w:val="22"/>
+          <w:szCs w:val="22"/>
           <w:shd w:val="clear" w:color="auto" w:fill="FFFFFF"/>
           <w:lang w:eastAsia="es-PE"/>
           <w14:ligatures w14:val="none"/>
@@ -2668,9 +3134,11 @@
       </w:r>
       <w:r>
         <w:rPr>
-          <w:rFonts w:ascii="Arial Narrow" w:eastAsia="Times New Roman" w:hAnsi="Arial Narrow" w:cs="Times New Roman"/>
-          <w:color w:val="000000"/>
-          <w:kern w:val="0"/>
+          <w:rFonts w:ascii="Arial Narrow" w:eastAsia="Arial Narrow" w:hAnsi="Arial Narrow" w:cs="Arial Narrow"/>
+          <w:color w:val="000000"/>
+          <w:kern w:val="0"/>
+          <w:sz w:val="22"/>
+          <w:szCs w:val="22"/>
           <w:shd w:val="clear" w:color="auto" w:fill="FFFFFF"/>
           <w:lang w:eastAsia="es-PE"/>
           <w14:ligatures w14:val="none"/>
@@ -2679,9 +3147,11 @@
       </w:r>
       <w:r>
         <w:rPr>
-          <w:rFonts w:ascii="Arial Narrow" w:eastAsia="Times New Roman" w:hAnsi="Arial Narrow" w:cs="Times New Roman"/>
-          <w:color w:val="000000"/>
-          <w:kern w:val="0"/>
+          <w:rFonts w:ascii="Arial Narrow" w:eastAsia="Arial Narrow" w:hAnsi="Arial Narrow" w:cs="Arial Narrow"/>
+          <w:color w:val="000000"/>
+          <w:kern w:val="0"/>
+          <w:sz w:val="22"/>
+          <w:szCs w:val="22"/>
           <w:shd w:val="clear" w:color="auto" w:fill="FFFFFF"/>
           <w:lang w:eastAsia="es-PE"/>
           <w14:ligatures w14:val="none"/>
@@ -2690,9 +3160,11 @@
       </w:r>
       <w:r>
         <w:rPr>
-          <w:rFonts w:ascii="Arial Narrow" w:eastAsia="Times New Roman" w:hAnsi="Arial Narrow" w:cs="Times New Roman"/>
-          <w:color w:val="000000"/>
-          <w:kern w:val="0"/>
+          <w:rFonts w:ascii="Arial Narrow" w:eastAsia="Arial Narrow" w:hAnsi="Arial Narrow" w:cs="Arial Narrow"/>
+          <w:color w:val="000000"/>
+          <w:kern w:val="0"/>
+          <w:sz w:val="22"/>
+          <w:szCs w:val="22"/>
           <w:shd w:val="clear" w:color="auto" w:fill="FFFFFF"/>
           <w:lang w:eastAsia="es-PE"/>
           <w14:ligatures w14:val="none"/>
@@ -2701,9 +3173,11 @@
       </w:r>
       <w:r>
         <w:rPr>
-          <w:rFonts w:ascii="Arial Narrow" w:eastAsia="Times New Roman" w:hAnsi="Arial Narrow" w:cs="Times New Roman"/>
-          <w:color w:val="000000"/>
-          <w:kern w:val="0"/>
+          <w:rFonts w:ascii="Arial Narrow" w:eastAsia="Arial Narrow" w:hAnsi="Arial Narrow" w:cs="Arial Narrow"/>
+          <w:color w:val="000000"/>
+          <w:kern w:val="0"/>
+          <w:sz w:val="22"/>
+          <w:szCs w:val="22"/>
           <w:shd w:val="clear" w:color="auto" w:fill="FFFFFF"/>
           <w:lang w:eastAsia="es-PE"/>
           <w14:ligatures w14:val="none"/>
@@ -2712,9 +3186,11 @@
       </w:r>
       <w:r>
         <w:rPr>
-          <w:rFonts w:ascii="Arial Narrow" w:eastAsia="Times New Roman" w:hAnsi="Arial Narrow" w:cs="Times New Roman"/>
-          <w:color w:val="000000"/>
-          <w:kern w:val="0"/>
+          <w:rFonts w:ascii="Arial Narrow" w:eastAsia="Arial Narrow" w:hAnsi="Arial Narrow" w:cs="Arial Narrow"/>
+          <w:color w:val="000000"/>
+          <w:kern w:val="0"/>
+          <w:sz w:val="22"/>
+          <w:szCs w:val="22"/>
           <w:shd w:val="clear" w:color="auto" w:fill="FFFFFF"/>
           <w:lang w:eastAsia="es-PE"/>
           <w14:ligatures w14:val="none"/>
@@ -2723,9 +3199,11 @@
       </w:r>
       <w:r>
         <w:rPr>
-          <w:rFonts w:ascii="Arial Narrow" w:eastAsia="Times New Roman" w:hAnsi="Arial Narrow" w:cs="Times New Roman"/>
-          <w:color w:val="000000"/>
-          <w:kern w:val="0"/>
+          <w:rFonts w:ascii="Arial Narrow" w:eastAsia="Arial Narrow" w:hAnsi="Arial Narrow" w:cs="Arial Narrow"/>
+          <w:color w:val="000000"/>
+          <w:kern w:val="0"/>
+          <w:sz w:val="22"/>
+          <w:szCs w:val="22"/>
           <w:shd w:val="clear" w:color="auto" w:fill="FFFFFF"/>
           <w:lang w:eastAsia="es-PE"/>
           <w14:ligatures w14:val="none"/>
@@ -2734,9 +3212,11 @@
       </w:r>
       <w:r>
         <w:rPr>
-          <w:rFonts w:ascii="Arial Narrow" w:eastAsia="Times New Roman" w:hAnsi="Arial Narrow" w:cs="Times New Roman"/>
-          <w:color w:val="000000"/>
-          <w:kern w:val="0"/>
+          <w:rFonts w:ascii="Arial Narrow" w:eastAsia="Arial Narrow" w:hAnsi="Arial Narrow" w:cs="Arial Narrow"/>
+          <w:color w:val="000000"/>
+          <w:kern w:val="0"/>
+          <w:sz w:val="22"/>
+          <w:szCs w:val="22"/>
           <w:shd w:val="clear" w:color="auto" w:fill="FFFFFF"/>
           <w:lang w:eastAsia="es-PE"/>
           <w14:ligatures w14:val="none"/>
@@ -2745,9 +3225,11 @@
       </w:r>
       <w:r>
         <w:rPr>
-          <w:rFonts w:ascii="Arial Narrow" w:eastAsia="Times New Roman" w:hAnsi="Arial Narrow" w:cs="Times New Roman"/>
-          <w:color w:val="000000"/>
-          <w:kern w:val="0"/>
+          <w:rFonts w:ascii="Arial Narrow" w:eastAsia="Arial Narrow" w:hAnsi="Arial Narrow" w:cs="Arial Narrow"/>
+          <w:color w:val="000000"/>
+          <w:kern w:val="0"/>
+          <w:sz w:val="22"/>
+          <w:szCs w:val="22"/>
           <w:shd w:val="clear" w:color="auto" w:fill="FFFFFF"/>
           <w:lang w:eastAsia="es-PE"/>
           <w14:ligatures w14:val="none"/>
@@ -2760,9 +3242,11 @@
         <w:spacing w:after="0" w:line="240" w:lineRule="auto"/>
         <w:jc w:val="both"/>
         <w:rPr>
-          <w:rFonts w:ascii="Arial Narrow" w:eastAsia="Calibri" w:hAnsi="Arial Narrow" w:cs="Arial Narrow"/>
-          <w:color w:val="000000"/>
-          <w:kern w:val="0"/>
+          <w:rFonts w:ascii="Arial Narrow" w:eastAsia="Arial Narrow" w:hAnsi="Arial Narrow" w:cs="Arial Narrow"/>
+          <w:color w:val="000000"/>
+          <w:kern w:val="0"/>
+          <w:sz w:val="22"/>
+          <w:szCs w:val="22"/>
           <w:lang w:eastAsia="es-PE"/>
           <w14:ligatures w14:val="none"/>
         </w:rPr>
@@ -2783,17 +3267,21 @@
         <w:ind w:left="567" w:hanging="567"/>
         <w:jc w:val="both"/>
         <w:rPr>
-          <w:rFonts w:ascii="Arial Narrow" w:eastAsia="Calibri" w:hAnsi="Arial Narrow" w:cs="Arial Narrow"/>
-          <w:kern w:val="0"/>
-          <w:lang w:eastAsia="es-PE"/>
-          <w14:ligatures w14:val="none"/>
-        </w:rPr>
-      </w:pPr>
-      <w:r>
-        <w:rPr>
-          <w:rFonts w:ascii="Arial Narrow" w:eastAsia="Calibri" w:hAnsi="Arial Narrow" w:cs="Arial Narrow"/>
-          <w:color w:val="000000"/>
-          <w:kern w:val="0"/>
+          <w:rFonts w:ascii="Arial Narrow" w:eastAsia="Arial Narrow" w:hAnsi="Arial Narrow" w:cs="Arial Narrow"/>
+          <w:kern w:val="0"/>
+          <w:sz w:val="22"/>
+          <w:szCs w:val="22"/>
+          <w:lang w:eastAsia="es-PE"/>
+          <w14:ligatures w14:val="none"/>
+        </w:rPr>
+      </w:pPr>
+      <w:r>
+        <w:rPr>
+          <w:rFonts w:ascii="Arial Narrow" w:eastAsia="Arial Narrow" w:hAnsi="Arial Narrow" w:cs="Arial Narrow"/>
+          <w:color w:val="000000"/>
+          <w:kern w:val="0"/>
+          <w:sz w:val="22"/>
+          <w:szCs w:val="22"/>
           <w:lang w:eastAsia="es-PE"/>
           <w14:ligatures w14:val="none"/>
         </w:rPr>
@@ -2801,10 +3289,12 @@
       </w:r>
       <w:r>
         <w:rPr>
-          <w:rFonts w:ascii="Arial Narrow" w:eastAsia="Arial Narrow" w:hAnsi="Arial Narrow" w:cs="Arial"/>
+          <w:rFonts w:ascii="Arial Narrow" w:eastAsia="Arial Narrow" w:hAnsi="Arial Narrow" w:cs="Arial Narrow"/>
           <w:bCs/>
           <w:color w:val="000000"/>
           <w:kern w:val="0"/>
+          <w:sz w:val="22"/>
+          <w:szCs w:val="22"/>
           <w:lang w:eastAsia="es-PE"/>
           <w14:ligatures w14:val="none"/>
         </w:rPr>
@@ -2812,9 +3302,11 @@
       </w:r>
       <w:r>
         <w:rPr>
-          <w:rFonts w:ascii="Arial Narrow" w:eastAsia="Calibri" w:hAnsi="Arial Narrow" w:cs="Arial Narrow"/>
-          <w:color w:val="000000"/>
-          <w:kern w:val="0"/>
+          <w:rFonts w:ascii="Arial Narrow" w:eastAsia="Arial Narrow" w:hAnsi="Arial Narrow" w:cs="Arial Narrow"/>
+          <w:color w:val="000000"/>
+          <w:kern w:val="0"/>
+          <w:sz w:val="22"/>
+          <w:szCs w:val="22"/>
           <w:lang w:eastAsia="es-PE"/>
           <w14:ligatures w14:val="none"/>
         </w:rPr>
@@ -2822,9 +3314,11 @@
       </w:r>
       <w:r>
         <w:rPr>
-          <w:rFonts w:ascii="Arial Narrow" w:eastAsia="Calibri" w:hAnsi="Arial Narrow" w:cs="Arial Narrow"/>
-          <w:color w:val="000000"/>
-          <w:kern w:val="0"/>
+          <w:rFonts w:ascii="Arial Narrow" w:eastAsia="Arial Narrow" w:hAnsi="Arial Narrow" w:cs="Arial Narrow"/>
+          <w:color w:val="000000"/>
+          <w:kern w:val="0"/>
+          <w:sz w:val="22"/>
+          <w:szCs w:val="22"/>
           <w:lang w:eastAsia="es-PE"/>
           <w14:ligatures w14:val="none"/>
         </w:rPr>
@@ -2832,10 +3326,12 @@
       </w:r>
       <w:r>
         <w:rPr>
-          <w:rFonts w:ascii="Arial Narrow" w:eastAsia="Arial Narrow" w:hAnsi="Arial Narrow" w:cs="Arial"/>
+          <w:rFonts w:ascii="Arial Narrow" w:eastAsia="Arial Narrow" w:hAnsi="Arial Narrow" w:cs="Arial Narrow"/>
           <w:bCs/>
           <w:color w:val="000000"/>
           <w:kern w:val="0"/>
+          <w:sz w:val="22"/>
+          <w:szCs w:val="22"/>
           <w:lang w:eastAsia="es-PE"/>
           <w14:ligatures w14:val="none"/>
         </w:rPr>
@@ -2843,9 +3339,11 @@
       </w:r>
       <w:r>
         <w:rPr>
-          <w:rFonts w:ascii="Arial Narrow" w:eastAsia="Calibri" w:hAnsi="Arial Narrow" w:cs="Arial Narrow"/>
-          <w:color w:val="000000"/>
-          <w:kern w:val="0"/>
+          <w:rFonts w:ascii="Arial Narrow" w:eastAsia="Arial Narrow" w:hAnsi="Arial Narrow" w:cs="Arial Narrow"/>
+          <w:color w:val="000000"/>
+          <w:kern w:val="0"/>
+          <w:sz w:val="22"/>
+          <w:szCs w:val="22"/>
           <w:lang w:eastAsia="es-PE"/>
           <w14:ligatures w14:val="none"/>
         </w:rPr>
@@ -2853,9 +3351,11 @@
       </w:r>
       <w:r>
         <w:rPr>
-          <w:rFonts w:ascii="Arial Narrow" w:eastAsia="Calibri" w:hAnsi="Arial Narrow" w:cs="Arial Narrow"/>
-          <w:color w:val="000000"/>
-          <w:kern w:val="0"/>
+          <w:rFonts w:ascii="Arial Narrow" w:eastAsia="Arial Narrow" w:hAnsi="Arial Narrow" w:cs="Arial Narrow"/>
+          <w:color w:val="000000"/>
+          <w:kern w:val="0"/>
+          <w:sz w:val="22"/>
+          <w:szCs w:val="22"/>
           <w:lang w:eastAsia="es-PE"/>
           <w14:ligatures w14:val="none"/>
         </w:rPr>
@@ -2863,9 +3363,11 @@
       </w:r>
       <w:r>
         <w:rPr>
-          <w:rFonts w:ascii="Arial Narrow" w:eastAsia="Calibri" w:hAnsi="Arial Narrow" w:cs="Arial Narrow"/>
-          <w:color w:val="000000"/>
-          <w:kern w:val="0"/>
+          <w:rFonts w:ascii="Arial Narrow" w:eastAsia="Arial Narrow" w:hAnsi="Arial Narrow" w:cs="Arial Narrow"/>
+          <w:color w:val="000000"/>
+          <w:kern w:val="0"/>
+          <w:sz w:val="22"/>
+          <w:szCs w:val="22"/>
           <w:lang w:eastAsia="es-PE"/>
           <w14:ligatures w14:val="none"/>
         </w:rPr>
@@ -2873,9 +3375,11 @@
       </w:r>
       <w:r>
         <w:rPr>
-          <w:rFonts w:ascii="Arial Narrow" w:eastAsia="Calibri" w:hAnsi="Arial Narrow" w:cs="Arial Narrow"/>
-          <w:color w:val="000000"/>
-          <w:kern w:val="0"/>
+          <w:rFonts w:ascii="Arial Narrow" w:eastAsia="Arial Narrow" w:hAnsi="Arial Narrow" w:cs="Arial Narrow"/>
+          <w:color w:val="000000"/>
+          <w:kern w:val="0"/>
+          <w:sz w:val="22"/>
+          <w:szCs w:val="22"/>
           <w:lang w:eastAsia="es-PE"/>
           <w14:ligatures w14:val="none"/>
         </w:rPr>
@@ -2883,9 +3387,11 @@
       </w:r>
       <w:r>
         <w:rPr>
-          <w:rFonts w:ascii="Arial Narrow" w:eastAsia="Calibri" w:hAnsi="Arial Narrow" w:cs="Arial Narrow"/>
-          <w:color w:val="000000"/>
-          <w:kern w:val="0"/>
+          <w:rFonts w:ascii="Arial Narrow" w:eastAsia="Arial Narrow" w:hAnsi="Arial Narrow" w:cs="Arial Narrow"/>
+          <w:color w:val="000000"/>
+          <w:kern w:val="0"/>
+          <w:sz w:val="22"/>
+          <w:szCs w:val="22"/>
           <w:lang w:eastAsia="es-PE"/>
           <w14:ligatures w14:val="none"/>
         </w:rPr>
@@ -2893,10 +3399,12 @@
       </w:r>
       <w:r>
         <w:rPr>
-          <w:rFonts w:ascii="Arial Narrow" w:eastAsia="Arial Narrow" w:hAnsi="Arial Narrow" w:cs="Arial"/>
+          <w:rFonts w:ascii="Arial Narrow" w:eastAsia="Arial Narrow" w:hAnsi="Arial Narrow" w:cs="Arial Narrow"/>
           <w:bCs/>
           <w:color w:val="000000"/>
           <w:kern w:val="0"/>
+          <w:sz w:val="22"/>
+          <w:szCs w:val="22"/>
           <w:lang w:eastAsia="es-PE"/>
           <w14:ligatures w14:val="none"/>
         </w:rPr>
@@ -2904,9 +3412,11 @@
       </w:r>
       <w:r>
         <w:rPr>
-          <w:rFonts w:ascii="Arial Narrow" w:eastAsia="Calibri" w:hAnsi="Arial Narrow" w:cs="Arial Narrow"/>
-          <w:color w:val="000000"/>
-          <w:kern w:val="0"/>
+          <w:rFonts w:ascii="Arial Narrow" w:eastAsia="Arial Narrow" w:hAnsi="Arial Narrow" w:cs="Arial Narrow"/>
+          <w:color w:val="000000"/>
+          <w:kern w:val="0"/>
+          <w:sz w:val="22"/>
+          <w:szCs w:val="22"/>
           <w:lang w:eastAsia="es-PE"/>
           <w14:ligatures w14:val="none"/>
         </w:rPr>
@@ -2914,9 +3424,11 @@
       </w:r>
       <w:r>
         <w:rPr>
-          <w:rFonts w:ascii="Arial Narrow" w:eastAsia="Calibri" w:hAnsi="Arial Narrow" w:cs="Arial Narrow"/>
-          <w:color w:val="000000"/>
-          <w:kern w:val="0"/>
+          <w:rFonts w:ascii="Arial Narrow" w:eastAsia="Arial Narrow" w:hAnsi="Arial Narrow" w:cs="Arial Narrow"/>
+          <w:color w:val="000000"/>
+          <w:kern w:val="0"/>
+          <w:sz w:val="22"/>
+          <w:szCs w:val="22"/>
           <w:lang w:eastAsia="es-PE"/>
           <w14:ligatures w14:val="none"/>
         </w:rPr>
@@ -2925,9 +3437,11 @@
       <w:proofErr w:type="spellStart"/>
       <w:r>
         <w:rPr>
-          <w:rFonts w:ascii="Arial Narrow" w:eastAsia="Calibri" w:hAnsi="Arial Narrow" w:cs="Arial Narrow"/>
-          <w:color w:val="000000"/>
-          <w:kern w:val="0"/>
+          <w:rFonts w:ascii="Arial Narrow" w:eastAsia="Arial Narrow" w:hAnsi="Arial Narrow" w:cs="Arial Narrow"/>
+          <w:color w:val="000000"/>
+          <w:kern w:val="0"/>
+          <w:sz w:val="22"/>
+          <w:szCs w:val="22"/>
           <w:lang w:eastAsia="es-PE"/>
           <w14:ligatures w14:val="none"/>
         </w:rPr>
@@ -2936,9 +3450,11 @@
       <w:proofErr w:type="spellEnd"/>
       <w:r>
         <w:rPr>
-          <w:rFonts w:ascii="Arial Narrow" w:eastAsia="Calibri" w:hAnsi="Arial Narrow" w:cs="Arial Narrow"/>
-          <w:color w:val="000000"/>
-          <w:kern w:val="0"/>
+          <w:rFonts w:ascii="Arial Narrow" w:eastAsia="Arial Narrow" w:hAnsi="Arial Narrow" w:cs="Arial Narrow"/>
+          <w:color w:val="000000"/>
+          <w:kern w:val="0"/>
+          <w:sz w:val="22"/>
+          <w:szCs w:val="22"/>
           <w:lang w:eastAsia="es-PE"/>
           <w14:ligatures w14:val="none"/>
         </w:rPr>
@@ -2946,9 +3462,11 @@
       </w:r>
       <w:r>
         <w:rPr>
-          <w:rFonts w:ascii="Arial Narrow" w:eastAsia="Calibri" w:hAnsi="Arial Narrow" w:cs="Arial Narrow"/>
-          <w:color w:val="000000"/>
-          <w:kern w:val="0"/>
+          <w:rFonts w:ascii="Arial Narrow" w:eastAsia="Arial Narrow" w:hAnsi="Arial Narrow" w:cs="Arial Narrow"/>
+          <w:color w:val="000000"/>
+          <w:kern w:val="0"/>
+          <w:sz w:val="22"/>
+          <w:szCs w:val="22"/>
           <w:lang w:eastAsia="es-PE"/>
           <w14:ligatures w14:val="none"/>
         </w:rPr>
@@ -2956,9 +3474,11 @@
       </w:r>
       <w:r>
         <w:rPr>
-          <w:rFonts w:ascii="Arial Narrow" w:eastAsia="Times New Roman" w:hAnsi="Arial Narrow" w:cs="Arial"/>
-          <w:color w:val="000000"/>
-          <w:kern w:val="0"/>
+          <w:rFonts w:ascii="Arial Narrow" w:eastAsia="Arial Narrow" w:hAnsi="Arial Narrow" w:cs="Arial Narrow"/>
+          <w:color w:val="000000"/>
+          <w:kern w:val="0"/>
+          <w:sz w:val="22"/>
+          <w:szCs w:val="22"/>
           <w:lang w:eastAsia="es-ES"/>
           <w14:ligatures w14:val="none"/>
         </w:rPr>
@@ -2966,9 +3486,11 @@
       </w:r>
       <w:r>
         <w:rPr>
-          <w:rFonts w:ascii="Arial Narrow" w:eastAsia="Times New Roman" w:hAnsi="Arial Narrow" w:cs="Arial"/>
-          <w:color w:val="000000"/>
-          <w:kern w:val="0"/>
+          <w:rFonts w:ascii="Arial Narrow" w:eastAsia="Arial Narrow" w:hAnsi="Arial Narrow" w:cs="Arial Narrow"/>
+          <w:color w:val="000000"/>
+          <w:kern w:val="0"/>
+          <w:sz w:val="22"/>
+          <w:szCs w:val="22"/>
           <w:lang w:val="es-ES" w:eastAsia="es-ES"/>
           <w14:ligatures w14:val="none"/>
         </w:rPr>
@@ -2976,9 +3498,11 @@
       </w:r>
       <w:r>
         <w:rPr>
-          <w:rFonts w:ascii="Arial Narrow" w:eastAsia="Calibri" w:hAnsi="Arial Narrow" w:cs="Arial Narrow"/>
-          <w:color w:val="000000"/>
-          <w:kern w:val="0"/>
+          <w:rFonts w:ascii="Arial Narrow" w:eastAsia="Arial Narrow" w:hAnsi="Arial Narrow" w:cs="Arial Narrow"/>
+          <w:color w:val="000000"/>
+          <w:kern w:val="0"/>
+          <w:sz w:val="22"/>
+          <w:szCs w:val="22"/>
           <w:lang w:eastAsia="es-PE"/>
           <w14:ligatures w14:val="none"/>
         </w:rPr>
@@ -2986,9 +3510,11 @@
       </w:r>
       <w:r>
         <w:rPr>
-          <w:rFonts w:ascii="Arial Narrow" w:eastAsia="Calibri" w:hAnsi="Arial Narrow" w:cs="Arial Narrow"/>
-          <w:color w:val="000000"/>
-          <w:kern w:val="0"/>
+          <w:rFonts w:ascii="Arial Narrow" w:eastAsia="Arial Narrow" w:hAnsi="Arial Narrow" w:cs="Arial Narrow"/>
+          <w:color w:val="000000"/>
+          <w:kern w:val="0"/>
+          <w:sz w:val="22"/>
+          <w:szCs w:val="22"/>
           <w:lang w:eastAsia="es-PE"/>
           <w14:ligatures w14:val="none"/>
         </w:rPr>
@@ -2996,9 +3522,11 @@
       </w:r>
       <w:r>
         <w:rPr>
-          <w:rFonts w:ascii="Arial Narrow" w:eastAsia="Calibri" w:hAnsi="Arial Narrow" w:cs="Arial Narrow"/>
-          <w:color w:val="000000"/>
-          <w:kern w:val="0"/>
+          <w:rFonts w:ascii="Arial Narrow" w:eastAsia="Arial Narrow" w:hAnsi="Arial Narrow" w:cs="Arial Narrow"/>
+          <w:color w:val="000000"/>
+          <w:kern w:val="0"/>
+          <w:sz w:val="22"/>
+          <w:szCs w:val="22"/>
           <w:lang w:eastAsia="es-PE"/>
           <w14:ligatures w14:val="none"/>
         </w:rPr>
@@ -3006,9 +3534,11 @@
       </w:r>
       <w:r>
         <w:rPr>
-          <w:rFonts w:ascii="Arial Narrow" w:eastAsia="Calibri" w:hAnsi="Arial Narrow" w:cs="Arial Narrow"/>
-          <w:color w:val="000000"/>
-          <w:kern w:val="0"/>
+          <w:rFonts w:ascii="Arial Narrow" w:eastAsia="Arial Narrow" w:hAnsi="Arial Narrow" w:cs="Arial Narrow"/>
+          <w:color w:val="000000"/>
+          <w:kern w:val="0"/>
+          <w:sz w:val="22"/>
+          <w:szCs w:val="22"/>
           <w:lang w:eastAsia="es-PE"/>
           <w14:ligatures w14:val="none"/>
         </w:rPr>
@@ -3016,9 +3546,11 @@
       </w:r>
       <w:r>
         <w:rPr>
-          <w:rFonts w:ascii="Arial Narrow" w:eastAsia="Calibri" w:hAnsi="Arial Narrow" w:cs="Arial Narrow"/>
-          <w:color w:val="000000"/>
-          <w:kern w:val="0"/>
+          <w:rFonts w:ascii="Arial Narrow" w:eastAsia="Arial Narrow" w:hAnsi="Arial Narrow" w:cs="Arial Narrow"/>
+          <w:color w:val="000000"/>
+          <w:kern w:val="0"/>
+          <w:sz w:val="22"/>
+          <w:szCs w:val="22"/>
           <w:lang w:eastAsia="es-PE"/>
           <w14:ligatures w14:val="none"/>
         </w:rPr>
@@ -3030,8 +3562,10 @@
         <w:spacing w:after="0" w:line="240" w:lineRule="auto"/>
         <w:jc w:val="both"/>
         <w:rPr>
-          <w:rFonts w:ascii="Arial Narrow" w:eastAsia="Calibri" w:hAnsi="Arial Narrow" w:cs="Arial Narrow"/>
-          <w:kern w:val="0"/>
+          <w:rFonts w:ascii="Arial Narrow" w:eastAsia="Arial Narrow" w:hAnsi="Arial Narrow" w:cs="Arial Narrow"/>
+          <w:kern w:val="0"/>
+          <w:sz w:val="22"/>
+          <w:szCs w:val="22"/>
           <w:lang w:eastAsia="es-PE"/>
           <w14:ligatures w14:val="none"/>
         </w:rPr>
@@ -3055,20 +3589,26 @@
           <w:rFonts w:ascii="Arial Narrow" w:eastAsia="Arial Narrow" w:hAnsi="Arial Narrow" w:cs="Arial Narrow"/>
           <w:kern w:val="0"/>
           <w14:ligatures w14:val="none"/>
-        </w:rPr>
-      </w:pPr>
-      <w:r>
-        <w:rPr>
-          <w:rFonts w:ascii="Arial Narrow" w:eastAsia="Arial Narrow" w:hAnsi="Arial Narrow" w:cs="Arial Narrow"/>
-          <w:kern w:val="0"/>
-          <w14:ligatures w14:val="none"/>
+          <w:sz w:val="22"/>
+          <w:szCs w:val="22"/>
+        </w:rPr>
+      </w:pPr>
+      <w:r>
+        <w:rPr>
+          <w:rFonts w:ascii="Arial Narrow" w:eastAsia="Arial Narrow" w:hAnsi="Arial Narrow" w:cs="Arial Narrow"/>
+          <w:kern w:val="0"/>
+          <w14:ligatures w14:val="none"/>
+          <w:sz w:val="22"/>
+          <w:szCs w:val="22"/>
         </w:rPr>
         <w:t xml:space="preserve">Presunta </w:t>
       </w:r>
       <w:r>
         <w:rPr>
-          <w:rFonts w:ascii="Arial Narrow" w:eastAsia="Times New Roman" w:hAnsi="Arial Narrow" w:cs="Arial"/>
-          <w:kern w:val="0"/>
+          <w:rFonts w:ascii="Arial Narrow" w:eastAsia="Arial Narrow" w:hAnsi="Arial Narrow" w:cs="Arial Narrow"/>
+          <w:kern w:val="0"/>
+          <w:sz w:val="22"/>
+          <w:szCs w:val="22"/>
           <w:shd w:val="clear" w:color="auto" w:fill="FFFFFF"/>
           <w:lang w:eastAsia="es-PE"/>
           <w14:ligatures w14:val="none"/>
@@ -3077,8 +3617,10 @@
       </w:r>
       <w:r>
         <w:rPr>
-          <w:rFonts w:ascii="Arial Narrow" w:eastAsia="Times New Roman" w:hAnsi="Arial Narrow" w:cs="Arial"/>
-          <w:kern w:val="0"/>
+          <w:rFonts w:ascii="Arial Narrow" w:eastAsia="Arial Narrow" w:hAnsi="Arial Narrow" w:cs="Arial Narrow"/>
+          <w:kern w:val="0"/>
+          <w:sz w:val="22"/>
+          <w:szCs w:val="22"/>
           <w:shd w:val="clear" w:color="auto" w:fill="FFFFFF"/>
           <w:lang w:eastAsia="es-PE"/>
           <w14:ligatures w14:val="none"/>
@@ -3087,10 +3629,12 @@
       </w:r>
       <w:r>
         <w:rPr>
-          <w:rFonts w:ascii="Arial Narrow" w:eastAsia="Arial Narrow" w:hAnsi="Arial Narrow" w:cs="Arial"/>
+          <w:rFonts w:ascii="Arial Narrow" w:eastAsia="Arial Narrow" w:hAnsi="Arial Narrow" w:cs="Arial Narrow"/>
           <w:bCs/>
           <w:color w:val="000000"/>
           <w:kern w:val="0"/>
+          <w:sz w:val="22"/>
+          <w:szCs w:val="22"/>
           <w:lang w:eastAsia="es-PE"/>
           <w14:ligatures w14:val="none"/>
         </w:rPr>
@@ -3098,8 +3642,10 @@
       </w:r>
       <w:r>
         <w:rPr>
-          <w:rFonts w:ascii="Arial Narrow" w:eastAsia="Times New Roman" w:hAnsi="Arial Narrow" w:cs="Arial"/>
-          <w:kern w:val="0"/>
+          <w:rFonts w:ascii="Arial Narrow" w:eastAsia="Arial Narrow" w:hAnsi="Arial Narrow" w:cs="Arial Narrow"/>
+          <w:kern w:val="0"/>
+          <w:sz w:val="22"/>
+          <w:szCs w:val="22"/>
           <w:shd w:val="clear" w:color="auto" w:fill="FFFFFF"/>
           <w:lang w:eastAsia="es-PE"/>
           <w14:ligatures w14:val="none"/>
@@ -3108,16 +3654,20 @@
       </w:r>
       <w:r>
         <w:rPr>
-          <w:rFonts w:ascii="Arial Narrow" w:eastAsia="Calibri" w:hAnsi="Arial Narrow" w:cs="Arial"/>
-          <w:kern w:val="0"/>
-          <w14:ligatures w14:val="none"/>
+          <w:rFonts w:ascii="Arial Narrow" w:eastAsia="Arial Narrow" w:hAnsi="Arial Narrow" w:cs="Arial Narrow"/>
+          <w:kern w:val="0"/>
+          <w14:ligatures w14:val="none"/>
+          <w:sz w:val="22"/>
+          <w:szCs w:val="22"/>
         </w:rPr>
         <w:t>de</w:t>
       </w:r>
       <w:r>
         <w:rPr>
-          <w:rFonts w:ascii="Arial Narrow" w:eastAsia="Times New Roman" w:hAnsi="Arial Narrow" w:cs="Arial"/>
-          <w:kern w:val="0"/>
+          <w:rFonts w:ascii="Arial Narrow" w:eastAsia="Arial Narrow" w:hAnsi="Arial Narrow" w:cs="Arial Narrow"/>
+          <w:kern w:val="0"/>
+          <w:sz w:val="22"/>
+          <w:szCs w:val="22"/>
           <w:shd w:val="clear" w:color="auto" w:fill="FFFFFF"/>
           <w:lang w:eastAsia="es-PE"/>
           <w14:ligatures w14:val="none"/>
@@ -3126,10 +3676,12 @@
       </w:r>
       <w:r>
         <w:rPr>
-          <w:rFonts w:ascii="Arial Narrow" w:eastAsia="Arial Narrow" w:hAnsi="Arial Narrow" w:cs="Arial"/>
+          <w:rFonts w:ascii="Arial Narrow" w:eastAsia="Arial Narrow" w:hAnsi="Arial Narrow" w:cs="Arial Narrow"/>
           <w:bCs/>
           <w:color w:val="000000"/>
           <w:kern w:val="0"/>
+          <w:sz w:val="22"/>
+          <w:szCs w:val="22"/>
           <w:lang w:eastAsia="es-PE"/>
           <w14:ligatures w14:val="none"/>
         </w:rPr>
@@ -3140,13 +3692,17 @@
           <w:rFonts w:ascii="Arial Narrow" w:eastAsia="Arial Narrow" w:hAnsi="Arial Narrow" w:cs="Arial Narrow"/>
           <w:kern w:val="0"/>
           <w14:ligatures w14:val="none"/>
+          <w:sz w:val="22"/>
+          <w:szCs w:val="22"/>
         </w:rPr>
         <w:t xml:space="preserve">la compañía de seguros </w:t>
       </w:r>
       <w:r>
         <w:rPr>
-          <w:rFonts w:ascii="Arial Narrow" w:eastAsia="Times New Roman" w:hAnsi="Arial Narrow" w:cs="Times New Roman"/>
-          <w:kern w:val="0"/>
+          <w:rFonts w:ascii="Arial Narrow" w:eastAsia="Arial Narrow" w:hAnsi="Arial Narrow" w:cs="Arial Narrow"/>
+          <w:kern w:val="0"/>
+          <w:sz w:val="22"/>
+          <w:szCs w:val="22"/>
           <w:shd w:val="clear" w:color="auto" w:fill="FFFFFF"/>
           <w:lang w:eastAsia="es-PE"/>
           <w14:ligatures w14:val="none"/>
@@ -3155,10 +3711,12 @@
       </w:r>
       <w:r>
         <w:rPr>
-          <w:rFonts w:ascii="Arial Narrow" w:eastAsia="Arial Narrow" w:hAnsi="Arial Narrow" w:cs="Arial"/>
+          <w:rFonts w:ascii="Arial Narrow" w:eastAsia="Arial Narrow" w:hAnsi="Arial Narrow" w:cs="Arial Narrow"/>
           <w:bCs/>
           <w:color w:val="000000"/>
           <w:kern w:val="0"/>
+          <w:sz w:val="22"/>
+          <w:szCs w:val="22"/>
           <w:lang w:eastAsia="es-PE"/>
           <w14:ligatures w14:val="none"/>
         </w:rPr>
@@ -3166,9 +3724,11 @@
       </w:r>
       <w:r>
         <w:rPr>
-          <w:rFonts w:ascii="Arial Narrow" w:eastAsia="Times New Roman" w:hAnsi="Arial Narrow" w:cs="Arial"/>
-          <w:color w:val="000000"/>
-          <w:kern w:val="0"/>
+          <w:rFonts w:ascii="Arial Narrow" w:eastAsia="Arial Narrow" w:hAnsi="Arial Narrow" w:cs="Arial Narrow"/>
+          <w:color w:val="000000"/>
+          <w:kern w:val="0"/>
+          <w:sz w:val="22"/>
+          <w:szCs w:val="22"/>
           <w:lang w:eastAsia="es-ES"/>
           <w14:ligatures w14:val="none"/>
         </w:rPr>
@@ -3176,10 +3736,12 @@
       </w:r>
       <w:r>
         <w:rPr>
-          <w:rFonts w:ascii="Arial Narrow" w:eastAsia="Arial Narrow" w:hAnsi="Arial Narrow" w:cs="Arial"/>
+          <w:rFonts w:ascii="Arial Narrow" w:eastAsia="Arial Narrow" w:hAnsi="Arial Narrow" w:cs="Arial Narrow"/>
           <w:bCs/>
           <w:color w:val="000000"/>
           <w:kern w:val="0"/>
+          <w:sz w:val="22"/>
+          <w:szCs w:val="22"/>
           <w:lang w:eastAsia="es-PE"/>
           <w14:ligatures w14:val="none"/>
         </w:rPr>
@@ -3187,10 +3749,12 @@
       </w:r>
       <w:r>
         <w:rPr>
-          <w:rFonts w:ascii="Arial Narrow" w:eastAsia="Arial Narrow" w:hAnsi="Arial Narrow" w:cs="Arial"/>
+          <w:rFonts w:ascii="Arial Narrow" w:eastAsia="Arial Narrow" w:hAnsi="Arial Narrow" w:cs="Arial Narrow"/>
           <w:bCs/>
           <w:color w:val="000000"/>
           <w:kern w:val="0"/>
+          <w:sz w:val="22"/>
+          <w:szCs w:val="22"/>
           <w:lang w:eastAsia="es-PE"/>
           <w14:ligatures w14:val="none"/>
         </w:rPr>
@@ -3198,10 +3762,12 @@
       </w:r>
       <w:r>
         <w:rPr>
-          <w:rFonts w:ascii="Arial Narrow" w:eastAsia="Arial Narrow" w:hAnsi="Arial Narrow" w:cs="Arial"/>
+          <w:rFonts w:ascii="Arial Narrow" w:eastAsia="Arial Narrow" w:hAnsi="Arial Narrow" w:cs="Arial Narrow"/>
           <w:bCs/>
           <w:color w:val="000000"/>
           <w:kern w:val="0"/>
+          <w:sz w:val="22"/>
+          <w:szCs w:val="22"/>
           <w:lang w:eastAsia="es-PE"/>
           <w14:ligatures w14:val="none"/>
         </w:rPr>
@@ -3209,10 +3775,12 @@
       </w:r>
       <w:r>
         <w:rPr>
-          <w:rFonts w:ascii="Arial Narrow" w:eastAsia="Arial Narrow" w:hAnsi="Arial Narrow" w:cs="Arial"/>
+          <w:rFonts w:ascii="Arial Narrow" w:eastAsia="Arial Narrow" w:hAnsi="Arial Narrow" w:cs="Arial Narrow"/>
           <w:bCs/>
           <w:color w:val="000000"/>
           <w:kern w:val="0"/>
+          <w:sz w:val="22"/>
+          <w:szCs w:val="22"/>
           <w:lang w:eastAsia="es-PE"/>
           <w14:ligatures w14:val="none"/>
         </w:rPr>
@@ -3220,10 +3788,12 @@
       </w:r>
       <w:r>
         <w:rPr>
-          <w:rFonts w:ascii="Arial Narrow" w:eastAsia="Arial Narrow" w:hAnsi="Arial Narrow" w:cs="Arial"/>
+          <w:rFonts w:ascii="Arial Narrow" w:eastAsia="Arial Narrow" w:hAnsi="Arial Narrow" w:cs="Arial Narrow"/>
           <w:bCs/>
           <w:color w:val="000000"/>
           <w:kern w:val="0"/>
+          <w:sz w:val="22"/>
+          <w:szCs w:val="22"/>
           <w:lang w:eastAsia="es-PE"/>
           <w14:ligatures w14:val="none"/>
         </w:rPr>
@@ -3231,10 +3801,12 @@
       </w:r>
       <w:r>
         <w:rPr>
-          <w:rFonts w:ascii="Arial Narrow" w:eastAsia="Arial Narrow" w:hAnsi="Arial Narrow" w:cs="Arial"/>
+          <w:rFonts w:ascii="Arial Narrow" w:eastAsia="Arial Narrow" w:hAnsi="Arial Narrow" w:cs="Arial Narrow"/>
           <w:bCs/>
           <w:color w:val="000000"/>
           <w:kern w:val="0"/>
+          <w:sz w:val="22"/>
+          <w:szCs w:val="22"/>
           <w:lang w:eastAsia="es-PE"/>
           <w14:ligatures w14:val="none"/>
         </w:rPr>
@@ -3242,9 +3814,11 @@
       </w:r>
       <w:r>
         <w:rPr>
-          <w:rFonts w:ascii="Arial Narrow" w:eastAsia="Times New Roman" w:hAnsi="Arial Narrow" w:cs="Arial"/>
-          <w:color w:val="000000"/>
-          <w:kern w:val="0"/>
+          <w:rFonts w:ascii="Arial Narrow" w:eastAsia="Arial Narrow" w:hAnsi="Arial Narrow" w:cs="Arial Narrow"/>
+          <w:color w:val="000000"/>
+          <w:kern w:val="0"/>
+          <w:sz w:val="22"/>
+          <w:szCs w:val="22"/>
           <w:lang w:eastAsia="es-ES"/>
           <w14:ligatures w14:val="none"/>
         </w:rPr>
@@ -3255,6 +3829,8 @@
           <w:rFonts w:ascii="Arial Narrow" w:eastAsia="Arial Narrow" w:hAnsi="Arial Narrow" w:cs="Arial Narrow"/>
           <w:kern w:val="0"/>
           <w14:ligatures w14:val="none"/>
+          <w:sz w:val="22"/>
+          <w:szCs w:val="22"/>
         </w:rPr>
         <w:t>.</w:t>
       </w:r>
@@ -3267,6 +3843,8 @@
           <w:rFonts w:ascii="Arial Narrow" w:eastAsia="Arial Narrow" w:hAnsi="Arial Narrow" w:cs="Arial Narrow"/>
           <w:kern w:val="0"/>
           <w14:ligatures w14:val="none"/>
+          <w:sz w:val="22"/>
+          <w:szCs w:val="22"/>
         </w:rPr>
       </w:pPr>
     </w:p>
@@ -3276,17 +3854,21 @@
         <w:contextualSpacing/>
         <w:jc w:val="both"/>
         <w:rPr>
-          <w:rFonts w:ascii="Arial Narrow" w:eastAsia="Calibri" w:hAnsi="Arial Narrow" w:cs="Arial"/>
-          <w:kern w:val="0"/>
-          <w14:ligatures w14:val="none"/>
-        </w:rPr>
-      </w:pPr>
-      <w:r>
-        <w:rPr>
-          <w:rFonts w:ascii="Arial Narrow" w:eastAsia="Arial Narrow" w:hAnsi="Arial Narrow" w:cs="Arial Narrow"/>
-          <w:b/>
-          <w:color w:val="000000"/>
-          <w:kern w:val="0"/>
+          <w:rFonts w:ascii="Arial Narrow" w:eastAsia="Arial Narrow" w:hAnsi="Arial Narrow" w:cs="Arial Narrow"/>
+          <w:kern w:val="0"/>
+          <w14:ligatures w14:val="none"/>
+          <w:sz w:val="22"/>
+          <w:szCs w:val="22"/>
+        </w:rPr>
+      </w:pPr>
+      <w:r>
+        <w:rPr>
+          <w:rFonts w:ascii="Arial Narrow" w:eastAsia="Arial Narrow" w:hAnsi="Arial Narrow" w:cs="Arial Narrow"/>
+          <w:b/>
+          <w:color w:val="000000"/>
+          <w:kern w:val="0"/>
+          <w:sz w:val="22"/>
+          <w:szCs w:val="22"/>
           <w:lang w:eastAsia="es-PE"/>
           <w14:ligatures w14:val="none"/>
         </w:rPr>
@@ -3297,6 +3879,8 @@
           <w:rFonts w:ascii="Arial Narrow" w:eastAsia="Arial Narrow" w:hAnsi="Arial Narrow" w:cs="Arial Narrow"/>
           <w:color w:val="000000"/>
           <w:kern w:val="0"/>
+          <w:sz w:val="22"/>
+          <w:szCs w:val="22"/>
           <w:lang w:eastAsia="es-PE"/>
           <w14:ligatures w14:val="none"/>
         </w:rPr>
@@ -3304,9 +3888,11 @@
       </w:r>
       <w:r>
         <w:rPr>
-          <w:rFonts w:ascii="Arial Narrow" w:eastAsia="Times New Roman" w:hAnsi="Arial Narrow" w:cs="Arial"/>
-          <w:color w:val="000000"/>
-          <w:kern w:val="0"/>
+          <w:rFonts w:ascii="Arial Narrow" w:eastAsia="Arial Narrow" w:hAnsi="Arial Narrow" w:cs="Arial Narrow"/>
+          <w:color w:val="000000"/>
+          <w:kern w:val="0"/>
+          <w:sz w:val="22"/>
+          <w:szCs w:val="22"/>
           <w:lang w:val="es-ES" w:eastAsia="es-ES"/>
           <w14:ligatures w14:val="none"/>
         </w:rPr>
@@ -3314,9 +3900,11 @@
       </w:r>
       <w:r>
         <w:rPr>
-          <w:rFonts w:ascii="Arial Narrow" w:eastAsia="Times New Roman" w:hAnsi="Arial Narrow" w:cs="Arial"/>
-          <w:color w:val="000000"/>
-          <w:kern w:val="0"/>
+          <w:rFonts w:ascii="Arial Narrow" w:eastAsia="Arial Narrow" w:hAnsi="Arial Narrow" w:cs="Arial Narrow"/>
+          <w:color w:val="000000"/>
+          <w:kern w:val="0"/>
+          <w:sz w:val="22"/>
+          <w:szCs w:val="22"/>
           <w:lang w:val="es-ES" w:eastAsia="es-ES"/>
           <w14:ligatures w14:val="none"/>
         </w:rPr>
@@ -3324,9 +3912,11 @@
       </w:r>
       <w:r>
         <w:rPr>
-          <w:rFonts w:ascii="Arial Narrow" w:eastAsia="Calibri" w:hAnsi="Arial Narrow" w:cs="Arial"/>
-          <w:kern w:val="0"/>
-          <w14:ligatures w14:val="none"/>
+          <w:rFonts w:ascii="Arial Narrow" w:eastAsia="Arial Narrow" w:hAnsi="Arial Narrow" w:cs="Arial Narrow"/>
+          <w:kern w:val="0"/>
+          <w14:ligatures w14:val="none"/>
+          <w:sz w:val="22"/>
+          <w:szCs w:val="22"/>
         </w:rPr>
         <w:t>.</w:t>
       </w:r>
@@ -3337,32 +3927,38 @@
         <w:contextualSpacing/>
         <w:jc w:val="both"/>
         <w:rPr>
-          <w:rFonts w:ascii="Arial Narrow" w:eastAsia="Times New Roman" w:hAnsi="Arial Narrow" w:cs="Times New Roman"/>
-          <w:color w:val="000000"/>
-          <w:kern w:val="0"/>
-          <w:lang w:eastAsia="es-PE"/>
-          <w14:ligatures w14:val="none"/>
-        </w:rPr>
-      </w:pPr>
-    </w:p>
-    <w:p>
-      <w:pPr>
-        <w:spacing w:after="0" w:line="240" w:lineRule="auto"/>
-        <w:jc w:val="both"/>
-        <w:rPr>
-          <w:rFonts w:ascii="Arial Narrow" w:eastAsia="Arial Narrow" w:hAnsi="Arial Narrow" w:cs="Arial Narrow"/>
-          <w:color w:val="000000"/>
-          <w:kern w:val="0"/>
-          <w:lang w:eastAsia="es-PE"/>
-          <w14:ligatures w14:val="none"/>
-        </w:rPr>
-      </w:pPr>
-      <w:r>
-        <w:rPr>
-          <w:rFonts w:ascii="Arial Narrow" w:eastAsia="Arial Narrow" w:hAnsi="Arial Narrow" w:cs="Arial Narrow"/>
-          <w:b/>
-          <w:color w:val="000000"/>
-          <w:kern w:val="0"/>
+          <w:rFonts w:ascii="Arial Narrow" w:eastAsia="Arial Narrow" w:hAnsi="Arial Narrow" w:cs="Arial Narrow"/>
+          <w:color w:val="000000"/>
+          <w:kern w:val="0"/>
+          <w:sz w:val="22"/>
+          <w:szCs w:val="22"/>
+          <w:lang w:eastAsia="es-PE"/>
+          <w14:ligatures w14:val="none"/>
+        </w:rPr>
+      </w:pPr>
+    </w:p>
+    <w:p>
+      <w:pPr>
+        <w:spacing w:after="0" w:line="240" w:lineRule="auto"/>
+        <w:jc w:val="both"/>
+        <w:rPr>
+          <w:rFonts w:ascii="Arial Narrow" w:eastAsia="Arial Narrow" w:hAnsi="Arial Narrow" w:cs="Arial Narrow"/>
+          <w:color w:val="000000"/>
+          <w:kern w:val="0"/>
+          <w:sz w:val="22"/>
+          <w:szCs w:val="22"/>
+          <w:lang w:eastAsia="es-PE"/>
+          <w14:ligatures w14:val="none"/>
+        </w:rPr>
+      </w:pPr>
+      <w:r>
+        <w:rPr>
+          <w:rFonts w:ascii="Arial Narrow" w:eastAsia="Arial Narrow" w:hAnsi="Arial Narrow" w:cs="Arial Narrow"/>
+          <w:b/>
+          <w:color w:val="000000"/>
+          <w:kern w:val="0"/>
+          <w:sz w:val="22"/>
+          <w:szCs w:val="22"/>
           <w:lang w:eastAsia="es-PE"/>
           <w14:ligatures w14:val="none"/>
         </w:rPr>
@@ -3373,6 +3969,8 @@
           <w:rFonts w:ascii="Arial Narrow" w:eastAsia="Arial Narrow" w:hAnsi="Arial Narrow" w:cs="Arial Narrow"/>
           <w:color w:val="000000"/>
           <w:kern w:val="0"/>
+          <w:sz w:val="22"/>
+          <w:szCs w:val="22"/>
           <w:lang w:eastAsia="es-PE"/>
           <w14:ligatures w14:val="none"/>
         </w:rPr>
@@ -3383,6 +3981,8 @@
           <w:rFonts w:ascii="Arial Narrow" w:eastAsia="Arial Narrow" w:hAnsi="Arial Narrow" w:cs="Arial Narrow"/>
           <w:color w:val="000000"/>
           <w:kern w:val="0"/>
+          <w:sz w:val="22"/>
+          <w:szCs w:val="22"/>
           <w:lang w:eastAsia="es-PE"/>
           <w14:ligatures w14:val="none"/>
         </w:rPr>
@@ -3393,6 +3993,8 @@
           <w:rFonts w:ascii="Arial Narrow" w:eastAsia="Arial Narrow" w:hAnsi="Arial Narrow" w:cs="Arial Narrow"/>
           <w:color w:val="000000"/>
           <w:kern w:val="0"/>
+          <w:sz w:val="22"/>
+          <w:szCs w:val="22"/>
           <w:lang w:eastAsia="es-PE"/>
           <w14:ligatures w14:val="none"/>
         </w:rPr>
@@ -3404,9 +4006,11 @@
         <w:spacing w:after="0" w:line="240" w:lineRule="auto"/>
         <w:jc w:val="both"/>
         <w:rPr>
-          <w:rFonts w:ascii="Arial Narrow" w:eastAsia="Times New Roman" w:hAnsi="Arial Narrow" w:cs="Times New Roman"/>
-          <w:color w:val="000000"/>
-          <w:kern w:val="0"/>
+          <w:rFonts w:ascii="Arial Narrow" w:eastAsia="Arial Narrow" w:hAnsi="Arial Narrow" w:cs="Arial Narrow"/>
+          <w:color w:val="000000"/>
+          <w:kern w:val="0"/>
+          <w:sz w:val="22"/>
+          <w:szCs w:val="22"/>
           <w:lang w:eastAsia="es-PE"/>
           <w14:ligatures w14:val="none"/>
         </w:rPr>
@@ -3425,15 +4029,19 @@
           <w:rFonts w:ascii="Arial Narrow" w:eastAsia="Arial Narrow" w:hAnsi="Arial Narrow" w:cs="Arial Narrow"/>
           <w:color w:val="000000"/>
           <w:kern w:val="0"/>
-          <w:lang w:eastAsia="es-PE"/>
-          <w14:ligatures w14:val="none"/>
-        </w:rPr>
-      </w:pPr>
-      <w:r>
-        <w:rPr>
-          <w:rFonts w:ascii="Arial Narrow" w:eastAsia="Arial Narrow" w:hAnsi="Arial Narrow" w:cs="Arial Narrow"/>
-          <w:color w:val="000000"/>
-          <w:kern w:val="0"/>
+          <w:sz w:val="22"/>
+          <w:szCs w:val="22"/>
+          <w:lang w:eastAsia="es-PE"/>
+          <w14:ligatures w14:val="none"/>
+        </w:rPr>
+      </w:pPr>
+      <w:r>
+        <w:rPr>
+          <w:rFonts w:ascii="Arial Narrow" w:eastAsia="Arial Narrow" w:hAnsi="Arial Narrow" w:cs="Arial Narrow"/>
+          <w:color w:val="000000"/>
+          <w:kern w:val="0"/>
+          <w:sz w:val="22"/>
+          <w:szCs w:val="22"/>
           <w:lang w:eastAsia="es-PE"/>
           <w14:ligatures w14:val="none"/>
         </w:rPr>
@@ -3453,15 +4061,19 @@
           <w:rFonts w:ascii="Arial Narrow" w:eastAsia="Arial Narrow" w:hAnsi="Arial Narrow" w:cs="Arial Narrow"/>
           <w:color w:val="000000"/>
           <w:kern w:val="0"/>
-          <w:lang w:eastAsia="es-PE"/>
-          <w14:ligatures w14:val="none"/>
-        </w:rPr>
-      </w:pPr>
-      <w:r>
-        <w:rPr>
-          <w:rFonts w:ascii="Arial Narrow" w:eastAsia="Arial Narrow" w:hAnsi="Arial Narrow" w:cs="Arial Narrow"/>
-          <w:color w:val="000000"/>
-          <w:kern w:val="0"/>
+          <w:sz w:val="22"/>
+          <w:szCs w:val="22"/>
+          <w:lang w:eastAsia="es-PE"/>
+          <w14:ligatures w14:val="none"/>
+        </w:rPr>
+      </w:pPr>
+      <w:r>
+        <w:rPr>
+          <w:rFonts w:ascii="Arial Narrow" w:eastAsia="Arial Narrow" w:hAnsi="Arial Narrow" w:cs="Arial Narrow"/>
+          <w:color w:val="000000"/>
+          <w:kern w:val="0"/>
+          <w:sz w:val="22"/>
+          <w:szCs w:val="22"/>
           <w:lang w:eastAsia="es-PE"/>
           <w14:ligatures w14:val="none"/>
         </w:rPr>
@@ -3482,15 +4094,19 @@
           <w:rFonts w:ascii="Arial Narrow" w:eastAsia="Arial Narrow" w:hAnsi="Arial Narrow" w:cs="Arial Narrow"/>
           <w:color w:val="000000"/>
           <w:kern w:val="0"/>
-          <w:lang w:eastAsia="es-PE"/>
-          <w14:ligatures w14:val="none"/>
-        </w:rPr>
-      </w:pPr>
-      <w:r>
-        <w:rPr>
-          <w:rFonts w:ascii="Arial Narrow" w:eastAsia="Arial Narrow" w:hAnsi="Arial Narrow" w:cs="Arial Narrow"/>
-          <w:color w:val="000000"/>
-          <w:kern w:val="0"/>
+          <w:sz w:val="22"/>
+          <w:szCs w:val="22"/>
+          <w:lang w:eastAsia="es-PE"/>
+          <w14:ligatures w14:val="none"/>
+        </w:rPr>
+      </w:pPr>
+      <w:r>
+        <w:rPr>
+          <w:rFonts w:ascii="Arial Narrow" w:eastAsia="Arial Narrow" w:hAnsi="Arial Narrow" w:cs="Arial Narrow"/>
+          <w:color w:val="000000"/>
+          <w:kern w:val="0"/>
+          <w:sz w:val="22"/>
+          <w:szCs w:val="22"/>
           <w:lang w:eastAsia="es-PE"/>
           <w14:ligatures w14:val="none"/>
         </w:rPr>
@@ -3507,16 +4123,20 @@
         <w:ind w:left="567" w:hanging="567"/>
         <w:jc w:val="both"/>
         <w:rPr>
-          <w:rFonts w:ascii="Arial Narrow" w:eastAsia="Calibri" w:hAnsi="Arial Narrow" w:cs="Arial"/>
-          <w:kern w:val="0"/>
-          <w14:ligatures w14:val="none"/>
-        </w:rPr>
-      </w:pPr>
-      <w:r>
-        <w:rPr>
-          <w:rFonts w:ascii="Arial Narrow" w:eastAsia="Arial Narrow" w:hAnsi="Arial Narrow" w:cs="Arial Narrow"/>
-          <w:color w:val="000000"/>
-          <w:kern w:val="0"/>
+          <w:rFonts w:ascii="Arial Narrow" w:eastAsia="Arial Narrow" w:hAnsi="Arial Narrow" w:cs="Arial Narrow"/>
+          <w:kern w:val="0"/>
+          <w14:ligatures w14:val="none"/>
+          <w:sz w:val="22"/>
+          <w:szCs w:val="22"/>
+        </w:rPr>
+      </w:pPr>
+      <w:r>
+        <w:rPr>
+          <w:rFonts w:ascii="Arial Narrow" w:eastAsia="Arial Narrow" w:hAnsi="Arial Narrow" w:cs="Arial Narrow"/>
+          <w:color w:val="000000"/>
+          <w:kern w:val="0"/>
+          <w:sz w:val="22"/>
+          <w:szCs w:val="22"/>
           <w:lang w:eastAsia="es-PE"/>
           <w14:ligatures w14:val="none"/>
         </w:rPr>
@@ -3524,9 +4144,11 @@
       </w:r>
       <w:r>
         <w:rPr>
-          <w:rFonts w:ascii="Arial Narrow" w:eastAsia="Times New Roman" w:hAnsi="Arial Narrow" w:cs="Segoe UI"/>
-          <w:color w:val="000000"/>
-          <w:kern w:val="0"/>
+          <w:rFonts w:ascii="Arial Narrow" w:eastAsia="Arial Narrow" w:hAnsi="Arial Narrow" w:cs="Arial Narrow"/>
+          <w:color w:val="000000"/>
+          <w:kern w:val="0"/>
+          <w:sz w:val="22"/>
+          <w:szCs w:val="22"/>
           <w:lang w:eastAsia="es-PE"/>
           <w14:ligatures w14:val="none"/>
         </w:rPr>
@@ -3537,6 +4159,8 @@
           <w:rFonts w:ascii="Arial Narrow" w:eastAsia="Arial Narrow" w:hAnsi="Arial Narrow" w:cs="Arial Narrow"/>
           <w:color w:val="000000"/>
           <w:kern w:val="0"/>
+          <w:sz w:val="22"/>
+          <w:szCs w:val="22"/>
           <w:lang w:eastAsia="es-PE"/>
           <w14:ligatures w14:val="none"/>
         </w:rPr>
@@ -3544,16 +4168,20 @@
       </w:r>
       <w:r>
         <w:rPr>
-          <w:rFonts w:ascii="Arial Narrow" w:eastAsia="Calibri" w:hAnsi="Arial Narrow" w:cs="Arial"/>
-          <w:kern w:val="0"/>
-          <w14:ligatures w14:val="none"/>
+          <w:rFonts w:ascii="Arial Narrow" w:eastAsia="Arial Narrow" w:hAnsi="Arial Narrow" w:cs="Arial Narrow"/>
+          <w:kern w:val="0"/>
+          <w14:ligatures w14:val="none"/>
+          <w:sz w:val="22"/>
+          <w:szCs w:val="22"/>
         </w:rPr>
         <w:t>Para ello podrá señalar domicilio físico o una dirección electrónica a la que pueda remitirse las notificaciones</w:t>
       </w:r>
       <w:r>
         <w:rPr>
-          <w:rFonts w:ascii="Arial Narrow" w:eastAsia="Arial" w:hAnsi="Arial Narrow" w:cs="Arial"/>
-          <w:kern w:val="0"/>
+          <w:rFonts w:ascii="Arial Narrow" w:eastAsia="Arial Narrow" w:hAnsi="Arial Narrow" w:cs="Arial Narrow"/>
+          <w:kern w:val="0"/>
+          <w:sz w:val="22"/>
+          <w:szCs w:val="22"/>
           <w:lang w:val="es"/>
           <w14:ligatures w14:val="none"/>
         </w:rPr>
@@ -3570,42 +4198,52 @@
         <w:ind w:left="567" w:hanging="567"/>
         <w:jc w:val="both"/>
         <w:rPr>
-          <w:rFonts w:ascii="Arial Narrow" w:eastAsia="Calibri" w:hAnsi="Arial Narrow" w:cs="Arial"/>
-          <w:kern w:val="0"/>
-          <w14:ligatures w14:val="none"/>
-        </w:rPr>
-      </w:pPr>
-      <w:r>
-        <w:rPr>
-          <w:rFonts w:ascii="Arial Narrow" w:eastAsia="Calibri" w:hAnsi="Arial Narrow" w:cs="Arial"/>
-          <w:kern w:val="0"/>
-          <w14:ligatures w14:val="none"/>
+          <w:rFonts w:ascii="Arial Narrow" w:eastAsia="Arial Narrow" w:hAnsi="Arial Narrow" w:cs="Arial Narrow"/>
+          <w:kern w:val="0"/>
+          <w14:ligatures w14:val="none"/>
+          <w:sz w:val="22"/>
+          <w:szCs w:val="22"/>
+        </w:rPr>
+      </w:pPr>
+      <w:r>
+        <w:rPr>
+          <w:rFonts w:ascii="Arial Narrow" w:eastAsia="Arial Narrow" w:hAnsi="Arial Narrow" w:cs="Arial Narrow"/>
+          <w:kern w:val="0"/>
+          <w14:ligatures w14:val="none"/>
+          <w:sz w:val="22"/>
+          <w:szCs w:val="22"/>
         </w:rPr>
         <w:t xml:space="preserve">en caso califique como </w:t>
       </w:r>
       <w:proofErr w:type="gramStart"/>
       <w:r>
         <w:rPr>
-          <w:rFonts w:ascii="Arial Narrow" w:eastAsia="Calibri" w:hAnsi="Arial Narrow" w:cs="Arial"/>
-          <w:kern w:val="0"/>
-          <w14:ligatures w14:val="none"/>
+          <w:rFonts w:ascii="Arial Narrow" w:eastAsia="Arial Narrow" w:hAnsi="Arial Narrow" w:cs="Arial Narrow"/>
+          <w:kern w:val="0"/>
+          <w14:ligatures w14:val="none"/>
+          <w:sz w:val="22"/>
+          <w:szCs w:val="22"/>
         </w:rPr>
         <w:t>micro empresa</w:t>
       </w:r>
       <w:proofErr w:type="gramEnd"/>
       <w:r>
         <w:rPr>
-          <w:rFonts w:ascii="Arial Narrow" w:eastAsia="Calibri" w:hAnsi="Arial Narrow" w:cs="Arial"/>
-          <w:kern w:val="0"/>
-          <w14:ligatures w14:val="none"/>
+          <w:rFonts w:ascii="Arial Narrow" w:eastAsia="Arial Narrow" w:hAnsi="Arial Narrow" w:cs="Arial Narrow"/>
+          <w:kern w:val="0"/>
+          <w14:ligatures w14:val="none"/>
+          <w:sz w:val="22"/>
+          <w:szCs w:val="22"/>
         </w:rPr>
         <w:t xml:space="preserve"> o pequeña empresa, presentar los documentos que acrediten su volumen de ventas o ingresos brutos percibidos el año anterior relativo a todas sus actividades económicas y el número de trabajadores con el que cuenta</w:t>
       </w:r>
       <w:r>
         <w:rPr>
           <w:rStyle w:val="Refdenotaalpie"/>
-          <w:rFonts w:ascii="Arial Narrow" w:eastAsia="Calibri" w:hAnsi="Arial Narrow" w:cs="Arial"/>
-          <w:kern w:val="0"/>
+          <w:rFonts w:ascii="Arial Narrow" w:eastAsia="Arial Narrow" w:hAnsi="Arial Narrow" w:cs="Arial Narrow"/>
+          <w:kern w:val="0"/>
+          <w:sz w:val="22"/>
+          <w:szCs w:val="22"/>
           <w:vertAlign w:val="superscript"/>
           <w14:ligatures w14:val="none"/>
         </w:rPr>
@@ -3613,17 +4251,21 @@
       </w:r>
       <w:r>
         <w:rPr>
-          <w:rFonts w:ascii="Arial Narrow" w:eastAsia="Calibri" w:hAnsi="Arial Narrow" w:cs="Arial"/>
-          <w:kern w:val="0"/>
-          <w14:ligatures w14:val="none"/>
+          <w:rFonts w:ascii="Arial Narrow" w:eastAsia="Arial Narrow" w:hAnsi="Arial Narrow" w:cs="Arial Narrow"/>
+          <w:kern w:val="0"/>
+          <w14:ligatures w14:val="none"/>
+          <w:sz w:val="22"/>
+          <w:szCs w:val="22"/>
         </w:rPr>
         <w:t>. Ello, a fin de que la Comisión pueda meritar dicha documentación, conforme lo establece el artículo 110</w:t>
       </w:r>
       <w:r>
         <w:rPr>
-          <w:rFonts w:ascii="Arial Narrow" w:eastAsia="Times New Roman" w:hAnsi="Arial Narrow" w:cs="Segoe UI"/>
-          <w:color w:val="000000"/>
-          <w:kern w:val="0"/>
+          <w:rFonts w:ascii="Arial Narrow" w:eastAsia="Arial Narrow" w:hAnsi="Arial Narrow" w:cs="Arial Narrow"/>
+          <w:color w:val="000000"/>
+          <w:kern w:val="0"/>
+          <w:sz w:val="22"/>
+          <w:szCs w:val="22"/>
           <w:lang w:eastAsia="es-PE"/>
           <w14:ligatures w14:val="none"/>
         </w:rPr>
@@ -3631,27 +4273,33 @@
       </w:r>
       <w:r>
         <w:rPr>
-          <w:rFonts w:ascii="Arial Narrow" w:eastAsia="Calibri" w:hAnsi="Arial Narrow" w:cs="Arial"/>
-          <w:kern w:val="0"/>
-          <w14:ligatures w14:val="none"/>
+          <w:rFonts w:ascii="Arial Narrow" w:eastAsia="Arial Narrow" w:hAnsi="Arial Narrow" w:cs="Arial Narrow"/>
+          <w:kern w:val="0"/>
+          <w14:ligatures w14:val="none"/>
+          <w:sz w:val="22"/>
+          <w:szCs w:val="22"/>
         </w:rPr>
         <w:t xml:space="preserve"> del </w:t>
       </w:r>
       <w:r>
         <w:rPr>
-          <w:rFonts w:ascii="Arial Narrow" w:eastAsia="Calibri" w:hAnsi="Arial Narrow" w:cs="Arial"/>
+          <w:rFonts w:ascii="Arial Narrow" w:eastAsia="Arial Narrow" w:hAnsi="Arial Narrow" w:cs="Arial Narrow"/>
           <w:spacing w:val="-2"/>
           <w:kern w:val="0"/>
           <w14:ligatures w14:val="none"/>
+          <w:sz w:val="22"/>
+          <w:szCs w:val="22"/>
         </w:rPr>
         <w:t>Código</w:t>
       </w:r>
       <w:r>
         <w:rPr>
           <w:rStyle w:val="Refdenotaalpie"/>
-          <w:rFonts w:ascii="Arial Narrow" w:eastAsia="Calibri" w:hAnsi="Arial Narrow" w:cs="Arial"/>
+          <w:rFonts w:ascii="Arial Narrow" w:eastAsia="Arial Narrow" w:hAnsi="Arial Narrow" w:cs="Arial Narrow"/>
           <w:spacing w:val="-2"/>
           <w:kern w:val="0"/>
+          <w:sz w:val="22"/>
+          <w:szCs w:val="22"/>
           <w:vertAlign w:val="superscript"/>
           <w14:ligatures w14:val="none"/>
         </w:rPr>
@@ -3659,10 +4307,12 @@
       </w:r>
       <w:r>
         <w:rPr>
-          <w:rFonts w:ascii="Arial Narrow" w:eastAsia="Calibri" w:hAnsi="Arial Narrow" w:cs="Arial"/>
+          <w:rFonts w:ascii="Arial Narrow" w:eastAsia="Arial Narrow" w:hAnsi="Arial Narrow" w:cs="Arial Narrow"/>
           <w:spacing w:val="-2"/>
           <w:kern w:val="0"/>
           <w14:ligatures w14:val="none"/>
+          <w:sz w:val="22"/>
+          <w:szCs w:val="22"/>
         </w:rPr>
         <w:t>.</w:t>
       </w:r>
@@ -3676,47 +4326,53 @@
           <w:rFonts w:ascii="Arial Narrow" w:eastAsia="Arial Narrow" w:hAnsi="Arial Narrow" w:cs="Arial Narrow"/>
           <w:color w:val="000000"/>
           <w:kern w:val="0"/>
-          <w:lang w:eastAsia="es-PE"/>
-          <w14:ligatures w14:val="none"/>
-        </w:rPr>
-      </w:pPr>
-    </w:p>
-    <w:p>
-      <w:pPr>
-        <w:spacing w:after="0" w:line="240" w:lineRule="auto"/>
-        <w:jc w:val="both"/>
-        <w:rPr>
-          <w:rFonts w:ascii="Arial Narrow" w:eastAsia="Arial Narrow" w:hAnsi="Arial Narrow" w:cs="Arial Narrow"/>
-          <w:color w:val="000000"/>
-          <w:kern w:val="0"/>
-          <w:lang w:eastAsia="es-PE"/>
-          <w14:ligatures w14:val="none"/>
-        </w:rPr>
-      </w:pPr>
-      <w:r>
-        <w:rPr>
-          <w:rFonts w:ascii="Arial Narrow" w:hAnsi="Arial Narrow" w:cs="Arial Narrow"/>
+          <w:sz w:val="22"/>
+          <w:szCs w:val="22"/>
+          <w:lang w:eastAsia="es-PE"/>
+          <w14:ligatures w14:val="none"/>
+        </w:rPr>
+      </w:pPr>
+    </w:p>
+    <w:p>
+      <w:pPr>
+        <w:spacing w:after="0" w:line="240" w:lineRule="auto"/>
+        <w:jc w:val="both"/>
+        <w:rPr>
+          <w:rFonts w:ascii="Arial Narrow" w:eastAsia="Arial Narrow" w:hAnsi="Arial Narrow" w:cs="Arial Narrow"/>
+          <w:color w:val="000000"/>
+          <w:kern w:val="0"/>
+          <w:sz w:val="22"/>
+          <w:szCs w:val="22"/>
+          <w:lang w:eastAsia="es-PE"/>
+          <w14:ligatures w14:val="none"/>
+        </w:rPr>
+      </w:pPr>
+      <w:r>
+        <w:rPr>
+          <w:rFonts w:ascii="Arial Narrow" w:eastAsia="Arial Narrow" w:hAnsi="Arial Narrow" w:cs="Arial Narrow"/>
           <w:b w:val="1"/>
           <w:bCs w:val="1"/>
-          <w:sz w:val="20"/>
-          <w:szCs w:val="20"/>
+          <w:sz w:val="22"/>
+          <w:szCs w:val="22"/>
         </w:rPr>
         <w:t xml:space="preserve">CUARTO: </w:t>
       </w:r>
       <w:r>
         <w:rPr>
-          <w:rFonts w:ascii="Arial Narrow" w:hAnsi="Arial Narrow" w:cs="Arial Narrow"/>
-          <w:sz w:val="20"/>
-          <w:szCs w:val="20"/>
+          <w:rFonts w:ascii="Arial Narrow" w:eastAsia="Arial Narrow" w:hAnsi="Arial Narrow" w:cs="Arial Narrow"/>
+          <w:sz w:val="22"/>
+          <w:szCs w:val="22"/>
         </w:rPr>
         <w:t xml:space="preserve">correr traslado de la presente resolución a Mapfre Perú Compañía de Seguros y Reaseguros S.A. para que, de conformidad con lo dispuesto por el artículo 26 de la Ley sobre Facultades, Normas y Organización del Indecopi, aprobada por Decreto Legislativo 807</w:t>
       </w:r>
       <w:r>
         <w:rPr>
           <w:rStyle w:val="Refdenotaalpie"/>
-          <w:rFonts w:ascii="Arial Narrow" w:eastAsia="Times New Roman" w:hAnsi="Arial Narrow" w:cs="Times New Roman"/>
-          <w:color w:val="000000"/>
-          <w:kern w:val="0"/>
+          <w:rFonts w:ascii="Arial Narrow" w:eastAsia="Arial Narrow" w:hAnsi="Arial Narrow" w:cs="Arial Narrow"/>
+          <w:color w:val="000000"/>
+          <w:kern w:val="0"/>
+          <w:sz w:val="22"/>
+          <w:szCs w:val="22"/>
           <w:vertAlign w:val="superscript"/>
           <w:lang w:val="es-ES" w:eastAsia="es-ES"/>
           <w14:ligatures w14:val="none"/>
@@ -3725,18 +4381,20 @@
       </w:r>
       <w:r>
         <w:rPr>
-          <w:rFonts w:ascii="Arial Narrow" w:hAnsi="Arial Narrow" w:cs="Arial Narrow"/>
-          <w:sz w:val="20"/>
-          <w:szCs w:val="20"/>
+          <w:rFonts w:ascii="Arial Narrow" w:eastAsia="Arial Narrow" w:hAnsi="Arial Narrow" w:cs="Arial Narrow"/>
+          <w:sz w:val="22"/>
+          <w:szCs w:val="22"/>
         </w:rPr>
         <w:t xml:space="preserve">, presente sus descargos sobre la imputación de cargos realizada en un plazo no mayor a cinco (5) días hábiles contado a partir del día siguiente de la notificación de la presente resolución, vencido el cual, el Secretario Técnico declarará en rebeldía al denunciado que no lo hubiera presentado. Debe precisarse que de conformidad con lo establecido por el artículo 223 del Texto Único Ordenado de la Ley 27444, Ley del Procedimiento Administrativo General</w:t>
       </w:r>
       <w:r>
         <w:rPr>
           <w:rStyle w:val="Refdenotaalpie"/>
-          <w:rFonts w:ascii="Arial Narrow" w:eastAsia="Times New Roman" w:hAnsi="Arial Narrow" w:cs="Times New Roman"/>
-          <w:color w:val="000000"/>
-          <w:kern w:val="0"/>
+          <w:rFonts w:ascii="Arial Narrow" w:eastAsia="Arial Narrow" w:hAnsi="Arial Narrow" w:cs="Arial Narrow"/>
+          <w:color w:val="000000"/>
+          <w:kern w:val="0"/>
+          <w:sz w:val="22"/>
+          <w:szCs w:val="22"/>
           <w:vertAlign w:val="superscript"/>
           <w:lang w:val="es-ES" w:eastAsia="es-ES"/>
           <w14:ligatures w14:val="none"/>
@@ -3745,9 +4403,9 @@
       </w:r>
       <w:r>
         <w:rPr>
-          <w:rFonts w:ascii="Arial Narrow" w:hAnsi="Arial Narrow" w:cs="Arial Narrow"/>
-          <w:sz w:val="20"/>
-          <w:szCs w:val="20"/>
+          <w:rFonts w:ascii="Arial Narrow" w:eastAsia="Arial Narrow" w:hAnsi="Arial Narrow" w:cs="Arial Narrow"/>
+          <w:sz w:val="22"/>
+          <w:szCs w:val="22"/>
         </w:rPr>
         <w:t xml:space="preserve">, las alegaciones y los hechos relevantes de la reclamación, salvo que hayan sido específicamente negadas en la contestación, se tendrán por aceptadas o merituadas como ciertas.</w:t>
       </w:r>
@@ -3760,19 +4418,23 @@
           <w:rFonts w:ascii="Arial Narrow" w:eastAsia="Arial Narrow" w:hAnsi="Arial Narrow" w:cs="Arial Narrow"/>
           <w:color w:val="000000"/>
           <w:kern w:val="0"/>
-          <w:lang w:eastAsia="es-PE"/>
-          <w14:ligatures w14:val="none"/>
-        </w:rPr>
-      </w:pPr>
-    </w:p>
-    <w:p>
-      <w:pPr>
-        <w:spacing w:after="0" w:line="240" w:lineRule="auto"/>
-        <w:jc w:val="both"/>
-        <w:rPr>
-          <w:rFonts w:ascii="Arial Narrow" w:eastAsia="Times New Roman" w:hAnsi="Arial Narrow" w:cs="Arial"/>
-          <w:color w:val="000000"/>
-          <w:kern w:val="0"/>
+          <w:sz w:val="22"/>
+          <w:szCs w:val="22"/>
+          <w:lang w:eastAsia="es-PE"/>
+          <w14:ligatures w14:val="none"/>
+        </w:rPr>
+      </w:pPr>
+    </w:p>
+    <w:p>
+      <w:pPr>
+        <w:spacing w:after="0" w:line="240" w:lineRule="auto"/>
+        <w:jc w:val="both"/>
+        <w:rPr>
+          <w:rFonts w:ascii="Arial Narrow" w:eastAsia="Arial Narrow" w:hAnsi="Arial Narrow" w:cs="Arial Narrow"/>
+          <w:color w:val="000000"/>
+          <w:kern w:val="0"/>
+          <w:sz w:val="22"/>
+          <w:szCs w:val="22"/>
           <w:lang w:val="es-ES" w:eastAsia="es-ES"/>
           <w14:ligatures w14:val="none"/>
         </w:rPr>
@@ -3783,6 +4445,8 @@
           <w:b/>
           <w:color w:val="000000"/>
           <w:kern w:val="0"/>
+          <w:sz w:val="22"/>
+          <w:szCs w:val="22"/>
           <w:lang w:eastAsia="es-PE"/>
           <w14:ligatures w14:val="none"/>
         </w:rPr>
@@ -3791,9 +4455,11 @@
       <w:bookmarkStart w:id="4" w:name="_Hlk188286813"/>
       <w:r>
         <w:rPr>
-          <w:rFonts w:ascii="Arial Narrow" w:eastAsia="Times New Roman" w:hAnsi="Arial Narrow" w:cs="Arial"/>
-          <w:color w:val="000000"/>
-          <w:kern w:val="0"/>
+          <w:rFonts w:ascii="Arial Narrow" w:eastAsia="Arial Narrow" w:hAnsi="Arial Narrow" w:cs="Arial Narrow"/>
+          <w:color w:val="000000"/>
+          <w:kern w:val="0"/>
+          <w:sz w:val="22"/>
+          <w:szCs w:val="22"/>
           <w:lang w:eastAsia="es-ES"/>
           <w14:ligatures w14:val="none"/>
         </w:rPr>
@@ -3801,9 +4467,11 @@
       </w:r>
       <w:r>
         <w:rPr>
-          <w:rFonts w:ascii="Arial Narrow" w:eastAsia="Times New Roman" w:hAnsi="Arial Narrow" w:cs="Arial"/>
-          <w:color w:val="000000"/>
-          <w:kern w:val="0"/>
+          <w:rFonts w:ascii="Arial Narrow" w:eastAsia="Arial Narrow" w:hAnsi="Arial Narrow" w:cs="Arial Narrow"/>
+          <w:color w:val="000000"/>
+          <w:kern w:val="0"/>
+          <w:sz w:val="22"/>
+          <w:szCs w:val="22"/>
           <w:lang w:val="es-ES" w:eastAsia="es-ES"/>
           <w14:ligatures w14:val="none"/>
         </w:rPr>
@@ -3811,9 +4479,11 @@
       </w:r>
       <w:r>
         <w:rPr>
-          <w:rFonts w:ascii="Arial Narrow" w:eastAsia="Times New Roman" w:hAnsi="Arial Narrow" w:cs="Arial"/>
-          <w:color w:val="000000"/>
-          <w:kern w:val="0"/>
+          <w:rFonts w:ascii="Arial Narrow" w:eastAsia="Arial Narrow" w:hAnsi="Arial Narrow" w:cs="Arial Narrow"/>
+          <w:color w:val="000000"/>
+          <w:kern w:val="0"/>
+          <w:sz w:val="22"/>
+          <w:szCs w:val="22"/>
           <w:lang w:eastAsia="es-ES"/>
           <w14:ligatures w14:val="none"/>
         </w:rPr>
@@ -3822,9 +4492,11 @@
       <w:bookmarkEnd w:id="4"/>
       <w:r>
         <w:rPr>
-          <w:rFonts w:ascii="Arial Narrow" w:eastAsia="Times New Roman" w:hAnsi="Arial Narrow" w:cs="Arial"/>
-          <w:color w:val="000000"/>
-          <w:kern w:val="0"/>
+          <w:rFonts w:ascii="Arial Narrow" w:eastAsia="Arial Narrow" w:hAnsi="Arial Narrow" w:cs="Arial Narrow"/>
+          <w:color w:val="000000"/>
+          <w:kern w:val="0"/>
+          <w:sz w:val="22"/>
+          <w:szCs w:val="22"/>
           <w:lang w:eastAsia="es-ES"/>
           <w14:ligatures w14:val="none"/>
         </w:rPr>
@@ -3833,9 +4505,11 @@
       <w:bookmarkStart w:id="5" w:name="_Hlk188286828"/>
       <w:r>
         <w:rPr>
-          <w:rFonts w:ascii="Arial Narrow" w:eastAsia="Times New Roman" w:hAnsi="Arial Narrow" w:cs="Times New Roman"/>
-          <w:color w:val="000000"/>
-          <w:kern w:val="0"/>
+          <w:rFonts w:ascii="Arial Narrow" w:eastAsia="Arial Narrow" w:hAnsi="Arial Narrow" w:cs="Arial Narrow"/>
+          <w:color w:val="000000"/>
+          <w:kern w:val="0"/>
+          <w:sz w:val="22"/>
+          <w:szCs w:val="22"/>
           <w:shd w:val="clear" w:color="auto" w:fill="FFFFFF"/>
           <w:lang w:eastAsia="es-PE"/>
           <w14:ligatures w14:val="none"/>
@@ -3844,9 +4518,11 @@
       </w:r>
       <w:r>
         <w:rPr>
-          <w:rFonts w:ascii="Arial Narrow" w:eastAsia="Times New Roman" w:hAnsi="Arial Narrow" w:cs="Arial"/>
-          <w:color w:val="000000"/>
-          <w:kern w:val="0"/>
+          <w:rFonts w:ascii="Arial Narrow" w:eastAsia="Arial Narrow" w:hAnsi="Arial Narrow" w:cs="Arial Narrow"/>
+          <w:color w:val="000000"/>
+          <w:kern w:val="0"/>
+          <w:sz w:val="22"/>
+          <w:szCs w:val="22"/>
           <w:lang w:eastAsia="es-ES"/>
           <w14:ligatures w14:val="none"/>
         </w:rPr>
@@ -3855,9 +4531,11 @@
       <w:bookmarkEnd w:id="5"/>
       <w:r>
         <w:rPr>
-          <w:rFonts w:ascii="Arial Narrow" w:eastAsia="Times New Roman" w:hAnsi="Arial Narrow" w:cs="Arial"/>
-          <w:color w:val="000000"/>
-          <w:kern w:val="0"/>
+          <w:rFonts w:ascii="Arial Narrow" w:eastAsia="Arial Narrow" w:hAnsi="Arial Narrow" w:cs="Arial Narrow"/>
+          <w:color w:val="000000"/>
+          <w:kern w:val="0"/>
+          <w:sz w:val="22"/>
+          <w:szCs w:val="22"/>
           <w:lang w:val="es-ES" w:eastAsia="es-ES"/>
           <w14:ligatures w14:val="none"/>
         </w:rPr>
@@ -3865,9 +4543,11 @@
       </w:r>
       <w:r>
         <w:rPr>
-          <w:rFonts w:ascii="Arial Narrow" w:eastAsia="Times New Roman" w:hAnsi="Arial Narrow" w:cs="Arial"/>
-          <w:color w:val="000000"/>
-          <w:kern w:val="0"/>
+          <w:rFonts w:ascii="Arial Narrow" w:eastAsia="Arial Narrow" w:hAnsi="Arial Narrow" w:cs="Arial Narrow"/>
+          <w:color w:val="000000"/>
+          <w:kern w:val="0"/>
+          <w:sz w:val="22"/>
+          <w:szCs w:val="22"/>
           <w:lang w:val="es-ES" w:eastAsia="es-ES"/>
           <w14:ligatures w14:val="none"/>
         </w:rPr>
@@ -3875,9 +4555,11 @@
       </w:r>
       <w:r>
         <w:rPr>
-          <w:rFonts w:ascii="Arial Narrow" w:eastAsia="Times New Roman" w:hAnsi="Arial Narrow" w:cs="Arial"/>
-          <w:color w:val="000000"/>
-          <w:kern w:val="0"/>
+          <w:rFonts w:ascii="Arial Narrow" w:eastAsia="Arial Narrow" w:hAnsi="Arial Narrow" w:cs="Arial Narrow"/>
+          <w:color w:val="000000"/>
+          <w:kern w:val="0"/>
+          <w:sz w:val="22"/>
+          <w:szCs w:val="22"/>
           <w:lang w:val="es-ES" w:eastAsia="es-ES"/>
           <w14:ligatures w14:val="none"/>
         </w:rPr>
@@ -3886,9 +4568,11 @@
       <w:proofErr w:type="spellStart"/>
       <w:r>
         <w:rPr>
-          <w:rFonts w:ascii="Arial Narrow" w:eastAsia="Times New Roman" w:hAnsi="Arial Narrow" w:cs="Arial"/>
-          <w:color w:val="000000"/>
-          <w:kern w:val="0"/>
+          <w:rFonts w:ascii="Arial Narrow" w:eastAsia="Arial Narrow" w:hAnsi="Arial Narrow" w:cs="Arial Narrow"/>
+          <w:color w:val="000000"/>
+          <w:kern w:val="0"/>
+          <w:sz w:val="22"/>
+          <w:szCs w:val="22"/>
           <w:lang w:val="es-ES" w:eastAsia="es-ES"/>
           <w14:ligatures w14:val="none"/>
         </w:rPr>
@@ -3897,9 +4581,11 @@
       <w:proofErr w:type="spellEnd"/>
       <w:r>
         <w:rPr>
-          <w:rFonts w:ascii="Arial Narrow" w:eastAsia="Times New Roman" w:hAnsi="Arial Narrow" w:cs="Arial"/>
-          <w:color w:val="000000"/>
-          <w:kern w:val="0"/>
+          <w:rFonts w:ascii="Arial Narrow" w:eastAsia="Arial Narrow" w:hAnsi="Arial Narrow" w:cs="Arial Narrow"/>
+          <w:color w:val="000000"/>
+          <w:kern w:val="0"/>
+          <w:sz w:val="22"/>
+          <w:szCs w:val="22"/>
           <w:lang w:val="es-ES" w:eastAsia="es-ES"/>
           <w14:ligatures w14:val="none"/>
         </w:rPr>
@@ -3907,9 +4593,11 @@
       </w:r>
       <w:r>
         <w:rPr>
-          <w:rFonts w:ascii="Arial Narrow" w:eastAsia="Times New Roman" w:hAnsi="Arial Narrow" w:cs="Arial"/>
-          <w:color w:val="000000"/>
-          <w:kern w:val="0"/>
+          <w:rFonts w:ascii="Arial Narrow" w:eastAsia="Arial Narrow" w:hAnsi="Arial Narrow" w:cs="Arial Narrow"/>
+          <w:color w:val="000000"/>
+          <w:kern w:val="0"/>
+          <w:sz w:val="22"/>
+          <w:szCs w:val="22"/>
           <w:lang w:val="es-ES" w:eastAsia="es-ES"/>
           <w14:ligatures w14:val="none"/>
         </w:rPr>
@@ -3918,9 +4606,11 @@
       <w:proofErr w:type="spellStart"/>
       <w:r>
         <w:rPr>
-          <w:rFonts w:ascii="Arial Narrow" w:eastAsia="Times New Roman" w:hAnsi="Arial Narrow" w:cs="Arial"/>
-          <w:color w:val="000000"/>
-          <w:kern w:val="0"/>
+          <w:rFonts w:ascii="Arial Narrow" w:eastAsia="Arial Narrow" w:hAnsi="Arial Narrow" w:cs="Arial Narrow"/>
+          <w:color w:val="000000"/>
+          <w:kern w:val="0"/>
+          <w:sz w:val="22"/>
+          <w:szCs w:val="22"/>
           <w:lang w:val="es-ES" w:eastAsia="es-ES"/>
           <w14:ligatures w14:val="none"/>
         </w:rPr>
@@ -3928,9 +4618,11 @@
       </w:r>
       <w:r>
         <w:rPr>
-          <w:rFonts w:ascii="Arial Narrow" w:eastAsia="Times New Roman" w:hAnsi="Arial Narrow" w:cs="Arial"/>
-          <w:color w:val="000000"/>
-          <w:kern w:val="0"/>
+          <w:rFonts w:ascii="Arial Narrow" w:eastAsia="Arial Narrow" w:hAnsi="Arial Narrow" w:cs="Arial Narrow"/>
+          <w:color w:val="000000"/>
+          <w:kern w:val="0"/>
+          <w:sz w:val="22"/>
+          <w:szCs w:val="22"/>
           <w:lang w:val="es-ES" w:eastAsia="es-ES"/>
           <w14:ligatures w14:val="none"/>
         </w:rPr>
@@ -3939,9 +4631,11 @@
       <w:proofErr w:type="spellEnd"/>
       <w:r>
         <w:rPr>
-          <w:rFonts w:ascii="Arial Narrow" w:eastAsia="Times New Roman" w:hAnsi="Arial Narrow" w:cs="Arial"/>
-          <w:color w:val="000000"/>
-          <w:kern w:val="0"/>
+          <w:rFonts w:ascii="Arial Narrow" w:eastAsia="Arial Narrow" w:hAnsi="Arial Narrow" w:cs="Arial Narrow"/>
+          <w:color w:val="000000"/>
+          <w:kern w:val="0"/>
+          <w:sz w:val="22"/>
+          <w:szCs w:val="22"/>
           <w:lang w:val="es-ES" w:eastAsia="es-ES"/>
           <w14:ligatures w14:val="none"/>
         </w:rPr>
@@ -3950,9 +4644,11 @@
       <w:proofErr w:type="spellStart"/>
       <w:r>
         <w:rPr>
-          <w:rFonts w:ascii="Arial Narrow" w:eastAsia="Times New Roman" w:hAnsi="Arial Narrow" w:cs="Arial"/>
-          <w:color w:val="000000"/>
-          <w:kern w:val="0"/>
+          <w:rFonts w:ascii="Arial Narrow" w:eastAsia="Arial Narrow" w:hAnsi="Arial Narrow" w:cs="Arial Narrow"/>
+          <w:color w:val="000000"/>
+          <w:kern w:val="0"/>
+          <w:sz w:val="22"/>
+          <w:szCs w:val="22"/>
           <w:lang w:val="es-ES" w:eastAsia="es-ES"/>
           <w14:ligatures w14:val="none"/>
         </w:rPr>
@@ -3960,9 +4656,11 @@
       </w:r>
       <w:r>
         <w:rPr>
-          <w:rFonts w:ascii="Arial Narrow" w:eastAsia="Times New Roman" w:hAnsi="Arial Narrow" w:cs="Arial"/>
-          <w:color w:val="000000"/>
-          <w:kern w:val="0"/>
+          <w:rFonts w:ascii="Arial Narrow" w:eastAsia="Arial Narrow" w:hAnsi="Arial Narrow" w:cs="Arial Narrow"/>
+          <w:color w:val="000000"/>
+          <w:kern w:val="0"/>
+          <w:sz w:val="22"/>
+          <w:szCs w:val="22"/>
           <w:lang w:val="es-ES" w:eastAsia="es-ES"/>
           <w14:ligatures w14:val="none"/>
         </w:rPr>
@@ -3970,9 +4668,11 @@
       </w:r>
       <w:r>
         <w:rPr>
-          <w:rFonts w:ascii="Arial Narrow" w:eastAsia="Times New Roman" w:hAnsi="Arial Narrow" w:cs="Arial"/>
-          <w:color w:val="000000"/>
-          <w:kern w:val="0"/>
+          <w:rFonts w:ascii="Arial Narrow" w:eastAsia="Arial Narrow" w:hAnsi="Arial Narrow" w:cs="Arial Narrow"/>
+          <w:color w:val="000000"/>
+          <w:kern w:val="0"/>
+          <w:sz w:val="22"/>
+          <w:szCs w:val="22"/>
           <w:lang w:val="es-ES" w:eastAsia="es-ES"/>
           <w14:ligatures w14:val="none"/>
         </w:rPr>
@@ -3981,9 +4681,11 @@
       <w:proofErr w:type="spellEnd"/>
       <w:r>
         <w:rPr>
-          <w:rFonts w:ascii="Arial Narrow" w:eastAsia="Times New Roman" w:hAnsi="Arial Narrow" w:cs="Arial"/>
-          <w:color w:val="000000"/>
-          <w:kern w:val="0"/>
+          <w:rFonts w:ascii="Arial Narrow" w:eastAsia="Arial Narrow" w:hAnsi="Arial Narrow" w:cs="Arial Narrow"/>
+          <w:color w:val="000000"/>
+          <w:kern w:val="0"/>
+          <w:sz w:val="22"/>
+          <w:szCs w:val="22"/>
           <w:lang w:val="es-ES" w:eastAsia="es-ES"/>
           <w14:ligatures w14:val="none"/>
         </w:rPr>
@@ -3992,9 +4694,11 @@
       <w:proofErr w:type="spellStart"/>
       <w:r>
         <w:rPr>
-          <w:rFonts w:ascii="Arial Narrow" w:eastAsia="Times New Roman" w:hAnsi="Arial Narrow" w:cs="Arial"/>
-          <w:color w:val="000000"/>
-          <w:kern w:val="0"/>
+          <w:rFonts w:ascii="Arial Narrow" w:eastAsia="Arial Narrow" w:hAnsi="Arial Narrow" w:cs="Arial Narrow"/>
+          <w:color w:val="000000"/>
+          <w:kern w:val="0"/>
+          <w:sz w:val="22"/>
+          <w:szCs w:val="22"/>
           <w:lang w:val="es-ES" w:eastAsia="es-ES"/>
           <w14:ligatures w14:val="none"/>
         </w:rPr>
@@ -4003,9 +4707,11 @@
       <w:proofErr w:type="spellEnd"/>
       <w:r>
         <w:rPr>
-          <w:rFonts w:ascii="Arial Narrow" w:eastAsia="Times New Roman" w:hAnsi="Arial Narrow" w:cs="Arial"/>
-          <w:color w:val="000000"/>
-          <w:kern w:val="0"/>
+          <w:rFonts w:ascii="Arial Narrow" w:eastAsia="Arial Narrow" w:hAnsi="Arial Narrow" w:cs="Arial Narrow"/>
+          <w:color w:val="000000"/>
+          <w:kern w:val="0"/>
+          <w:sz w:val="22"/>
+          <w:szCs w:val="22"/>
           <w:lang w:val="es-ES" w:eastAsia="es-ES"/>
           <w14:ligatures w14:val="none"/>
         </w:rPr>
@@ -4013,9 +4719,11 @@
       </w:r>
       <w:r>
         <w:rPr>
-          <w:rFonts w:ascii="Arial Narrow" w:eastAsia="Times New Roman" w:hAnsi="Arial Narrow" w:cs="Arial"/>
-          <w:color w:val="000000"/>
-          <w:kern w:val="0"/>
+          <w:rFonts w:ascii="Arial Narrow" w:eastAsia="Arial Narrow" w:hAnsi="Arial Narrow" w:cs="Arial Narrow"/>
+          <w:color w:val="000000"/>
+          <w:kern w:val="0"/>
+          <w:sz w:val="22"/>
+          <w:szCs w:val="22"/>
           <w:lang w:val="es-ES" w:eastAsia="es-ES"/>
           <w14:ligatures w14:val="none"/>
         </w:rPr>
@@ -4031,6 +4739,8 @@
           <w:b/>
           <w:color w:val="000000"/>
           <w:kern w:val="0"/>
+          <w:sz w:val="22"/>
+          <w:szCs w:val="22"/>
           <w:lang w:val="es-ES" w:eastAsia="es-PE"/>
           <w14:ligatures w14:val="none"/>
         </w:rPr>
@@ -4044,16 +4754,20 @@
           <w:rFonts w:ascii="Arial Narrow" w:eastAsia="Arial Narrow" w:hAnsi="Arial Narrow" w:cs="Arial Narrow"/>
           <w:color w:val="000000"/>
           <w:kern w:val="0"/>
-          <w:lang w:eastAsia="es-PE"/>
-          <w14:ligatures w14:val="none"/>
-        </w:rPr>
-      </w:pPr>
-      <w:r>
-        <w:rPr>
-          <w:rFonts w:ascii="Arial Narrow" w:eastAsia="Arial Narrow" w:hAnsi="Arial Narrow" w:cs="Arial Narrow"/>
-          <w:b/>
-          <w:color w:val="000000"/>
-          <w:kern w:val="0"/>
+          <w:sz w:val="22"/>
+          <w:szCs w:val="22"/>
+          <w:lang w:eastAsia="es-PE"/>
+          <w14:ligatures w14:val="none"/>
+        </w:rPr>
+      </w:pPr>
+      <w:r>
+        <w:rPr>
+          <w:rFonts w:ascii="Arial Narrow" w:eastAsia="Arial Narrow" w:hAnsi="Arial Narrow" w:cs="Arial Narrow"/>
+          <w:b/>
+          <w:color w:val="000000"/>
+          <w:kern w:val="0"/>
+          <w:sz w:val="22"/>
+          <w:szCs w:val="22"/>
           <w:lang w:eastAsia="es-PE"/>
           <w14:ligatures w14:val="none"/>
         </w:rPr>
@@ -4064,6 +4778,8 @@
           <w:rFonts w:ascii="Arial Narrow" w:eastAsia="Arial Narrow" w:hAnsi="Arial Narrow" w:cs="Arial Narrow"/>
           <w:color w:val="000000"/>
           <w:kern w:val="0"/>
+          <w:sz w:val="22"/>
+          <w:szCs w:val="22"/>
           <w:lang w:eastAsia="es-PE"/>
           <w14:ligatures w14:val="none"/>
         </w:rPr>
@@ -4075,6 +4791,8 @@
           <w:rFonts w:ascii="Arial Narrow" w:eastAsia="Arial Narrow" w:hAnsi="Arial Narrow" w:cs="Arial Narrow"/>
           <w:color w:val="000000"/>
           <w:kern w:val="0"/>
+          <w:sz w:val="22"/>
+          <w:szCs w:val="22"/>
           <w:lang w:eastAsia="es-PE"/>
           <w14:ligatures w14:val="none"/>
         </w:rPr>
@@ -4082,9 +4800,11 @@
       </w:r>
       <w:r>
         <w:rPr>
-          <w:rFonts w:ascii="Arial Narrow" w:eastAsia="Times New Roman" w:hAnsi="Arial Narrow" w:cs="Segoe UI"/>
-          <w:color w:val="000000"/>
-          <w:kern w:val="0"/>
+          <w:rFonts w:ascii="Arial Narrow" w:eastAsia="Arial Narrow" w:hAnsi="Arial Narrow" w:cs="Arial Narrow"/>
+          <w:color w:val="000000"/>
+          <w:kern w:val="0"/>
+          <w:sz w:val="22"/>
+          <w:szCs w:val="22"/>
           <w:lang w:eastAsia="es-PE"/>
           <w14:ligatures w14:val="none"/>
         </w:rPr>
@@ -4095,6 +4815,8 @@
           <w:rFonts w:ascii="Arial Narrow" w:eastAsia="Arial Narrow" w:hAnsi="Arial Narrow" w:cs="Arial Narrow"/>
           <w:color w:val="000000"/>
           <w:kern w:val="0"/>
+          <w:sz w:val="22"/>
+          <w:szCs w:val="22"/>
           <w:lang w:eastAsia="es-PE"/>
           <w14:ligatures w14:val="none"/>
         </w:rPr>
@@ -4103,9 +4825,11 @@
       <w:r>
         <w:rPr>
           <w:rStyle w:val="Refdenotaalpie"/>
-          <w:rFonts w:ascii="Arial Narrow" w:eastAsia="Arial Narrow" w:hAnsi="Arial Narrow" w:cs="Times New Roman"/>
-          <w:color w:val="000000"/>
-          <w:kern w:val="0"/>
+          <w:rFonts w:ascii="Arial Narrow" w:eastAsia="Arial Narrow" w:hAnsi="Arial Narrow" w:cs="Arial Narrow"/>
+          <w:color w:val="000000"/>
+          <w:kern w:val="0"/>
+          <w:sz w:val="22"/>
+          <w:szCs w:val="22"/>
           <w:vertAlign w:val="superscript"/>
           <w:lang w:eastAsia="es-PE"/>
           <w14:ligatures w14:val="none"/>
@@ -4117,6 +4841,8 @@
           <w:rFonts w:ascii="Arial Narrow" w:eastAsia="Arial Narrow" w:hAnsi="Arial Narrow" w:cs="Arial Narrow"/>
           <w:color w:val="000000"/>
           <w:kern w:val="0"/>
+          <w:sz w:val="22"/>
+          <w:szCs w:val="22"/>
           <w:lang w:eastAsia="es-PE"/>
           <w14:ligatures w14:val="none"/>
         </w:rPr>
@@ -4127,6 +4853,8 @@
           <w:rFonts w:ascii="Arial Narrow" w:eastAsia="Arial Narrow" w:hAnsi="Arial Narrow" w:cs="Arial Narrow"/>
           <w:color w:val="000000"/>
           <w:kern w:val="0"/>
+          <w:sz w:val="22"/>
+          <w:szCs w:val="22"/>
           <w:lang w:eastAsia="es-PE"/>
           <w14:ligatures w14:val="none"/>
         </w:rPr>
@@ -4135,9 +4863,11 @@
       </w:r>
       <w:r>
         <w:rPr>
-          <w:rFonts w:ascii="Arial Narrow" w:eastAsia="Times New Roman" w:hAnsi="Arial Narrow" w:cs="Segoe UI"/>
-          <w:color w:val="000000"/>
-          <w:kern w:val="0"/>
+          <w:rFonts w:ascii="Arial Narrow" w:eastAsia="Arial Narrow" w:hAnsi="Arial Narrow" w:cs="Arial Narrow"/>
+          <w:color w:val="000000"/>
+          <w:kern w:val="0"/>
+          <w:sz w:val="22"/>
+          <w:szCs w:val="22"/>
           <w:lang w:eastAsia="es-PE"/>
           <w14:ligatures w14:val="none"/>
         </w:rPr>
@@ -4148,6 +4878,8 @@
           <w:rFonts w:ascii="Arial Narrow" w:eastAsia="Arial Narrow" w:hAnsi="Arial Narrow" w:cs="Arial Narrow"/>
           <w:color w:val="000000"/>
           <w:kern w:val="0"/>
+          <w:sz w:val="22"/>
+          <w:szCs w:val="22"/>
           <w:lang w:eastAsia="es-PE"/>
           <w14:ligatures w14:val="none"/>
         </w:rPr>
@@ -4155,9 +4887,11 @@
       </w:r>
       <w:r>
         <w:rPr>
-          <w:rFonts w:ascii="Arial Narrow" w:eastAsia="Times New Roman" w:hAnsi="Arial Narrow" w:cs="Segoe UI"/>
-          <w:color w:val="000000"/>
-          <w:kern w:val="0"/>
+          <w:rFonts w:ascii="Arial Narrow" w:eastAsia="Arial Narrow" w:hAnsi="Arial Narrow" w:cs="Arial Narrow"/>
+          <w:color w:val="000000"/>
+          <w:kern w:val="0"/>
+          <w:sz w:val="22"/>
+          <w:szCs w:val="22"/>
           <w:lang w:eastAsia="es-PE"/>
           <w14:ligatures w14:val="none"/>
         </w:rPr>
@@ -4168,6 +4902,8 @@
           <w:rFonts w:ascii="Arial Narrow" w:eastAsia="Arial Narrow" w:hAnsi="Arial Narrow" w:cs="Arial Narrow"/>
           <w:color w:val="000000"/>
           <w:kern w:val="0"/>
+          <w:sz w:val="22"/>
+          <w:szCs w:val="22"/>
           <w:lang w:eastAsia="es-PE"/>
           <w14:ligatures w14:val="none"/>
         </w:rPr>
@@ -4175,9 +4911,11 @@
       </w:r>
       <w:r>
         <w:rPr>
-          <w:rFonts w:ascii="Arial Narrow" w:eastAsia="Times New Roman" w:hAnsi="Arial Narrow" w:cs="Segoe UI"/>
-          <w:color w:val="000000"/>
-          <w:kern w:val="0"/>
+          <w:rFonts w:ascii="Arial Narrow" w:eastAsia="Arial Narrow" w:hAnsi="Arial Narrow" w:cs="Arial Narrow"/>
+          <w:color w:val="000000"/>
+          <w:kern w:val="0"/>
+          <w:sz w:val="22"/>
+          <w:szCs w:val="22"/>
           <w:lang w:eastAsia="es-PE"/>
           <w14:ligatures w14:val="none"/>
         </w:rPr>
@@ -4188,6 +4926,8 @@
           <w:rFonts w:ascii="Arial Narrow" w:eastAsia="Arial Narrow" w:hAnsi="Arial Narrow" w:cs="Arial Narrow"/>
           <w:color w:val="000000"/>
           <w:kern w:val="0"/>
+          <w:sz w:val="22"/>
+          <w:szCs w:val="22"/>
           <w:lang w:eastAsia="es-PE"/>
           <w14:ligatures w14:val="none"/>
         </w:rPr>
@@ -4196,9 +4936,11 @@
       <w:r>
         <w:rPr>
           <w:rStyle w:val="Refdenotaalpie"/>
-          <w:rFonts w:ascii="Arial Narrow" w:eastAsia="Arial Narrow" w:hAnsi="Arial Narrow" w:cs="Times New Roman"/>
-          <w:color w:val="000000"/>
-          <w:kern w:val="0"/>
+          <w:rFonts w:ascii="Arial Narrow" w:eastAsia="Arial Narrow" w:hAnsi="Arial Narrow" w:cs="Arial Narrow"/>
+          <w:color w:val="000000"/>
+          <w:kern w:val="0"/>
+          <w:sz w:val="22"/>
+          <w:szCs w:val="22"/>
           <w:vertAlign w:val="superscript"/>
           <w:lang w:eastAsia="es-PE"/>
           <w14:ligatures w14:val="none"/>
@@ -4210,6 +4952,8 @@
           <w:rFonts w:ascii="Arial Narrow" w:eastAsia="Arial Narrow" w:hAnsi="Arial Narrow" w:cs="Arial Narrow"/>
           <w:color w:val="000000"/>
           <w:kern w:val="0"/>
+          <w:sz w:val="22"/>
+          <w:szCs w:val="22"/>
           <w:lang w:eastAsia="es-PE"/>
           <w14:ligatures w14:val="none"/>
         </w:rPr>
@@ -4221,6 +4965,8 @@
           <w:rFonts w:ascii="Arial Narrow" w:eastAsia="Arial Narrow" w:hAnsi="Arial Narrow" w:cs="Arial Narrow"/>
           <w:color w:val="000000"/>
           <w:kern w:val="0"/>
+          <w:sz w:val="22"/>
+          <w:szCs w:val="22"/>
           <w:lang w:eastAsia="es-PE"/>
           <w14:ligatures w14:val="none"/>
         </w:rPr>
@@ -4231,6 +4977,8 @@
           <w:rFonts w:ascii="Arial Narrow" w:eastAsia="Arial Narrow" w:hAnsi="Arial Narrow" w:cs="Arial Narrow"/>
           <w:color w:val="000000"/>
           <w:kern w:val="0"/>
+          <w:sz w:val="22"/>
+          <w:szCs w:val="22"/>
           <w:lang w:eastAsia="es-PE"/>
           <w14:ligatures w14:val="none"/>
         </w:rPr>
@@ -4239,9 +4987,11 @@
       </w:r>
       <w:r>
         <w:rPr>
-          <w:rFonts w:ascii="Arial Narrow" w:eastAsia="Times New Roman" w:hAnsi="Arial Narrow" w:cs="Segoe UI"/>
-          <w:color w:val="000000"/>
-          <w:kern w:val="0"/>
+          <w:rFonts w:ascii="Arial Narrow" w:eastAsia="Arial Narrow" w:hAnsi="Arial Narrow" w:cs="Arial Narrow"/>
+          <w:color w:val="000000"/>
+          <w:kern w:val="0"/>
+          <w:sz w:val="22"/>
+          <w:szCs w:val="22"/>
           <w:lang w:eastAsia="es-PE"/>
           <w14:ligatures w14:val="none"/>
         </w:rPr>
@@ -4252,6 +5002,8 @@
           <w:rFonts w:ascii="Arial Narrow" w:eastAsia="Arial Narrow" w:hAnsi="Arial Narrow" w:cs="Arial Narrow"/>
           <w:color w:val="000000"/>
           <w:kern w:val="0"/>
+          <w:sz w:val="22"/>
+          <w:szCs w:val="22"/>
           <w:lang w:eastAsia="es-PE"/>
           <w14:ligatures w14:val="none"/>
         </w:rPr>
@@ -4260,9 +5012,11 @@
       <w:r>
         <w:rPr>
           <w:rStyle w:val="Refdenotaalpie"/>
-          <w:rFonts w:ascii="Arial Narrow" w:eastAsia="Arial Narrow" w:hAnsi="Arial Narrow" w:cs="Times New Roman"/>
-          <w:color w:val="000000"/>
-          <w:kern w:val="0"/>
+          <w:rFonts w:ascii="Arial Narrow" w:eastAsia="Arial Narrow" w:hAnsi="Arial Narrow" w:cs="Arial Narrow"/>
+          <w:color w:val="000000"/>
+          <w:kern w:val="0"/>
+          <w:sz w:val="22"/>
+          <w:szCs w:val="22"/>
           <w:vertAlign w:val="superscript"/>
           <w:lang w:eastAsia="es-PE"/>
           <w14:ligatures w14:val="none"/>
@@ -4274,6 +5028,8 @@
           <w:rFonts w:ascii="Arial Narrow" w:eastAsia="Arial Narrow" w:hAnsi="Arial Narrow" w:cs="Arial Narrow"/>
           <w:color w:val="000000"/>
           <w:kern w:val="0"/>
+          <w:sz w:val="22"/>
+          <w:szCs w:val="22"/>
           <w:lang w:eastAsia="es-PE"/>
           <w14:ligatures w14:val="none"/>
         </w:rPr>
@@ -4290,6 +5046,8 @@
           <w:b/>
           <w:color w:val="000000"/>
           <w:kern w:val="0"/>
+          <w:sz w:val="22"/>
+          <w:szCs w:val="22"/>
           <w:lang w:eastAsia="es-PE"/>
           <w14:ligatures w14:val="none"/>
         </w:rPr>
@@ -4304,16 +5062,20 @@
           <w:rFonts w:ascii="Arial Narrow" w:eastAsia="Arial Narrow" w:hAnsi="Arial Narrow" w:cs="Arial Narrow"/>
           <w:color w:val="000000"/>
           <w:kern w:val="0"/>
-          <w:lang w:eastAsia="es-PE"/>
-          <w14:ligatures w14:val="none"/>
-        </w:rPr>
-      </w:pPr>
-      <w:r>
-        <w:rPr>
-          <w:rFonts w:ascii="Arial Narrow" w:eastAsia="Arial Narrow" w:hAnsi="Arial Narrow" w:cs="Arial Narrow"/>
-          <w:b/>
-          <w:color w:val="000000"/>
-          <w:kern w:val="0"/>
+          <w:sz w:val="22"/>
+          <w:szCs w:val="22"/>
+          <w:lang w:eastAsia="es-PE"/>
+          <w14:ligatures w14:val="none"/>
+        </w:rPr>
+      </w:pPr>
+      <w:r>
+        <w:rPr>
+          <w:rFonts w:ascii="Arial Narrow" w:eastAsia="Arial Narrow" w:hAnsi="Arial Narrow" w:cs="Arial Narrow"/>
+          <w:b/>
+          <w:color w:val="000000"/>
+          <w:kern w:val="0"/>
+          <w:sz w:val="22"/>
+          <w:szCs w:val="22"/>
           <w:lang w:eastAsia="es-PE"/>
           <w14:ligatures w14:val="none"/>
         </w:rPr>
@@ -4324,6 +5086,8 @@
           <w:rFonts w:ascii="Arial Narrow" w:eastAsia="Arial Narrow" w:hAnsi="Arial Narrow" w:cs="Arial Narrow"/>
           <w:color w:val="000000"/>
           <w:kern w:val="0"/>
+          <w:sz w:val="22"/>
+          <w:szCs w:val="22"/>
           <w:lang w:eastAsia="es-PE"/>
           <w14:ligatures w14:val="none"/>
         </w:rPr>
@@ -4331,9 +5095,11 @@
       </w:r>
       <w:r>
         <w:rPr>
-          <w:rFonts w:ascii="Arial Narrow" w:eastAsia="Times New Roman" w:hAnsi="Arial Narrow" w:cs="Segoe UI"/>
-          <w:color w:val="000000"/>
-          <w:kern w:val="0"/>
+          <w:rFonts w:ascii="Arial Narrow" w:eastAsia="Arial Narrow" w:hAnsi="Arial Narrow" w:cs="Arial Narrow"/>
+          <w:color w:val="000000"/>
+          <w:kern w:val="0"/>
+          <w:sz w:val="22"/>
+          <w:szCs w:val="22"/>
           <w:lang w:eastAsia="es-PE"/>
           <w14:ligatures w14:val="none"/>
         </w:rPr>
@@ -4344,6 +5110,8 @@
           <w:rFonts w:ascii="Arial Narrow" w:eastAsia="Arial Narrow" w:hAnsi="Arial Narrow" w:cs="Arial Narrow"/>
           <w:color w:val="000000"/>
           <w:kern w:val="0"/>
+          <w:sz w:val="22"/>
+          <w:szCs w:val="22"/>
           <w:lang w:eastAsia="es-PE"/>
           <w14:ligatures w14:val="none"/>
         </w:rPr>
@@ -4359,6 +5127,8 @@
           <w:rFonts w:ascii="Arial Narrow" w:eastAsia="Arial Narrow" w:hAnsi="Arial Narrow" w:cs="Arial Narrow"/>
           <w:color w:val="000000"/>
           <w:kern w:val="0"/>
+          <w:sz w:val="22"/>
+          <w:szCs w:val="22"/>
           <w:lang w:eastAsia="es-PE"/>
           <w14:ligatures w14:val="none"/>
         </w:rPr>
@@ -4370,62 +5140,76 @@
         <w:spacing w:after="0" w:line="240" w:lineRule="auto"/>
         <w:jc w:val="both"/>
         <w:rPr>
-          <w:rFonts w:ascii="Arial Narrow" w:eastAsia="Calibri" w:hAnsi="Arial Narrow" w:cs="Arial"/>
-          <w:kern w:val="0"/>
+          <w:rFonts w:ascii="Arial Narrow" w:eastAsia="Arial Narrow" w:hAnsi="Arial Narrow" w:cs="Arial Narrow"/>
+          <w:kern w:val="0"/>
+          <w:sz w:val="22"/>
+          <w:szCs w:val="22"/>
           <w:u w:val="single"/>
           <w14:ligatures w14:val="none"/>
         </w:rPr>
       </w:pPr>
       <w:r>
         <w:rPr>
-          <w:rFonts w:ascii="Arial Narrow" w:eastAsia="Calibri" w:hAnsi="Arial Narrow" w:cs="Arial"/>
+          <w:rFonts w:ascii="Arial Narrow" w:eastAsia="Arial Narrow" w:hAnsi="Arial Narrow" w:cs="Arial Narrow"/>
           <w:b/>
           <w:bCs/>
           <w:kern w:val="0"/>
           <w14:ligatures w14:val="none"/>
+          <w:sz w:val="22"/>
+          <w:szCs w:val="22"/>
         </w:rPr>
         <w:t>OCTAVO</w:t>
       </w:r>
       <w:r>
         <w:rPr>
-          <w:rFonts w:ascii="Arial Narrow" w:eastAsia="Calibri" w:hAnsi="Arial Narrow" w:cs="Arial"/>
-          <w:b/>
-          <w:kern w:val="0"/>
-          <w14:ligatures w14:val="none"/>
+          <w:rFonts w:ascii="Arial Narrow" w:eastAsia="Arial Narrow" w:hAnsi="Arial Narrow" w:cs="Arial Narrow"/>
+          <w:b/>
+          <w:kern w:val="0"/>
+          <w14:ligatures w14:val="none"/>
+          <w:sz w:val="22"/>
+          <w:szCs w:val="22"/>
         </w:rPr>
         <w:t>:</w:t>
       </w:r>
       <w:r>
         <w:rPr>
-          <w:rFonts w:ascii="Arial Narrow" w:eastAsia="Calibri" w:hAnsi="Arial Narrow" w:cs="Arial"/>
-          <w:kern w:val="0"/>
-          <w14:ligatures w14:val="none"/>
+          <w:rFonts w:ascii="Arial Narrow" w:eastAsia="Arial Narrow" w:hAnsi="Arial Narrow" w:cs="Arial Narrow"/>
+          <w:kern w:val="0"/>
+          <w14:ligatures w14:val="none"/>
+          <w:sz w:val="22"/>
+          <w:szCs w:val="22"/>
         </w:rPr>
         <w:t xml:space="preserve"> comunicar a las partes que, </w:t>
       </w:r>
       <w:proofErr w:type="gramStart"/>
       <w:r>
         <w:rPr>
-          <w:rFonts w:ascii="Arial Narrow" w:eastAsia="Calibri" w:hAnsi="Arial Narrow" w:cs="Arial"/>
-          <w:kern w:val="0"/>
-          <w14:ligatures w14:val="none"/>
+          <w:rFonts w:ascii="Arial Narrow" w:eastAsia="Arial Narrow" w:hAnsi="Arial Narrow" w:cs="Arial Narrow"/>
+          <w:kern w:val="0"/>
+          <w14:ligatures w14:val="none"/>
+          <w:sz w:val="22"/>
+          <w:szCs w:val="22"/>
         </w:rPr>
         <w:t>de acuerdo a</w:t>
       </w:r>
       <w:proofErr w:type="gramEnd"/>
       <w:r>
         <w:rPr>
-          <w:rFonts w:ascii="Arial Narrow" w:eastAsia="Calibri" w:hAnsi="Arial Narrow" w:cs="Arial"/>
-          <w:kern w:val="0"/>
-          <w14:ligatures w14:val="none"/>
+          <w:rFonts w:ascii="Arial Narrow" w:eastAsia="Arial Narrow" w:hAnsi="Arial Narrow" w:cs="Arial Narrow"/>
+          <w:kern w:val="0"/>
+          <w14:ligatures w14:val="none"/>
+          <w:sz w:val="22"/>
+          <w:szCs w:val="22"/>
         </w:rPr>
         <w:t xml:space="preserve"> lo señalado por el artículo 29</w:t>
       </w:r>
       <w:r>
         <w:rPr>
-          <w:rFonts w:ascii="Arial Narrow" w:eastAsia="Times New Roman" w:hAnsi="Arial Narrow" w:cs="Segoe UI"/>
-          <w:color w:val="000000"/>
-          <w:kern w:val="0"/>
+          <w:rFonts w:ascii="Arial Narrow" w:eastAsia="Arial Narrow" w:hAnsi="Arial Narrow" w:cs="Arial Narrow"/>
+          <w:color w:val="000000"/>
+          <w:kern w:val="0"/>
+          <w:sz w:val="22"/>
+          <w:szCs w:val="22"/>
           <w:lang w:eastAsia="es-PE"/>
           <w14:ligatures w14:val="none"/>
         </w:rPr>
@@ -4433,35 +5217,43 @@
       </w:r>
       <w:r>
         <w:rPr>
-          <w:rFonts w:ascii="Arial Narrow" w:eastAsia="Calibri" w:hAnsi="Arial Narrow" w:cs="Arial"/>
-          <w:kern w:val="0"/>
-          <w14:ligatures w14:val="none"/>
+          <w:rFonts w:ascii="Arial Narrow" w:eastAsia="Arial Narrow" w:hAnsi="Arial Narrow" w:cs="Arial Narrow"/>
+          <w:kern w:val="0"/>
+          <w14:ligatures w14:val="none"/>
+          <w:sz w:val="22"/>
+          <w:szCs w:val="22"/>
         </w:rPr>
         <w:t xml:space="preserve"> del Decreto Legislativo </w:t>
       </w:r>
       <w:proofErr w:type="spellStart"/>
       <w:r>
         <w:rPr>
-          <w:rFonts w:ascii="Arial Narrow" w:eastAsia="Calibri" w:hAnsi="Arial Narrow" w:cs="Arial"/>
-          <w:kern w:val="0"/>
-          <w14:ligatures w14:val="none"/>
+          <w:rFonts w:ascii="Arial Narrow" w:eastAsia="Arial Narrow" w:hAnsi="Arial Narrow" w:cs="Arial Narrow"/>
+          <w:kern w:val="0"/>
+          <w14:ligatures w14:val="none"/>
+          <w:sz w:val="22"/>
+          <w:szCs w:val="22"/>
         </w:rPr>
         <w:t/>
       </w:r>
       <w:proofErr w:type="spellEnd"/>
       <w:r>
         <w:rPr>
-          <w:rFonts w:ascii="Arial Narrow" w:eastAsia="Calibri" w:hAnsi="Arial Narrow" w:cs="Arial"/>
-          <w:kern w:val="0"/>
-          <w14:ligatures w14:val="none"/>
+          <w:rFonts w:ascii="Arial Narrow" w:eastAsia="Arial Narrow" w:hAnsi="Arial Narrow" w:cs="Arial Narrow"/>
+          <w:kern w:val="0"/>
+          <w14:ligatures w14:val="none"/>
+          <w:sz w:val="22"/>
+          <w:szCs w:val="22"/>
         </w:rPr>
         <w:t xml:space="preserve"> 807</w:t>
       </w:r>
       <w:r>
         <w:rPr>
           <w:rStyle w:val="Refdenotaalpie"/>
-          <w:rFonts w:ascii="Arial Narrow" w:eastAsia="Calibri" w:hAnsi="Arial Narrow" w:cs="Arial"/>
-          <w:kern w:val="0"/>
+          <w:rFonts w:ascii="Arial Narrow" w:eastAsia="Arial Narrow" w:hAnsi="Arial Narrow" w:cs="Arial Narrow"/>
+          <w:kern w:val="0"/>
+          <w:sz w:val="22"/>
+          <w:szCs w:val="22"/>
           <w:vertAlign w:val="superscript"/>
           <w14:ligatures w14:val="none"/>
         </w:rPr>
@@ -4469,16 +5261,20 @@
       </w:r>
       <w:r>
         <w:rPr>
-          <w:rFonts w:ascii="Arial Narrow" w:eastAsia="Calibri" w:hAnsi="Arial Narrow" w:cs="Arial"/>
-          <w:kern w:val="0"/>
-          <w14:ligatures w14:val="none"/>
+          <w:rFonts w:ascii="Arial Narrow" w:eastAsia="Arial Narrow" w:hAnsi="Arial Narrow" w:cs="Arial Narrow"/>
+          <w:kern w:val="0"/>
+          <w14:ligatures w14:val="none"/>
+          <w:sz w:val="22"/>
+          <w:szCs w:val="22"/>
         </w:rPr>
         <w:t xml:space="preserve">, hasta antes de la emisión de la Resolución Final tienen la posibilidad de solicitar una audiencia de conciliación. En caso deleguen a favor de una tercera persona su actuación en la diligencia programada, esta deberá presentar un poder especial con firma legalizada ante Notario Público, donde conste </w:t>
       </w:r>
       <w:r>
         <w:rPr>
-          <w:rFonts w:ascii="Arial Narrow" w:eastAsia="Calibri" w:hAnsi="Arial Narrow" w:cs="Arial"/>
-          <w:kern w:val="0"/>
+          <w:rFonts w:ascii="Arial Narrow" w:eastAsia="Arial Narrow" w:hAnsi="Arial Narrow" w:cs="Arial Narrow"/>
+          <w:kern w:val="0"/>
+          <w:sz w:val="22"/>
+          <w:szCs w:val="22"/>
           <w:u w:val="single"/>
           <w14:ligatures w14:val="none"/>
         </w:rPr>
@@ -4486,27 +5282,33 @@
       </w:r>
       <w:r>
         <w:rPr>
-          <w:rFonts w:ascii="Arial Narrow" w:eastAsia="Calibri" w:hAnsi="Arial Narrow" w:cs="Arial"/>
+          <w:rFonts w:ascii="Arial Narrow" w:eastAsia="Arial Narrow" w:hAnsi="Arial Narrow" w:cs="Arial Narrow"/>
           <w:bCs/>
           <w:kern w:val="0"/>
           <w14:ligatures w14:val="none"/>
+          <w:sz w:val="22"/>
+          <w:szCs w:val="22"/>
         </w:rPr>
         <w:t>.</w:t>
       </w:r>
       <w:r>
         <w:rPr>
-          <w:rFonts w:ascii="Arial Narrow" w:eastAsia="Calibri" w:hAnsi="Arial Narrow" w:cs="Arial"/>
+          <w:rFonts w:ascii="Arial Narrow" w:eastAsia="Arial Narrow" w:hAnsi="Arial Narrow" w:cs="Arial Narrow"/>
           <w:b/>
           <w:bCs/>
           <w:kern w:val="0"/>
           <w14:ligatures w14:val="none"/>
+          <w:sz w:val="22"/>
+          <w:szCs w:val="22"/>
         </w:rPr>
         <w:t xml:space="preserve"> </w:t>
       </w:r>
       <w:r>
         <w:rPr>
-          <w:rFonts w:ascii="Arial Narrow" w:eastAsia="Calibri" w:hAnsi="Arial Narrow" w:cs="Arial"/>
-          <w:kern w:val="0"/>
+          <w:rFonts w:ascii="Arial Narrow" w:eastAsia="Arial Narrow" w:hAnsi="Arial Narrow" w:cs="Arial Narrow"/>
+          <w:kern w:val="0"/>
+          <w:sz w:val="22"/>
+          <w:szCs w:val="22"/>
           <w:u w:val="single"/>
           <w14:ligatures w14:val="none"/>
         </w:rPr>
@@ -4519,8 +5321,10 @@
         <w:spacing w:after="0" w:line="240" w:lineRule="auto"/>
         <w:jc w:val="both"/>
         <w:rPr>
-          <w:rFonts w:ascii="Arial Narrow" w:eastAsia="Calibri" w:hAnsi="Arial Narrow" w:cs="Arial"/>
-          <w:kern w:val="0"/>
+          <w:rFonts w:ascii="Arial Narrow" w:eastAsia="Arial Narrow" w:hAnsi="Arial Narrow" w:cs="Arial Narrow"/>
+          <w:kern w:val="0"/>
+          <w:sz w:val="22"/>
+          <w:szCs w:val="22"/>
           <w:u w:val="single"/>
           <w14:ligatures w14:val="none"/>
         </w:rPr>
@@ -4532,19 +5336,23 @@
         <w:spacing w:after="0" w:line="240" w:lineRule="auto"/>
         <w:jc w:val="both"/>
         <w:rPr>
-          <w:rFonts w:ascii="Arial Narrow" w:eastAsia="Times New Roman" w:hAnsi="Arial Narrow" w:cs="Times New Roman"/>
-          <w:color w:val="000000"/>
-          <w:kern w:val="0"/>
-          <w:lang w:eastAsia="es-PE"/>
-          <w14:ligatures w14:val="none"/>
-        </w:rPr>
-      </w:pPr>
-      <w:r>
-        <w:rPr>
-          <w:rFonts w:ascii="Arial Narrow" w:eastAsia="Times New Roman" w:hAnsi="Arial Narrow" w:cs="Times New Roman"/>
-          <w:b/>
-          <w:color w:val="000000"/>
-          <w:kern w:val="0"/>
+          <w:rFonts w:ascii="Arial Narrow" w:eastAsia="Arial Narrow" w:hAnsi="Arial Narrow" w:cs="Arial Narrow"/>
+          <w:color w:val="000000"/>
+          <w:kern w:val="0"/>
+          <w:sz w:val="22"/>
+          <w:szCs w:val="22"/>
+          <w:lang w:eastAsia="es-PE"/>
+          <w14:ligatures w14:val="none"/>
+        </w:rPr>
+      </w:pPr>
+      <w:r>
+        <w:rPr>
+          <w:rFonts w:ascii="Arial Narrow" w:eastAsia="Arial Narrow" w:hAnsi="Arial Narrow" w:cs="Arial Narrow"/>
+          <w:b/>
+          <w:color w:val="000000"/>
+          <w:kern w:val="0"/>
+          <w:sz w:val="22"/>
+          <w:szCs w:val="22"/>
           <w:lang w:eastAsia="es-PE"/>
           <w14:ligatures w14:val="none"/>
         </w:rPr>
@@ -4552,9 +5360,11 @@
       </w:r>
       <w:r>
         <w:rPr>
-          <w:rFonts w:ascii="Arial Narrow" w:eastAsia="Times New Roman" w:hAnsi="Arial Narrow" w:cs="Times New Roman"/>
-          <w:color w:val="000000"/>
-          <w:kern w:val="0"/>
+          <w:rFonts w:ascii="Arial Narrow" w:eastAsia="Arial Narrow" w:hAnsi="Arial Narrow" w:cs="Arial Narrow"/>
+          <w:color w:val="000000"/>
+          <w:kern w:val="0"/>
+          <w:sz w:val="22"/>
+          <w:szCs w:val="22"/>
           <w:lang w:eastAsia="es-PE"/>
           <w14:ligatures w14:val="none"/>
         </w:rPr>
@@ -4569,9 +5379,11 @@
         <w:spacing w:after="0" w:line="240" w:lineRule="auto"/>
         <w:jc w:val="both"/>
         <w:rPr>
-          <w:rFonts w:ascii="Arial Narrow" w:eastAsia="Times New Roman" w:hAnsi="Arial Narrow" w:cs="Times New Roman"/>
-          <w:color w:val="000000"/>
-          <w:kern w:val="0"/>
+          <w:rFonts w:ascii="Arial Narrow" w:eastAsia="Arial Narrow" w:hAnsi="Arial Narrow" w:cs="Arial Narrow"/>
+          <w:color w:val="000000"/>
+          <w:kern w:val="0"/>
+          <w:sz w:val="22"/>
+          <w:szCs w:val="22"/>
           <w:lang w:eastAsia="es-PE"/>
           <w14:ligatures w14:val="none"/>
         </w:rPr>
@@ -4583,7 +5395,9 @@
         <w:spacing w:after="0" w:line="240" w:lineRule="auto"/>
         <w:jc w:val="both"/>
         <w:rPr>
-          <w:rFonts w:ascii="Arial Narrow" w:hAnsi="Arial Narrow" w:cs="Arial"/>
+          <w:rFonts w:ascii="Arial Narrow" w:eastAsia="Arial Narrow" w:hAnsi="Arial Narrow" w:cs="Arial Narrow"/>
+          <w:sz w:val="22"/>
+          <w:szCs w:val="22"/>
         </w:rPr>
       </w:pPr>
       <w:r>
@@ -4591,44 +5405,59 @@
           <w:rFonts w:ascii="Arial Narrow" w:eastAsia="Arial Narrow" w:hAnsi="Arial Narrow" w:cs="Arial Narrow"/>
           <w:b/>
           <w:bCs/>
-        </w:rPr>
-        <w:t xml:space="preserve">DÉCIMO: requerir al señor [DENUNCIANTE] para que, dentro del plazo de dos (2) días hábiles siguientes a la fecha en que reciba la notificación en su bandeja de correo electrónico, efectúe la confirmación de recepción de la notificación remitida por este despacho a su correo electrónico, de conformidad con el segundo párrafo del numeral 4 del artículo 20 del Texto Único Ordenado de la Ley del Procedimiento Administrativo General, aprobado mediante Decreto Supremo 006-2026-JUS, bajo apercibimiento de rehacer el acto de notificación y notificarle conforme al numeral 1 del artículo 20 del citado cuerpo normativo.</w:t>
-      </w:r>
-      <w:r>
-        <w:rPr>
-          <w:rFonts w:ascii="Arial Narrow" w:hAnsi="Arial Narrow" w:cs="Arial"/>
-          <w:b/>
+          <w:sz w:val="22"/>
+          <w:szCs w:val="22"/>
+        </w:rPr>
+        <w:t xml:space="preserve">DÉCIMO: </w:t>
+      </w:r>
+      <w:r>
+        <w:rPr>
+          <w:rFonts w:ascii="Arial Narrow" w:eastAsia="Arial Narrow" w:hAnsi="Arial Narrow" w:cs="Arial Narrow"/>
+          <w:sz w:val="22"/>
+          <w:szCs w:val="22"/>
+        </w:rPr>
+        <w:t xml:space="preserve">requerir al señor [DENUNCIANTE] para que, dentro del plazo de dos (2) días hábiles siguientes a la fecha en que reciba la notificación en su bandeja de correo electrónico, efectúe la confirmación de recepción de la notificación remitida por este despacho a su correo electrónico, de conformidad con el segundo párrafo del numeral 4 del artículo 20 del Texto Único Ordenado de la Ley del Procedimiento Administrativo General, aprobado mediante Decreto Supremo 006-2026-JUS, bajo apercibimiento de rehacer el acto de notificación y notificarle conforme al numeral 1 del artículo 20 del citado cuerpo normativo.</w:t>
+      </w:r>
+      <w:r>
+        <w:rPr>
+          <w:rFonts w:ascii="Arial Narrow" w:eastAsia="Arial Narrow" w:hAnsi="Arial Narrow" w:cs="Arial Narrow"/>
           <w:spacing w:val="-3"/>
           <w:kern w:val="0"/>
           <w14:ligatures w14:val="none"/>
+          <w:sz w:val="22"/>
+          <w:szCs w:val="22"/>
         </w:rPr>
         <w:t/>
       </w:r>
       <w:r>
         <w:rPr>
-          <w:rFonts w:ascii="Arial Narrow" w:hAnsi="Arial Narrow" w:cs="Arial"/>
-          <w:bCs/>
+          <w:rFonts w:ascii="Arial Narrow" w:eastAsia="Arial Narrow" w:hAnsi="Arial Narrow" w:cs="Arial Narrow"/>
           <w:spacing w:val="-3"/>
           <w:kern w:val="0"/>
           <w14:ligatures w14:val="none"/>
+          <w:sz w:val="22"/>
+          <w:szCs w:val="22"/>
         </w:rPr>
         <w:t xml:space="preserve"/>
       </w:r>
       <w:r>
         <w:rPr>
-          <w:rFonts w:ascii="Arial Narrow" w:hAnsi="Arial Narrow" w:cs="Arial"/>
-          <w:bCs/>
+          <w:rFonts w:ascii="Arial Narrow" w:eastAsia="Arial Narrow" w:hAnsi="Arial Narrow" w:cs="Arial Narrow"/>
           <w:spacing w:val="-3"/>
           <w:kern w:val="0"/>
           <w14:ligatures w14:val="none"/>
+          <w:sz w:val="22"/>
+          <w:szCs w:val="22"/>
         </w:rPr>
         <w:t xml:space="preserve"/>
       </w:r>
       <w:r>
         <w:rPr>
-          <w:rFonts w:ascii="Arial Narrow" w:eastAsia="Times New Roman" w:hAnsi="Arial Narrow" w:cs="Times New Roman"/>
-          <w:color w:val="000000"/>
-          <w:kern w:val="0"/>
+          <w:rFonts w:ascii="Arial Narrow" w:eastAsia="Arial Narrow" w:hAnsi="Arial Narrow" w:cs="Arial Narrow"/>
+          <w:color w:val="000000"/>
+          <w:kern w:val="0"/>
+          <w:sz w:val="22"/>
+          <w:szCs w:val="22"/>
           <w:shd w:val="clear" w:color="auto" w:fill="FFFFFF"/>
           <w:lang w:eastAsia="es-PE"/>
           <w14:ligatures w14:val="none"/>
@@ -4637,9 +5466,11 @@
       </w:r>
       <w:r>
         <w:rPr>
-          <w:rFonts w:ascii="Arial Narrow" w:eastAsia="Times New Roman" w:hAnsi="Arial Narrow" w:cs="Times New Roman"/>
-          <w:color w:val="000000"/>
-          <w:kern w:val="0"/>
+          <w:rFonts w:ascii="Arial Narrow" w:eastAsia="Arial Narrow" w:hAnsi="Arial Narrow" w:cs="Arial Narrow"/>
+          <w:color w:val="000000"/>
+          <w:kern w:val="0"/>
+          <w:sz w:val="22"/>
+          <w:szCs w:val="22"/>
           <w:shd w:val="clear" w:color="auto" w:fill="FFFFFF"/>
           <w:lang w:eastAsia="es-PE"/>
           <w14:ligatures w14:val="none"/>
@@ -4648,9 +5479,11 @@
       </w:r>
       <w:r>
         <w:rPr>
-          <w:rFonts w:ascii="Arial Narrow" w:eastAsia="Times New Roman" w:hAnsi="Arial Narrow" w:cs="Times New Roman"/>
-          <w:color w:val="000000"/>
-          <w:kern w:val="0"/>
+          <w:rFonts w:ascii="Arial Narrow" w:eastAsia="Arial Narrow" w:hAnsi="Arial Narrow" w:cs="Arial Narrow"/>
+          <w:color w:val="000000"/>
+          <w:kern w:val="0"/>
+          <w:sz w:val="22"/>
+          <w:szCs w:val="22"/>
           <w:shd w:val="clear" w:color="auto" w:fill="FFFFFF"/>
           <w:lang w:eastAsia="es-PE"/>
           <w14:ligatures w14:val="none"/>
@@ -4659,16 +5492,20 @@
       </w:r>
       <w:r>
         <w:rPr>
-          <w:rFonts w:ascii="Arial Narrow" w:hAnsi="Arial Narrow"/>
-          <w:color w:val="000000"/>
+          <w:rFonts w:ascii="Arial Narrow" w:eastAsia="Arial Narrow" w:hAnsi="Arial Narrow" w:cs="Arial Narrow"/>
+          <w:color w:val="000000"/>
+          <w:sz w:val="22"/>
+          <w:szCs w:val="22"/>
         </w:rPr>
         <w:t/>
       </w:r>
       <w:r>
         <w:rPr>
-          <w:rFonts w:ascii="Arial Narrow" w:eastAsia="Times New Roman" w:hAnsi="Arial Narrow" w:cs="Segoe UI"/>
-          <w:color w:val="000000"/>
-          <w:kern w:val="0"/>
+          <w:rFonts w:ascii="Arial Narrow" w:eastAsia="Arial Narrow" w:hAnsi="Arial Narrow" w:cs="Arial Narrow"/>
+          <w:color w:val="000000"/>
+          <w:kern w:val="0"/>
+          <w:sz w:val="22"/>
+          <w:szCs w:val="22"/>
           <w:lang w:eastAsia="es-PE"/>
           <w14:ligatures w14:val="none"/>
         </w:rPr>
@@ -4676,39 +5513,49 @@
       </w:r>
       <w:r>
         <w:rPr>
-          <w:rFonts w:ascii="Arial Narrow" w:hAnsi="Arial Narrow"/>
-          <w:color w:val="000000"/>
+          <w:rFonts w:ascii="Arial Narrow" w:eastAsia="Arial Narrow" w:hAnsi="Arial Narrow" w:cs="Arial Narrow"/>
+          <w:color w:val="000000"/>
+          <w:sz w:val="22"/>
+          <w:szCs w:val="22"/>
         </w:rPr>
         <w:t xml:space="preserve"/>
       </w:r>
       <w:r>
         <w:rPr>
-          <w:rFonts w:ascii="Arial Narrow" w:hAnsi="Arial Narrow"/>
-          <w:color w:val="000000"/>
+          <w:rFonts w:ascii="Arial Narrow" w:eastAsia="Arial Narrow" w:hAnsi="Arial Narrow" w:cs="Arial Narrow"/>
+          <w:color w:val="000000"/>
+          <w:sz w:val="22"/>
+          <w:szCs w:val="22"/>
         </w:rPr>
         <w:t xml:space="preserve"/>
       </w:r>
       <w:proofErr w:type="spellStart"/>
       <w:r>
         <w:rPr>
-          <w:rFonts w:ascii="Arial Narrow" w:hAnsi="Arial Narrow"/>
-          <w:color w:val="000000"/>
+          <w:rFonts w:ascii="Arial Narrow" w:eastAsia="Arial Narrow" w:hAnsi="Arial Narrow" w:cs="Arial Narrow"/>
+          <w:color w:val="000000"/>
+          <w:sz w:val="22"/>
+          <w:szCs w:val="22"/>
         </w:rPr>
         <w:t/>
       </w:r>
       <w:proofErr w:type="spellEnd"/>
       <w:r>
         <w:rPr>
-          <w:rFonts w:ascii="Arial Narrow" w:hAnsi="Arial Narrow"/>
-          <w:color w:val="000000"/>
+          <w:rFonts w:ascii="Arial Narrow" w:eastAsia="Arial Narrow" w:hAnsi="Arial Narrow" w:cs="Arial Narrow"/>
+          <w:color w:val="000000"/>
+          <w:sz w:val="22"/>
+          <w:szCs w:val="22"/>
         </w:rPr>
         <w:t xml:space="preserve"/>
       </w:r>
       <w:r>
         <w:rPr>
-          <w:rFonts w:ascii="Arial Narrow" w:eastAsia="Times New Roman" w:hAnsi="Arial Narrow" w:cs="Segoe UI"/>
-          <w:color w:val="000000"/>
-          <w:kern w:val="0"/>
+          <w:rFonts w:ascii="Arial Narrow" w:eastAsia="Arial Narrow" w:hAnsi="Arial Narrow" w:cs="Arial Narrow"/>
+          <w:color w:val="000000"/>
+          <w:kern w:val="0"/>
+          <w:sz w:val="22"/>
+          <w:szCs w:val="22"/>
           <w:lang w:eastAsia="es-PE"/>
           <w14:ligatures w14:val="none"/>
         </w:rPr>
@@ -4716,22 +5563,28 @@
       </w:r>
       <w:r>
         <w:rPr>
-          <w:rFonts w:ascii="Arial Narrow" w:hAnsi="Arial Narrow"/>
-          <w:color w:val="000000"/>
+          <w:rFonts w:ascii="Arial Narrow" w:eastAsia="Arial Narrow" w:hAnsi="Arial Narrow" w:cs="Arial Narrow"/>
+          <w:color w:val="000000"/>
+          <w:sz w:val="22"/>
+          <w:szCs w:val="22"/>
         </w:rPr>
         <w:t xml:space="preserve"/>
       </w:r>
       <w:r>
         <w:rPr>
           <w:rStyle w:val="Refdenotaalpie"/>
-          <w:rFonts w:ascii="Arial Narrow" w:hAnsi="Arial Narrow"/>
+          <w:rFonts w:ascii="Arial Narrow" w:eastAsia="Arial Narrow" w:hAnsi="Arial Narrow" w:cs="Arial Narrow"/>
+          <w:sz w:val="22"/>
+          <w:szCs w:val="22"/>
           <w:vertAlign w:val="superscript"/>
         </w:rPr>
         <w:footnoteReference w:id="12"/>
       </w:r>
       <w:r>
         <w:rPr>
-          <w:rFonts w:ascii="Arial Narrow" w:hAnsi="Arial Narrow" w:cs="Arial"/>
+          <w:rFonts w:ascii="Arial Narrow" w:eastAsia="Arial Narrow" w:hAnsi="Arial Narrow" w:cs="Arial Narrow"/>
+          <w:sz w:val="22"/>
+          <w:szCs w:val="22"/>
         </w:rPr>
         <w:t/>
       </w:r>
@@ -4742,7 +5595,9 @@
         <w:spacing w:after="0" w:line="240" w:lineRule="auto"/>
         <w:jc w:val="both"/>
         <w:rPr>
-          <w:rFonts w:ascii="Arial Narrow" w:hAnsi="Arial Narrow" w:cs="Arial"/>
+          <w:rFonts w:ascii="Arial Narrow" w:eastAsia="Arial Narrow" w:hAnsi="Arial Narrow" w:cs="Arial Narrow"/>
+          <w:sz w:val="22"/>
+          <w:szCs w:val="22"/>
         </w:rPr>
       </w:pPr>
     </w:p>
@@ -4752,7 +5607,9 @@
         <w:spacing w:line="240" w:lineRule="auto"/>
         <w:jc w:val="both"/>
         <w:rPr>
-          <w:rFonts w:ascii="Arial Narrow" w:hAnsi="Arial Narrow" w:cs="Arial"/>
+          <w:rFonts w:ascii="Arial Narrow" w:eastAsia="Arial Narrow" w:hAnsi="Arial Narrow" w:cs="Arial Narrow"/>
+          <w:sz w:val="22"/>
+          <w:szCs w:val="22"/>
         </w:rPr>
       </w:pPr>
       <w:r>
@@ -4760,6 +5617,8 @@
           <w:rFonts w:ascii="Arial Narrow" w:eastAsia="Arial Narrow" w:hAnsi="Arial Narrow" w:cs="Arial Narrow"/>
           <w:b/>
           <w:bCs/>
+          <w:sz w:val="22"/>
+          <w:szCs w:val="22"/>
         </w:rPr>
         <w:t xml:space="preserve">DÉCIMO </w:t>
       </w:r>
@@ -4768,6 +5627,8 @@
           <w:rFonts w:ascii="Arial Narrow" w:eastAsia="Arial Narrow" w:hAnsi="Arial Narrow" w:cs="Arial Narrow"/>
           <w:b/>
           <w:bCs/>
+          <w:sz w:val="22"/>
+          <w:szCs w:val="22"/>
         </w:rPr>
         <w:t>PRIMERO</w:t>
       </w:r>
@@ -4776,236 +5637,281 @@
           <w:rFonts w:ascii="Arial Narrow" w:eastAsia="Arial Narrow" w:hAnsi="Arial Narrow" w:cs="Arial Narrow"/>
           <w:b/>
           <w:bCs/>
+          <w:sz w:val="22"/>
+          <w:szCs w:val="22"/>
         </w:rPr>
         <w:t>:</w:t>
       </w:r>
       <w:r>
         <w:rPr>
           <w:rFonts w:ascii="Arial Narrow" w:eastAsia="Arial Narrow" w:hAnsi="Arial Narrow" w:cs="Arial Narrow"/>
+          <w:sz w:val="22"/>
+          <w:szCs w:val="22"/>
         </w:rPr>
         <w:t xml:space="preserve"> </w:t>
       </w:r>
       <w:r>
         <w:rPr>
-          <w:rFonts w:ascii="Arial Narrow" w:hAnsi="Arial Narrow"/>
-          <w:color w:val="000000"/>
+          <w:rFonts w:ascii="Arial Narrow" w:eastAsia="Arial Narrow" w:hAnsi="Arial Narrow" w:cs="Arial Narrow"/>
+          <w:color w:val="000000"/>
+          <w:sz w:val="22"/>
+          <w:szCs w:val="22"/>
         </w:rPr>
         <w:t xml:space="preserve">requerir </w:t>
       </w:r>
       <w:r>
         <w:rPr>
-          <w:rFonts w:ascii="Arial Narrow" w:hAnsi="Arial Narrow"/>
-          <w:color w:val="000000"/>
+          <w:rFonts w:ascii="Arial Narrow" w:eastAsia="Arial Narrow" w:hAnsi="Arial Narrow" w:cs="Arial Narrow"/>
+          <w:color w:val="000000"/>
+          <w:sz w:val="22"/>
+          <w:szCs w:val="22"/>
         </w:rPr>
         <w:t xml:space="preserve">a </w:t>
       </w:r>
       <w:r>
         <w:rPr>
           <w:rFonts w:ascii="Arial Narrow" w:eastAsia="Arial Narrow" w:hAnsi="Arial Narrow" w:cs="Arial Narrow"/>
+          <w:sz w:val="22"/>
+          <w:szCs w:val="22"/>
+        </w:rPr>
+        <w:t xml:space="preserve">Mapfre Perú Compañía de Seguros y Reaseguros S.A. </w:t>
+      </w:r>
+      <w:r>
+        <w:rPr>
+          <w:rFonts w:ascii="Arial Narrow" w:eastAsia="Arial Narrow" w:hAnsi="Arial Narrow" w:cs="Arial Narrow"/>
+          <w:sz w:val="22"/>
+          <w:szCs w:val="22"/>
+          <w:shd w:val="clear" w:color="auto" w:fill="FFFFFF"/>
+        </w:rPr>
+        <w:t xml:space="preserve">para que </w:t>
+      </w:r>
+      <w:r>
+        <w:rPr>
+          <w:rFonts w:ascii="Arial Narrow" w:eastAsia="Arial Narrow" w:hAnsi="Arial Narrow" w:cs="Arial Narrow"/>
+          <w:sz w:val="22"/>
+          <w:szCs w:val="22"/>
+        </w:rPr>
+        <w:t>efectúe</w:t>
+      </w:r>
+      <w:r>
+        <w:rPr>
+          <w:rFonts w:ascii="Arial Narrow" w:eastAsia="Arial Narrow" w:hAnsi="Arial Narrow" w:cs="Arial Narrow"/>
+          <w:sz w:val="22"/>
+          <w:szCs w:val="22"/>
+        </w:rPr>
+        <w:t xml:space="preserve"> </w:t>
+      </w:r>
+      <w:r>
+        <w:rPr>
+          <w:rFonts w:ascii="Arial Narrow" w:eastAsia="Arial Narrow" w:hAnsi="Arial Narrow" w:cs="Arial Narrow"/>
+          <w:sz w:val="22"/>
+          <w:szCs w:val="22"/>
+        </w:rPr>
+        <w:t>el acuse de recibo mediante la confirmación de recepción de la notificación remitida por este despacho a su Casilla Electrónica, dentro de los cinco (5) primeros días hábiles siguientes a la fecha en que recibe la notificación.</w:t>
+      </w:r>
+      <w:bookmarkStart w:id="8" w:name="_Hlk198890962"/>
+    </w:p>
+    <w:bookmarkEnd w:id="8"/>
+    <w:p>
+      <w:pPr>
+        <w:suppressAutoHyphens/>
+        <w:spacing w:after="0" w:line="240" w:lineRule="auto"/>
+        <w:jc w:val="both"/>
+        <w:rPr>
+          <w:rFonts w:ascii="Arial Narrow" w:eastAsia="Arial Narrow" w:hAnsi="Arial Narrow" w:cs="Arial Narrow"/>
+          <w:sz w:val="22"/>
+          <w:szCs w:val="22"/>
+        </w:rPr>
+      </w:pPr>
+    </w:p>
+    <w:p>
+      <w:pPr>
+        <w:spacing w:after="0" w:line="240" w:lineRule="auto"/>
+        <w:jc w:val="both"/>
+        <w:rPr>
+          <w:rFonts w:ascii="Arial Narrow" w:eastAsia="Arial Narrow" w:hAnsi="Arial Narrow" w:cs="Arial Narrow"/>
+          <w:b/>
+          <w:color w:val="000000"/>
+          <w:kern w:val="0"/>
+          <w:sz w:val="22"/>
+          <w:szCs w:val="22"/>
+          <w:lang w:eastAsia="es-PE"/>
+          <w14:ligatures w14:val="none"/>
+        </w:rPr>
+      </w:pPr>
+    </w:p>
+    <w:p>
+      <w:pPr>
+        <w:spacing w:after="0" w:line="240" w:lineRule="auto"/>
+        <w:jc w:val="both"/>
+        <w:rPr>
+          <w:rFonts w:ascii="Arial Narrow" w:eastAsia="Arial Narrow" w:hAnsi="Arial Narrow" w:cs="Arial Narrow"/>
+          <w:b/>
+          <w:color w:val="000000"/>
+          <w:kern w:val="0"/>
+          <w:sz w:val="22"/>
+          <w:szCs w:val="22"/>
+          <w:lang w:eastAsia="es-PE"/>
+          <w14:ligatures w14:val="none"/>
+        </w:rPr>
+      </w:pPr>
+    </w:p>
+    <w:p>
+      <w:pPr>
+        <w:spacing w:after="0" w:line="240" w:lineRule="auto"/>
+        <w:jc w:val="both"/>
+        <w:rPr>
+          <w:rFonts w:ascii="Arial Narrow" w:eastAsia="Arial Narrow" w:hAnsi="Arial Narrow" w:cs="Arial Narrow"/>
+          <w:b/>
+          <w:color w:val="000000"/>
+          <w:kern w:val="0"/>
+          <w:sz w:val="22"/>
+          <w:szCs w:val="22"/>
+          <w:lang w:eastAsia="es-PE"/>
+          <w14:ligatures w14:val="none"/>
+        </w:rPr>
+      </w:pPr>
+    </w:p>
+    <w:bookmarkEnd w:id="0"/>
+    <w:p>
+      <w:pPr>
+        <w:shd w:val="clear" w:color="auto" w:fill="FFFFFF"/>
+        <w:spacing w:after="0" w:line="240" w:lineRule="auto"/>
+        <w:jc w:val="center"/>
+        <w:rPr>
+          <w:rFonts w:ascii="Arial Narrow" w:eastAsia="Arial Narrow" w:hAnsi="Arial Narrow" w:cs="Arial Narrow"/>
+          <w:color w:val="000000"/>
+          <w:kern w:val="0"/>
+          <w14:ligatures w14:val="none"/>
+          <w:sz w:val="22"/>
+          <w:szCs w:val="22"/>
+        </w:rPr>
+      </w:pPr>
+      <w:r>
+        <w:rPr>
+          <w:rFonts w:ascii="Arial Narrow" w:eastAsia="Arial Narrow" w:hAnsi="Arial Narrow" w:cs="Arial Narrow"/>
+          <w:b/>
           <w:bCs/>
-        </w:rPr>
-        <w:t xml:space="preserve">Mapfre Perú Compañía de Seguros y Reaseguros S.A. </w:t>
-      </w:r>
-      <w:r>
-        <w:rPr>
-          <w:rFonts w:ascii="Arial Narrow" w:hAnsi="Arial Narrow"/>
+          <w:color w:val="000000"/>
+          <w:kern w:val="0"/>
+          <w14:ligatures w14:val="none"/>
+          <w:sz w:val="22"/>
+          <w:szCs w:val="22"/>
+        </w:rPr>
+        <w:t>EVELING ROA QUISPE</w:t>
+      </w:r>
+    </w:p>
+    <w:p>
+      <w:pPr>
+        <w:shd w:val="clear" w:color="auto" w:fill="FFFFFF"/>
+        <w:spacing w:after="0" w:line="240" w:lineRule="auto"/>
+        <w:jc w:val="center"/>
+        <w:rPr>
+          <w:rFonts w:ascii="Arial Narrow" w:eastAsia="Arial Narrow" w:hAnsi="Arial Narrow" w:cs="Arial Narrow"/>
+          <w:b/>
+          <w:bCs/>
+          <w:color w:val="000000"/>
+          <w:kern w:val="0"/>
+          <w14:ligatures w14:val="none"/>
+          <w:sz w:val="22"/>
+          <w:szCs w:val="22"/>
+        </w:rPr>
+      </w:pPr>
+      <w:r>
+        <w:rPr>
+          <w:rFonts w:ascii="Arial Narrow" w:eastAsia="Arial Narrow" w:hAnsi="Arial Narrow" w:cs="Arial Narrow"/>
+          <w:b/>
+          <w:bCs/>
+          <w:color w:val="000000"/>
+          <w:kern w:val="0"/>
+          <w14:ligatures w14:val="none"/>
+          <w:sz w:val="22"/>
+          <w:szCs w:val="22"/>
+        </w:rPr>
+        <w:t>Secretaria Técnica</w:t>
+      </w:r>
+    </w:p>
+    <w:p>
+      <w:pPr>
+        <w:shd w:val="clear" w:color="auto" w:fill="FFFFFF"/>
+        <w:spacing w:after="0" w:line="240" w:lineRule="auto"/>
+        <w:jc w:val="center"/>
+        <w:rPr>
+          <w:rFonts w:ascii="Arial Narrow" w:eastAsia="Arial Narrow" w:hAnsi="Arial Narrow" w:cs="Arial Narrow"/>
+          <w:b/>
+          <w:bCs/>
+          <w:color w:val="000000"/>
+          <w:kern w:val="0"/>
+          <w14:ligatures w14:val="none"/>
+          <w:sz w:val="22"/>
+          <w:szCs w:val="22"/>
+        </w:rPr>
+      </w:pPr>
+      <w:r>
+        <w:rPr>
+          <w:rFonts w:ascii="Arial Narrow" w:eastAsia="Arial Narrow" w:hAnsi="Arial Narrow" w:cs="Arial Narrow"/>
+          <w:b/>
+          <w:bCs/>
+          <w:color w:val="000000"/>
+          <w:kern w:val="0"/>
+          <w14:ligatures w14:val="none"/>
+          <w:sz w:val="22"/>
+          <w:szCs w:val="22"/>
+        </w:rPr>
+        <w:t>Comisión </w:t>
+      </w:r>
+      <w:r>
+        <w:rPr>
+          <w:rFonts w:ascii="Arial Narrow" w:eastAsia="Arial Narrow" w:hAnsi="Arial Narrow" w:cs="Arial Narrow"/>
+          <w:b/>
+          <w:bCs/>
+          <w:color w:val="000000"/>
+          <w:kern w:val="0"/>
+          <w:sz w:val="22"/>
+          <w:szCs w:val="22"/>
           <w:shd w:val="clear" w:color="auto" w:fill="FFFFFF"/>
-        </w:rPr>
-        <w:t xml:space="preserve">para que </w:t>
-      </w:r>
-      <w:r>
-        <w:rPr>
-          <w:rFonts w:ascii="Arial Narrow" w:eastAsia="Calibri" w:hAnsi="Arial Narrow"/>
-        </w:rPr>
-        <w:t>efectúe</w:t>
-      </w:r>
-      <w:r>
-        <w:rPr>
-          <w:rFonts w:ascii="Arial Narrow" w:eastAsia="Calibri" w:hAnsi="Arial Narrow"/>
-        </w:rPr>
-        <w:t xml:space="preserve"> </w:t>
-      </w:r>
-      <w:r>
-        <w:rPr>
-          <w:rFonts w:ascii="Arial Narrow" w:eastAsia="Calibri" w:hAnsi="Arial Narrow"/>
-        </w:rPr>
-        <w:t>el acuse de recibo mediante la confirmación de recepción de la notificación remitida por este despacho a su Casilla Electrónica, dentro de los cinco (5) primeros días hábiles siguientes a la fecha en que recibe la notificación.</w:t>
-      </w:r>
-      <w:bookmarkStart w:id="8" w:name="_Hlk198890962"/>
-    </w:p>
-    <w:bookmarkEnd w:id="8"/>
-    <w:p>
-      <w:pPr>
-        <w:suppressAutoHyphens/>
-        <w:spacing w:after="0" w:line="240" w:lineRule="auto"/>
-        <w:jc w:val="both"/>
-        <w:rPr>
-          <w:rFonts w:ascii="Arial Narrow" w:hAnsi="Arial Narrow" w:cs="Arial"/>
-        </w:rPr>
-      </w:pPr>
-    </w:p>
-    <w:p>
-      <w:pPr>
-        <w:spacing w:after="0" w:line="240" w:lineRule="auto"/>
-        <w:jc w:val="both"/>
-        <w:rPr>
-          <w:rFonts w:ascii="Arial Narrow" w:eastAsia="Arial Narrow" w:hAnsi="Arial Narrow" w:cs="Arial Narrow"/>
-          <w:b/>
-          <w:color w:val="000000"/>
-          <w:kern w:val="0"/>
-          <w:lang w:eastAsia="es-PE"/>
-          <w14:ligatures w14:val="none"/>
-        </w:rPr>
-      </w:pPr>
-    </w:p>
-    <w:p>
-      <w:pPr>
-        <w:spacing w:after="0" w:line="240" w:lineRule="auto"/>
-        <w:jc w:val="both"/>
-        <w:rPr>
-          <w:rFonts w:ascii="Arial Narrow" w:eastAsia="Arial Narrow" w:hAnsi="Arial Narrow" w:cs="Arial Narrow"/>
-          <w:b/>
-          <w:color w:val="000000"/>
-          <w:kern w:val="0"/>
-          <w:lang w:eastAsia="es-PE"/>
-          <w14:ligatures w14:val="none"/>
-        </w:rPr>
-      </w:pPr>
-    </w:p>
-    <w:p>
-      <w:pPr>
-        <w:spacing w:after="0" w:line="240" w:lineRule="auto"/>
-        <w:jc w:val="both"/>
-        <w:rPr>
-          <w:rFonts w:ascii="Arial Narrow" w:eastAsia="Arial Narrow" w:hAnsi="Arial Narrow" w:cs="Arial Narrow"/>
-          <w:b/>
-          <w:color w:val="000000"/>
-          <w:kern w:val="0"/>
-          <w:lang w:eastAsia="es-PE"/>
-          <w14:ligatures w14:val="none"/>
-        </w:rPr>
-      </w:pPr>
-    </w:p>
-    <w:bookmarkEnd w:id="0"/>
-    <w:p>
-      <w:pPr>
-        <w:shd w:val="clear" w:color="auto" w:fill="FFFFFF"/>
-        <w:spacing w:after="0" w:line="240" w:lineRule="auto"/>
-        <w:jc w:val="center"/>
-        <w:rPr>
-          <w:rFonts w:ascii="Arial Narrow" w:eastAsia="Calibri" w:hAnsi="Arial Narrow" w:cs="Times New Roman"/>
-          <w:color w:val="000000"/>
-          <w:kern w:val="0"/>
-          <w14:ligatures w14:val="none"/>
-        </w:rPr>
-      </w:pPr>
-      <w:r>
-        <w:rPr>
-          <w:rFonts w:ascii="Arial Narrow" w:eastAsia="Calibri" w:hAnsi="Arial Narrow" w:cs="Arial"/>
+          <w14:ligatures w14:val="none"/>
+        </w:rPr>
+        <w:t>de</w:t>
+      </w:r>
+      <w:r>
+        <w:rPr>
+          <w:rFonts w:ascii="Arial Narrow" w:eastAsia="Arial Narrow" w:hAnsi="Arial Narrow" w:cs="Arial Narrow"/>
           <w:b/>
           <w:bCs/>
           <w:color w:val="000000"/>
           <w:kern w:val="0"/>
           <w14:ligatures w14:val="none"/>
-        </w:rPr>
-        <w:t>EVELING ROA QUISPE</w:t>
-      </w:r>
-    </w:p>
-    <w:p>
-      <w:pPr>
-        <w:shd w:val="clear" w:color="auto" w:fill="FFFFFF"/>
-        <w:spacing w:after="0" w:line="240" w:lineRule="auto"/>
-        <w:jc w:val="center"/>
-        <w:rPr>
-          <w:rFonts w:ascii="Arial Narrow" w:eastAsia="Calibri" w:hAnsi="Arial Narrow" w:cs="Times New Roman"/>
+          <w:sz w:val="22"/>
+          <w:szCs w:val="22"/>
+        </w:rPr>
+        <w:t xml:space="preserve"> Protección al Consumidor </w:t>
+      </w:r>
+      <w:proofErr w:type="spellStart"/>
+      <w:r>
+        <w:rPr>
+          <w:rFonts w:ascii="Arial Narrow" w:eastAsia="Arial Narrow" w:hAnsi="Arial Narrow" w:cs="Arial Narrow"/>
           <w:b/>
           <w:bCs/>
           <w:color w:val="000000"/>
           <w:kern w:val="0"/>
           <w14:ligatures w14:val="none"/>
-        </w:rPr>
-      </w:pPr>
-      <w:r>
-        <w:rPr>
-          <w:rFonts w:ascii="Arial Narrow" w:eastAsia="Calibri" w:hAnsi="Arial Narrow" w:cs="Arial"/>
+          <w:sz w:val="22"/>
+          <w:szCs w:val="22"/>
+        </w:rPr>
+        <w:t/>
+      </w:r>
+      <w:proofErr w:type="spellEnd"/>
+      <w:r>
+        <w:rPr>
+          <w:rFonts w:ascii="Arial Narrow" w:eastAsia="Arial Narrow" w:hAnsi="Arial Narrow" w:cs="Arial Narrow"/>
           <w:b/>
           <w:bCs/>
           <w:color w:val="000000"/>
           <w:kern w:val="0"/>
           <w14:ligatures w14:val="none"/>
-        </w:rPr>
-        <w:t>Secretaria Técnica</w:t>
-      </w:r>
-    </w:p>
-    <w:p>
-      <w:pPr>
-        <w:shd w:val="clear" w:color="auto" w:fill="FFFFFF"/>
-        <w:spacing w:after="0" w:line="240" w:lineRule="auto"/>
-        <w:jc w:val="center"/>
-        <w:rPr>
-          <w:rFonts w:ascii="Arial Narrow" w:eastAsia="Calibri" w:hAnsi="Arial Narrow" w:cs="Arial"/>
-          <w:b/>
-          <w:bCs/>
-          <w:color w:val="000000"/>
-          <w:kern w:val="0"/>
-          <w14:ligatures w14:val="none"/>
-        </w:rPr>
-      </w:pPr>
-      <w:r>
-        <w:rPr>
-          <w:rFonts w:ascii="Arial Narrow" w:eastAsia="Calibri" w:hAnsi="Arial Narrow" w:cs="Arial"/>
-          <w:b/>
-          <w:bCs/>
-          <w:color w:val="000000"/>
-          <w:kern w:val="0"/>
-          <w14:ligatures w14:val="none"/>
-        </w:rPr>
-        <w:t>Comisión </w:t>
-      </w:r>
-      <w:r>
-        <w:rPr>
-          <w:rFonts w:ascii="Arial Narrow" w:eastAsia="Calibri" w:hAnsi="Arial Narrow" w:cs="Arial"/>
-          <w:b/>
-          <w:bCs/>
-          <w:color w:val="000000"/>
-          <w:kern w:val="0"/>
-          <w:shd w:val="clear" w:color="auto" w:fill="FFFFFF"/>
-          <w14:ligatures w14:val="none"/>
-        </w:rPr>
-        <w:t>de</w:t>
-      </w:r>
-      <w:r>
-        <w:rPr>
-          <w:rFonts w:ascii="Arial Narrow" w:eastAsia="Calibri" w:hAnsi="Arial Narrow" w:cs="Arial"/>
-          <w:b/>
-          <w:bCs/>
-          <w:color w:val="000000"/>
-          <w:kern w:val="0"/>
-          <w14:ligatures w14:val="none"/>
-        </w:rPr>
-        <w:t xml:space="preserve"> Protección al Consumidor </w:t>
-      </w:r>
-      <w:proofErr w:type="spellStart"/>
-      <w:r>
-        <w:rPr>
-          <w:rFonts w:ascii="Arial Narrow" w:eastAsia="Calibri" w:hAnsi="Arial Narrow" w:cs="Arial"/>
-          <w:b/>
-          <w:bCs/>
-          <w:color w:val="000000"/>
-          <w:kern w:val="0"/>
-          <w14:ligatures w14:val="none"/>
-        </w:rPr>
-        <w:t/>
-      </w:r>
-      <w:proofErr w:type="spellEnd"/>
-      <w:r>
-        <w:rPr>
-          <w:rFonts w:ascii="Arial Narrow" w:eastAsia="Calibri" w:hAnsi="Arial Narrow" w:cs="Arial"/>
-          <w:b/>
-          <w:bCs/>
-          <w:color w:val="000000"/>
-          <w:kern w:val="0"/>
-          <w14:ligatures w14:val="none"/>
+          <w:sz w:val="22"/>
+          <w:szCs w:val="22"/>
         </w:rPr>
         <w:t xml:space="preserve"> 1</w:t>
       </w:r>
@@ -5019,24 +5925,26 @@
           <w:b/>
           <w:color w:val="000000"/>
           <w:kern w:val="0"/>
-          <w:lang w:eastAsia="es-PE"/>
-          <w14:ligatures w14:val="none"/>
-        </w:rPr>
-      </w:pPr>
-    </w:p>
-    <w:p>
-      <w:pPr>
-        <w:spacing w:after="0" w:line="240" w:lineRule="auto"/>
-        <w:jc w:val="both"/>
-        <w:rPr>
-          <w:rFonts w:ascii="Arial Narrow" w:hAnsi="Arial Narrow"/>
-          <w:sz w:val="16"/>
-          <w:szCs w:val="16"/>
-        </w:rPr>
-      </w:pPr>
-      <w:r>
-        <w:rPr>
-          <w:rFonts w:ascii="Arial Narrow" w:eastAsia="Arial Narrow" w:hAnsi="Arial Narrow" w:cs="Arial"/>
+          <w:sz w:val="22"/>
+          <w:szCs w:val="22"/>
+          <w:lang w:eastAsia="es-PE"/>
+          <w14:ligatures w14:val="none"/>
+        </w:rPr>
+      </w:pPr>
+    </w:p>
+    <w:p>
+      <w:pPr>
+        <w:spacing w:after="0" w:line="240" w:lineRule="auto"/>
+        <w:jc w:val="both"/>
+        <w:rPr>
+          <w:rFonts w:ascii="Arial Narrow" w:eastAsia="Arial Narrow" w:hAnsi="Arial Narrow" w:cs="Arial Narrow"/>
+          <w:sz w:val="16"/>
+          <w:szCs w:val="16"/>
+        </w:rPr>
+      </w:pPr>
+      <w:r>
+        <w:rPr>
+          <w:rFonts w:ascii="Arial Narrow" w:eastAsia="Arial Narrow" w:hAnsi="Arial Narrow" w:cs="Arial Narrow"/>
           <w:color w:val="000000"/>
           <w:kern w:val="0"/>
           <w:sz w:val="16"/>
@@ -5048,7 +5956,7 @@
       </w:r>
       <w:r>
         <w:rPr>
-          <w:rFonts w:ascii="Arial Narrow" w:eastAsia="Arial Narrow" w:hAnsi="Arial Narrow" w:cs="Arial"/>
+          <w:rFonts w:ascii="Arial Narrow" w:eastAsia="Arial Narrow" w:hAnsi="Arial Narrow" w:cs="Arial Narrow"/>
           <w:color w:val="000000"/>
           <w:kern w:val="0"/>
           <w:sz w:val="16"/>
@@ -5063,7 +5971,9 @@
       <w:pPr>
         <w:spacing w:line="240" w:lineRule="auto"/>
         <w:rPr>
-          <w:rFonts w:ascii="Arial Narrow" w:hAnsi="Arial Narrow"/>
+          <w:rFonts w:ascii="Arial Narrow" w:eastAsia="Arial Narrow" w:hAnsi="Arial Narrow" w:cs="Arial Narrow"/>
+          <w:sz w:val="22"/>
+          <w:szCs w:val="22"/>
         </w:rPr>
       </w:pPr>
     </w:p>
@@ -5071,14 +5981,18 @@
       <w:pPr>
         <w:spacing w:line="240" w:lineRule="auto"/>
         <w:rPr>
-          <w:rFonts w:ascii="Arial Narrow" w:hAnsi="Arial Narrow"/>
-        </w:rPr>
-      </w:pPr>
-    </w:p>
-    <w:p>
-      <w:pPr>
-        <w:rPr>
-          <w:rFonts w:ascii="Arial Narrow" w:hAnsi="Arial Narrow"/>
+          <w:rFonts w:ascii="Arial Narrow" w:eastAsia="Arial Narrow" w:hAnsi="Arial Narrow" w:cs="Arial Narrow"/>
+          <w:sz w:val="22"/>
+          <w:szCs w:val="22"/>
+        </w:rPr>
+      </w:pPr>
+    </w:p>
+    <w:p>
+      <w:pPr>
+        <w:rPr>
+          <w:rFonts w:ascii="Arial Narrow" w:eastAsia="Arial Narrow" w:hAnsi="Arial Narrow" w:cs="Arial Narrow"/>
+          <w:sz w:val="22"/>
+          <w:szCs w:val="22"/>
         </w:rPr>
       </w:pPr>
     </w:p>
@@ -5228,7 +6142,7 @@
         <w:ind w:left="567" w:hanging="567"/>
         <w:jc w:val="both"/>
         <w:rPr>
-          <w:rFonts w:ascii="Arial Narrow" w:hAnsi="Arial Narrow" w:cs="Arial"/>
+          <w:rFonts w:ascii="Arial Narrow" w:eastAsia="Arial Narrow" w:hAnsi="Arial Narrow" w:cs="Arial Narrow"/>
           <w:sz w:val="16"/>
           <w:szCs w:val="16"/>
         </w:rPr>
@@ -5236,7 +6150,7 @@
       <w:r>
         <w:rPr>
           <w:rStyle w:val="Refdenotaalpie"/>
-          <w:rFonts w:ascii="Arial Narrow" w:hAnsi="Arial Narrow" w:cs="Arial"/>
+          <w:rFonts w:ascii="Arial Narrow" w:eastAsia="Arial Narrow" w:hAnsi="Arial Narrow" w:cs="Arial Narrow"/>
           <w:sz w:val="16"/>
           <w:szCs w:val="16"/>
           <w:vertAlign w:val="superscript"/>
@@ -5245,7 +6159,7 @@
       </w:r>
       <w:r>
         <w:rPr>
-          <w:rFonts w:ascii="Arial Narrow" w:hAnsi="Arial Narrow" w:cs="Arial"/>
+          <w:rFonts w:ascii="Arial Narrow" w:eastAsia="Arial Narrow" w:hAnsi="Arial Narrow" w:cs="Arial Narrow"/>
           <w:sz w:val="16"/>
           <w:szCs w:val="16"/>
         </w:rPr>
@@ -5253,7 +6167,7 @@
       </w:r>
       <w:r>
         <w:rPr>
-          <w:rFonts w:ascii="Arial Narrow" w:hAnsi="Arial Narrow" w:cs="Arial"/>
+          <w:rFonts w:ascii="Arial Narrow" w:eastAsia="Arial Narrow" w:hAnsi="Arial Narrow" w:cs="Arial Narrow"/>
           <w:sz w:val="16"/>
           <w:szCs w:val="16"/>
         </w:rPr>
@@ -5262,7 +6176,7 @@
       </w:r>
       <w:r>
         <w:rPr>
-          <w:rFonts w:ascii="Arial Narrow" w:hAnsi="Arial Narrow" w:cs="Arial"/>
+          <w:rFonts w:ascii="Arial Narrow" w:eastAsia="Arial Narrow" w:hAnsi="Arial Narrow" w:cs="Arial Narrow"/>
           <w:b/>
           <w:sz w:val="16"/>
           <w:szCs w:val="16"/>
@@ -5271,7 +6185,7 @@
       </w:r>
       <w:r>
         <w:rPr>
-          <w:rFonts w:ascii="Arial Narrow" w:hAnsi="Arial Narrow" w:cs="Arial"/>
+          <w:rFonts w:ascii="Arial Narrow" w:eastAsia="Arial Narrow" w:hAnsi="Arial Narrow" w:cs="Arial Narrow"/>
           <w:sz w:val="16"/>
           <w:szCs w:val="16"/>
         </w:rPr>
@@ -5284,7 +6198,7 @@
         <w:ind w:left="567" w:hanging="567"/>
         <w:jc w:val="both"/>
         <w:rPr>
-          <w:rFonts w:ascii="Arial Narrow" w:hAnsi="Arial Narrow" w:cs="Arial"/>
+          <w:rFonts w:ascii="Arial Narrow" w:eastAsia="Arial Narrow" w:hAnsi="Arial Narrow" w:cs="Arial Narrow"/>
           <w:sz w:val="16"/>
           <w:szCs w:val="16"/>
         </w:rPr>
@@ -5301,7 +6215,7 @@
         <w:ind w:left="567" w:right="-1" w:hanging="567"/>
         <w:jc w:val="both"/>
         <w:rPr>
-          <w:rFonts w:ascii="Arial Narrow" w:eastAsia="Arial Narrow" w:hAnsi="Arial Narrow" w:cs="Arial"/>
+          <w:rFonts w:ascii="Arial Narrow" w:eastAsia="Arial Narrow" w:hAnsi="Arial Narrow" w:cs="Arial Narrow"/>
           <w:b/>
           <w:bCs/>
           <w:sz w:val="16"/>
@@ -5311,7 +6225,7 @@
       <w:r>
         <w:rPr>
           <w:rStyle w:val="Refdenotaalpie"/>
-          <w:rFonts w:ascii="Arial Narrow" w:hAnsi="Arial Narrow" w:cs="Arial"/>
+          <w:rFonts w:ascii="Arial Narrow" w:eastAsia="Arial Narrow" w:hAnsi="Arial Narrow" w:cs="Arial Narrow"/>
           <w:sz w:val="16"/>
           <w:szCs w:val="16"/>
           <w:vertAlign w:val="superscript"/>
@@ -5320,7 +6234,7 @@
       </w:r>
       <w:r>
         <w:rPr>
-          <w:rFonts w:ascii="Arial Narrow" w:hAnsi="Arial Narrow" w:cs="Arial"/>
+          <w:rFonts w:ascii="Arial Narrow" w:eastAsia="Arial Narrow" w:hAnsi="Arial Narrow" w:cs="Arial Narrow"/>
           <w:sz w:val="16"/>
           <w:szCs w:val="16"/>
         </w:rPr>
@@ -5328,7 +6242,7 @@
       </w:r>
       <w:r>
         <w:rPr>
-          <w:rFonts w:ascii="Arial Narrow" w:hAnsi="Arial Narrow" w:cs="Arial"/>
+          <w:rFonts w:ascii="Arial Narrow" w:eastAsia="Arial Narrow" w:hAnsi="Arial Narrow" w:cs="Arial Narrow"/>
           <w:sz w:val="16"/>
           <w:szCs w:val="16"/>
         </w:rPr>
@@ -5336,7 +6250,7 @@
       </w:r>
       <w:r>
         <w:rPr>
-          <w:rFonts w:ascii="Arial Narrow" w:eastAsia="Arial Narrow" w:hAnsi="Arial Narrow" w:cs="Arial"/>
+          <w:rFonts w:ascii="Arial Narrow" w:eastAsia="Arial Narrow" w:hAnsi="Arial Narrow" w:cs="Arial Narrow"/>
           <w:b/>
           <w:bCs/>
           <w:sz w:val="16"/>
@@ -5347,7 +6261,7 @@
       <w:proofErr w:type="spellStart"/>
       <w:r>
         <w:rPr>
-          <w:rFonts w:ascii="Arial Narrow" w:eastAsia="Arial Narrow" w:hAnsi="Arial Narrow" w:cs="Arial"/>
+          <w:rFonts w:ascii="Arial Narrow" w:eastAsia="Arial Narrow" w:hAnsi="Arial Narrow" w:cs="Arial Narrow"/>
           <w:b/>
           <w:bCs/>
           <w:sz w:val="16"/>
@@ -5358,7 +6272,7 @@
       <w:proofErr w:type="spellEnd"/>
       <w:r>
         <w:rPr>
-          <w:rFonts w:ascii="Arial Narrow" w:eastAsia="Arial Narrow" w:hAnsi="Arial Narrow" w:cs="Arial"/>
+          <w:rFonts w:ascii="Arial Narrow" w:eastAsia="Arial Narrow" w:hAnsi="Arial Narrow" w:cs="Arial Narrow"/>
           <w:b/>
           <w:bCs/>
           <w:sz w:val="16"/>
@@ -5369,7 +6283,7 @@
       <w:proofErr w:type="spellStart"/>
       <w:r>
         <w:rPr>
-          <w:rFonts w:ascii="Arial Narrow" w:eastAsia="Arial Narrow" w:hAnsi="Arial Narrow" w:cs="Arial"/>
+          <w:rFonts w:ascii="Arial Narrow" w:eastAsia="Arial Narrow" w:hAnsi="Arial Narrow" w:cs="Arial Narrow"/>
           <w:b/>
           <w:bCs/>
           <w:sz w:val="16"/>
@@ -5380,7 +6294,7 @@
       <w:proofErr w:type="spellEnd"/>
       <w:r>
         <w:rPr>
-          <w:rFonts w:ascii="Arial Narrow" w:eastAsia="Arial Narrow" w:hAnsi="Arial Narrow" w:cs="Arial"/>
+          <w:rFonts w:ascii="Arial Narrow" w:eastAsia="Arial Narrow" w:hAnsi="Arial Narrow" w:cs="Arial Narrow"/>
           <w:b/>
           <w:bCs/>
           <w:sz w:val="16"/>
@@ -5398,7 +6312,7 @@
         <w:ind w:left="567" w:right="-1" w:hanging="567"/>
         <w:jc w:val="both"/>
         <w:rPr>
-          <w:rFonts w:ascii="Arial Narrow" w:eastAsia="Arial Narrow" w:hAnsi="Arial Narrow" w:cs="Arial"/>
+          <w:rFonts w:ascii="Arial Narrow" w:eastAsia="Arial Narrow" w:hAnsi="Arial Narrow" w:cs="Arial Narrow"/>
           <w:b/>
           <w:bCs/>
           <w:sz w:val="16"/>
@@ -5407,7 +6321,7 @@
       </w:pPr>
       <w:r>
         <w:rPr>
-          <w:rFonts w:ascii="Arial Narrow" w:eastAsia="Arial Narrow" w:hAnsi="Arial Narrow" w:cs="Arial"/>
+          <w:rFonts w:ascii="Arial Narrow" w:eastAsia="Arial Narrow" w:hAnsi="Arial Narrow" w:cs="Arial Narrow"/>
           <w:b/>
           <w:bCs/>
           <w:sz w:val="16"/>
@@ -5426,14 +6340,14 @@
         <w:ind w:left="567" w:right="-1" w:hanging="567"/>
         <w:jc w:val="both"/>
         <w:rPr>
-          <w:rFonts w:ascii="Arial Narrow" w:eastAsia="Arial Narrow" w:hAnsi="Arial Narrow" w:cs="Arial"/>
-          <w:sz w:val="16"/>
-          <w:szCs w:val="16"/>
-        </w:rPr>
-      </w:pPr>
-      <w:r>
-        <w:rPr>
-          <w:rFonts w:ascii="Arial Narrow" w:eastAsia="Arial Narrow" w:hAnsi="Arial Narrow" w:cs="Arial"/>
+          <w:rFonts w:ascii="Arial Narrow" w:eastAsia="Arial Narrow" w:hAnsi="Arial Narrow" w:cs="Arial Narrow"/>
+          <w:sz w:val="16"/>
+          <w:szCs w:val="16"/>
+        </w:rPr>
+      </w:pPr>
+      <w:r>
+        <w:rPr>
+          <w:rFonts w:ascii="Arial Narrow" w:eastAsia="Arial Narrow" w:hAnsi="Arial Narrow" w:cs="Arial Narrow"/>
           <w:sz w:val="16"/>
           <w:szCs w:val="16"/>
         </w:rPr>
@@ -5443,7 +6357,7 @@
       <w:proofErr w:type="spellStart"/>
       <w:r>
         <w:rPr>
-          <w:rFonts w:ascii="Arial Narrow" w:eastAsia="Arial Narrow" w:hAnsi="Arial Narrow" w:cs="Arial"/>
+          <w:rFonts w:ascii="Arial Narrow" w:eastAsia="Arial Narrow" w:hAnsi="Arial Narrow" w:cs="Arial Narrow"/>
           <w:sz w:val="16"/>
           <w:szCs w:val="16"/>
         </w:rPr>
@@ -5452,7 +6366,7 @@
       <w:proofErr w:type="spellEnd"/>
       <w:r>
         <w:rPr>
-          <w:rFonts w:ascii="Arial Narrow" w:eastAsia="Arial Narrow" w:hAnsi="Arial Narrow" w:cs="Arial"/>
+          <w:rFonts w:ascii="Arial Narrow" w:eastAsia="Arial Narrow" w:hAnsi="Arial Narrow" w:cs="Arial Narrow"/>
           <w:sz w:val="16"/>
           <w:szCs w:val="16"/>
         </w:rPr>
@@ -5468,14 +6382,14 @@
         <w:ind w:left="567" w:right="-1" w:hanging="567"/>
         <w:jc w:val="both"/>
         <w:rPr>
-          <w:rFonts w:ascii="Arial Narrow" w:eastAsia="Arial Narrow" w:hAnsi="Arial Narrow" w:cs="Arial"/>
-          <w:sz w:val="16"/>
-          <w:szCs w:val="16"/>
-        </w:rPr>
-      </w:pPr>
-      <w:r>
-        <w:rPr>
-          <w:rFonts w:ascii="Arial Narrow" w:eastAsia="Arial Narrow" w:hAnsi="Arial Narrow" w:cs="Arial"/>
+          <w:rFonts w:ascii="Arial Narrow" w:eastAsia="Arial Narrow" w:hAnsi="Arial Narrow" w:cs="Arial Narrow"/>
+          <w:sz w:val="16"/>
+          <w:szCs w:val="16"/>
+        </w:rPr>
+      </w:pPr>
+      <w:r>
+        <w:rPr>
+          <w:rFonts w:ascii="Arial Narrow" w:eastAsia="Arial Narrow" w:hAnsi="Arial Narrow" w:cs="Arial Narrow"/>
           <w:sz w:val="16"/>
           <w:szCs w:val="16"/>
         </w:rPr>
@@ -5492,7 +6406,7 @@
         <w:ind w:left="567" w:right="-1" w:hanging="567"/>
         <w:jc w:val="both"/>
         <w:rPr>
-          <w:rFonts w:ascii="Arial Narrow" w:eastAsia="Arial Narrow" w:hAnsi="Arial Narrow" w:cs="Arial"/>
+          <w:rFonts w:ascii="Arial Narrow" w:eastAsia="Arial Narrow" w:hAnsi="Arial Narrow" w:cs="Arial Narrow"/>
           <w:sz w:val="16"/>
           <w:szCs w:val="16"/>
         </w:rPr>
@@ -5507,7 +6421,7 @@
         <w:ind w:left="567" w:right="-1" w:hanging="567"/>
         <w:jc w:val="both"/>
         <w:rPr>
-          <w:rFonts w:ascii="Arial Narrow" w:eastAsia="Arial Narrow" w:hAnsi="Arial Narrow" w:cs="Arial"/>
+          <w:rFonts w:ascii="Arial Narrow" w:eastAsia="Arial Narrow" w:hAnsi="Arial Narrow" w:cs="Arial Narrow"/>
           <w:b/>
           <w:bCs/>
           <w:sz w:val="16"/>
@@ -5516,7 +6430,7 @@
       </w:pPr>
       <w:r>
         <w:rPr>
-          <w:rFonts w:ascii="Arial Narrow" w:eastAsia="Arial Narrow" w:hAnsi="Arial Narrow" w:cs="Arial"/>
+          <w:rFonts w:ascii="Arial Narrow" w:eastAsia="Arial Narrow" w:hAnsi="Arial Narrow" w:cs="Arial Narrow"/>
           <w:sz w:val="16"/>
           <w:szCs w:val="16"/>
         </w:rPr>
@@ -5524,7 +6438,7 @@
       </w:r>
       <w:r>
         <w:rPr>
-          <w:rFonts w:ascii="Arial Narrow" w:eastAsia="Arial Narrow" w:hAnsi="Arial Narrow" w:cs="Arial"/>
+          <w:rFonts w:ascii="Arial Narrow" w:eastAsia="Arial Narrow" w:hAnsi="Arial Narrow" w:cs="Arial Narrow"/>
           <w:b/>
           <w:bCs/>
           <w:sz w:val="16"/>
@@ -5535,7 +6449,7 @@
       <w:proofErr w:type="spellStart"/>
       <w:r>
         <w:rPr>
-          <w:rFonts w:ascii="Arial Narrow" w:eastAsia="Arial Narrow" w:hAnsi="Arial Narrow" w:cs="Arial"/>
+          <w:rFonts w:ascii="Arial Narrow" w:eastAsia="Arial Narrow" w:hAnsi="Arial Narrow" w:cs="Arial Narrow"/>
           <w:b/>
           <w:bCs/>
           <w:sz w:val="16"/>
@@ -5546,7 +6460,7 @@
       <w:proofErr w:type="spellEnd"/>
       <w:r>
         <w:rPr>
-          <w:rFonts w:ascii="Arial Narrow" w:eastAsia="Arial Narrow" w:hAnsi="Arial Narrow" w:cs="Arial"/>
+          <w:rFonts w:ascii="Arial Narrow" w:eastAsia="Arial Narrow" w:hAnsi="Arial Narrow" w:cs="Arial Narrow"/>
           <w:b/>
           <w:bCs/>
           <w:sz w:val="16"/>
@@ -5564,14 +6478,14 @@
         <w:ind w:left="567" w:right="-1" w:hanging="567"/>
         <w:jc w:val="both"/>
         <w:rPr>
-          <w:rFonts w:ascii="Arial Narrow" w:eastAsia="Arial Narrow" w:hAnsi="Arial Narrow" w:cs="Arial"/>
-          <w:sz w:val="16"/>
-          <w:szCs w:val="16"/>
-        </w:rPr>
-      </w:pPr>
-      <w:r>
-        <w:rPr>
-          <w:rFonts w:ascii="Arial Narrow" w:eastAsia="Arial Narrow" w:hAnsi="Arial Narrow" w:cs="Arial"/>
+          <w:rFonts w:ascii="Arial Narrow" w:eastAsia="Arial Narrow" w:hAnsi="Arial Narrow" w:cs="Arial Narrow"/>
+          <w:sz w:val="16"/>
+          <w:szCs w:val="16"/>
+        </w:rPr>
+      </w:pPr>
+      <w:r>
+        <w:rPr>
+          <w:rFonts w:ascii="Arial Narrow" w:eastAsia="Arial Narrow" w:hAnsi="Arial Narrow" w:cs="Arial Narrow"/>
           <w:b/>
           <w:bCs/>
           <w:sz w:val="16"/>
@@ -5582,7 +6496,7 @@
       </w:r>
       <w:r>
         <w:rPr>
-          <w:rFonts w:ascii="Arial Narrow" w:eastAsia="Arial Narrow" w:hAnsi="Arial Narrow" w:cs="Arial"/>
+          <w:rFonts w:ascii="Arial Narrow" w:eastAsia="Arial Narrow" w:hAnsi="Arial Narrow" w:cs="Arial Narrow"/>
           <w:sz w:val="16"/>
           <w:szCs w:val="16"/>
         </w:rPr>
@@ -5591,7 +6505,7 @@
       <w:proofErr w:type="gramStart"/>
       <w:r>
         <w:rPr>
-          <w:rFonts w:ascii="Arial Narrow" w:eastAsia="Arial Narrow" w:hAnsi="Arial Narrow" w:cs="Arial"/>
+          <w:rFonts w:ascii="Arial Narrow" w:eastAsia="Arial Narrow" w:hAnsi="Arial Narrow" w:cs="Arial Narrow"/>
           <w:sz w:val="16"/>
           <w:szCs w:val="16"/>
         </w:rPr>
@@ -5600,7 +6514,7 @@
       <w:proofErr w:type="gramEnd"/>
       <w:r>
         <w:rPr>
-          <w:rFonts w:ascii="Arial Narrow" w:eastAsia="Arial Narrow" w:hAnsi="Arial Narrow" w:cs="Arial"/>
+          <w:rFonts w:ascii="Arial Narrow" w:eastAsia="Arial Narrow" w:hAnsi="Arial Narrow" w:cs="Arial Narrow"/>
           <w:sz w:val="16"/>
           <w:szCs w:val="16"/>
         </w:rPr>
@@ -5616,14 +6530,14 @@
         <w:ind w:left="567" w:right="-1" w:hanging="567"/>
         <w:jc w:val="both"/>
         <w:rPr>
-          <w:rFonts w:ascii="Arial Narrow" w:eastAsia="Arial Narrow" w:hAnsi="Arial Narrow" w:cs="Arial"/>
-          <w:sz w:val="16"/>
-          <w:szCs w:val="16"/>
-        </w:rPr>
-      </w:pPr>
-      <w:r>
-        <w:rPr>
-          <w:rFonts w:ascii="Arial Narrow" w:eastAsia="Arial Narrow" w:hAnsi="Arial Narrow" w:cs="Arial"/>
+          <w:rFonts w:ascii="Arial Narrow" w:eastAsia="Arial Narrow" w:hAnsi="Arial Narrow" w:cs="Arial Narrow"/>
+          <w:sz w:val="16"/>
+          <w:szCs w:val="16"/>
+        </w:rPr>
+      </w:pPr>
+      <w:r>
+        <w:rPr>
+          <w:rFonts w:ascii="Arial Narrow" w:eastAsia="Arial Narrow" w:hAnsi="Arial Narrow" w:cs="Arial Narrow"/>
           <w:sz w:val="16"/>
           <w:szCs w:val="16"/>
         </w:rPr>
@@ -5640,12 +6554,16 @@
         <w:ind w:left="567" w:right="-1" w:hanging="567"/>
         <w:jc w:val="both"/>
         <w:rPr>
-          <w:rFonts w:ascii="Arial Narrow" w:eastAsia="Arial Narrow" w:hAnsi="Arial Narrow" w:cs="Arial"/>
-          <w:sz w:val="16"/>
-          <w:szCs w:val="16"/>
-        </w:rPr>
-      </w:pPr>
-    </w:p>
+          <w:rFonts w:ascii="Arial Narrow" w:eastAsia="Arial Narrow" w:hAnsi="Arial Narrow" w:cs="Arial Narrow"/>
+          <w:b/>
+          <w:bCs/>
+          <w:sz w:val="16"/>
+          <w:szCs w:val="16"/>
+        </w:rPr>
+      </w:pPr>
+    </w:p>
+  </w:footnote>
+  <w:footnote w:id="3">
     <w:p>
       <w:pPr>
         <w:pStyle w:val="Textonotapie"/>
@@ -5655,11 +6573,251 @@
         <w:ind w:left="567" w:right="-1" w:hanging="567"/>
         <w:jc w:val="both"/>
         <w:rPr>
-          <w:rFonts w:ascii="Arial Narrow" w:eastAsia="Arial Narrow" w:hAnsi="Arial Narrow" w:cs="Arial"/>
-          <w:sz w:val="16"/>
-          <w:szCs w:val="16"/>
-        </w:rPr>
-      </w:pPr>
+          <w:rFonts w:ascii="Arial Narrow" w:eastAsia="Arial Narrow" w:hAnsi="Arial Narrow" w:cs="Arial Narrow"/>
+          <w:b/>
+          <w:bCs/>
+          <w:sz w:val="16"/>
+          <w:szCs w:val="16"/>
+        </w:rPr>
+      </w:pPr>
+      <w:r>
+        <w:rPr>
+          <w:rStyle w:val="Refdenotaalpie"/>
+          <w:rFonts w:ascii="Arial Narrow" w:eastAsia="Arial Narrow" w:hAnsi="Arial Narrow" w:cs="Arial Narrow"/>
+          <w:sz w:val="16"/>
+          <w:szCs w:val="16"/>
+          <w:vertAlign w:val="superscript"/>
+        </w:rPr>
+        <w:footnoteRef/>
+      </w:r>
+      <w:r>
+        <w:rPr>
+          <w:rFonts w:ascii="Arial Narrow" w:eastAsia="Arial Narrow" w:hAnsi="Arial Narrow" w:cs="Arial Narrow"/>
+          <w:sz w:val="16"/>
+          <w:szCs w:val="16"/>
+        </w:rPr>
+        <w:t xml:space="preserve"> </w:t>
+      </w:r>
+      <w:r>
+        <w:rPr>
+          <w:rFonts w:ascii="Arial Narrow" w:eastAsia="Arial Narrow" w:hAnsi="Arial Narrow" w:cs="Arial Narrow"/>
+          <w:sz w:val="16"/>
+          <w:szCs w:val="16"/>
+        </w:rPr>
+        <w:tab/>
+      </w:r>
+      <w:r>
+        <w:rPr>
+          <w:rFonts w:ascii="Arial Narrow" w:eastAsia="Arial Narrow" w:hAnsi="Arial Narrow" w:cs="Arial Narrow"/>
+          <w:b/>
+          <w:bCs/>
+          <w:sz w:val="16"/>
+          <w:szCs w:val="16"/>
+        </w:rPr>
+        <w:t xml:space="preserve">LEY </w:t>
+      </w:r>
+      <w:proofErr w:type="spellStart"/>
+      <w:r>
+        <w:rPr>
+          <w:rFonts w:ascii="Arial Narrow" w:eastAsia="Arial Narrow" w:hAnsi="Arial Narrow" w:cs="Arial Narrow"/>
+          <w:b/>
+          <w:bCs/>
+          <w:sz w:val="16"/>
+          <w:szCs w:val="16"/>
+        </w:rPr>
+        <w:t/>
+      </w:r>
+      <w:proofErr w:type="spellEnd"/>
+      <w:r>
+        <w:rPr>
+          <w:rFonts w:ascii="Arial Narrow" w:eastAsia="Arial Narrow" w:hAnsi="Arial Narrow" w:cs="Arial Narrow"/>
+          <w:b/>
+          <w:bCs/>
+          <w:sz w:val="16"/>
+          <w:szCs w:val="16"/>
+        </w:rPr>
+        <w:t xml:space="preserve"> 29571, CÓDIGO DE </w:t>
+      </w:r>
+      <w:r>
+        <w:rPr>
+          <w:rFonts w:ascii="Arial Narrow" w:eastAsia="Arial Narrow" w:hAnsi="Arial Narrow" w:cs="Arial Narrow"/>
+          <w:b/>
+          <w:bCs/>
+          <w:sz w:val="16"/>
+          <w:szCs w:val="16"/>
+        </w:rPr>
+        <w:t xml:space="preserve">PROTECCIÓN Y DEFENSA DEL CONSUMIDOR, publicado el 2 de setiembre de 2010 y modificado por Decreto Legislativo </w:t>
+      </w:r>
+      <w:proofErr w:type="spellStart"/>
+      <w:r>
+        <w:rPr>
+          <w:rFonts w:ascii="Arial Narrow" w:eastAsia="Arial Narrow" w:hAnsi="Arial Narrow" w:cs="Arial Narrow"/>
+          <w:b/>
+          <w:bCs/>
+          <w:sz w:val="16"/>
+          <w:szCs w:val="16"/>
+        </w:rPr>
+        <w:t/>
+      </w:r>
+      <w:proofErr w:type="spellEnd"/>
+      <w:r>
+        <w:rPr>
+          <w:rFonts w:ascii="Arial Narrow" w:eastAsia="Arial Narrow" w:hAnsi="Arial Narrow" w:cs="Arial Narrow"/>
+          <w:b/>
+          <w:bCs/>
+          <w:sz w:val="16"/>
+          <w:szCs w:val="16"/>
+        </w:rPr>
+        <w:t xml:space="preserve"> 1308 </w:t>
+      </w:r>
+    </w:p>
+    <w:p>
+      <w:pPr>
+        <w:pStyle w:val="Textonotapie"/>
+        <w:ind w:left="567" w:right="-1"/>
+        <w:jc w:val="both"/>
+        <w:rPr>
+          <w:rFonts w:ascii="Arial Narrow" w:eastAsia="Arial Narrow" w:hAnsi="Arial Narrow" w:cs="Arial Narrow"/>
+          <w:b/>
+          <w:bCs/>
+          <w:sz w:val="16"/>
+          <w:szCs w:val="16"/>
+        </w:rPr>
+      </w:pPr>
+      <w:r>
+        <w:rPr>
+          <w:rFonts w:ascii="Arial Narrow" w:eastAsia="Arial Narrow" w:hAnsi="Arial Narrow" w:cs="Arial Narrow"/>
+          <w:b/>
+          <w:bCs/>
+          <w:sz w:val="16"/>
+          <w:szCs w:val="16"/>
+        </w:rPr>
+        <w:t>Artículo 49.- Definición de cláusulas abusivas</w:t>
+      </w:r>
+    </w:p>
+    <w:p>
+      <w:pPr>
+        <w:pStyle w:val="Textonotapie"/>
+        <w:ind w:left="567" w:right="-1"/>
+        <w:jc w:val="both"/>
+        <w:rPr>
+          <w:rFonts w:ascii="Arial Narrow" w:eastAsia="Arial Narrow" w:hAnsi="Arial Narrow" w:cs="Arial Narrow"/>
+          <w:sz w:val="16"/>
+          <w:szCs w:val="16"/>
+        </w:rPr>
+      </w:pPr>
+      <w:r>
+        <w:rPr>
+          <w:rFonts w:ascii="Arial Narrow" w:eastAsia="Arial Narrow" w:hAnsi="Arial Narrow" w:cs="Arial Narrow"/>
+          <w:sz w:val="16"/>
+          <w:szCs w:val="16"/>
+        </w:rPr>
+        <w:t>49.1 En los contratos por adhesión y en las cláusulas generales de contratación no aprobadas administrativamente, se consideran cláusulas abusivas y, por tanto, inexigibles todas aquellas estipulaciones no negociadas individualmente que, en contra de las exigencias de la buena fe, coloquen al consumidor, en su perjuicio, en una situación de desventaja o desigualdad o anulen sus derechos.</w:t>
+      </w:r>
+    </w:p>
+    <w:p>
+      <w:pPr>
+        <w:pStyle w:val="Textonotapie"/>
+        <w:ind w:left="567" w:right="-1"/>
+        <w:jc w:val="both"/>
+        <w:rPr>
+          <w:rFonts w:ascii="Arial Narrow" w:eastAsia="Arial Narrow" w:hAnsi="Arial Narrow" w:cs="Arial Narrow"/>
+          <w:b/>
+          <w:bCs/>
+          <w:sz w:val="16"/>
+          <w:szCs w:val="16"/>
+        </w:rPr>
+      </w:pPr>
+      <w:r>
+        <w:rPr>
+          <w:rFonts w:ascii="Arial Narrow" w:eastAsia="Arial Narrow" w:hAnsi="Arial Narrow" w:cs="Arial Narrow"/>
+          <w:b/>
+          <w:bCs/>
+          <w:sz w:val="16"/>
+          <w:szCs w:val="16"/>
+        </w:rPr>
+        <w:t>Artículo 50.- Cláusulas abusivas de ineficacia absoluta</w:t>
+      </w:r>
+    </w:p>
+    <w:p>
+      <w:pPr>
+        <w:pStyle w:val="Textonotapie"/>
+        <w:ind w:left="567" w:right="-1"/>
+        <w:jc w:val="both"/>
+        <w:rPr>
+          <w:rFonts w:ascii="Arial Narrow" w:eastAsia="Arial Narrow" w:hAnsi="Arial Narrow" w:cs="Arial Narrow"/>
+          <w:sz w:val="16"/>
+          <w:szCs w:val="16"/>
+        </w:rPr>
+      </w:pPr>
+      <w:r>
+        <w:rPr>
+          <w:rFonts w:ascii="Arial Narrow" w:eastAsia="Arial Narrow" w:hAnsi="Arial Narrow" w:cs="Arial Narrow"/>
+          <w:sz w:val="16"/>
+          <w:szCs w:val="16"/>
+        </w:rPr>
+        <w:t xml:space="preserve">Son cláusulas abusivas de ineficacia absoluta las siguientes: </w:t>
+      </w:r>
+    </w:p>
+    <w:p>
+      <w:pPr>
+        <w:pStyle w:val="Textonotapie"/>
+        <w:ind w:left="567" w:right="-1"/>
+        <w:jc w:val="both"/>
+        <w:rPr>
+          <w:rFonts w:ascii="Arial Narrow" w:eastAsia="Arial Narrow" w:hAnsi="Arial Narrow" w:cs="Arial Narrow"/>
+          <w:sz w:val="16"/>
+          <w:szCs w:val="16"/>
+        </w:rPr>
+      </w:pPr>
+      <w:r>
+        <w:rPr>
+          <w:rFonts w:ascii="Arial Narrow" w:eastAsia="Arial Narrow" w:hAnsi="Arial Narrow" w:cs="Arial Narrow"/>
+          <w:sz w:val="16"/>
+          <w:szCs w:val="16"/>
+        </w:rPr>
+        <w:t>(…)</w:t>
+      </w:r>
+    </w:p>
+    <w:p>
+      <w:pPr>
+        <w:pStyle w:val="Textonotapie"/>
+        <w:ind w:left="567" w:right="-1"/>
+        <w:jc w:val="both"/>
+        <w:rPr>
+          <w:rFonts w:ascii="Arial Narrow" w:eastAsia="Arial Narrow" w:hAnsi="Arial Narrow" w:cs="Arial Narrow"/>
+          <w:sz w:val="16"/>
+          <w:szCs w:val="16"/>
+        </w:rPr>
+      </w:pPr>
+      <w:r>
+        <w:rPr>
+          <w:rFonts w:ascii="Arial Narrow" w:eastAsia="Arial Narrow" w:hAnsi="Arial Narrow" w:cs="Arial Narrow"/>
+          <w:sz w:val="16"/>
+          <w:szCs w:val="16"/>
+        </w:rPr>
+        <w:t>a. Las que excluyan o limiten la responsabilidad del proveedor o sus dependientes por dolo o culpa, o las que trasladen la responsabilidad al consumidor por los hechos u omisiones del proveedor. b. Las que faculten al proveedor a suspender o resolver unilateralmente un contrato, salvo disposición legal distinta o la aplicación de normas prudenciales debidamente sustentadas emitidas por la autoridad correspondiente.</w:t>
+      </w:r>
+    </w:p>
+    <w:p>
+      <w:pPr>
+        <w:pStyle w:val="Textonotapie"/>
+        <w:ind w:left="567" w:right="-1"/>
+        <w:jc w:val="both"/>
+        <w:rPr>
+          <w:rFonts w:ascii="Arial Narrow" w:eastAsia="Arial Narrow" w:hAnsi="Arial Narrow" w:cs="Arial Narrow"/>
+          <w:sz w:val="16"/>
+          <w:szCs w:val="16"/>
+        </w:rPr>
+      </w:pPr>
+      <w:r>
+        <w:rPr>
+          <w:rFonts w:ascii="Arial Narrow" w:eastAsia="Arial Narrow" w:hAnsi="Arial Narrow" w:cs="Arial Narrow"/>
+          <w:sz w:val="16"/>
+          <w:szCs w:val="16"/>
+        </w:rPr>
+        <w:t>(...).</w:t>
+      </w:r>
     </w:p>
     <w:p>
       <w:pPr>
@@ -5670,14 +6828,16 @@
         <w:ind w:left="567" w:right="-1" w:hanging="567"/>
         <w:jc w:val="both"/>
         <w:rPr>
-          <w:rFonts w:ascii="Arial Narrow" w:eastAsia="Arial Narrow" w:hAnsi="Arial Narrow" w:cs="Arial"/>
+          <w:rFonts w:ascii="Arial Narrow" w:eastAsia="Arial Narrow" w:hAnsi="Arial Narrow" w:cs="Arial Narrow"/>
+          <w:b/>
+          <w:bCs/>
           <w:sz w:val="16"/>
           <w:szCs w:val="16"/>
         </w:rPr>
       </w:pPr>
     </w:p>
   </w:footnote>
-  <w:footnote w:id="3">
+  <w:footnote w:id="4">
     <w:p>
       <w:pPr>
         <w:pStyle w:val="Textonotapie"/>
@@ -5697,7 +6857,7 @@
       <w:r>
         <w:rPr>
           <w:rStyle w:val="Refdenotaalpie"/>
-          <w:rFonts w:ascii="Arial Narrow" w:hAnsi="Arial Narrow"/>
+          <w:rFonts w:ascii="Arial Narrow" w:eastAsia="Arial Narrow" w:hAnsi="Arial Narrow" w:cs="Arial Narrow"/>
           <w:sz w:val="16"/>
           <w:szCs w:val="16"/>
           <w:vertAlign w:val="superscript"/>
@@ -5706,7 +6866,7 @@
       </w:r>
       <w:r>
         <w:rPr>
-          <w:rFonts w:ascii="Arial Narrow" w:hAnsi="Arial Narrow"/>
+          <w:rFonts w:ascii="Arial Narrow" w:eastAsia="Arial Narrow" w:hAnsi="Arial Narrow" w:cs="Arial Narrow"/>
           <w:sz w:val="16"/>
           <w:szCs w:val="16"/>
         </w:rPr>
@@ -5714,7 +6874,7 @@
       </w:r>
       <w:r>
         <w:rPr>
-          <w:rFonts w:ascii="Arial Narrow" w:hAnsi="Arial Narrow"/>
+          <w:rFonts w:ascii="Arial Narrow" w:eastAsia="Arial Narrow" w:hAnsi="Arial Narrow" w:cs="Arial Narrow"/>
           <w:sz w:val="16"/>
           <w:szCs w:val="16"/>
         </w:rPr>
@@ -5750,17 +6910,7 @@
           <w:sz w:val="16"/>
           <w:szCs w:val="16"/>
         </w:rPr>
-        <w:t xml:space="preserve"> 29571, CÓDIGO DE </w:t>
-      </w:r>
-      <w:r>
-        <w:rPr>
-          <w:rFonts w:ascii="Arial Narrow" w:eastAsia="Arial Narrow" w:hAnsi="Arial Narrow" w:cs="Arial Narrow"/>
-          <w:b/>
-          <w:bCs/>
-          <w:sz w:val="16"/>
-          <w:szCs w:val="16"/>
-        </w:rPr>
-        <w:t xml:space="preserve">PROTECCIÓN Y DEFENSA DEL CONSUMIDOR, publicado el 2 de setiembre de 2010 y modificado por Decreto Legislativo </w:t>
+        <w:t xml:space="preserve"> 29571, CÓDIGO DE PROTECCIÓN Y DEFENSA DEL CONSUMIDOR, publicado el 2 de setiembre de 2010 y modificado por Decreto Legislativo </w:t>
       </w:r>
       <w:proofErr w:type="spellStart"/>
       <w:r>
@@ -5806,7 +6956,17 @@
           <w:sz w:val="16"/>
           <w:szCs w:val="16"/>
         </w:rPr>
-        <w:t>Artículo 49.- Definición de cláusulas abusivas</w:t>
+        <w:t>Artículo 47.- Protección mínima del contrato</w:t>
+      </w:r>
+      <w:r>
+        <w:rPr>
+          <w:rFonts w:ascii="Arial Narrow" w:eastAsia="Arial Narrow" w:hAnsi="Arial Narrow" w:cs="Arial Narrow"/>
+          <w:b/>
+          <w:bCs/>
+          <w:sz w:val="16"/>
+          <w:szCs w:val="16"/>
+        </w:rPr>
+        <w:t xml:space="preserve"> de consumo</w:t>
       </w:r>
     </w:p>
     <w:p>
@@ -5826,7 +6986,7 @@
           <w:sz w:val="16"/>
           <w:szCs w:val="16"/>
         </w:rPr>
-        <w:t>49.1 En los contratos por adhesión y en las cláusulas generales de contratación no aprobadas administrativamente, se consideran cláusulas abusivas y, por tanto, inexigibles todas aquellas estipulaciones no negociadas individualmente que, en contra de las exigencias de la buena fe, coloquen al consumidor, en su perjuicio, en una situación de desventaja o desigualdad o anulen sus derechos.</w:t>
+        <w:t>En los contratos de consumo se observa lo siguiente:</w:t>
       </w:r>
     </w:p>
     <w:p>
@@ -5836,21 +6996,17 @@
         <w:jc w:val="both"/>
         <w:rPr>
           <w:rFonts w:ascii="Arial Narrow" w:eastAsia="Arial Narrow" w:hAnsi="Arial Narrow" w:cs="Arial Narrow"/>
-          <w:b/>
-          <w:bCs/>
-          <w:sz w:val="16"/>
-          <w:szCs w:val="16"/>
-        </w:rPr>
-      </w:pPr>
-      <w:r>
-        <w:rPr>
-          <w:rFonts w:ascii="Arial Narrow" w:eastAsia="Arial Narrow" w:hAnsi="Arial Narrow" w:cs="Arial Narrow"/>
-          <w:b/>
-          <w:bCs/>
-          <w:sz w:val="16"/>
-          <w:szCs w:val="16"/>
-        </w:rPr>
-        <w:t>Artículo 50.- Cláusulas abusivas de ineficacia absoluta</w:t>
+          <w:sz w:val="16"/>
+          <w:szCs w:val="16"/>
+        </w:rPr>
+      </w:pPr>
+      <w:r>
+        <w:rPr>
+          <w:rFonts w:ascii="Arial Narrow" w:eastAsia="Arial Narrow" w:hAnsi="Arial Narrow" w:cs="Arial Narrow"/>
+          <w:sz w:val="16"/>
+          <w:szCs w:val="16"/>
+        </w:rPr>
+        <w:t>(…)</w:t>
       </w:r>
     </w:p>
     <w:p>
@@ -5870,82 +7026,9 @@
           <w:sz w:val="16"/>
           <w:szCs w:val="16"/>
         </w:rPr>
-        <w:t xml:space="preserve">Son cláusulas abusivas de ineficacia absoluta las siguientes: </w:t>
-      </w:r>
-    </w:p>
-    <w:p>
-      <w:pPr>
-        <w:pStyle w:val="Textonotapie"/>
-        <w:ind w:left="567" w:right="-1"/>
-        <w:jc w:val="both"/>
-        <w:rPr>
-          <w:rFonts w:ascii="Arial Narrow" w:eastAsia="Arial Narrow" w:hAnsi="Arial Narrow" w:cs="Arial Narrow"/>
-          <w:sz w:val="16"/>
-          <w:szCs w:val="16"/>
-        </w:rPr>
-      </w:pPr>
-      <w:r>
-        <w:rPr>
-          <w:rFonts w:ascii="Arial Narrow" w:eastAsia="Arial Narrow" w:hAnsi="Arial Narrow" w:cs="Arial Narrow"/>
-          <w:sz w:val="16"/>
-          <w:szCs w:val="16"/>
-        </w:rPr>
-        <w:t>(…)</w:t>
-      </w:r>
-    </w:p>
-    <w:p>
-      <w:pPr>
-        <w:pStyle w:val="Textonotapie"/>
-        <w:ind w:left="567" w:right="-1"/>
-        <w:jc w:val="both"/>
-        <w:rPr>
-          <w:rFonts w:ascii="Arial Narrow" w:eastAsia="Arial Narrow" w:hAnsi="Arial Narrow" w:cs="Arial Narrow"/>
-          <w:sz w:val="16"/>
-          <w:szCs w:val="16"/>
-        </w:rPr>
-      </w:pPr>
-      <w:r>
-        <w:rPr>
-          <w:rFonts w:ascii="Arial Narrow" w:eastAsia="Arial Narrow" w:hAnsi="Arial Narrow" w:cs="Arial Narrow"/>
-          <w:sz w:val="16"/>
-          <w:szCs w:val="16"/>
-        </w:rPr>
-        <w:t>a. Las que excluyan o limiten la responsabilidad del proveedor o sus dependientes por dolo o culpa, o las que trasladen la responsabilidad al consumidor por los hechos u omisiones del proveedor. b. Las que faculten al proveedor a suspender o resolver unilateralmente un contrato, salvo disposición legal distinta o la aplicación de normas prudenciales debidamente sustentadas emitidas por la autoridad correspondiente.</w:t>
-      </w:r>
-    </w:p>
-    <w:p>
-      <w:pPr>
-        <w:pStyle w:val="Textonotapie"/>
-        <w:ind w:left="567" w:right="-1"/>
-        <w:jc w:val="both"/>
-        <w:rPr>
-          <w:rFonts w:ascii="Arial Narrow" w:eastAsia="Arial Narrow" w:hAnsi="Arial Narrow" w:cs="Arial Narrow"/>
-          <w:sz w:val="16"/>
-          <w:szCs w:val="16"/>
-        </w:rPr>
-      </w:pPr>
-      <w:r>
-        <w:rPr>
-          <w:rFonts w:ascii="Arial Narrow" w:eastAsia="Arial Narrow" w:hAnsi="Arial Narrow" w:cs="Arial"/>
-          <w:sz w:val="16"/>
-          <w:szCs w:val="16"/>
-        </w:rPr>
-        <w:t>(...).</w:t>
-      </w:r>
-    </w:p>
-    <w:p>
-      <w:pPr>
-        <w:pStyle w:val="Textonotapie"/>
-        <w:jc w:val="both"/>
-        <w:rPr>
-          <w:rFonts w:ascii="Arial Narrow" w:hAnsi="Arial Narrow"/>
-          <w:sz w:val="16"/>
-          <w:szCs w:val="16"/>
-        </w:rPr>
-      </w:pPr>
-    </w:p>
-  </w:footnote>
-  <w:footnote w:id="4">
+        <w:t>e. Los proveedores deben entregar a los usuarios copia de los contratos y demás documentación relacionada con dichos actos jurídicos cuando estos hayan sido celebrados por escrito, incluidas las condiciones generales de la contratación. Asimismo, cuando el consumidor solicite copia física o virtual de estos, el proveedor debe entregar los documentos en un plazo máximo de quince días hábiles contados desde que recibió la solicitud. Los proveedores son responsables de dejar constancia de la entrega de los documentos al consumidor.</w:t>
+      </w:r>
+    </w:p>
     <w:p>
       <w:pPr>
         <w:pStyle w:val="Textonotapie"/>
@@ -5962,191 +7045,6 @@
           <w:szCs w:val="16"/>
         </w:rPr>
       </w:pPr>
-      <w:r>
-        <w:rPr>
-          <w:rStyle w:val="Refdenotaalpie"/>
-          <w:rFonts w:ascii="Arial Narrow" w:hAnsi="Arial Narrow"/>
-          <w:sz w:val="16"/>
-          <w:szCs w:val="16"/>
-          <w:vertAlign w:val="superscript"/>
-        </w:rPr>
-        <w:footnoteRef/>
-      </w:r>
-      <w:r>
-        <w:rPr>
-          <w:rFonts w:ascii="Arial Narrow" w:hAnsi="Arial Narrow"/>
-          <w:sz w:val="16"/>
-          <w:szCs w:val="16"/>
-        </w:rPr>
-        <w:t xml:space="preserve"> </w:t>
-      </w:r>
-      <w:r>
-        <w:rPr>
-          <w:rFonts w:ascii="Arial Narrow" w:hAnsi="Arial Narrow"/>
-          <w:sz w:val="16"/>
-          <w:szCs w:val="16"/>
-        </w:rPr>
-        <w:tab/>
-      </w:r>
-      <w:r>
-        <w:rPr>
-          <w:rFonts w:ascii="Arial Narrow" w:eastAsia="Arial Narrow" w:hAnsi="Arial Narrow" w:cs="Arial Narrow"/>
-          <w:b/>
-          <w:bCs/>
-          <w:sz w:val="16"/>
-          <w:szCs w:val="16"/>
-        </w:rPr>
-        <w:t xml:space="preserve">LEY </w:t>
-      </w:r>
-      <w:proofErr w:type="spellStart"/>
-      <w:r>
-        <w:rPr>
-          <w:rFonts w:ascii="Arial Narrow" w:eastAsia="Arial Narrow" w:hAnsi="Arial Narrow" w:cs="Arial Narrow"/>
-          <w:b/>
-          <w:bCs/>
-          <w:sz w:val="16"/>
-          <w:szCs w:val="16"/>
-        </w:rPr>
-        <w:t/>
-      </w:r>
-      <w:proofErr w:type="spellEnd"/>
-      <w:r>
-        <w:rPr>
-          <w:rFonts w:ascii="Arial Narrow" w:eastAsia="Arial Narrow" w:hAnsi="Arial Narrow" w:cs="Arial Narrow"/>
-          <w:b/>
-          <w:bCs/>
-          <w:sz w:val="16"/>
-          <w:szCs w:val="16"/>
-        </w:rPr>
-        <w:t xml:space="preserve"> 29571, CÓDIGO DE PROTECCIÓN Y DEFENSA DEL CONSUMIDOR, publicado el 2 de setiembre de 2010 y modificado por Decreto Legislativo </w:t>
-      </w:r>
-      <w:proofErr w:type="spellStart"/>
-      <w:r>
-        <w:rPr>
-          <w:rFonts w:ascii="Arial Narrow" w:eastAsia="Arial Narrow" w:hAnsi="Arial Narrow" w:cs="Arial Narrow"/>
-          <w:b/>
-          <w:bCs/>
-          <w:sz w:val="16"/>
-          <w:szCs w:val="16"/>
-        </w:rPr>
-        <w:t/>
-      </w:r>
-      <w:proofErr w:type="spellEnd"/>
-      <w:r>
-        <w:rPr>
-          <w:rFonts w:ascii="Arial Narrow" w:eastAsia="Arial Narrow" w:hAnsi="Arial Narrow" w:cs="Arial Narrow"/>
-          <w:b/>
-          <w:bCs/>
-          <w:sz w:val="16"/>
-          <w:szCs w:val="16"/>
-        </w:rPr>
-        <w:t xml:space="preserve"> 1308 </w:t>
-      </w:r>
-    </w:p>
-    <w:p>
-      <w:pPr>
-        <w:pStyle w:val="Textonotapie"/>
-        <w:ind w:left="567" w:right="-1"/>
-        <w:jc w:val="both"/>
-        <w:rPr>
-          <w:rFonts w:ascii="Arial Narrow" w:eastAsia="Arial Narrow" w:hAnsi="Arial Narrow" w:cs="Arial Narrow"/>
-          <w:b/>
-          <w:bCs/>
-          <w:sz w:val="16"/>
-          <w:szCs w:val="16"/>
-        </w:rPr>
-      </w:pPr>
-      <w:r>
-        <w:rPr>
-          <w:rFonts w:ascii="Arial Narrow" w:eastAsia="Arial Narrow" w:hAnsi="Arial Narrow" w:cs="Arial Narrow"/>
-          <w:b/>
-          <w:bCs/>
-          <w:sz w:val="16"/>
-          <w:szCs w:val="16"/>
-        </w:rPr>
-        <w:t>Artículo 47.- Protección mínima del contrato</w:t>
-      </w:r>
-      <w:r>
-        <w:rPr>
-          <w:rFonts w:ascii="Arial Narrow" w:eastAsia="Arial Narrow" w:hAnsi="Arial Narrow" w:cs="Arial Narrow"/>
-          <w:b/>
-          <w:bCs/>
-          <w:sz w:val="16"/>
-          <w:szCs w:val="16"/>
-        </w:rPr>
-        <w:t xml:space="preserve"> de consumo</w:t>
-      </w:r>
-    </w:p>
-    <w:p>
-      <w:pPr>
-        <w:pStyle w:val="Textonotapie"/>
-        <w:ind w:left="567" w:right="-1"/>
-        <w:jc w:val="both"/>
-        <w:rPr>
-          <w:rFonts w:ascii="Arial Narrow" w:eastAsia="Arial Narrow" w:hAnsi="Arial Narrow" w:cs="Arial Narrow"/>
-          <w:sz w:val="16"/>
-          <w:szCs w:val="16"/>
-        </w:rPr>
-      </w:pPr>
-      <w:r>
-        <w:rPr>
-          <w:rFonts w:ascii="Arial Narrow" w:eastAsia="Arial Narrow" w:hAnsi="Arial Narrow" w:cs="Arial Narrow"/>
-          <w:sz w:val="16"/>
-          <w:szCs w:val="16"/>
-        </w:rPr>
-        <w:t>En los contratos de consumo se observa lo siguiente:</w:t>
-      </w:r>
-    </w:p>
-    <w:p>
-      <w:pPr>
-        <w:pStyle w:val="Textonotapie"/>
-        <w:ind w:left="567" w:right="-1"/>
-        <w:jc w:val="both"/>
-        <w:rPr>
-          <w:rFonts w:ascii="Arial Narrow" w:eastAsia="Arial Narrow" w:hAnsi="Arial Narrow" w:cs="Arial Narrow"/>
-          <w:sz w:val="16"/>
-          <w:szCs w:val="16"/>
-        </w:rPr>
-      </w:pPr>
-      <w:r>
-        <w:rPr>
-          <w:rFonts w:ascii="Arial Narrow" w:eastAsia="Arial Narrow" w:hAnsi="Arial Narrow" w:cs="Arial Narrow"/>
-          <w:sz w:val="16"/>
-          <w:szCs w:val="16"/>
-        </w:rPr>
-        <w:t>(…)</w:t>
-      </w:r>
-    </w:p>
-    <w:p>
-      <w:pPr>
-        <w:pStyle w:val="Textonotapie"/>
-        <w:ind w:left="567" w:right="-1"/>
-        <w:jc w:val="both"/>
-        <w:rPr>
-          <w:rFonts w:ascii="Arial Narrow" w:eastAsia="Arial Narrow" w:hAnsi="Arial Narrow" w:cs="Arial Narrow"/>
-          <w:sz w:val="16"/>
-          <w:szCs w:val="16"/>
-        </w:rPr>
-      </w:pPr>
-      <w:r>
-        <w:rPr>
-          <w:rFonts w:ascii="Arial Narrow" w:eastAsia="Arial Narrow" w:hAnsi="Arial Narrow" w:cs="Arial Narrow"/>
-          <w:sz w:val="16"/>
-          <w:szCs w:val="16"/>
-        </w:rPr>
-        <w:t>e. Los proveedores deben entregar a los usuarios copia de los contratos y demás documentación relacionada con dichos actos jurídicos cuando estos hayan sido celebrados por escrito, incluidas las condiciones generales de la contratación. Asimismo, cuando el consumidor solicite copia física o virtual de estos, el proveedor debe entregar los documentos en un plazo máximo de quince días hábiles contados desde que recibió la solicitud. Los proveedores son responsables de dejar constancia de la entrega de los documentos al consumidor.</w:t>
-      </w:r>
-    </w:p>
-    <w:p>
-      <w:pPr>
-        <w:pStyle w:val="Textonotapie"/>
-        <w:jc w:val="both"/>
-        <w:rPr>
-          <w:rFonts w:ascii="Arial Narrow" w:hAnsi="Arial Narrow"/>
-          <w:sz w:val="16"/>
-          <w:szCs w:val="16"/>
-        </w:rPr>
-      </w:pPr>
     </w:p>
   </w:footnote>
   <w:footnote w:id="5">
@@ -6159,7 +7057,7 @@
         <w:ind w:left="567" w:right="-1" w:hanging="567"/>
         <w:jc w:val="both"/>
         <w:rPr>
-          <w:rFonts w:ascii="Arial Narrow" w:eastAsia="Arial Narrow" w:hAnsi="Arial Narrow" w:cs="Arial"/>
+          <w:rFonts w:ascii="Arial Narrow" w:eastAsia="Arial Narrow" w:hAnsi="Arial Narrow" w:cs="Arial Narrow"/>
           <w:sz w:val="16"/>
           <w:szCs w:val="16"/>
         </w:rPr>
@@ -6167,7 +7065,7 @@
       <w:r>
         <w:rPr>
           <w:rStyle w:val="Refdenotaalpie"/>
-          <w:rFonts w:ascii="Arial Narrow" w:hAnsi="Arial Narrow" w:cs="Arial"/>
+          <w:rFonts w:ascii="Arial Narrow" w:eastAsia="Arial Narrow" w:hAnsi="Arial Narrow" w:cs="Arial Narrow"/>
           <w:sz w:val="16"/>
           <w:szCs w:val="16"/>
           <w:vertAlign w:val="superscript"/>
@@ -6176,7 +7074,7 @@
       </w:r>
       <w:r>
         <w:rPr>
-          <w:rFonts w:ascii="Arial Narrow" w:hAnsi="Arial Narrow" w:cs="Arial"/>
+          <w:rFonts w:ascii="Arial Narrow" w:eastAsia="Arial Narrow" w:hAnsi="Arial Narrow" w:cs="Arial Narrow"/>
           <w:sz w:val="16"/>
           <w:szCs w:val="16"/>
         </w:rPr>
@@ -6184,7 +7082,7 @@
       </w:r>
       <w:r>
         <w:rPr>
-          <w:rFonts w:ascii="Arial Narrow" w:hAnsi="Arial Narrow" w:cs="Arial"/>
+          <w:rFonts w:ascii="Arial Narrow" w:eastAsia="Arial Narrow" w:hAnsi="Arial Narrow" w:cs="Arial Narrow"/>
           <w:sz w:val="16"/>
           <w:szCs w:val="16"/>
         </w:rPr>
@@ -6192,7 +7090,7 @@
       </w:r>
       <w:r>
         <w:rPr>
-          <w:rFonts w:ascii="Arial Narrow" w:eastAsia="Arial Narrow" w:hAnsi="Arial Narrow" w:cs="Arial"/>
+          <w:rFonts w:ascii="Arial Narrow" w:eastAsia="Arial Narrow" w:hAnsi="Arial Narrow" w:cs="Arial Narrow"/>
           <w:b/>
           <w:bCs/>
           <w:sz w:val="16"/>
@@ -6203,7 +7101,7 @@
       <w:proofErr w:type="spellStart"/>
       <w:r>
         <w:rPr>
-          <w:rFonts w:ascii="Arial Narrow" w:eastAsia="Arial Narrow" w:hAnsi="Arial Narrow" w:cs="Arial"/>
+          <w:rFonts w:ascii="Arial Narrow" w:eastAsia="Arial Narrow" w:hAnsi="Arial Narrow" w:cs="Arial Narrow"/>
           <w:b/>
           <w:bCs/>
           <w:sz w:val="16"/>
@@ -6214,7 +7112,7 @@
       <w:proofErr w:type="spellEnd"/>
       <w:r>
         <w:rPr>
-          <w:rFonts w:ascii="Arial Narrow" w:eastAsia="Arial Narrow" w:hAnsi="Arial Narrow" w:cs="Arial"/>
+          <w:rFonts w:ascii="Arial Narrow" w:eastAsia="Arial Narrow" w:hAnsi="Arial Narrow" w:cs="Arial Narrow"/>
           <w:b/>
           <w:bCs/>
           <w:sz w:val="16"/>
@@ -6224,7 +7122,7 @@
       </w:r>
       <w:r>
         <w:rPr>
-          <w:rFonts w:ascii="Arial Narrow" w:eastAsia="Arial Narrow" w:hAnsi="Arial Narrow" w:cs="Arial"/>
+          <w:rFonts w:ascii="Arial Narrow" w:eastAsia="Arial Narrow" w:hAnsi="Arial Narrow" w:cs="Arial Narrow"/>
           <w:sz w:val="16"/>
           <w:szCs w:val="16"/>
         </w:rPr>
@@ -6233,7 +7131,7 @@
       <w:proofErr w:type="gramStart"/>
       <w:r>
         <w:rPr>
-          <w:rFonts w:ascii="Arial Narrow" w:eastAsia="Arial Narrow" w:hAnsi="Arial Narrow" w:cs="Arial"/>
+          <w:rFonts w:ascii="Arial Narrow" w:eastAsia="Arial Narrow" w:hAnsi="Arial Narrow" w:cs="Arial Narrow"/>
           <w:sz w:val="16"/>
           <w:szCs w:val="16"/>
         </w:rPr>
@@ -6242,7 +7140,7 @@
       <w:proofErr w:type="gramEnd"/>
       <w:r>
         <w:rPr>
-          <w:rFonts w:ascii="Arial Narrow" w:eastAsia="Arial Narrow" w:hAnsi="Arial Narrow" w:cs="Arial"/>
+          <w:rFonts w:ascii="Arial Narrow" w:eastAsia="Arial Narrow" w:hAnsi="Arial Narrow" w:cs="Arial Narrow"/>
           <w:sz w:val="16"/>
           <w:szCs w:val="16"/>
         </w:rPr>
@@ -6258,14 +7156,14 @@
         <w:ind w:left="567" w:right="-1" w:hanging="567"/>
         <w:jc w:val="both"/>
         <w:rPr>
-          <w:rFonts w:ascii="Arial Narrow" w:eastAsia="Arial Narrow" w:hAnsi="Arial Narrow" w:cs="Arial"/>
-          <w:sz w:val="16"/>
-          <w:szCs w:val="16"/>
-        </w:rPr>
-      </w:pPr>
-      <w:r>
-        <w:rPr>
-          <w:rFonts w:ascii="Arial Narrow" w:eastAsia="Arial Narrow" w:hAnsi="Arial Narrow" w:cs="Arial"/>
+          <w:rFonts w:ascii="Arial Narrow" w:eastAsia="Arial Narrow" w:hAnsi="Arial Narrow" w:cs="Arial Narrow"/>
+          <w:sz w:val="16"/>
+          <w:szCs w:val="16"/>
+        </w:rPr>
+      </w:pPr>
+      <w:r>
+        <w:rPr>
+          <w:rFonts w:ascii="Arial Narrow" w:eastAsia="Arial Narrow" w:hAnsi="Arial Narrow" w:cs="Arial Narrow"/>
           <w:sz w:val="16"/>
           <w:szCs w:val="16"/>
         </w:rPr>
@@ -6282,14 +7180,14 @@
         <w:ind w:left="567" w:right="-1" w:hanging="567"/>
         <w:jc w:val="both"/>
         <w:rPr>
-          <w:rFonts w:ascii="Arial Narrow" w:eastAsia="Arial Narrow" w:hAnsi="Arial Narrow" w:cs="Arial"/>
-          <w:sz w:val="16"/>
-          <w:szCs w:val="16"/>
-        </w:rPr>
-      </w:pPr>
-      <w:r>
-        <w:rPr>
-          <w:rFonts w:ascii="Arial Narrow" w:eastAsia="Arial Narrow" w:hAnsi="Arial Narrow" w:cs="Arial"/>
+          <w:rFonts w:ascii="Arial Narrow" w:eastAsia="Arial Narrow" w:hAnsi="Arial Narrow" w:cs="Arial Narrow"/>
+          <w:sz w:val="16"/>
+          <w:szCs w:val="16"/>
+        </w:rPr>
+      </w:pPr>
+      <w:r>
+        <w:rPr>
+          <w:rFonts w:ascii="Arial Narrow" w:eastAsia="Arial Narrow" w:hAnsi="Arial Narrow" w:cs="Arial Narrow"/>
           <w:sz w:val="16"/>
           <w:szCs w:val="16"/>
         </w:rPr>
@@ -6306,14 +7204,14 @@
         <w:ind w:left="567" w:right="-1" w:hanging="567"/>
         <w:jc w:val="both"/>
         <w:rPr>
-          <w:rFonts w:ascii="Arial Narrow" w:eastAsia="Arial Narrow" w:hAnsi="Arial Narrow" w:cs="Arial"/>
-          <w:sz w:val="16"/>
-          <w:szCs w:val="16"/>
-        </w:rPr>
-      </w:pPr>
-      <w:r>
-        <w:rPr>
-          <w:rFonts w:ascii="Arial Narrow" w:eastAsia="Arial Narrow" w:hAnsi="Arial Narrow" w:cs="Arial"/>
+          <w:rFonts w:ascii="Arial Narrow" w:eastAsia="Arial Narrow" w:hAnsi="Arial Narrow" w:cs="Arial Narrow"/>
+          <w:sz w:val="16"/>
+          <w:szCs w:val="16"/>
+        </w:rPr>
+      </w:pPr>
+      <w:r>
+        <w:rPr>
+          <w:rFonts w:ascii="Arial Narrow" w:eastAsia="Arial Narrow" w:hAnsi="Arial Narrow" w:cs="Arial Narrow"/>
           <w:sz w:val="16"/>
           <w:szCs w:val="16"/>
         </w:rPr>
@@ -6330,14 +7228,14 @@
         <w:ind w:left="567" w:right="-1" w:hanging="567"/>
         <w:jc w:val="both"/>
         <w:rPr>
-          <w:rFonts w:ascii="Arial Narrow" w:eastAsia="Arial Narrow" w:hAnsi="Arial Narrow" w:cs="Arial"/>
-          <w:sz w:val="16"/>
-          <w:szCs w:val="16"/>
-        </w:rPr>
-      </w:pPr>
-      <w:r>
-        <w:rPr>
-          <w:rFonts w:ascii="Arial Narrow" w:eastAsia="Arial Narrow" w:hAnsi="Arial Narrow" w:cs="Arial"/>
+          <w:rFonts w:ascii="Arial Narrow" w:eastAsia="Arial Narrow" w:hAnsi="Arial Narrow" w:cs="Arial Narrow"/>
+          <w:sz w:val="16"/>
+          <w:szCs w:val="16"/>
+        </w:rPr>
+      </w:pPr>
+      <w:r>
+        <w:rPr>
+          <w:rFonts w:ascii="Arial Narrow" w:eastAsia="Arial Narrow" w:hAnsi="Arial Narrow" w:cs="Arial Narrow"/>
           <w:sz w:val="16"/>
           <w:szCs w:val="16"/>
         </w:rPr>
@@ -6353,7 +7251,7 @@
         <w:ind w:left="567" w:right="-1" w:hanging="567"/>
         <w:jc w:val="both"/>
         <w:rPr>
-          <w:rFonts w:ascii="Arial Narrow" w:eastAsia="Arial Narrow" w:hAnsi="Arial Narrow" w:cs="Arial"/>
+          <w:rFonts w:ascii="Arial Narrow" w:eastAsia="Arial Narrow" w:hAnsi="Arial Narrow" w:cs="Arial Narrow"/>
           <w:sz w:val="16"/>
           <w:szCs w:val="16"/>
         </w:rPr>
@@ -6367,7 +7265,7 @@
         <w:ind w:left="567" w:hanging="567"/>
         <w:jc w:val="both"/>
         <w:rPr>
-          <w:rFonts w:ascii="Arial Narrow" w:hAnsi="Arial Narrow" w:cs="Arial"/>
+          <w:rFonts w:ascii="Arial Narrow" w:eastAsia="Arial Narrow" w:hAnsi="Arial Narrow" w:cs="Arial Narrow"/>
           <w:sz w:val="16"/>
           <w:szCs w:val="16"/>
         </w:rPr>
@@ -6375,7 +7273,7 @@
       <w:r>
         <w:rPr>
           <w:rStyle w:val="Refdenotaalpie"/>
-          <w:rFonts w:ascii="Arial Narrow" w:hAnsi="Arial Narrow" w:cs="Arial"/>
+          <w:rFonts w:ascii="Arial Narrow" w:eastAsia="Arial Narrow" w:hAnsi="Arial Narrow" w:cs="Arial Narrow"/>
           <w:sz w:val="16"/>
           <w:szCs w:val="16"/>
           <w:vertAlign w:val="superscript"/>
@@ -6384,7 +7282,7 @@
       </w:r>
       <w:r>
         <w:rPr>
-          <w:rFonts w:ascii="Arial Narrow" w:hAnsi="Arial Narrow" w:cs="Arial"/>
+          <w:rFonts w:ascii="Arial Narrow" w:eastAsia="Arial Narrow" w:hAnsi="Arial Narrow" w:cs="Arial Narrow"/>
           <w:sz w:val="16"/>
           <w:szCs w:val="16"/>
         </w:rPr>
@@ -6392,7 +7290,7 @@
       </w:r>
       <w:r>
         <w:rPr>
-          <w:rFonts w:ascii="Arial Narrow" w:hAnsi="Arial Narrow" w:cs="Arial"/>
+          <w:rFonts w:ascii="Arial Narrow" w:eastAsia="Arial Narrow" w:hAnsi="Arial Narrow" w:cs="Arial Narrow"/>
           <w:sz w:val="16"/>
           <w:szCs w:val="16"/>
         </w:rPr>
@@ -6402,7 +7300,7 @@
       <w:proofErr w:type="spellStart"/>
       <w:r>
         <w:rPr>
-          <w:rFonts w:ascii="Arial Narrow" w:hAnsi="Arial Narrow" w:cs="Arial"/>
+          <w:rFonts w:ascii="Arial Narrow" w:eastAsia="Arial Narrow" w:hAnsi="Arial Narrow" w:cs="Arial Narrow"/>
           <w:sz w:val="16"/>
           <w:szCs w:val="16"/>
         </w:rPr>
@@ -6411,7 +7309,7 @@
       <w:proofErr w:type="spellEnd"/>
       <w:r>
         <w:rPr>
-          <w:rFonts w:ascii="Arial Narrow" w:hAnsi="Arial Narrow" w:cs="Arial"/>
+          <w:rFonts w:ascii="Arial Narrow" w:eastAsia="Arial Narrow" w:hAnsi="Arial Narrow" w:cs="Arial Narrow"/>
           <w:sz w:val="16"/>
           <w:szCs w:val="16"/>
         </w:rPr>
@@ -6420,7 +7318,7 @@
       <w:proofErr w:type="gramStart"/>
       <w:r>
         <w:rPr>
-          <w:rFonts w:ascii="Arial Narrow" w:hAnsi="Arial Narrow" w:cs="Arial"/>
+          <w:rFonts w:ascii="Arial Narrow" w:eastAsia="Arial Narrow" w:hAnsi="Arial Narrow" w:cs="Arial Narrow"/>
           <w:sz w:val="16"/>
           <w:szCs w:val="16"/>
         </w:rPr>
@@ -6429,7 +7327,7 @@
       <w:proofErr w:type="gramEnd"/>
       <w:r>
         <w:rPr>
-          <w:rFonts w:ascii="Arial Narrow" w:hAnsi="Arial Narrow" w:cs="Arial"/>
+          <w:rFonts w:ascii="Arial Narrow" w:eastAsia="Arial Narrow" w:hAnsi="Arial Narrow" w:cs="Arial Narrow"/>
           <w:sz w:val="16"/>
           <w:szCs w:val="16"/>
         </w:rPr>
@@ -6442,7 +7340,7 @@
         <w:ind w:left="567" w:hanging="567"/>
         <w:jc w:val="both"/>
         <w:rPr>
-          <w:rFonts w:ascii="Arial Narrow" w:hAnsi="Arial Narrow" w:cs="Arial"/>
+          <w:rFonts w:ascii="Arial Narrow" w:eastAsia="Arial Narrow" w:hAnsi="Arial Narrow" w:cs="Arial Narrow"/>
           <w:sz w:val="16"/>
           <w:szCs w:val="16"/>
         </w:rPr>
@@ -6456,7 +7354,7 @@
         <w:ind w:left="567" w:hanging="567"/>
         <w:jc w:val="both"/>
         <w:rPr>
-          <w:rFonts w:ascii="Arial Narrow" w:hAnsi="Arial Narrow" w:cs="Arial"/>
+          <w:rFonts w:ascii="Arial Narrow" w:eastAsia="Arial Narrow" w:hAnsi="Arial Narrow" w:cs="Arial Narrow"/>
           <w:sz w:val="16"/>
           <w:szCs w:val="16"/>
         </w:rPr>
@@ -6464,7 +7362,7 @@
       <w:r>
         <w:rPr>
           <w:rStyle w:val="Refdenotaalpie"/>
-          <w:rFonts w:ascii="Arial Narrow" w:hAnsi="Arial Narrow" w:cs="Arial"/>
+          <w:rFonts w:ascii="Arial Narrow" w:eastAsia="Arial Narrow" w:hAnsi="Arial Narrow" w:cs="Arial Narrow"/>
           <w:sz w:val="16"/>
           <w:szCs w:val="16"/>
           <w:vertAlign w:val="superscript"/>
@@ -6473,7 +7371,7 @@
       </w:r>
       <w:r>
         <w:rPr>
-          <w:rFonts w:ascii="Arial Narrow" w:hAnsi="Arial Narrow" w:cs="Arial"/>
+          <w:rFonts w:ascii="Arial Narrow" w:eastAsia="Arial Narrow" w:hAnsi="Arial Narrow" w:cs="Arial Narrow"/>
           <w:sz w:val="16"/>
           <w:szCs w:val="16"/>
         </w:rPr>
@@ -6481,7 +7379,7 @@
       </w:r>
       <w:r>
         <w:rPr>
-          <w:rFonts w:ascii="Arial Narrow" w:hAnsi="Arial Narrow" w:cs="Arial"/>
+          <w:rFonts w:ascii="Arial Narrow" w:eastAsia="Arial Narrow" w:hAnsi="Arial Narrow" w:cs="Arial Narrow"/>
           <w:sz w:val="16"/>
           <w:szCs w:val="16"/>
         </w:rPr>
@@ -6489,7 +7387,7 @@
       </w:r>
       <w:r>
         <w:rPr>
-          <w:rFonts w:ascii="Arial Narrow" w:eastAsia="Arial Narrow" w:hAnsi="Arial Narrow" w:cs="Arial"/>
+          <w:rFonts w:ascii="Arial Narrow" w:eastAsia="Arial Narrow" w:hAnsi="Arial Narrow" w:cs="Arial Narrow"/>
           <w:b/>
           <w:sz w:val="16"/>
           <w:szCs w:val="16"/>
@@ -6498,7 +7396,7 @@
       </w:r>
       <w:r>
         <w:rPr>
-          <w:rFonts w:ascii="Arial Narrow" w:hAnsi="Arial Narrow" w:cs="Arial"/>
+          <w:rFonts w:ascii="Arial Narrow" w:eastAsia="Arial Narrow" w:hAnsi="Arial Narrow" w:cs="Arial Narrow"/>
           <w:b/>
           <w:bCs/>
           <w:sz w:val="16"/>
@@ -6508,7 +7406,7 @@
       </w:r>
       <w:r>
         <w:rPr>
-          <w:rFonts w:ascii="Arial Narrow" w:hAnsi="Arial Narrow" w:cs="Arial"/>
+          <w:rFonts w:ascii="Arial Narrow" w:eastAsia="Arial Narrow" w:hAnsi="Arial Narrow" w:cs="Arial Narrow"/>
           <w:b/>
           <w:sz w:val="16"/>
           <w:szCs w:val="16"/>
@@ -6518,7 +7416,7 @@
       <w:proofErr w:type="spellStart"/>
       <w:r>
         <w:rPr>
-          <w:rFonts w:ascii="Arial Narrow" w:hAnsi="Arial Narrow" w:cs="Arial"/>
+          <w:rFonts w:ascii="Arial Narrow" w:eastAsia="Arial Narrow" w:hAnsi="Arial Narrow" w:cs="Arial Narrow"/>
           <w:b/>
           <w:sz w:val="16"/>
           <w:szCs w:val="16"/>
@@ -6528,7 +7426,7 @@
       <w:proofErr w:type="spellEnd"/>
       <w:r>
         <w:rPr>
-          <w:rFonts w:ascii="Arial Narrow" w:hAnsi="Arial Narrow" w:cs="Arial"/>
+          <w:rFonts w:ascii="Arial Narrow" w:eastAsia="Arial Narrow" w:hAnsi="Arial Narrow" w:cs="Arial Narrow"/>
           <w:b/>
           <w:sz w:val="16"/>
           <w:szCs w:val="16"/>
@@ -6542,7 +7440,7 @@
         <w:ind w:left="567" w:hanging="567"/>
         <w:jc w:val="both"/>
         <w:rPr>
-          <w:rFonts w:ascii="Arial Narrow" w:hAnsi="Arial Narrow" w:cs="Arial"/>
+          <w:rFonts w:ascii="Arial Narrow" w:eastAsia="Arial Narrow" w:hAnsi="Arial Narrow" w:cs="Arial Narrow"/>
           <w:b/>
           <w:bCs/>
           <w:sz w:val="16"/>
@@ -6551,7 +7449,7 @@
       </w:pPr>
       <w:r>
         <w:rPr>
-          <w:rFonts w:ascii="Arial Narrow" w:hAnsi="Arial Narrow" w:cs="Arial"/>
+          <w:rFonts w:ascii="Arial Narrow" w:eastAsia="Arial Narrow" w:hAnsi="Arial Narrow" w:cs="Arial Narrow"/>
           <w:sz w:val="16"/>
           <w:szCs w:val="16"/>
         </w:rPr>
@@ -6559,7 +7457,7 @@
       </w:r>
       <w:r>
         <w:rPr>
-          <w:rFonts w:ascii="Arial Narrow" w:hAnsi="Arial Narrow" w:cs="Arial"/>
+          <w:rFonts w:ascii="Arial Narrow" w:eastAsia="Arial Narrow" w:hAnsi="Arial Narrow" w:cs="Arial Narrow"/>
           <w:b/>
           <w:bCs/>
           <w:sz w:val="16"/>
@@ -6577,15 +7475,15 @@
         <w:ind w:left="567"/>
         <w:jc w:val="both"/>
         <w:rPr>
-          <w:rFonts w:ascii="Arial Narrow" w:hAnsi="Arial Narrow" w:cs="Arial"/>
-          <w:sz w:val="16"/>
-          <w:szCs w:val="16"/>
-          <w:lang w:eastAsia="es-PE"/>
-        </w:rPr>
-      </w:pPr>
-      <w:r>
-        <w:rPr>
-          <w:rFonts w:ascii="Arial Narrow" w:hAnsi="Arial Narrow" w:cs="Arial"/>
+          <w:rFonts w:ascii="Arial Narrow" w:eastAsia="Arial Narrow" w:hAnsi="Arial Narrow" w:cs="Arial Narrow"/>
+          <w:sz w:val="16"/>
+          <w:szCs w:val="16"/>
+          <w:lang w:eastAsia="es-PE"/>
+        </w:rPr>
+      </w:pPr>
+      <w:r>
+        <w:rPr>
+          <w:rFonts w:ascii="Arial Narrow" w:eastAsia="Arial Narrow" w:hAnsi="Arial Narrow" w:cs="Arial Narrow"/>
           <w:sz w:val="16"/>
           <w:szCs w:val="16"/>
           <w:lang w:eastAsia="es-PE"/>
@@ -6602,15 +7500,15 @@
         <w:ind w:left="567"/>
         <w:jc w:val="both"/>
         <w:rPr>
-          <w:rFonts w:ascii="Arial Narrow" w:hAnsi="Arial Narrow" w:cs="Arial"/>
-          <w:sz w:val="16"/>
-          <w:szCs w:val="16"/>
-          <w:lang w:eastAsia="es-PE"/>
-        </w:rPr>
-      </w:pPr>
-      <w:r>
-        <w:rPr>
-          <w:rFonts w:ascii="Arial Narrow" w:hAnsi="Arial Narrow" w:cs="Arial"/>
+          <w:rFonts w:ascii="Arial Narrow" w:eastAsia="Arial Narrow" w:hAnsi="Arial Narrow" w:cs="Arial Narrow"/>
+          <w:sz w:val="16"/>
+          <w:szCs w:val="16"/>
+          <w:lang w:eastAsia="es-PE"/>
+        </w:rPr>
+      </w:pPr>
+      <w:r>
+        <w:rPr>
+          <w:rFonts w:ascii="Arial Narrow" w:eastAsia="Arial Narrow" w:hAnsi="Arial Narrow" w:cs="Arial Narrow"/>
           <w:sz w:val="16"/>
           <w:szCs w:val="16"/>
           <w:lang w:eastAsia="es-PE"/>
@@ -6627,15 +7525,15 @@
         <w:ind w:left="567"/>
         <w:jc w:val="both"/>
         <w:rPr>
-          <w:rFonts w:ascii="Arial Narrow" w:hAnsi="Arial Narrow" w:cs="Arial"/>
-          <w:sz w:val="16"/>
-          <w:szCs w:val="16"/>
-          <w:lang w:eastAsia="es-PE"/>
-        </w:rPr>
-      </w:pPr>
-      <w:r>
-        <w:rPr>
-          <w:rFonts w:ascii="Arial Narrow" w:hAnsi="Arial Narrow" w:cs="Arial"/>
+          <w:rFonts w:ascii="Arial Narrow" w:eastAsia="Arial Narrow" w:hAnsi="Arial Narrow" w:cs="Arial Narrow"/>
+          <w:sz w:val="16"/>
+          <w:szCs w:val="16"/>
+          <w:lang w:eastAsia="es-PE"/>
+        </w:rPr>
+      </w:pPr>
+      <w:r>
+        <w:rPr>
+          <w:rFonts w:ascii="Arial Narrow" w:eastAsia="Arial Narrow" w:hAnsi="Arial Narrow" w:cs="Arial Narrow"/>
           <w:sz w:val="16"/>
           <w:szCs w:val="16"/>
           <w:lang w:eastAsia="es-PE"/>
@@ -6646,15 +7544,10 @@
     <w:p>
       <w:pPr>
         <w:pStyle w:val="Textonotapie"/>
-        <w:tabs>
-          <w:tab w:val="left" w:pos="284"/>
-        </w:tabs>
         <w:ind w:left="567" w:hanging="567"/>
         <w:jc w:val="both"/>
         <w:rPr>
-          <w:rFonts w:ascii="Arial Narrow" w:hAnsi="Arial Narrow" w:cs="Arial"/>
-          <w:b/>
-          <w:bCs/>
+          <w:rFonts w:ascii="Arial Narrow" w:eastAsia="Arial Narrow" w:hAnsi="Arial Narrow" w:cs="Arial Narrow"/>
           <w:sz w:val="16"/>
           <w:szCs w:val="16"/>
         </w:rPr>
@@ -6667,11 +7560,16 @@
         <w:pStyle w:val="Textonotapie"/>
         <w:ind w:left="567" w:hanging="567"/>
         <w:jc w:val="both"/>
+        <w:rPr>
+          <w:rFonts w:ascii="Arial Narrow" w:eastAsia="Arial Narrow" w:hAnsi="Arial Narrow" w:cs="Arial Narrow"/>
+          <w:sz w:val="16"/>
+          <w:szCs w:val="16"/>
+        </w:rPr>
       </w:pPr>
       <w:r>
         <w:rPr>
           <w:rStyle w:val="Refdenotaalpie"/>
-          <w:rFonts w:ascii="Arial Narrow" w:hAnsi="Arial Narrow" w:cs="Arial"/>
+          <w:rFonts w:ascii="Arial Narrow" w:eastAsia="Arial Narrow" w:hAnsi="Arial Narrow" w:cs="Arial Narrow"/>
           <w:sz w:val="16"/>
           <w:szCs w:val="16"/>
           <w:vertAlign w:val="superscript"/>
@@ -6680,7 +7578,7 @@
       </w:r>
       <w:r>
         <w:rPr>
-          <w:rFonts w:ascii="Arial Narrow" w:hAnsi="Arial Narrow" w:cs="Arial"/>
+          <w:rFonts w:ascii="Arial Narrow" w:eastAsia="Arial Narrow" w:hAnsi="Arial Narrow" w:cs="Arial Narrow"/>
           <w:sz w:val="16"/>
           <w:szCs w:val="16"/>
         </w:rPr>
@@ -6688,7 +7586,7 @@
       </w:r>
       <w:r>
         <w:rPr>
-          <w:rFonts w:ascii="Arial Narrow" w:hAnsi="Arial Narrow" w:cs="Arial"/>
+          <w:rFonts w:ascii="Arial Narrow" w:eastAsia="Arial Narrow" w:hAnsi="Arial Narrow" w:cs="Arial Narrow"/>
           <w:b/>
           <w:bCs/>
           <w:sz w:val="16"/>
@@ -6702,10 +7600,15 @@
         <w:pStyle w:val="Textonotapie"/>
         <w:ind w:left="567" w:hanging="567"/>
         <w:jc w:val="both"/>
-      </w:pPr>
-      <w:r>
-        <w:rPr>
-          <w:rFonts w:ascii="Arial Narrow" w:hAnsi="Arial Narrow" w:cs="Arial"/>
+        <w:rPr>
+          <w:rFonts w:ascii="Arial Narrow" w:eastAsia="Arial Narrow" w:hAnsi="Arial Narrow" w:cs="Arial Narrow"/>
+          <w:sz w:val="16"/>
+          <w:szCs w:val="16"/>
+        </w:rPr>
+      </w:pPr>
+      <w:r>
+        <w:rPr>
+          <w:rFonts w:ascii="Arial Narrow" w:eastAsia="Arial Narrow" w:hAnsi="Arial Narrow" w:cs="Arial Narrow"/>
           <w:sz w:val="16"/>
           <w:szCs w:val="16"/>
         </w:rPr>
@@ -6713,7 +7616,7 @@
       </w:r>
       <w:r>
         <w:rPr>
-          <w:rFonts w:ascii="Arial Narrow" w:hAnsi="Arial Narrow" w:cs="Arial"/>
+          <w:rFonts w:ascii="Arial Narrow" w:eastAsia="Arial Narrow" w:hAnsi="Arial Narrow" w:cs="Arial Narrow"/>
           <w:b/>
           <w:bCs/>
           <w:sz w:val="16"/>
@@ -6723,12 +7626,24 @@
       </w:r>
       <w:r>
         <w:rPr>
-          <w:rFonts w:ascii="Arial Narrow" w:hAnsi="Arial Narrow" w:cs="Arial"/>
+          <w:rFonts w:ascii="Arial Narrow" w:eastAsia="Arial Narrow" w:hAnsi="Arial Narrow" w:cs="Arial Narrow"/>
           <w:sz w:val="16"/>
           <w:szCs w:val="16"/>
         </w:rPr>
         <w:t xml:space="preserve"> Una vez admitida a trámite la denuncia, se correrá traslado de la misma al denunciado, a fin de que éste presente su descargo. El plazo para la presentación del descargo será de cinco (5) días contados desde la notificación, vencido el cual, el Secretario Técnico declarará en rebeldía al denunciado que no lo hubiera presentado.</w:t>
       </w:r>
+    </w:p>
+    <w:p>
+      <w:pPr>
+        <w:pStyle w:val="Textonotapie"/>
+        <w:ind w:left="567" w:hanging="567"/>
+        <w:jc w:val="both"/>
+        <w:rPr>
+          <w:rFonts w:ascii="Arial Narrow" w:eastAsia="Arial Narrow" w:hAnsi="Arial Narrow" w:cs="Arial Narrow"/>
+          <w:sz w:val="16"/>
+          <w:szCs w:val="16"/>
+        </w:rPr>
+      </w:pPr>
     </w:p>
   </w:footnote>
   <w:footnote w:id="14">
@@ -6737,11 +7652,16 @@
         <w:pStyle w:val="Textonotapie"/>
         <w:ind w:left="567" w:hanging="567"/>
         <w:jc w:val="both"/>
+        <w:rPr>
+          <w:rFonts w:ascii="Arial Narrow" w:eastAsia="Arial Narrow" w:hAnsi="Arial Narrow" w:cs="Arial Narrow"/>
+          <w:sz w:val="16"/>
+          <w:szCs w:val="16"/>
+        </w:rPr>
       </w:pPr>
       <w:r>
         <w:rPr>
           <w:rStyle w:val="Refdenotaalpie"/>
-          <w:rFonts w:ascii="Arial Narrow" w:hAnsi="Arial Narrow" w:cs="Arial"/>
+          <w:rFonts w:ascii="Arial Narrow" w:eastAsia="Arial Narrow" w:hAnsi="Arial Narrow" w:cs="Arial Narrow"/>
           <w:sz w:val="16"/>
           <w:szCs w:val="16"/>
           <w:vertAlign w:val="superscript"/>
@@ -6750,7 +7670,7 @@
       </w:r>
       <w:r>
         <w:rPr>
-          <w:rFonts w:ascii="Arial Narrow" w:hAnsi="Arial Narrow" w:cs="Arial"/>
+          <w:rFonts w:ascii="Arial Narrow" w:eastAsia="Arial Narrow" w:hAnsi="Arial Narrow" w:cs="Arial Narrow"/>
           <w:sz w:val="16"/>
           <w:szCs w:val="16"/>
         </w:rPr>
@@ -6758,7 +7678,7 @@
       </w:r>
       <w:r>
         <w:rPr>
-          <w:rFonts w:ascii="Arial Narrow" w:hAnsi="Arial Narrow" w:cs="Arial"/>
+          <w:rFonts w:ascii="Arial Narrow" w:eastAsia="Arial Narrow" w:hAnsi="Arial Narrow" w:cs="Arial Narrow"/>
           <w:b/>
           <w:bCs/>
           <w:sz w:val="16"/>
@@ -6772,10 +7692,15 @@
         <w:pStyle w:val="Textonotapie"/>
         <w:ind w:left="567" w:hanging="567"/>
         <w:jc w:val="both"/>
-      </w:pPr>
-      <w:r>
-        <w:rPr>
-          <w:rFonts w:ascii="Arial Narrow" w:hAnsi="Arial Narrow" w:cs="Arial"/>
+        <w:rPr>
+          <w:rFonts w:ascii="Arial Narrow" w:eastAsia="Arial Narrow" w:hAnsi="Arial Narrow" w:cs="Arial Narrow"/>
+          <w:sz w:val="16"/>
+          <w:szCs w:val="16"/>
+        </w:rPr>
+      </w:pPr>
+      <w:r>
+        <w:rPr>
+          <w:rFonts w:ascii="Arial Narrow" w:eastAsia="Arial Narrow" w:hAnsi="Arial Narrow" w:cs="Arial Narrow"/>
           <w:sz w:val="16"/>
           <w:szCs w:val="16"/>
         </w:rPr>
@@ -6783,7 +7708,7 @@
       </w:r>
       <w:r>
         <w:rPr>
-          <w:rFonts w:ascii="Arial Narrow" w:hAnsi="Arial Narrow" w:cs="Arial"/>
+          <w:rFonts w:ascii="Arial Narrow" w:eastAsia="Arial Narrow" w:hAnsi="Arial Narrow" w:cs="Arial Narrow"/>
           <w:b/>
           <w:bCs/>
           <w:sz w:val="16"/>
@@ -6797,10 +7722,15 @@
         <w:pStyle w:val="Textonotapie"/>
         <w:ind w:left="567" w:hanging="567"/>
         <w:jc w:val="both"/>
-      </w:pPr>
-      <w:r>
-        <w:rPr>
-          <w:rFonts w:ascii="Arial Narrow" w:hAnsi="Arial Narrow" w:cs="Arial"/>
+        <w:rPr>
+          <w:rFonts w:ascii="Arial Narrow" w:eastAsia="Arial Narrow" w:hAnsi="Arial Narrow" w:cs="Arial Narrow"/>
+          <w:sz w:val="16"/>
+          <w:szCs w:val="16"/>
+        </w:rPr>
+      </w:pPr>
+      <w:r>
+        <w:rPr>
+          <w:rFonts w:ascii="Arial Narrow" w:eastAsia="Arial Narrow" w:hAnsi="Arial Narrow" w:cs="Arial Narrow"/>
           <w:sz w:val="16"/>
           <w:szCs w:val="16"/>
         </w:rPr>
@@ -6808,12 +7738,24 @@
       </w:r>
       <w:r>
         <w:rPr>
-          <w:rFonts w:ascii="Arial Narrow" w:hAnsi="Arial Narrow" w:cs="Arial"/>
+          <w:rFonts w:ascii="Arial Narrow" w:eastAsia="Arial Narrow" w:hAnsi="Arial Narrow" w:cs="Arial Narrow"/>
           <w:sz w:val="16"/>
           <w:szCs w:val="16"/>
         </w:rPr>
         <w:t xml:space="preserve">223.1 El reclamado deberá presentar la contestación de la reclamación dentro de los quince (15) días posteriores a la notificación de ésta; vencido este plazo, la Administración declarará en rebeldía al reclamado que no la hubiera presentado. La contestación deberá contener los requisitos de los escritos previstos en el artículo 113 de la presente Ley, así como la absolución de todos los asuntos controvertidos de hecho y de derecho, Las alegaciones y los hechos relevantes de la reclamación, salvo que hayan sido específicamente negadas en la contestación, se tendrán por aceptadas o merituadas como ciertas.</w:t>
       </w:r>
+    </w:p>
+    <w:p>
+      <w:pPr>
+        <w:pStyle w:val="Textonotapie"/>
+        <w:ind w:left="567" w:hanging="567"/>
+        <w:jc w:val="both"/>
+        <w:rPr>
+          <w:rFonts w:ascii="Arial Narrow" w:eastAsia="Arial Narrow" w:hAnsi="Arial Narrow" w:cs="Arial Narrow"/>
+          <w:sz w:val="16"/>
+          <w:szCs w:val="16"/>
+        </w:rPr>
+      </w:pPr>
     </w:p>
   </w:footnote>
   <w:footnote w:id="8">
@@ -6823,7 +7765,7 @@
         <w:ind w:left="567" w:hanging="567"/>
         <w:jc w:val="both"/>
         <w:rPr>
-          <w:rFonts w:ascii="Arial Narrow" w:hAnsi="Arial Narrow" w:cs="Arial"/>
+          <w:rFonts w:ascii="Arial Narrow" w:eastAsia="Arial Narrow" w:hAnsi="Arial Narrow" w:cs="Arial Narrow"/>
           <w:sz w:val="16"/>
           <w:szCs w:val="16"/>
         </w:rPr>
@@ -6831,7 +7773,7 @@
       <w:r>
         <w:rPr>
           <w:rStyle w:val="Refdenotaalpie"/>
-          <w:rFonts w:ascii="Arial Narrow" w:hAnsi="Arial Narrow" w:cs="Arial"/>
+          <w:rFonts w:ascii="Arial Narrow" w:eastAsia="Arial Narrow" w:hAnsi="Arial Narrow" w:cs="Arial Narrow"/>
           <w:sz w:val="16"/>
           <w:szCs w:val="16"/>
           <w:vertAlign w:val="superscript"/>
@@ -6840,7 +7782,7 @@
       </w:r>
       <w:r>
         <w:rPr>
-          <w:rFonts w:ascii="Arial Narrow" w:hAnsi="Arial Narrow" w:cs="Arial"/>
+          <w:rFonts w:ascii="Arial Narrow" w:eastAsia="Arial Narrow" w:hAnsi="Arial Narrow" w:cs="Arial Narrow"/>
           <w:sz w:val="16"/>
           <w:szCs w:val="16"/>
           <w:vertAlign w:val="superscript"/>
@@ -6849,7 +7791,7 @@
       </w:r>
       <w:r>
         <w:rPr>
-          <w:rFonts w:ascii="Arial Narrow" w:hAnsi="Arial Narrow" w:cs="Arial"/>
+          <w:rFonts w:ascii="Arial Narrow" w:eastAsia="Arial Narrow" w:hAnsi="Arial Narrow" w:cs="Arial Narrow"/>
           <w:sz w:val="16"/>
           <w:szCs w:val="16"/>
         </w:rPr>
@@ -6857,7 +7799,7 @@
       </w:r>
       <w:r>
         <w:rPr>
-          <w:rFonts w:ascii="Arial Narrow" w:hAnsi="Arial Narrow" w:cs="Arial"/>
+          <w:rFonts w:ascii="Arial Narrow" w:eastAsia="Arial Narrow" w:hAnsi="Arial Narrow" w:cs="Arial Narrow"/>
           <w:sz w:val="16"/>
           <w:szCs w:val="16"/>
         </w:rPr>
@@ -6865,7 +7807,7 @@
       </w:r>
       <w:r>
         <w:rPr>
-          <w:rFonts w:ascii="Arial Narrow" w:eastAsia="Arial Narrow" w:hAnsi="Arial Narrow" w:cs="Arial"/>
+          <w:rFonts w:ascii="Arial Narrow" w:eastAsia="Arial Narrow" w:hAnsi="Arial Narrow" w:cs="Arial Narrow"/>
           <w:b/>
           <w:sz w:val="16"/>
           <w:szCs w:val="16"/>
@@ -6874,7 +7816,7 @@
       </w:r>
       <w:r>
         <w:rPr>
-          <w:rFonts w:ascii="Arial Narrow" w:hAnsi="Arial Narrow" w:cs="Arial"/>
+          <w:rFonts w:ascii="Arial Narrow" w:eastAsia="Arial Narrow" w:hAnsi="Arial Narrow" w:cs="Arial Narrow"/>
           <w:b/>
           <w:bCs/>
           <w:sz w:val="16"/>
@@ -6884,7 +7826,7 @@
       </w:r>
       <w:r>
         <w:rPr>
-          <w:rFonts w:ascii="Arial Narrow" w:hAnsi="Arial Narrow" w:cs="Arial"/>
+          <w:rFonts w:ascii="Arial Narrow" w:eastAsia="Arial Narrow" w:hAnsi="Arial Narrow" w:cs="Arial Narrow"/>
           <w:b/>
           <w:sz w:val="16"/>
           <w:szCs w:val="16"/>
@@ -6894,7 +7836,7 @@
       <w:proofErr w:type="spellStart"/>
       <w:r>
         <w:rPr>
-          <w:rFonts w:ascii="Arial Narrow" w:hAnsi="Arial Narrow" w:cs="Arial"/>
+          <w:rFonts w:ascii="Arial Narrow" w:eastAsia="Arial Narrow" w:hAnsi="Arial Narrow" w:cs="Arial Narrow"/>
           <w:b/>
           <w:sz w:val="16"/>
           <w:szCs w:val="16"/>
@@ -6904,7 +7846,7 @@
       <w:proofErr w:type="spellEnd"/>
       <w:r>
         <w:rPr>
-          <w:rFonts w:ascii="Arial Narrow" w:hAnsi="Arial Narrow" w:cs="Arial"/>
+          <w:rFonts w:ascii="Arial Narrow" w:eastAsia="Arial Narrow" w:hAnsi="Arial Narrow" w:cs="Arial Narrow"/>
           <w:b/>
           <w:sz w:val="16"/>
           <w:szCs w:val="16"/>
@@ -6918,15 +7860,15 @@
         <w:ind w:left="567" w:hanging="567"/>
         <w:jc w:val="both"/>
         <w:rPr>
-          <w:rFonts w:ascii="Arial Narrow" w:eastAsia="Arial Narrow" w:hAnsi="Arial Narrow" w:cs="Arial"/>
-          <w:b/>
-          <w:sz w:val="16"/>
-          <w:szCs w:val="16"/>
-        </w:rPr>
-      </w:pPr>
-      <w:r>
-        <w:rPr>
-          <w:rFonts w:ascii="Arial Narrow" w:eastAsia="Arial Narrow" w:hAnsi="Arial Narrow" w:cs="Arial"/>
+          <w:rFonts w:ascii="Arial Narrow" w:eastAsia="Arial Narrow" w:hAnsi="Arial Narrow" w:cs="Arial Narrow"/>
+          <w:b/>
+          <w:sz w:val="16"/>
+          <w:szCs w:val="16"/>
+        </w:rPr>
+      </w:pPr>
+      <w:r>
+        <w:rPr>
+          <w:rFonts w:ascii="Arial Narrow" w:eastAsia="Arial Narrow" w:hAnsi="Arial Narrow" w:cs="Arial Narrow"/>
           <w:b/>
           <w:sz w:val="16"/>
           <w:szCs w:val="16"/>
@@ -6941,14 +7883,14 @@
         <w:ind w:left="567"/>
         <w:jc w:val="both"/>
         <w:rPr>
-          <w:rFonts w:ascii="Arial Narrow" w:hAnsi="Arial Narrow" w:cs="Arial"/>
-          <w:sz w:val="16"/>
-          <w:szCs w:val="16"/>
-        </w:rPr>
-      </w:pPr>
-      <w:r>
-        <w:rPr>
-          <w:rFonts w:ascii="Arial Narrow" w:eastAsia="Arial Narrow" w:hAnsi="Arial Narrow" w:cs="Arial"/>
+          <w:rFonts w:ascii="Arial Narrow" w:eastAsia="Arial Narrow" w:hAnsi="Arial Narrow" w:cs="Arial Narrow"/>
+          <w:sz w:val="16"/>
+          <w:szCs w:val="16"/>
+        </w:rPr>
+      </w:pPr>
+      <w:r>
+        <w:rPr>
+          <w:rFonts w:ascii="Arial Narrow" w:eastAsia="Arial Narrow" w:hAnsi="Arial Narrow" w:cs="Arial Narrow"/>
           <w:sz w:val="16"/>
           <w:szCs w:val="16"/>
         </w:rPr>
@@ -6965,14 +7907,14 @@
         <w:ind w:left="426" w:firstLine="141"/>
         <w:jc w:val="both"/>
         <w:rPr>
-          <w:rFonts w:ascii="Arial Narrow" w:eastAsia="Arial Narrow" w:hAnsi="Arial Narrow" w:cs="Arial"/>
-          <w:sz w:val="16"/>
-          <w:szCs w:val="16"/>
-        </w:rPr>
-      </w:pPr>
-      <w:r>
-        <w:rPr>
-          <w:rFonts w:ascii="Arial Narrow" w:eastAsia="Arial Narrow" w:hAnsi="Arial Narrow" w:cs="Arial"/>
+          <w:rFonts w:ascii="Arial Narrow" w:eastAsia="Arial Narrow" w:hAnsi="Arial Narrow" w:cs="Arial Narrow"/>
+          <w:sz w:val="16"/>
+          <w:szCs w:val="16"/>
+        </w:rPr>
+      </w:pPr>
+      <w:r>
+        <w:rPr>
+          <w:rFonts w:ascii="Arial Narrow" w:eastAsia="Arial Narrow" w:hAnsi="Arial Narrow" w:cs="Arial Narrow"/>
           <w:sz w:val="16"/>
           <w:szCs w:val="16"/>
         </w:rPr>
@@ -6989,14 +7931,14 @@
         <w:ind w:left="426" w:firstLine="141"/>
         <w:jc w:val="both"/>
         <w:rPr>
-          <w:rFonts w:ascii="Arial Narrow" w:eastAsia="Arial Narrow" w:hAnsi="Arial Narrow" w:cs="Arial"/>
-          <w:sz w:val="16"/>
-          <w:szCs w:val="16"/>
-        </w:rPr>
-      </w:pPr>
-      <w:r>
-        <w:rPr>
-          <w:rFonts w:ascii="Arial Narrow" w:eastAsia="Arial Narrow" w:hAnsi="Arial Narrow" w:cs="Arial"/>
+          <w:rFonts w:ascii="Arial Narrow" w:eastAsia="Arial Narrow" w:hAnsi="Arial Narrow" w:cs="Arial Narrow"/>
+          <w:sz w:val="16"/>
+          <w:szCs w:val="16"/>
+        </w:rPr>
+      </w:pPr>
+      <w:r>
+        <w:rPr>
+          <w:rFonts w:ascii="Arial Narrow" w:eastAsia="Arial Narrow" w:hAnsi="Arial Narrow" w:cs="Arial Narrow"/>
           <w:sz w:val="16"/>
           <w:szCs w:val="16"/>
         </w:rPr>
@@ -7013,14 +7955,14 @@
         <w:ind w:left="426" w:firstLine="141"/>
         <w:jc w:val="both"/>
         <w:rPr>
-          <w:rFonts w:ascii="Arial Narrow" w:eastAsia="Arial Narrow" w:hAnsi="Arial Narrow" w:cs="Arial"/>
-          <w:sz w:val="16"/>
-          <w:szCs w:val="16"/>
-        </w:rPr>
-      </w:pPr>
-      <w:r>
-        <w:rPr>
-          <w:rFonts w:ascii="Arial Narrow" w:eastAsia="Arial Narrow" w:hAnsi="Arial Narrow" w:cs="Arial"/>
+          <w:rFonts w:ascii="Arial Narrow" w:eastAsia="Arial Narrow" w:hAnsi="Arial Narrow" w:cs="Arial Narrow"/>
+          <w:sz w:val="16"/>
+          <w:szCs w:val="16"/>
+        </w:rPr>
+      </w:pPr>
+      <w:r>
+        <w:rPr>
+          <w:rFonts w:ascii="Arial Narrow" w:eastAsia="Arial Narrow" w:hAnsi="Arial Narrow" w:cs="Arial Narrow"/>
           <w:sz w:val="16"/>
           <w:szCs w:val="16"/>
         </w:rPr>
@@ -7033,19 +7975,31 @@
         <w:ind w:left="567"/>
         <w:jc w:val="both"/>
         <w:rPr>
-          <w:rFonts w:ascii="Arial Narrow" w:eastAsia="Arial Narrow" w:hAnsi="Arial Narrow" w:cs="Arial"/>
-          <w:sz w:val="16"/>
-          <w:szCs w:val="16"/>
-        </w:rPr>
-      </w:pPr>
-      <w:r>
-        <w:rPr>
-          <w:rFonts w:ascii="Arial Narrow" w:eastAsia="Arial Narrow" w:hAnsi="Arial Narrow" w:cs="Arial"/>
+          <w:rFonts w:ascii="Arial Narrow" w:eastAsia="Arial Narrow" w:hAnsi="Arial Narrow" w:cs="Arial Narrow"/>
+          <w:sz w:val="16"/>
+          <w:szCs w:val="16"/>
+        </w:rPr>
+      </w:pPr>
+      <w:r>
+        <w:rPr>
+          <w:rFonts w:ascii="Arial Narrow" w:eastAsia="Arial Narrow" w:hAnsi="Arial Narrow" w:cs="Arial Narrow"/>
           <w:sz w:val="16"/>
           <w:szCs w:val="16"/>
         </w:rPr>
         <w:t>(…).</w:t>
       </w:r>
+    </w:p>
+    <w:p>
+      <w:pPr>
+        <w:spacing w:after="0" w:line="240" w:lineRule="auto"/>
+        <w:ind w:left="567" w:hanging="567"/>
+        <w:jc w:val="both"/>
+        <w:rPr>
+          <w:rFonts w:ascii="Arial Narrow" w:eastAsia="Arial Narrow" w:hAnsi="Arial Narrow" w:cs="Arial Narrow"/>
+          <w:sz w:val="16"/>
+          <w:szCs w:val="16"/>
+        </w:rPr>
+      </w:pPr>
     </w:p>
   </w:footnote>
   <w:footnote w:id="9">
@@ -7055,7 +8009,7 @@
         <w:ind w:left="567" w:hanging="567"/>
         <w:jc w:val="both"/>
         <w:rPr>
-          <w:rFonts w:ascii="Arial Narrow" w:eastAsia="Arial Narrow" w:hAnsi="Arial Narrow" w:cs="Arial"/>
+          <w:rFonts w:ascii="Arial Narrow" w:eastAsia="Arial Narrow" w:hAnsi="Arial Narrow" w:cs="Arial Narrow"/>
           <w:sz w:val="16"/>
           <w:szCs w:val="16"/>
         </w:rPr>
@@ -7063,7 +8017,7 @@
       <w:r>
         <w:rPr>
           <w:rStyle w:val="Refdenotaalpie"/>
-          <w:rFonts w:ascii="Arial Narrow" w:hAnsi="Arial Narrow" w:cs="Arial"/>
+          <w:rFonts w:ascii="Arial Narrow" w:eastAsia="Arial Narrow" w:hAnsi="Arial Narrow" w:cs="Arial Narrow"/>
           <w:sz w:val="16"/>
           <w:szCs w:val="16"/>
           <w:vertAlign w:val="superscript"/>
@@ -7072,7 +8026,7 @@
       </w:r>
       <w:r>
         <w:rPr>
-          <w:rFonts w:ascii="Arial Narrow" w:hAnsi="Arial Narrow" w:cs="Arial"/>
+          <w:rFonts w:ascii="Arial Narrow" w:eastAsia="Arial Narrow" w:hAnsi="Arial Narrow" w:cs="Arial Narrow"/>
           <w:sz w:val="16"/>
           <w:szCs w:val="16"/>
         </w:rPr>
@@ -7080,7 +8034,7 @@
       </w:r>
       <w:r>
         <w:rPr>
-          <w:rFonts w:ascii="Arial Narrow" w:hAnsi="Arial Narrow" w:cs="Arial"/>
+          <w:rFonts w:ascii="Arial Narrow" w:eastAsia="Arial Narrow" w:hAnsi="Arial Narrow" w:cs="Arial Narrow"/>
           <w:sz w:val="16"/>
           <w:szCs w:val="16"/>
         </w:rPr>
@@ -7088,7 +8042,7 @@
       </w:r>
       <w:r>
         <w:rPr>
-          <w:rFonts w:ascii="Arial Narrow" w:eastAsia="Arial Narrow" w:hAnsi="Arial Narrow" w:cs="Arial"/>
+          <w:rFonts w:ascii="Arial Narrow" w:eastAsia="Arial Narrow" w:hAnsi="Arial Narrow" w:cs="Arial Narrow"/>
           <w:b/>
           <w:sz w:val="16"/>
           <w:szCs w:val="16"/>
@@ -7102,14 +8056,14 @@
         <w:ind w:left="567"/>
         <w:jc w:val="both"/>
         <w:rPr>
-          <w:rFonts w:ascii="Arial Narrow" w:eastAsia="Arial Narrow" w:hAnsi="Arial Narrow" w:cs="Arial"/>
-          <w:sz w:val="16"/>
-          <w:szCs w:val="16"/>
-        </w:rPr>
-      </w:pPr>
-      <w:r>
-        <w:rPr>
-          <w:rFonts w:ascii="Arial Narrow" w:eastAsia="Arial Narrow" w:hAnsi="Arial Narrow" w:cs="Arial"/>
+          <w:rFonts w:ascii="Arial Narrow" w:eastAsia="Arial Narrow" w:hAnsi="Arial Narrow" w:cs="Arial Narrow"/>
+          <w:sz w:val="16"/>
+          <w:szCs w:val="16"/>
+        </w:rPr>
+      </w:pPr>
+      <w:r>
+        <w:rPr>
+          <w:rFonts w:ascii="Arial Narrow" w:eastAsia="Arial Narrow" w:hAnsi="Arial Narrow" w:cs="Arial Narrow"/>
           <w:sz w:val="16"/>
           <w:szCs w:val="16"/>
         </w:rPr>
@@ -7122,14 +8076,14 @@
         <w:ind w:left="567" w:hanging="567"/>
         <w:jc w:val="both"/>
         <w:rPr>
-          <w:rFonts w:ascii="Arial Narrow" w:eastAsia="Arial Narrow" w:hAnsi="Arial Narrow" w:cs="Arial"/>
-          <w:sz w:val="16"/>
-          <w:szCs w:val="16"/>
-        </w:rPr>
-      </w:pPr>
-      <w:r>
-        <w:rPr>
-          <w:rFonts w:ascii="Arial Narrow" w:eastAsia="Arial Narrow" w:hAnsi="Arial Narrow" w:cs="Arial"/>
+          <w:rFonts w:ascii="Arial Narrow" w:eastAsia="Arial Narrow" w:hAnsi="Arial Narrow" w:cs="Arial Narrow"/>
+          <w:sz w:val="16"/>
+          <w:szCs w:val="16"/>
+        </w:rPr>
+      </w:pPr>
+      <w:r>
+        <w:rPr>
+          <w:rFonts w:ascii="Arial Narrow" w:eastAsia="Arial Narrow" w:hAnsi="Arial Narrow" w:cs="Arial Narrow"/>
           <w:sz w:val="16"/>
           <w:szCs w:val="16"/>
         </w:rPr>
@@ -7143,14 +8097,14 @@
         <w:ind w:left="567" w:hanging="567"/>
         <w:jc w:val="both"/>
         <w:rPr>
-          <w:rFonts w:ascii="Arial Narrow" w:eastAsia="Arial Narrow" w:hAnsi="Arial Narrow" w:cs="Arial"/>
-          <w:sz w:val="16"/>
-          <w:szCs w:val="16"/>
-        </w:rPr>
-      </w:pPr>
-      <w:r>
-        <w:rPr>
-          <w:rFonts w:ascii="Arial Narrow" w:eastAsia="Arial Narrow" w:hAnsi="Arial Narrow" w:cs="Arial"/>
+          <w:rFonts w:ascii="Arial Narrow" w:eastAsia="Arial Narrow" w:hAnsi="Arial Narrow" w:cs="Arial Narrow"/>
+          <w:sz w:val="16"/>
+          <w:szCs w:val="16"/>
+        </w:rPr>
+      </w:pPr>
+      <w:r>
+        <w:rPr>
+          <w:rFonts w:ascii="Arial Narrow" w:eastAsia="Arial Narrow" w:hAnsi="Arial Narrow" w:cs="Arial Narrow"/>
           <w:sz w:val="16"/>
           <w:szCs w:val="16"/>
         </w:rPr>
@@ -7164,7 +8118,7 @@
         <w:ind w:left="567" w:hanging="567"/>
         <w:jc w:val="both"/>
         <w:rPr>
-          <w:rFonts w:ascii="Arial Narrow" w:hAnsi="Arial Narrow" w:cs="Arial"/>
+          <w:rFonts w:ascii="Arial Narrow" w:eastAsia="Arial Narrow" w:hAnsi="Arial Narrow" w:cs="Arial Narrow"/>
           <w:sz w:val="16"/>
           <w:szCs w:val="16"/>
         </w:rPr>
@@ -7176,14 +8130,14 @@
         <w:ind w:left="567" w:hanging="567"/>
         <w:jc w:val="both"/>
         <w:rPr>
-          <w:rFonts w:ascii="Arial Narrow" w:hAnsi="Arial Narrow" w:cs="Arial"/>
-          <w:sz w:val="16"/>
-          <w:szCs w:val="16"/>
-        </w:rPr>
-      </w:pPr>
-      <w:r>
-        <w:rPr>
-          <w:rFonts w:ascii="Arial Narrow" w:eastAsia="Arial Narrow" w:hAnsi="Arial Narrow" w:cs="Arial"/>
+          <w:rFonts w:ascii="Arial Narrow" w:eastAsia="Arial Narrow" w:hAnsi="Arial Narrow" w:cs="Arial Narrow"/>
+          <w:sz w:val="16"/>
+          <w:szCs w:val="16"/>
+        </w:rPr>
+      </w:pPr>
+      <w:r>
+        <w:rPr>
+          <w:rFonts w:ascii="Arial Narrow" w:eastAsia="Arial Narrow" w:hAnsi="Arial Narrow" w:cs="Arial Narrow"/>
           <w:b/>
           <w:sz w:val="16"/>
           <w:szCs w:val="16"/>
@@ -7198,14 +8152,14 @@
         <w:ind w:left="567" w:hanging="283"/>
         <w:jc w:val="both"/>
         <w:rPr>
-          <w:rFonts w:ascii="Arial Narrow" w:eastAsia="Arial Narrow" w:hAnsi="Arial Narrow" w:cs="Arial"/>
-          <w:sz w:val="16"/>
-          <w:szCs w:val="16"/>
-        </w:rPr>
-      </w:pPr>
-      <w:r>
-        <w:rPr>
-          <w:rFonts w:ascii="Arial Narrow" w:eastAsia="Arial Narrow" w:hAnsi="Arial Narrow" w:cs="Arial"/>
+          <w:rFonts w:ascii="Arial Narrow" w:eastAsia="Arial Narrow" w:hAnsi="Arial Narrow" w:cs="Arial Narrow"/>
+          <w:sz w:val="16"/>
+          <w:szCs w:val="16"/>
+        </w:rPr>
+      </w:pPr>
+      <w:r>
+        <w:rPr>
+          <w:rFonts w:ascii="Arial Narrow" w:eastAsia="Arial Narrow" w:hAnsi="Arial Narrow" w:cs="Arial Narrow"/>
           <w:sz w:val="16"/>
           <w:szCs w:val="16"/>
         </w:rPr>
@@ -7223,14 +8177,14 @@
         <w:ind w:left="567" w:firstLine="0"/>
         <w:jc w:val="both"/>
         <w:rPr>
-          <w:rFonts w:ascii="Arial Narrow" w:eastAsia="Arial Narrow" w:hAnsi="Arial Narrow" w:cs="Arial"/>
-          <w:sz w:val="16"/>
-          <w:szCs w:val="16"/>
-        </w:rPr>
-      </w:pPr>
-      <w:r>
-        <w:rPr>
-          <w:rFonts w:ascii="Arial Narrow" w:eastAsia="Arial Narrow" w:hAnsi="Arial Narrow" w:cs="Arial"/>
+          <w:rFonts w:ascii="Arial Narrow" w:eastAsia="Arial Narrow" w:hAnsi="Arial Narrow" w:cs="Arial Narrow"/>
+          <w:sz w:val="16"/>
+          <w:szCs w:val="16"/>
+        </w:rPr>
+      </w:pPr>
+      <w:r>
+        <w:rPr>
+          <w:rFonts w:ascii="Arial Narrow" w:eastAsia="Arial Narrow" w:hAnsi="Arial Narrow" w:cs="Arial Narrow"/>
           <w:sz w:val="16"/>
           <w:szCs w:val="16"/>
         </w:rPr>
@@ -7247,14 +8201,14 @@
         <w:ind w:left="567" w:firstLine="0"/>
         <w:jc w:val="both"/>
         <w:rPr>
-          <w:rFonts w:ascii="Arial Narrow" w:eastAsia="Arial Narrow" w:hAnsi="Arial Narrow" w:cs="Arial"/>
-          <w:sz w:val="16"/>
-          <w:szCs w:val="16"/>
-        </w:rPr>
-      </w:pPr>
-      <w:r>
-        <w:rPr>
-          <w:rFonts w:ascii="Arial Narrow" w:eastAsia="Arial Narrow" w:hAnsi="Arial Narrow" w:cs="Arial"/>
+          <w:rFonts w:ascii="Arial Narrow" w:eastAsia="Arial Narrow" w:hAnsi="Arial Narrow" w:cs="Arial Narrow"/>
+          <w:sz w:val="16"/>
+          <w:szCs w:val="16"/>
+        </w:rPr>
+      </w:pPr>
+      <w:r>
+        <w:rPr>
+          <w:rFonts w:ascii="Arial Narrow" w:eastAsia="Arial Narrow" w:hAnsi="Arial Narrow" w:cs="Arial Narrow"/>
           <w:sz w:val="16"/>
           <w:szCs w:val="16"/>
         </w:rPr>
@@ -7271,14 +8225,14 @@
         <w:ind w:left="567" w:firstLine="0"/>
         <w:jc w:val="both"/>
         <w:rPr>
-          <w:rFonts w:ascii="Arial Narrow" w:eastAsia="Arial Narrow" w:hAnsi="Arial Narrow" w:cs="Arial"/>
-          <w:sz w:val="16"/>
-          <w:szCs w:val="16"/>
-        </w:rPr>
-      </w:pPr>
-      <w:r>
-        <w:rPr>
-          <w:rFonts w:ascii="Arial Narrow" w:eastAsia="Arial Narrow" w:hAnsi="Arial Narrow" w:cs="Arial"/>
+          <w:rFonts w:ascii="Arial Narrow" w:eastAsia="Arial Narrow" w:hAnsi="Arial Narrow" w:cs="Arial Narrow"/>
+          <w:sz w:val="16"/>
+          <w:szCs w:val="16"/>
+        </w:rPr>
+      </w:pPr>
+      <w:r>
+        <w:rPr>
+          <w:rFonts w:ascii="Arial Narrow" w:eastAsia="Arial Narrow" w:hAnsi="Arial Narrow" w:cs="Arial Narrow"/>
           <w:sz w:val="16"/>
           <w:szCs w:val="16"/>
         </w:rPr>
@@ -7295,14 +8249,14 @@
         <w:ind w:left="567" w:firstLine="0"/>
         <w:jc w:val="both"/>
         <w:rPr>
-          <w:rFonts w:ascii="Arial Narrow" w:eastAsia="Arial Narrow" w:hAnsi="Arial Narrow" w:cs="Arial"/>
-          <w:sz w:val="16"/>
-          <w:szCs w:val="16"/>
-        </w:rPr>
-      </w:pPr>
-      <w:r>
-        <w:rPr>
-          <w:rFonts w:ascii="Arial Narrow" w:eastAsia="Arial Narrow" w:hAnsi="Arial Narrow" w:cs="Arial"/>
+          <w:rFonts w:ascii="Arial Narrow" w:eastAsia="Arial Narrow" w:hAnsi="Arial Narrow" w:cs="Arial Narrow"/>
+          <w:sz w:val="16"/>
+          <w:szCs w:val="16"/>
+        </w:rPr>
+      </w:pPr>
+      <w:r>
+        <w:rPr>
+          <w:rFonts w:ascii="Arial Narrow" w:eastAsia="Arial Narrow" w:hAnsi="Arial Narrow" w:cs="Arial Narrow"/>
           <w:sz w:val="16"/>
           <w:szCs w:val="16"/>
         </w:rPr>
@@ -7319,14 +8273,14 @@
         <w:ind w:left="567" w:firstLine="0"/>
         <w:jc w:val="both"/>
         <w:rPr>
-          <w:rFonts w:ascii="Arial Narrow" w:eastAsia="Arial Narrow" w:hAnsi="Arial Narrow" w:cs="Arial"/>
-          <w:sz w:val="16"/>
-          <w:szCs w:val="16"/>
-        </w:rPr>
-      </w:pPr>
-      <w:r>
-        <w:rPr>
-          <w:rFonts w:ascii="Arial Narrow" w:eastAsia="Arial Narrow" w:hAnsi="Arial Narrow" w:cs="Arial"/>
+          <w:rFonts w:ascii="Arial Narrow" w:eastAsia="Arial Narrow" w:hAnsi="Arial Narrow" w:cs="Arial Narrow"/>
+          <w:sz w:val="16"/>
+          <w:szCs w:val="16"/>
+        </w:rPr>
+      </w:pPr>
+      <w:r>
+        <w:rPr>
+          <w:rFonts w:ascii="Arial Narrow" w:eastAsia="Arial Narrow" w:hAnsi="Arial Narrow" w:cs="Arial Narrow"/>
           <w:sz w:val="16"/>
           <w:szCs w:val="16"/>
         </w:rPr>
@@ -7343,14 +8297,14 @@
         <w:ind w:left="567" w:firstLine="0"/>
         <w:jc w:val="both"/>
         <w:rPr>
-          <w:rFonts w:ascii="Arial Narrow" w:eastAsia="Arial Narrow" w:hAnsi="Arial Narrow" w:cs="Arial"/>
-          <w:sz w:val="16"/>
-          <w:szCs w:val="16"/>
-        </w:rPr>
-      </w:pPr>
-      <w:r>
-        <w:rPr>
-          <w:rFonts w:ascii="Arial Narrow" w:eastAsia="Arial Narrow" w:hAnsi="Arial Narrow" w:cs="Arial"/>
+          <w:rFonts w:ascii="Arial Narrow" w:eastAsia="Arial Narrow" w:hAnsi="Arial Narrow" w:cs="Arial Narrow"/>
+          <w:sz w:val="16"/>
+          <w:szCs w:val="16"/>
+        </w:rPr>
+      </w:pPr>
+      <w:r>
+        <w:rPr>
+          <w:rFonts w:ascii="Arial Narrow" w:eastAsia="Arial Narrow" w:hAnsi="Arial Narrow" w:cs="Arial Narrow"/>
           <w:sz w:val="16"/>
           <w:szCs w:val="16"/>
         </w:rPr>
@@ -7367,14 +8321,14 @@
         <w:ind w:left="567" w:firstLine="0"/>
         <w:jc w:val="both"/>
         <w:rPr>
-          <w:rFonts w:ascii="Arial Narrow" w:eastAsia="Arial Narrow" w:hAnsi="Arial Narrow" w:cs="Arial"/>
-          <w:sz w:val="16"/>
-          <w:szCs w:val="16"/>
-        </w:rPr>
-      </w:pPr>
-      <w:r>
-        <w:rPr>
-          <w:rFonts w:ascii="Arial Narrow" w:eastAsia="Arial Narrow" w:hAnsi="Arial Narrow" w:cs="Arial"/>
+          <w:rFonts w:ascii="Arial Narrow" w:eastAsia="Arial Narrow" w:hAnsi="Arial Narrow" w:cs="Arial Narrow"/>
+          <w:sz w:val="16"/>
+          <w:szCs w:val="16"/>
+        </w:rPr>
+      </w:pPr>
+      <w:r>
+        <w:rPr>
+          <w:rFonts w:ascii="Arial Narrow" w:eastAsia="Arial Narrow" w:hAnsi="Arial Narrow" w:cs="Arial Narrow"/>
           <w:sz w:val="16"/>
           <w:szCs w:val="16"/>
         </w:rPr>
@@ -7387,14 +8341,14 @@
         <w:ind w:firstLine="567"/>
         <w:jc w:val="both"/>
         <w:rPr>
-          <w:rFonts w:ascii="Arial Narrow" w:hAnsi="Arial Narrow" w:cs="Arial"/>
-          <w:sz w:val="16"/>
-          <w:szCs w:val="16"/>
-        </w:rPr>
-      </w:pPr>
-      <w:r>
-        <w:rPr>
-          <w:rFonts w:ascii="Arial Narrow" w:hAnsi="Arial Narrow" w:cs="Arial"/>
+          <w:rFonts w:ascii="Arial Narrow" w:eastAsia="Arial Narrow" w:hAnsi="Arial Narrow" w:cs="Arial Narrow"/>
+          <w:sz w:val="16"/>
+          <w:szCs w:val="16"/>
+        </w:rPr>
+      </w:pPr>
+      <w:r>
+        <w:rPr>
+          <w:rFonts w:ascii="Arial Narrow" w:eastAsia="Arial Narrow" w:hAnsi="Arial Narrow" w:cs="Arial Narrow"/>
           <w:sz w:val="16"/>
           <w:szCs w:val="16"/>
         </w:rPr>
@@ -7407,14 +8361,14 @@
         <w:ind w:firstLine="567"/>
         <w:jc w:val="both"/>
         <w:rPr>
-          <w:rFonts w:ascii="Arial Narrow" w:hAnsi="Arial Narrow" w:cs="Arial"/>
-          <w:sz w:val="16"/>
-          <w:szCs w:val="16"/>
-        </w:rPr>
-      </w:pPr>
-      <w:r>
-        <w:rPr>
-          <w:rFonts w:ascii="Arial Narrow" w:hAnsi="Arial Narrow" w:cs="Arial"/>
+          <w:rFonts w:ascii="Arial Narrow" w:eastAsia="Arial Narrow" w:hAnsi="Arial Narrow" w:cs="Arial Narrow"/>
+          <w:sz w:val="16"/>
+          <w:szCs w:val="16"/>
+        </w:rPr>
+      </w:pPr>
+      <w:r>
+        <w:rPr>
+          <w:rFonts w:ascii="Arial Narrow" w:eastAsia="Arial Narrow" w:hAnsi="Arial Narrow" w:cs="Arial Narrow"/>
           <w:sz w:val="16"/>
           <w:szCs w:val="16"/>
         </w:rPr>
@@ -7427,14 +8381,14 @@
         <w:ind w:left="567"/>
         <w:jc w:val="both"/>
         <w:rPr>
-          <w:rFonts w:ascii="Arial Narrow" w:hAnsi="Arial Narrow" w:cs="Arial"/>
-          <w:sz w:val="16"/>
-          <w:szCs w:val="16"/>
-        </w:rPr>
-      </w:pPr>
-      <w:r>
-        <w:rPr>
-          <w:rFonts w:ascii="Arial Narrow" w:hAnsi="Arial Narrow" w:cs="Arial"/>
+          <w:rFonts w:ascii="Arial Narrow" w:eastAsia="Arial Narrow" w:hAnsi="Arial Narrow" w:cs="Arial Narrow"/>
+          <w:sz w:val="16"/>
+          <w:szCs w:val="16"/>
+        </w:rPr>
+      </w:pPr>
+      <w:r>
+        <w:rPr>
+          <w:rFonts w:ascii="Arial Narrow" w:eastAsia="Arial Narrow" w:hAnsi="Arial Narrow" w:cs="Arial Narrow"/>
           <w:sz w:val="16"/>
           <w:szCs w:val="16"/>
         </w:rPr>
@@ -7443,7 +8397,7 @@
       <w:proofErr w:type="gramStart"/>
       <w:r>
         <w:rPr>
-          <w:rFonts w:ascii="Arial Narrow" w:hAnsi="Arial Narrow" w:cs="Arial"/>
+          <w:rFonts w:ascii="Arial Narrow" w:eastAsia="Arial Narrow" w:hAnsi="Arial Narrow" w:cs="Arial Narrow"/>
           <w:sz w:val="16"/>
           <w:szCs w:val="16"/>
         </w:rPr>
@@ -7452,7 +8406,7 @@
       <w:proofErr w:type="gramEnd"/>
       <w:r>
         <w:rPr>
-          <w:rFonts w:ascii="Arial Narrow" w:hAnsi="Arial Narrow" w:cs="Arial"/>
+          <w:rFonts w:ascii="Arial Narrow" w:eastAsia="Arial Narrow" w:hAnsi="Arial Narrow" w:cs="Arial Narrow"/>
           <w:sz w:val="16"/>
           <w:szCs w:val="16"/>
         </w:rPr>
@@ -7465,14 +8419,14 @@
         <w:ind w:left="567"/>
         <w:jc w:val="both"/>
         <w:rPr>
-          <w:rFonts w:ascii="Arial Narrow" w:hAnsi="Arial Narrow" w:cs="Arial"/>
-          <w:sz w:val="16"/>
-          <w:szCs w:val="16"/>
-        </w:rPr>
-      </w:pPr>
-      <w:r>
-        <w:rPr>
-          <w:rFonts w:ascii="Arial Narrow" w:eastAsia="Arial Narrow" w:hAnsi="Arial Narrow" w:cs="Arial"/>
+          <w:rFonts w:ascii="Arial Narrow" w:eastAsia="Arial Narrow" w:hAnsi="Arial Narrow" w:cs="Arial Narrow"/>
+          <w:sz w:val="16"/>
+          <w:szCs w:val="16"/>
+        </w:rPr>
+      </w:pPr>
+      <w:r>
+        <w:rPr>
+          <w:rFonts w:ascii="Arial Narrow" w:eastAsia="Arial Narrow" w:hAnsi="Arial Narrow" w:cs="Arial Narrow"/>
           <w:sz w:val="16"/>
           <w:szCs w:val="16"/>
         </w:rPr>
@@ -7485,14 +8439,14 @@
         <w:ind w:left="567"/>
         <w:jc w:val="both"/>
         <w:rPr>
-          <w:rFonts w:ascii="Arial Narrow" w:hAnsi="Arial Narrow" w:cs="Arial"/>
-          <w:sz w:val="16"/>
-          <w:szCs w:val="16"/>
-        </w:rPr>
-      </w:pPr>
-      <w:r>
-        <w:rPr>
-          <w:rFonts w:ascii="Arial Narrow" w:eastAsia="Arial Narrow" w:hAnsi="Arial Narrow" w:cs="Arial"/>
+          <w:rFonts w:ascii="Arial Narrow" w:eastAsia="Arial Narrow" w:hAnsi="Arial Narrow" w:cs="Arial Narrow"/>
+          <w:sz w:val="16"/>
+          <w:szCs w:val="16"/>
+        </w:rPr>
+      </w:pPr>
+      <w:r>
+        <w:rPr>
+          <w:rFonts w:ascii="Arial Narrow" w:eastAsia="Arial Narrow" w:hAnsi="Arial Narrow" w:cs="Arial Narrow"/>
           <w:sz w:val="16"/>
           <w:szCs w:val="16"/>
         </w:rPr>
@@ -7505,14 +8459,14 @@
         <w:ind w:left="567"/>
         <w:jc w:val="both"/>
         <w:rPr>
-          <w:rFonts w:ascii="Arial Narrow" w:eastAsia="Arial Narrow" w:hAnsi="Arial Narrow" w:cs="Arial"/>
-          <w:sz w:val="16"/>
-          <w:szCs w:val="16"/>
-        </w:rPr>
-      </w:pPr>
-      <w:r>
-        <w:rPr>
-          <w:rFonts w:ascii="Arial Narrow" w:eastAsia="Arial Narrow" w:hAnsi="Arial Narrow" w:cs="Arial"/>
+          <w:rFonts w:ascii="Arial Narrow" w:eastAsia="Arial Narrow" w:hAnsi="Arial Narrow" w:cs="Arial Narrow"/>
+          <w:sz w:val="16"/>
+          <w:szCs w:val="16"/>
+        </w:rPr>
+      </w:pPr>
+      <w:r>
+        <w:rPr>
+          <w:rFonts w:ascii="Arial Narrow" w:eastAsia="Arial Narrow" w:hAnsi="Arial Narrow" w:cs="Arial Narrow"/>
           <w:sz w:val="16"/>
           <w:szCs w:val="16"/>
         </w:rPr>
@@ -7525,14 +8479,14 @@
         <w:ind w:left="567"/>
         <w:jc w:val="both"/>
         <w:rPr>
-          <w:rFonts w:ascii="Arial Narrow" w:eastAsia="Arial Narrow" w:hAnsi="Arial Narrow" w:cs="Arial"/>
-          <w:sz w:val="16"/>
-          <w:szCs w:val="16"/>
-        </w:rPr>
-      </w:pPr>
-      <w:r>
-        <w:rPr>
-          <w:rFonts w:ascii="Arial Narrow" w:eastAsia="Arial Narrow" w:hAnsi="Arial Narrow" w:cs="Arial"/>
+          <w:rFonts w:ascii="Arial Narrow" w:eastAsia="Arial Narrow" w:hAnsi="Arial Narrow" w:cs="Arial Narrow"/>
+          <w:sz w:val="16"/>
+          <w:szCs w:val="16"/>
+        </w:rPr>
+      </w:pPr>
+      <w:r>
+        <w:rPr>
+          <w:rFonts w:ascii="Arial Narrow" w:eastAsia="Arial Narrow" w:hAnsi="Arial Narrow" w:cs="Arial Narrow"/>
           <w:sz w:val="16"/>
           <w:szCs w:val="16"/>
         </w:rPr>
@@ -7545,14 +8499,14 @@
         <w:ind w:left="567"/>
         <w:jc w:val="both"/>
         <w:rPr>
-          <w:rFonts w:ascii="Arial Narrow" w:eastAsia="Arial Narrow" w:hAnsi="Arial Narrow" w:cs="Arial"/>
-          <w:sz w:val="16"/>
-          <w:szCs w:val="16"/>
-        </w:rPr>
-      </w:pPr>
-      <w:r>
-        <w:rPr>
-          <w:rFonts w:ascii="Arial Narrow" w:eastAsia="Arial Narrow" w:hAnsi="Arial Narrow" w:cs="Arial"/>
+          <w:rFonts w:ascii="Arial Narrow" w:eastAsia="Arial Narrow" w:hAnsi="Arial Narrow" w:cs="Arial Narrow"/>
+          <w:sz w:val="16"/>
+          <w:szCs w:val="16"/>
+        </w:rPr>
+      </w:pPr>
+      <w:r>
+        <w:rPr>
+          <w:rFonts w:ascii="Arial Narrow" w:eastAsia="Arial Narrow" w:hAnsi="Arial Narrow" w:cs="Arial Narrow"/>
           <w:sz w:val="16"/>
           <w:szCs w:val="16"/>
         </w:rPr>
@@ -7565,7 +8519,7 @@
         <w:ind w:left="567"/>
         <w:jc w:val="both"/>
         <w:rPr>
-          <w:rFonts w:ascii="Arial Narrow" w:eastAsia="Arial Narrow" w:hAnsi="Arial Narrow" w:cs="Arial"/>
+          <w:rFonts w:ascii="Arial Narrow" w:eastAsia="Arial Narrow" w:hAnsi="Arial Narrow" w:cs="Arial Narrow"/>
           <w:sz w:val="16"/>
           <w:szCs w:val="16"/>
         </w:rPr>
@@ -7577,7 +8531,7 @@
         <w:ind w:left="567"/>
         <w:jc w:val="both"/>
         <w:rPr>
-          <w:rFonts w:ascii="Arial Narrow" w:eastAsia="Arial Narrow" w:hAnsi="Arial Narrow" w:cs="Arial"/>
+          <w:rFonts w:ascii="Arial Narrow" w:eastAsia="Arial Narrow" w:hAnsi="Arial Narrow" w:cs="Arial Narrow"/>
           <w:b/>
           <w:bCs/>
           <w:sz w:val="16"/>
@@ -7586,7 +8540,7 @@
       </w:pPr>
       <w:r>
         <w:rPr>
-          <w:rFonts w:ascii="Arial Narrow" w:eastAsia="Arial Narrow" w:hAnsi="Arial Narrow" w:cs="Arial"/>
+          <w:rFonts w:ascii="Arial Narrow" w:eastAsia="Arial Narrow" w:hAnsi="Arial Narrow" w:cs="Arial Narrow"/>
           <w:b/>
           <w:bCs/>
           <w:sz w:val="16"/>
@@ -7601,14 +8555,14 @@
         <w:ind w:left="567"/>
         <w:jc w:val="both"/>
         <w:rPr>
-          <w:rFonts w:ascii="Arial Narrow" w:eastAsia="Arial Narrow" w:hAnsi="Arial Narrow" w:cs="Arial"/>
-          <w:sz w:val="16"/>
-          <w:szCs w:val="16"/>
-        </w:rPr>
-      </w:pPr>
-      <w:r>
-        <w:rPr>
-          <w:rFonts w:ascii="Arial Narrow" w:eastAsia="Arial Narrow" w:hAnsi="Arial Narrow" w:cs="Arial"/>
+          <w:rFonts w:ascii="Arial Narrow" w:eastAsia="Arial Narrow" w:hAnsi="Arial Narrow" w:cs="Arial Narrow"/>
+          <w:sz w:val="16"/>
+          <w:szCs w:val="16"/>
+        </w:rPr>
+      </w:pPr>
+      <w:r>
+        <w:rPr>
+          <w:rFonts w:ascii="Arial Narrow" w:eastAsia="Arial Narrow" w:hAnsi="Arial Narrow" w:cs="Arial Narrow"/>
           <w:sz w:val="16"/>
           <w:szCs w:val="16"/>
         </w:rPr>
@@ -7621,14 +8575,14 @@
         <w:ind w:left="567"/>
         <w:jc w:val="both"/>
         <w:rPr>
-          <w:rFonts w:ascii="Arial Narrow" w:eastAsia="Arial Narrow" w:hAnsi="Arial Narrow" w:cs="Arial"/>
-          <w:sz w:val="16"/>
-          <w:szCs w:val="16"/>
-        </w:rPr>
-      </w:pPr>
-      <w:r>
-        <w:rPr>
-          <w:rFonts w:ascii="Arial Narrow" w:eastAsia="Arial Narrow" w:hAnsi="Arial Narrow" w:cs="Arial"/>
+          <w:rFonts w:ascii="Arial Narrow" w:eastAsia="Arial Narrow" w:hAnsi="Arial Narrow" w:cs="Arial Narrow"/>
+          <w:sz w:val="16"/>
+          <w:szCs w:val="16"/>
+        </w:rPr>
+      </w:pPr>
+      <w:r>
+        <w:rPr>
+          <w:rFonts w:ascii="Arial Narrow" w:eastAsia="Arial Narrow" w:hAnsi="Arial Narrow" w:cs="Arial Narrow"/>
           <w:sz w:val="16"/>
           <w:szCs w:val="16"/>
         </w:rPr>
@@ -7641,14 +8595,14 @@
         <w:ind w:left="567"/>
         <w:jc w:val="both"/>
         <w:rPr>
-          <w:rFonts w:ascii="Arial Narrow" w:eastAsia="Arial Narrow" w:hAnsi="Arial Narrow" w:cs="Arial"/>
-          <w:sz w:val="16"/>
-          <w:szCs w:val="16"/>
-        </w:rPr>
-      </w:pPr>
-      <w:r>
-        <w:rPr>
-          <w:rFonts w:ascii="Arial Narrow" w:eastAsia="Arial Narrow" w:hAnsi="Arial Narrow" w:cs="Arial"/>
+          <w:rFonts w:ascii="Arial Narrow" w:eastAsia="Arial Narrow" w:hAnsi="Arial Narrow" w:cs="Arial Narrow"/>
+          <w:sz w:val="16"/>
+          <w:szCs w:val="16"/>
+        </w:rPr>
+      </w:pPr>
+      <w:r>
+        <w:rPr>
+          <w:rFonts w:ascii="Arial Narrow" w:eastAsia="Arial Narrow" w:hAnsi="Arial Narrow" w:cs="Arial Narrow"/>
           <w:sz w:val="16"/>
           <w:szCs w:val="16"/>
         </w:rPr>
@@ -7661,14 +8615,14 @@
         <w:ind w:left="567"/>
         <w:jc w:val="both"/>
         <w:rPr>
-          <w:rFonts w:ascii="Arial Narrow" w:eastAsia="Arial Narrow" w:hAnsi="Arial Narrow" w:cs="Arial"/>
-          <w:sz w:val="16"/>
-          <w:szCs w:val="16"/>
-        </w:rPr>
-      </w:pPr>
-      <w:r>
-        <w:rPr>
-          <w:rFonts w:ascii="Arial Narrow" w:eastAsia="Arial Narrow" w:hAnsi="Arial Narrow" w:cs="Arial"/>
+          <w:rFonts w:ascii="Arial Narrow" w:eastAsia="Arial Narrow" w:hAnsi="Arial Narrow" w:cs="Arial Narrow"/>
+          <w:sz w:val="16"/>
+          <w:szCs w:val="16"/>
+        </w:rPr>
+      </w:pPr>
+      <w:r>
+        <w:rPr>
+          <w:rFonts w:ascii="Arial Narrow" w:eastAsia="Arial Narrow" w:hAnsi="Arial Narrow" w:cs="Arial Narrow"/>
           <w:sz w:val="16"/>
           <w:szCs w:val="16"/>
         </w:rPr>
@@ -7681,14 +8635,14 @@
         <w:ind w:left="567"/>
         <w:jc w:val="both"/>
         <w:rPr>
-          <w:rFonts w:ascii="Arial Narrow" w:eastAsia="Arial Narrow" w:hAnsi="Arial Narrow" w:cs="Arial"/>
-          <w:sz w:val="16"/>
-          <w:szCs w:val="16"/>
-        </w:rPr>
-      </w:pPr>
-      <w:r>
-        <w:rPr>
-          <w:rFonts w:ascii="Arial Narrow" w:eastAsia="Arial Narrow" w:hAnsi="Arial Narrow" w:cs="Arial"/>
+          <w:rFonts w:ascii="Arial Narrow" w:eastAsia="Arial Narrow" w:hAnsi="Arial Narrow" w:cs="Arial Narrow"/>
+          <w:sz w:val="16"/>
+          <w:szCs w:val="16"/>
+        </w:rPr>
+      </w:pPr>
+      <w:r>
+        <w:rPr>
+          <w:rFonts w:ascii="Arial Narrow" w:eastAsia="Arial Narrow" w:hAnsi="Arial Narrow" w:cs="Arial Narrow"/>
           <w:sz w:val="16"/>
           <w:szCs w:val="16"/>
         </w:rPr>
@@ -7697,7 +8651,7 @@
       <w:proofErr w:type="spellStart"/>
       <w:r>
         <w:rPr>
-          <w:rFonts w:ascii="Arial Narrow" w:eastAsia="Arial Narrow" w:hAnsi="Arial Narrow" w:cs="Arial"/>
+          <w:rFonts w:ascii="Arial Narrow" w:eastAsia="Arial Narrow" w:hAnsi="Arial Narrow" w:cs="Arial Narrow"/>
           <w:sz w:val="16"/>
           <w:szCs w:val="16"/>
         </w:rPr>
@@ -7706,7 +8660,7 @@
       <w:proofErr w:type="spellEnd"/>
       <w:r>
         <w:rPr>
-          <w:rFonts w:ascii="Arial Narrow" w:eastAsia="Arial Narrow" w:hAnsi="Arial Narrow" w:cs="Arial"/>
+          <w:rFonts w:ascii="Arial Narrow" w:eastAsia="Arial Narrow" w:hAnsi="Arial Narrow" w:cs="Arial Narrow"/>
           <w:sz w:val="16"/>
           <w:szCs w:val="16"/>
         </w:rPr>
@@ -7719,14 +8673,14 @@
         <w:ind w:left="567"/>
         <w:jc w:val="both"/>
         <w:rPr>
-          <w:rFonts w:ascii="Arial Narrow" w:eastAsia="Arial Narrow" w:hAnsi="Arial Narrow" w:cs="Arial"/>
-          <w:sz w:val="16"/>
-          <w:szCs w:val="16"/>
-        </w:rPr>
-      </w:pPr>
-      <w:r>
-        <w:rPr>
-          <w:rFonts w:ascii="Arial Narrow" w:eastAsia="Arial Narrow" w:hAnsi="Arial Narrow" w:cs="Arial"/>
+          <w:rFonts w:ascii="Arial Narrow" w:eastAsia="Arial Narrow" w:hAnsi="Arial Narrow" w:cs="Arial Narrow"/>
+          <w:sz w:val="16"/>
+          <w:szCs w:val="16"/>
+        </w:rPr>
+      </w:pPr>
+      <w:r>
+        <w:rPr>
+          <w:rFonts w:ascii="Arial Narrow" w:eastAsia="Arial Narrow" w:hAnsi="Arial Narrow" w:cs="Arial Narrow"/>
           <w:sz w:val="16"/>
           <w:szCs w:val="16"/>
         </w:rPr>
@@ -7739,14 +8693,14 @@
         <w:ind w:left="567"/>
         <w:jc w:val="both"/>
         <w:rPr>
-          <w:rFonts w:ascii="Arial Narrow" w:eastAsia="Arial Narrow" w:hAnsi="Arial Narrow" w:cs="Arial"/>
-          <w:sz w:val="16"/>
-          <w:szCs w:val="16"/>
-        </w:rPr>
-      </w:pPr>
-      <w:r>
-        <w:rPr>
-          <w:rFonts w:ascii="Arial Narrow" w:eastAsia="Arial Narrow" w:hAnsi="Arial Narrow" w:cs="Arial"/>
+          <w:rFonts w:ascii="Arial Narrow" w:eastAsia="Arial Narrow" w:hAnsi="Arial Narrow" w:cs="Arial Narrow"/>
+          <w:sz w:val="16"/>
+          <w:szCs w:val="16"/>
+        </w:rPr>
+      </w:pPr>
+      <w:r>
+        <w:rPr>
+          <w:rFonts w:ascii="Arial Narrow" w:eastAsia="Arial Narrow" w:hAnsi="Arial Narrow" w:cs="Arial Narrow"/>
           <w:sz w:val="16"/>
           <w:szCs w:val="16"/>
         </w:rPr>
@@ -7755,7 +8709,7 @@
       <w:proofErr w:type="spellStart"/>
       <w:r>
         <w:rPr>
-          <w:rFonts w:ascii="Arial Narrow" w:eastAsia="Arial Narrow" w:hAnsi="Arial Narrow" w:cs="Arial"/>
+          <w:rFonts w:ascii="Arial Narrow" w:eastAsia="Arial Narrow" w:hAnsi="Arial Narrow" w:cs="Arial Narrow"/>
           <w:sz w:val="16"/>
           <w:szCs w:val="16"/>
         </w:rPr>
@@ -7764,7 +8718,7 @@
       <w:proofErr w:type="spellEnd"/>
       <w:r>
         <w:rPr>
-          <w:rFonts w:ascii="Arial Narrow" w:eastAsia="Arial Narrow" w:hAnsi="Arial Narrow" w:cs="Arial"/>
+          <w:rFonts w:ascii="Arial Narrow" w:eastAsia="Arial Narrow" w:hAnsi="Arial Narrow" w:cs="Arial Narrow"/>
           <w:sz w:val="16"/>
           <w:szCs w:val="16"/>
         </w:rPr>
@@ -7777,14 +8731,14 @@
         <w:ind w:left="567"/>
         <w:jc w:val="both"/>
         <w:rPr>
-          <w:rFonts w:ascii="Arial Narrow" w:eastAsia="Arial Narrow" w:hAnsi="Arial Narrow" w:cs="Arial"/>
-          <w:sz w:val="16"/>
-          <w:szCs w:val="16"/>
-        </w:rPr>
-      </w:pPr>
-      <w:r>
-        <w:rPr>
-          <w:rFonts w:ascii="Arial Narrow" w:eastAsia="Arial Narrow" w:hAnsi="Arial Narrow" w:cs="Arial"/>
+          <w:rFonts w:ascii="Arial Narrow" w:eastAsia="Arial Narrow" w:hAnsi="Arial Narrow" w:cs="Arial Narrow"/>
+          <w:sz w:val="16"/>
+          <w:szCs w:val="16"/>
+        </w:rPr>
+      </w:pPr>
+      <w:r>
+        <w:rPr>
+          <w:rFonts w:ascii="Arial Narrow" w:eastAsia="Arial Narrow" w:hAnsi="Arial Narrow" w:cs="Arial Narrow"/>
           <w:sz w:val="16"/>
           <w:szCs w:val="16"/>
         </w:rPr>
@@ -7793,7 +8747,7 @@
       <w:proofErr w:type="spellStart"/>
       <w:r>
         <w:rPr>
-          <w:rFonts w:ascii="Arial Narrow" w:eastAsia="Arial Narrow" w:hAnsi="Arial Narrow" w:cs="Arial"/>
+          <w:rFonts w:ascii="Arial Narrow" w:eastAsia="Arial Narrow" w:hAnsi="Arial Narrow" w:cs="Arial Narrow"/>
           <w:sz w:val="16"/>
           <w:szCs w:val="16"/>
         </w:rPr>
@@ -7802,7 +8756,7 @@
       <w:proofErr w:type="spellEnd"/>
       <w:r>
         <w:rPr>
-          <w:rFonts w:ascii="Arial Narrow" w:eastAsia="Arial Narrow" w:hAnsi="Arial Narrow" w:cs="Arial"/>
+          <w:rFonts w:ascii="Arial Narrow" w:eastAsia="Arial Narrow" w:hAnsi="Arial Narrow" w:cs="Arial Narrow"/>
           <w:sz w:val="16"/>
           <w:szCs w:val="16"/>
         </w:rPr>
@@ -7815,14 +8769,14 @@
         <w:ind w:left="567"/>
         <w:jc w:val="both"/>
         <w:rPr>
-          <w:rFonts w:ascii="Arial Narrow" w:eastAsia="Arial Narrow" w:hAnsi="Arial Narrow" w:cs="Arial"/>
-          <w:sz w:val="16"/>
-          <w:szCs w:val="16"/>
-        </w:rPr>
-      </w:pPr>
-      <w:r>
-        <w:rPr>
-          <w:rFonts w:ascii="Arial Narrow" w:eastAsia="Arial Narrow" w:hAnsi="Arial Narrow" w:cs="Arial"/>
+          <w:rFonts w:ascii="Arial Narrow" w:eastAsia="Arial Narrow" w:hAnsi="Arial Narrow" w:cs="Arial Narrow"/>
+          <w:sz w:val="16"/>
+          <w:szCs w:val="16"/>
+        </w:rPr>
+      </w:pPr>
+      <w:r>
+        <w:rPr>
+          <w:rFonts w:ascii="Arial Narrow" w:eastAsia="Arial Narrow" w:hAnsi="Arial Narrow" w:cs="Arial Narrow"/>
           <w:sz w:val="16"/>
           <w:szCs w:val="16"/>
         </w:rPr>
@@ -7835,14 +8789,14 @@
         <w:ind w:left="567"/>
         <w:jc w:val="both"/>
         <w:rPr>
-          <w:rFonts w:ascii="Arial Narrow" w:eastAsia="Arial Narrow" w:hAnsi="Arial Narrow" w:cs="Arial"/>
-          <w:sz w:val="16"/>
-          <w:szCs w:val="16"/>
-        </w:rPr>
-      </w:pPr>
-      <w:r>
-        <w:rPr>
-          <w:rFonts w:ascii="Arial Narrow" w:eastAsia="Arial Narrow" w:hAnsi="Arial Narrow" w:cs="Arial"/>
+          <w:rFonts w:ascii="Arial Narrow" w:eastAsia="Arial Narrow" w:hAnsi="Arial Narrow" w:cs="Arial Narrow"/>
+          <w:sz w:val="16"/>
+          <w:szCs w:val="16"/>
+        </w:rPr>
+      </w:pPr>
+      <w:r>
+        <w:rPr>
+          <w:rFonts w:ascii="Arial Narrow" w:eastAsia="Arial Narrow" w:hAnsi="Arial Narrow" w:cs="Arial Narrow"/>
           <w:sz w:val="16"/>
           <w:szCs w:val="16"/>
         </w:rPr>
@@ -7852,10 +8806,10 @@
     <w:p>
       <w:pPr>
         <w:spacing w:after="0" w:line="240" w:lineRule="auto"/>
-        <w:ind w:left="567"/>
-        <w:jc w:val="both"/>
-        <w:rPr>
-          <w:rFonts w:ascii="Arial Narrow" w:eastAsia="Arial Narrow" w:hAnsi="Arial Narrow" w:cs="Arial"/>
+        <w:ind w:left="567" w:hanging="567"/>
+        <w:jc w:val="both"/>
+        <w:rPr>
+          <w:rFonts w:ascii="Arial Narrow" w:eastAsia="Arial Narrow" w:hAnsi="Arial Narrow" w:cs="Arial Narrow"/>
           <w:sz w:val="16"/>
           <w:szCs w:val="16"/>
         </w:rPr>
@@ -7872,7 +8826,7 @@
         <w:ind w:left="567" w:hanging="567"/>
         <w:jc w:val="both"/>
         <w:rPr>
-          <w:rFonts w:ascii="Arial Narrow" w:hAnsi="Arial Narrow" w:cs="Arial"/>
+          <w:rFonts w:ascii="Arial Narrow" w:eastAsia="Arial Narrow" w:hAnsi="Arial Narrow" w:cs="Arial Narrow"/>
           <w:b/>
           <w:sz w:val="16"/>
           <w:szCs w:val="16"/>
@@ -7881,7 +8835,7 @@
       <w:r>
         <w:rPr>
           <w:rStyle w:val="Refdenotaalpie"/>
-          <w:rFonts w:ascii="Arial Narrow" w:hAnsi="Arial Narrow" w:cs="Arial"/>
+          <w:rFonts w:ascii="Arial Narrow" w:eastAsia="Arial Narrow" w:hAnsi="Arial Narrow" w:cs="Arial Narrow"/>
           <w:sz w:val="16"/>
           <w:szCs w:val="16"/>
           <w:vertAlign w:val="superscript"/>
@@ -7890,7 +8844,7 @@
       </w:r>
       <w:r>
         <w:rPr>
-          <w:rFonts w:ascii="Arial Narrow" w:hAnsi="Arial Narrow" w:cs="Arial"/>
+          <w:rFonts w:ascii="Arial Narrow" w:eastAsia="Arial Narrow" w:hAnsi="Arial Narrow" w:cs="Arial Narrow"/>
           <w:sz w:val="16"/>
           <w:szCs w:val="16"/>
         </w:rPr>
@@ -7898,7 +8852,7 @@
       </w:r>
       <w:r>
         <w:rPr>
-          <w:rFonts w:ascii="Arial Narrow" w:hAnsi="Arial Narrow" w:cs="Arial"/>
+          <w:rFonts w:ascii="Arial Narrow" w:eastAsia="Arial Narrow" w:hAnsi="Arial Narrow" w:cs="Arial Narrow"/>
           <w:sz w:val="16"/>
           <w:szCs w:val="16"/>
         </w:rPr>
@@ -7906,7 +8860,7 @@
       </w:r>
       <w:r>
         <w:rPr>
-          <w:rFonts w:ascii="Arial Narrow" w:eastAsia="Arial Narrow" w:hAnsi="Arial Narrow" w:cs="Arial"/>
+          <w:rFonts w:ascii="Arial Narrow" w:eastAsia="Arial Narrow" w:hAnsi="Arial Narrow" w:cs="Arial Narrow"/>
           <w:b/>
           <w:sz w:val="16"/>
           <w:szCs w:val="16"/>
@@ -7915,7 +8869,7 @@
       </w:r>
       <w:r>
         <w:rPr>
-          <w:rFonts w:ascii="Arial Narrow" w:hAnsi="Arial Narrow" w:cs="Arial"/>
+          <w:rFonts w:ascii="Arial Narrow" w:eastAsia="Arial Narrow" w:hAnsi="Arial Narrow" w:cs="Arial Narrow"/>
           <w:b/>
           <w:bCs/>
           <w:sz w:val="16"/>
@@ -7925,7 +8879,7 @@
       </w:r>
       <w:r>
         <w:rPr>
-          <w:rFonts w:ascii="Arial Narrow" w:hAnsi="Arial Narrow" w:cs="Arial"/>
+          <w:rFonts w:ascii="Arial Narrow" w:eastAsia="Arial Narrow" w:hAnsi="Arial Narrow" w:cs="Arial Narrow"/>
           <w:b/>
           <w:sz w:val="16"/>
           <w:szCs w:val="16"/>
@@ -7935,7 +8889,7 @@
       <w:proofErr w:type="spellStart"/>
       <w:r>
         <w:rPr>
-          <w:rFonts w:ascii="Arial Narrow" w:hAnsi="Arial Narrow" w:cs="Arial"/>
+          <w:rFonts w:ascii="Arial Narrow" w:eastAsia="Arial Narrow" w:hAnsi="Arial Narrow" w:cs="Arial Narrow"/>
           <w:b/>
           <w:sz w:val="16"/>
           <w:szCs w:val="16"/>
@@ -7945,7 +8899,7 @@
       <w:proofErr w:type="spellEnd"/>
       <w:r>
         <w:rPr>
-          <w:rFonts w:ascii="Arial Narrow" w:hAnsi="Arial Narrow" w:cs="Arial"/>
+          <w:rFonts w:ascii="Arial Narrow" w:eastAsia="Arial Narrow" w:hAnsi="Arial Narrow" w:cs="Arial Narrow"/>
           <w:b/>
           <w:sz w:val="16"/>
           <w:szCs w:val="16"/>
@@ -7961,15 +8915,15 @@
         </w:tabs>
         <w:jc w:val="both"/>
         <w:rPr>
-          <w:rFonts w:ascii="Arial Narrow" w:eastAsia="Arial Narrow" w:hAnsi="Arial Narrow" w:cs="Arial"/>
-          <w:b/>
-          <w:sz w:val="16"/>
-          <w:szCs w:val="16"/>
-        </w:rPr>
-      </w:pPr>
-      <w:r>
-        <w:rPr>
-          <w:rFonts w:ascii="Arial Narrow" w:eastAsia="Arial Narrow" w:hAnsi="Arial Narrow" w:cs="Arial"/>
+          <w:rFonts w:ascii="Arial Narrow" w:eastAsia="Arial Narrow" w:hAnsi="Arial Narrow" w:cs="Arial Narrow"/>
+          <w:b/>
+          <w:sz w:val="16"/>
+          <w:szCs w:val="16"/>
+        </w:rPr>
+      </w:pPr>
+      <w:r>
+        <w:rPr>
+          <w:rFonts w:ascii="Arial Narrow" w:eastAsia="Arial Narrow" w:hAnsi="Arial Narrow" w:cs="Arial Narrow"/>
           <w:b/>
           <w:sz w:val="16"/>
           <w:szCs w:val="16"/>
@@ -7986,14 +8940,14 @@
         </w:tabs>
         <w:jc w:val="both"/>
         <w:rPr>
-          <w:rFonts w:ascii="Arial Narrow" w:eastAsia="Arial Narrow" w:hAnsi="Arial Narrow" w:cs="Arial"/>
-          <w:sz w:val="16"/>
-          <w:szCs w:val="16"/>
-        </w:rPr>
-      </w:pPr>
-      <w:r>
-        <w:rPr>
-          <w:rFonts w:ascii="Arial Narrow" w:eastAsia="Arial Narrow" w:hAnsi="Arial Narrow" w:cs="Arial"/>
+          <w:rFonts w:ascii="Arial Narrow" w:eastAsia="Arial Narrow" w:hAnsi="Arial Narrow" w:cs="Arial Narrow"/>
+          <w:sz w:val="16"/>
+          <w:szCs w:val="16"/>
+        </w:rPr>
+      </w:pPr>
+      <w:r>
+        <w:rPr>
+          <w:rFonts w:ascii="Arial Narrow" w:eastAsia="Arial Narrow" w:hAnsi="Arial Narrow" w:cs="Arial Narrow"/>
           <w:sz w:val="16"/>
           <w:szCs w:val="16"/>
         </w:rPr>
@@ -8009,14 +8963,14 @@
         </w:tabs>
         <w:jc w:val="both"/>
         <w:rPr>
-          <w:rFonts w:ascii="Arial Narrow" w:eastAsia="Arial Narrow" w:hAnsi="Arial Narrow" w:cs="Arial"/>
-          <w:sz w:val="16"/>
-          <w:szCs w:val="16"/>
-        </w:rPr>
-      </w:pPr>
-      <w:r>
-        <w:rPr>
-          <w:rFonts w:ascii="Arial Narrow" w:eastAsia="Arial Narrow" w:hAnsi="Arial Narrow" w:cs="Arial"/>
+          <w:rFonts w:ascii="Arial Narrow" w:eastAsia="Arial Narrow" w:hAnsi="Arial Narrow" w:cs="Arial Narrow"/>
+          <w:sz w:val="16"/>
+          <w:szCs w:val="16"/>
+        </w:rPr>
+      </w:pPr>
+      <w:r>
+        <w:rPr>
+          <w:rFonts w:ascii="Arial Narrow" w:eastAsia="Arial Narrow" w:hAnsi="Arial Narrow" w:cs="Arial Narrow"/>
           <w:sz w:val="16"/>
           <w:szCs w:val="16"/>
         </w:rPr>
@@ -8032,14 +8986,14 @@
         </w:tabs>
         <w:jc w:val="both"/>
         <w:rPr>
-          <w:rFonts w:ascii="Arial Narrow" w:eastAsia="Arial Narrow" w:hAnsi="Arial Narrow" w:cs="Arial"/>
-          <w:sz w:val="16"/>
-          <w:szCs w:val="16"/>
-        </w:rPr>
-      </w:pPr>
-      <w:r>
-        <w:rPr>
-          <w:rFonts w:ascii="Arial Narrow" w:eastAsia="Arial Narrow" w:hAnsi="Arial Narrow" w:cs="Arial"/>
+          <w:rFonts w:ascii="Arial Narrow" w:eastAsia="Arial Narrow" w:hAnsi="Arial Narrow" w:cs="Arial Narrow"/>
+          <w:sz w:val="16"/>
+          <w:szCs w:val="16"/>
+        </w:rPr>
+      </w:pPr>
+      <w:r>
+        <w:rPr>
+          <w:rFonts w:ascii="Arial Narrow" w:eastAsia="Arial Narrow" w:hAnsi="Arial Narrow" w:cs="Arial Narrow"/>
           <w:sz w:val="16"/>
           <w:szCs w:val="16"/>
         </w:rPr>
@@ -8056,14 +9010,14 @@
         <w:ind w:left="567"/>
         <w:jc w:val="both"/>
         <w:rPr>
-          <w:rFonts w:ascii="Arial Narrow" w:eastAsia="Arial Narrow" w:hAnsi="Arial Narrow" w:cs="Arial"/>
-          <w:sz w:val="16"/>
-          <w:szCs w:val="16"/>
-        </w:rPr>
-      </w:pPr>
-      <w:r>
-        <w:rPr>
-          <w:rFonts w:ascii="Arial Narrow" w:eastAsia="Arial Narrow" w:hAnsi="Arial Narrow" w:cs="Arial"/>
+          <w:rFonts w:ascii="Arial Narrow" w:eastAsia="Arial Narrow" w:hAnsi="Arial Narrow" w:cs="Arial Narrow"/>
+          <w:sz w:val="16"/>
+          <w:szCs w:val="16"/>
+        </w:rPr>
+      </w:pPr>
+      <w:r>
+        <w:rPr>
+          <w:rFonts w:ascii="Arial Narrow" w:eastAsia="Arial Narrow" w:hAnsi="Arial Narrow" w:cs="Arial Narrow"/>
           <w:sz w:val="16"/>
           <w:szCs w:val="16"/>
         </w:rPr>
@@ -8072,7 +9026,7 @@
       <w:proofErr w:type="spellStart"/>
       <w:r>
         <w:rPr>
-          <w:rFonts w:ascii="Arial Narrow" w:eastAsia="Arial Narrow" w:hAnsi="Arial Narrow" w:cs="Arial"/>
+          <w:rFonts w:ascii="Arial Narrow" w:eastAsia="Arial Narrow" w:hAnsi="Arial Narrow" w:cs="Arial Narrow"/>
           <w:sz w:val="16"/>
           <w:szCs w:val="16"/>
         </w:rPr>
@@ -8081,7 +9035,7 @@
       <w:proofErr w:type="spellEnd"/>
       <w:r>
         <w:rPr>
-          <w:rFonts w:ascii="Arial Narrow" w:eastAsia="Arial Narrow" w:hAnsi="Arial Narrow" w:cs="Arial"/>
+          <w:rFonts w:ascii="Arial Narrow" w:eastAsia="Arial Narrow" w:hAnsi="Arial Narrow" w:cs="Arial Narrow"/>
           <w:sz w:val="16"/>
           <w:szCs w:val="16"/>
         </w:rPr>
@@ -8091,9 +9045,14 @@
     <w:p>
       <w:pPr>
         <w:pStyle w:val="Textonotapie"/>
-        <w:jc w:val="both"/>
-        <w:rPr>
-          <w:rFonts w:ascii="Arial Narrow" w:hAnsi="Arial Narrow" w:cs="Arial"/>
+        <w:tabs>
+          <w:tab w:val="left" w:pos="567"/>
+        </w:tabs>
+        <w:ind w:left="567" w:hanging="567"/>
+        <w:jc w:val="both"/>
+        <w:rPr>
+          <w:rFonts w:ascii="Arial Narrow" w:eastAsia="Arial Narrow" w:hAnsi="Arial Narrow" w:cs="Arial Narrow"/>
+          <w:b/>
           <w:sz w:val="16"/>
           <w:szCs w:val="16"/>
         </w:rPr>
@@ -8110,7 +9069,7 @@
         <w:ind w:left="567" w:hanging="567"/>
         <w:jc w:val="both"/>
         <w:rPr>
-          <w:rFonts w:ascii="Arial Narrow" w:hAnsi="Arial Narrow" w:cs="Arial"/>
+          <w:rFonts w:ascii="Arial Narrow" w:eastAsia="Arial Narrow" w:hAnsi="Arial Narrow" w:cs="Arial Narrow"/>
           <w:b/>
           <w:bCs/>
           <w:sz w:val="16"/>
@@ -8120,7 +9079,7 @@
       <w:r>
         <w:rPr>
           <w:rStyle w:val="Refdenotaalpie"/>
-          <w:rFonts w:ascii="Arial Narrow" w:hAnsi="Arial Narrow" w:cs="Arial"/>
+          <w:rFonts w:ascii="Arial Narrow" w:eastAsia="Arial Narrow" w:hAnsi="Arial Narrow" w:cs="Arial Narrow"/>
           <w:b/>
           <w:bCs/>
           <w:sz w:val="16"/>
@@ -8131,7 +9090,7 @@
       </w:r>
       <w:r>
         <w:rPr>
-          <w:rFonts w:ascii="Arial Narrow" w:hAnsi="Arial Narrow" w:cs="Arial"/>
+          <w:rFonts w:ascii="Arial Narrow" w:eastAsia="Arial Narrow" w:hAnsi="Arial Narrow" w:cs="Arial Narrow"/>
           <w:b/>
           <w:bCs/>
           <w:sz w:val="16"/>
@@ -8141,7 +9100,7 @@
       </w:r>
       <w:r>
         <w:rPr>
-          <w:rFonts w:ascii="Arial Narrow" w:hAnsi="Arial Narrow" w:cs="Arial"/>
+          <w:rFonts w:ascii="Arial Narrow" w:eastAsia="Arial Narrow" w:hAnsi="Arial Narrow" w:cs="Arial Narrow"/>
           <w:b/>
           <w:bCs/>
           <w:sz w:val="16"/>
@@ -8153,7 +9112,7 @@
       <w:proofErr w:type="spellStart"/>
       <w:r>
         <w:rPr>
-          <w:rFonts w:ascii="Arial Narrow" w:hAnsi="Arial Narrow" w:cs="Arial"/>
+          <w:rFonts w:ascii="Arial Narrow" w:eastAsia="Arial Narrow" w:hAnsi="Arial Narrow" w:cs="Arial Narrow"/>
           <w:b/>
           <w:bCs/>
           <w:sz w:val="16"/>
@@ -8164,7 +9123,7 @@
       <w:proofErr w:type="spellEnd"/>
       <w:r>
         <w:rPr>
-          <w:rFonts w:ascii="Arial Narrow" w:hAnsi="Arial Narrow" w:cs="Arial"/>
+          <w:rFonts w:ascii="Arial Narrow" w:eastAsia="Arial Narrow" w:hAnsi="Arial Narrow" w:cs="Arial Narrow"/>
           <w:b/>
           <w:bCs/>
           <w:sz w:val="16"/>
@@ -8180,7 +9139,7 @@
         <w:ind w:left="567"/>
         <w:jc w:val="both"/>
         <w:rPr>
-          <w:rFonts w:ascii="Arial Narrow" w:hAnsi="Arial Narrow" w:cs="Arial"/>
+          <w:rFonts w:ascii="Arial Narrow" w:eastAsia="Arial Narrow" w:hAnsi="Arial Narrow" w:cs="Arial Narrow"/>
           <w:bCs/>
           <w:sz w:val="16"/>
           <w:szCs w:val="16"/>
@@ -8188,7 +9147,7 @@
       </w:pPr>
       <w:r>
         <w:rPr>
-          <w:rFonts w:ascii="Arial Narrow" w:hAnsi="Arial Narrow" w:cs="Arial"/>
+          <w:rFonts w:ascii="Arial Narrow" w:eastAsia="Arial Narrow" w:hAnsi="Arial Narrow" w:cs="Arial Narrow"/>
           <w:b/>
           <w:sz w:val="16"/>
           <w:szCs w:val="16"/>
@@ -8197,7 +9156,7 @@
       </w:r>
       <w:r>
         <w:rPr>
-          <w:rFonts w:ascii="Arial Narrow" w:hAnsi="Arial Narrow" w:cs="Arial"/>
+          <w:rFonts w:ascii="Arial Narrow" w:eastAsia="Arial Narrow" w:hAnsi="Arial Narrow" w:cs="Arial Narrow"/>
           <w:bCs/>
           <w:sz w:val="16"/>
           <w:szCs w:val="16"/>
@@ -8207,7 +9166,7 @@
       <w:proofErr w:type="gramStart"/>
       <w:r>
         <w:rPr>
-          <w:rFonts w:ascii="Arial Narrow" w:hAnsi="Arial Narrow" w:cs="Arial"/>
+          <w:rFonts w:ascii="Arial Narrow" w:eastAsia="Arial Narrow" w:hAnsi="Arial Narrow" w:cs="Arial Narrow"/>
           <w:bCs/>
           <w:sz w:val="16"/>
           <w:szCs w:val="16"/>
@@ -8217,7 +9176,7 @@
       <w:proofErr w:type="gramEnd"/>
       <w:r>
         <w:rPr>
-          <w:rFonts w:ascii="Arial Narrow" w:hAnsi="Arial Narrow" w:cs="Arial"/>
+          <w:rFonts w:ascii="Arial Narrow" w:eastAsia="Arial Narrow" w:hAnsi="Arial Narrow" w:cs="Arial Narrow"/>
           <w:bCs/>
           <w:sz w:val="16"/>
           <w:szCs w:val="16"/>
@@ -8227,7 +9186,7 @@
       <w:proofErr w:type="gramStart"/>
       <w:r>
         <w:rPr>
-          <w:rFonts w:ascii="Arial Narrow" w:hAnsi="Arial Narrow" w:cs="Arial"/>
+          <w:rFonts w:ascii="Arial Narrow" w:eastAsia="Arial Narrow" w:hAnsi="Arial Narrow" w:cs="Arial Narrow"/>
           <w:bCs/>
           <w:sz w:val="16"/>
           <w:szCs w:val="16"/>
@@ -8237,7 +9196,7 @@
       <w:proofErr w:type="gramEnd"/>
       <w:r>
         <w:rPr>
-          <w:rFonts w:ascii="Arial Narrow" w:hAnsi="Arial Narrow" w:cs="Arial"/>
+          <w:rFonts w:ascii="Arial Narrow" w:eastAsia="Arial Narrow" w:hAnsi="Arial Narrow" w:cs="Arial Narrow"/>
           <w:bCs/>
           <w:sz w:val="16"/>
           <w:szCs w:val="16"/>
@@ -8246,7 +9205,7 @@
       </w:r>
       <w:r>
         <w:rPr>
-          <w:rFonts w:ascii="Arial Narrow" w:hAnsi="Arial Narrow" w:cs="Arial"/>
+          <w:rFonts w:ascii="Arial Narrow" w:eastAsia="Arial Narrow" w:hAnsi="Arial Narrow" w:cs="Arial Narrow"/>
           <w:bCs/>
           <w:sz w:val="16"/>
           <w:szCs w:val="16"/>
@@ -8256,12 +9215,16 @@
     </w:p>
     <w:p>
       <w:pPr>
-        <w:pStyle w:val="NormalWeb"/>
-        <w:spacing w:after="0" w:line="240" w:lineRule="auto"/>
-        <w:ind w:left="567"/>
-        <w:jc w:val="both"/>
-        <w:rPr>
-          <w:rFonts w:ascii="Arial Narrow" w:hAnsi="Arial Narrow" w:cs="Arial"/>
+        <w:autoSpaceDE w:val="0"/>
+        <w:autoSpaceDN w:val="0"/>
+        <w:adjustRightInd w:val="0"/>
+        <w:spacing w:after="0" w:line="240" w:lineRule="auto"/>
+        <w:ind w:left="567" w:hanging="567"/>
+        <w:jc w:val="both"/>
+        <w:rPr>
+          <w:rFonts w:ascii="Arial Narrow" w:eastAsia="Arial Narrow" w:hAnsi="Arial Narrow" w:cs="Arial Narrow"/>
+          <w:b/>
+          <w:bCs/>
           <w:sz w:val="16"/>
           <w:szCs w:val="16"/>
         </w:rPr>
@@ -8275,7 +9238,7 @@
         <w:ind w:left="567" w:hanging="567"/>
         <w:jc w:val="both"/>
         <w:rPr>
-          <w:rFonts w:ascii="Arial Narrow" w:hAnsi="Arial Narrow" w:cs="Arial"/>
+          <w:rFonts w:ascii="Arial Narrow" w:eastAsia="Arial Narrow" w:hAnsi="Arial Narrow" w:cs="Arial Narrow"/>
           <w:sz w:val="16"/>
           <w:szCs w:val="16"/>
         </w:rPr>
@@ -8283,7 +9246,7 @@
       <w:r>
         <w:rPr>
           <w:rStyle w:val="Refdenotaalpie"/>
-          <w:rFonts w:ascii="Arial Narrow" w:hAnsi="Arial Narrow" w:cs="Arial"/>
+          <w:rFonts w:ascii="Arial Narrow" w:eastAsia="Arial Narrow" w:hAnsi="Arial Narrow" w:cs="Arial Narrow"/>
           <w:sz w:val="16"/>
           <w:szCs w:val="16"/>
           <w:vertAlign w:val="superscript"/>
@@ -8292,7 +9255,7 @@
       </w:r>
       <w:r>
         <w:rPr>
-          <w:rFonts w:ascii="Arial Narrow" w:hAnsi="Arial Narrow" w:cs="Arial"/>
+          <w:rFonts w:ascii="Arial Narrow" w:eastAsia="Arial Narrow" w:hAnsi="Arial Narrow" w:cs="Arial Narrow"/>
           <w:sz w:val="16"/>
           <w:szCs w:val="16"/>
         </w:rPr>
@@ -8300,7 +9263,7 @@
       </w:r>
       <w:r>
         <w:rPr>
-          <w:rFonts w:ascii="Arial Narrow" w:hAnsi="Arial Narrow" w:cs="Arial"/>
+          <w:rFonts w:ascii="Arial Narrow" w:eastAsia="Arial Narrow" w:hAnsi="Arial Narrow" w:cs="Arial Narrow"/>
           <w:sz w:val="16"/>
           <w:szCs w:val="16"/>
         </w:rPr>
@@ -8308,7 +9271,7 @@
       </w:r>
       <w:r>
         <w:rPr>
-          <w:rFonts w:ascii="Arial Narrow" w:eastAsia="Arial" w:hAnsi="Arial Narrow" w:cs="Arial"/>
+          <w:rFonts w:ascii="Arial Narrow" w:eastAsia="Arial Narrow" w:hAnsi="Arial Narrow" w:cs="Arial Narrow"/>
           <w:b/>
           <w:sz w:val="16"/>
           <w:szCs w:val="16"/>
@@ -8318,7 +9281,7 @@
       <w:proofErr w:type="spellStart"/>
       <w:r>
         <w:rPr>
-          <w:rFonts w:ascii="Arial Narrow" w:eastAsia="Arial" w:hAnsi="Arial Narrow" w:cs="Arial"/>
+          <w:rFonts w:ascii="Arial Narrow" w:eastAsia="Arial Narrow" w:hAnsi="Arial Narrow" w:cs="Arial Narrow"/>
           <w:b/>
           <w:sz w:val="16"/>
           <w:szCs w:val="16"/>
@@ -8328,7 +9291,7 @@
       <w:proofErr w:type="spellEnd"/>
       <w:r>
         <w:rPr>
-          <w:rFonts w:ascii="Arial Narrow" w:eastAsia="Arial" w:hAnsi="Arial Narrow" w:cs="Arial"/>
+          <w:rFonts w:ascii="Arial Narrow" w:eastAsia="Arial Narrow" w:hAnsi="Arial Narrow" w:cs="Arial Narrow"/>
           <w:b/>
           <w:sz w:val="16"/>
           <w:szCs w:val="16"/>
@@ -8342,7 +9305,7 @@
         <w:ind w:left="1134" w:hanging="567"/>
         <w:jc w:val="both"/>
         <w:rPr>
-          <w:rFonts w:ascii="Arial Narrow" w:hAnsi="Arial Narrow" w:cs="Arial"/>
+          <w:rFonts w:ascii="Arial Narrow" w:eastAsia="Arial Narrow" w:hAnsi="Arial Narrow" w:cs="Arial Narrow"/>
           <w:b/>
           <w:bCs/>
           <w:sz w:val="16"/>
@@ -8351,7 +9314,7 @@
       </w:pPr>
       <w:r>
         <w:rPr>
-          <w:rFonts w:ascii="Arial Narrow" w:hAnsi="Arial Narrow" w:cs="Arial"/>
+          <w:rFonts w:ascii="Arial Narrow" w:eastAsia="Arial Narrow" w:hAnsi="Arial Narrow" w:cs="Arial Narrow"/>
           <w:b/>
           <w:bCs/>
           <w:sz w:val="16"/>
@@ -8366,14 +9329,14 @@
         <w:ind w:left="1134" w:hanging="567"/>
         <w:jc w:val="both"/>
         <w:rPr>
-          <w:rFonts w:ascii="Arial Narrow" w:hAnsi="Arial Narrow" w:cs="Arial"/>
-          <w:sz w:val="16"/>
-          <w:szCs w:val="16"/>
-        </w:rPr>
-      </w:pPr>
-      <w:r>
-        <w:rPr>
-          <w:rFonts w:ascii="Arial Narrow" w:hAnsi="Arial Narrow" w:cs="Arial"/>
+          <w:rFonts w:ascii="Arial Narrow" w:eastAsia="Arial Narrow" w:hAnsi="Arial Narrow" w:cs="Arial Narrow"/>
+          <w:sz w:val="16"/>
+          <w:szCs w:val="16"/>
+        </w:rPr>
+      </w:pPr>
+      <w:r>
+        <w:rPr>
+          <w:rFonts w:ascii="Arial Narrow" w:eastAsia="Arial Narrow" w:hAnsi="Arial Narrow" w:cs="Arial Narrow"/>
           <w:sz w:val="16"/>
           <w:szCs w:val="16"/>
         </w:rPr>
@@ -8381,7 +9344,7 @@
       </w:r>
       <w:r>
         <w:rPr>
-          <w:rFonts w:ascii="Arial Narrow" w:hAnsi="Arial Narrow" w:cs="Arial"/>
+          <w:rFonts w:ascii="Arial Narrow" w:eastAsia="Arial Narrow" w:hAnsi="Arial Narrow" w:cs="Arial Narrow"/>
           <w:sz w:val="16"/>
           <w:szCs w:val="16"/>
         </w:rPr>
@@ -8395,14 +9358,14 @@
         <w:ind w:left="1134"/>
         <w:jc w:val="both"/>
         <w:rPr>
-          <w:rFonts w:ascii="Arial Narrow" w:hAnsi="Arial Narrow" w:cs="Arial"/>
-          <w:sz w:val="16"/>
-          <w:szCs w:val="16"/>
-        </w:rPr>
-      </w:pPr>
-      <w:r>
-        <w:rPr>
-          <w:rFonts w:ascii="Arial Narrow" w:hAnsi="Arial Narrow" w:cs="Arial"/>
+          <w:rFonts w:ascii="Arial Narrow" w:eastAsia="Arial Narrow" w:hAnsi="Arial Narrow" w:cs="Arial Narrow"/>
+          <w:sz w:val="16"/>
+          <w:szCs w:val="16"/>
+        </w:rPr>
+      </w:pPr>
+      <w:r>
+        <w:rPr>
+          <w:rFonts w:ascii="Arial Narrow" w:eastAsia="Arial Narrow" w:hAnsi="Arial Narrow" w:cs="Arial Narrow"/>
           <w:sz w:val="16"/>
           <w:szCs w:val="16"/>
         </w:rPr>
@@ -8415,14 +9378,14 @@
         <w:ind w:left="1134"/>
         <w:jc w:val="both"/>
         <w:rPr>
-          <w:rFonts w:ascii="Arial Narrow" w:hAnsi="Arial Narrow" w:cs="Arial"/>
-          <w:sz w:val="16"/>
-          <w:szCs w:val="16"/>
-        </w:rPr>
-      </w:pPr>
-      <w:r>
-        <w:rPr>
-          <w:rFonts w:ascii="Arial Narrow" w:hAnsi="Arial Narrow" w:cs="Arial"/>
+          <w:rFonts w:ascii="Arial Narrow" w:eastAsia="Arial Narrow" w:hAnsi="Arial Narrow" w:cs="Arial Narrow"/>
+          <w:sz w:val="16"/>
+          <w:szCs w:val="16"/>
+        </w:rPr>
+      </w:pPr>
+      <w:r>
+        <w:rPr>
+          <w:rFonts w:ascii="Arial Narrow" w:eastAsia="Arial Narrow" w:hAnsi="Arial Narrow" w:cs="Arial Narrow"/>
           <w:sz w:val="16"/>
           <w:szCs w:val="16"/>
         </w:rPr>
@@ -8430,7 +9393,7 @@
       </w:r>
       <w:r>
         <w:rPr>
-          <w:rFonts w:ascii="Arial Narrow" w:hAnsi="Arial Narrow" w:cs="Arial"/>
+          <w:rFonts w:ascii="Arial Narrow" w:eastAsia="Arial Narrow" w:hAnsi="Arial Narrow" w:cs="Arial Narrow"/>
           <w:sz w:val="16"/>
           <w:szCs w:val="16"/>
         </w:rPr>
@@ -8440,13 +9403,12 @@
     <w:p>
       <w:pPr>
         <w:pStyle w:val="Textonotapie"/>
-        <w:ind w:left="1134" w:hanging="567"/>
-        <w:jc w:val="both"/>
-        <w:rPr>
-          <w:rFonts w:ascii="Arial Narrow" w:hAnsi="Arial Narrow" w:cs="Arial"/>
-          <w:sz w:val="16"/>
-          <w:szCs w:val="16"/>
-          <w:lang w:val="es-ES"/>
+        <w:ind w:left="567" w:hanging="567"/>
+        <w:jc w:val="both"/>
+        <w:rPr>
+          <w:rFonts w:ascii="Arial Narrow" w:eastAsia="Arial Narrow" w:hAnsi="Arial Narrow" w:cs="Arial Narrow"/>
+          <w:sz w:val="16"/>
+          <w:szCs w:val="16"/>
         </w:rPr>
       </w:pPr>
     </w:p>

--- a/plantillas_maestras/10_seguro_sepelio/clausula_abusiva/2_o_mas_ddos_varios/varon/TPL_1989_2025_SEGURO_SEPELIO_CLAUSULA_ABUSIVA_ASEGURADORA_VARON_R2.docx
+++ b/plantillas_maestras/10_seguro_sepelio/clausula_abusiva/2_o_mas_ddos_varios/varon/TPL_1989_2025_SEGURO_SEPELIO_CLAUSULA_ABUSIVA_ASEGURADORA_VARON_R2.docx
@@ -620,151 +620,7 @@
           <w:lang w:val="es-ES" w:eastAsia="es-ES"/>
           <w14:ligatures w14:val="none"/>
         </w:rPr>
-        <w:t xml:space="preserve">Mediante el escrito del 19 de agosto de 2025, subsanada mediante escrito del 12 de setiembre de 2025, el señor [APELLIDO] denunció a Mapfre por presuntas infracciones a la Ley 29571, Código de Protección y Defensa del Consumidor (en adelante, Código), señalando lo siguiente:</w:t>
-      </w:r>
-      <w:r>
-        <w:rPr>
-          <w:rFonts w:ascii="Arial Narrow" w:eastAsia="Arial Narrow" w:hAnsi="Arial Narrow" w:cs="Arial Narrow"/>
-          <w:color w:val="000000"/>
-          <w:kern w:val="0"/>
-          <w:sz w:val="22"/>
-          <w:szCs w:val="22"/>
-          <w:lang w:val="es-ES" w:eastAsia="es-ES"/>
-          <w14:ligatures w14:val="none"/>
-        </w:rPr>
-        <w:t/>
-      </w:r>
-      <w:r>
-        <w:rPr>
-          <w:rFonts w:ascii="Arial Narrow" w:eastAsia="Arial Narrow" w:hAnsi="Arial Narrow" w:cs="Arial Narrow"/>
-          <w:color w:val="000000"/>
-          <w:kern w:val="0"/>
-          <w:sz w:val="22"/>
-          <w:szCs w:val="22"/>
-          <w:lang w:val="es-ES" w:eastAsia="es-ES"/>
-          <w14:ligatures w14:val="none"/>
-        </w:rPr>
-        <w:t xml:space="preserve"/>
-      </w:r>
-      <w:r>
-        <w:rPr>
-          <w:rFonts w:ascii="Arial Narrow" w:eastAsia="Arial Narrow" w:hAnsi="Arial Narrow" w:cs="Arial Narrow"/>
-          <w:color w:val="000000"/>
-          <w:kern w:val="0"/>
-          <w:sz w:val="22"/>
-          <w:szCs w:val="22"/>
-          <w:lang w:val="es-ES" w:eastAsia="es-ES"/>
-          <w14:ligatures w14:val="none"/>
-        </w:rPr>
-        <w:t/>
-      </w:r>
-      <w:r>
-        <w:rPr>
-          <w:rFonts w:ascii="Arial Narrow" w:eastAsia="Arial Narrow" w:hAnsi="Arial Narrow" w:cs="Arial Narrow"/>
-          <w:kern w:val="0"/>
-          <w14:ligatures w14:val="none"/>
-          <w:sz w:val="22"/>
-          <w:szCs w:val="22"/>
-        </w:rPr>
-        <w:t/>
-      </w:r>
-      <w:r>
-        <w:rPr>
-          <w:rFonts w:ascii="Arial Narrow" w:eastAsia="Arial Narrow" w:hAnsi="Arial Narrow" w:cs="Arial Narrow"/>
-          <w:kern w:val="0"/>
-          <w14:ligatures w14:val="none"/>
-          <w:sz w:val="22"/>
-          <w:szCs w:val="22"/>
-        </w:rPr>
-        <w:t xml:space="preserve"/>
-      </w:r>
-      <w:r>
-        <w:rPr>
-          <w:rFonts w:ascii="Arial Narrow" w:eastAsia="Arial Narrow" w:hAnsi="Arial Narrow" w:cs="Arial Narrow"/>
-          <w:kern w:val="0"/>
-          <w14:ligatures w14:val="none"/>
-          <w:sz w:val="22"/>
-          <w:szCs w:val="22"/>
-        </w:rPr>
-        <w:t/>
-      </w:r>
-      <w:r>
-        <w:rPr>
-          <w:rFonts w:ascii="Arial Narrow" w:eastAsia="Arial Narrow" w:hAnsi="Arial Narrow" w:cs="Arial Narrow"/>
-          <w:kern w:val="0"/>
-          <w14:ligatures w14:val="none"/>
-          <w:sz w:val="22"/>
-          <w:szCs w:val="22"/>
-        </w:rPr>
-        <w:t xml:space="preserve"/>
-      </w:r>
-      <w:r>
-        <w:rPr>
-          <w:rFonts w:ascii="Arial Narrow" w:eastAsia="Arial Narrow" w:hAnsi="Arial Narrow" w:cs="Arial Narrow"/>
-          <w:kern w:val="0"/>
-          <w14:ligatures w14:val="none"/>
-          <w:sz w:val="22"/>
-          <w:szCs w:val="22"/>
-        </w:rPr>
-        <w:t xml:space="preserve"/>
-      </w:r>
-      <w:r>
-        <w:rPr>
-          <w:rFonts w:ascii="Arial Narrow" w:eastAsia="Arial Narrow" w:hAnsi="Arial Narrow" w:cs="Arial Narrow"/>
-          <w:kern w:val="0"/>
-          <w14:ligatures w14:val="none"/>
-          <w:sz w:val="22"/>
-          <w:szCs w:val="22"/>
-        </w:rPr>
-        <w:t/>
-      </w:r>
-      <w:r>
-        <w:rPr>
-          <w:rFonts w:ascii="Arial Narrow" w:eastAsia="Arial Narrow" w:hAnsi="Arial Narrow" w:cs="Arial Narrow"/>
-          <w:color w:val="000000"/>
-          <w:kern w:val="0"/>
-          <w:sz w:val="22"/>
-          <w:szCs w:val="22"/>
-          <w:lang w:val="es-ES" w:eastAsia="es-ES"/>
-          <w14:ligatures w14:val="none"/>
-        </w:rPr>
-        <w:t xml:space="preserve"/>
-      </w:r>
-      <w:r>
-        <w:rPr>
-          <w:rFonts w:ascii="Arial Narrow" w:eastAsia="Arial Narrow" w:hAnsi="Arial Narrow" w:cs="Arial Narrow"/>
-          <w:color w:val="000000"/>
-          <w:kern w:val="0"/>
-          <w:sz w:val="22"/>
-          <w:szCs w:val="22"/>
-          <w:lang w:val="es-ES" w:eastAsia="es-ES"/>
-          <w14:ligatures w14:val="none"/>
-        </w:rPr>
-        <w:t xml:space="preserve"/>
-      </w:r>
-      <w:r>
-        <w:rPr>
-          <w:rFonts w:ascii="Arial Narrow" w:eastAsia="Arial Narrow" w:hAnsi="Arial Narrow" w:cs="Arial Narrow"/>
-          <w:color w:val="000000"/>
-          <w:kern w:val="0"/>
-          <w:sz w:val="22"/>
-          <w:szCs w:val="22"/>
-          <w:lang w:val="es-ES" w:eastAsia="es-ES"/>
-          <w14:ligatures w14:val="none"/>
-        </w:rPr>
-        <w:t/>
-      </w:r>
-      <w:r>
-        <w:rPr>
-          <w:rFonts w:ascii="Arial Narrow" w:eastAsia="Arial Narrow" w:hAnsi="Arial Narrow" w:cs="Arial Narrow"/>
-          <w:color w:val="000000"/>
-          <w:kern w:val="0"/>
-          <w:sz w:val="22"/>
-          <w:szCs w:val="22"/>
-          <w:lang w:val="es-ES" w:eastAsia="es-ES"/>
-          <w14:ligatures w14:val="none"/>
-        </w:rPr>
-        <w:t xml:space="preserve"/>
+        <w:t xml:space="preserve">Mediante el escrito del 19 de agosto de 2025, subsanada mediante escrito del 12 de setiembre de 2025, el señor [APELLIDO] denunció a Mapfre por presuntas infracciones a la Ley 29571, Código de Protección y Defensa del Consumidor</w:t>
       </w:r>
       <w:r>
         <w:rPr>
@@ -779,6 +635,162 @@
           <w14:ligatures w14:val="none"/>
         </w:rPr>
         <w:footnoteReference w:id="1"/>
+      </w:r>
+      <w:r>
+        <w:rPr>
+          <w:rFonts w:ascii="Arial Narrow" w:eastAsia="Arial Narrow" w:hAnsi="Arial Narrow" w:cs="Arial Narrow"/>
+          <w:color w:val="000000"/>
+          <w:kern w:val="0"/>
+          <w:sz w:val="22"/>
+          <w:szCs w:val="22"/>
+          <w:lang w:val="es-ES" w:eastAsia="es-ES"/>
+          <w14:ligatures w14:val="none"/>
+        </w:rPr>
+        <w:t xml:space="preserve"> (en adelante, Código), señalando lo siguiente:</w:t>
+      </w:r>
+      <w:r>
+        <w:rPr>
+          <w:rFonts w:ascii="Arial Narrow" w:eastAsia="Arial Narrow" w:hAnsi="Arial Narrow" w:cs="Arial Narrow"/>
+          <w:color w:val="000000"/>
+          <w:kern w:val="0"/>
+          <w:sz w:val="22"/>
+          <w:szCs w:val="22"/>
+          <w:lang w:val="es-ES" w:eastAsia="es-ES"/>
+          <w14:ligatures w14:val="none"/>
+        </w:rPr>
+        <w:t/>
+      </w:r>
+      <w:r>
+        <w:rPr>
+          <w:rFonts w:ascii="Arial Narrow" w:eastAsia="Arial Narrow" w:hAnsi="Arial Narrow" w:cs="Arial Narrow"/>
+          <w:color w:val="000000"/>
+          <w:kern w:val="0"/>
+          <w:sz w:val="22"/>
+          <w:szCs w:val="22"/>
+          <w:lang w:val="es-ES" w:eastAsia="es-ES"/>
+          <w14:ligatures w14:val="none"/>
+        </w:rPr>
+        <w:t xml:space="preserve"/>
+      </w:r>
+      <w:r>
+        <w:rPr>
+          <w:rFonts w:ascii="Arial Narrow" w:eastAsia="Arial Narrow" w:hAnsi="Arial Narrow" w:cs="Arial Narrow"/>
+          <w:color w:val="000000"/>
+          <w:kern w:val="0"/>
+          <w:sz w:val="22"/>
+          <w:szCs w:val="22"/>
+          <w:lang w:val="es-ES" w:eastAsia="es-ES"/>
+          <w14:ligatures w14:val="none"/>
+        </w:rPr>
+        <w:t/>
+      </w:r>
+      <w:r>
+        <w:rPr>
+          <w:rFonts w:ascii="Arial Narrow" w:eastAsia="Arial Narrow" w:hAnsi="Arial Narrow" w:cs="Arial Narrow"/>
+          <w:kern w:val="0"/>
+          <w14:ligatures w14:val="none"/>
+          <w:sz w:val="22"/>
+          <w:szCs w:val="22"/>
+        </w:rPr>
+        <w:t/>
+      </w:r>
+      <w:r>
+        <w:rPr>
+          <w:rFonts w:ascii="Arial Narrow" w:eastAsia="Arial Narrow" w:hAnsi="Arial Narrow" w:cs="Arial Narrow"/>
+          <w:kern w:val="0"/>
+          <w14:ligatures w14:val="none"/>
+          <w:sz w:val="22"/>
+          <w:szCs w:val="22"/>
+        </w:rPr>
+        <w:t xml:space="preserve"/>
+      </w:r>
+      <w:r>
+        <w:rPr>
+          <w:rFonts w:ascii="Arial Narrow" w:eastAsia="Arial Narrow" w:hAnsi="Arial Narrow" w:cs="Arial Narrow"/>
+          <w:kern w:val="0"/>
+          <w14:ligatures w14:val="none"/>
+          <w:sz w:val="22"/>
+          <w:szCs w:val="22"/>
+        </w:rPr>
+        <w:t/>
+      </w:r>
+      <w:r>
+        <w:rPr>
+          <w:rFonts w:ascii="Arial Narrow" w:eastAsia="Arial Narrow" w:hAnsi="Arial Narrow" w:cs="Arial Narrow"/>
+          <w:kern w:val="0"/>
+          <w14:ligatures w14:val="none"/>
+          <w:sz w:val="22"/>
+          <w:szCs w:val="22"/>
+        </w:rPr>
+        <w:t xml:space="preserve"/>
+      </w:r>
+      <w:r>
+        <w:rPr>
+          <w:rFonts w:ascii="Arial Narrow" w:eastAsia="Arial Narrow" w:hAnsi="Arial Narrow" w:cs="Arial Narrow"/>
+          <w:kern w:val="0"/>
+          <w14:ligatures w14:val="none"/>
+          <w:sz w:val="22"/>
+          <w:szCs w:val="22"/>
+        </w:rPr>
+        <w:t xml:space="preserve"/>
+      </w:r>
+      <w:r>
+        <w:rPr>
+          <w:rFonts w:ascii="Arial Narrow" w:eastAsia="Arial Narrow" w:hAnsi="Arial Narrow" w:cs="Arial Narrow"/>
+          <w:kern w:val="0"/>
+          <w14:ligatures w14:val="none"/>
+          <w:sz w:val="22"/>
+          <w:szCs w:val="22"/>
+        </w:rPr>
+        <w:t/>
+      </w:r>
+      <w:r>
+        <w:rPr>
+          <w:rFonts w:ascii="Arial Narrow" w:eastAsia="Arial Narrow" w:hAnsi="Arial Narrow" w:cs="Arial Narrow"/>
+          <w:color w:val="000000"/>
+          <w:kern w:val="0"/>
+          <w:sz w:val="22"/>
+          <w:szCs w:val="22"/>
+          <w:lang w:val="es-ES" w:eastAsia="es-ES"/>
+          <w14:ligatures w14:val="none"/>
+        </w:rPr>
+        <w:t xml:space="preserve"/>
+      </w:r>
+      <w:r>
+        <w:rPr>
+          <w:rFonts w:ascii="Arial Narrow" w:eastAsia="Arial Narrow" w:hAnsi="Arial Narrow" w:cs="Arial Narrow"/>
+          <w:color w:val="000000"/>
+          <w:kern w:val="0"/>
+          <w:sz w:val="22"/>
+          <w:szCs w:val="22"/>
+          <w:lang w:val="es-ES" w:eastAsia="es-ES"/>
+          <w14:ligatures w14:val="none"/>
+        </w:rPr>
+        <w:t xml:space="preserve"/>
+      </w:r>
+      <w:r>
+        <w:rPr>
+          <w:rFonts w:ascii="Arial Narrow" w:eastAsia="Arial Narrow" w:hAnsi="Arial Narrow" w:cs="Arial Narrow"/>
+          <w:color w:val="000000"/>
+          <w:kern w:val="0"/>
+          <w:sz w:val="22"/>
+          <w:szCs w:val="22"/>
+          <w:lang w:val="es-ES" w:eastAsia="es-ES"/>
+          <w14:ligatures w14:val="none"/>
+        </w:rPr>
+        <w:t/>
+      </w:r>
+      <w:r>
+        <w:rPr>
+          <w:rFonts w:ascii="Arial Narrow" w:eastAsia="Arial Narrow" w:hAnsi="Arial Narrow" w:cs="Arial Narrow"/>
+          <w:color w:val="000000"/>
+          <w:kern w:val="0"/>
+          <w:sz w:val="22"/>
+          <w:szCs w:val="22"/>
+          <w:lang w:val="es-ES" w:eastAsia="es-ES"/>
+          <w14:ligatures w14:val="none"/>
+        </w:rPr>
+        <w:t xml:space="preserve"/>
       </w:r>
       <w:r>
         <w:rPr>
@@ -3117,7 +3129,19 @@
           <w:lang w:eastAsia="es-PE"/>
           <w14:ligatures w14:val="none"/>
         </w:rPr>
-        <w:t xml:space="preserve">PRIMERO: admitir a trámite la denuncia del 19 de agosto de 2025, subsanada mediante escrito del 12 de setiembre de 2025, interpuesta por el señor [DENUNCIANTE] contra Mapfre Perú Compañía de Seguros y Reaseguros S.A., por lo siguiente:</w:t>
+        <w:t xml:space="preserve">PRIMERO:</w:t>
+      </w:r>
+      <w:r>
+        <w:rPr>
+          <w:rFonts w:ascii="Arial Narrow" w:eastAsia="Arial Narrow" w:hAnsi="Arial Narrow" w:cs="Arial Narrow"/>
+          <w:color w:val="000000"/>
+          <w:kern w:val="0"/>
+          <w:sz w:val="22"/>
+          <w:szCs w:val="22"/>
+          <w:lang w:eastAsia="es-PE"/>
+          <w14:ligatures w14:val="none"/>
+        </w:rPr>
+        <w:t xml:space="preserve"> admitir a trámite la denuncia del 19 de agosto de 2025, subsanada mediante escrito del 12 de setiembre de 2025, interpuesta por el señor [DENUNCIANTE] contra Mapfre Perú Compañía de Seguros y Reaseguros S.A., por lo siguiente:</w:t>
       </w:r>
       <w:r>
         <w:rPr>
@@ -3962,7 +3986,19 @@
           <w:lang w:eastAsia="es-PE"/>
           <w14:ligatures w14:val="none"/>
         </w:rPr>
-        <w:t xml:space="preserve">TERCERO: </w:t>
+        <w:t xml:space="preserve">TERCERO:</w:t>
+      </w:r>
+      <w:r>
+        <w:rPr>
+          <w:rFonts w:ascii="Arial Narrow" w:eastAsia="Arial Narrow" w:hAnsi="Arial Narrow" w:cs="Arial Narrow"/>
+          <w:color w:val="000000"/>
+          <w:kern w:val="0"/>
+          <w:sz w:val="22"/>
+          <w:szCs w:val="22"/>
+          <w:lang w:eastAsia="es-PE"/>
+          <w14:ligatures w14:val="none"/>
+        </w:rPr>
+        <w:t xml:space="preserve"> </w:t>
       </w:r>
       <w:r>
         <w:rPr>
@@ -4355,7 +4391,15 @@
           <w:sz w:val="22"/>
           <w:szCs w:val="22"/>
         </w:rPr>
-        <w:t xml:space="preserve">CUARTO: </w:t>
+        <w:t xml:space="preserve">CUARTO:</w:t>
+      </w:r>
+      <w:r>
+        <w:rPr>
+          <w:rFonts w:ascii="Arial Narrow" w:eastAsia="Arial Narrow" w:hAnsi="Arial Narrow" w:cs="Arial Narrow"/>
+          <w:sz w:val="22"/>
+          <w:szCs w:val="22"/>
+        </w:rPr>
+        <w:t xml:space="preserve"> </w:t>
       </w:r>
       <w:r>
         <w:rPr>
@@ -4377,7 +4421,7 @@
           <w:lang w:val="es-ES" w:eastAsia="es-ES"/>
           <w14:ligatures w14:val="none"/>
         </w:rPr>
-        <w:footnoteReference w:id="13"/>
+        <w:footnoteReference w:id="8"/>
       </w:r>
       <w:r>
         <w:rPr>
@@ -4399,7 +4443,7 @@
           <w:lang w:val="es-ES" w:eastAsia="es-ES"/>
           <w14:ligatures w14:val="none"/>
         </w:rPr>
-        <w:footnoteReference w:id="14"/>
+        <w:footnoteReference w:id="9"/>
       </w:r>
       <w:r>
         <w:rPr>
@@ -4450,7 +4494,19 @@
           <w:lang w:eastAsia="es-PE"/>
           <w14:ligatures w14:val="none"/>
         </w:rPr>
-        <w:t xml:space="preserve">QUINTO: </w:t>
+        <w:t xml:space="preserve">QUINTO:</w:t>
+      </w:r>
+      <w:r>
+        <w:rPr>
+          <w:rFonts w:ascii="Arial Narrow" w:eastAsia="Arial Narrow" w:hAnsi="Arial Narrow" w:cs="Arial Narrow"/>
+          <w:color w:val="000000"/>
+          <w:kern w:val="0"/>
+          <w:sz w:val="22"/>
+          <w:szCs w:val="22"/>
+          <w:lang w:eastAsia="es-PE"/>
+          <w14:ligatures w14:val="none"/>
+        </w:rPr>
+        <w:t xml:space="preserve"> </w:t>
       </w:r>
       <w:bookmarkStart w:id="4" w:name="_Hlk188286813"/>
       <w:r>
@@ -4834,7 +4890,7 @@
           <w:lang w:eastAsia="es-PE"/>
           <w14:ligatures w14:val="none"/>
         </w:rPr>
-        <w:footnoteReference w:id="8"/>
+        <w:footnoteReference w:id="10"/>
       </w:r>
       <w:r>
         <w:rPr>
@@ -4945,7 +5001,7 @@
           <w:lang w:eastAsia="es-PE"/>
           <w14:ligatures w14:val="none"/>
         </w:rPr>
-        <w:footnoteReference w:id="9"/>
+        <w:footnoteReference w:id="11"/>
       </w:r>
       <w:r>
         <w:rPr>
@@ -5021,7 +5077,7 @@
           <w:lang w:eastAsia="es-PE"/>
           <w14:ligatures w14:val="none"/>
         </w:rPr>
-        <w:footnoteReference w:id="10"/>
+        <w:footnoteReference w:id="12"/>
       </w:r>
       <w:r>
         <w:rPr>
@@ -5257,7 +5313,7 @@
           <w:vertAlign w:val="superscript"/>
           <w14:ligatures w14:val="none"/>
         </w:rPr>
-        <w:footnoteReference w:id="11"/>
+        <w:footnoteReference w:id="13"/>
       </w:r>
       <w:r>
         <w:rPr>
@@ -5275,7 +5331,6 @@
           <w:kern w:val="0"/>
           <w:sz w:val="22"/>
           <w:szCs w:val="22"/>
-          <w:u w:val="single"/>
           <w14:ligatures w14:val="none"/>
         </w:rPr>
         <w:t>expresamente su facultad para asistir y conciliar en su representación</w:t>
@@ -5283,7 +5338,6 @@
       <w:r>
         <w:rPr>
           <w:rFonts w:ascii="Arial Narrow" w:eastAsia="Arial Narrow" w:hAnsi="Arial Narrow" w:cs="Arial Narrow"/>
-          <w:bCs/>
           <w:kern w:val="0"/>
           <w14:ligatures w14:val="none"/>
           <w:sz w:val="22"/>
@@ -5294,8 +5348,6 @@
       <w:r>
         <w:rPr>
           <w:rFonts w:ascii="Arial Narrow" w:eastAsia="Arial Narrow" w:hAnsi="Arial Narrow" w:cs="Arial Narrow"/>
-          <w:b/>
-          <w:bCs/>
           <w:kern w:val="0"/>
           <w14:ligatures w14:val="none"/>
           <w:sz w:val="22"/>
@@ -5309,7 +5361,6 @@
           <w:kern w:val="0"/>
           <w:sz w:val="22"/>
           <w:szCs w:val="22"/>
-          <w:u w:val="single"/>
           <w14:ligatures w14:val="none"/>
         </w:rPr>
         <w:t xml:space="preserve">Ello bajo apercibimiento de no realizar la audiencia de conciliación y levantar el acta de inasistencia correspondiente. </w:t>
@@ -5408,7 +5459,15 @@
           <w:sz w:val="22"/>
           <w:szCs w:val="22"/>
         </w:rPr>
-        <w:t xml:space="preserve">DÉCIMO: </w:t>
+        <w:t xml:space="preserve">DÉCIMO:</w:t>
+      </w:r>
+      <w:r>
+        <w:rPr>
+          <w:rFonts w:ascii="Arial Narrow" w:eastAsia="Arial Narrow" w:hAnsi="Arial Narrow" w:cs="Arial Narrow"/>
+          <w:sz w:val="22"/>
+          <w:szCs w:val="22"/>
+        </w:rPr>
+        <w:t xml:space="preserve"> </w:t>
       </w:r>
       <w:r>
         <w:rPr>
@@ -5578,7 +5637,7 @@
           <w:szCs w:val="22"/>
           <w:vertAlign w:val="superscript"/>
         </w:rPr>
-        <w:footnoteReference w:id="12"/>
+        <w:footnoteReference w:id="14"/>
       </w:r>
       <w:r>
         <w:rPr>
@@ -5773,6 +5832,34 @@
       </w:pPr>
     </w:p>
     <w:bookmarkEnd w:id="0"/>
+    <w:p>
+      <w:pPr>
+        <w:shd w:val="clear" w:color="auto" w:fill="FFFFFF"/>
+        <w:spacing w:after="0" w:line="240" w:lineRule="auto"/>
+        <w:jc w:val="center"/>
+        <w:rPr>
+          <w:rFonts w:ascii="Arial Narrow" w:eastAsia="Arial Narrow" w:hAnsi="Arial Narrow" w:cs="Arial Narrow"/>
+          <w:color w:val="000000"/>
+          <w:kern w:val="0"/>
+          <w14:ligatures w14:val="none"/>
+          <w:sz w:val="22"/>
+          <w:szCs w:val="22"/>
+        </w:rPr>
+      </w:pPr>
+      <w:r>
+        <w:rPr>
+          <w:rFonts w:ascii="Arial Narrow" w:eastAsia="Arial Narrow" w:hAnsi="Arial Narrow" w:cs="Arial Narrow"/>
+          <w:b/>
+          <w:bCs/>
+          <w:color w:val="000000"/>
+          <w:kern w:val="0"/>
+          <w14:ligatures w14:val="none"/>
+          <w:sz w:val="22"/>
+          <w:szCs w:val="22"/>
+        </w:rPr>
+        <w:t xml:space="preserve">Firmado digitalmente por</w:t>
+      </w:r>
+    </w:p>
     <w:p>
       <w:pPr>
         <w:shd w:val="clear" w:color="auto" w:fill="FFFFFF"/>
@@ -6139,6 +6226,9 @@
     <w:p>
       <w:pPr>
         <w:pStyle w:val="Textonotapie"/>
+        <w:tabs>
+          <w:tab w:val="left" w:pos="567"/>
+        </w:tabs>
         <w:ind w:left="567" w:hanging="567"/>
         <w:jc w:val="both"/>
         <w:rPr>
@@ -6163,7 +6253,8 @@
           <w:sz w:val="16"/>
           <w:szCs w:val="16"/>
         </w:rPr>
-        <w:t xml:space="preserve"> </w:t>
+        <w:tab/>
+        <w:t xml:space="preserve"/>
       </w:r>
       <w:r>
         <w:rPr>
@@ -6238,15 +6329,16 @@
           <w:sz w:val="16"/>
           <w:szCs w:val="16"/>
         </w:rPr>
-        <w:t xml:space="preserve"> </w:t>
-      </w:r>
-      <w:r>
-        <w:rPr>
-          <w:rFonts w:ascii="Arial Narrow" w:eastAsia="Arial Narrow" w:hAnsi="Arial Narrow" w:cs="Arial Narrow"/>
-          <w:sz w:val="16"/>
-          <w:szCs w:val="16"/>
-        </w:rPr>
         <w:tab/>
+        <w:t xml:space="preserve"/>
+      </w:r>
+      <w:r>
+        <w:rPr>
+          <w:rFonts w:ascii="Arial Narrow" w:eastAsia="Arial Narrow" w:hAnsi="Arial Narrow" w:cs="Arial Narrow"/>
+          <w:sz w:val="16"/>
+          <w:szCs w:val="16"/>
+        </w:rPr>
+        <w:tab/>
       </w:r>
       <w:r>
         <w:rPr>
@@ -6278,7 +6370,7 @@
           <w:sz w:val="16"/>
           <w:szCs w:val="16"/>
         </w:rPr>
-        <w:t xml:space="preserve"> 29571, CÓDIGO DE PROTECCIÓN Y DEFENSA DEL CONSUMIDOR, publicado el 2 de setiembre de 2010 y modificado por Decreto Legislativo </w:t>
+        <w:t xml:space="preserve">29571, CÓDIGO DE PROTECCIÓN Y DEFENSA DEL CONSUMIDOR, publicado el 2 de setiembre de 2010 y modificado por Decreto Legislativo </w:t>
       </w:r>
       <w:proofErr w:type="spellStart"/>
       <w:r>
@@ -6300,7 +6392,7 @@
           <w:sz w:val="16"/>
           <w:szCs w:val="16"/>
         </w:rPr>
-        <w:t xml:space="preserve"> 1308 </w:t>
+        <w:t xml:space="preserve">1308 </w:t>
       </w:r>
     </w:p>
     <w:p>
@@ -6370,7 +6462,7 @@
           <w:sz w:val="16"/>
           <w:szCs w:val="16"/>
         </w:rPr>
-        <w:t xml:space="preserve"> 1033, Ley de Organización y Funciones del Indecopi. Dicha competencia solo puede ser negada cuando ella haya sido asignada o se asigne a favor de otro organismo por norma expresa con rango de ley. </w:t>
+        <w:t xml:space="preserve">1033, Ley de Organización y Funciones del Indecopi. Dicha competencia solo puede ser negada cuando ella haya sido asignada o se asigne a favor de otro organismo por norma expresa con rango de ley. </w:t>
       </w:r>
     </w:p>
     <w:p>
@@ -6407,10 +6499,52 @@
         <w:jc w:val="both"/>
         <w:rPr>
           <w:rFonts w:ascii="Arial Narrow" w:eastAsia="Arial Narrow" w:hAnsi="Arial Narrow" w:cs="Arial Narrow"/>
-          <w:sz w:val="16"/>
-          <w:szCs w:val="16"/>
-        </w:rPr>
-      </w:pPr>
+          <w:b/>
+          <w:bCs/>
+          <w:sz w:val="16"/>
+          <w:szCs w:val="16"/>
+        </w:rPr>
+      </w:pPr>
+      <w:r>
+        <w:rPr>
+          <w:rFonts w:ascii="Arial Narrow" w:eastAsia="Arial Narrow" w:hAnsi="Arial Narrow" w:cs="Arial Narrow"/>
+          <w:sz w:val="16"/>
+          <w:szCs w:val="16"/>
+        </w:rPr>
+        <w:tab/>
+      </w:r>
+      <w:r>
+        <w:rPr>
+          <w:rFonts w:ascii="Arial Narrow" w:eastAsia="Arial Narrow" w:hAnsi="Arial Narrow" w:cs="Arial Narrow"/>
+          <w:b/>
+          <w:bCs/>
+          <w:sz w:val="16"/>
+          <w:szCs w:val="16"/>
+        </w:rPr>
+        <w:t xml:space="preserve">LEY DE ORGANIZACIÓN Y FUNCIONES DEL INDECOPI, APROBADA POR DECRETO LEGISLATIVO </w:t>
+      </w:r>
+      <w:proofErr w:type="spellStart"/>
+      <w:r>
+        <w:rPr>
+          <w:rFonts w:ascii="Arial Narrow" w:eastAsia="Arial Narrow" w:hAnsi="Arial Narrow" w:cs="Arial Narrow"/>
+          <w:b/>
+          <w:bCs/>
+          <w:sz w:val="16"/>
+          <w:szCs w:val="16"/>
+        </w:rPr>
+        <w:t/>
+      </w:r>
+      <w:proofErr w:type="spellEnd"/>
+      <w:r>
+        <w:rPr>
+          <w:rFonts w:ascii="Arial Narrow" w:eastAsia="Arial Narrow" w:hAnsi="Arial Narrow" w:cs="Arial Narrow"/>
+          <w:b/>
+          <w:bCs/>
+          <w:sz w:val="16"/>
+          <w:szCs w:val="16"/>
+        </w:rPr>
+        <w:t xml:space="preserve">1033 </w:t>
+      </w:r>
     </w:p>
     <w:p>
       <w:pPr>
@@ -6422,51 +6556,46 @@
         <w:jc w:val="both"/>
         <w:rPr>
           <w:rFonts w:ascii="Arial Narrow" w:eastAsia="Arial Narrow" w:hAnsi="Arial Narrow" w:cs="Arial Narrow"/>
+          <w:sz w:val="16"/>
+          <w:szCs w:val="16"/>
+        </w:rPr>
+      </w:pPr>
+      <w:r>
+        <w:rPr>
+          <w:rFonts w:ascii="Arial Narrow" w:eastAsia="Arial Narrow" w:hAnsi="Arial Narrow" w:cs="Arial Narrow"/>
           <w:b/>
           <w:bCs/>
           <w:sz w:val="16"/>
           <w:szCs w:val="16"/>
         </w:rPr>
-      </w:pPr>
-      <w:r>
-        <w:rPr>
-          <w:rFonts w:ascii="Arial Narrow" w:eastAsia="Arial Narrow" w:hAnsi="Arial Narrow" w:cs="Arial Narrow"/>
-          <w:sz w:val="16"/>
-          <w:szCs w:val="16"/>
-        </w:rPr>
         <w:tab/>
-      </w:r>
-      <w:r>
-        <w:rPr>
-          <w:rFonts w:ascii="Arial Narrow" w:eastAsia="Arial Narrow" w:hAnsi="Arial Narrow" w:cs="Arial Narrow"/>
-          <w:b/>
-          <w:bCs/>
-          <w:sz w:val="16"/>
-          <w:szCs w:val="16"/>
-        </w:rPr>
-        <w:t xml:space="preserve">LEY DE ORGANIZACIÓN Y FUNCIONES DEL INDECOPI, APROBADA POR DECRETO LEGISLATIVO </w:t>
-      </w:r>
-      <w:proofErr w:type="spellStart"/>
-      <w:r>
-        <w:rPr>
-          <w:rFonts w:ascii="Arial Narrow" w:eastAsia="Arial Narrow" w:hAnsi="Arial Narrow" w:cs="Arial Narrow"/>
-          <w:b/>
-          <w:bCs/>
-          <w:sz w:val="16"/>
-          <w:szCs w:val="16"/>
-        </w:rPr>
-        <w:t/>
-      </w:r>
-      <w:proofErr w:type="spellEnd"/>
-      <w:r>
-        <w:rPr>
-          <w:rFonts w:ascii="Arial Narrow" w:eastAsia="Arial Narrow" w:hAnsi="Arial Narrow" w:cs="Arial Narrow"/>
-          <w:b/>
-          <w:bCs/>
-          <w:sz w:val="16"/>
-          <w:szCs w:val="16"/>
-        </w:rPr>
-        <w:t xml:space="preserve"> 1033 </w:t>
+        <w:t>Artículo 27.-</w:t>
+      </w:r>
+      <w:r>
+        <w:rPr>
+          <w:rFonts w:ascii="Arial Narrow" w:eastAsia="Arial Narrow" w:hAnsi="Arial Narrow" w:cs="Arial Narrow"/>
+          <w:sz w:val="16"/>
+          <w:szCs w:val="16"/>
+        </w:rPr>
+        <w:t xml:space="preserve"> De la Comisión de Protección al </w:t>
+      </w:r>
+      <w:proofErr w:type="gramStart"/>
+      <w:r>
+        <w:rPr>
+          <w:rFonts w:ascii="Arial Narrow" w:eastAsia="Arial Narrow" w:hAnsi="Arial Narrow" w:cs="Arial Narrow"/>
+          <w:sz w:val="16"/>
+          <w:szCs w:val="16"/>
+        </w:rPr>
+        <w:t>Consumidor.-</w:t>
+      </w:r>
+      <w:proofErr w:type="gramEnd"/>
+      <w:r>
+        <w:rPr>
+          <w:rFonts w:ascii="Arial Narrow" w:eastAsia="Arial Narrow" w:hAnsi="Arial Narrow" w:cs="Arial Narrow"/>
+          <w:sz w:val="16"/>
+          <w:szCs w:val="16"/>
+        </w:rPr>
+        <w:t xml:space="preserve"> </w:t>
       </w:r>
     </w:p>
     <w:p>
@@ -6486,39 +6615,11 @@
       <w:r>
         <w:rPr>
           <w:rFonts w:ascii="Arial Narrow" w:eastAsia="Arial Narrow" w:hAnsi="Arial Narrow" w:cs="Arial Narrow"/>
-          <w:b/>
-          <w:bCs/>
           <w:sz w:val="16"/>
           <w:szCs w:val="16"/>
         </w:rPr>
         <w:tab/>
-        <w:t>Artículo 27.-</w:t>
-      </w:r>
-      <w:r>
-        <w:rPr>
-          <w:rFonts w:ascii="Arial Narrow" w:eastAsia="Arial Narrow" w:hAnsi="Arial Narrow" w:cs="Arial Narrow"/>
-          <w:sz w:val="16"/>
-          <w:szCs w:val="16"/>
-        </w:rPr>
-        <w:t xml:space="preserve"> De la Comisión de Protección al </w:t>
-      </w:r>
-      <w:proofErr w:type="gramStart"/>
-      <w:r>
-        <w:rPr>
-          <w:rFonts w:ascii="Arial Narrow" w:eastAsia="Arial Narrow" w:hAnsi="Arial Narrow" w:cs="Arial Narrow"/>
-          <w:sz w:val="16"/>
-          <w:szCs w:val="16"/>
-        </w:rPr>
-        <w:t>Consumidor.-</w:t>
-      </w:r>
-      <w:proofErr w:type="gramEnd"/>
-      <w:r>
-        <w:rPr>
-          <w:rFonts w:ascii="Arial Narrow" w:eastAsia="Arial Narrow" w:hAnsi="Arial Narrow" w:cs="Arial Narrow"/>
-          <w:sz w:val="16"/>
-          <w:szCs w:val="16"/>
-        </w:rPr>
-        <w:t xml:space="preserve"> </w:t>
+        <w:t>Corresponde a la Comisión de Protección al Consumidor velar por el cumplimiento de la Ley de Protección al Consumidor y de las leyes que, en general, protegen a los consumidores de la falta de idoneidad de los bienes y servicios en función de la información brindada, de las omisiones de información y de la discriminación en el consumo, así como de aquellas que complementen o sustituyan a las anteriores.</w:t>
       </w:r>
     </w:p>
     <w:p>
@@ -6531,20 +6632,15 @@
         <w:jc w:val="both"/>
         <w:rPr>
           <w:rFonts w:ascii="Arial Narrow" w:eastAsia="Arial Narrow" w:hAnsi="Arial Narrow" w:cs="Arial Narrow"/>
-          <w:sz w:val="16"/>
-          <w:szCs w:val="16"/>
-        </w:rPr>
-      </w:pPr>
-      <w:r>
-        <w:rPr>
-          <w:rFonts w:ascii="Arial Narrow" w:eastAsia="Arial Narrow" w:hAnsi="Arial Narrow" w:cs="Arial Narrow"/>
-          <w:sz w:val="16"/>
-          <w:szCs w:val="16"/>
-        </w:rPr>
-        <w:tab/>
-        <w:t>Corresponde a la Comisión de Protección al Consumidor velar por el cumplimiento de la Ley de Protección al Consumidor y de las leyes que, en general, protegen a los consumidores de la falta de idoneidad de los bienes y servicios en función de la información brindada, de las omisiones de información y de la discriminación en el consumo, así como de aquellas que complementen o sustituyan a las anteriores.</w:t>
-      </w:r>
-    </w:p>
+          <w:b/>
+          <w:bCs/>
+          <w:sz w:val="16"/>
+          <w:szCs w:val="16"/>
+        </w:rPr>
+      </w:pPr>
+    </w:p>
+  </w:footnote>
+  <w:footnote w:id="3">
     <w:p>
       <w:pPr>
         <w:pStyle w:val="Textonotapie"/>
@@ -6561,9 +6657,246 @@
           <w:szCs w:val="16"/>
         </w:rPr>
       </w:pPr>
-    </w:p>
-  </w:footnote>
-  <w:footnote w:id="3">
+      <w:r>
+        <w:rPr>
+          <w:rStyle w:val="Refdenotaalpie"/>
+          <w:rFonts w:ascii="Arial Narrow" w:eastAsia="Arial Narrow" w:hAnsi="Arial Narrow" w:cs="Arial Narrow"/>
+          <w:sz w:val="16"/>
+          <w:szCs w:val="16"/>
+          <w:vertAlign w:val="superscript"/>
+        </w:rPr>
+        <w:footnoteRef/>
+      </w:r>
+      <w:r>
+        <w:rPr>
+          <w:rFonts w:ascii="Arial Narrow" w:eastAsia="Arial Narrow" w:hAnsi="Arial Narrow" w:cs="Arial Narrow"/>
+          <w:sz w:val="16"/>
+          <w:szCs w:val="16"/>
+        </w:rPr>
+        <w:tab/>
+        <w:t xml:space="preserve"/>
+      </w:r>
+      <w:r>
+        <w:rPr>
+          <w:rFonts w:ascii="Arial Narrow" w:eastAsia="Arial Narrow" w:hAnsi="Arial Narrow" w:cs="Arial Narrow"/>
+          <w:sz w:val="16"/>
+          <w:szCs w:val="16"/>
+        </w:rPr>
+        <w:tab/>
+      </w:r>
+      <w:r>
+        <w:rPr>
+          <w:rFonts w:ascii="Arial Narrow" w:eastAsia="Arial Narrow" w:hAnsi="Arial Narrow" w:cs="Arial Narrow"/>
+          <w:b/>
+          <w:bCs/>
+          <w:sz w:val="16"/>
+          <w:szCs w:val="16"/>
+        </w:rPr>
+        <w:t xml:space="preserve">LEY </w:t>
+      </w:r>
+      <w:proofErr w:type="spellStart"/>
+      <w:r>
+        <w:rPr>
+          <w:rFonts w:ascii="Arial Narrow" w:eastAsia="Arial Narrow" w:hAnsi="Arial Narrow" w:cs="Arial Narrow"/>
+          <w:b/>
+          <w:bCs/>
+          <w:sz w:val="16"/>
+          <w:szCs w:val="16"/>
+        </w:rPr>
+        <w:t/>
+      </w:r>
+      <w:proofErr w:type="spellEnd"/>
+      <w:r>
+        <w:rPr>
+          <w:rFonts w:ascii="Arial Narrow" w:eastAsia="Arial Narrow" w:hAnsi="Arial Narrow" w:cs="Arial Narrow"/>
+          <w:b/>
+          <w:bCs/>
+          <w:sz w:val="16"/>
+          <w:szCs w:val="16"/>
+        </w:rPr>
+        <w:t xml:space="preserve">29571, CÓDIGO DE </w:t>
+      </w:r>
+      <w:r>
+        <w:rPr>
+          <w:rFonts w:ascii="Arial Narrow" w:eastAsia="Arial Narrow" w:hAnsi="Arial Narrow" w:cs="Arial Narrow"/>
+          <w:b/>
+          <w:bCs/>
+          <w:sz w:val="16"/>
+          <w:szCs w:val="16"/>
+        </w:rPr>
+        <w:t xml:space="preserve">PROTECCIÓN Y DEFENSA DEL CONSUMIDOR, publicado el 2 de setiembre de 2010 y modificado por Decreto Legislativo </w:t>
+      </w:r>
+      <w:proofErr w:type="spellStart"/>
+      <w:r>
+        <w:rPr>
+          <w:rFonts w:ascii="Arial Narrow" w:eastAsia="Arial Narrow" w:hAnsi="Arial Narrow" w:cs="Arial Narrow"/>
+          <w:b/>
+          <w:bCs/>
+          <w:sz w:val="16"/>
+          <w:szCs w:val="16"/>
+        </w:rPr>
+        <w:t/>
+      </w:r>
+      <w:proofErr w:type="spellEnd"/>
+      <w:r>
+        <w:rPr>
+          <w:rFonts w:ascii="Arial Narrow" w:eastAsia="Arial Narrow" w:hAnsi="Arial Narrow" w:cs="Arial Narrow"/>
+          <w:b/>
+          <w:bCs/>
+          <w:sz w:val="16"/>
+          <w:szCs w:val="16"/>
+        </w:rPr>
+        <w:t xml:space="preserve">1308 </w:t>
+      </w:r>
+    </w:p>
+    <w:p>
+      <w:pPr>
+        <w:pStyle w:val="Textonotapie"/>
+        <w:ind w:left="567" w:right="-1"/>
+        <w:jc w:val="both"/>
+        <w:rPr>
+          <w:rFonts w:ascii="Arial Narrow" w:eastAsia="Arial Narrow" w:hAnsi="Arial Narrow" w:cs="Arial Narrow"/>
+          <w:b/>
+          <w:bCs/>
+          <w:sz w:val="16"/>
+          <w:szCs w:val="16"/>
+        </w:rPr>
+      </w:pPr>
+      <w:r>
+        <w:rPr>
+          <w:rFonts w:ascii="Arial Narrow" w:eastAsia="Arial Narrow" w:hAnsi="Arial Narrow" w:cs="Arial Narrow"/>
+          <w:b/>
+          <w:bCs/>
+          <w:sz w:val="16"/>
+          <w:szCs w:val="16"/>
+        </w:rPr>
+        <w:t>Artículo 49.- Definición de cláusulas abusivas</w:t>
+      </w:r>
+    </w:p>
+    <w:p>
+      <w:pPr>
+        <w:pStyle w:val="Textonotapie"/>
+        <w:ind w:left="567" w:right="-1"/>
+        <w:jc w:val="both"/>
+        <w:rPr>
+          <w:rFonts w:ascii="Arial Narrow" w:eastAsia="Arial Narrow" w:hAnsi="Arial Narrow" w:cs="Arial Narrow"/>
+          <w:sz w:val="16"/>
+          <w:szCs w:val="16"/>
+        </w:rPr>
+      </w:pPr>
+      <w:r>
+        <w:rPr>
+          <w:rFonts w:ascii="Arial Narrow" w:eastAsia="Arial Narrow" w:hAnsi="Arial Narrow" w:cs="Arial Narrow"/>
+          <w:sz w:val="16"/>
+          <w:szCs w:val="16"/>
+        </w:rPr>
+        <w:t>49.1 En los contratos por adhesión y en las cláusulas generales de contratación no aprobadas administrativamente, se consideran cláusulas abusivas y, por tanto, inexigibles todas aquellas estipulaciones no negociadas individualmente que, en contra de las exigencias de la buena fe, coloquen al consumidor, en su perjuicio, en una situación de desventaja o desigualdad o anulen sus derechos.</w:t>
+      </w:r>
+    </w:p>
+    <w:p>
+      <w:pPr>
+        <w:pStyle w:val="Textonotapie"/>
+        <w:ind w:left="567" w:right="-1"/>
+        <w:jc w:val="both"/>
+        <w:rPr>
+          <w:rFonts w:ascii="Arial Narrow" w:eastAsia="Arial Narrow" w:hAnsi="Arial Narrow" w:cs="Arial Narrow"/>
+          <w:b/>
+          <w:bCs/>
+          <w:sz w:val="16"/>
+          <w:szCs w:val="16"/>
+        </w:rPr>
+      </w:pPr>
+      <w:r>
+        <w:rPr>
+          <w:rFonts w:ascii="Arial Narrow" w:eastAsia="Arial Narrow" w:hAnsi="Arial Narrow" w:cs="Arial Narrow"/>
+          <w:b/>
+          <w:bCs/>
+          <w:sz w:val="16"/>
+          <w:szCs w:val="16"/>
+        </w:rPr>
+        <w:t>Artículo 50.- Cláusulas abusivas de ineficacia absoluta</w:t>
+      </w:r>
+    </w:p>
+    <w:p>
+      <w:pPr>
+        <w:pStyle w:val="Textonotapie"/>
+        <w:ind w:left="567" w:right="-1"/>
+        <w:jc w:val="both"/>
+        <w:rPr>
+          <w:rFonts w:ascii="Arial Narrow" w:eastAsia="Arial Narrow" w:hAnsi="Arial Narrow" w:cs="Arial Narrow"/>
+          <w:sz w:val="16"/>
+          <w:szCs w:val="16"/>
+        </w:rPr>
+      </w:pPr>
+      <w:r>
+        <w:rPr>
+          <w:rFonts w:ascii="Arial Narrow" w:eastAsia="Arial Narrow" w:hAnsi="Arial Narrow" w:cs="Arial Narrow"/>
+          <w:sz w:val="16"/>
+          <w:szCs w:val="16"/>
+        </w:rPr>
+        <w:t xml:space="preserve">Son cláusulas abusivas de ineficacia absoluta las siguientes: </w:t>
+      </w:r>
+    </w:p>
+    <w:p>
+      <w:pPr>
+        <w:pStyle w:val="Textonotapie"/>
+        <w:ind w:left="567" w:right="-1"/>
+        <w:jc w:val="both"/>
+        <w:rPr>
+          <w:rFonts w:ascii="Arial Narrow" w:eastAsia="Arial Narrow" w:hAnsi="Arial Narrow" w:cs="Arial Narrow"/>
+          <w:sz w:val="16"/>
+          <w:szCs w:val="16"/>
+        </w:rPr>
+      </w:pPr>
+      <w:r>
+        <w:rPr>
+          <w:rFonts w:ascii="Arial Narrow" w:eastAsia="Arial Narrow" w:hAnsi="Arial Narrow" w:cs="Arial Narrow"/>
+          <w:sz w:val="16"/>
+          <w:szCs w:val="16"/>
+        </w:rPr>
+        <w:t>(…)</w:t>
+      </w:r>
+    </w:p>
+    <w:p>
+      <w:pPr>
+        <w:pStyle w:val="Textonotapie"/>
+        <w:ind w:left="567" w:right="-1"/>
+        <w:jc w:val="both"/>
+        <w:rPr>
+          <w:rFonts w:ascii="Arial Narrow" w:eastAsia="Arial Narrow" w:hAnsi="Arial Narrow" w:cs="Arial Narrow"/>
+          <w:sz w:val="16"/>
+          <w:szCs w:val="16"/>
+        </w:rPr>
+      </w:pPr>
+      <w:r>
+        <w:rPr>
+          <w:rFonts w:ascii="Arial Narrow" w:eastAsia="Arial Narrow" w:hAnsi="Arial Narrow" w:cs="Arial Narrow"/>
+          <w:sz w:val="16"/>
+          <w:szCs w:val="16"/>
+        </w:rPr>
+        <w:t>a. Las que excluyan o limiten la responsabilidad del proveedor o sus dependientes por dolo o culpa, o las que trasladen la responsabilidad al consumidor por los hechos u omisiones del proveedor. b. Las que faculten al proveedor a suspender o resolver unilateralmente un contrato, salvo disposición legal distinta o la aplicación de normas prudenciales debidamente sustentadas emitidas por la autoridad correspondiente.</w:t>
+      </w:r>
+    </w:p>
+    <w:p>
+      <w:pPr>
+        <w:pStyle w:val="Textonotapie"/>
+        <w:ind w:left="567" w:right="-1"/>
+        <w:jc w:val="both"/>
+        <w:rPr>
+          <w:rFonts w:ascii="Arial Narrow" w:eastAsia="Arial Narrow" w:hAnsi="Arial Narrow" w:cs="Arial Narrow"/>
+          <w:sz w:val="16"/>
+          <w:szCs w:val="16"/>
+        </w:rPr>
+      </w:pPr>
+      <w:r>
+        <w:rPr>
+          <w:rFonts w:ascii="Arial Narrow" w:eastAsia="Arial Narrow" w:hAnsi="Arial Narrow" w:cs="Arial Narrow"/>
+          <w:sz w:val="16"/>
+          <w:szCs w:val="16"/>
+        </w:rPr>
+        <w:t>(...).</w:t>
+      </w:r>
+    </w:p>
     <w:p>
       <w:pPr>
         <w:pStyle w:val="Textonotapie"/>
@@ -6580,245 +6913,9 @@
           <w:szCs w:val="16"/>
         </w:rPr>
       </w:pPr>
-      <w:r>
-        <w:rPr>
-          <w:rStyle w:val="Refdenotaalpie"/>
-          <w:rFonts w:ascii="Arial Narrow" w:eastAsia="Arial Narrow" w:hAnsi="Arial Narrow" w:cs="Arial Narrow"/>
-          <w:sz w:val="16"/>
-          <w:szCs w:val="16"/>
-          <w:vertAlign w:val="superscript"/>
-        </w:rPr>
-        <w:footnoteRef/>
-      </w:r>
-      <w:r>
-        <w:rPr>
-          <w:rFonts w:ascii="Arial Narrow" w:eastAsia="Arial Narrow" w:hAnsi="Arial Narrow" w:cs="Arial Narrow"/>
-          <w:sz w:val="16"/>
-          <w:szCs w:val="16"/>
-        </w:rPr>
-        <w:t xml:space="preserve"> </w:t>
-      </w:r>
-      <w:r>
-        <w:rPr>
-          <w:rFonts w:ascii="Arial Narrow" w:eastAsia="Arial Narrow" w:hAnsi="Arial Narrow" w:cs="Arial Narrow"/>
-          <w:sz w:val="16"/>
-          <w:szCs w:val="16"/>
-        </w:rPr>
-        <w:tab/>
-      </w:r>
-      <w:r>
-        <w:rPr>
-          <w:rFonts w:ascii="Arial Narrow" w:eastAsia="Arial Narrow" w:hAnsi="Arial Narrow" w:cs="Arial Narrow"/>
-          <w:b/>
-          <w:bCs/>
-          <w:sz w:val="16"/>
-          <w:szCs w:val="16"/>
-        </w:rPr>
-        <w:t xml:space="preserve">LEY </w:t>
-      </w:r>
-      <w:proofErr w:type="spellStart"/>
-      <w:r>
-        <w:rPr>
-          <w:rFonts w:ascii="Arial Narrow" w:eastAsia="Arial Narrow" w:hAnsi="Arial Narrow" w:cs="Arial Narrow"/>
-          <w:b/>
-          <w:bCs/>
-          <w:sz w:val="16"/>
-          <w:szCs w:val="16"/>
-        </w:rPr>
-        <w:t/>
-      </w:r>
-      <w:proofErr w:type="spellEnd"/>
-      <w:r>
-        <w:rPr>
-          <w:rFonts w:ascii="Arial Narrow" w:eastAsia="Arial Narrow" w:hAnsi="Arial Narrow" w:cs="Arial Narrow"/>
-          <w:b/>
-          <w:bCs/>
-          <w:sz w:val="16"/>
-          <w:szCs w:val="16"/>
-        </w:rPr>
-        <w:t xml:space="preserve"> 29571, CÓDIGO DE </w:t>
-      </w:r>
-      <w:r>
-        <w:rPr>
-          <w:rFonts w:ascii="Arial Narrow" w:eastAsia="Arial Narrow" w:hAnsi="Arial Narrow" w:cs="Arial Narrow"/>
-          <w:b/>
-          <w:bCs/>
-          <w:sz w:val="16"/>
-          <w:szCs w:val="16"/>
-        </w:rPr>
-        <w:t xml:space="preserve">PROTECCIÓN Y DEFENSA DEL CONSUMIDOR, publicado el 2 de setiembre de 2010 y modificado por Decreto Legislativo </w:t>
-      </w:r>
-      <w:proofErr w:type="spellStart"/>
-      <w:r>
-        <w:rPr>
-          <w:rFonts w:ascii="Arial Narrow" w:eastAsia="Arial Narrow" w:hAnsi="Arial Narrow" w:cs="Arial Narrow"/>
-          <w:b/>
-          <w:bCs/>
-          <w:sz w:val="16"/>
-          <w:szCs w:val="16"/>
-        </w:rPr>
-        <w:t/>
-      </w:r>
-      <w:proofErr w:type="spellEnd"/>
-      <w:r>
-        <w:rPr>
-          <w:rFonts w:ascii="Arial Narrow" w:eastAsia="Arial Narrow" w:hAnsi="Arial Narrow" w:cs="Arial Narrow"/>
-          <w:b/>
-          <w:bCs/>
-          <w:sz w:val="16"/>
-          <w:szCs w:val="16"/>
-        </w:rPr>
-        <w:t xml:space="preserve"> 1308 </w:t>
-      </w:r>
-    </w:p>
-    <w:p>
-      <w:pPr>
-        <w:pStyle w:val="Textonotapie"/>
-        <w:ind w:left="567" w:right="-1"/>
-        <w:jc w:val="both"/>
-        <w:rPr>
-          <w:rFonts w:ascii="Arial Narrow" w:eastAsia="Arial Narrow" w:hAnsi="Arial Narrow" w:cs="Arial Narrow"/>
-          <w:b/>
-          <w:bCs/>
-          <w:sz w:val="16"/>
-          <w:szCs w:val="16"/>
-        </w:rPr>
-      </w:pPr>
-      <w:r>
-        <w:rPr>
-          <w:rFonts w:ascii="Arial Narrow" w:eastAsia="Arial Narrow" w:hAnsi="Arial Narrow" w:cs="Arial Narrow"/>
-          <w:b/>
-          <w:bCs/>
-          <w:sz w:val="16"/>
-          <w:szCs w:val="16"/>
-        </w:rPr>
-        <w:t>Artículo 49.- Definición de cláusulas abusivas</w:t>
-      </w:r>
-    </w:p>
-    <w:p>
-      <w:pPr>
-        <w:pStyle w:val="Textonotapie"/>
-        <w:ind w:left="567" w:right="-1"/>
-        <w:jc w:val="both"/>
-        <w:rPr>
-          <w:rFonts w:ascii="Arial Narrow" w:eastAsia="Arial Narrow" w:hAnsi="Arial Narrow" w:cs="Arial Narrow"/>
-          <w:sz w:val="16"/>
-          <w:szCs w:val="16"/>
-        </w:rPr>
-      </w:pPr>
-      <w:r>
-        <w:rPr>
-          <w:rFonts w:ascii="Arial Narrow" w:eastAsia="Arial Narrow" w:hAnsi="Arial Narrow" w:cs="Arial Narrow"/>
-          <w:sz w:val="16"/>
-          <w:szCs w:val="16"/>
-        </w:rPr>
-        <w:t>49.1 En los contratos por adhesión y en las cláusulas generales de contratación no aprobadas administrativamente, se consideran cláusulas abusivas y, por tanto, inexigibles todas aquellas estipulaciones no negociadas individualmente que, en contra de las exigencias de la buena fe, coloquen al consumidor, en su perjuicio, en una situación de desventaja o desigualdad o anulen sus derechos.</w:t>
-      </w:r>
-    </w:p>
-    <w:p>
-      <w:pPr>
-        <w:pStyle w:val="Textonotapie"/>
-        <w:ind w:left="567" w:right="-1"/>
-        <w:jc w:val="both"/>
-        <w:rPr>
-          <w:rFonts w:ascii="Arial Narrow" w:eastAsia="Arial Narrow" w:hAnsi="Arial Narrow" w:cs="Arial Narrow"/>
-          <w:b/>
-          <w:bCs/>
-          <w:sz w:val="16"/>
-          <w:szCs w:val="16"/>
-        </w:rPr>
-      </w:pPr>
-      <w:r>
-        <w:rPr>
-          <w:rFonts w:ascii="Arial Narrow" w:eastAsia="Arial Narrow" w:hAnsi="Arial Narrow" w:cs="Arial Narrow"/>
-          <w:b/>
-          <w:bCs/>
-          <w:sz w:val="16"/>
-          <w:szCs w:val="16"/>
-        </w:rPr>
-        <w:t>Artículo 50.- Cláusulas abusivas de ineficacia absoluta</w:t>
-      </w:r>
-    </w:p>
-    <w:p>
-      <w:pPr>
-        <w:pStyle w:val="Textonotapie"/>
-        <w:ind w:left="567" w:right="-1"/>
-        <w:jc w:val="both"/>
-        <w:rPr>
-          <w:rFonts w:ascii="Arial Narrow" w:eastAsia="Arial Narrow" w:hAnsi="Arial Narrow" w:cs="Arial Narrow"/>
-          <w:sz w:val="16"/>
-          <w:szCs w:val="16"/>
-        </w:rPr>
-      </w:pPr>
-      <w:r>
-        <w:rPr>
-          <w:rFonts w:ascii="Arial Narrow" w:eastAsia="Arial Narrow" w:hAnsi="Arial Narrow" w:cs="Arial Narrow"/>
-          <w:sz w:val="16"/>
-          <w:szCs w:val="16"/>
-        </w:rPr>
-        <w:t xml:space="preserve">Son cláusulas abusivas de ineficacia absoluta las siguientes: </w:t>
-      </w:r>
-    </w:p>
-    <w:p>
-      <w:pPr>
-        <w:pStyle w:val="Textonotapie"/>
-        <w:ind w:left="567" w:right="-1"/>
-        <w:jc w:val="both"/>
-        <w:rPr>
-          <w:rFonts w:ascii="Arial Narrow" w:eastAsia="Arial Narrow" w:hAnsi="Arial Narrow" w:cs="Arial Narrow"/>
-          <w:sz w:val="16"/>
-          <w:szCs w:val="16"/>
-        </w:rPr>
-      </w:pPr>
-      <w:r>
-        <w:rPr>
-          <w:rFonts w:ascii="Arial Narrow" w:eastAsia="Arial Narrow" w:hAnsi="Arial Narrow" w:cs="Arial Narrow"/>
-          <w:sz w:val="16"/>
-          <w:szCs w:val="16"/>
-        </w:rPr>
-        <w:t>(…)</w:t>
-      </w:r>
-    </w:p>
-    <w:p>
-      <w:pPr>
-        <w:pStyle w:val="Textonotapie"/>
-        <w:ind w:left="567" w:right="-1"/>
-        <w:jc w:val="both"/>
-        <w:rPr>
-          <w:rFonts w:ascii="Arial Narrow" w:eastAsia="Arial Narrow" w:hAnsi="Arial Narrow" w:cs="Arial Narrow"/>
-          <w:sz w:val="16"/>
-          <w:szCs w:val="16"/>
-        </w:rPr>
-      </w:pPr>
-      <w:r>
-        <w:rPr>
-          <w:rFonts w:ascii="Arial Narrow" w:eastAsia="Arial Narrow" w:hAnsi="Arial Narrow" w:cs="Arial Narrow"/>
-          <w:sz w:val="16"/>
-          <w:szCs w:val="16"/>
-        </w:rPr>
-        <w:t>a. Las que excluyan o limiten la responsabilidad del proveedor o sus dependientes por dolo o culpa, o las que trasladen la responsabilidad al consumidor por los hechos u omisiones del proveedor. b. Las que faculten al proveedor a suspender o resolver unilateralmente un contrato, salvo disposición legal distinta o la aplicación de normas prudenciales debidamente sustentadas emitidas por la autoridad correspondiente.</w:t>
-      </w:r>
-    </w:p>
-    <w:p>
-      <w:pPr>
-        <w:pStyle w:val="Textonotapie"/>
-        <w:ind w:left="567" w:right="-1"/>
-        <w:jc w:val="both"/>
-        <w:rPr>
-          <w:rFonts w:ascii="Arial Narrow" w:eastAsia="Arial Narrow" w:hAnsi="Arial Narrow" w:cs="Arial Narrow"/>
-          <w:sz w:val="16"/>
-          <w:szCs w:val="16"/>
-        </w:rPr>
-      </w:pPr>
-      <w:r>
-        <w:rPr>
-          <w:rFonts w:ascii="Arial Narrow" w:eastAsia="Arial Narrow" w:hAnsi="Arial Narrow" w:cs="Arial Narrow"/>
-          <w:sz w:val="16"/>
-          <w:szCs w:val="16"/>
-        </w:rPr>
-        <w:t>(...).</w:t>
-      </w:r>
-    </w:p>
+    </w:p>
+  </w:footnote>
+  <w:footnote w:id="4">
     <w:p>
       <w:pPr>
         <w:pStyle w:val="Textonotapie"/>
@@ -6835,9 +6932,182 @@
           <w:szCs w:val="16"/>
         </w:rPr>
       </w:pPr>
-    </w:p>
-  </w:footnote>
-  <w:footnote w:id="4">
+      <w:r>
+        <w:rPr>
+          <w:rStyle w:val="Refdenotaalpie"/>
+          <w:rFonts w:ascii="Arial Narrow" w:eastAsia="Arial Narrow" w:hAnsi="Arial Narrow" w:cs="Arial Narrow"/>
+          <w:sz w:val="16"/>
+          <w:szCs w:val="16"/>
+          <w:vertAlign w:val="superscript"/>
+        </w:rPr>
+        <w:footnoteRef/>
+      </w:r>
+      <w:r>
+        <w:rPr>
+          <w:rFonts w:ascii="Arial Narrow" w:eastAsia="Arial Narrow" w:hAnsi="Arial Narrow" w:cs="Arial Narrow"/>
+          <w:sz w:val="16"/>
+          <w:szCs w:val="16"/>
+        </w:rPr>
+        <w:tab/>
+        <w:t xml:space="preserve"/>
+      </w:r>
+      <w:r>
+        <w:rPr>
+          <w:rFonts w:ascii="Arial Narrow" w:eastAsia="Arial Narrow" w:hAnsi="Arial Narrow" w:cs="Arial Narrow"/>
+          <w:sz w:val="16"/>
+          <w:szCs w:val="16"/>
+        </w:rPr>
+        <w:tab/>
+      </w:r>
+      <w:r>
+        <w:rPr>
+          <w:rFonts w:ascii="Arial Narrow" w:eastAsia="Arial Narrow" w:hAnsi="Arial Narrow" w:cs="Arial Narrow"/>
+          <w:b/>
+          <w:bCs/>
+          <w:sz w:val="16"/>
+          <w:szCs w:val="16"/>
+        </w:rPr>
+        <w:t xml:space="preserve">LEY </w:t>
+      </w:r>
+      <w:proofErr w:type="spellStart"/>
+      <w:r>
+        <w:rPr>
+          <w:rFonts w:ascii="Arial Narrow" w:eastAsia="Arial Narrow" w:hAnsi="Arial Narrow" w:cs="Arial Narrow"/>
+          <w:b/>
+          <w:bCs/>
+          <w:sz w:val="16"/>
+          <w:szCs w:val="16"/>
+        </w:rPr>
+        <w:t/>
+      </w:r>
+      <w:proofErr w:type="spellEnd"/>
+      <w:r>
+        <w:rPr>
+          <w:rFonts w:ascii="Arial Narrow" w:eastAsia="Arial Narrow" w:hAnsi="Arial Narrow" w:cs="Arial Narrow"/>
+          <w:b/>
+          <w:bCs/>
+          <w:sz w:val="16"/>
+          <w:szCs w:val="16"/>
+        </w:rPr>
+        <w:t xml:space="preserve">29571, CÓDIGO DE PROTECCIÓN Y DEFENSA DEL CONSUMIDOR, publicado el 2 de setiembre de 2010 y modificado por Decreto Legislativo </w:t>
+      </w:r>
+      <w:proofErr w:type="spellStart"/>
+      <w:r>
+        <w:rPr>
+          <w:rFonts w:ascii="Arial Narrow" w:eastAsia="Arial Narrow" w:hAnsi="Arial Narrow" w:cs="Arial Narrow"/>
+          <w:b/>
+          <w:bCs/>
+          <w:sz w:val="16"/>
+          <w:szCs w:val="16"/>
+        </w:rPr>
+        <w:t/>
+      </w:r>
+      <w:proofErr w:type="spellEnd"/>
+      <w:r>
+        <w:rPr>
+          <w:rFonts w:ascii="Arial Narrow" w:eastAsia="Arial Narrow" w:hAnsi="Arial Narrow" w:cs="Arial Narrow"/>
+          <w:b/>
+          <w:bCs/>
+          <w:sz w:val="16"/>
+          <w:szCs w:val="16"/>
+        </w:rPr>
+        <w:t xml:space="preserve">1308 </w:t>
+      </w:r>
+    </w:p>
+    <w:p>
+      <w:pPr>
+        <w:pStyle w:val="Textonotapie"/>
+        <w:ind w:left="567" w:right="-1"/>
+        <w:jc w:val="both"/>
+        <w:rPr>
+          <w:rFonts w:ascii="Arial Narrow" w:eastAsia="Arial Narrow" w:hAnsi="Arial Narrow" w:cs="Arial Narrow"/>
+          <w:b/>
+          <w:bCs/>
+          <w:sz w:val="16"/>
+          <w:szCs w:val="16"/>
+        </w:rPr>
+      </w:pPr>
+      <w:r>
+        <w:rPr>
+          <w:rFonts w:ascii="Arial Narrow" w:eastAsia="Arial Narrow" w:hAnsi="Arial Narrow" w:cs="Arial Narrow"/>
+          <w:b/>
+          <w:bCs/>
+          <w:sz w:val="16"/>
+          <w:szCs w:val="16"/>
+        </w:rPr>
+        <w:t>Artículo 47.- Protección mínima del contrato</w:t>
+      </w:r>
+      <w:r>
+        <w:rPr>
+          <w:rFonts w:ascii="Arial Narrow" w:eastAsia="Arial Narrow" w:hAnsi="Arial Narrow" w:cs="Arial Narrow"/>
+          <w:b/>
+          <w:bCs/>
+          <w:sz w:val="16"/>
+          <w:szCs w:val="16"/>
+        </w:rPr>
+        <w:t xml:space="preserve"> de consumo</w:t>
+      </w:r>
+    </w:p>
+    <w:p>
+      <w:pPr>
+        <w:pStyle w:val="Textonotapie"/>
+        <w:ind w:left="567" w:right="-1"/>
+        <w:jc w:val="both"/>
+        <w:rPr>
+          <w:rFonts w:ascii="Arial Narrow" w:eastAsia="Arial Narrow" w:hAnsi="Arial Narrow" w:cs="Arial Narrow"/>
+          <w:sz w:val="16"/>
+          <w:szCs w:val="16"/>
+        </w:rPr>
+      </w:pPr>
+      <w:r>
+        <w:rPr>
+          <w:rFonts w:ascii="Arial Narrow" w:eastAsia="Arial Narrow" w:hAnsi="Arial Narrow" w:cs="Arial Narrow"/>
+          <w:sz w:val="16"/>
+          <w:szCs w:val="16"/>
+        </w:rPr>
+        <w:t>En los contratos de consumo se observa lo siguiente:</w:t>
+      </w:r>
+    </w:p>
+    <w:p>
+      <w:pPr>
+        <w:pStyle w:val="Textonotapie"/>
+        <w:ind w:left="567" w:right="-1"/>
+        <w:jc w:val="both"/>
+        <w:rPr>
+          <w:rFonts w:ascii="Arial Narrow" w:eastAsia="Arial Narrow" w:hAnsi="Arial Narrow" w:cs="Arial Narrow"/>
+          <w:sz w:val="16"/>
+          <w:szCs w:val="16"/>
+        </w:rPr>
+      </w:pPr>
+      <w:r>
+        <w:rPr>
+          <w:rFonts w:ascii="Arial Narrow" w:eastAsia="Arial Narrow" w:hAnsi="Arial Narrow" w:cs="Arial Narrow"/>
+          <w:sz w:val="16"/>
+          <w:szCs w:val="16"/>
+        </w:rPr>
+        <w:t>(…)</w:t>
+      </w:r>
+    </w:p>
+    <w:p>
+      <w:pPr>
+        <w:pStyle w:val="Textonotapie"/>
+        <w:ind w:left="567" w:right="-1"/>
+        <w:jc w:val="both"/>
+        <w:rPr>
+          <w:rFonts w:ascii="Arial Narrow" w:eastAsia="Arial Narrow" w:hAnsi="Arial Narrow" w:cs="Arial Narrow"/>
+          <w:sz w:val="16"/>
+          <w:szCs w:val="16"/>
+        </w:rPr>
+      </w:pPr>
+      <w:r>
+        <w:rPr>
+          <w:rFonts w:ascii="Arial Narrow" w:eastAsia="Arial Narrow" w:hAnsi="Arial Narrow" w:cs="Arial Narrow"/>
+          <w:sz w:val="16"/>
+          <w:szCs w:val="16"/>
+        </w:rPr>
+        <w:t>e. Los proveedores deben entregar a los usuarios copia de los contratos y demás documentación relacionada con dichos actos jurídicos cuando estos hayan sido celebrados por escrito, incluidas las condiciones generales de la contratación. Asimismo, cuando el consumidor solicite copia física o virtual de estos, el proveedor debe entregar los documentos en un plazo máximo de quince días hábiles contados desde que recibió la solicitud. Los proveedores son responsables de dejar constancia de la entrega de los documentos al consumidor.</w:t>
+      </w:r>
+    </w:p>
     <w:p>
       <w:pPr>
         <w:pStyle w:val="Textonotapie"/>
@@ -6854,181 +7124,9 @@
           <w:szCs w:val="16"/>
         </w:rPr>
       </w:pPr>
-      <w:r>
-        <w:rPr>
-          <w:rStyle w:val="Refdenotaalpie"/>
-          <w:rFonts w:ascii="Arial Narrow" w:eastAsia="Arial Narrow" w:hAnsi="Arial Narrow" w:cs="Arial Narrow"/>
-          <w:sz w:val="16"/>
-          <w:szCs w:val="16"/>
-          <w:vertAlign w:val="superscript"/>
-        </w:rPr>
-        <w:footnoteRef/>
-      </w:r>
-      <w:r>
-        <w:rPr>
-          <w:rFonts w:ascii="Arial Narrow" w:eastAsia="Arial Narrow" w:hAnsi="Arial Narrow" w:cs="Arial Narrow"/>
-          <w:sz w:val="16"/>
-          <w:szCs w:val="16"/>
-        </w:rPr>
-        <w:t xml:space="preserve"> </w:t>
-      </w:r>
-      <w:r>
-        <w:rPr>
-          <w:rFonts w:ascii="Arial Narrow" w:eastAsia="Arial Narrow" w:hAnsi="Arial Narrow" w:cs="Arial Narrow"/>
-          <w:sz w:val="16"/>
-          <w:szCs w:val="16"/>
-        </w:rPr>
-        <w:tab/>
-      </w:r>
-      <w:r>
-        <w:rPr>
-          <w:rFonts w:ascii="Arial Narrow" w:eastAsia="Arial Narrow" w:hAnsi="Arial Narrow" w:cs="Arial Narrow"/>
-          <w:b/>
-          <w:bCs/>
-          <w:sz w:val="16"/>
-          <w:szCs w:val="16"/>
-        </w:rPr>
-        <w:t xml:space="preserve">LEY </w:t>
-      </w:r>
-      <w:proofErr w:type="spellStart"/>
-      <w:r>
-        <w:rPr>
-          <w:rFonts w:ascii="Arial Narrow" w:eastAsia="Arial Narrow" w:hAnsi="Arial Narrow" w:cs="Arial Narrow"/>
-          <w:b/>
-          <w:bCs/>
-          <w:sz w:val="16"/>
-          <w:szCs w:val="16"/>
-        </w:rPr>
-        <w:t/>
-      </w:r>
-      <w:proofErr w:type="spellEnd"/>
-      <w:r>
-        <w:rPr>
-          <w:rFonts w:ascii="Arial Narrow" w:eastAsia="Arial Narrow" w:hAnsi="Arial Narrow" w:cs="Arial Narrow"/>
-          <w:b/>
-          <w:bCs/>
-          <w:sz w:val="16"/>
-          <w:szCs w:val="16"/>
-        </w:rPr>
-        <w:t xml:space="preserve"> 29571, CÓDIGO DE PROTECCIÓN Y DEFENSA DEL CONSUMIDOR, publicado el 2 de setiembre de 2010 y modificado por Decreto Legislativo </w:t>
-      </w:r>
-      <w:proofErr w:type="spellStart"/>
-      <w:r>
-        <w:rPr>
-          <w:rFonts w:ascii="Arial Narrow" w:eastAsia="Arial Narrow" w:hAnsi="Arial Narrow" w:cs="Arial Narrow"/>
-          <w:b/>
-          <w:bCs/>
-          <w:sz w:val="16"/>
-          <w:szCs w:val="16"/>
-        </w:rPr>
-        <w:t/>
-      </w:r>
-      <w:proofErr w:type="spellEnd"/>
-      <w:r>
-        <w:rPr>
-          <w:rFonts w:ascii="Arial Narrow" w:eastAsia="Arial Narrow" w:hAnsi="Arial Narrow" w:cs="Arial Narrow"/>
-          <w:b/>
-          <w:bCs/>
-          <w:sz w:val="16"/>
-          <w:szCs w:val="16"/>
-        </w:rPr>
-        <w:t xml:space="preserve"> 1308 </w:t>
-      </w:r>
-    </w:p>
-    <w:p>
-      <w:pPr>
-        <w:pStyle w:val="Textonotapie"/>
-        <w:ind w:left="567" w:right="-1"/>
-        <w:jc w:val="both"/>
-        <w:rPr>
-          <w:rFonts w:ascii="Arial Narrow" w:eastAsia="Arial Narrow" w:hAnsi="Arial Narrow" w:cs="Arial Narrow"/>
-          <w:b/>
-          <w:bCs/>
-          <w:sz w:val="16"/>
-          <w:szCs w:val="16"/>
-        </w:rPr>
-      </w:pPr>
-      <w:r>
-        <w:rPr>
-          <w:rFonts w:ascii="Arial Narrow" w:eastAsia="Arial Narrow" w:hAnsi="Arial Narrow" w:cs="Arial Narrow"/>
-          <w:b/>
-          <w:bCs/>
-          <w:sz w:val="16"/>
-          <w:szCs w:val="16"/>
-        </w:rPr>
-        <w:t>Artículo 47.- Protección mínima del contrato</w:t>
-      </w:r>
-      <w:r>
-        <w:rPr>
-          <w:rFonts w:ascii="Arial Narrow" w:eastAsia="Arial Narrow" w:hAnsi="Arial Narrow" w:cs="Arial Narrow"/>
-          <w:b/>
-          <w:bCs/>
-          <w:sz w:val="16"/>
-          <w:szCs w:val="16"/>
-        </w:rPr>
-        <w:t xml:space="preserve"> de consumo</w:t>
-      </w:r>
-    </w:p>
-    <w:p>
-      <w:pPr>
-        <w:pStyle w:val="Textonotapie"/>
-        <w:ind w:left="567" w:right="-1"/>
-        <w:jc w:val="both"/>
-        <w:rPr>
-          <w:rFonts w:ascii="Arial Narrow" w:eastAsia="Arial Narrow" w:hAnsi="Arial Narrow" w:cs="Arial Narrow"/>
-          <w:sz w:val="16"/>
-          <w:szCs w:val="16"/>
-        </w:rPr>
-      </w:pPr>
-      <w:r>
-        <w:rPr>
-          <w:rFonts w:ascii="Arial Narrow" w:eastAsia="Arial Narrow" w:hAnsi="Arial Narrow" w:cs="Arial Narrow"/>
-          <w:sz w:val="16"/>
-          <w:szCs w:val="16"/>
-        </w:rPr>
-        <w:t>En los contratos de consumo se observa lo siguiente:</w:t>
-      </w:r>
-    </w:p>
-    <w:p>
-      <w:pPr>
-        <w:pStyle w:val="Textonotapie"/>
-        <w:ind w:left="567" w:right="-1"/>
-        <w:jc w:val="both"/>
-        <w:rPr>
-          <w:rFonts w:ascii="Arial Narrow" w:eastAsia="Arial Narrow" w:hAnsi="Arial Narrow" w:cs="Arial Narrow"/>
-          <w:sz w:val="16"/>
-          <w:szCs w:val="16"/>
-        </w:rPr>
-      </w:pPr>
-      <w:r>
-        <w:rPr>
-          <w:rFonts w:ascii="Arial Narrow" w:eastAsia="Arial Narrow" w:hAnsi="Arial Narrow" w:cs="Arial Narrow"/>
-          <w:sz w:val="16"/>
-          <w:szCs w:val="16"/>
-        </w:rPr>
-        <w:t>(…)</w:t>
-      </w:r>
-    </w:p>
-    <w:p>
-      <w:pPr>
-        <w:pStyle w:val="Textonotapie"/>
-        <w:ind w:left="567" w:right="-1"/>
-        <w:jc w:val="both"/>
-        <w:rPr>
-          <w:rFonts w:ascii="Arial Narrow" w:eastAsia="Arial Narrow" w:hAnsi="Arial Narrow" w:cs="Arial Narrow"/>
-          <w:sz w:val="16"/>
-          <w:szCs w:val="16"/>
-        </w:rPr>
-      </w:pPr>
-      <w:r>
-        <w:rPr>
-          <w:rFonts w:ascii="Arial Narrow" w:eastAsia="Arial Narrow" w:hAnsi="Arial Narrow" w:cs="Arial Narrow"/>
-          <w:sz w:val="16"/>
-          <w:szCs w:val="16"/>
-        </w:rPr>
-        <w:t>e. Los proveedores deben entregar a los usuarios copia de los contratos y demás documentación relacionada con dichos actos jurídicos cuando estos hayan sido celebrados por escrito, incluidas las condiciones generales de la contratación. Asimismo, cuando el consumidor solicite copia física o virtual de estos, el proveedor debe entregar los documentos en un plazo máximo de quince días hábiles contados desde que recibió la solicitud. Los proveedores son responsables de dejar constancia de la entrega de los documentos al consumidor.</w:t>
-      </w:r>
-    </w:p>
+    </w:p>
+  </w:footnote>
+  <w:footnote w:id="5">
     <w:p>
       <w:pPr>
         <w:pStyle w:val="Textonotapie"/>
@@ -7039,15 +7137,96 @@
         <w:jc w:val="both"/>
         <w:rPr>
           <w:rFonts w:ascii="Arial Narrow" w:eastAsia="Arial Narrow" w:hAnsi="Arial Narrow" w:cs="Arial Narrow"/>
+          <w:sz w:val="16"/>
+          <w:szCs w:val="16"/>
+        </w:rPr>
+      </w:pPr>
+      <w:r>
+        <w:rPr>
+          <w:rStyle w:val="Refdenotaalpie"/>
+          <w:rFonts w:ascii="Arial Narrow" w:eastAsia="Arial Narrow" w:hAnsi="Arial Narrow" w:cs="Arial Narrow"/>
+          <w:sz w:val="16"/>
+          <w:szCs w:val="16"/>
+          <w:vertAlign w:val="superscript"/>
+        </w:rPr>
+        <w:footnoteRef/>
+      </w:r>
+      <w:r>
+        <w:rPr>
+          <w:rFonts w:ascii="Arial Narrow" w:eastAsia="Arial Narrow" w:hAnsi="Arial Narrow" w:cs="Arial Narrow"/>
+          <w:sz w:val="16"/>
+          <w:szCs w:val="16"/>
+        </w:rPr>
+        <w:tab/>
+        <w:t xml:space="preserve"/>
+      </w:r>
+      <w:r>
+        <w:rPr>
+          <w:rFonts w:ascii="Arial Narrow" w:eastAsia="Arial Narrow" w:hAnsi="Arial Narrow" w:cs="Arial Narrow"/>
+          <w:sz w:val="16"/>
+          <w:szCs w:val="16"/>
+        </w:rPr>
+        <w:tab/>
+      </w:r>
+      <w:r>
+        <w:rPr>
+          <w:rFonts w:ascii="Arial Narrow" w:eastAsia="Arial Narrow" w:hAnsi="Arial Narrow" w:cs="Arial Narrow"/>
           <w:b/>
           <w:bCs/>
           <w:sz w:val="16"/>
           <w:szCs w:val="16"/>
         </w:rPr>
-      </w:pPr>
-    </w:p>
-  </w:footnote>
-  <w:footnote w:id="5">
+        <w:t xml:space="preserve">LEY SOBRE FACULTADES, NORMAS Y ORGANIZACIÓN DEL INDECOPI, APROBADA POR DECRETO LEGISLATIVO </w:t>
+      </w:r>
+      <w:proofErr w:type="spellStart"/>
+      <w:r>
+        <w:rPr>
+          <w:rFonts w:ascii="Arial Narrow" w:eastAsia="Arial Narrow" w:hAnsi="Arial Narrow" w:cs="Arial Narrow"/>
+          <w:b/>
+          <w:bCs/>
+          <w:sz w:val="16"/>
+          <w:szCs w:val="16"/>
+        </w:rPr>
+        <w:t/>
+      </w:r>
+      <w:proofErr w:type="spellEnd"/>
+      <w:r>
+        <w:rPr>
+          <w:rFonts w:ascii="Arial Narrow" w:eastAsia="Arial Narrow" w:hAnsi="Arial Narrow" w:cs="Arial Narrow"/>
+          <w:b/>
+          <w:bCs/>
+          <w:sz w:val="16"/>
+          <w:szCs w:val="16"/>
+        </w:rPr>
+        <w:t xml:space="preserve">807 Artículo 24.-</w:t>
+      </w:r>
+      <w:r>
+        <w:rPr>
+          <w:rFonts w:ascii="Arial Narrow" w:eastAsia="Arial Narrow" w:hAnsi="Arial Narrow" w:cs="Arial Narrow"/>
+          <w:sz w:val="16"/>
+          <w:szCs w:val="16"/>
+        </w:rPr>
+        <w:t xml:space="preserve"> El </w:t>
+      </w:r>
+      <w:proofErr w:type="gramStart"/>
+      <w:r>
+        <w:rPr>
+          <w:rFonts w:ascii="Arial Narrow" w:eastAsia="Arial Narrow" w:hAnsi="Arial Narrow" w:cs="Arial Narrow"/>
+          <w:sz w:val="16"/>
+          <w:szCs w:val="16"/>
+        </w:rPr>
+        <w:t>Secretario Técnico</w:t>
+      </w:r>
+      <w:proofErr w:type="gramEnd"/>
+      <w:r>
+        <w:rPr>
+          <w:rFonts w:ascii="Arial Narrow" w:eastAsia="Arial Narrow" w:hAnsi="Arial Narrow" w:cs="Arial Narrow"/>
+          <w:sz w:val="16"/>
+          <w:szCs w:val="16"/>
+        </w:rPr>
+        <w:t xml:space="preserve"> se encargará de la tramitación del procedimiento. Para ello, cuenta con las siguientes facultades:</w:t>
+      </w:r>
+    </w:p>
     <w:p>
       <w:pPr>
         <w:pStyle w:val="Textonotapie"/>
@@ -7064,87 +7243,12 @@
       </w:pPr>
       <w:r>
         <w:rPr>
-          <w:rStyle w:val="Refdenotaalpie"/>
-          <w:rFonts w:ascii="Arial Narrow" w:eastAsia="Arial Narrow" w:hAnsi="Arial Narrow" w:cs="Arial Narrow"/>
-          <w:sz w:val="16"/>
-          <w:szCs w:val="16"/>
-          <w:vertAlign w:val="superscript"/>
-        </w:rPr>
-        <w:footnoteRef/>
-      </w:r>
-      <w:r>
-        <w:rPr>
-          <w:rFonts w:ascii="Arial Narrow" w:eastAsia="Arial Narrow" w:hAnsi="Arial Narrow" w:cs="Arial Narrow"/>
-          <w:sz w:val="16"/>
-          <w:szCs w:val="16"/>
-        </w:rPr>
-        <w:t xml:space="preserve"> </w:t>
-      </w:r>
-      <w:r>
-        <w:rPr>
           <w:rFonts w:ascii="Arial Narrow" w:eastAsia="Arial Narrow" w:hAnsi="Arial Narrow" w:cs="Arial Narrow"/>
           <w:sz w:val="16"/>
           <w:szCs w:val="16"/>
         </w:rPr>
         <w:tab/>
-      </w:r>
-      <w:r>
-        <w:rPr>
-          <w:rFonts w:ascii="Arial Narrow" w:eastAsia="Arial Narrow" w:hAnsi="Arial Narrow" w:cs="Arial Narrow"/>
-          <w:b/>
-          <w:bCs/>
-          <w:sz w:val="16"/>
-          <w:szCs w:val="16"/>
-        </w:rPr>
-        <w:t xml:space="preserve">LEY SOBRE FACULTADES, NORMAS Y ORGANIZACIÓN DEL INDECOPI, APROBADA POR DECRETO LEGISLATIVO </w:t>
-      </w:r>
-      <w:proofErr w:type="spellStart"/>
-      <w:r>
-        <w:rPr>
-          <w:rFonts w:ascii="Arial Narrow" w:eastAsia="Arial Narrow" w:hAnsi="Arial Narrow" w:cs="Arial Narrow"/>
-          <w:b/>
-          <w:bCs/>
-          <w:sz w:val="16"/>
-          <w:szCs w:val="16"/>
-        </w:rPr>
-        <w:t/>
-      </w:r>
-      <w:proofErr w:type="spellEnd"/>
-      <w:r>
-        <w:rPr>
-          <w:rFonts w:ascii="Arial Narrow" w:eastAsia="Arial Narrow" w:hAnsi="Arial Narrow" w:cs="Arial Narrow"/>
-          <w:b/>
-          <w:bCs/>
-          <w:sz w:val="16"/>
-          <w:szCs w:val="16"/>
-        </w:rPr>
-        <w:t xml:space="preserve"> 807 Artículo 24.-</w:t>
-      </w:r>
-      <w:r>
-        <w:rPr>
-          <w:rFonts w:ascii="Arial Narrow" w:eastAsia="Arial Narrow" w:hAnsi="Arial Narrow" w:cs="Arial Narrow"/>
-          <w:sz w:val="16"/>
-          <w:szCs w:val="16"/>
-        </w:rPr>
-        <w:t xml:space="preserve"> El </w:t>
-      </w:r>
-      <w:proofErr w:type="gramStart"/>
-      <w:r>
-        <w:rPr>
-          <w:rFonts w:ascii="Arial Narrow" w:eastAsia="Arial Narrow" w:hAnsi="Arial Narrow" w:cs="Arial Narrow"/>
-          <w:sz w:val="16"/>
-          <w:szCs w:val="16"/>
-        </w:rPr>
-        <w:t>Secretario Técnico</w:t>
-      </w:r>
-      <w:proofErr w:type="gramEnd"/>
-      <w:r>
-        <w:rPr>
-          <w:rFonts w:ascii="Arial Narrow" w:eastAsia="Arial Narrow" w:hAnsi="Arial Narrow" w:cs="Arial Narrow"/>
-          <w:sz w:val="16"/>
-          <w:szCs w:val="16"/>
-        </w:rPr>
-        <w:t xml:space="preserve"> se encargará de la tramitación del procedimiento. Para ello, cuenta con las siguientes facultades:</w:t>
+        <w:t xml:space="preserve">(...) </w:t>
       </w:r>
     </w:p>
     <w:p>
@@ -7168,7 +7272,7 @@
           <w:szCs w:val="16"/>
         </w:rPr>
         <w:tab/>
-        <w:t xml:space="preserve">(...) </w:t>
+        <w:t xml:space="preserve">c) Admitir denuncias a trámite, en aquellos casos en que la Comisión le haya delegado esta facultad. </w:t>
       </w:r>
     </w:p>
     <w:p>
@@ -7192,7 +7296,7 @@
           <w:szCs w:val="16"/>
         </w:rPr>
         <w:tab/>
-        <w:t xml:space="preserve">c) Admitir denuncias a trámite, en aquellos casos en que la Comisión le haya delegado esta facultad. </w:t>
+        <w:t>(...).</w:t>
       </w:r>
     </w:p>
     <w:p>
@@ -7209,6 +7313,33 @@
           <w:szCs w:val="16"/>
         </w:rPr>
       </w:pPr>
+    </w:p>
+  </w:footnote>
+  <w:footnote w:id="6">
+    <w:p>
+      <w:pPr>
+        <w:pStyle w:val="Textonotapie"/>
+        <w:tabs>
+          <w:tab w:val="left" w:pos="567"/>
+        </w:tabs>
+        <w:ind w:left="567" w:hanging="567"/>
+        <w:jc w:val="both"/>
+        <w:rPr>
+          <w:rFonts w:ascii="Arial Narrow" w:eastAsia="Arial Narrow" w:hAnsi="Arial Narrow" w:cs="Arial Narrow"/>
+          <w:sz w:val="16"/>
+          <w:szCs w:val="16"/>
+        </w:rPr>
+      </w:pPr>
+      <w:r>
+        <w:rPr>
+          <w:rStyle w:val="Refdenotaalpie"/>
+          <w:rFonts w:ascii="Arial Narrow" w:eastAsia="Arial Narrow" w:hAnsi="Arial Narrow" w:cs="Arial Narrow"/>
+          <w:sz w:val="16"/>
+          <w:szCs w:val="16"/>
+          <w:vertAlign w:val="superscript"/>
+        </w:rPr>
+        <w:footnoteRef/>
+      </w:r>
       <w:r>
         <w:rPr>
           <w:rFonts w:ascii="Arial Narrow" w:eastAsia="Arial Narrow" w:hAnsi="Arial Narrow" w:cs="Arial Narrow"/>
@@ -7216,9 +7347,737 @@
           <w:szCs w:val="16"/>
         </w:rPr>
         <w:tab/>
-        <w:t>(...).</w:t>
-      </w:r>
-    </w:p>
+        <w:t xml:space="preserve"/>
+      </w:r>
+      <w:r>
+        <w:rPr>
+          <w:rFonts w:ascii="Arial Narrow" w:eastAsia="Arial Narrow" w:hAnsi="Arial Narrow" w:cs="Arial Narrow"/>
+          <w:sz w:val="16"/>
+          <w:szCs w:val="16"/>
+        </w:rPr>
+        <w:tab/>
+        <w:t xml:space="preserve">El número de trabajadores se atenderá siempre que la empresa haya sido constituida antes de la vigencia de la Ley </w:t>
+      </w:r>
+      <w:proofErr w:type="spellStart"/>
+      <w:r>
+        <w:rPr>
+          <w:rFonts w:ascii="Arial Narrow" w:eastAsia="Arial Narrow" w:hAnsi="Arial Narrow" w:cs="Arial Narrow"/>
+          <w:sz w:val="16"/>
+          <w:szCs w:val="16"/>
+        </w:rPr>
+        <w:t/>
+      </w:r>
+      <w:proofErr w:type="spellEnd"/>
+      <w:r>
+        <w:rPr>
+          <w:rFonts w:ascii="Arial Narrow" w:eastAsia="Arial Narrow" w:hAnsi="Arial Narrow" w:cs="Arial Narrow"/>
+          <w:sz w:val="16"/>
+          <w:szCs w:val="16"/>
+        </w:rPr>
+        <w:t xml:space="preserve">30056, publicada el 2 de julio de 2013, que modificó el artículo 5 del Texto Único Ordenado de la Ley de Promoción de la Competitividad, Formalización y Desarrollo de la Micro y Pequeña Empresa y de Acceso al Empleo Decente (LEY MYPE). Ello, en la medida que la Tercera Disposición Complementaria Transitoria de la norma modificatoria precisa que las empresas constituidas antes de la </w:t>
+      </w:r>
+      <w:proofErr w:type="gramStart"/>
+      <w:r>
+        <w:rPr>
+          <w:rFonts w:ascii="Arial Narrow" w:eastAsia="Arial Narrow" w:hAnsi="Arial Narrow" w:cs="Arial Narrow"/>
+          <w:sz w:val="16"/>
+          <w:szCs w:val="16"/>
+        </w:rPr>
+        <w:t>entrada en vigencia</w:t>
+      </w:r>
+      <w:proofErr w:type="gramEnd"/>
+      <w:r>
+        <w:rPr>
+          <w:rFonts w:ascii="Arial Narrow" w:eastAsia="Arial Narrow" w:hAnsi="Arial Narrow" w:cs="Arial Narrow"/>
+          <w:sz w:val="16"/>
+          <w:szCs w:val="16"/>
+        </w:rPr>
+        <w:t xml:space="preserve"> de dicha Ley se rigen por los requisitos de acogimiento al régimen de las micro y pequeñas empresas regulados en el Decreto Legislativo 1086.</w:t>
+      </w:r>
+    </w:p>
+    <w:p>
+      <w:pPr>
+        <w:pStyle w:val="Textonotapie"/>
+        <w:ind w:left="567" w:hanging="567"/>
+        <w:jc w:val="both"/>
+        <w:rPr>
+          <w:rFonts w:ascii="Arial Narrow" w:eastAsia="Arial Narrow" w:hAnsi="Arial Narrow" w:cs="Arial Narrow"/>
+          <w:sz w:val="16"/>
+          <w:szCs w:val="16"/>
+        </w:rPr>
+      </w:pPr>
+    </w:p>
+  </w:footnote>
+  <w:footnote w:id="7">
+    <w:p>
+      <w:pPr>
+        <w:pStyle w:val="Textonotapie"/>
+        <w:tabs>
+          <w:tab w:val="left" w:pos="567"/>
+        </w:tabs>
+        <w:ind w:left="567" w:hanging="567"/>
+        <w:jc w:val="both"/>
+        <w:rPr>
+          <w:rFonts w:ascii="Arial Narrow" w:eastAsia="Arial Narrow" w:hAnsi="Arial Narrow" w:cs="Arial Narrow"/>
+          <w:sz w:val="16"/>
+          <w:szCs w:val="16"/>
+        </w:rPr>
+      </w:pPr>
+      <w:r>
+        <w:rPr>
+          <w:rStyle w:val="Refdenotaalpie"/>
+          <w:rFonts w:ascii="Arial Narrow" w:eastAsia="Arial Narrow" w:hAnsi="Arial Narrow" w:cs="Arial Narrow"/>
+          <w:sz w:val="16"/>
+          <w:szCs w:val="16"/>
+          <w:vertAlign w:val="superscript"/>
+        </w:rPr>
+        <w:footnoteRef/>
+      </w:r>
+      <w:r>
+        <w:rPr>
+          <w:rFonts w:ascii="Arial Narrow" w:eastAsia="Arial Narrow" w:hAnsi="Arial Narrow" w:cs="Arial Narrow"/>
+          <w:sz w:val="16"/>
+          <w:szCs w:val="16"/>
+        </w:rPr>
+        <w:tab/>
+        <w:t xml:space="preserve"/>
+      </w:r>
+      <w:r>
+        <w:rPr>
+          <w:rFonts w:ascii="Arial Narrow" w:eastAsia="Arial Narrow" w:hAnsi="Arial Narrow" w:cs="Arial Narrow"/>
+          <w:sz w:val="16"/>
+          <w:szCs w:val="16"/>
+        </w:rPr>
+        <w:tab/>
+      </w:r>
+      <w:r>
+        <w:rPr>
+          <w:rFonts w:ascii="Arial Narrow" w:eastAsia="Arial Narrow" w:hAnsi="Arial Narrow" w:cs="Arial Narrow"/>
+          <w:b/>
+          <w:sz w:val="16"/>
+          <w:szCs w:val="16"/>
+        </w:rPr>
+        <w:t>LEY 29571, CÓDIGO DE PROTECCIÓN Y DEFENSA DEL CONSUMIDOR</w:t>
+      </w:r>
+      <w:r>
+        <w:rPr>
+          <w:rFonts w:ascii="Arial Narrow" w:eastAsia="Arial Narrow" w:hAnsi="Arial Narrow" w:cs="Arial Narrow"/>
+          <w:b/>
+          <w:bCs/>
+          <w:sz w:val="16"/>
+          <w:szCs w:val="16"/>
+        </w:rPr>
+        <w:t xml:space="preserve">, </w:t>
+      </w:r>
+      <w:r>
+        <w:rPr>
+          <w:rFonts w:ascii="Arial Narrow" w:eastAsia="Arial Narrow" w:hAnsi="Arial Narrow" w:cs="Arial Narrow"/>
+          <w:b/>
+          <w:sz w:val="16"/>
+          <w:szCs w:val="16"/>
+        </w:rPr>
+        <w:t xml:space="preserve">publicado el 2 de setiembre de 2010 y modificado por Decreto Legislativo </w:t>
+      </w:r>
+      <w:proofErr w:type="spellStart"/>
+      <w:r>
+        <w:rPr>
+          <w:rFonts w:ascii="Arial Narrow" w:eastAsia="Arial Narrow" w:hAnsi="Arial Narrow" w:cs="Arial Narrow"/>
+          <w:b/>
+          <w:sz w:val="16"/>
+          <w:szCs w:val="16"/>
+        </w:rPr>
+        <w:t/>
+      </w:r>
+      <w:proofErr w:type="spellEnd"/>
+      <w:r>
+        <w:rPr>
+          <w:rFonts w:ascii="Arial Narrow" w:eastAsia="Arial Narrow" w:hAnsi="Arial Narrow" w:cs="Arial Narrow"/>
+          <w:b/>
+          <w:sz w:val="16"/>
+          <w:szCs w:val="16"/>
+        </w:rPr>
+        <w:t xml:space="preserve">1308</w:t>
+      </w:r>
+    </w:p>
+    <w:p>
+      <w:pPr>
+        <w:pStyle w:val="Textonotapie"/>
+        <w:ind w:left="567" w:hanging="567"/>
+        <w:jc w:val="both"/>
+        <w:rPr>
+          <w:rFonts w:ascii="Arial Narrow" w:eastAsia="Arial Narrow" w:hAnsi="Arial Narrow" w:cs="Arial Narrow"/>
+          <w:b/>
+          <w:bCs/>
+          <w:sz w:val="16"/>
+          <w:szCs w:val="16"/>
+        </w:rPr>
+      </w:pPr>
+      <w:r>
+        <w:rPr>
+          <w:rFonts w:ascii="Arial Narrow" w:eastAsia="Arial Narrow" w:hAnsi="Arial Narrow" w:cs="Arial Narrow"/>
+          <w:sz w:val="16"/>
+          <w:szCs w:val="16"/>
+        </w:rPr>
+        <w:tab/>
+      </w:r>
+      <w:r>
+        <w:rPr>
+          <w:rFonts w:ascii="Arial Narrow" w:eastAsia="Arial Narrow" w:hAnsi="Arial Narrow" w:cs="Arial Narrow"/>
+          <w:b/>
+          <w:bCs/>
+          <w:sz w:val="16"/>
+          <w:szCs w:val="16"/>
+        </w:rPr>
+        <w:t>Artículo 110.- Sanciones Administrativas</w:t>
+      </w:r>
+    </w:p>
+    <w:p>
+      <w:pPr>
+        <w:autoSpaceDE w:val="0"/>
+        <w:autoSpaceDN w:val="0"/>
+        <w:adjustRightInd w:val="0"/>
+        <w:spacing w:after="0" w:line="240" w:lineRule="auto"/>
+        <w:ind w:left="567"/>
+        <w:jc w:val="both"/>
+        <w:rPr>
+          <w:rFonts w:ascii="Arial Narrow" w:eastAsia="Arial Narrow" w:hAnsi="Arial Narrow" w:cs="Arial Narrow"/>
+          <w:sz w:val="16"/>
+          <w:szCs w:val="16"/>
+          <w:lang w:eastAsia="es-PE"/>
+        </w:rPr>
+      </w:pPr>
+      <w:r>
+        <w:rPr>
+          <w:rFonts w:ascii="Arial Narrow" w:eastAsia="Arial Narrow" w:hAnsi="Arial Narrow" w:cs="Arial Narrow"/>
+          <w:sz w:val="16"/>
+          <w:szCs w:val="16"/>
+          <w:lang w:eastAsia="es-PE"/>
+        </w:rPr>
+        <w:t>(…)</w:t>
+      </w:r>
+    </w:p>
+    <w:p>
+      <w:pPr>
+        <w:autoSpaceDE w:val="0"/>
+        <w:autoSpaceDN w:val="0"/>
+        <w:adjustRightInd w:val="0"/>
+        <w:spacing w:after="0" w:line="240" w:lineRule="auto"/>
+        <w:ind w:left="567"/>
+        <w:jc w:val="both"/>
+        <w:rPr>
+          <w:rFonts w:ascii="Arial Narrow" w:eastAsia="Arial Narrow" w:hAnsi="Arial Narrow" w:cs="Arial Narrow"/>
+          <w:sz w:val="16"/>
+          <w:szCs w:val="16"/>
+          <w:lang w:eastAsia="es-PE"/>
+        </w:rPr>
+      </w:pPr>
+      <w:r>
+        <w:rPr>
+          <w:rFonts w:ascii="Arial Narrow" w:eastAsia="Arial Narrow" w:hAnsi="Arial Narrow" w:cs="Arial Narrow"/>
+          <w:sz w:val="16"/>
+          <w:szCs w:val="16"/>
+          <w:lang w:eastAsia="es-PE"/>
+        </w:rPr>
+        <w:t>En el caso de las microempresas, la multa no puede superar el diez por ciento (10%) de las ventas o ingresos brutos percibidos por el infractor, relativos a todas sus actividades económicas, correspondientes al ejercicio inmediato anterior al de la expedición de la resolución de primera instancia, siempre que se haya acreditado dichos ingresos, no se encuentre en una situación de reincidencia y el caso no verse sobre la vida, salud o integridad de los consumidores. Para el caso de las pequeñas empresas, la multa no puede superar el veinte por ciento (20%) de las ventas o ingresos brutos percibidos por el infractor, conforme a los requisitos señalados anteriormente.</w:t>
+      </w:r>
+    </w:p>
+    <w:p>
+      <w:pPr>
+        <w:autoSpaceDE w:val="0"/>
+        <w:autoSpaceDN w:val="0"/>
+        <w:adjustRightInd w:val="0"/>
+        <w:spacing w:after="0" w:line="240" w:lineRule="auto"/>
+        <w:ind w:left="567"/>
+        <w:jc w:val="both"/>
+        <w:rPr>
+          <w:rFonts w:ascii="Arial Narrow" w:eastAsia="Arial Narrow" w:hAnsi="Arial Narrow" w:cs="Arial Narrow"/>
+          <w:sz w:val="16"/>
+          <w:szCs w:val="16"/>
+          <w:lang w:eastAsia="es-PE"/>
+        </w:rPr>
+      </w:pPr>
+      <w:r>
+        <w:rPr>
+          <w:rFonts w:ascii="Arial Narrow" w:eastAsia="Arial Narrow" w:hAnsi="Arial Narrow" w:cs="Arial Narrow"/>
+          <w:sz w:val="16"/>
+          <w:szCs w:val="16"/>
+          <w:lang w:eastAsia="es-PE"/>
+        </w:rPr>
+        <w:t>(…).</w:t>
+      </w:r>
+    </w:p>
+    <w:p>
+      <w:pPr>
+        <w:pStyle w:val="Textonotapie"/>
+        <w:ind w:left="567" w:hanging="567"/>
+        <w:jc w:val="both"/>
+        <w:rPr>
+          <w:rFonts w:ascii="Arial Narrow" w:eastAsia="Arial Narrow" w:hAnsi="Arial Narrow" w:cs="Arial Narrow"/>
+          <w:sz w:val="16"/>
+          <w:szCs w:val="16"/>
+        </w:rPr>
+      </w:pPr>
+    </w:p>
+  </w:footnote>
+  <w:footnote w:id="8">
+    <w:p>
+      <w:pPr>
+        <w:pStyle w:val="Textonotapie"/>
+        <w:tabs>
+          <w:tab w:val="left" w:pos="567"/>
+        </w:tabs>
+        <w:ind w:left="567" w:hanging="567"/>
+        <w:jc w:val="both"/>
+        <w:rPr>
+          <w:rFonts w:ascii="Arial Narrow" w:eastAsia="Arial Narrow" w:hAnsi="Arial Narrow" w:cs="Arial Narrow"/>
+          <w:sz w:val="16"/>
+          <w:szCs w:val="16"/>
+        </w:rPr>
+      </w:pPr>
+      <w:r>
+        <w:rPr>
+          <w:rStyle w:val="Refdenotaalpie"/>
+          <w:rFonts w:ascii="Arial Narrow" w:eastAsia="Arial Narrow" w:hAnsi="Arial Narrow" w:cs="Arial Narrow"/>
+          <w:sz w:val="16"/>
+          <w:szCs w:val="16"/>
+          <w:vertAlign w:val="superscript"/>
+        </w:rPr>
+        <w:footnoteRef/>
+      </w:r>
+      <w:r>
+        <w:rPr>
+          <w:rFonts w:ascii="Arial Narrow" w:eastAsia="Arial Narrow" w:hAnsi="Arial Narrow" w:cs="Arial Narrow"/>
+          <w:sz w:val="16"/>
+          <w:szCs w:val="16"/>
+        </w:rPr>
+        <w:tab/>
+      </w:r>
+      <w:r>
+        <w:rPr>
+          <w:rFonts w:ascii="Arial Narrow" w:eastAsia="Arial Narrow" w:hAnsi="Arial Narrow" w:cs="Arial Narrow"/>
+          <w:b/>
+          <w:bCs/>
+          <w:sz w:val="16"/>
+          <w:szCs w:val="16"/>
+        </w:rPr>
+        <w:t xml:space="preserve">DECRETO LEGISLATIVO 807, LEY SOBRE FACULTADES, NORMAS Y ORGANIZACIÓN DEL INDECOPI, publicado el 18 de abril de 1996</w:t>
+      </w:r>
+    </w:p>
+    <w:p>
+      <w:pPr>
+        <w:pStyle w:val="Textonotapie"/>
+        <w:ind w:left="567" w:hanging="567"/>
+        <w:jc w:val="both"/>
+        <w:rPr>
+          <w:rFonts w:ascii="Arial Narrow" w:eastAsia="Arial Narrow" w:hAnsi="Arial Narrow" w:cs="Arial Narrow"/>
+          <w:sz w:val="16"/>
+          <w:szCs w:val="16"/>
+        </w:rPr>
+      </w:pPr>
+      <w:r>
+        <w:rPr>
+          <w:rFonts w:ascii="Arial Narrow" w:eastAsia="Arial Narrow" w:hAnsi="Arial Narrow" w:cs="Arial Narrow"/>
+          <w:sz w:val="16"/>
+          <w:szCs w:val="16"/>
+        </w:rPr>
+        <w:tab/>
+      </w:r>
+      <w:r>
+        <w:rPr>
+          <w:rFonts w:ascii="Arial Narrow" w:eastAsia="Arial Narrow" w:hAnsi="Arial Narrow" w:cs="Arial Narrow"/>
+          <w:b/>
+          <w:bCs/>
+          <w:sz w:val="16"/>
+          <w:szCs w:val="16"/>
+        </w:rPr>
+        <w:t xml:space="preserve">Artículo 26.-</w:t>
+      </w:r>
+      <w:r>
+        <w:rPr>
+          <w:rFonts w:ascii="Arial Narrow" w:eastAsia="Arial Narrow" w:hAnsi="Arial Narrow" w:cs="Arial Narrow"/>
+          <w:sz w:val="16"/>
+          <w:szCs w:val="16"/>
+        </w:rPr>
+        <w:t xml:space="preserve"> Una vez admitida a trámite la denuncia, se correrá traslado de la misma al denunciado, a fin de que éste presente su descargo. El plazo para la presentación del descargo será de cinco (5) días contados desde la notificación, vencido el cual, el Secretario Técnico declarará en rebeldía al denunciado que no lo hubiera presentado.</w:t>
+      </w:r>
+    </w:p>
+    <w:p>
+      <w:pPr>
+        <w:pStyle w:val="Textonotapie"/>
+        <w:ind w:left="567" w:hanging="567"/>
+        <w:jc w:val="both"/>
+        <w:rPr>
+          <w:rFonts w:ascii="Arial Narrow" w:eastAsia="Arial Narrow" w:hAnsi="Arial Narrow" w:cs="Arial Narrow"/>
+          <w:sz w:val="16"/>
+          <w:szCs w:val="16"/>
+        </w:rPr>
+      </w:pPr>
+    </w:p>
+  </w:footnote>
+  <w:footnote w:id="9">
+    <w:p>
+      <w:pPr>
+        <w:pStyle w:val="Textonotapie"/>
+        <w:tabs>
+          <w:tab w:val="left" w:pos="567"/>
+        </w:tabs>
+        <w:ind w:left="567" w:hanging="567"/>
+        <w:jc w:val="both"/>
+        <w:rPr>
+          <w:rFonts w:ascii="Arial Narrow" w:eastAsia="Arial Narrow" w:hAnsi="Arial Narrow" w:cs="Arial Narrow"/>
+          <w:sz w:val="16"/>
+          <w:szCs w:val="16"/>
+        </w:rPr>
+      </w:pPr>
+      <w:r>
+        <w:rPr>
+          <w:rStyle w:val="Refdenotaalpie"/>
+          <w:rFonts w:ascii="Arial Narrow" w:eastAsia="Arial Narrow" w:hAnsi="Arial Narrow" w:cs="Arial Narrow"/>
+          <w:sz w:val="16"/>
+          <w:szCs w:val="16"/>
+          <w:vertAlign w:val="superscript"/>
+        </w:rPr>
+        <w:footnoteRef/>
+      </w:r>
+      <w:r>
+        <w:rPr>
+          <w:rFonts w:ascii="Arial Narrow" w:eastAsia="Arial Narrow" w:hAnsi="Arial Narrow" w:cs="Arial Narrow"/>
+          <w:sz w:val="16"/>
+          <w:szCs w:val="16"/>
+        </w:rPr>
+        <w:tab/>
+      </w:r>
+      <w:r>
+        <w:rPr>
+          <w:rFonts w:ascii="Arial Narrow" w:eastAsia="Arial Narrow" w:hAnsi="Arial Narrow" w:cs="Arial Narrow"/>
+          <w:b/>
+          <w:bCs/>
+          <w:sz w:val="16"/>
+          <w:szCs w:val="16"/>
+        </w:rPr>
+        <w:t xml:space="preserve">DECRETO SUPREMO 006-2026-JUS, TEXTO ÚNICO ORDENADO DE LA LEY 27444, LEY DEL PROCEDIMIENTO ADMINISTRATIVO GENERAL, publicado el 30 de abril de 2026</w:t>
+      </w:r>
+    </w:p>
+    <w:p>
+      <w:pPr>
+        <w:pStyle w:val="Textonotapie"/>
+        <w:ind w:left="567" w:hanging="567"/>
+        <w:jc w:val="both"/>
+        <w:rPr>
+          <w:rFonts w:ascii="Arial Narrow" w:eastAsia="Arial Narrow" w:hAnsi="Arial Narrow" w:cs="Arial Narrow"/>
+          <w:sz w:val="16"/>
+          <w:szCs w:val="16"/>
+        </w:rPr>
+      </w:pPr>
+      <w:r>
+        <w:rPr>
+          <w:rFonts w:ascii="Arial Narrow" w:eastAsia="Arial Narrow" w:hAnsi="Arial Narrow" w:cs="Arial Narrow"/>
+          <w:sz w:val="16"/>
+          <w:szCs w:val="16"/>
+        </w:rPr>
+        <w:tab/>
+      </w:r>
+      <w:r>
+        <w:rPr>
+          <w:rFonts w:ascii="Arial Narrow" w:eastAsia="Arial Narrow" w:hAnsi="Arial Narrow" w:cs="Arial Narrow"/>
+          <w:b/>
+          <w:bCs/>
+          <w:sz w:val="16"/>
+          <w:szCs w:val="16"/>
+        </w:rPr>
+        <w:t xml:space="preserve">Artículo 223.- Contestación de la reclamación</w:t>
+      </w:r>
+    </w:p>
+    <w:p>
+      <w:pPr>
+        <w:pStyle w:val="Textonotapie"/>
+        <w:ind w:left="567" w:hanging="567"/>
+        <w:jc w:val="both"/>
+        <w:rPr>
+          <w:rFonts w:ascii="Arial Narrow" w:eastAsia="Arial Narrow" w:hAnsi="Arial Narrow" w:cs="Arial Narrow"/>
+          <w:sz w:val="16"/>
+          <w:szCs w:val="16"/>
+        </w:rPr>
+      </w:pPr>
+      <w:r>
+        <w:rPr>
+          <w:rFonts w:ascii="Arial Narrow" w:eastAsia="Arial Narrow" w:hAnsi="Arial Narrow" w:cs="Arial Narrow"/>
+          <w:sz w:val="16"/>
+          <w:szCs w:val="16"/>
+        </w:rPr>
+        <w:tab/>
+      </w:r>
+      <w:r>
+        <w:rPr>
+          <w:rFonts w:ascii="Arial Narrow" w:eastAsia="Arial Narrow" w:hAnsi="Arial Narrow" w:cs="Arial Narrow"/>
+          <w:sz w:val="16"/>
+          <w:szCs w:val="16"/>
+        </w:rPr>
+        <w:t xml:space="preserve">223.1 El reclamado deberá presentar la contestación de la reclamación dentro de los quince (15) días posteriores a la notificación de ésta; vencido este plazo, la Administración declarará en rebeldía al reclamado que no la hubiera presentado. La contestación deberá contener los requisitos de los escritos previstos en el artículo 113 de la presente Ley, así como la absolución de todos los asuntos controvertidos de hecho y de derecho, Las alegaciones y los hechos relevantes de la reclamación, salvo que hayan sido específicamente negadas en la contestación, se tendrán por aceptadas o merituadas como ciertas.</w:t>
+      </w:r>
+    </w:p>
+    <w:p>
+      <w:pPr>
+        <w:pStyle w:val="Textonotapie"/>
+        <w:ind w:left="567" w:hanging="567"/>
+        <w:jc w:val="both"/>
+        <w:rPr>
+          <w:rFonts w:ascii="Arial Narrow" w:eastAsia="Arial Narrow" w:hAnsi="Arial Narrow" w:cs="Arial Narrow"/>
+          <w:sz w:val="16"/>
+          <w:szCs w:val="16"/>
+        </w:rPr>
+      </w:pPr>
+    </w:p>
+  </w:footnote>
+  <w:footnote w:id="10">
+    <w:p>
+      <w:pPr>
+        <w:tabs>
+          <w:tab w:val="left" w:pos="567"/>
+        </w:tabs>
+        <w:spacing w:after="0" w:line="240" w:lineRule="auto"/>
+        <w:ind w:left="567" w:hanging="567"/>
+        <w:jc w:val="both"/>
+        <w:rPr>
+          <w:rFonts w:ascii="Arial Narrow" w:eastAsia="Arial Narrow" w:hAnsi="Arial Narrow" w:cs="Arial Narrow"/>
+          <w:sz w:val="16"/>
+          <w:szCs w:val="16"/>
+        </w:rPr>
+      </w:pPr>
+      <w:r>
+        <w:rPr>
+          <w:rStyle w:val="Refdenotaalpie"/>
+          <w:rFonts w:ascii="Arial Narrow" w:eastAsia="Arial Narrow" w:hAnsi="Arial Narrow" w:cs="Arial Narrow"/>
+          <w:sz w:val="16"/>
+          <w:szCs w:val="16"/>
+          <w:vertAlign w:val="superscript"/>
+        </w:rPr>
+        <w:footnoteRef/>
+      </w:r>
+      <w:r>
+        <w:rPr>
+          <w:rFonts w:ascii="Arial Narrow" w:eastAsia="Arial Narrow" w:hAnsi="Arial Narrow" w:cs="Arial Narrow"/>
+          <w:sz w:val="16"/>
+          <w:szCs w:val="16"/>
+          <w:vertAlign w:val="superscript"/>
+        </w:rPr>
+        <w:tab/>
+        <w:t xml:space="preserve"/>
+      </w:r>
+      <w:r>
+        <w:rPr>
+          <w:rFonts w:ascii="Arial Narrow" w:eastAsia="Arial Narrow" w:hAnsi="Arial Narrow" w:cs="Arial Narrow"/>
+          <w:sz w:val="16"/>
+          <w:szCs w:val="16"/>
+        </w:rPr>
+        <w:t xml:space="preserve"> </w:t>
+      </w:r>
+      <w:r>
+        <w:rPr>
+          <w:rFonts w:ascii="Arial Narrow" w:eastAsia="Arial Narrow" w:hAnsi="Arial Narrow" w:cs="Arial Narrow"/>
+          <w:sz w:val="16"/>
+          <w:szCs w:val="16"/>
+        </w:rPr>
+        <w:tab/>
+      </w:r>
+      <w:r>
+        <w:rPr>
+          <w:rFonts w:ascii="Arial Narrow" w:eastAsia="Arial Narrow" w:hAnsi="Arial Narrow" w:cs="Arial Narrow"/>
+          <w:b/>
+          <w:sz w:val="16"/>
+          <w:szCs w:val="16"/>
+        </w:rPr>
+        <w:t>LEY 29571, CÓDIGO DE PROTECCIÓN Y DEFENSA DEL CONSUMIDOR</w:t>
+      </w:r>
+      <w:r>
+        <w:rPr>
+          <w:rFonts w:ascii="Arial Narrow" w:eastAsia="Arial Narrow" w:hAnsi="Arial Narrow" w:cs="Arial Narrow"/>
+          <w:b/>
+          <w:bCs/>
+          <w:sz w:val="16"/>
+          <w:szCs w:val="16"/>
+        </w:rPr>
+        <w:t xml:space="preserve">, </w:t>
+      </w:r>
+      <w:r>
+        <w:rPr>
+          <w:rFonts w:ascii="Arial Narrow" w:eastAsia="Arial Narrow" w:hAnsi="Arial Narrow" w:cs="Arial Narrow"/>
+          <w:b/>
+          <w:sz w:val="16"/>
+          <w:szCs w:val="16"/>
+        </w:rPr>
+        <w:t xml:space="preserve">publicado el 2 de setiembre de 2010 y modificado por Decreto Legislativo </w:t>
+      </w:r>
+      <w:proofErr w:type="spellStart"/>
+      <w:r>
+        <w:rPr>
+          <w:rFonts w:ascii="Arial Narrow" w:eastAsia="Arial Narrow" w:hAnsi="Arial Narrow" w:cs="Arial Narrow"/>
+          <w:b/>
+          <w:sz w:val="16"/>
+          <w:szCs w:val="16"/>
+        </w:rPr>
+        <w:t/>
+      </w:r>
+      <w:proofErr w:type="spellEnd"/>
+      <w:r>
+        <w:rPr>
+          <w:rFonts w:ascii="Arial Narrow" w:eastAsia="Arial Narrow" w:hAnsi="Arial Narrow" w:cs="Arial Narrow"/>
+          <w:b/>
+          <w:sz w:val="16"/>
+          <w:szCs w:val="16"/>
+        </w:rPr>
+        <w:t xml:space="preserve">1308</w:t>
+      </w:r>
+    </w:p>
+    <w:p>
+      <w:pPr>
+        <w:spacing w:after="0" w:line="240" w:lineRule="auto"/>
+        <w:ind w:left="567" w:hanging="567"/>
+        <w:jc w:val="both"/>
+        <w:rPr>
+          <w:rFonts w:ascii="Arial Narrow" w:eastAsia="Arial Narrow" w:hAnsi="Arial Narrow" w:cs="Arial Narrow"/>
+          <w:b/>
+          <w:sz w:val="16"/>
+          <w:szCs w:val="16"/>
+        </w:rPr>
+      </w:pPr>
+      <w:r>
+        <w:rPr>
+          <w:rFonts w:ascii="Arial Narrow" w:eastAsia="Arial Narrow" w:hAnsi="Arial Narrow" w:cs="Arial Narrow"/>
+          <w:b/>
+          <w:sz w:val="16"/>
+          <w:szCs w:val="16"/>
+        </w:rPr>
+        <w:tab/>
+        <w:t>Artículo 110.- Sanciones administrativas</w:t>
+      </w:r>
+    </w:p>
+    <w:p>
+      <w:pPr>
+        <w:spacing w:after="0" w:line="240" w:lineRule="auto"/>
+        <w:ind w:left="567"/>
+        <w:jc w:val="both"/>
+        <w:rPr>
+          <w:rFonts w:ascii="Arial Narrow" w:eastAsia="Arial Narrow" w:hAnsi="Arial Narrow" w:cs="Arial Narrow"/>
+          <w:sz w:val="16"/>
+          <w:szCs w:val="16"/>
+        </w:rPr>
+      </w:pPr>
+      <w:r>
+        <w:rPr>
+          <w:rFonts w:ascii="Arial Narrow" w:eastAsia="Arial Narrow" w:hAnsi="Arial Narrow" w:cs="Arial Narrow"/>
+          <w:sz w:val="16"/>
+          <w:szCs w:val="16"/>
+        </w:rPr>
+        <w:t>El órgano resolutivo puede sancionar las infracciones administrativas a que se refiere el artículo 108 con amonestación y multas de hasta cuatrocientos cincuenta (450) Unidades Impositivas Tributarias (UIT), las cuales son calificadas de la siguiente manera:</w:t>
+      </w:r>
+    </w:p>
+    <w:p>
+      <w:pPr>
+        <w:numPr>
+          <w:ilvl w:val="0"/>
+          <w:numId w:val="2"/>
+        </w:numPr>
+        <w:spacing w:after="0" w:line="240" w:lineRule="auto"/>
+        <w:ind w:left="426" w:firstLine="141"/>
+        <w:jc w:val="both"/>
+        <w:rPr>
+          <w:rFonts w:ascii="Arial Narrow" w:eastAsia="Arial Narrow" w:hAnsi="Arial Narrow" w:cs="Arial Narrow"/>
+          <w:sz w:val="16"/>
+          <w:szCs w:val="16"/>
+        </w:rPr>
+      </w:pPr>
+      <w:r>
+        <w:rPr>
+          <w:rFonts w:ascii="Arial Narrow" w:eastAsia="Arial Narrow" w:hAnsi="Arial Narrow" w:cs="Arial Narrow"/>
+          <w:sz w:val="16"/>
+          <w:szCs w:val="16"/>
+        </w:rPr>
+        <w:t>Infracciones leves, con una amonestación o con una multa de hasta cincuenta (50) UIT.</w:t>
+      </w:r>
+    </w:p>
+    <w:p>
+      <w:pPr>
+        <w:numPr>
+          <w:ilvl w:val="0"/>
+          <w:numId w:val="2"/>
+        </w:numPr>
+        <w:spacing w:after="0" w:line="240" w:lineRule="auto"/>
+        <w:ind w:left="426" w:firstLine="141"/>
+        <w:jc w:val="both"/>
+        <w:rPr>
+          <w:rFonts w:ascii="Arial Narrow" w:eastAsia="Arial Narrow" w:hAnsi="Arial Narrow" w:cs="Arial Narrow"/>
+          <w:sz w:val="16"/>
+          <w:szCs w:val="16"/>
+        </w:rPr>
+      </w:pPr>
+      <w:r>
+        <w:rPr>
+          <w:rFonts w:ascii="Arial Narrow" w:eastAsia="Arial Narrow" w:hAnsi="Arial Narrow" w:cs="Arial Narrow"/>
+          <w:sz w:val="16"/>
+          <w:szCs w:val="16"/>
+        </w:rPr>
+        <w:t>Infracciones graves, con una multa de hasta ciento cincuenta (150) UIT.</w:t>
+      </w:r>
+    </w:p>
+    <w:p>
+      <w:pPr>
+        <w:numPr>
+          <w:ilvl w:val="0"/>
+          <w:numId w:val="2"/>
+        </w:numPr>
+        <w:spacing w:after="0" w:line="240" w:lineRule="auto"/>
+        <w:ind w:left="426" w:firstLine="141"/>
+        <w:jc w:val="both"/>
+        <w:rPr>
+          <w:rFonts w:ascii="Arial Narrow" w:eastAsia="Arial Narrow" w:hAnsi="Arial Narrow" w:cs="Arial Narrow"/>
+          <w:sz w:val="16"/>
+          <w:szCs w:val="16"/>
+        </w:rPr>
+      </w:pPr>
+      <w:r>
+        <w:rPr>
+          <w:rFonts w:ascii="Arial Narrow" w:eastAsia="Arial Narrow" w:hAnsi="Arial Narrow" w:cs="Arial Narrow"/>
+          <w:sz w:val="16"/>
+          <w:szCs w:val="16"/>
+        </w:rPr>
+        <w:t>Infracciones muy graves, con una multa de hasta cuatrocientos cincuenta (450) UIT.</w:t>
+      </w:r>
+    </w:p>
+    <w:p>
+      <w:pPr>
+        <w:spacing w:after="0" w:line="240" w:lineRule="auto"/>
+        <w:ind w:left="567"/>
+        <w:jc w:val="both"/>
+        <w:rPr>
+          <w:rFonts w:ascii="Arial Narrow" w:eastAsia="Arial Narrow" w:hAnsi="Arial Narrow" w:cs="Arial Narrow"/>
+          <w:sz w:val="16"/>
+          <w:szCs w:val="16"/>
+        </w:rPr>
+      </w:pPr>
+      <w:r>
+        <w:rPr>
+          <w:rFonts w:ascii="Arial Narrow" w:eastAsia="Arial Narrow" w:hAnsi="Arial Narrow" w:cs="Arial Narrow"/>
+          <w:sz w:val="16"/>
+          <w:szCs w:val="16"/>
+        </w:rPr>
+        <w:t>(…).</w:t>
+      </w:r>
+    </w:p>
+    <w:p>
+      <w:pPr>
+        <w:spacing w:after="0" w:line="240" w:lineRule="auto"/>
+        <w:ind w:left="567" w:hanging="567"/>
+        <w:jc w:val="both"/>
+        <w:rPr>
+          <w:rFonts w:ascii="Arial Narrow" w:eastAsia="Arial Narrow" w:hAnsi="Arial Narrow" w:cs="Arial Narrow"/>
+          <w:sz w:val="16"/>
+          <w:szCs w:val="16"/>
+        </w:rPr>
+      </w:pPr>
+    </w:p>
+  </w:footnote>
+  <w:footnote w:id="11">
     <w:p>
       <w:pPr>
         <w:pStyle w:val="Textonotapie"/>
@@ -7229,39 +8088,100 @@
         <w:jc w:val="both"/>
         <w:rPr>
           <w:rFonts w:ascii="Arial Narrow" w:eastAsia="Arial Narrow" w:hAnsi="Arial Narrow" w:cs="Arial Narrow"/>
-          <w:sz w:val="16"/>
-          <w:szCs w:val="16"/>
-        </w:rPr>
-      </w:pPr>
-      <w:r>
-        <w:rPr>
-          <w:rFonts w:ascii="Arial Narrow" w:eastAsia="Arial Narrow" w:hAnsi="Arial Narrow" w:cs="Arial Narrow"/>
-          <w:sz w:val="16"/>
-          <w:szCs w:val="16"/>
-        </w:rPr>
-        <w:t xml:space="preserve">. </w:t>
-      </w:r>
-    </w:p>
-    <w:p>
-      <w:pPr>
-        <w:pStyle w:val="Textonotapie"/>
+          <w:b/>
+          <w:bCs/>
+          <w:sz w:val="16"/>
+          <w:szCs w:val="16"/>
+        </w:rPr>
+      </w:pPr>
+      <w:r>
+        <w:rPr>
+          <w:rStyle w:val="Refdenotaalpie"/>
+          <w:rFonts w:ascii="Arial Narrow" w:eastAsia="Arial Narrow" w:hAnsi="Arial Narrow" w:cs="Arial Narrow"/>
+          <w:sz w:val="16"/>
+          <w:szCs w:val="16"/>
+          <w:vertAlign w:val="superscript"/>
+        </w:rPr>
+        <w:footnoteRef/>
+      </w:r>
+      <w:r>
+        <w:rPr>
+          <w:rFonts w:ascii="Arial Narrow" w:eastAsia="Arial Narrow" w:hAnsi="Arial Narrow" w:cs="Arial Narrow"/>
+          <w:sz w:val="16"/>
+          <w:szCs w:val="16"/>
+        </w:rPr>
+        <w:tab/>
+        <w:t xml:space="preserve"/>
+      </w:r>
+      <w:r>
+        <w:rPr>
+          <w:rFonts w:ascii="Arial Narrow" w:eastAsia="Arial Narrow" w:hAnsi="Arial Narrow" w:cs="Arial Narrow"/>
+          <w:sz w:val="16"/>
+          <w:szCs w:val="16"/>
+        </w:rPr>
+        <w:tab/>
+      </w:r>
+      <w:r>
+        <w:rPr>
+          <w:rFonts w:ascii="Arial Narrow" w:eastAsia="Arial Narrow" w:hAnsi="Arial Narrow" w:cs="Arial Narrow"/>
+          <w:b/>
+          <w:bCs/>
+          <w:sz w:val="16"/>
+          <w:szCs w:val="16"/>
+        </w:rPr>
+        <w:t xml:space="preserve">LEY </w:t>
+      </w:r>
+      <w:proofErr w:type="spellStart"/>
+      <w:r>
+        <w:rPr>
+          <w:rFonts w:ascii="Arial Narrow" w:eastAsia="Arial Narrow" w:hAnsi="Arial Narrow" w:cs="Arial Narrow"/>
+          <w:b/>
+          <w:bCs/>
+          <w:sz w:val="16"/>
+          <w:szCs w:val="16"/>
+        </w:rPr>
+        <w:t/>
+      </w:r>
+      <w:proofErr w:type="spellEnd"/>
+      <w:r>
+        <w:rPr>
+          <w:rFonts w:ascii="Arial Narrow" w:eastAsia="Arial Narrow" w:hAnsi="Arial Narrow" w:cs="Arial Narrow"/>
+          <w:b/>
+          <w:bCs/>
+          <w:sz w:val="16"/>
+          <w:szCs w:val="16"/>
+        </w:rPr>
+        <w:t xml:space="preserve">29571, CÓDIGO DE PROTECCIÓN Y DEFENSA DEL CONSUMIDOR, publicado el 2 de setiembre de 2010 y modificado por Decreto Legislativo </w:t>
+      </w:r>
+      <w:proofErr w:type="spellStart"/>
+      <w:r>
+        <w:rPr>
+          <w:rFonts w:ascii="Arial Narrow" w:eastAsia="Arial Narrow" w:hAnsi="Arial Narrow" w:cs="Arial Narrow"/>
+          <w:b/>
+          <w:bCs/>
+          <w:sz w:val="16"/>
+          <w:szCs w:val="16"/>
+        </w:rPr>
+        <w:t/>
+      </w:r>
+      <w:proofErr w:type="spellEnd"/>
+      <w:r>
+        <w:rPr>
+          <w:rFonts w:ascii="Arial Narrow" w:eastAsia="Arial Narrow" w:hAnsi="Arial Narrow" w:cs="Arial Narrow"/>
+          <w:b/>
+          <w:bCs/>
+          <w:sz w:val="16"/>
+          <w:szCs w:val="16"/>
+        </w:rPr>
+        <w:t xml:space="preserve">1308 </w:t>
+      </w:r>
+    </w:p>
+    <w:p>
+      <w:pPr>
         <w:tabs>
           <w:tab w:val="left" w:pos="567"/>
         </w:tabs>
-        <w:ind w:left="567" w:right="-1" w:hanging="567"/>
-        <w:jc w:val="both"/>
-        <w:rPr>
-          <w:rFonts w:ascii="Arial Narrow" w:eastAsia="Arial Narrow" w:hAnsi="Arial Narrow" w:cs="Arial Narrow"/>
-          <w:sz w:val="16"/>
-          <w:szCs w:val="16"/>
-        </w:rPr>
-      </w:pPr>
-    </w:p>
-  </w:footnote>
-  <w:footnote w:id="6">
-    <w:p>
-      <w:pPr>
-        <w:pStyle w:val="Textonotapie"/>
+        <w:spacing w:after="0" w:line="240" w:lineRule="auto"/>
         <w:ind w:left="567" w:hanging="567"/>
         <w:jc w:val="both"/>
         <w:rPr>
@@ -7272,773 +8192,12 @@
       </w:pPr>
       <w:r>
         <w:rPr>
-          <w:rStyle w:val="Refdenotaalpie"/>
-          <w:rFonts w:ascii="Arial Narrow" w:eastAsia="Arial Narrow" w:hAnsi="Arial Narrow" w:cs="Arial Narrow"/>
-          <w:sz w:val="16"/>
-          <w:szCs w:val="16"/>
-          <w:vertAlign w:val="superscript"/>
-        </w:rPr>
-        <w:footnoteRef/>
-      </w:r>
-      <w:r>
-        <w:rPr>
-          <w:rFonts w:ascii="Arial Narrow" w:eastAsia="Arial Narrow" w:hAnsi="Arial Narrow" w:cs="Arial Narrow"/>
-          <w:sz w:val="16"/>
-          <w:szCs w:val="16"/>
-        </w:rPr>
-        <w:t xml:space="preserve"> </w:t>
-      </w:r>
-      <w:r>
-        <w:rPr>
           <w:rFonts w:ascii="Arial Narrow" w:eastAsia="Arial Narrow" w:hAnsi="Arial Narrow" w:cs="Arial Narrow"/>
           <w:sz w:val="16"/>
           <w:szCs w:val="16"/>
         </w:rPr>
         <w:tab/>
-        <w:t xml:space="preserve">El número de trabajadores se atenderá siempre que la empresa haya sido constituida antes de la vigencia de la Ley </w:t>
-      </w:r>
-      <w:proofErr w:type="spellStart"/>
-      <w:r>
-        <w:rPr>
-          <w:rFonts w:ascii="Arial Narrow" w:eastAsia="Arial Narrow" w:hAnsi="Arial Narrow" w:cs="Arial Narrow"/>
-          <w:sz w:val="16"/>
-          <w:szCs w:val="16"/>
-        </w:rPr>
-        <w:t/>
-      </w:r>
-      <w:proofErr w:type="spellEnd"/>
-      <w:r>
-        <w:rPr>
-          <w:rFonts w:ascii="Arial Narrow" w:eastAsia="Arial Narrow" w:hAnsi="Arial Narrow" w:cs="Arial Narrow"/>
-          <w:sz w:val="16"/>
-          <w:szCs w:val="16"/>
-        </w:rPr>
-        <w:t xml:space="preserve"> 30056, publicada el 2 de julio de 2013, que modificó el artículo 5 del Texto Único Ordenado de la Ley de Promoción de la Competitividad, Formalización y Desarrollo de la Micro y Pequeña Empresa y de Acceso al Empleo Decente (LEY MYPE). Ello, en la medida que la Tercera Disposición Complementaria Transitoria de la norma modificatoria precisa que las empresas constituidas antes de la </w:t>
-      </w:r>
-      <w:proofErr w:type="gramStart"/>
-      <w:r>
-        <w:rPr>
-          <w:rFonts w:ascii="Arial Narrow" w:eastAsia="Arial Narrow" w:hAnsi="Arial Narrow" w:cs="Arial Narrow"/>
-          <w:sz w:val="16"/>
-          <w:szCs w:val="16"/>
-        </w:rPr>
-        <w:t>entrada en vigencia</w:t>
-      </w:r>
-      <w:proofErr w:type="gramEnd"/>
-      <w:r>
-        <w:rPr>
-          <w:rFonts w:ascii="Arial Narrow" w:eastAsia="Arial Narrow" w:hAnsi="Arial Narrow" w:cs="Arial Narrow"/>
-          <w:sz w:val="16"/>
-          <w:szCs w:val="16"/>
-        </w:rPr>
-        <w:t xml:space="preserve"> de dicha Ley se rigen por los requisitos de acogimiento al régimen de las micro y pequeñas empresas regulados en el Decreto Legislativo 1086.</w:t>
-      </w:r>
-    </w:p>
-    <w:p>
-      <w:pPr>
-        <w:pStyle w:val="Textonotapie"/>
-        <w:ind w:left="567" w:hanging="567"/>
-        <w:jc w:val="both"/>
-        <w:rPr>
-          <w:rFonts w:ascii="Arial Narrow" w:eastAsia="Arial Narrow" w:hAnsi="Arial Narrow" w:cs="Arial Narrow"/>
-          <w:sz w:val="16"/>
-          <w:szCs w:val="16"/>
-        </w:rPr>
-      </w:pPr>
-    </w:p>
-  </w:footnote>
-  <w:footnote w:id="7">
-    <w:p>
-      <w:pPr>
-        <w:pStyle w:val="Textonotapie"/>
-        <w:ind w:left="567" w:hanging="567"/>
-        <w:jc w:val="both"/>
-        <w:rPr>
-          <w:rFonts w:ascii="Arial Narrow" w:eastAsia="Arial Narrow" w:hAnsi="Arial Narrow" w:cs="Arial Narrow"/>
-          <w:sz w:val="16"/>
-          <w:szCs w:val="16"/>
-        </w:rPr>
-      </w:pPr>
-      <w:r>
-        <w:rPr>
-          <w:rStyle w:val="Refdenotaalpie"/>
-          <w:rFonts w:ascii="Arial Narrow" w:eastAsia="Arial Narrow" w:hAnsi="Arial Narrow" w:cs="Arial Narrow"/>
-          <w:sz w:val="16"/>
-          <w:szCs w:val="16"/>
-          <w:vertAlign w:val="superscript"/>
-        </w:rPr>
-        <w:footnoteRef/>
-      </w:r>
-      <w:r>
-        <w:rPr>
-          <w:rFonts w:ascii="Arial Narrow" w:eastAsia="Arial Narrow" w:hAnsi="Arial Narrow" w:cs="Arial Narrow"/>
-          <w:sz w:val="16"/>
-          <w:szCs w:val="16"/>
-        </w:rPr>
-        <w:t xml:space="preserve"> </w:t>
-      </w:r>
-      <w:r>
-        <w:rPr>
-          <w:rFonts w:ascii="Arial Narrow" w:eastAsia="Arial Narrow" w:hAnsi="Arial Narrow" w:cs="Arial Narrow"/>
-          <w:sz w:val="16"/>
-          <w:szCs w:val="16"/>
-        </w:rPr>
-        <w:tab/>
-      </w:r>
-      <w:r>
-        <w:rPr>
-          <w:rFonts w:ascii="Arial Narrow" w:eastAsia="Arial Narrow" w:hAnsi="Arial Narrow" w:cs="Arial Narrow"/>
-          <w:b/>
-          <w:sz w:val="16"/>
-          <w:szCs w:val="16"/>
-        </w:rPr>
-        <w:t>LEY 29571, CÓDIGO DE PROTECCIÓN Y DEFENSA DEL CONSUMIDOR</w:t>
-      </w:r>
-      <w:r>
-        <w:rPr>
-          <w:rFonts w:ascii="Arial Narrow" w:eastAsia="Arial Narrow" w:hAnsi="Arial Narrow" w:cs="Arial Narrow"/>
-          <w:b/>
-          <w:bCs/>
-          <w:sz w:val="16"/>
-          <w:szCs w:val="16"/>
-        </w:rPr>
-        <w:t xml:space="preserve">, </w:t>
-      </w:r>
-      <w:r>
-        <w:rPr>
-          <w:rFonts w:ascii="Arial Narrow" w:eastAsia="Arial Narrow" w:hAnsi="Arial Narrow" w:cs="Arial Narrow"/>
-          <w:b/>
-          <w:sz w:val="16"/>
-          <w:szCs w:val="16"/>
-        </w:rPr>
-        <w:t xml:space="preserve">publicado el 2 de setiembre de 2010 y modificado por Decreto Legislativo </w:t>
-      </w:r>
-      <w:proofErr w:type="spellStart"/>
-      <w:r>
-        <w:rPr>
-          <w:rFonts w:ascii="Arial Narrow" w:eastAsia="Arial Narrow" w:hAnsi="Arial Narrow" w:cs="Arial Narrow"/>
-          <w:b/>
-          <w:sz w:val="16"/>
-          <w:szCs w:val="16"/>
-        </w:rPr>
-        <w:t/>
-      </w:r>
-      <w:proofErr w:type="spellEnd"/>
-      <w:r>
-        <w:rPr>
-          <w:rFonts w:ascii="Arial Narrow" w:eastAsia="Arial Narrow" w:hAnsi="Arial Narrow" w:cs="Arial Narrow"/>
-          <w:b/>
-          <w:sz w:val="16"/>
-          <w:szCs w:val="16"/>
-        </w:rPr>
-        <w:t xml:space="preserve"> 1308</w:t>
-      </w:r>
-    </w:p>
-    <w:p>
-      <w:pPr>
-        <w:pStyle w:val="Textonotapie"/>
-        <w:ind w:left="567" w:hanging="567"/>
-        <w:jc w:val="both"/>
-        <w:rPr>
-          <w:rFonts w:ascii="Arial Narrow" w:eastAsia="Arial Narrow" w:hAnsi="Arial Narrow" w:cs="Arial Narrow"/>
-          <w:b/>
-          <w:bCs/>
-          <w:sz w:val="16"/>
-          <w:szCs w:val="16"/>
-        </w:rPr>
-      </w:pPr>
-      <w:r>
-        <w:rPr>
-          <w:rFonts w:ascii="Arial Narrow" w:eastAsia="Arial Narrow" w:hAnsi="Arial Narrow" w:cs="Arial Narrow"/>
-          <w:sz w:val="16"/>
-          <w:szCs w:val="16"/>
-        </w:rPr>
-        <w:tab/>
-      </w:r>
-      <w:r>
-        <w:rPr>
-          <w:rFonts w:ascii="Arial Narrow" w:eastAsia="Arial Narrow" w:hAnsi="Arial Narrow" w:cs="Arial Narrow"/>
-          <w:b/>
-          <w:bCs/>
-          <w:sz w:val="16"/>
-          <w:szCs w:val="16"/>
-        </w:rPr>
-        <w:t>Artículo 110.- Sanciones Administrativas</w:t>
-      </w:r>
-    </w:p>
-    <w:p>
-      <w:pPr>
-        <w:autoSpaceDE w:val="0"/>
-        <w:autoSpaceDN w:val="0"/>
-        <w:adjustRightInd w:val="0"/>
-        <w:spacing w:after="0" w:line="240" w:lineRule="auto"/>
-        <w:ind w:left="567"/>
-        <w:jc w:val="both"/>
-        <w:rPr>
-          <w:rFonts w:ascii="Arial Narrow" w:eastAsia="Arial Narrow" w:hAnsi="Arial Narrow" w:cs="Arial Narrow"/>
-          <w:sz w:val="16"/>
-          <w:szCs w:val="16"/>
-          <w:lang w:eastAsia="es-PE"/>
-        </w:rPr>
-      </w:pPr>
-      <w:r>
-        <w:rPr>
-          <w:rFonts w:ascii="Arial Narrow" w:eastAsia="Arial Narrow" w:hAnsi="Arial Narrow" w:cs="Arial Narrow"/>
-          <w:sz w:val="16"/>
-          <w:szCs w:val="16"/>
-          <w:lang w:eastAsia="es-PE"/>
-        </w:rPr>
-        <w:t>(…)</w:t>
-      </w:r>
-    </w:p>
-    <w:p>
-      <w:pPr>
-        <w:autoSpaceDE w:val="0"/>
-        <w:autoSpaceDN w:val="0"/>
-        <w:adjustRightInd w:val="0"/>
-        <w:spacing w:after="0" w:line="240" w:lineRule="auto"/>
-        <w:ind w:left="567"/>
-        <w:jc w:val="both"/>
-        <w:rPr>
-          <w:rFonts w:ascii="Arial Narrow" w:eastAsia="Arial Narrow" w:hAnsi="Arial Narrow" w:cs="Arial Narrow"/>
-          <w:sz w:val="16"/>
-          <w:szCs w:val="16"/>
-          <w:lang w:eastAsia="es-PE"/>
-        </w:rPr>
-      </w:pPr>
-      <w:r>
-        <w:rPr>
-          <w:rFonts w:ascii="Arial Narrow" w:eastAsia="Arial Narrow" w:hAnsi="Arial Narrow" w:cs="Arial Narrow"/>
-          <w:sz w:val="16"/>
-          <w:szCs w:val="16"/>
-          <w:lang w:eastAsia="es-PE"/>
-        </w:rPr>
-        <w:t>En el caso de las microempresas, la multa no puede superar el diez por ciento (10%) de las ventas o ingresos brutos percibidos por el infractor, relativos a todas sus actividades económicas, correspondientes al ejercicio inmediato anterior al de la expedición de la resolución de primera instancia, siempre que se haya acreditado dichos ingresos, no se encuentre en una situación de reincidencia y el caso no verse sobre la vida, salud o integridad de los consumidores. Para el caso de las pequeñas empresas, la multa no puede superar el veinte por ciento (20%) de las ventas o ingresos brutos percibidos por el infractor, conforme a los requisitos señalados anteriormente.</w:t>
-      </w:r>
-    </w:p>
-    <w:p>
-      <w:pPr>
-        <w:autoSpaceDE w:val="0"/>
-        <w:autoSpaceDN w:val="0"/>
-        <w:adjustRightInd w:val="0"/>
-        <w:spacing w:after="0" w:line="240" w:lineRule="auto"/>
-        <w:ind w:left="567"/>
-        <w:jc w:val="both"/>
-        <w:rPr>
-          <w:rFonts w:ascii="Arial Narrow" w:eastAsia="Arial Narrow" w:hAnsi="Arial Narrow" w:cs="Arial Narrow"/>
-          <w:sz w:val="16"/>
-          <w:szCs w:val="16"/>
-          <w:lang w:eastAsia="es-PE"/>
-        </w:rPr>
-      </w:pPr>
-      <w:r>
-        <w:rPr>
-          <w:rFonts w:ascii="Arial Narrow" w:eastAsia="Arial Narrow" w:hAnsi="Arial Narrow" w:cs="Arial Narrow"/>
-          <w:sz w:val="16"/>
-          <w:szCs w:val="16"/>
-          <w:lang w:eastAsia="es-PE"/>
-        </w:rPr>
-        <w:t>(…).</w:t>
-      </w:r>
-    </w:p>
-    <w:p>
-      <w:pPr>
-        <w:pStyle w:val="Textonotapie"/>
-        <w:ind w:left="567" w:hanging="567"/>
-        <w:jc w:val="both"/>
-        <w:rPr>
-          <w:rFonts w:ascii="Arial Narrow" w:eastAsia="Arial Narrow" w:hAnsi="Arial Narrow" w:cs="Arial Narrow"/>
-          <w:sz w:val="16"/>
-          <w:szCs w:val="16"/>
-        </w:rPr>
-      </w:pPr>
-    </w:p>
-  </w:footnote>
-  <w:footnote w:id="13">
-    <w:p>
-      <w:pPr>
-        <w:pStyle w:val="Textonotapie"/>
-        <w:ind w:left="567" w:hanging="567"/>
-        <w:jc w:val="both"/>
-        <w:rPr>
-          <w:rFonts w:ascii="Arial Narrow" w:eastAsia="Arial Narrow" w:hAnsi="Arial Narrow" w:cs="Arial Narrow"/>
-          <w:sz w:val="16"/>
-          <w:szCs w:val="16"/>
-        </w:rPr>
-      </w:pPr>
-      <w:r>
-        <w:rPr>
-          <w:rStyle w:val="Refdenotaalpie"/>
-          <w:rFonts w:ascii="Arial Narrow" w:eastAsia="Arial Narrow" w:hAnsi="Arial Narrow" w:cs="Arial Narrow"/>
-          <w:sz w:val="16"/>
-          <w:szCs w:val="16"/>
-          <w:vertAlign w:val="superscript"/>
-        </w:rPr>
-        <w:footnoteRef/>
-      </w:r>
-      <w:r>
-        <w:rPr>
-          <w:rFonts w:ascii="Arial Narrow" w:eastAsia="Arial Narrow" w:hAnsi="Arial Narrow" w:cs="Arial Narrow"/>
-          <w:sz w:val="16"/>
-          <w:szCs w:val="16"/>
-        </w:rPr>
-        <w:tab/>
-      </w:r>
-      <w:r>
-        <w:rPr>
-          <w:rFonts w:ascii="Arial Narrow" w:eastAsia="Arial Narrow" w:hAnsi="Arial Narrow" w:cs="Arial Narrow"/>
-          <w:b/>
-          <w:bCs/>
-          <w:sz w:val="16"/>
-          <w:szCs w:val="16"/>
-        </w:rPr>
-        <w:t xml:space="preserve">DECRETO LEGISLATIVO 807, LEY SOBRE FACULTADES, NORMAS Y ORGANIZACIÓN DEL INDECOPI, publicado el 18 de abril de 1996</w:t>
-      </w:r>
-    </w:p>
-    <w:p>
-      <w:pPr>
-        <w:pStyle w:val="Textonotapie"/>
-        <w:ind w:left="567" w:hanging="567"/>
-        <w:jc w:val="both"/>
-        <w:rPr>
-          <w:rFonts w:ascii="Arial Narrow" w:eastAsia="Arial Narrow" w:hAnsi="Arial Narrow" w:cs="Arial Narrow"/>
-          <w:sz w:val="16"/>
-          <w:szCs w:val="16"/>
-        </w:rPr>
-      </w:pPr>
-      <w:r>
-        <w:rPr>
-          <w:rFonts w:ascii="Arial Narrow" w:eastAsia="Arial Narrow" w:hAnsi="Arial Narrow" w:cs="Arial Narrow"/>
-          <w:sz w:val="16"/>
-          <w:szCs w:val="16"/>
-        </w:rPr>
-        <w:tab/>
-      </w:r>
-      <w:r>
-        <w:rPr>
-          <w:rFonts w:ascii="Arial Narrow" w:eastAsia="Arial Narrow" w:hAnsi="Arial Narrow" w:cs="Arial Narrow"/>
-          <w:b/>
-          <w:bCs/>
-          <w:sz w:val="16"/>
-          <w:szCs w:val="16"/>
-        </w:rPr>
-        <w:t xml:space="preserve">Artículo 26.-</w:t>
-      </w:r>
-      <w:r>
-        <w:rPr>
-          <w:rFonts w:ascii="Arial Narrow" w:eastAsia="Arial Narrow" w:hAnsi="Arial Narrow" w:cs="Arial Narrow"/>
-          <w:sz w:val="16"/>
-          <w:szCs w:val="16"/>
-        </w:rPr>
-        <w:t xml:space="preserve"> Una vez admitida a trámite la denuncia, se correrá traslado de la misma al denunciado, a fin de que éste presente su descargo. El plazo para la presentación del descargo será de cinco (5) días contados desde la notificación, vencido el cual, el Secretario Técnico declarará en rebeldía al denunciado que no lo hubiera presentado.</w:t>
-      </w:r>
-    </w:p>
-    <w:p>
-      <w:pPr>
-        <w:pStyle w:val="Textonotapie"/>
-        <w:ind w:left="567" w:hanging="567"/>
-        <w:jc w:val="both"/>
-        <w:rPr>
-          <w:rFonts w:ascii="Arial Narrow" w:eastAsia="Arial Narrow" w:hAnsi="Arial Narrow" w:cs="Arial Narrow"/>
-          <w:sz w:val="16"/>
-          <w:szCs w:val="16"/>
-        </w:rPr>
-      </w:pPr>
-    </w:p>
-  </w:footnote>
-  <w:footnote w:id="14">
-    <w:p>
-      <w:pPr>
-        <w:pStyle w:val="Textonotapie"/>
-        <w:ind w:left="567" w:hanging="567"/>
-        <w:jc w:val="both"/>
-        <w:rPr>
-          <w:rFonts w:ascii="Arial Narrow" w:eastAsia="Arial Narrow" w:hAnsi="Arial Narrow" w:cs="Arial Narrow"/>
-          <w:sz w:val="16"/>
-          <w:szCs w:val="16"/>
-        </w:rPr>
-      </w:pPr>
-      <w:r>
-        <w:rPr>
-          <w:rStyle w:val="Refdenotaalpie"/>
-          <w:rFonts w:ascii="Arial Narrow" w:eastAsia="Arial Narrow" w:hAnsi="Arial Narrow" w:cs="Arial Narrow"/>
-          <w:sz w:val="16"/>
-          <w:szCs w:val="16"/>
-          <w:vertAlign w:val="superscript"/>
-        </w:rPr>
-        <w:footnoteRef/>
-      </w:r>
-      <w:r>
-        <w:rPr>
-          <w:rFonts w:ascii="Arial Narrow" w:eastAsia="Arial Narrow" w:hAnsi="Arial Narrow" w:cs="Arial Narrow"/>
-          <w:sz w:val="16"/>
-          <w:szCs w:val="16"/>
-        </w:rPr>
-        <w:tab/>
-      </w:r>
-      <w:r>
-        <w:rPr>
-          <w:rFonts w:ascii="Arial Narrow" w:eastAsia="Arial Narrow" w:hAnsi="Arial Narrow" w:cs="Arial Narrow"/>
-          <w:b/>
-          <w:bCs/>
-          <w:sz w:val="16"/>
-          <w:szCs w:val="16"/>
-        </w:rPr>
-        <w:t xml:space="preserve">DECRETO SUPREMO 006-2026-JUS, TEXTO ÚNICO ORDENADO DE LA LEY 27444, LEY DEL PROCEDIMIENTO ADMINISTRATIVO GENERAL, publicado el 30 de abril de 2026</w:t>
-      </w:r>
-    </w:p>
-    <w:p>
-      <w:pPr>
-        <w:pStyle w:val="Textonotapie"/>
-        <w:ind w:left="567" w:hanging="567"/>
-        <w:jc w:val="both"/>
-        <w:rPr>
-          <w:rFonts w:ascii="Arial Narrow" w:eastAsia="Arial Narrow" w:hAnsi="Arial Narrow" w:cs="Arial Narrow"/>
-          <w:sz w:val="16"/>
-          <w:szCs w:val="16"/>
-        </w:rPr>
-      </w:pPr>
-      <w:r>
-        <w:rPr>
-          <w:rFonts w:ascii="Arial Narrow" w:eastAsia="Arial Narrow" w:hAnsi="Arial Narrow" w:cs="Arial Narrow"/>
-          <w:sz w:val="16"/>
-          <w:szCs w:val="16"/>
-        </w:rPr>
-        <w:tab/>
-      </w:r>
-      <w:r>
-        <w:rPr>
-          <w:rFonts w:ascii="Arial Narrow" w:eastAsia="Arial Narrow" w:hAnsi="Arial Narrow" w:cs="Arial Narrow"/>
-          <w:b/>
-          <w:bCs/>
-          <w:sz w:val="16"/>
-          <w:szCs w:val="16"/>
-        </w:rPr>
-        <w:t xml:space="preserve">Artículo 223.- Contestación de la reclamación</w:t>
-      </w:r>
-    </w:p>
-    <w:p>
-      <w:pPr>
-        <w:pStyle w:val="Textonotapie"/>
-        <w:ind w:left="567" w:hanging="567"/>
-        <w:jc w:val="both"/>
-        <w:rPr>
-          <w:rFonts w:ascii="Arial Narrow" w:eastAsia="Arial Narrow" w:hAnsi="Arial Narrow" w:cs="Arial Narrow"/>
-          <w:sz w:val="16"/>
-          <w:szCs w:val="16"/>
-        </w:rPr>
-      </w:pPr>
-      <w:r>
-        <w:rPr>
-          <w:rFonts w:ascii="Arial Narrow" w:eastAsia="Arial Narrow" w:hAnsi="Arial Narrow" w:cs="Arial Narrow"/>
-          <w:sz w:val="16"/>
-          <w:szCs w:val="16"/>
-        </w:rPr>
-        <w:tab/>
-      </w:r>
-      <w:r>
-        <w:rPr>
-          <w:rFonts w:ascii="Arial Narrow" w:eastAsia="Arial Narrow" w:hAnsi="Arial Narrow" w:cs="Arial Narrow"/>
-          <w:sz w:val="16"/>
-          <w:szCs w:val="16"/>
-        </w:rPr>
-        <w:t xml:space="preserve">223.1 El reclamado deberá presentar la contestación de la reclamación dentro de los quince (15) días posteriores a la notificación de ésta; vencido este plazo, la Administración declarará en rebeldía al reclamado que no la hubiera presentado. La contestación deberá contener los requisitos de los escritos previstos en el artículo 113 de la presente Ley, así como la absolución de todos los asuntos controvertidos de hecho y de derecho, Las alegaciones y los hechos relevantes de la reclamación, salvo que hayan sido específicamente negadas en la contestación, se tendrán por aceptadas o merituadas como ciertas.</w:t>
-      </w:r>
-    </w:p>
-    <w:p>
-      <w:pPr>
-        <w:pStyle w:val="Textonotapie"/>
-        <w:ind w:left="567" w:hanging="567"/>
-        <w:jc w:val="both"/>
-        <w:rPr>
-          <w:rFonts w:ascii="Arial Narrow" w:eastAsia="Arial Narrow" w:hAnsi="Arial Narrow" w:cs="Arial Narrow"/>
-          <w:sz w:val="16"/>
-          <w:szCs w:val="16"/>
-        </w:rPr>
-      </w:pPr>
-    </w:p>
-  </w:footnote>
-  <w:footnote w:id="8">
-    <w:p>
-      <w:pPr>
-        <w:spacing w:after="0" w:line="240" w:lineRule="auto"/>
-        <w:ind w:left="567" w:hanging="567"/>
-        <w:jc w:val="both"/>
-        <w:rPr>
-          <w:rFonts w:ascii="Arial Narrow" w:eastAsia="Arial Narrow" w:hAnsi="Arial Narrow" w:cs="Arial Narrow"/>
-          <w:sz w:val="16"/>
-          <w:szCs w:val="16"/>
-        </w:rPr>
-      </w:pPr>
-      <w:r>
-        <w:rPr>
-          <w:rStyle w:val="Refdenotaalpie"/>
-          <w:rFonts w:ascii="Arial Narrow" w:eastAsia="Arial Narrow" w:hAnsi="Arial Narrow" w:cs="Arial Narrow"/>
-          <w:sz w:val="16"/>
-          <w:szCs w:val="16"/>
-          <w:vertAlign w:val="superscript"/>
-        </w:rPr>
-        <w:footnoteRef/>
-      </w:r>
-      <w:r>
-        <w:rPr>
-          <w:rFonts w:ascii="Arial Narrow" w:eastAsia="Arial Narrow" w:hAnsi="Arial Narrow" w:cs="Arial Narrow"/>
-          <w:sz w:val="16"/>
-          <w:szCs w:val="16"/>
-          <w:vertAlign w:val="superscript"/>
-        </w:rPr>
-        <w:t xml:space="preserve"> </w:t>
-      </w:r>
-      <w:r>
-        <w:rPr>
-          <w:rFonts w:ascii="Arial Narrow" w:eastAsia="Arial Narrow" w:hAnsi="Arial Narrow" w:cs="Arial Narrow"/>
-          <w:sz w:val="16"/>
-          <w:szCs w:val="16"/>
-        </w:rPr>
-        <w:t xml:space="preserve"> </w:t>
-      </w:r>
-      <w:r>
-        <w:rPr>
-          <w:rFonts w:ascii="Arial Narrow" w:eastAsia="Arial Narrow" w:hAnsi="Arial Narrow" w:cs="Arial Narrow"/>
-          <w:sz w:val="16"/>
-          <w:szCs w:val="16"/>
-        </w:rPr>
-        <w:tab/>
-      </w:r>
-      <w:r>
-        <w:rPr>
-          <w:rFonts w:ascii="Arial Narrow" w:eastAsia="Arial Narrow" w:hAnsi="Arial Narrow" w:cs="Arial Narrow"/>
-          <w:b/>
-          <w:sz w:val="16"/>
-          <w:szCs w:val="16"/>
-        </w:rPr>
-        <w:t>LEY 29571, CÓDIGO DE PROTECCIÓN Y DEFENSA DEL CONSUMIDOR</w:t>
-      </w:r>
-      <w:r>
-        <w:rPr>
-          <w:rFonts w:ascii="Arial Narrow" w:eastAsia="Arial Narrow" w:hAnsi="Arial Narrow" w:cs="Arial Narrow"/>
-          <w:b/>
-          <w:bCs/>
-          <w:sz w:val="16"/>
-          <w:szCs w:val="16"/>
-        </w:rPr>
-        <w:t xml:space="preserve">, </w:t>
-      </w:r>
-      <w:r>
-        <w:rPr>
-          <w:rFonts w:ascii="Arial Narrow" w:eastAsia="Arial Narrow" w:hAnsi="Arial Narrow" w:cs="Arial Narrow"/>
-          <w:b/>
-          <w:sz w:val="16"/>
-          <w:szCs w:val="16"/>
-        </w:rPr>
-        <w:t xml:space="preserve">publicado el 2 de setiembre de 2010 y modificado por Decreto Legislativo </w:t>
-      </w:r>
-      <w:proofErr w:type="spellStart"/>
-      <w:r>
-        <w:rPr>
-          <w:rFonts w:ascii="Arial Narrow" w:eastAsia="Arial Narrow" w:hAnsi="Arial Narrow" w:cs="Arial Narrow"/>
-          <w:b/>
-          <w:sz w:val="16"/>
-          <w:szCs w:val="16"/>
-        </w:rPr>
-        <w:t/>
-      </w:r>
-      <w:proofErr w:type="spellEnd"/>
-      <w:r>
-        <w:rPr>
-          <w:rFonts w:ascii="Arial Narrow" w:eastAsia="Arial Narrow" w:hAnsi="Arial Narrow" w:cs="Arial Narrow"/>
-          <w:b/>
-          <w:sz w:val="16"/>
-          <w:szCs w:val="16"/>
-        </w:rPr>
-        <w:t xml:space="preserve"> 1308</w:t>
-      </w:r>
-    </w:p>
-    <w:p>
-      <w:pPr>
-        <w:spacing w:after="0" w:line="240" w:lineRule="auto"/>
-        <w:ind w:left="567" w:hanging="567"/>
-        <w:jc w:val="both"/>
-        <w:rPr>
-          <w:rFonts w:ascii="Arial Narrow" w:eastAsia="Arial Narrow" w:hAnsi="Arial Narrow" w:cs="Arial Narrow"/>
-          <w:b/>
-          <w:sz w:val="16"/>
-          <w:szCs w:val="16"/>
-        </w:rPr>
-      </w:pPr>
-      <w:r>
-        <w:rPr>
-          <w:rFonts w:ascii="Arial Narrow" w:eastAsia="Arial Narrow" w:hAnsi="Arial Narrow" w:cs="Arial Narrow"/>
-          <w:b/>
-          <w:sz w:val="16"/>
-          <w:szCs w:val="16"/>
-        </w:rPr>
-        <w:tab/>
-        <w:t>Artículo 110.- Sanciones administrativas</w:t>
-      </w:r>
-    </w:p>
-    <w:p>
-      <w:pPr>
-        <w:spacing w:after="0" w:line="240" w:lineRule="auto"/>
-        <w:ind w:left="567"/>
-        <w:jc w:val="both"/>
-        <w:rPr>
-          <w:rFonts w:ascii="Arial Narrow" w:eastAsia="Arial Narrow" w:hAnsi="Arial Narrow" w:cs="Arial Narrow"/>
-          <w:sz w:val="16"/>
-          <w:szCs w:val="16"/>
-        </w:rPr>
-      </w:pPr>
-      <w:r>
-        <w:rPr>
-          <w:rFonts w:ascii="Arial Narrow" w:eastAsia="Arial Narrow" w:hAnsi="Arial Narrow" w:cs="Arial Narrow"/>
-          <w:sz w:val="16"/>
-          <w:szCs w:val="16"/>
-        </w:rPr>
-        <w:t>El órgano resolutivo puede sancionar las infracciones administrativas a que se refiere el artículo 108 con amonestación y multas de hasta cuatrocientos cincuenta (450) Unidades Impositivas Tributarias (UIT), las cuales son calificadas de la siguiente manera:</w:t>
-      </w:r>
-    </w:p>
-    <w:p>
-      <w:pPr>
-        <w:numPr>
-          <w:ilvl w:val="0"/>
-          <w:numId w:val="2"/>
-        </w:numPr>
-        <w:spacing w:after="0" w:line="240" w:lineRule="auto"/>
-        <w:ind w:left="426" w:firstLine="141"/>
-        <w:jc w:val="both"/>
-        <w:rPr>
-          <w:rFonts w:ascii="Arial Narrow" w:eastAsia="Arial Narrow" w:hAnsi="Arial Narrow" w:cs="Arial Narrow"/>
-          <w:sz w:val="16"/>
-          <w:szCs w:val="16"/>
-        </w:rPr>
-      </w:pPr>
-      <w:r>
-        <w:rPr>
-          <w:rFonts w:ascii="Arial Narrow" w:eastAsia="Arial Narrow" w:hAnsi="Arial Narrow" w:cs="Arial Narrow"/>
-          <w:sz w:val="16"/>
-          <w:szCs w:val="16"/>
-        </w:rPr>
-        <w:t>Infracciones leves, con una amonestación o con una multa de hasta cincuenta (50) UIT.</w:t>
-      </w:r>
-    </w:p>
-    <w:p>
-      <w:pPr>
-        <w:numPr>
-          <w:ilvl w:val="0"/>
-          <w:numId w:val="2"/>
-        </w:numPr>
-        <w:spacing w:after="0" w:line="240" w:lineRule="auto"/>
-        <w:ind w:left="426" w:firstLine="141"/>
-        <w:jc w:val="both"/>
-        <w:rPr>
-          <w:rFonts w:ascii="Arial Narrow" w:eastAsia="Arial Narrow" w:hAnsi="Arial Narrow" w:cs="Arial Narrow"/>
-          <w:sz w:val="16"/>
-          <w:szCs w:val="16"/>
-        </w:rPr>
-      </w:pPr>
-      <w:r>
-        <w:rPr>
-          <w:rFonts w:ascii="Arial Narrow" w:eastAsia="Arial Narrow" w:hAnsi="Arial Narrow" w:cs="Arial Narrow"/>
-          <w:sz w:val="16"/>
-          <w:szCs w:val="16"/>
-        </w:rPr>
-        <w:t>Infracciones graves, con una multa de hasta ciento cincuenta (150) UIT.</w:t>
-      </w:r>
-    </w:p>
-    <w:p>
-      <w:pPr>
-        <w:numPr>
-          <w:ilvl w:val="0"/>
-          <w:numId w:val="2"/>
-        </w:numPr>
-        <w:spacing w:after="0" w:line="240" w:lineRule="auto"/>
-        <w:ind w:left="426" w:firstLine="141"/>
-        <w:jc w:val="both"/>
-        <w:rPr>
-          <w:rFonts w:ascii="Arial Narrow" w:eastAsia="Arial Narrow" w:hAnsi="Arial Narrow" w:cs="Arial Narrow"/>
-          <w:sz w:val="16"/>
-          <w:szCs w:val="16"/>
-        </w:rPr>
-      </w:pPr>
-      <w:r>
-        <w:rPr>
-          <w:rFonts w:ascii="Arial Narrow" w:eastAsia="Arial Narrow" w:hAnsi="Arial Narrow" w:cs="Arial Narrow"/>
-          <w:sz w:val="16"/>
-          <w:szCs w:val="16"/>
-        </w:rPr>
-        <w:t>Infracciones muy graves, con una multa de hasta cuatrocientos cincuenta (450) UIT.</w:t>
-      </w:r>
-    </w:p>
-    <w:p>
-      <w:pPr>
-        <w:spacing w:after="0" w:line="240" w:lineRule="auto"/>
-        <w:ind w:left="567"/>
-        <w:jc w:val="both"/>
-        <w:rPr>
-          <w:rFonts w:ascii="Arial Narrow" w:eastAsia="Arial Narrow" w:hAnsi="Arial Narrow" w:cs="Arial Narrow"/>
-          <w:sz w:val="16"/>
-          <w:szCs w:val="16"/>
-        </w:rPr>
-      </w:pPr>
-      <w:r>
-        <w:rPr>
-          <w:rFonts w:ascii="Arial Narrow" w:eastAsia="Arial Narrow" w:hAnsi="Arial Narrow" w:cs="Arial Narrow"/>
-          <w:sz w:val="16"/>
-          <w:szCs w:val="16"/>
-        </w:rPr>
-        <w:t>(…).</w:t>
-      </w:r>
-    </w:p>
-    <w:p>
-      <w:pPr>
-        <w:spacing w:after="0" w:line="240" w:lineRule="auto"/>
-        <w:ind w:left="567" w:hanging="567"/>
-        <w:jc w:val="both"/>
-        <w:rPr>
-          <w:rFonts w:ascii="Arial Narrow" w:eastAsia="Arial Narrow" w:hAnsi="Arial Narrow" w:cs="Arial Narrow"/>
-          <w:sz w:val="16"/>
-          <w:szCs w:val="16"/>
-        </w:rPr>
-      </w:pPr>
-    </w:p>
-  </w:footnote>
-  <w:footnote w:id="9">
-    <w:p>
-      <w:pPr>
-        <w:spacing w:after="0" w:line="240" w:lineRule="auto"/>
-        <w:ind w:left="567" w:hanging="567"/>
-        <w:jc w:val="both"/>
-        <w:rPr>
-          <w:rFonts w:ascii="Arial Narrow" w:eastAsia="Arial Narrow" w:hAnsi="Arial Narrow" w:cs="Arial Narrow"/>
-          <w:sz w:val="16"/>
-          <w:szCs w:val="16"/>
-        </w:rPr>
-      </w:pPr>
-      <w:r>
-        <w:rPr>
-          <w:rStyle w:val="Refdenotaalpie"/>
-          <w:rFonts w:ascii="Arial Narrow" w:eastAsia="Arial Narrow" w:hAnsi="Arial Narrow" w:cs="Arial Narrow"/>
-          <w:sz w:val="16"/>
-          <w:szCs w:val="16"/>
-          <w:vertAlign w:val="superscript"/>
-        </w:rPr>
-        <w:footnoteRef/>
-      </w:r>
-      <w:r>
-        <w:rPr>
-          <w:rFonts w:ascii="Arial Narrow" w:eastAsia="Arial Narrow" w:hAnsi="Arial Narrow" w:cs="Arial Narrow"/>
-          <w:sz w:val="16"/>
-          <w:szCs w:val="16"/>
-        </w:rPr>
-        <w:t xml:space="preserve"> </w:t>
-      </w:r>
-      <w:r>
-        <w:rPr>
-          <w:rFonts w:ascii="Arial Narrow" w:eastAsia="Arial Narrow" w:hAnsi="Arial Narrow" w:cs="Arial Narrow"/>
-          <w:sz w:val="16"/>
-          <w:szCs w:val="16"/>
-        </w:rPr>
-        <w:tab/>
+        <w:t xml:space="preserve"/>
       </w:r>
       <w:r>
         <w:rPr>
@@ -8111,18 +8270,6 @@
         <w:tab/>
         <w:t>Las medidas correctivas complementarias pueden dictarse de oficio o a pedido de parte.</w:t>
       </w:r>
-    </w:p>
-    <w:p>
-      <w:pPr>
-        <w:spacing w:after="0" w:line="240" w:lineRule="auto"/>
-        <w:ind w:left="567" w:hanging="567"/>
-        <w:jc w:val="both"/>
-        <w:rPr>
-          <w:rFonts w:ascii="Arial Narrow" w:eastAsia="Arial Narrow" w:hAnsi="Arial Narrow" w:cs="Arial Narrow"/>
-          <w:sz w:val="16"/>
-          <w:szCs w:val="16"/>
-        </w:rPr>
-      </w:pPr>
     </w:p>
     <w:p>
       <w:pPr>
@@ -8337,8 +8484,12 @@
     </w:p>
     <w:p>
       <w:pPr>
-        <w:pStyle w:val="Sinespaciado"/>
-        <w:ind w:firstLine="567"/>
+        <w:numPr>
+          <w:ilvl w:val="0"/>
+          <w:numId w:val="1"/>
+        </w:numPr>
+        <w:spacing w:after="0" w:line="240" w:lineRule="auto"/>
+        <w:ind w:left="567" w:firstLine="0"/>
         <w:jc w:val="both"/>
         <w:rPr>
           <w:rFonts w:ascii="Arial Narrow" w:eastAsia="Arial Narrow" w:hAnsi="Arial Narrow" w:cs="Arial Narrow"/>
@@ -8357,8 +8508,12 @@
     </w:p>
     <w:p>
       <w:pPr>
-        <w:pStyle w:val="Sinespaciado"/>
-        <w:ind w:firstLine="567"/>
+        <w:numPr>
+          <w:ilvl w:val="0"/>
+          <w:numId w:val="1"/>
+        </w:numPr>
+        <w:spacing w:after="0" w:line="240" w:lineRule="auto"/>
+        <w:ind w:left="567" w:firstLine="0"/>
         <w:jc w:val="both"/>
         <w:rPr>
           <w:rFonts w:ascii="Arial Narrow" w:eastAsia="Arial Narrow" w:hAnsi="Arial Narrow" w:cs="Arial Narrow"/>
@@ -8520,10 +8675,22 @@
         <w:jc w:val="both"/>
         <w:rPr>
           <w:rFonts w:ascii="Arial Narrow" w:eastAsia="Arial Narrow" w:hAnsi="Arial Narrow" w:cs="Arial Narrow"/>
-          <w:sz w:val="16"/>
-          <w:szCs w:val="16"/>
-        </w:rPr>
-      </w:pPr>
+          <w:b/>
+          <w:bCs/>
+          <w:sz w:val="16"/>
+          <w:szCs w:val="16"/>
+        </w:rPr>
+      </w:pPr>
+      <w:r>
+        <w:rPr>
+          <w:rFonts w:ascii="Arial Narrow" w:eastAsia="Arial Narrow" w:hAnsi="Arial Narrow" w:cs="Arial Narrow"/>
+          <w:b/>
+          <w:bCs/>
+          <w:sz w:val="16"/>
+          <w:szCs w:val="16"/>
+        </w:rPr>
+        <w:t>Artículo 116.- Medidas correctivas complementarias</w:t>
+      </w:r>
     </w:p>
     <w:p>
       <w:pPr>
@@ -8532,21 +8699,17 @@
         <w:jc w:val="both"/>
         <w:rPr>
           <w:rFonts w:ascii="Arial Narrow" w:eastAsia="Arial Narrow" w:hAnsi="Arial Narrow" w:cs="Arial Narrow"/>
-          <w:b/>
-          <w:bCs/>
-          <w:sz w:val="16"/>
-          <w:szCs w:val="16"/>
-        </w:rPr>
-      </w:pPr>
-      <w:r>
-        <w:rPr>
-          <w:rFonts w:ascii="Arial Narrow" w:eastAsia="Arial Narrow" w:hAnsi="Arial Narrow" w:cs="Arial Narrow"/>
-          <w:b/>
-          <w:bCs/>
-          <w:sz w:val="16"/>
-          <w:szCs w:val="16"/>
-        </w:rPr>
-        <w:t>Artículo 116.- Medidas correctivas complementarias</w:t>
+          <w:sz w:val="16"/>
+          <w:szCs w:val="16"/>
+        </w:rPr>
+      </w:pPr>
+      <w:r>
+        <w:rPr>
+          <w:rFonts w:ascii="Arial Narrow" w:eastAsia="Arial Narrow" w:hAnsi="Arial Narrow" w:cs="Arial Narrow"/>
+          <w:sz w:val="16"/>
+          <w:szCs w:val="16"/>
+        </w:rPr>
+        <w:t xml:space="preserve">Las medidas correctivas complementarias tienen el objeto de revertir los efectos de la conducta infractora o evitar que esta se produzca nuevamente en el futuro y pueden ser, entre otras, las siguientes: </w:t>
       </w:r>
     </w:p>
     <w:p>
@@ -8566,7 +8729,7 @@
           <w:sz w:val="16"/>
           <w:szCs w:val="16"/>
         </w:rPr>
-        <w:t xml:space="preserve">Las medidas correctivas complementarias tienen el objeto de revertir los efectos de la conducta infractora o evitar que esta se produzca nuevamente en el futuro y pueden ser, entre otras, las siguientes: </w:t>
+        <w:t xml:space="preserve">a. Que el proveedor cumpla con atender la solicitud de información requerida por el consumidor, siempre que dicho requerimiento guarde relación con el producto adquirido o servicio contratado. </w:t>
       </w:r>
     </w:p>
     <w:p>
@@ -8586,7 +8749,7 @@
           <w:sz w:val="16"/>
           <w:szCs w:val="16"/>
         </w:rPr>
-        <w:t xml:space="preserve">a. Que el proveedor cumpla con atender la solicitud de información requerida por el consumidor, siempre que dicho requerimiento guarde relación con el producto adquirido o servicio contratado. </w:t>
+        <w:t xml:space="preserve">b. Declarar inexigibles las cláusulas que han sido identificadas como abusivas en el procedimiento. </w:t>
       </w:r>
     </w:p>
     <w:p>
@@ -8606,7 +8769,7 @@
           <w:sz w:val="16"/>
           <w:szCs w:val="16"/>
         </w:rPr>
-        <w:t xml:space="preserve">b. Declarar inexigibles las cláusulas que han sido identificadas como abusivas en el procedimiento. </w:t>
+        <w:t xml:space="preserve">c. El decomiso y destrucción de la mercadería, envases, envolturas o etiquetas. </w:t>
       </w:r>
     </w:p>
     <w:p>
@@ -8626,7 +8789,25 @@
           <w:sz w:val="16"/>
           <w:szCs w:val="16"/>
         </w:rPr>
-        <w:t xml:space="preserve">c. El decomiso y destrucción de la mercadería, envases, envolturas o etiquetas. </w:t>
+        <w:t xml:space="preserve">d. En caso de infracciones muy graves y de reincidencia o </w:t>
+      </w:r>
+      <w:proofErr w:type="spellStart"/>
+      <w:r>
+        <w:rPr>
+          <w:rFonts w:ascii="Arial Narrow" w:eastAsia="Arial Narrow" w:hAnsi="Arial Narrow" w:cs="Arial Narrow"/>
+          <w:sz w:val="16"/>
+          <w:szCs w:val="16"/>
+        </w:rPr>
+        <w:t>reiterancia</w:t>
+      </w:r>
+      <w:proofErr w:type="spellEnd"/>
+      <w:r>
+        <w:rPr>
+          <w:rFonts w:ascii="Arial Narrow" w:eastAsia="Arial Narrow" w:hAnsi="Arial Narrow" w:cs="Arial Narrow"/>
+          <w:sz w:val="16"/>
+          <w:szCs w:val="16"/>
+        </w:rPr>
+        <w:t xml:space="preserve">: </w:t>
       </w:r>
     </w:p>
     <w:p>
@@ -8646,7 +8827,27 @@
           <w:sz w:val="16"/>
           <w:szCs w:val="16"/>
         </w:rPr>
-        <w:t xml:space="preserve">d. En caso de infracciones muy graves y de reincidencia o </w:t>
+        <w:t xml:space="preserve">(i) Solicitar a la autoridad correspondiente la clausura temporal del establecimiento industrial, comercial o de servicios por un plazo máximo de seis (6) meses. </w:t>
+      </w:r>
+    </w:p>
+    <w:p>
+      <w:pPr>
+        <w:spacing w:after="0" w:line="240" w:lineRule="auto"/>
+        <w:ind w:left="567"/>
+        <w:jc w:val="both"/>
+        <w:rPr>
+          <w:rFonts w:ascii="Arial Narrow" w:eastAsia="Arial Narrow" w:hAnsi="Arial Narrow" w:cs="Arial Narrow"/>
+          <w:sz w:val="16"/>
+          <w:szCs w:val="16"/>
+        </w:rPr>
+      </w:pPr>
+      <w:r>
+        <w:rPr>
+          <w:rFonts w:ascii="Arial Narrow" w:eastAsia="Arial Narrow" w:hAnsi="Arial Narrow" w:cs="Arial Narrow"/>
+          <w:sz w:val="16"/>
+          <w:szCs w:val="16"/>
+        </w:rPr>
+        <w:t>(</w:t>
       </w:r>
       <w:proofErr w:type="spellStart"/>
       <w:r>
@@ -8655,7 +8856,7 @@
           <w:sz w:val="16"/>
           <w:szCs w:val="16"/>
         </w:rPr>
-        <w:t>reiterancia</w:t>
+        <w:t>ii</w:t>
       </w:r>
       <w:proofErr w:type="spellEnd"/>
       <w:r>
@@ -8664,7 +8865,7 @@
           <w:sz w:val="16"/>
           <w:szCs w:val="16"/>
         </w:rPr>
-        <w:t xml:space="preserve">: </w:t>
+        <w:t xml:space="preserve">) Solicitar a la autoridad competente la inhabilitación, temporal o permanente, del proveedor en función de los alcances de la infracción sancionada. </w:t>
       </w:r>
     </w:p>
     <w:p>
@@ -8684,7 +8885,25 @@
           <w:sz w:val="16"/>
           <w:szCs w:val="16"/>
         </w:rPr>
-        <w:t xml:space="preserve">(i) Solicitar a la autoridad correspondiente la clausura temporal del establecimiento industrial, comercial o de servicios por un plazo máximo de seis (6) meses. </w:t>
+        <w:t xml:space="preserve">e. Publicación de avisos </w:t>
+      </w:r>
+      <w:proofErr w:type="spellStart"/>
+      <w:r>
+        <w:rPr>
+          <w:rFonts w:ascii="Arial Narrow" w:eastAsia="Arial Narrow" w:hAnsi="Arial Narrow" w:cs="Arial Narrow"/>
+          <w:sz w:val="16"/>
+          <w:szCs w:val="16"/>
+        </w:rPr>
+        <w:t>rectificatorios</w:t>
+      </w:r>
+      <w:proofErr w:type="spellEnd"/>
+      <w:r>
+        <w:rPr>
+          <w:rFonts w:ascii="Arial Narrow" w:eastAsia="Arial Narrow" w:hAnsi="Arial Narrow" w:cs="Arial Narrow"/>
+          <w:sz w:val="16"/>
+          <w:szCs w:val="16"/>
+        </w:rPr>
+        <w:t xml:space="preserve"> o informativos en la forma que determine el Indecopi, tomando en consideración los medios que resulten idóneos para revertir los efectos que el acto objeto de sanción ha ocasionado. </w:t>
       </w:r>
     </w:p>
     <w:p>
@@ -8704,25 +8923,7 @@
           <w:sz w:val="16"/>
           <w:szCs w:val="16"/>
         </w:rPr>
-        <w:t>(</w:t>
-      </w:r>
-      <w:proofErr w:type="spellStart"/>
-      <w:r>
-        <w:rPr>
-          <w:rFonts w:ascii="Arial Narrow" w:eastAsia="Arial Narrow" w:hAnsi="Arial Narrow" w:cs="Arial Narrow"/>
-          <w:sz w:val="16"/>
-          <w:szCs w:val="16"/>
-        </w:rPr>
-        <w:t>ii</w:t>
-      </w:r>
-      <w:proofErr w:type="spellEnd"/>
-      <w:r>
-        <w:rPr>
-          <w:rFonts w:ascii="Arial Narrow" w:eastAsia="Arial Narrow" w:hAnsi="Arial Narrow" w:cs="Arial Narrow"/>
-          <w:sz w:val="16"/>
-          <w:szCs w:val="16"/>
-        </w:rPr>
-        <w:t xml:space="preserve">) Solicitar a la autoridad competente la inhabilitación, temporal o permanente, del proveedor en función de los alcances de la infracción sancionada. </w:t>
+        <w:t xml:space="preserve">f. Cualquier otra medida correctiva que tenga el objeto de revertir los efectos de la conducta infractora o evitar que esta se produzca nuevamente en el futuro. </w:t>
       </w:r>
     </w:p>
     <w:p>
@@ -8742,64 +8943,6 @@
           <w:sz w:val="16"/>
           <w:szCs w:val="16"/>
         </w:rPr>
-        <w:t xml:space="preserve">e. Publicación de avisos </w:t>
-      </w:r>
-      <w:proofErr w:type="spellStart"/>
-      <w:r>
-        <w:rPr>
-          <w:rFonts w:ascii="Arial Narrow" w:eastAsia="Arial Narrow" w:hAnsi="Arial Narrow" w:cs="Arial Narrow"/>
-          <w:sz w:val="16"/>
-          <w:szCs w:val="16"/>
-        </w:rPr>
-        <w:t>rectificatorios</w:t>
-      </w:r>
-      <w:proofErr w:type="spellEnd"/>
-      <w:r>
-        <w:rPr>
-          <w:rFonts w:ascii="Arial Narrow" w:eastAsia="Arial Narrow" w:hAnsi="Arial Narrow" w:cs="Arial Narrow"/>
-          <w:sz w:val="16"/>
-          <w:szCs w:val="16"/>
-        </w:rPr>
-        <w:t xml:space="preserve"> o informativos en la forma que determine el Indecopi, tomando en consideración los medios que resulten idóneos para revertir los efectos que el acto objeto de sanción ha ocasionado. </w:t>
-      </w:r>
-    </w:p>
-    <w:p>
-      <w:pPr>
-        <w:spacing w:after="0" w:line="240" w:lineRule="auto"/>
-        <w:ind w:left="567"/>
-        <w:jc w:val="both"/>
-        <w:rPr>
-          <w:rFonts w:ascii="Arial Narrow" w:eastAsia="Arial Narrow" w:hAnsi="Arial Narrow" w:cs="Arial Narrow"/>
-          <w:sz w:val="16"/>
-          <w:szCs w:val="16"/>
-        </w:rPr>
-      </w:pPr>
-      <w:r>
-        <w:rPr>
-          <w:rFonts w:ascii="Arial Narrow" w:eastAsia="Arial Narrow" w:hAnsi="Arial Narrow" w:cs="Arial Narrow"/>
-          <w:sz w:val="16"/>
-          <w:szCs w:val="16"/>
-        </w:rPr>
-        <w:t xml:space="preserve">f. Cualquier otra medida correctiva que tenga el objeto de revertir los efectos de la conducta infractora o evitar que esta se produzca nuevamente en el futuro. </w:t>
-      </w:r>
-    </w:p>
-    <w:p>
-      <w:pPr>
-        <w:spacing w:after="0" w:line="240" w:lineRule="auto"/>
-        <w:ind w:left="567"/>
-        <w:jc w:val="both"/>
-        <w:rPr>
-          <w:rFonts w:ascii="Arial Narrow" w:eastAsia="Arial Narrow" w:hAnsi="Arial Narrow" w:cs="Arial Narrow"/>
-          <w:sz w:val="16"/>
-          <w:szCs w:val="16"/>
-        </w:rPr>
-      </w:pPr>
-      <w:r>
-        <w:rPr>
-          <w:rFonts w:ascii="Arial Narrow" w:eastAsia="Arial Narrow" w:hAnsi="Arial Narrow" w:cs="Arial Narrow"/>
-          <w:sz w:val="16"/>
-          <w:szCs w:val="16"/>
-        </w:rPr>
         <w:t>El Indecopi está facultado para solicitar a la autoridad municipal y policial el apoyo respectivo para la ejecución de las medidas correctivas complementarias correspondientes.</w:t>
       </w:r>
     </w:p>
@@ -8816,7 +8959,7 @@
       </w:pPr>
     </w:p>
   </w:footnote>
-  <w:footnote w:id="10">
+  <w:footnote w:id="12">
     <w:p>
       <w:pPr>
         <w:pStyle w:val="Textonotapie"/>
@@ -8848,15 +8991,16 @@
           <w:sz w:val="16"/>
           <w:szCs w:val="16"/>
         </w:rPr>
-        <w:t xml:space="preserve"> </w:t>
-      </w:r>
-      <w:r>
-        <w:rPr>
-          <w:rFonts w:ascii="Arial Narrow" w:eastAsia="Arial Narrow" w:hAnsi="Arial Narrow" w:cs="Arial Narrow"/>
-          <w:sz w:val="16"/>
-          <w:szCs w:val="16"/>
-        </w:rPr>
         <w:tab/>
+        <w:t xml:space="preserve"/>
+      </w:r>
+      <w:r>
+        <w:rPr>
+          <w:rFonts w:ascii="Arial Narrow" w:eastAsia="Arial Narrow" w:hAnsi="Arial Narrow" w:cs="Arial Narrow"/>
+          <w:sz w:val="16"/>
+          <w:szCs w:val="16"/>
+        </w:rPr>
+        <w:tab/>
       </w:r>
       <w:r>
         <w:rPr>
@@ -8904,7 +9048,7 @@
           <w:sz w:val="16"/>
           <w:szCs w:val="16"/>
         </w:rPr>
-        <w:t xml:space="preserve"> 1308</w:t>
+        <w:t xml:space="preserve">1308</w:t>
       </w:r>
     </w:p>
     <w:p>
@@ -9059,12 +9203,15 @@
       </w:pPr>
     </w:p>
   </w:footnote>
-  <w:footnote w:id="11">
+  <w:footnote w:id="13">
     <w:p>
       <w:pPr>
         <w:autoSpaceDE w:val="0"/>
         <w:autoSpaceDN w:val="0"/>
         <w:adjustRightInd w:val="0"/>
+        <w:tabs>
+          <w:tab w:val="left" w:pos="567"/>
+        </w:tabs>
         <w:spacing w:after="0" w:line="240" w:lineRule="auto"/>
         <w:ind w:left="567" w:hanging="567"/>
         <w:jc w:val="both"/>
@@ -9096,7 +9243,8 @@
           <w:sz w:val="16"/>
           <w:szCs w:val="16"/>
         </w:rPr>
-        <w:t xml:space="preserve"> </w:t>
+        <w:tab/>
+        <w:t xml:space="preserve"/>
       </w:r>
       <w:r>
         <w:rPr>
@@ -9129,7 +9277,7 @@
           <w:sz w:val="16"/>
           <w:szCs w:val="16"/>
         </w:rPr>
-        <w:t xml:space="preserve"> 807, LEY SOBRE FACULTADES, NORMAS Y ORGANIZACIÓN DEL INDECOPI FACULTADES DE LAS COMISIONES Y OFICINAS DEL INDECOPI</w:t>
+        <w:t xml:space="preserve">807, LEY SOBRE FACULTADES, NORMAS Y ORGANIZACIÓN DEL INDECOPI FACULTADES DE LAS COMISIONES Y OFICINAS DEL INDECOPI</w:t>
       </w:r>
     </w:p>
     <w:p>
@@ -9231,10 +9379,13 @@
       </w:pPr>
     </w:p>
   </w:footnote>
-  <w:footnote w:id="12">
+  <w:footnote w:id="14">
     <w:p>
       <w:pPr>
         <w:pStyle w:val="Textonotapie"/>
+        <w:tabs>
+          <w:tab w:val="left" w:pos="567"/>
+        </w:tabs>
         <w:ind w:left="567" w:hanging="567"/>
         <w:jc w:val="both"/>
         <w:rPr>
@@ -9259,15 +9410,16 @@
           <w:sz w:val="16"/>
           <w:szCs w:val="16"/>
         </w:rPr>
-        <w:t xml:space="preserve"> </w:t>
-      </w:r>
-      <w:r>
-        <w:rPr>
-          <w:rFonts w:ascii="Arial Narrow" w:eastAsia="Arial Narrow" w:hAnsi="Arial Narrow" w:cs="Arial Narrow"/>
-          <w:sz w:val="16"/>
-          <w:szCs w:val="16"/>
-        </w:rPr>
         <w:tab/>
+        <w:t xml:space="preserve"/>
+      </w:r>
+      <w:r>
+        <w:rPr>
+          <w:rFonts w:ascii="Arial Narrow" w:eastAsia="Arial Narrow" w:hAnsi="Arial Narrow" w:cs="Arial Narrow"/>
+          <w:sz w:val="16"/>
+          <w:szCs w:val="16"/>
+        </w:rPr>
+        <w:tab/>
       </w:r>
       <w:r>
         <w:rPr>
@@ -9296,7 +9448,7 @@
           <w:sz w:val="16"/>
           <w:szCs w:val="16"/>
         </w:rPr>
-        <w:t xml:space="preserve"> 006-2026-JUS y publicado el 30 de abril de 2026</w:t>
+        <w:t xml:space="preserve">006-2026-JUS y publicado el 30 de abril de 2026</w:t>
       </w:r>
     </w:p>
     <w:p>

--- a/plantillas_maestras/10_seguro_sepelio/clausula_abusiva/2_o_mas_ddos_varios/varon/TPL_1989_2025_SEGURO_SEPELIO_CLAUSULA_ABUSIVA_ASEGURADORA_VARON_R2.docx
+++ b/plantillas_maestras/10_seguro_sepelio/clausula_abusiva/2_o_mas_ddos_varios/varon/TPL_1989_2025_SEGURO_SEPELIO_CLAUSULA_ABUSIVA_ASEGURADORA_VARON_R2.docx
@@ -578,7 +578,7 @@
     </w:p>
     <w:p>
       <w:pPr>
-        <w:spacing w:after="0" w:line="240" w:lineRule="auto"/>
+        <w:spacing w:before="0" w:after="0" w:line="240" w:lineRule="auto"/>
         <w:jc w:val="both"/>
         <w:rPr>
           <w:rFonts w:ascii="Arial Narrow" w:eastAsia="Arial Narrow" w:hAnsi="Arial Narrow" w:cs="Arial Narrow"/>
@@ -820,10 +820,10 @@
     </w:p>
     <w:p>
       <w:pPr>
+        <w:spacing w:before="0" w:after="0" w:line="240" w:lineRule="auto"/>
         <w:tabs>
           <w:tab w:val="left" w:pos="1134"/>
         </w:tabs>
-        <w:spacing w:after="0" w:line="240" w:lineRule="auto"/>
         <w:jc w:val="both"/>
         <w:rPr>
           <w:rFonts w:ascii="Arial Narrow" w:eastAsia="Arial Narrow" w:hAnsi="Arial Narrow" w:cs="Arial Narrow"/>
@@ -1105,7 +1105,7 @@
     <w:p>
       <w:pPr>
         <w:pStyle w:val="Prrafodelista"/>
-        <w:spacing w:after="0" w:line="240" w:lineRule="auto"/>
+        <w:spacing w:before="0" w:after="0" w:line="240" w:lineRule="auto"/>
         <w:ind w:left="1134"/>
         <w:jc w:val="both"/>
         <w:rPr>
@@ -1338,7 +1338,7 @@
     <w:p>
       <w:pPr>
         <w:pStyle w:val="Prrafodelista"/>
-        <w:spacing w:after="0" w:line="240" w:lineRule="auto"/>
+        <w:spacing w:before="0" w:after="0" w:line="240" w:lineRule="auto"/>
         <w:ind w:left="1134"/>
         <w:jc w:val="both"/>
         <w:rPr>
@@ -1391,7 +1391,7 @@
     <w:p>
       <w:pPr>
         <w:pStyle w:val="Prrafodelista"/>
-        <w:spacing w:after="0" w:line="240" w:lineRule="auto"/>
+        <w:spacing w:before="0" w:after="0" w:line="240" w:lineRule="auto"/>
         <w:ind w:left="1134"/>
         <w:jc w:val="both"/>
         <w:rPr>
@@ -1576,6 +1576,7 @@
     <w:p>
       <w:pPr>
         <w:pStyle w:val="Prrafodelista"/>
+        <w:spacing w:before="0" w:after="0" w:line="240" w:lineRule="auto"/>
         <w:rPr>
           <w:rFonts w:ascii="Arial Narrow" w:eastAsia="Arial Narrow" w:hAnsi="Arial Narrow" w:cs="Arial Narrow"/>
           <w:color w:val="000000"/>
@@ -1746,7 +1747,7 @@
     <w:p>
       <w:pPr>
         <w:pStyle w:val="Prrafodelista"/>
-        <w:spacing w:after="0" w:line="240" w:lineRule="auto"/>
+        <w:spacing w:before="0" w:after="0" w:line="240" w:lineRule="auto"/>
         <w:ind w:left="1134"/>
         <w:jc w:val="both"/>
         <w:rPr>
@@ -1906,10 +1907,10 @@
     </w:p>
     <w:p>
       <w:pPr>
+        <w:spacing w:before="0" w:after="0" w:line="240" w:lineRule="auto"/>
         <w:tabs>
           <w:tab w:val="left" w:pos="1134"/>
         </w:tabs>
-        <w:spacing w:after="0" w:line="240" w:lineRule="auto"/>
         <w:jc w:val="both"/>
         <w:rPr>
           <w:rFonts w:ascii="Arial Narrow" w:eastAsia="Arial Narrow" w:hAnsi="Arial Narrow" w:cs="Arial Narrow"/>
@@ -2212,7 +2213,7 @@
     </w:p>
     <w:p>
       <w:pPr>
-        <w:spacing w:after="0" w:line="240" w:lineRule="auto"/>
+        <w:spacing w:before="0" w:after="0" w:line="240" w:lineRule="auto"/>
         <w:contextualSpacing/>
         <w:jc w:val="both"/>
         <w:rPr>
@@ -2268,7 +2269,7 @@
     </w:p>
     <w:p>
       <w:pPr>
-        <w:spacing w:after="0" w:line="240" w:lineRule="auto"/>
+        <w:spacing w:before="0" w:after="0" w:line="240" w:lineRule="auto"/>
         <w:ind w:left="567"/>
         <w:contextualSpacing/>
         <w:jc w:val="both"/>
@@ -2504,7 +2505,7 @@
     </w:p>
     <w:p>
       <w:pPr>
-        <w:spacing w:after="0" w:line="240" w:lineRule="auto"/>
+        <w:spacing w:before="0" w:after="0" w:line="240" w:lineRule="auto"/>
         <w:jc w:val="both"/>
         <w:rPr>
           <w:rFonts w:ascii="Arial Narrow" w:eastAsia="Arial Narrow" w:hAnsi="Arial Narrow" w:cs="Arial Narrow"/>
@@ -2634,7 +2635,7 @@
     </w:p>
     <w:p>
       <w:pPr>
-        <w:spacing w:after="0" w:line="240" w:lineRule="auto"/>
+        <w:spacing w:before="0" w:after="0" w:line="240" w:lineRule="auto"/>
         <w:jc w:val="both"/>
         <w:rPr>
           <w:rFonts w:ascii="Arial Narrow" w:eastAsia="Arial Narrow" w:hAnsi="Arial Narrow" w:cs="Arial Narrow"/>
@@ -2704,7 +2705,7 @@
     </w:p>
     <w:p>
       <w:pPr>
-        <w:spacing w:after="0" w:line="240" w:lineRule="auto"/>
+        <w:spacing w:before="0" w:after="0" w:line="240" w:lineRule="auto"/>
         <w:ind w:left="567"/>
         <w:contextualSpacing/>
         <w:jc w:val="both"/>
@@ -2786,7 +2787,7 @@
     </w:p>
     <w:p>
       <w:pPr>
-        <w:spacing w:after="0" w:line="240" w:lineRule="auto"/>
+        <w:spacing w:before="0" w:after="0" w:line="240" w:lineRule="auto"/>
         <w:jc w:val="both"/>
         <w:rPr>
           <w:rFonts w:ascii="Arial Narrow" w:eastAsia="Arial Narrow" w:hAnsi="Arial Narrow" w:cs="Arial Narrow"/>
@@ -3035,7 +3036,7 @@
     <w:p>
       <w:pPr>
         <w:pStyle w:val="Prrafodelista"/>
-        <w:spacing w:after="0" w:line="240" w:lineRule="auto"/>
+        <w:spacing w:before="0" w:after="0" w:line="240" w:lineRule="auto"/>
         <w:ind w:left="567"/>
         <w:jc w:val="both"/>
         <w:rPr>
@@ -3090,26 +3091,26 @@
     </w:p>
     <w:p>
       <w:pPr>
+        <w:spacing w:before="0" w:after="0" w:line="240" w:lineRule="auto"/>
+        <w:jc w:val="both"/>
+        <w:rPr>
+          <w:rFonts w:ascii="Arial Narrow" w:eastAsia="Arial Narrow" w:hAnsi="Arial Narrow" w:cs="Arial Narrow"/>
+          <w:b/>
+          <w:color w:val="000000"/>
+          <w:kern w:val="0"/>
+          <w:sz w:val="22"/>
+          <w:szCs w:val="22"/>
+          <w:lang w:eastAsia="es-PE"/>
+          <w14:ligatures w14:val="none"/>
+        </w:rPr>
+      </w:pPr>
+    </w:p>
+    <w:p>
+      <w:pPr>
         <w:spacing w:after="0" w:line="240" w:lineRule="auto"/>
         <w:jc w:val="both"/>
         <w:rPr>
           <w:rFonts w:ascii="Arial Narrow" w:eastAsia="Arial Narrow" w:hAnsi="Arial Narrow" w:cs="Arial Narrow"/>
-          <w:b/>
-          <w:color w:val="000000"/>
-          <w:kern w:val="0"/>
-          <w:sz w:val="22"/>
-          <w:szCs w:val="22"/>
-          <w:lang w:eastAsia="es-PE"/>
-          <w14:ligatures w14:val="none"/>
-        </w:rPr>
-      </w:pPr>
-    </w:p>
-    <w:p>
-      <w:pPr>
-        <w:spacing w:after="0" w:line="240" w:lineRule="auto"/>
-        <w:jc w:val="both"/>
-        <w:rPr>
-          <w:rFonts w:ascii="Arial Narrow" w:eastAsia="Arial Narrow" w:hAnsi="Arial Narrow" w:cs="Arial Narrow"/>
           <w:color w:val="000000"/>
           <w:kern w:val="0"/>
           <w:sz w:val="22"/>
@@ -3263,7 +3264,7 @@
     </w:p>
     <w:p>
       <w:pPr>
-        <w:spacing w:after="0" w:line="240" w:lineRule="auto"/>
+        <w:spacing w:before="0" w:after="0" w:line="240" w:lineRule="auto"/>
         <w:jc w:val="both"/>
         <w:rPr>
           <w:rFonts w:ascii="Arial Narrow" w:eastAsia="Arial Narrow" w:hAnsi="Arial Narrow" w:cs="Arial Narrow"/>
@@ -3583,7 +3584,7 @@
     </w:p>
     <w:p>
       <w:pPr>
-        <w:spacing w:after="0" w:line="240" w:lineRule="auto"/>
+        <w:spacing w:before="0" w:after="0" w:line="240" w:lineRule="auto"/>
         <w:jc w:val="both"/>
         <w:rPr>
           <w:rFonts w:ascii="Arial Narrow" w:eastAsia="Arial Narrow" w:hAnsi="Arial Narrow" w:cs="Arial Narrow"/>
@@ -3861,7 +3862,7 @@
     </w:p>
     <w:p>
       <w:pPr>
-        <w:spacing w:after="0" w:line="240" w:lineRule="auto"/>
+        <w:spacing w:before="0" w:after="0" w:line="240" w:lineRule="auto"/>
         <w:jc w:val="both"/>
         <w:rPr>
           <w:rFonts w:ascii="Arial Narrow" w:eastAsia="Arial Narrow" w:hAnsi="Arial Narrow" w:cs="Arial Narrow"/>
@@ -3947,7 +3948,7 @@
     </w:p>
     <w:p>
       <w:pPr>
-        <w:spacing w:line="240" w:lineRule="auto"/>
+        <w:spacing w:before="0" w:after="0" w:line="240" w:lineRule="auto"/>
         <w:contextualSpacing/>
         <w:jc w:val="both"/>
         <w:rPr>
@@ -4039,7 +4040,7 @@
     </w:p>
     <w:p>
       <w:pPr>
-        <w:spacing w:after="0" w:line="240" w:lineRule="auto"/>
+        <w:spacing w:before="0" w:after="0" w:line="240" w:lineRule="auto"/>
         <w:jc w:val="both"/>
         <w:rPr>
           <w:rFonts w:ascii="Arial Narrow" w:eastAsia="Arial Narrow" w:hAnsi="Arial Narrow" w:cs="Arial Narrow"/>
@@ -4355,7 +4356,7 @@
     </w:p>
     <w:p>
       <w:pPr>
-        <w:spacing w:after="0" w:line="240" w:lineRule="auto"/>
+        <w:spacing w:before="0" w:after="0" w:line="240" w:lineRule="auto"/>
         <w:ind w:left="567"/>
         <w:jc w:val="both"/>
         <w:rPr>
@@ -4456,6 +4457,21 @@
     </w:p>
     <w:p>
       <w:pPr>
+        <w:spacing w:before="0" w:after="0" w:line="240" w:lineRule="auto"/>
+        <w:jc w:val="both"/>
+        <w:rPr>
+          <w:rFonts w:ascii="Arial Narrow" w:eastAsia="Arial Narrow" w:hAnsi="Arial Narrow" w:cs="Arial Narrow"/>
+          <w:color w:val="000000"/>
+          <w:kern w:val="0"/>
+          <w:sz w:val="22"/>
+          <w:szCs w:val="22"/>
+          <w:lang w:eastAsia="es-PE"/>
+          <w14:ligatures w14:val="none"/>
+        </w:rPr>
+      </w:pPr>
+    </w:p>
+    <w:p>
+      <w:pPr>
         <w:spacing w:after="0" w:line="240" w:lineRule="auto"/>
         <w:jc w:val="both"/>
         <w:rPr>
@@ -4464,21 +4480,6 @@
           <w:kern w:val="0"/>
           <w:sz w:val="22"/>
           <w:szCs w:val="22"/>
-          <w:lang w:eastAsia="es-PE"/>
-          <w14:ligatures w14:val="none"/>
-        </w:rPr>
-      </w:pPr>
-    </w:p>
-    <w:p>
-      <w:pPr>
-        <w:spacing w:after="0" w:line="240" w:lineRule="auto"/>
-        <w:jc w:val="both"/>
-        <w:rPr>
-          <w:rFonts w:ascii="Arial Narrow" w:eastAsia="Arial Narrow" w:hAnsi="Arial Narrow" w:cs="Arial Narrow"/>
-          <w:color w:val="000000"/>
-          <w:kern w:val="0"/>
-          <w:sz w:val="22"/>
-          <w:szCs w:val="22"/>
           <w:lang w:val="es-ES" w:eastAsia="es-ES"/>
           <w14:ligatures w14:val="none"/>
         </w:rPr>
@@ -4788,7 +4789,7 @@
     </w:p>
     <w:p>
       <w:pPr>
-        <w:spacing w:after="0" w:line="240" w:lineRule="auto"/>
+        <w:spacing w:before="0" w:after="0" w:line="240" w:lineRule="auto"/>
         <w:jc w:val="both"/>
         <w:rPr>
           <w:rFonts w:ascii="Arial Narrow" w:eastAsia="Arial Narrow" w:hAnsi="Arial Narrow" w:cs="Arial Narrow"/>
@@ -5094,90 +5095,90 @@
     </w:p>
     <w:p>
       <w:pPr>
+        <w:spacing w:before="0" w:after="0" w:line="240" w:lineRule="auto"/>
+        <w:shd w:val="clear" w:color="auto" w:fill="FFFFFF"/>
+        <w:jc w:val="both"/>
+        <w:rPr>
+          <w:rFonts w:ascii="Arial Narrow" w:eastAsia="Arial Narrow" w:hAnsi="Arial Narrow" w:cs="Arial Narrow"/>
+          <w:b/>
+          <w:color w:val="000000"/>
+          <w:kern w:val="0"/>
+          <w:sz w:val="22"/>
+          <w:szCs w:val="22"/>
+          <w:lang w:eastAsia="es-PE"/>
+          <w14:ligatures w14:val="none"/>
+        </w:rPr>
+      </w:pPr>
+    </w:p>
+    <w:p>
+      <w:pPr>
         <w:shd w:val="clear" w:color="auto" w:fill="FFFFFF"/>
         <w:spacing w:after="0" w:line="240" w:lineRule="auto"/>
         <w:jc w:val="both"/>
         <w:rPr>
           <w:rFonts w:ascii="Arial Narrow" w:eastAsia="Arial Narrow" w:hAnsi="Arial Narrow" w:cs="Arial Narrow"/>
-          <w:b/>
-          <w:color w:val="000000"/>
-          <w:kern w:val="0"/>
-          <w:sz w:val="22"/>
-          <w:szCs w:val="22"/>
-          <w:lang w:eastAsia="es-PE"/>
-          <w14:ligatures w14:val="none"/>
-        </w:rPr>
-      </w:pPr>
-    </w:p>
-    <w:p>
-      <w:pPr>
+          <w:color w:val="000000"/>
+          <w:kern w:val="0"/>
+          <w:sz w:val="22"/>
+          <w:szCs w:val="22"/>
+          <w:lang w:eastAsia="es-PE"/>
+          <w14:ligatures w14:val="none"/>
+        </w:rPr>
+      </w:pPr>
+      <w:r>
+        <w:rPr>
+          <w:rFonts w:ascii="Arial Narrow" w:eastAsia="Arial Narrow" w:hAnsi="Arial Narrow" w:cs="Arial Narrow"/>
+          <w:b/>
+          <w:color w:val="000000"/>
+          <w:kern w:val="0"/>
+          <w:sz w:val="22"/>
+          <w:szCs w:val="22"/>
+          <w:lang w:eastAsia="es-PE"/>
+          <w14:ligatures w14:val="none"/>
+        </w:rPr>
+        <w:t>SÉTIMO:</w:t>
+      </w:r>
+      <w:r>
+        <w:rPr>
+          <w:rFonts w:ascii="Arial Narrow" w:eastAsia="Arial Narrow" w:hAnsi="Arial Narrow" w:cs="Arial Narrow"/>
+          <w:color w:val="000000"/>
+          <w:kern w:val="0"/>
+          <w:sz w:val="22"/>
+          <w:szCs w:val="22"/>
+          <w:lang w:eastAsia="es-PE"/>
+          <w14:ligatures w14:val="none"/>
+        </w:rPr>
+        <w:t xml:space="preserve"> informar a las partes que conforme a lo establecido en el artículo 39</w:t>
+      </w:r>
+      <w:r>
+        <w:rPr>
+          <w:rFonts w:ascii="Arial Narrow" w:eastAsia="Arial Narrow" w:hAnsi="Arial Narrow" w:cs="Arial Narrow"/>
+          <w:color w:val="000000"/>
+          <w:kern w:val="0"/>
+          <w:sz w:val="22"/>
+          <w:szCs w:val="22"/>
+          <w:lang w:eastAsia="es-PE"/>
+          <w14:ligatures w14:val="none"/>
+        </w:rPr>
+        <w:t/>
+      </w:r>
+      <w:r>
+        <w:rPr>
+          <w:rFonts w:ascii="Arial Narrow" w:eastAsia="Arial Narrow" w:hAnsi="Arial Narrow" w:cs="Arial Narrow"/>
+          <w:color w:val="000000"/>
+          <w:kern w:val="0"/>
+          <w:sz w:val="22"/>
+          <w:szCs w:val="22"/>
+          <w:lang w:eastAsia="es-PE"/>
+          <w14:ligatures w14:val="none"/>
+        </w:rPr>
+        <w:t xml:space="preserve"> de la Ley sobre Facultades, Normas y Organización del Indecopi, aprobada por Decreto Legislativo 807, los gastos por los peritajes realizados, actuación de pruebas, inspecciones y otros derivados de la tramitación del proceso serán de cargo de la parte que solicita la prueba, salvo pacto en contrario. En todos los casos, la resolución final determinará si los gastos deben ser asumidos por alguna de las partes, o reembolsados a la otra parte o al Indecopi, según sea el caso, de manera adicional a la sanción que haya podido imponerse. </w:t>
+      </w:r>
+    </w:p>
+    <w:p>
+      <w:pPr>
+        <w:spacing w:before="0" w:after="0" w:line="240" w:lineRule="auto"/>
         <w:shd w:val="clear" w:color="auto" w:fill="FFFFFF"/>
-        <w:spacing w:after="0" w:line="240" w:lineRule="auto"/>
-        <w:jc w:val="both"/>
-        <w:rPr>
-          <w:rFonts w:ascii="Arial Narrow" w:eastAsia="Arial Narrow" w:hAnsi="Arial Narrow" w:cs="Arial Narrow"/>
-          <w:color w:val="000000"/>
-          <w:kern w:val="0"/>
-          <w:sz w:val="22"/>
-          <w:szCs w:val="22"/>
-          <w:lang w:eastAsia="es-PE"/>
-          <w14:ligatures w14:val="none"/>
-        </w:rPr>
-      </w:pPr>
-      <w:r>
-        <w:rPr>
-          <w:rFonts w:ascii="Arial Narrow" w:eastAsia="Arial Narrow" w:hAnsi="Arial Narrow" w:cs="Arial Narrow"/>
-          <w:b/>
-          <w:color w:val="000000"/>
-          <w:kern w:val="0"/>
-          <w:sz w:val="22"/>
-          <w:szCs w:val="22"/>
-          <w:lang w:eastAsia="es-PE"/>
-          <w14:ligatures w14:val="none"/>
-        </w:rPr>
-        <w:t>SÉTIMO:</w:t>
-      </w:r>
-      <w:r>
-        <w:rPr>
-          <w:rFonts w:ascii="Arial Narrow" w:eastAsia="Arial Narrow" w:hAnsi="Arial Narrow" w:cs="Arial Narrow"/>
-          <w:color w:val="000000"/>
-          <w:kern w:val="0"/>
-          <w:sz w:val="22"/>
-          <w:szCs w:val="22"/>
-          <w:lang w:eastAsia="es-PE"/>
-          <w14:ligatures w14:val="none"/>
-        </w:rPr>
-        <w:t xml:space="preserve"> informar a las partes que conforme a lo establecido en el artículo 39</w:t>
-      </w:r>
-      <w:r>
-        <w:rPr>
-          <w:rFonts w:ascii="Arial Narrow" w:eastAsia="Arial Narrow" w:hAnsi="Arial Narrow" w:cs="Arial Narrow"/>
-          <w:color w:val="000000"/>
-          <w:kern w:val="0"/>
-          <w:sz w:val="22"/>
-          <w:szCs w:val="22"/>
-          <w:lang w:eastAsia="es-PE"/>
-          <w14:ligatures w14:val="none"/>
-        </w:rPr>
-        <w:t/>
-      </w:r>
-      <w:r>
-        <w:rPr>
-          <w:rFonts w:ascii="Arial Narrow" w:eastAsia="Arial Narrow" w:hAnsi="Arial Narrow" w:cs="Arial Narrow"/>
-          <w:color w:val="000000"/>
-          <w:kern w:val="0"/>
-          <w:sz w:val="22"/>
-          <w:szCs w:val="22"/>
-          <w:lang w:eastAsia="es-PE"/>
-          <w14:ligatures w14:val="none"/>
-        </w:rPr>
-        <w:t xml:space="preserve"> de la Ley sobre Facultades, Normas y Organización del Indecopi, aprobada por Decreto Legislativo 807, los gastos por los peritajes realizados, actuación de pruebas, inspecciones y otros derivados de la tramitación del proceso serán de cargo de la parte que solicita la prueba, salvo pacto en contrario. En todos los casos, la resolución final determinará si los gastos deben ser asumidos por alguna de las partes, o reembolsados a la otra parte o al Indecopi, según sea el caso, de manera adicional a la sanción que haya podido imponerse. </w:t>
-      </w:r>
-    </w:p>
-    <w:p>
-      <w:pPr>
-        <w:shd w:val="clear" w:color="auto" w:fill="FFFFFF"/>
-        <w:spacing w:after="0" w:line="240" w:lineRule="auto"/>
         <w:jc w:val="both"/>
         <w:rPr>
           <w:rFonts w:ascii="Arial Narrow" w:eastAsia="Arial Narrow" w:hAnsi="Arial Narrow" w:cs="Arial Narrow"/>
@@ -5368,15 +5369,74 @@
     </w:p>
     <w:p>
       <w:pPr>
+        <w:spacing w:before="0" w:after="0" w:line="240" w:lineRule="auto"/>
+        <w:suppressAutoHyphens/>
+        <w:jc w:val="both"/>
+        <w:rPr>
+          <w:rFonts w:ascii="Arial Narrow" w:eastAsia="Arial Narrow" w:hAnsi="Arial Narrow" w:cs="Arial Narrow"/>
+          <w:kern w:val="0"/>
+          <w:sz w:val="22"/>
+          <w:szCs w:val="22"/>
+          <w:u w:val="single"/>
+          <w14:ligatures w14:val="none"/>
+        </w:rPr>
+      </w:pPr>
+    </w:p>
+    <w:p>
+      <w:pPr>
         <w:suppressAutoHyphens/>
         <w:spacing w:after="0" w:line="240" w:lineRule="auto"/>
         <w:jc w:val="both"/>
         <w:rPr>
           <w:rFonts w:ascii="Arial Narrow" w:eastAsia="Arial Narrow" w:hAnsi="Arial Narrow" w:cs="Arial Narrow"/>
-          <w:kern w:val="0"/>
-          <w:sz w:val="22"/>
-          <w:szCs w:val="22"/>
-          <w:u w:val="single"/>
+          <w:color w:val="000000"/>
+          <w:kern w:val="0"/>
+          <w:sz w:val="22"/>
+          <w:szCs w:val="22"/>
+          <w:lang w:eastAsia="es-PE"/>
+          <w14:ligatures w14:val="none"/>
+        </w:rPr>
+      </w:pPr>
+      <w:r>
+        <w:rPr>
+          <w:rFonts w:ascii="Arial Narrow" w:eastAsia="Arial Narrow" w:hAnsi="Arial Narrow" w:cs="Arial Narrow"/>
+          <w:b/>
+          <w:color w:val="000000"/>
+          <w:kern w:val="0"/>
+          <w:sz w:val="22"/>
+          <w:szCs w:val="22"/>
+          <w:lang w:eastAsia="es-PE"/>
+          <w14:ligatures w14:val="none"/>
+        </w:rPr>
+        <w:t>NOVENO:</w:t>
+      </w:r>
+      <w:r>
+        <w:rPr>
+          <w:rFonts w:ascii="Arial Narrow" w:eastAsia="Arial Narrow" w:hAnsi="Arial Narrow" w:cs="Arial Narrow"/>
+          <w:color w:val="000000"/>
+          <w:kern w:val="0"/>
+          <w:sz w:val="22"/>
+          <w:szCs w:val="22"/>
+          <w:lang w:eastAsia="es-PE"/>
+          <w14:ligatures w14:val="none"/>
+        </w:rPr>
+        <w:t xml:space="preserve"> poner en conocimiento de las partes que, antes de la emisión de la Resolución Final, tienen la posibilidad de formular su desistimiento o presentar el acuerdo arribado mediante la conciliación, mediación, transacción o cualquier otro que, de forma indubitable, deje constancia que se ha solucionado la controversia materia de denuncia.</w:t>
+      </w:r>
+      <w:bookmarkStart w:id="7" w:name="h.gjdgxs" w:colFirst="0" w:colLast="0"/>
+      <w:bookmarkEnd w:id="7"/>
+    </w:p>
+    <w:p>
+      <w:pPr>
+        <w:spacing w:before="0" w:after="0" w:line="240" w:lineRule="auto"/>
+        <w:suppressAutoHyphens/>
+        <w:jc w:val="both"/>
+        <w:rPr>
+          <w:rFonts w:ascii="Arial Narrow" w:eastAsia="Arial Narrow" w:hAnsi="Arial Narrow" w:cs="Arial Narrow"/>
+          <w:color w:val="000000"/>
+          <w:kern w:val="0"/>
+          <w:sz w:val="22"/>
+          <w:szCs w:val="22"/>
+          <w:lang w:eastAsia="es-PE"/>
           <w14:ligatures w14:val="none"/>
         </w:rPr>
       </w:pPr>
@@ -5388,270 +5448,211 @@
         <w:jc w:val="both"/>
         <w:rPr>
           <w:rFonts w:ascii="Arial Narrow" w:eastAsia="Arial Narrow" w:hAnsi="Arial Narrow" w:cs="Arial Narrow"/>
-          <w:color w:val="000000"/>
-          <w:kern w:val="0"/>
-          <w:sz w:val="22"/>
-          <w:szCs w:val="22"/>
-          <w:lang w:eastAsia="es-PE"/>
-          <w14:ligatures w14:val="none"/>
-        </w:rPr>
-      </w:pPr>
-      <w:r>
-        <w:rPr>
-          <w:rFonts w:ascii="Arial Narrow" w:eastAsia="Arial Narrow" w:hAnsi="Arial Narrow" w:cs="Arial Narrow"/>
-          <w:b/>
-          <w:color w:val="000000"/>
-          <w:kern w:val="0"/>
-          <w:sz w:val="22"/>
-          <w:szCs w:val="22"/>
-          <w:lang w:eastAsia="es-PE"/>
-          <w14:ligatures w14:val="none"/>
-        </w:rPr>
-        <w:t>NOVENO:</w:t>
-      </w:r>
-      <w:r>
-        <w:rPr>
-          <w:rFonts w:ascii="Arial Narrow" w:eastAsia="Arial Narrow" w:hAnsi="Arial Narrow" w:cs="Arial Narrow"/>
-          <w:color w:val="000000"/>
-          <w:kern w:val="0"/>
-          <w:sz w:val="22"/>
-          <w:szCs w:val="22"/>
-          <w:lang w:eastAsia="es-PE"/>
-          <w14:ligatures w14:val="none"/>
-        </w:rPr>
-        <w:t xml:space="preserve"> poner en conocimiento de las partes que, antes de la emisión de la Resolución Final, tienen la posibilidad de formular su desistimiento o presentar el acuerdo arribado mediante la conciliación, mediación, transacción o cualquier otro que, de forma indubitable, deje constancia que se ha solucionado la controversia materia de denuncia.</w:t>
-      </w:r>
-      <w:bookmarkStart w:id="7" w:name="h.gjdgxs" w:colFirst="0" w:colLast="0"/>
-      <w:bookmarkEnd w:id="7"/>
-    </w:p>
-    <w:p>
-      <w:pPr>
+          <w:sz w:val="22"/>
+          <w:szCs w:val="22"/>
+        </w:rPr>
+      </w:pPr>
+      <w:r>
+        <w:rPr>
+          <w:rFonts w:ascii="Arial Narrow" w:eastAsia="Arial Narrow" w:hAnsi="Arial Narrow" w:cs="Arial Narrow"/>
+          <w:b/>
+          <w:bCs/>
+          <w:sz w:val="22"/>
+          <w:szCs w:val="22"/>
+        </w:rPr>
+        <w:t xml:space="preserve">DÉCIMO:</w:t>
+      </w:r>
+      <w:r>
+        <w:rPr>
+          <w:rFonts w:ascii="Arial Narrow" w:eastAsia="Arial Narrow" w:hAnsi="Arial Narrow" w:cs="Arial Narrow"/>
+          <w:sz w:val="22"/>
+          <w:szCs w:val="22"/>
+        </w:rPr>
+        <w:t xml:space="preserve"> </w:t>
+      </w:r>
+      <w:r>
+        <w:rPr>
+          <w:rFonts w:ascii="Arial Narrow" w:eastAsia="Arial Narrow" w:hAnsi="Arial Narrow" w:cs="Arial Narrow"/>
+          <w:sz w:val="22"/>
+          <w:szCs w:val="22"/>
+        </w:rPr>
+        <w:t xml:space="preserve">requerir al señor [DENUNCIANTE] para que, dentro del plazo de dos (2) días hábiles siguientes a la fecha en que reciba la notificación en su bandeja de correo electrónico, efectúe la confirmación de recepción de la notificación remitida por este despacho a su correo electrónico, de conformidad con el segundo párrafo del numeral 4 del artículo 20 del Texto Único Ordenado de la Ley del Procedimiento Administrativo General, aprobado mediante Decreto Supremo 006-2026-JUS, bajo apercibimiento de rehacer el acto de notificación y notificarle conforme al numeral 1 del artículo 20 del citado cuerpo normativo.</w:t>
+      </w:r>
+      <w:r>
+        <w:rPr>
+          <w:rFonts w:ascii="Arial Narrow" w:eastAsia="Arial Narrow" w:hAnsi="Arial Narrow" w:cs="Arial Narrow"/>
+          <w:spacing w:val="-3"/>
+          <w:kern w:val="0"/>
+          <w14:ligatures w14:val="none"/>
+          <w:sz w:val="22"/>
+          <w:szCs w:val="22"/>
+        </w:rPr>
+        <w:t/>
+      </w:r>
+      <w:r>
+        <w:rPr>
+          <w:rFonts w:ascii="Arial Narrow" w:eastAsia="Arial Narrow" w:hAnsi="Arial Narrow" w:cs="Arial Narrow"/>
+          <w:spacing w:val="-3"/>
+          <w:kern w:val="0"/>
+          <w14:ligatures w14:val="none"/>
+          <w:sz w:val="22"/>
+          <w:szCs w:val="22"/>
+        </w:rPr>
+        <w:t xml:space="preserve"/>
+      </w:r>
+      <w:r>
+        <w:rPr>
+          <w:rFonts w:ascii="Arial Narrow" w:eastAsia="Arial Narrow" w:hAnsi="Arial Narrow" w:cs="Arial Narrow"/>
+          <w:spacing w:val="-3"/>
+          <w:kern w:val="0"/>
+          <w14:ligatures w14:val="none"/>
+          <w:sz w:val="22"/>
+          <w:szCs w:val="22"/>
+        </w:rPr>
+        <w:t xml:space="preserve"/>
+      </w:r>
+      <w:r>
+        <w:rPr>
+          <w:rFonts w:ascii="Arial Narrow" w:eastAsia="Arial Narrow" w:hAnsi="Arial Narrow" w:cs="Arial Narrow"/>
+          <w:color w:val="000000"/>
+          <w:kern w:val="0"/>
+          <w:sz w:val="22"/>
+          <w:szCs w:val="22"/>
+          <w:shd w:val="clear" w:color="auto" w:fill="FFFFFF"/>
+          <w:lang w:eastAsia="es-PE"/>
+          <w14:ligatures w14:val="none"/>
+        </w:rPr>
+        <w:t xml:space="preserve"/>
+      </w:r>
+      <w:r>
+        <w:rPr>
+          <w:rFonts w:ascii="Arial Narrow" w:eastAsia="Arial Narrow" w:hAnsi="Arial Narrow" w:cs="Arial Narrow"/>
+          <w:color w:val="000000"/>
+          <w:kern w:val="0"/>
+          <w:sz w:val="22"/>
+          <w:szCs w:val="22"/>
+          <w:shd w:val="clear" w:color="auto" w:fill="FFFFFF"/>
+          <w:lang w:eastAsia="es-PE"/>
+          <w14:ligatures w14:val="none"/>
+        </w:rPr>
+        <w:t/>
+      </w:r>
+      <w:r>
+        <w:rPr>
+          <w:rFonts w:ascii="Arial Narrow" w:eastAsia="Arial Narrow" w:hAnsi="Arial Narrow" w:cs="Arial Narrow"/>
+          <w:color w:val="000000"/>
+          <w:kern w:val="0"/>
+          <w:sz w:val="22"/>
+          <w:szCs w:val="22"/>
+          <w:shd w:val="clear" w:color="auto" w:fill="FFFFFF"/>
+          <w:lang w:eastAsia="es-PE"/>
+          <w14:ligatures w14:val="none"/>
+        </w:rPr>
+        <w:t xml:space="preserve"/>
+      </w:r>
+      <w:r>
+        <w:rPr>
+          <w:rFonts w:ascii="Arial Narrow" w:eastAsia="Arial Narrow" w:hAnsi="Arial Narrow" w:cs="Arial Narrow"/>
+          <w:color w:val="000000"/>
+          <w:sz w:val="22"/>
+          <w:szCs w:val="22"/>
+        </w:rPr>
+        <w:t/>
+      </w:r>
+      <w:r>
+        <w:rPr>
+          <w:rFonts w:ascii="Arial Narrow" w:eastAsia="Arial Narrow" w:hAnsi="Arial Narrow" w:cs="Arial Narrow"/>
+          <w:color w:val="000000"/>
+          <w:kern w:val="0"/>
+          <w:sz w:val="22"/>
+          <w:szCs w:val="22"/>
+          <w:lang w:eastAsia="es-PE"/>
+          <w14:ligatures w14:val="none"/>
+        </w:rPr>
+        <w:t/>
+      </w:r>
+      <w:r>
+        <w:rPr>
+          <w:rFonts w:ascii="Arial Narrow" w:eastAsia="Arial Narrow" w:hAnsi="Arial Narrow" w:cs="Arial Narrow"/>
+          <w:color w:val="000000"/>
+          <w:sz w:val="22"/>
+          <w:szCs w:val="22"/>
+        </w:rPr>
+        <w:t xml:space="preserve"/>
+      </w:r>
+      <w:r>
+        <w:rPr>
+          <w:rFonts w:ascii="Arial Narrow" w:eastAsia="Arial Narrow" w:hAnsi="Arial Narrow" w:cs="Arial Narrow"/>
+          <w:color w:val="000000"/>
+          <w:sz w:val="22"/>
+          <w:szCs w:val="22"/>
+        </w:rPr>
+        <w:t xml:space="preserve"/>
+      </w:r>
+      <w:proofErr w:type="spellStart"/>
+      <w:r>
+        <w:rPr>
+          <w:rFonts w:ascii="Arial Narrow" w:eastAsia="Arial Narrow" w:hAnsi="Arial Narrow" w:cs="Arial Narrow"/>
+          <w:color w:val="000000"/>
+          <w:sz w:val="22"/>
+          <w:szCs w:val="22"/>
+        </w:rPr>
+        <w:t/>
+      </w:r>
+      <w:proofErr w:type="spellEnd"/>
+      <w:r>
+        <w:rPr>
+          <w:rFonts w:ascii="Arial Narrow" w:eastAsia="Arial Narrow" w:hAnsi="Arial Narrow" w:cs="Arial Narrow"/>
+          <w:color w:val="000000"/>
+          <w:sz w:val="22"/>
+          <w:szCs w:val="22"/>
+        </w:rPr>
+        <w:t xml:space="preserve"/>
+      </w:r>
+      <w:r>
+        <w:rPr>
+          <w:rFonts w:ascii="Arial Narrow" w:eastAsia="Arial Narrow" w:hAnsi="Arial Narrow" w:cs="Arial Narrow"/>
+          <w:color w:val="000000"/>
+          <w:kern w:val="0"/>
+          <w:sz w:val="22"/>
+          <w:szCs w:val="22"/>
+          <w:lang w:eastAsia="es-PE"/>
+          <w14:ligatures w14:val="none"/>
+        </w:rPr>
+        <w:t/>
+      </w:r>
+      <w:r>
+        <w:rPr>
+          <w:rFonts w:ascii="Arial Narrow" w:eastAsia="Arial Narrow" w:hAnsi="Arial Narrow" w:cs="Arial Narrow"/>
+          <w:color w:val="000000"/>
+          <w:sz w:val="22"/>
+          <w:szCs w:val="22"/>
+        </w:rPr>
+        <w:t xml:space="preserve"/>
+      </w:r>
+      <w:r>
+        <w:rPr>
+          <w:rStyle w:val="Refdenotaalpie"/>
+          <w:rFonts w:ascii="Arial Narrow" w:eastAsia="Arial Narrow" w:hAnsi="Arial Narrow" w:cs="Arial Narrow"/>
+          <w:sz w:val="22"/>
+          <w:szCs w:val="22"/>
+          <w:vertAlign w:val="superscript"/>
+        </w:rPr>
+        <w:footnoteReference w:id="14"/>
+      </w:r>
+      <w:r>
+        <w:rPr>
+          <w:rFonts w:ascii="Arial Narrow" w:eastAsia="Arial Narrow" w:hAnsi="Arial Narrow" w:cs="Arial Narrow"/>
+          <w:sz w:val="22"/>
+          <w:szCs w:val="22"/>
+        </w:rPr>
+        <w:t/>
+      </w:r>
+    </w:p>
+    <w:p>
+      <w:pPr>
+        <w:spacing w:before="0" w:after="0" w:line="240" w:lineRule="auto"/>
         <w:suppressAutoHyphens/>
-        <w:spacing w:after="0" w:line="240" w:lineRule="auto"/>
-        <w:jc w:val="both"/>
-        <w:rPr>
-          <w:rFonts w:ascii="Arial Narrow" w:eastAsia="Arial Narrow" w:hAnsi="Arial Narrow" w:cs="Arial Narrow"/>
-          <w:color w:val="000000"/>
-          <w:kern w:val="0"/>
-          <w:sz w:val="22"/>
-          <w:szCs w:val="22"/>
-          <w:lang w:eastAsia="es-PE"/>
-          <w14:ligatures w14:val="none"/>
-        </w:rPr>
-      </w:pPr>
-    </w:p>
-    <w:p>
-      <w:pPr>
-        <w:suppressAutoHyphens/>
-        <w:spacing w:after="0" w:line="240" w:lineRule="auto"/>
-        <w:jc w:val="both"/>
-        <w:rPr>
-          <w:rFonts w:ascii="Arial Narrow" w:eastAsia="Arial Narrow" w:hAnsi="Arial Narrow" w:cs="Arial Narrow"/>
-          <w:sz w:val="22"/>
-          <w:szCs w:val="22"/>
-        </w:rPr>
-      </w:pPr>
-      <w:r>
-        <w:rPr>
-          <w:rFonts w:ascii="Arial Narrow" w:eastAsia="Arial Narrow" w:hAnsi="Arial Narrow" w:cs="Arial Narrow"/>
-          <w:b/>
-          <w:bCs/>
-          <w:sz w:val="22"/>
-          <w:szCs w:val="22"/>
-        </w:rPr>
-        <w:t xml:space="preserve">DÉCIMO:</w:t>
-      </w:r>
-      <w:r>
-        <w:rPr>
-          <w:rFonts w:ascii="Arial Narrow" w:eastAsia="Arial Narrow" w:hAnsi="Arial Narrow" w:cs="Arial Narrow"/>
-          <w:sz w:val="22"/>
-          <w:szCs w:val="22"/>
-        </w:rPr>
-        <w:t xml:space="preserve"> </w:t>
-      </w:r>
-      <w:r>
-        <w:rPr>
-          <w:rFonts w:ascii="Arial Narrow" w:eastAsia="Arial Narrow" w:hAnsi="Arial Narrow" w:cs="Arial Narrow"/>
-          <w:sz w:val="22"/>
-          <w:szCs w:val="22"/>
-        </w:rPr>
-        <w:t xml:space="preserve">requerir al señor [DENUNCIANTE] para que, dentro del plazo de dos (2) días hábiles siguientes a la fecha en que reciba la notificación en su bandeja de correo electrónico, efectúe la confirmación de recepción de la notificación remitida por este despacho a su correo electrónico, de conformidad con el segundo párrafo del numeral 4 del artículo 20 del Texto Único Ordenado de la Ley del Procedimiento Administrativo General, aprobado mediante Decreto Supremo 006-2026-JUS, bajo apercibimiento de rehacer el acto de notificación y notificarle conforme al numeral 1 del artículo 20 del citado cuerpo normativo.</w:t>
-      </w:r>
-      <w:r>
-        <w:rPr>
-          <w:rFonts w:ascii="Arial Narrow" w:eastAsia="Arial Narrow" w:hAnsi="Arial Narrow" w:cs="Arial Narrow"/>
-          <w:spacing w:val="-3"/>
-          <w:kern w:val="0"/>
-          <w14:ligatures w14:val="none"/>
-          <w:sz w:val="22"/>
-          <w:szCs w:val="22"/>
-        </w:rPr>
-        <w:t/>
-      </w:r>
-      <w:r>
-        <w:rPr>
-          <w:rFonts w:ascii="Arial Narrow" w:eastAsia="Arial Narrow" w:hAnsi="Arial Narrow" w:cs="Arial Narrow"/>
-          <w:spacing w:val="-3"/>
-          <w:kern w:val="0"/>
-          <w14:ligatures w14:val="none"/>
-          <w:sz w:val="22"/>
-          <w:szCs w:val="22"/>
-        </w:rPr>
-        <w:t xml:space="preserve"/>
-      </w:r>
-      <w:r>
-        <w:rPr>
-          <w:rFonts w:ascii="Arial Narrow" w:eastAsia="Arial Narrow" w:hAnsi="Arial Narrow" w:cs="Arial Narrow"/>
-          <w:spacing w:val="-3"/>
-          <w:kern w:val="0"/>
-          <w14:ligatures w14:val="none"/>
-          <w:sz w:val="22"/>
-          <w:szCs w:val="22"/>
-        </w:rPr>
-        <w:t xml:space="preserve"/>
-      </w:r>
-      <w:r>
-        <w:rPr>
-          <w:rFonts w:ascii="Arial Narrow" w:eastAsia="Arial Narrow" w:hAnsi="Arial Narrow" w:cs="Arial Narrow"/>
-          <w:color w:val="000000"/>
-          <w:kern w:val="0"/>
-          <w:sz w:val="22"/>
-          <w:szCs w:val="22"/>
-          <w:shd w:val="clear" w:color="auto" w:fill="FFFFFF"/>
-          <w:lang w:eastAsia="es-PE"/>
-          <w14:ligatures w14:val="none"/>
-        </w:rPr>
-        <w:t xml:space="preserve"/>
-      </w:r>
-      <w:r>
-        <w:rPr>
-          <w:rFonts w:ascii="Arial Narrow" w:eastAsia="Arial Narrow" w:hAnsi="Arial Narrow" w:cs="Arial Narrow"/>
-          <w:color w:val="000000"/>
-          <w:kern w:val="0"/>
-          <w:sz w:val="22"/>
-          <w:szCs w:val="22"/>
-          <w:shd w:val="clear" w:color="auto" w:fill="FFFFFF"/>
-          <w:lang w:eastAsia="es-PE"/>
-          <w14:ligatures w14:val="none"/>
-        </w:rPr>
-        <w:t/>
-      </w:r>
-      <w:r>
-        <w:rPr>
-          <w:rFonts w:ascii="Arial Narrow" w:eastAsia="Arial Narrow" w:hAnsi="Arial Narrow" w:cs="Arial Narrow"/>
-          <w:color w:val="000000"/>
-          <w:kern w:val="0"/>
-          <w:sz w:val="22"/>
-          <w:szCs w:val="22"/>
-          <w:shd w:val="clear" w:color="auto" w:fill="FFFFFF"/>
-          <w:lang w:eastAsia="es-PE"/>
-          <w14:ligatures w14:val="none"/>
-        </w:rPr>
-        <w:t xml:space="preserve"/>
-      </w:r>
-      <w:r>
-        <w:rPr>
-          <w:rFonts w:ascii="Arial Narrow" w:eastAsia="Arial Narrow" w:hAnsi="Arial Narrow" w:cs="Arial Narrow"/>
-          <w:color w:val="000000"/>
-          <w:sz w:val="22"/>
-          <w:szCs w:val="22"/>
-        </w:rPr>
-        <w:t/>
-      </w:r>
-      <w:r>
-        <w:rPr>
-          <w:rFonts w:ascii="Arial Narrow" w:eastAsia="Arial Narrow" w:hAnsi="Arial Narrow" w:cs="Arial Narrow"/>
-          <w:color w:val="000000"/>
-          <w:kern w:val="0"/>
-          <w:sz w:val="22"/>
-          <w:szCs w:val="22"/>
-          <w:lang w:eastAsia="es-PE"/>
-          <w14:ligatures w14:val="none"/>
-        </w:rPr>
-        <w:t/>
-      </w:r>
-      <w:r>
-        <w:rPr>
-          <w:rFonts w:ascii="Arial Narrow" w:eastAsia="Arial Narrow" w:hAnsi="Arial Narrow" w:cs="Arial Narrow"/>
-          <w:color w:val="000000"/>
-          <w:sz w:val="22"/>
-          <w:szCs w:val="22"/>
-        </w:rPr>
-        <w:t xml:space="preserve"/>
-      </w:r>
-      <w:r>
-        <w:rPr>
-          <w:rFonts w:ascii="Arial Narrow" w:eastAsia="Arial Narrow" w:hAnsi="Arial Narrow" w:cs="Arial Narrow"/>
-          <w:color w:val="000000"/>
-          <w:sz w:val="22"/>
-          <w:szCs w:val="22"/>
-        </w:rPr>
-        <w:t xml:space="preserve"/>
-      </w:r>
-      <w:proofErr w:type="spellStart"/>
-      <w:r>
-        <w:rPr>
-          <w:rFonts w:ascii="Arial Narrow" w:eastAsia="Arial Narrow" w:hAnsi="Arial Narrow" w:cs="Arial Narrow"/>
-          <w:color w:val="000000"/>
-          <w:sz w:val="22"/>
-          <w:szCs w:val="22"/>
-        </w:rPr>
-        <w:t/>
-      </w:r>
-      <w:proofErr w:type="spellEnd"/>
-      <w:r>
-        <w:rPr>
-          <w:rFonts w:ascii="Arial Narrow" w:eastAsia="Arial Narrow" w:hAnsi="Arial Narrow" w:cs="Arial Narrow"/>
-          <w:color w:val="000000"/>
-          <w:sz w:val="22"/>
-          <w:szCs w:val="22"/>
-        </w:rPr>
-        <w:t xml:space="preserve"/>
-      </w:r>
-      <w:r>
-        <w:rPr>
-          <w:rFonts w:ascii="Arial Narrow" w:eastAsia="Arial Narrow" w:hAnsi="Arial Narrow" w:cs="Arial Narrow"/>
-          <w:color w:val="000000"/>
-          <w:kern w:val="0"/>
-          <w:sz w:val="22"/>
-          <w:szCs w:val="22"/>
-          <w:lang w:eastAsia="es-PE"/>
-          <w14:ligatures w14:val="none"/>
-        </w:rPr>
-        <w:t/>
-      </w:r>
-      <w:r>
-        <w:rPr>
-          <w:rFonts w:ascii="Arial Narrow" w:eastAsia="Arial Narrow" w:hAnsi="Arial Narrow" w:cs="Arial Narrow"/>
-          <w:color w:val="000000"/>
-          <w:sz w:val="22"/>
-          <w:szCs w:val="22"/>
-        </w:rPr>
-        <w:t xml:space="preserve"/>
-      </w:r>
-      <w:r>
-        <w:rPr>
-          <w:rStyle w:val="Refdenotaalpie"/>
-          <w:rFonts w:ascii="Arial Narrow" w:eastAsia="Arial Narrow" w:hAnsi="Arial Narrow" w:cs="Arial Narrow"/>
-          <w:sz w:val="22"/>
-          <w:szCs w:val="22"/>
-          <w:vertAlign w:val="superscript"/>
-        </w:rPr>
-        <w:footnoteReference w:id="14"/>
-      </w:r>
-      <w:r>
-        <w:rPr>
-          <w:rFonts w:ascii="Arial Narrow" w:eastAsia="Arial Narrow" w:hAnsi="Arial Narrow" w:cs="Arial Narrow"/>
-          <w:sz w:val="22"/>
-          <w:szCs w:val="22"/>
-        </w:rPr>
-        <w:t/>
-      </w:r>
-    </w:p>
-    <w:p>
-      <w:pPr>
-        <w:suppressAutoHyphens/>
-        <w:spacing w:after="0" w:line="240" w:lineRule="auto"/>
         <w:jc w:val="both"/>
         <w:rPr>
           <w:rFonts w:ascii="Arial Narrow" w:eastAsia="Arial Narrow" w:hAnsi="Arial Narrow" w:cs="Arial Narrow"/>
@@ -6253,7 +6254,6 @@
           <w:sz w:val="16"/>
           <w:szCs w:val="16"/>
         </w:rPr>
-        <w:tab/>
         <w:t xml:space="preserve"/>
       </w:r>
       <w:r>
@@ -6329,25 +6329,24 @@
           <w:sz w:val="16"/>
           <w:szCs w:val="16"/>
         </w:rPr>
+        <w:t xml:space="preserve"/>
+      </w:r>
+      <w:r>
+        <w:rPr>
+          <w:rFonts w:ascii="Arial Narrow" w:eastAsia="Arial Narrow" w:hAnsi="Arial Narrow" w:cs="Arial Narrow"/>
+          <w:sz w:val="16"/>
+          <w:szCs w:val="16"/>
+        </w:rPr>
+      </w:r>
+      <w:r>
+        <w:rPr>
+          <w:rFonts w:ascii="Arial Narrow" w:eastAsia="Arial Narrow" w:hAnsi="Arial Narrow" w:cs="Arial Narrow"/>
+          <w:b/>
+          <w:bCs/>
+          <w:sz w:val="16"/>
+          <w:szCs w:val="16"/>
+        </w:rPr>
         <w:tab/>
-        <w:t xml:space="preserve"/>
-      </w:r>
-      <w:r>
-        <w:rPr>
-          <w:rFonts w:ascii="Arial Narrow" w:eastAsia="Arial Narrow" w:hAnsi="Arial Narrow" w:cs="Arial Narrow"/>
-          <w:sz w:val="16"/>
-          <w:szCs w:val="16"/>
-        </w:rPr>
-        <w:tab/>
-      </w:r>
-      <w:r>
-        <w:rPr>
-          <w:rFonts w:ascii="Arial Narrow" w:eastAsia="Arial Narrow" w:hAnsi="Arial Narrow" w:cs="Arial Narrow"/>
-          <w:b/>
-          <w:bCs/>
-          <w:sz w:val="16"/>
-          <w:szCs w:val="16"/>
-        </w:rPr>
         <w:t xml:space="preserve">LEY </w:t>
       </w:r>
       <w:proofErr w:type="spellStart"/>
@@ -6673,25 +6672,24 @@
           <w:sz w:val="16"/>
           <w:szCs w:val="16"/>
         </w:rPr>
+        <w:t xml:space="preserve"/>
+      </w:r>
+      <w:r>
+        <w:rPr>
+          <w:rFonts w:ascii="Arial Narrow" w:eastAsia="Arial Narrow" w:hAnsi="Arial Narrow" w:cs="Arial Narrow"/>
+          <w:sz w:val="16"/>
+          <w:szCs w:val="16"/>
+        </w:rPr>
+      </w:r>
+      <w:r>
+        <w:rPr>
+          <w:rFonts w:ascii="Arial Narrow" w:eastAsia="Arial Narrow" w:hAnsi="Arial Narrow" w:cs="Arial Narrow"/>
+          <w:b/>
+          <w:bCs/>
+          <w:sz w:val="16"/>
+          <w:szCs w:val="16"/>
+        </w:rPr>
         <w:tab/>
-        <w:t xml:space="preserve"/>
-      </w:r>
-      <w:r>
-        <w:rPr>
-          <w:rFonts w:ascii="Arial Narrow" w:eastAsia="Arial Narrow" w:hAnsi="Arial Narrow" w:cs="Arial Narrow"/>
-          <w:sz w:val="16"/>
-          <w:szCs w:val="16"/>
-        </w:rPr>
-        <w:tab/>
-      </w:r>
-      <w:r>
-        <w:rPr>
-          <w:rFonts w:ascii="Arial Narrow" w:eastAsia="Arial Narrow" w:hAnsi="Arial Narrow" w:cs="Arial Narrow"/>
-          <w:b/>
-          <w:bCs/>
-          <w:sz w:val="16"/>
-          <w:szCs w:val="16"/>
-        </w:rPr>
         <w:t xml:space="preserve">LEY </w:t>
       </w:r>
       <w:proofErr w:type="spellStart"/>
@@ -6948,25 +6946,24 @@
           <w:sz w:val="16"/>
           <w:szCs w:val="16"/>
         </w:rPr>
+        <w:t xml:space="preserve"/>
+      </w:r>
+      <w:r>
+        <w:rPr>
+          <w:rFonts w:ascii="Arial Narrow" w:eastAsia="Arial Narrow" w:hAnsi="Arial Narrow" w:cs="Arial Narrow"/>
+          <w:sz w:val="16"/>
+          <w:szCs w:val="16"/>
+        </w:rPr>
+      </w:r>
+      <w:r>
+        <w:rPr>
+          <w:rFonts w:ascii="Arial Narrow" w:eastAsia="Arial Narrow" w:hAnsi="Arial Narrow" w:cs="Arial Narrow"/>
+          <w:b/>
+          <w:bCs/>
+          <w:sz w:val="16"/>
+          <w:szCs w:val="16"/>
+        </w:rPr>
         <w:tab/>
-        <w:t xml:space="preserve"/>
-      </w:r>
-      <w:r>
-        <w:rPr>
-          <w:rFonts w:ascii="Arial Narrow" w:eastAsia="Arial Narrow" w:hAnsi="Arial Narrow" w:cs="Arial Narrow"/>
-          <w:sz w:val="16"/>
-          <w:szCs w:val="16"/>
-        </w:rPr>
-        <w:tab/>
-      </w:r>
-      <w:r>
-        <w:rPr>
-          <w:rFonts w:ascii="Arial Narrow" w:eastAsia="Arial Narrow" w:hAnsi="Arial Narrow" w:cs="Arial Narrow"/>
-          <w:b/>
-          <w:bCs/>
-          <w:sz w:val="16"/>
-          <w:szCs w:val="16"/>
-        </w:rPr>
         <w:t xml:space="preserve">LEY </w:t>
       </w:r>
       <w:proofErr w:type="spellStart"/>
@@ -7157,25 +7154,24 @@
           <w:sz w:val="16"/>
           <w:szCs w:val="16"/>
         </w:rPr>
+        <w:t xml:space="preserve"/>
+      </w:r>
+      <w:r>
+        <w:rPr>
+          <w:rFonts w:ascii="Arial Narrow" w:eastAsia="Arial Narrow" w:hAnsi="Arial Narrow" w:cs="Arial Narrow"/>
+          <w:sz w:val="16"/>
+          <w:szCs w:val="16"/>
+        </w:rPr>
+      </w:r>
+      <w:r>
+        <w:rPr>
+          <w:rFonts w:ascii="Arial Narrow" w:eastAsia="Arial Narrow" w:hAnsi="Arial Narrow" w:cs="Arial Narrow"/>
+          <w:b/>
+          <w:bCs/>
+          <w:sz w:val="16"/>
+          <w:szCs w:val="16"/>
+        </w:rPr>
         <w:tab/>
-        <w:t xml:space="preserve"/>
-      </w:r>
-      <w:r>
-        <w:rPr>
-          <w:rFonts w:ascii="Arial Narrow" w:eastAsia="Arial Narrow" w:hAnsi="Arial Narrow" w:cs="Arial Narrow"/>
-          <w:sz w:val="16"/>
-          <w:szCs w:val="16"/>
-        </w:rPr>
-        <w:tab/>
-      </w:r>
-      <w:r>
-        <w:rPr>
-          <w:rFonts w:ascii="Arial Narrow" w:eastAsia="Arial Narrow" w:hAnsi="Arial Narrow" w:cs="Arial Narrow"/>
-          <w:b/>
-          <w:bCs/>
-          <w:sz w:val="16"/>
-          <w:szCs w:val="16"/>
-        </w:rPr>
         <w:t xml:space="preserve">LEY SOBRE FACULTADES, NORMAS Y ORGANIZACIÓN DEL INDECOPI, APROBADA POR DECRETO LEGISLATIVO </w:t>
       </w:r>
       <w:proofErr w:type="spellStart"/>
@@ -7346,7 +7342,6 @@
           <w:sz w:val="16"/>
           <w:szCs w:val="16"/>
         </w:rPr>
-        <w:tab/>
         <w:t xml:space="preserve"/>
       </w:r>
       <w:r>
@@ -7439,24 +7434,23 @@
           <w:sz w:val="16"/>
           <w:szCs w:val="16"/>
         </w:rPr>
+        <w:t xml:space="preserve"/>
+      </w:r>
+      <w:r>
+        <w:rPr>
+          <w:rFonts w:ascii="Arial Narrow" w:eastAsia="Arial Narrow" w:hAnsi="Arial Narrow" w:cs="Arial Narrow"/>
+          <w:sz w:val="16"/>
+          <w:szCs w:val="16"/>
+        </w:rPr>
+      </w:r>
+      <w:r>
+        <w:rPr>
+          <w:rFonts w:ascii="Arial Narrow" w:eastAsia="Arial Narrow" w:hAnsi="Arial Narrow" w:cs="Arial Narrow"/>
+          <w:b/>
+          <w:sz w:val="16"/>
+          <w:szCs w:val="16"/>
+        </w:rPr>
         <w:tab/>
-        <w:t xml:space="preserve"/>
-      </w:r>
-      <w:r>
-        <w:rPr>
-          <w:rFonts w:ascii="Arial Narrow" w:eastAsia="Arial Narrow" w:hAnsi="Arial Narrow" w:cs="Arial Narrow"/>
-          <w:sz w:val="16"/>
-          <w:szCs w:val="16"/>
-        </w:rPr>
-        <w:tab/>
-      </w:r>
-      <w:r>
-        <w:rPr>
-          <w:rFonts w:ascii="Arial Narrow" w:eastAsia="Arial Narrow" w:hAnsi="Arial Narrow" w:cs="Arial Narrow"/>
-          <w:b/>
-          <w:sz w:val="16"/>
-          <w:szCs w:val="16"/>
-        </w:rPr>
         <w:t>LEY 29571, CÓDIGO DE PROTECCIÓN Y DEFENSA DEL CONSUMIDOR</w:t>
       </w:r>
       <w:r>
@@ -7861,32 +7855,31 @@
           <w:szCs w:val="16"/>
           <w:vertAlign w:val="superscript"/>
         </w:rPr>
+        <w:t xml:space="preserve"/>
+      </w:r>
+      <w:r>
+        <w:rPr>
+          <w:rFonts w:ascii="Arial Narrow" w:eastAsia="Arial Narrow" w:hAnsi="Arial Narrow" w:cs="Arial Narrow"/>
+          <w:sz w:val="16"/>
+          <w:szCs w:val="16"/>
+        </w:rPr>
+        <w:t xml:space="preserve"/>
+      </w:r>
+      <w:r>
+        <w:rPr>
+          <w:rFonts w:ascii="Arial Narrow" w:eastAsia="Arial Narrow" w:hAnsi="Arial Narrow" w:cs="Arial Narrow"/>
+          <w:sz w:val="16"/>
+          <w:szCs w:val="16"/>
+        </w:rPr>
+      </w:r>
+      <w:r>
+        <w:rPr>
+          <w:rFonts w:ascii="Arial Narrow" w:eastAsia="Arial Narrow" w:hAnsi="Arial Narrow" w:cs="Arial Narrow"/>
+          <w:b/>
+          <w:sz w:val="16"/>
+          <w:szCs w:val="16"/>
+        </w:rPr>
         <w:tab/>
-        <w:t xml:space="preserve"/>
-      </w:r>
-      <w:r>
-        <w:rPr>
-          <w:rFonts w:ascii="Arial Narrow" w:eastAsia="Arial Narrow" w:hAnsi="Arial Narrow" w:cs="Arial Narrow"/>
-          <w:sz w:val="16"/>
-          <w:szCs w:val="16"/>
-        </w:rPr>
-        <w:t xml:space="preserve"> </w:t>
-      </w:r>
-      <w:r>
-        <w:rPr>
-          <w:rFonts w:ascii="Arial Narrow" w:eastAsia="Arial Narrow" w:hAnsi="Arial Narrow" w:cs="Arial Narrow"/>
-          <w:sz w:val="16"/>
-          <w:szCs w:val="16"/>
-        </w:rPr>
-        <w:tab/>
-      </w:r>
-      <w:r>
-        <w:rPr>
-          <w:rFonts w:ascii="Arial Narrow" w:eastAsia="Arial Narrow" w:hAnsi="Arial Narrow" w:cs="Arial Narrow"/>
-          <w:b/>
-          <w:sz w:val="16"/>
-          <w:szCs w:val="16"/>
-        </w:rPr>
         <w:t>LEY 29571, CÓDIGO DE PROTECCIÓN Y DEFENSA DEL CONSUMIDOR</w:t>
       </w:r>
       <w:r>
@@ -8110,25 +8103,24 @@
           <w:sz w:val="16"/>
           <w:szCs w:val="16"/>
         </w:rPr>
+        <w:t xml:space="preserve"/>
+      </w:r>
+      <w:r>
+        <w:rPr>
+          <w:rFonts w:ascii="Arial Narrow" w:eastAsia="Arial Narrow" w:hAnsi="Arial Narrow" w:cs="Arial Narrow"/>
+          <w:sz w:val="16"/>
+          <w:szCs w:val="16"/>
+        </w:rPr>
+      </w:r>
+      <w:r>
+        <w:rPr>
+          <w:rFonts w:ascii="Arial Narrow" w:eastAsia="Arial Narrow" w:hAnsi="Arial Narrow" w:cs="Arial Narrow"/>
+          <w:b/>
+          <w:bCs/>
+          <w:sz w:val="16"/>
+          <w:szCs w:val="16"/>
+        </w:rPr>
         <w:tab/>
-        <w:t xml:space="preserve"/>
-      </w:r>
-      <w:r>
-        <w:rPr>
-          <w:rFonts w:ascii="Arial Narrow" w:eastAsia="Arial Narrow" w:hAnsi="Arial Narrow" w:cs="Arial Narrow"/>
-          <w:sz w:val="16"/>
-          <w:szCs w:val="16"/>
-        </w:rPr>
-        <w:tab/>
-      </w:r>
-      <w:r>
-        <w:rPr>
-          <w:rFonts w:ascii="Arial Narrow" w:eastAsia="Arial Narrow" w:hAnsi="Arial Narrow" w:cs="Arial Narrow"/>
-          <w:b/>
-          <w:bCs/>
-          <w:sz w:val="16"/>
-          <w:szCs w:val="16"/>
-        </w:rPr>
         <w:t xml:space="preserve">LEY </w:t>
       </w:r>
       <w:proofErr w:type="spellStart"/>
@@ -8991,24 +8983,23 @@
           <w:sz w:val="16"/>
           <w:szCs w:val="16"/>
         </w:rPr>
+        <w:t xml:space="preserve"/>
+      </w:r>
+      <w:r>
+        <w:rPr>
+          <w:rFonts w:ascii="Arial Narrow" w:eastAsia="Arial Narrow" w:hAnsi="Arial Narrow" w:cs="Arial Narrow"/>
+          <w:sz w:val="16"/>
+          <w:szCs w:val="16"/>
+        </w:rPr>
+      </w:r>
+      <w:r>
+        <w:rPr>
+          <w:rFonts w:ascii="Arial Narrow" w:eastAsia="Arial Narrow" w:hAnsi="Arial Narrow" w:cs="Arial Narrow"/>
+          <w:b/>
+          <w:sz w:val="16"/>
+          <w:szCs w:val="16"/>
+        </w:rPr>
         <w:tab/>
-        <w:t xml:space="preserve"/>
-      </w:r>
-      <w:r>
-        <w:rPr>
-          <w:rFonts w:ascii="Arial Narrow" w:eastAsia="Arial Narrow" w:hAnsi="Arial Narrow" w:cs="Arial Narrow"/>
-          <w:sz w:val="16"/>
-          <w:szCs w:val="16"/>
-        </w:rPr>
-        <w:tab/>
-      </w:r>
-      <w:r>
-        <w:rPr>
-          <w:rFonts w:ascii="Arial Narrow" w:eastAsia="Arial Narrow" w:hAnsi="Arial Narrow" w:cs="Arial Narrow"/>
-          <w:b/>
-          <w:sz w:val="16"/>
-          <w:szCs w:val="16"/>
-        </w:rPr>
         <w:t>LEY 29571, CÓDIGO DE PROTECCIÓN Y DEFENSA DEL CONSUMIDOR</w:t>
       </w:r>
       <w:r>
@@ -9243,7 +9234,6 @@
           <w:sz w:val="16"/>
           <w:szCs w:val="16"/>
         </w:rPr>
-        <w:tab/>
         <w:t xml:space="preserve"/>
       </w:r>
       <w:r>
@@ -9410,24 +9400,23 @@
           <w:sz w:val="16"/>
           <w:szCs w:val="16"/>
         </w:rPr>
+        <w:t xml:space="preserve"/>
+      </w:r>
+      <w:r>
+        <w:rPr>
+          <w:rFonts w:ascii="Arial Narrow" w:eastAsia="Arial Narrow" w:hAnsi="Arial Narrow" w:cs="Arial Narrow"/>
+          <w:sz w:val="16"/>
+          <w:szCs w:val="16"/>
+        </w:rPr>
+      </w:r>
+      <w:r>
+        <w:rPr>
+          <w:rFonts w:ascii="Arial Narrow" w:eastAsia="Arial Narrow" w:hAnsi="Arial Narrow" w:cs="Arial Narrow"/>
+          <w:b/>
+          <w:sz w:val="16"/>
+          <w:szCs w:val="16"/>
+        </w:rPr>
         <w:tab/>
-        <w:t xml:space="preserve"/>
-      </w:r>
-      <w:r>
-        <w:rPr>
-          <w:rFonts w:ascii="Arial Narrow" w:eastAsia="Arial Narrow" w:hAnsi="Arial Narrow" w:cs="Arial Narrow"/>
-          <w:sz w:val="16"/>
-          <w:szCs w:val="16"/>
-        </w:rPr>
-        <w:tab/>
-      </w:r>
-      <w:r>
-        <w:rPr>
-          <w:rFonts w:ascii="Arial Narrow" w:eastAsia="Arial Narrow" w:hAnsi="Arial Narrow" w:cs="Arial Narrow"/>
-          <w:b/>
-          <w:sz w:val="16"/>
-          <w:szCs w:val="16"/>
-        </w:rPr>
         <w:t xml:space="preserve">TEXTO ÚNICO ORDENADO DE LA LEY DEL PROCEDIMIENTO ADMINISTRATIVO GENERAL, aprobado mediante DECRETO SUPREMO </w:t>
       </w:r>
       <w:proofErr w:type="spellStart"/>
@@ -9454,7 +9443,7 @@
     <w:p>
       <w:pPr>
         <w:pStyle w:val="Textonotapie"/>
-        <w:ind w:left="1134" w:hanging="567"/>
+        <w:ind w:left="1134"/>
         <w:jc w:val="both"/>
         <w:rPr>
           <w:rFonts w:ascii="Arial Narrow" w:eastAsia="Arial Narrow" w:hAnsi="Arial Narrow" w:cs="Arial Narrow"/>
@@ -9478,7 +9467,7 @@
     <w:p>
       <w:pPr>
         <w:pStyle w:val="Textonotapie"/>
-        <w:ind w:left="1134" w:hanging="567"/>
+        <w:ind w:left="1134" w:hanging="1134"/>
         <w:jc w:val="both"/>
         <w:rPr>
           <w:rFonts w:ascii="Arial Narrow" w:eastAsia="Arial Narrow" w:hAnsi="Arial Narrow" w:cs="Arial Narrow"/>

--- a/plantillas_maestras/10_seguro_sepelio/clausula_abusiva/2_o_mas_ddos_varios/varon/TPL_1989_2025_SEGURO_SEPELIO_CLAUSULA_ABUSIVA_ASEGURADORA_VARON_R2.docx
+++ b/plantillas_maestras/10_seguro_sepelio/clausula_abusiva/2_o_mas_ddos_varios/varon/TPL_1989_2025_SEGURO_SEPELIO_CLAUSULA_ABUSIVA_ASEGURADORA_VARON_R2.docx
@@ -4408,7 +4408,7 @@
           <w:sz w:val="22"/>
           <w:szCs w:val="22"/>
         </w:rPr>
-        <w:t xml:space="preserve">correr traslado de la presente resolución a Mapfre Perú Compañía de Seguros y Reaseguros S.A. para que, de conformidad con lo dispuesto por el artículo 26 de la Ley sobre Facultades, Normas y Organización del Indecopi, aprobada por Decreto Legislativo 807</w:t>
+        <w:t xml:space="preserve">correr traslado de la denuncia del 19 de agosto de 2025, subsanada mediante escrito del 12 de setiembre de 2025 a Mapfre Perú Compañía de Seguros y Reaseguros S.A. para que, de conformidad con lo dispuesto por el artículo 26 de la Ley sobre Facultades, Normas y Organización del Indecopi, aprobada por Decreto Legislativo 807</w:t>
       </w:r>
       <w:r>
         <w:rPr>
